--- a/Editable Word files/Week 07-Collaboration Diagrams.docx
+++ b/Editable Word files/Week 07-Collaboration Diagrams.docx
@@ -1,6 +1,6 @@
 
 <file path=word/document.xml><?xml version="1.0" encoding="utf-8"?>
-<w:document xmlns:mc="http://schemas.openxmlformats.org/markup-compatibility/2006" xmlns:ve="http://schemas.openxmlformats.org/markup-compatibility/2006" xmlns:o="urn:schemas-microsoft-com:office:office" xmlns:r="http://schemas.openxmlformats.org/officeDocument/2006/relationships" xmlns:m="http://schemas.openxmlformats.org/officeDocument/2006/math" xmlns:v="urn:schemas-microsoft-com:vml" xmlns:wp="http://schemas.openxmlformats.org/drawingml/2006/wordprocessingDrawing" xmlns:w10="urn:schemas-microsoft-com:office:word" xmlns:w="http://schemas.openxmlformats.org/wordprocessingml/2006/main" xmlns:wne="http://schemas.microsoft.com/office/word/2006/wordml" xmlns:a="http://schemas.openxmlformats.org/drawingml/2006/main" xmlns:pic="http://schemas.openxmlformats.org/drawingml/2006/picture" xmlns:wpg="http://schemas.microsoft.com/office/word/2010/wordprocessingGroup" xmlns:wps="http://schemas.microsoft.com/office/word/2010/wordprocessingShape" xmlns:w14="http://schemas.microsoft.com/office/word/2010/wordml" mc:Ignorable="w14" xml:space="preserve">
+<w:document xmlns:wpc="http://schemas.microsoft.com/office/word/2010/wordprocessingCanvas" xmlns:cx="http://schemas.microsoft.com/office/drawing/2014/chartex" xmlns:cx1="http://schemas.microsoft.com/office/drawing/2015/9/8/chartex" xmlns:cx2="http://schemas.microsoft.com/office/drawing/2015/10/21/chartex" xmlns:cx3="http://schemas.microsoft.com/office/drawing/2016/5/9/chartex" xmlns:cx4="http://schemas.microsoft.com/office/drawing/2016/5/10/chartex" xmlns:cx5="http://schemas.microsoft.com/office/drawing/2016/5/11/chartex" xmlns:cx6="http://schemas.microsoft.com/office/drawing/2016/5/12/chartex" xmlns:cx7="http://schemas.microsoft.com/office/drawing/2016/5/13/chartex" xmlns:cx8="http://schemas.microsoft.com/office/drawing/2016/5/14/chartex" xmlns:mc="http://schemas.openxmlformats.org/markup-compatibility/2006" xmlns:aink="http://schemas.microsoft.com/office/drawing/2016/ink" xmlns:am3d="http://schemas.microsoft.com/office/drawing/2017/model3d" xmlns:o="urn:schemas-microsoft-com:office:office" xmlns:r="http://schemas.openxmlformats.org/officeDocument/2006/relationships" xmlns:m="http://schemas.openxmlformats.org/officeDocument/2006/math" xmlns:v="urn:schemas-microsoft-com:vml" xmlns:wp14="http://schemas.microsoft.com/office/word/2010/wordprocessingDrawing" xmlns:wp="http://schemas.openxmlformats.org/drawingml/2006/wordprocessingDrawing" xmlns:w10="urn:schemas-microsoft-com:office:word" xmlns:w="http://schemas.openxmlformats.org/wordprocessingml/2006/main" xmlns:w14="http://schemas.microsoft.com/office/word/2010/wordml" xmlns:w15="http://schemas.microsoft.com/office/word/2012/wordml" xmlns:w16cid="http://schemas.microsoft.com/office/word/2016/wordml/cid" xmlns:w16se="http://schemas.microsoft.com/office/word/2015/wordml/symex" xmlns:wpg="http://schemas.microsoft.com/office/word/2010/wordprocessingGroup" xmlns:wpi="http://schemas.microsoft.com/office/word/2010/wordprocessingInk" xmlns:wne="http://schemas.microsoft.com/office/word/2006/wordml" xmlns:wps="http://schemas.microsoft.com/office/word/2010/wordprocessingShape" mc:Ignorable="w14 w15 w16se w16cid wp14">
   <w:body>
     <w:p>
       <w:pPr>
@@ -15,21 +15,18 @@
       <w:r>
         <w:rPr>
           <w:spacing w:val="-2"/>
-          <w:u w:val="single"/>
         </w:rPr>
         <w:t>Collaboration</w:t>
       </w:r>
       <w:r>
         <w:rPr>
           <w:spacing w:val="-14"/>
-          <w:u w:val="single"/>
-        </w:rPr>
-        <w:t> </w:t>
+        </w:rPr>
+        <w:t xml:space="preserve"> </w:t>
       </w:r>
       <w:r>
         <w:rPr>
           <w:spacing w:val="-2"/>
-          <w:u w:val="single"/>
         </w:rPr>
         <w:t>Diagrams</w:t>
       </w:r>
@@ -56,8 +53,7 @@
     <w:p>
       <w:pPr>
         <w:spacing w:before="1"/>
-        <w:ind w:left="1416" w:right="0" w:firstLine="0"/>
-        <w:jc w:val="left"/>
+        <w:ind w:left="1416"/>
         <w:rPr>
           <w:rFonts w:ascii="Arial MT"/>
           <w:sz w:val="30"/>
@@ -78,7 +74,7 @@
           <w:sz w:val="30"/>
           <w:u w:val="single"/>
         </w:rPr>
-        <w:t> </w:t>
+        <w:t xml:space="preserve"> </w:t>
       </w:r>
       <w:r>
         <w:rPr>
@@ -95,7 +91,7 @@
           <w:sz w:val="30"/>
           <w:u w:val="single"/>
         </w:rPr>
-        <w:t> </w:t>
+        <w:t xml:space="preserve"> </w:t>
       </w:r>
       <w:r>
         <w:rPr>
@@ -112,7 +108,7 @@
           <w:sz w:val="30"/>
           <w:u w:val="single"/>
         </w:rPr>
-        <w:t> </w:t>
+        <w:t xml:space="preserve"> </w:t>
       </w:r>
       <w:r>
         <w:rPr>
@@ -129,7 +125,7 @@
           <w:sz w:val="30"/>
           <w:u w:val="single"/>
         </w:rPr>
-        <w:t> </w:t>
+        <w:t xml:space="preserve"> </w:t>
       </w:r>
       <w:r>
         <w:rPr>
@@ -145,7 +141,7 @@
           <w:spacing w:val="54"/>
           <w:sz w:val="30"/>
         </w:rPr>
-        <w:t> </w:t>
+        <w:t xml:space="preserve"> </w:t>
       </w:r>
       <w:r>
         <w:rPr>
@@ -160,8 +156,10 @@
           <w:spacing w:val="-18"/>
           <w:sz w:val="30"/>
         </w:rPr>
-        <w:t> </w:t>
-      </w:r>
+        <w:t xml:space="preserve"> </w:t>
+      </w:r>
+      <w:proofErr w:type="spellStart"/>
+      <w:proofErr w:type="gramStart"/>
       <w:r>
         <w:rPr>
           <w:rFonts w:ascii="Arial MT"/>
@@ -169,21 +167,33 @@
         </w:rPr>
         <w:t>by:Anisa</w:t>
       </w:r>
+      <w:proofErr w:type="spellEnd"/>
+      <w:proofErr w:type="gramEnd"/>
       <w:r>
         <w:rPr>
           <w:rFonts w:ascii="Arial MT"/>
           <w:spacing w:val="-15"/>
           <w:sz w:val="30"/>
         </w:rPr>
-        <w:t> </w:t>
-      </w:r>
+        <w:t xml:space="preserve"> </w:t>
+      </w:r>
+      <w:proofErr w:type="spellStart"/>
       <w:r>
         <w:rPr>
           <w:rFonts w:ascii="Arial MT"/>
           <w:spacing w:val="-2"/>
           <w:sz w:val="30"/>
         </w:rPr>
-        <w:t>Domi)</w:t>
+        <w:t>Domi</w:t>
+      </w:r>
+      <w:proofErr w:type="spellEnd"/>
+      <w:r>
+        <w:rPr>
+          <w:rFonts w:ascii="Arial MT"/>
+          <w:spacing w:val="-2"/>
+          <w:sz w:val="30"/>
+        </w:rPr>
+        <w:t>)</w:t>
       </w:r>
     </w:p>
     <w:p>
@@ -201,10 +211,11 @@
         <w:rPr>
           <w:rFonts w:ascii="Arial MT"/>
           <w:b w:val="0"/>
+          <w:noProof/>
           <w:sz w:val="20"/>
         </w:rPr>
         <w:drawing>
-          <wp:anchor distT="0" distB="0" distL="0" distR="0" allowOverlap="1" layoutInCell="1" locked="0" behindDoc="1" simplePos="0" relativeHeight="487587840">
+          <wp:anchor distT="0" distB="0" distL="0" distR="0" simplePos="0" relativeHeight="251646976" behindDoc="1" locked="0" layoutInCell="1" allowOverlap="1" wp14:anchorId="65B9041F" wp14:editId="72092CBA">
             <wp:simplePos x="0" y="0"/>
             <wp:positionH relativeFrom="page">
               <wp:posOffset>408386</wp:posOffset>
@@ -217,17 +228,17 @@
             <wp:wrapTopAndBottom/>
             <wp:docPr id="1" name="Image 1"/>
             <wp:cNvGraphicFramePr>
-              <a:graphicFrameLocks/>
+              <a:graphicFrameLocks xmlns:a="http://schemas.openxmlformats.org/drawingml/2006/main"/>
             </wp:cNvGraphicFramePr>
-            <a:graphic>
+            <a:graphic xmlns:a="http://schemas.openxmlformats.org/drawingml/2006/main">
               <a:graphicData uri="http://schemas.openxmlformats.org/drawingml/2006/picture">
-                <pic:pic>
+                <pic:pic xmlns:pic="http://schemas.openxmlformats.org/drawingml/2006/picture">
                   <pic:nvPicPr>
                     <pic:cNvPr id="1" name="Image 1"/>
                     <pic:cNvPicPr/>
                   </pic:nvPicPr>
                   <pic:blipFill>
-                    <a:blip r:embed="rId5" cstate="print"/>
+                    <a:blip r:embed="rId4" cstate="print"/>
                     <a:stretch>
                       <a:fillRect/>
                     </a:stretch>
@@ -274,8 +285,7 @@
     <w:p>
       <w:pPr>
         <w:spacing w:before="1"/>
-        <w:ind w:left="1416" w:right="0" w:firstLine="0"/>
-        <w:jc w:val="left"/>
+        <w:ind w:left="1416"/>
         <w:rPr>
           <w:rFonts w:ascii="Arial MT"/>
           <w:sz w:val="30"/>
@@ -296,7 +306,7 @@
           <w:sz w:val="30"/>
           <w:u w:val="single"/>
         </w:rPr>
-        <w:t> </w:t>
+        <w:t xml:space="preserve"> </w:t>
       </w:r>
       <w:r>
         <w:rPr>
@@ -313,7 +323,7 @@
           <w:sz w:val="30"/>
           <w:u w:val="single"/>
         </w:rPr>
-        <w:t> </w:t>
+        <w:t xml:space="preserve"> </w:t>
       </w:r>
       <w:r>
         <w:rPr>
@@ -330,7 +340,7 @@
           <w:sz w:val="30"/>
           <w:u w:val="single"/>
         </w:rPr>
-        <w:t> </w:t>
+        <w:t xml:space="preserve"> </w:t>
       </w:r>
       <w:r>
         <w:rPr>
@@ -346,7 +356,7 @@
           <w:spacing w:val="52"/>
           <w:sz w:val="30"/>
         </w:rPr>
-        <w:t> </w:t>
+        <w:t xml:space="preserve"> </w:t>
       </w:r>
       <w:r>
         <w:rPr>
@@ -361,8 +371,10 @@
           <w:spacing w:val="-18"/>
           <w:sz w:val="30"/>
         </w:rPr>
-        <w:t> </w:t>
-      </w:r>
+        <w:t xml:space="preserve"> </w:t>
+      </w:r>
+      <w:proofErr w:type="spellStart"/>
+      <w:proofErr w:type="gramStart"/>
       <w:r>
         <w:rPr>
           <w:rFonts w:ascii="Arial MT"/>
@@ -370,21 +382,33 @@
         </w:rPr>
         <w:t>by:Anisa</w:t>
       </w:r>
+      <w:proofErr w:type="spellEnd"/>
+      <w:proofErr w:type="gramEnd"/>
       <w:r>
         <w:rPr>
           <w:rFonts w:ascii="Arial MT"/>
           <w:spacing w:val="-14"/>
           <w:sz w:val="30"/>
         </w:rPr>
-        <w:t> </w:t>
-      </w:r>
+        <w:t xml:space="preserve"> </w:t>
+      </w:r>
+      <w:proofErr w:type="spellStart"/>
       <w:r>
         <w:rPr>
           <w:rFonts w:ascii="Arial MT"/>
           <w:spacing w:val="-2"/>
           <w:sz w:val="30"/>
         </w:rPr>
-        <w:t>Domi)</w:t>
+        <w:t>Domi</w:t>
+      </w:r>
+      <w:proofErr w:type="spellEnd"/>
+      <w:r>
+        <w:rPr>
+          <w:rFonts w:ascii="Arial MT"/>
+          <w:spacing w:val="-2"/>
+          <w:sz w:val="30"/>
+        </w:rPr>
+        <w:t>)</w:t>
       </w:r>
     </w:p>
     <w:p>
@@ -424,10 +448,11 @@
         <w:rPr>
           <w:rFonts w:ascii="Arial MT"/>
           <w:b w:val="0"/>
+          <w:noProof/>
           <w:sz w:val="20"/>
         </w:rPr>
         <w:drawing>
-          <wp:anchor distT="0" distB="0" distL="0" distR="0" allowOverlap="1" layoutInCell="1" locked="0" behindDoc="1" simplePos="0" relativeHeight="487588352">
+          <wp:anchor distT="0" distB="0" distL="0" distR="0" simplePos="0" relativeHeight="251648000" behindDoc="1" locked="0" layoutInCell="1" allowOverlap="1" wp14:anchorId="65B90421" wp14:editId="6505D22E">
             <wp:simplePos x="0" y="0"/>
             <wp:positionH relativeFrom="page">
               <wp:posOffset>346076</wp:posOffset>
@@ -440,17 +465,17 @@
             <wp:wrapTopAndBottom/>
             <wp:docPr id="2" name="Image 2"/>
             <wp:cNvGraphicFramePr>
-              <a:graphicFrameLocks/>
+              <a:graphicFrameLocks xmlns:a="http://schemas.openxmlformats.org/drawingml/2006/main"/>
             </wp:cNvGraphicFramePr>
-            <a:graphic>
+            <a:graphic xmlns:a="http://schemas.openxmlformats.org/drawingml/2006/main">
               <a:graphicData uri="http://schemas.openxmlformats.org/drawingml/2006/picture">
-                <pic:pic>
+                <pic:pic xmlns:pic="http://schemas.openxmlformats.org/drawingml/2006/picture">
                   <pic:nvPicPr>
                     <pic:cNvPr id="2" name="Image 2"/>
                     <pic:cNvPicPr/>
                   </pic:nvPicPr>
                   <pic:blipFill>
-                    <a:blip r:embed="rId6" cstate="print"/>
+                    <a:blip r:embed="rId5" cstate="print"/>
                     <a:stretch>
                       <a:fillRect/>
                     </a:stretch>
@@ -496,9 +521,7 @@
     </w:p>
     <w:p>
       <w:pPr>
-        <w:spacing w:before="0"/>
-        <w:ind w:left="1416" w:right="0" w:firstLine="0"/>
-        <w:jc w:val="left"/>
+        <w:ind w:left="1416"/>
         <w:rPr>
           <w:rFonts w:ascii="Arial MT"/>
           <w:sz w:val="30"/>
@@ -519,7 +542,7 @@
           <w:sz w:val="30"/>
           <w:u w:val="single"/>
         </w:rPr>
-        <w:t> </w:t>
+        <w:t xml:space="preserve"> </w:t>
       </w:r>
       <w:r>
         <w:rPr>
@@ -536,7 +559,7 @@
           <w:sz w:val="30"/>
           <w:u w:val="single"/>
         </w:rPr>
-        <w:t> </w:t>
+        <w:t xml:space="preserve"> </w:t>
       </w:r>
       <w:r>
         <w:rPr>
@@ -553,7 +576,7 @@
           <w:sz w:val="30"/>
           <w:u w:val="single"/>
         </w:rPr>
-        <w:t> </w:t>
+        <w:t xml:space="preserve"> </w:t>
       </w:r>
       <w:r>
         <w:rPr>
@@ -569,7 +592,7 @@
           <w:spacing w:val="51"/>
           <w:sz w:val="30"/>
         </w:rPr>
-        <w:t> </w:t>
+        <w:t xml:space="preserve"> </w:t>
       </w:r>
       <w:r>
         <w:rPr>
@@ -584,8 +607,10 @@
           <w:spacing w:val="-19"/>
           <w:sz w:val="30"/>
         </w:rPr>
-        <w:t> </w:t>
-      </w:r>
+        <w:t xml:space="preserve"> </w:t>
+      </w:r>
+      <w:proofErr w:type="spellStart"/>
+      <w:proofErr w:type="gramStart"/>
       <w:r>
         <w:rPr>
           <w:rFonts w:ascii="Arial MT"/>
@@ -593,21 +618,33 @@
         </w:rPr>
         <w:t>by:Anisa</w:t>
       </w:r>
+      <w:proofErr w:type="spellEnd"/>
+      <w:proofErr w:type="gramEnd"/>
       <w:r>
         <w:rPr>
           <w:rFonts w:ascii="Arial MT"/>
           <w:spacing w:val="-15"/>
           <w:sz w:val="30"/>
         </w:rPr>
-        <w:t> </w:t>
-      </w:r>
+        <w:t xml:space="preserve"> </w:t>
+      </w:r>
+      <w:proofErr w:type="spellStart"/>
       <w:r>
         <w:rPr>
           <w:rFonts w:ascii="Arial MT"/>
           <w:spacing w:val="-2"/>
           <w:sz w:val="30"/>
         </w:rPr>
-        <w:t>Domi)</w:t>
+        <w:t>Domi</w:t>
+      </w:r>
+      <w:proofErr w:type="spellEnd"/>
+      <w:r>
+        <w:rPr>
+          <w:rFonts w:ascii="Arial MT"/>
+          <w:spacing w:val="-2"/>
+          <w:sz w:val="30"/>
+        </w:rPr>
+        <w:t>)</w:t>
       </w:r>
     </w:p>
     <w:p>
@@ -647,10 +684,11 @@
         <w:rPr>
           <w:rFonts w:ascii="Arial MT"/>
           <w:b w:val="0"/>
+          <w:noProof/>
           <w:sz w:val="20"/>
         </w:rPr>
         <w:drawing>
-          <wp:anchor distT="0" distB="0" distL="0" distR="0" allowOverlap="1" layoutInCell="1" locked="0" behindDoc="1" simplePos="0" relativeHeight="487588864">
+          <wp:anchor distT="0" distB="0" distL="0" distR="0" simplePos="0" relativeHeight="251649024" behindDoc="1" locked="0" layoutInCell="1" allowOverlap="1" wp14:anchorId="65B90423" wp14:editId="2B5D1D3B">
             <wp:simplePos x="0" y="0"/>
             <wp:positionH relativeFrom="page">
               <wp:posOffset>286244</wp:posOffset>
@@ -663,17 +701,17 @@
             <wp:wrapTopAndBottom/>
             <wp:docPr id="3" name="Image 3"/>
             <wp:cNvGraphicFramePr>
-              <a:graphicFrameLocks/>
+              <a:graphicFrameLocks xmlns:a="http://schemas.openxmlformats.org/drawingml/2006/main"/>
             </wp:cNvGraphicFramePr>
-            <a:graphic>
+            <a:graphic xmlns:a="http://schemas.openxmlformats.org/drawingml/2006/main">
               <a:graphicData uri="http://schemas.openxmlformats.org/drawingml/2006/picture">
-                <pic:pic>
+                <pic:pic xmlns:pic="http://schemas.openxmlformats.org/drawingml/2006/picture">
                   <pic:nvPicPr>
                     <pic:cNvPr id="3" name="Image 3"/>
                     <pic:cNvPicPr/>
                   </pic:nvPicPr>
                   <pic:blipFill>
-                    <a:blip r:embed="rId7" cstate="print"/>
+                    <a:blip r:embed="rId6" cstate="print"/>
                     <a:stretch>
                       <a:fillRect/>
                     </a:stretch>
@@ -697,7 +735,6 @@
     <w:p>
       <w:pPr>
         <w:pStyle w:val="BodyText"/>
-        <w:spacing w:after="0"/>
         <w:rPr>
           <w:rFonts w:ascii="Arial MT"/>
           <w:b w:val="0"/>
@@ -706,26 +743,27 @@
         <w:sectPr>
           <w:type w:val="continuous"/>
           <w:pgSz w:w="11920" w:h="16840"/>
-          <w:pgMar w:top="1360" w:bottom="280" w:left="0" w:right="0"/>
+          <w:pgMar w:top="1360" w:right="0" w:bottom="280" w:left="0" w:header="720" w:footer="720" w:gutter="0"/>
+          <w:cols w:space="720"/>
         </w:sectPr>
       </w:pPr>
     </w:p>
     <w:p>
       <w:pPr>
         <w:spacing w:before="64"/>
-        <w:ind w:left="1416" w:right="0" w:firstLine="0"/>
-        <w:jc w:val="left"/>
-        <w:rPr>
-          <w:rFonts w:ascii="Arial MT"/>
-          <w:sz w:val="30"/>
-        </w:rPr>
-      </w:pPr>
-      <w:r>
-        <w:rPr>
-          <w:b/>
-          <w:sz w:val="30"/>
-          <w:u w:val="single"/>
-        </w:rPr>
+        <w:ind w:left="1416"/>
+        <w:rPr>
+          <w:rFonts w:ascii="Arial MT"/>
+          <w:sz w:val="30"/>
+        </w:rPr>
+      </w:pPr>
+      <w:r>
+        <w:rPr>
+          <w:b/>
+          <w:sz w:val="30"/>
+          <w:u w:val="single"/>
+        </w:rPr>
+        <w:lastRenderedPageBreak/>
         <w:t>FR04</w:t>
       </w:r>
       <w:r>
@@ -735,7 +773,7 @@
           <w:sz w:val="30"/>
           <w:u w:val="single"/>
         </w:rPr>
-        <w:t> </w:t>
+        <w:t xml:space="preserve"> </w:t>
       </w:r>
       <w:r>
         <w:rPr>
@@ -752,7 +790,7 @@
           <w:sz w:val="30"/>
           <w:u w:val="single"/>
         </w:rPr>
-        <w:t> </w:t>
+        <w:t xml:space="preserve"> </w:t>
       </w:r>
       <w:r>
         <w:rPr>
@@ -769,7 +807,7 @@
           <w:sz w:val="30"/>
           <w:u w:val="single"/>
         </w:rPr>
-        <w:t> </w:t>
+        <w:t xml:space="preserve"> </w:t>
       </w:r>
       <w:r>
         <w:rPr>
@@ -786,7 +824,7 @@
           <w:sz w:val="30"/>
           <w:u w:val="single"/>
         </w:rPr>
-        <w:t> </w:t>
+        <w:t xml:space="preserve"> </w:t>
       </w:r>
       <w:r>
         <w:rPr>
@@ -803,7 +841,7 @@
           <w:sz w:val="30"/>
           <w:u w:val="single"/>
         </w:rPr>
-        <w:t> </w:t>
+        <w:t xml:space="preserve"> </w:t>
       </w:r>
       <w:r>
         <w:rPr>
@@ -820,7 +858,7 @@
           <w:sz w:val="30"/>
           <w:u w:val="single"/>
         </w:rPr>
-        <w:t> </w:t>
+        <w:t xml:space="preserve"> </w:t>
       </w:r>
       <w:r>
         <w:rPr>
@@ -837,7 +875,7 @@
           <w:sz w:val="30"/>
           <w:u w:val="single"/>
         </w:rPr>
-        <w:t> </w:t>
+        <w:t xml:space="preserve"> </w:t>
       </w:r>
       <w:r>
         <w:rPr>
@@ -853,7 +891,7 @@
           <w:spacing w:val="56"/>
           <w:sz w:val="30"/>
         </w:rPr>
-        <w:t> </w:t>
+        <w:t xml:space="preserve"> </w:t>
       </w:r>
       <w:r>
         <w:rPr>
@@ -868,8 +906,10 @@
           <w:spacing w:val="-16"/>
           <w:sz w:val="30"/>
         </w:rPr>
-        <w:t> </w:t>
-      </w:r>
+        <w:t xml:space="preserve"> </w:t>
+      </w:r>
+      <w:proofErr w:type="spellStart"/>
+      <w:proofErr w:type="gramStart"/>
       <w:r>
         <w:rPr>
           <w:rFonts w:ascii="Arial MT"/>
@@ -877,21 +917,33 @@
         </w:rPr>
         <w:t>by:Anisa</w:t>
       </w:r>
+      <w:proofErr w:type="spellEnd"/>
+      <w:proofErr w:type="gramEnd"/>
       <w:r>
         <w:rPr>
           <w:rFonts w:ascii="Arial MT"/>
           <w:spacing w:val="-12"/>
           <w:sz w:val="30"/>
         </w:rPr>
-        <w:t> </w:t>
-      </w:r>
+        <w:t xml:space="preserve"> </w:t>
+      </w:r>
+      <w:proofErr w:type="spellStart"/>
       <w:r>
         <w:rPr>
           <w:rFonts w:ascii="Arial MT"/>
           <w:spacing w:val="-2"/>
           <w:sz w:val="30"/>
         </w:rPr>
-        <w:t>Domi)</w:t>
+        <w:t>Domi</w:t>
+      </w:r>
+      <w:proofErr w:type="spellEnd"/>
+      <w:r>
+        <w:rPr>
+          <w:rFonts w:ascii="Arial MT"/>
+          <w:spacing w:val="-2"/>
+          <w:sz w:val="30"/>
+        </w:rPr>
+        <w:t>)</w:t>
       </w:r>
     </w:p>
     <w:p>
@@ -909,10 +961,11 @@
         <w:rPr>
           <w:rFonts w:ascii="Arial MT"/>
           <w:b w:val="0"/>
+          <w:noProof/>
           <w:sz w:val="20"/>
         </w:rPr>
         <w:drawing>
-          <wp:anchor distT="0" distB="0" distL="0" distR="0" allowOverlap="1" layoutInCell="1" locked="0" behindDoc="1" simplePos="0" relativeHeight="487589376">
+          <wp:anchor distT="0" distB="0" distL="0" distR="0" simplePos="0" relativeHeight="251650048" behindDoc="1" locked="0" layoutInCell="1" allowOverlap="1" wp14:anchorId="65B90425" wp14:editId="2E373734">
             <wp:simplePos x="0" y="0"/>
             <wp:positionH relativeFrom="page">
               <wp:posOffset>563402</wp:posOffset>
@@ -925,17 +978,17 @@
             <wp:wrapTopAndBottom/>
             <wp:docPr id="4" name="Image 4"/>
             <wp:cNvGraphicFramePr>
-              <a:graphicFrameLocks/>
+              <a:graphicFrameLocks xmlns:a="http://schemas.openxmlformats.org/drawingml/2006/main"/>
             </wp:cNvGraphicFramePr>
-            <a:graphic>
+            <a:graphic xmlns:a="http://schemas.openxmlformats.org/drawingml/2006/main">
               <a:graphicData uri="http://schemas.openxmlformats.org/drawingml/2006/picture">
-                <pic:pic>
+                <pic:pic xmlns:pic="http://schemas.openxmlformats.org/drawingml/2006/picture">
                   <pic:nvPicPr>
                     <pic:cNvPr id="4" name="Image 4"/>
                     <pic:cNvPicPr/>
                   </pic:nvPicPr>
                   <pic:blipFill>
-                    <a:blip r:embed="rId8" cstate="print"/>
+                    <a:blip r:embed="rId7" cstate="print"/>
                     <a:stretch>
                       <a:fillRect/>
                     </a:stretch>
@@ -981,9 +1034,7 @@
     </w:p>
     <w:p>
       <w:pPr>
-        <w:spacing w:before="0"/>
-        <w:ind w:left="57" w:right="0" w:firstLine="0"/>
-        <w:jc w:val="left"/>
+        <w:ind w:left="57"/>
         <w:rPr>
           <w:rFonts w:ascii="Arial MT"/>
           <w:sz w:val="30"/>
@@ -1004,7 +1055,7 @@
           <w:sz w:val="30"/>
           <w:u w:val="single"/>
         </w:rPr>
-        <w:t> </w:t>
+        <w:t xml:space="preserve"> </w:t>
       </w:r>
       <w:r>
         <w:rPr>
@@ -1021,7 +1072,7 @@
           <w:sz w:val="30"/>
           <w:u w:val="single"/>
         </w:rPr>
-        <w:t> </w:t>
+        <w:t xml:space="preserve"> </w:t>
       </w:r>
       <w:r>
         <w:rPr>
@@ -1038,7 +1089,7 @@
           <w:sz w:val="30"/>
           <w:u w:val="single"/>
         </w:rPr>
-        <w:t> </w:t>
+        <w:t xml:space="preserve"> </w:t>
       </w:r>
       <w:r>
         <w:rPr>
@@ -1055,7 +1106,7 @@
           <w:sz w:val="30"/>
           <w:u w:val="single"/>
         </w:rPr>
-        <w:t> </w:t>
+        <w:t xml:space="preserve"> </w:t>
       </w:r>
       <w:r>
         <w:rPr>
@@ -1072,7 +1123,7 @@
           <w:sz w:val="30"/>
           <w:u w:val="single"/>
         </w:rPr>
-        <w:t> </w:t>
+        <w:t xml:space="preserve"> </w:t>
       </w:r>
       <w:r>
         <w:rPr>
@@ -1089,7 +1140,7 @@
           <w:sz w:val="30"/>
           <w:u w:val="single"/>
         </w:rPr>
-        <w:t> </w:t>
+        <w:t xml:space="preserve"> </w:t>
       </w:r>
       <w:r>
         <w:rPr>
@@ -1106,7 +1157,7 @@
           <w:sz w:val="30"/>
           <w:u w:val="single"/>
         </w:rPr>
-        <w:t> </w:t>
+        <w:t xml:space="preserve"> </w:t>
       </w:r>
       <w:r>
         <w:rPr>
@@ -1123,7 +1174,7 @@
           <w:sz w:val="30"/>
           <w:u w:val="single"/>
         </w:rPr>
-        <w:t> </w:t>
+        <w:t xml:space="preserve"> </w:t>
       </w:r>
       <w:r>
         <w:rPr>
@@ -1140,7 +1191,7 @@
           <w:sz w:val="30"/>
           <w:u w:val="single"/>
         </w:rPr>
-        <w:t> </w:t>
+        <w:t xml:space="preserve"> </w:t>
       </w:r>
       <w:r>
         <w:rPr>
@@ -1156,7 +1207,7 @@
           <w:spacing w:val="63"/>
           <w:sz w:val="30"/>
         </w:rPr>
-        <w:t> </w:t>
+        <w:t xml:space="preserve"> </w:t>
       </w:r>
       <w:r>
         <w:rPr>
@@ -1171,8 +1222,10 @@
           <w:spacing w:val="-11"/>
           <w:sz w:val="30"/>
         </w:rPr>
-        <w:t> </w:t>
-      </w:r>
+        <w:t xml:space="preserve"> </w:t>
+      </w:r>
+      <w:proofErr w:type="spellStart"/>
+      <w:proofErr w:type="gramStart"/>
       <w:r>
         <w:rPr>
           <w:rFonts w:ascii="Arial MT"/>
@@ -1180,21 +1233,33 @@
         </w:rPr>
         <w:t>by:Anisa</w:t>
       </w:r>
+      <w:proofErr w:type="spellEnd"/>
+      <w:proofErr w:type="gramEnd"/>
       <w:r>
         <w:rPr>
           <w:rFonts w:ascii="Arial MT"/>
           <w:spacing w:val="-14"/>
           <w:sz w:val="30"/>
         </w:rPr>
-        <w:t> </w:t>
-      </w:r>
+        <w:t xml:space="preserve"> </w:t>
+      </w:r>
+      <w:proofErr w:type="spellStart"/>
       <w:r>
         <w:rPr>
           <w:rFonts w:ascii="Arial MT"/>
           <w:spacing w:val="-2"/>
           <w:sz w:val="30"/>
         </w:rPr>
-        <w:t>Domi)</w:t>
+        <w:t>Domi</w:t>
+      </w:r>
+      <w:proofErr w:type="spellEnd"/>
+      <w:r>
+        <w:rPr>
+          <w:rFonts w:ascii="Arial MT"/>
+          <w:spacing w:val="-2"/>
+          <w:sz w:val="30"/>
+        </w:rPr>
+        <w:t>)</w:t>
       </w:r>
     </w:p>
     <w:p>
@@ -1223,10 +1288,11 @@
         <w:rPr>
           <w:rFonts w:ascii="Arial MT"/>
           <w:b w:val="0"/>
+          <w:noProof/>
           <w:sz w:val="20"/>
         </w:rPr>
         <w:drawing>
-          <wp:anchor distT="0" distB="0" distL="0" distR="0" allowOverlap="1" layoutInCell="1" locked="0" behindDoc="1" simplePos="0" relativeHeight="487589888">
+          <wp:anchor distT="0" distB="0" distL="0" distR="0" simplePos="0" relativeHeight="251651072" behindDoc="1" locked="0" layoutInCell="1" allowOverlap="1" wp14:anchorId="65B90427" wp14:editId="174D8668">
             <wp:simplePos x="0" y="0"/>
             <wp:positionH relativeFrom="page">
               <wp:posOffset>55829</wp:posOffset>
@@ -1239,17 +1305,17 @@
             <wp:wrapTopAndBottom/>
             <wp:docPr id="5" name="Image 5"/>
             <wp:cNvGraphicFramePr>
-              <a:graphicFrameLocks/>
+              <a:graphicFrameLocks xmlns:a="http://schemas.openxmlformats.org/drawingml/2006/main"/>
             </wp:cNvGraphicFramePr>
-            <a:graphic>
+            <a:graphic xmlns:a="http://schemas.openxmlformats.org/drawingml/2006/main">
               <a:graphicData uri="http://schemas.openxmlformats.org/drawingml/2006/picture">
-                <pic:pic>
+                <pic:pic xmlns:pic="http://schemas.openxmlformats.org/drawingml/2006/picture">
                   <pic:nvPicPr>
                     <pic:cNvPr id="5" name="Image 5"/>
                     <pic:cNvPicPr/>
                   </pic:nvPicPr>
                   <pic:blipFill>
-                    <a:blip r:embed="rId9" cstate="print"/>
+                    <a:blip r:embed="rId8" cstate="print"/>
                     <a:stretch>
                       <a:fillRect/>
                     </a:stretch>
@@ -1317,9 +1383,7 @@
     </w:p>
     <w:p>
       <w:pPr>
-        <w:spacing w:before="0"/>
-        <w:ind w:left="1416" w:right="0" w:firstLine="0"/>
-        <w:jc w:val="left"/>
+        <w:ind w:left="1416"/>
         <w:rPr>
           <w:rFonts w:ascii="Arial MT"/>
           <w:sz w:val="30"/>
@@ -1340,7 +1404,7 @@
           <w:sz w:val="30"/>
           <w:u w:val="single"/>
         </w:rPr>
-        <w:t> </w:t>
+        <w:t xml:space="preserve"> </w:t>
       </w:r>
       <w:r>
         <w:rPr>
@@ -1357,7 +1421,7 @@
           <w:sz w:val="30"/>
           <w:u w:val="single"/>
         </w:rPr>
-        <w:t> </w:t>
+        <w:t xml:space="preserve"> </w:t>
       </w:r>
       <w:r>
         <w:rPr>
@@ -1374,7 +1438,7 @@
           <w:sz w:val="30"/>
           <w:u w:val="single"/>
         </w:rPr>
-        <w:t> </w:t>
+        <w:t xml:space="preserve"> </w:t>
       </w:r>
       <w:r>
         <w:rPr>
@@ -1391,7 +1455,7 @@
           <w:sz w:val="30"/>
           <w:u w:val="single"/>
         </w:rPr>
-        <w:t> </w:t>
+        <w:t xml:space="preserve"> </w:t>
       </w:r>
       <w:r>
         <w:rPr>
@@ -1407,7 +1471,7 @@
           <w:spacing w:val="55"/>
           <w:sz w:val="30"/>
         </w:rPr>
-        <w:t> </w:t>
+        <w:t xml:space="preserve"> </w:t>
       </w:r>
       <w:r>
         <w:rPr>
@@ -1422,8 +1486,10 @@
           <w:spacing w:val="-13"/>
           <w:sz w:val="30"/>
         </w:rPr>
-        <w:t> </w:t>
-      </w:r>
+        <w:t xml:space="preserve"> </w:t>
+      </w:r>
+      <w:proofErr w:type="spellStart"/>
+      <w:proofErr w:type="gramStart"/>
       <w:r>
         <w:rPr>
           <w:rFonts w:ascii="Arial MT"/>
@@ -1431,21 +1497,33 @@
         </w:rPr>
         <w:t>by:Anisa</w:t>
       </w:r>
+      <w:proofErr w:type="spellEnd"/>
+      <w:proofErr w:type="gramEnd"/>
       <w:r>
         <w:rPr>
           <w:rFonts w:ascii="Arial MT"/>
           <w:spacing w:val="-16"/>
           <w:sz w:val="30"/>
         </w:rPr>
-        <w:t> </w:t>
-      </w:r>
+        <w:t xml:space="preserve"> </w:t>
+      </w:r>
+      <w:proofErr w:type="spellStart"/>
       <w:r>
         <w:rPr>
           <w:rFonts w:ascii="Arial MT"/>
           <w:spacing w:val="-2"/>
           <w:sz w:val="30"/>
         </w:rPr>
-        <w:t>Domi)</w:t>
+        <w:t>Domi</w:t>
+      </w:r>
+      <w:proofErr w:type="spellEnd"/>
+      <w:r>
+        <w:rPr>
+          <w:rFonts w:ascii="Arial MT"/>
+          <w:spacing w:val="-2"/>
+          <w:sz w:val="30"/>
+        </w:rPr>
+        <w:t>)</w:t>
       </w:r>
     </w:p>
     <w:p>
@@ -1474,10 +1552,11 @@
         <w:rPr>
           <w:rFonts w:ascii="Arial MT"/>
           <w:b w:val="0"/>
+          <w:noProof/>
           <w:sz w:val="20"/>
         </w:rPr>
         <w:drawing>
-          <wp:anchor distT="0" distB="0" distL="0" distR="0" allowOverlap="1" layoutInCell="1" locked="0" behindDoc="1" simplePos="0" relativeHeight="487590400">
+          <wp:anchor distT="0" distB="0" distL="0" distR="0" simplePos="0" relativeHeight="251652096" behindDoc="1" locked="0" layoutInCell="1" allowOverlap="1" wp14:anchorId="65B90429" wp14:editId="142A0652">
             <wp:simplePos x="0" y="0"/>
             <wp:positionH relativeFrom="page">
               <wp:posOffset>314844</wp:posOffset>
@@ -1490,17 +1569,17 @@
             <wp:wrapTopAndBottom/>
             <wp:docPr id="6" name="Image 6"/>
             <wp:cNvGraphicFramePr>
-              <a:graphicFrameLocks/>
+              <a:graphicFrameLocks xmlns:a="http://schemas.openxmlformats.org/drawingml/2006/main"/>
             </wp:cNvGraphicFramePr>
-            <a:graphic>
+            <a:graphic xmlns:a="http://schemas.openxmlformats.org/drawingml/2006/main">
               <a:graphicData uri="http://schemas.openxmlformats.org/drawingml/2006/picture">
-                <pic:pic>
+                <pic:pic xmlns:pic="http://schemas.openxmlformats.org/drawingml/2006/picture">
                   <pic:nvPicPr>
                     <pic:cNvPr id="6" name="Image 6"/>
                     <pic:cNvPicPr/>
                   </pic:nvPicPr>
                   <pic:blipFill>
-                    <a:blip r:embed="rId10" cstate="print"/>
+                    <a:blip r:embed="rId9" cstate="print"/>
                     <a:stretch>
                       <a:fillRect/>
                     </a:stretch>
@@ -1524,7 +1603,6 @@
     <w:p>
       <w:pPr>
         <w:pStyle w:val="BodyText"/>
-        <w:spacing w:after="0"/>
         <w:rPr>
           <w:rFonts w:ascii="Arial MT"/>
           <w:b w:val="0"/>
@@ -1532,27 +1610,30 @@
         </w:rPr>
         <w:sectPr>
           <w:pgSz w:w="11920" w:h="16840"/>
-          <w:pgMar w:top="1360" w:bottom="280" w:left="0" w:right="0"/>
+          <w:pgMar w:top="1360" w:right="0" w:bottom="280" w:left="0" w:header="720" w:footer="720" w:gutter="0"/>
+          <w:cols w:space="720"/>
         </w:sectPr>
       </w:pPr>
     </w:p>
     <w:p>
       <w:pPr>
         <w:spacing w:before="64"/>
-        <w:ind w:left="1411" w:right="0" w:firstLine="0"/>
-        <w:jc w:val="left"/>
-        <w:rPr>
-          <w:rFonts w:ascii="Arial MT"/>
-          <w:sz w:val="30"/>
-        </w:rPr>
-      </w:pPr>
-      <w:r>
-        <w:rPr>
-          <w:b/>
-          <w:color w:val="222222"/>
-          <w:sz w:val="30"/>
-          <w:u w:val="single" w:color="222222"/>
-        </w:rPr>
+        <w:ind w:left="1411"/>
+        <w:rPr>
+          <w:rFonts w:ascii="Arial MT"/>
+          <w:color w:val="222222"/>
+          <w:spacing w:val="-2"/>
+          <w:sz w:val="30"/>
+        </w:rPr>
+      </w:pPr>
+      <w:r>
+        <w:rPr>
+          <w:b/>
+          <w:color w:val="222222"/>
+          <w:sz w:val="30"/>
+          <w:u w:val="single" w:color="222222"/>
+        </w:rPr>
+        <w:lastRenderedPageBreak/>
         <w:t>FR7-Receive</w:t>
       </w:r>
       <w:r>
@@ -1563,7 +1644,7 @@
           <w:sz w:val="30"/>
           <w:u w:val="single" w:color="222222"/>
         </w:rPr>
-        <w:t> </w:t>
+        <w:t xml:space="preserve"> </w:t>
       </w:r>
       <w:r>
         <w:rPr>
@@ -1582,7 +1663,7 @@
           <w:sz w:val="30"/>
           <w:u w:val="single" w:color="222222"/>
         </w:rPr>
-        <w:t> </w:t>
+        <w:t xml:space="preserve"> </w:t>
       </w:r>
       <w:r>
         <w:rPr>
@@ -1601,7 +1682,7 @@
           <w:sz w:val="30"/>
           <w:u w:val="single" w:color="222222"/>
         </w:rPr>
-        <w:t> </w:t>
+        <w:t xml:space="preserve"> </w:t>
       </w:r>
       <w:r>
         <w:rPr>
@@ -1620,7 +1701,7 @@
           <w:sz w:val="30"/>
           <w:u w:val="single" w:color="222222"/>
         </w:rPr>
-        <w:t> </w:t>
+        <w:t xml:space="preserve"> </w:t>
       </w:r>
       <w:r>
         <w:rPr>
@@ -1638,7 +1719,7 @@
           <w:spacing w:val="54"/>
           <w:sz w:val="30"/>
         </w:rPr>
-        <w:t> </w:t>
+        <w:t xml:space="preserve"> </w:t>
       </w:r>
       <w:r>
         <w:rPr>
@@ -1655,7 +1736,7 @@
           <w:spacing w:val="-15"/>
           <w:sz w:val="30"/>
         </w:rPr>
-        <w:t> </w:t>
+        <w:t xml:space="preserve"> </w:t>
       </w:r>
       <w:r>
         <w:rPr>
@@ -1672,8 +1753,9 @@
           <w:spacing w:val="-12"/>
           <w:sz w:val="30"/>
         </w:rPr>
-        <w:t> </w:t>
-      </w:r>
+        <w:t xml:space="preserve"> </w:t>
+      </w:r>
+      <w:proofErr w:type="spellStart"/>
       <w:r>
         <w:rPr>
           <w:rFonts w:ascii="Arial MT"/>
@@ -1682,6 +1764,7 @@
         </w:rPr>
         <w:t>Haidi</w:t>
       </w:r>
+      <w:proofErr w:type="spellEnd"/>
       <w:r>
         <w:rPr>
           <w:rFonts w:ascii="Arial MT"/>
@@ -1689,7 +1772,7 @@
           <w:spacing w:val="-18"/>
           <w:sz w:val="30"/>
         </w:rPr>
-        <w:t> </w:t>
+        <w:t xml:space="preserve"> </w:t>
       </w:r>
       <w:r>
         <w:rPr>
@@ -1703,46 +1786,33 @@
     </w:p>
     <w:p>
       <w:pPr>
-        <w:pStyle w:val="BodyText"/>
-        <w:spacing w:before="5"/>
-        <w:rPr>
-          <w:rFonts w:ascii="Arial MT"/>
-          <w:b w:val="0"/>
-          <w:sz w:val="4"/>
-          <w:u w:val="none"/>
-        </w:rPr>
-      </w:pPr>
-      <w:r>
-        <w:rPr>
-          <w:rFonts w:ascii="Arial MT"/>
-          <w:b w:val="0"/>
-          <w:sz w:val="4"/>
+        <w:spacing w:before="64"/>
+        <w:ind w:left="1411"/>
+        <w:rPr>
+          <w:rFonts w:ascii="Arial MT"/>
+          <w:sz w:val="30"/>
+        </w:rPr>
+      </w:pPr>
+      <w:r>
+        <w:rPr>
+          <w:noProof/>
         </w:rPr>
         <w:drawing>
-          <wp:anchor distT="0" distB="0" distL="0" distR="0" allowOverlap="1" layoutInCell="1" locked="0" behindDoc="1" simplePos="0" relativeHeight="487590912">
-            <wp:simplePos x="0" y="0"/>
-            <wp:positionH relativeFrom="page">
-              <wp:posOffset>1079208</wp:posOffset>
-            </wp:positionH>
-            <wp:positionV relativeFrom="paragraph">
-              <wp:posOffset>47643</wp:posOffset>
-            </wp:positionV>
-            <wp:extent cx="5552944" cy="1856517"/>
+          <wp:inline distT="114300" distB="114300" distL="114300" distR="114300" wp14:anchorId="5072DC2B" wp14:editId="2B4136A8">
+            <wp:extent cx="5553075" cy="2305050"/>
             <wp:effectExtent l="0" t="0" r="0" b="0"/>
-            <wp:wrapTopAndBottom/>
-            <wp:docPr id="7" name="Image 7"/>
-            <wp:cNvGraphicFramePr>
-              <a:graphicFrameLocks/>
-            </wp:cNvGraphicFramePr>
-            <a:graphic>
+            <wp:docPr id="25" name="image5.png"/>
+            <wp:cNvGraphicFramePr/>
+            <a:graphic xmlns:a="http://schemas.openxmlformats.org/drawingml/2006/main">
               <a:graphicData uri="http://schemas.openxmlformats.org/drawingml/2006/picture">
-                <pic:pic>
+                <pic:pic xmlns:pic="http://schemas.openxmlformats.org/drawingml/2006/picture">
                   <pic:nvPicPr>
-                    <pic:cNvPr id="7" name="Image 7"/>
-                    <pic:cNvPicPr/>
+                    <pic:cNvPr id="0" name="image5.png"/>
+                    <pic:cNvPicPr preferRelativeResize="0"/>
                   </pic:nvPicPr>
                   <pic:blipFill>
-                    <a:blip r:embed="rId11" cstate="print"/>
+                    <a:blip r:embed="rId10"/>
+                    <a:srcRect/>
                     <a:stretch>
                       <a:fillRect/>
                     </a:stretch>
@@ -1750,24 +1820,36 @@
                   <pic:spPr>
                     <a:xfrm>
                       <a:off x="0" y="0"/>
-                      <a:ext cx="5552944" cy="1856517"/>
+                      <a:ext cx="5553075" cy="2305050"/>
                     </a:xfrm>
                     <a:prstGeom prst="rect">
                       <a:avLst/>
                     </a:prstGeom>
+                    <a:ln/>
                   </pic:spPr>
                 </pic:pic>
               </a:graphicData>
             </a:graphic>
-          </wp:anchor>
+          </wp:inline>
         </w:drawing>
       </w:r>
     </w:p>
     <w:p>
       <w:pPr>
+        <w:pStyle w:val="BodyText"/>
+        <w:spacing w:before="5"/>
+        <w:rPr>
+          <w:rFonts w:ascii="Arial MT"/>
+          <w:b w:val="0"/>
+          <w:sz w:val="4"/>
+          <w:u w:val="none"/>
+        </w:rPr>
+      </w:pPr>
+    </w:p>
+    <w:p>
+      <w:pPr>
         <w:spacing w:before="122"/>
-        <w:ind w:left="1416" w:right="0" w:firstLine="0"/>
-        <w:jc w:val="left"/>
+        <w:ind w:left="1416"/>
         <w:rPr>
           <w:rFonts w:ascii="Arial MT" w:hAnsi="Arial MT"/>
           <w:sz w:val="30"/>
@@ -1790,7 +1872,7 @@
           <w:sz w:val="30"/>
           <w:u w:val="single" w:color="222222"/>
         </w:rPr>
-        <w:t> </w:t>
+        <w:t xml:space="preserve"> </w:t>
       </w:r>
       <w:r>
         <w:rPr>
@@ -1809,7 +1891,7 @@
           <w:sz w:val="30"/>
           <w:u w:val="single" w:color="222222"/>
         </w:rPr>
-        <w:t> </w:t>
+        <w:t xml:space="preserve"> </w:t>
       </w:r>
       <w:r>
         <w:rPr>
@@ -1828,7 +1910,7 @@
           <w:sz w:val="30"/>
           <w:u w:val="single" w:color="222222"/>
         </w:rPr>
-        <w:t> </w:t>
+        <w:t xml:space="preserve"> </w:t>
       </w:r>
       <w:r>
         <w:rPr>
@@ -1847,7 +1929,7 @@
           <w:sz w:val="30"/>
           <w:u w:val="single" w:color="222222"/>
         </w:rPr>
-        <w:t> </w:t>
+        <w:t xml:space="preserve"> </w:t>
       </w:r>
       <w:r>
         <w:rPr>
@@ -1865,7 +1947,7 @@
           <w:spacing w:val="58"/>
           <w:sz w:val="30"/>
         </w:rPr>
-        <w:t> </w:t>
+        <w:t xml:space="preserve"> </w:t>
       </w:r>
       <w:r>
         <w:rPr>
@@ -1882,7 +1964,7 @@
           <w:spacing w:val="-15"/>
           <w:sz w:val="30"/>
         </w:rPr>
-        <w:t> </w:t>
+        <w:t xml:space="preserve"> </w:t>
       </w:r>
       <w:r>
         <w:rPr>
@@ -1899,8 +1981,9 @@
           <w:spacing w:val="-14"/>
           <w:sz w:val="30"/>
         </w:rPr>
-        <w:t> </w:t>
-      </w:r>
+        <w:t xml:space="preserve"> </w:t>
+      </w:r>
+      <w:proofErr w:type="spellStart"/>
       <w:r>
         <w:rPr>
           <w:rFonts w:ascii="Arial MT" w:hAnsi="Arial MT"/>
@@ -1909,6 +1992,7 @@
         </w:rPr>
         <w:t>Haidi</w:t>
       </w:r>
+      <w:proofErr w:type="spellEnd"/>
       <w:r>
         <w:rPr>
           <w:rFonts w:ascii="Arial MT" w:hAnsi="Arial MT"/>
@@ -1916,7 +2000,7 @@
           <w:spacing w:val="-11"/>
           <w:sz w:val="30"/>
         </w:rPr>
-        <w:t> </w:t>
+        <w:t xml:space="preserve"> </w:t>
       </w:r>
       <w:r>
         <w:rPr>
@@ -1943,10 +2027,11 @@
         <w:rPr>
           <w:rFonts w:ascii="Arial MT"/>
           <w:b w:val="0"/>
+          <w:noProof/>
           <w:sz w:val="5"/>
         </w:rPr>
         <w:drawing>
-          <wp:anchor distT="0" distB="0" distL="0" distR="0" allowOverlap="1" layoutInCell="1" locked="0" behindDoc="1" simplePos="0" relativeHeight="487591424">
+          <wp:anchor distT="0" distB="0" distL="0" distR="0" simplePos="0" relativeHeight="251653120" behindDoc="1" locked="0" layoutInCell="1" allowOverlap="1" wp14:anchorId="65B9042D" wp14:editId="7FDA8DB7">
             <wp:simplePos x="0" y="0"/>
             <wp:positionH relativeFrom="page">
               <wp:posOffset>1057659</wp:posOffset>
@@ -1959,17 +2044,17 @@
             <wp:wrapTopAndBottom/>
             <wp:docPr id="8" name="Image 8"/>
             <wp:cNvGraphicFramePr>
-              <a:graphicFrameLocks/>
+              <a:graphicFrameLocks xmlns:a="http://schemas.openxmlformats.org/drawingml/2006/main"/>
             </wp:cNvGraphicFramePr>
-            <a:graphic>
+            <a:graphic xmlns:a="http://schemas.openxmlformats.org/drawingml/2006/main">
               <a:graphicData uri="http://schemas.openxmlformats.org/drawingml/2006/picture">
-                <pic:pic>
+                <pic:pic xmlns:pic="http://schemas.openxmlformats.org/drawingml/2006/picture">
                   <pic:nvPicPr>
                     <pic:cNvPr id="8" name="Image 8"/>
                     <pic:cNvPicPr/>
                   </pic:nvPicPr>
                   <pic:blipFill>
-                    <a:blip r:embed="rId12" cstate="print"/>
+                    <a:blip r:embed="rId11" cstate="print"/>
                     <a:stretch>
                       <a:fillRect/>
                     </a:stretch>
@@ -1993,8 +2078,7 @@
     <w:p>
       <w:pPr>
         <w:spacing w:before="96"/>
-        <w:ind w:left="1416" w:right="0" w:firstLine="0"/>
-        <w:jc w:val="left"/>
+        <w:ind w:left="1416"/>
         <w:rPr>
           <w:rFonts w:ascii="Arial MT" w:hAnsi="Arial MT"/>
           <w:sz w:val="30"/>
@@ -2017,7 +2101,7 @@
           <w:sz w:val="30"/>
           <w:u w:val="single" w:color="222222"/>
         </w:rPr>
-        <w:t> </w:t>
+        <w:t xml:space="preserve"> </w:t>
       </w:r>
       <w:r>
         <w:rPr>
@@ -2036,7 +2120,7 @@
           <w:sz w:val="30"/>
           <w:u w:val="single" w:color="222222"/>
         </w:rPr>
-        <w:t> </w:t>
+        <w:t xml:space="preserve"> </w:t>
       </w:r>
       <w:r>
         <w:rPr>
@@ -2055,8 +2139,9 @@
           <w:sz w:val="30"/>
           <w:u w:val="single" w:color="222222"/>
         </w:rPr>
-        <w:t> </w:t>
-      </w:r>
+        <w:t xml:space="preserve"> </w:t>
+      </w:r>
+      <w:proofErr w:type="spellStart"/>
       <w:r>
         <w:rPr>
           <w:b/>
@@ -2066,6 +2151,7 @@
         </w:rPr>
         <w:t>Favourite</w:t>
       </w:r>
+      <w:proofErr w:type="spellEnd"/>
       <w:r>
         <w:rPr>
           <w:b/>
@@ -2074,7 +2160,7 @@
           <w:sz w:val="30"/>
           <w:u w:val="single" w:color="222222"/>
         </w:rPr>
-        <w:t> </w:t>
+        <w:t xml:space="preserve"> </w:t>
       </w:r>
       <w:r>
         <w:rPr>
@@ -2093,7 +2179,7 @@
           <w:sz w:val="30"/>
           <w:u w:val="single" w:color="222222"/>
         </w:rPr>
-        <w:t> </w:t>
+        <w:t xml:space="preserve"> </w:t>
       </w:r>
       <w:r>
         <w:rPr>
@@ -2112,7 +2198,7 @@
           <w:sz w:val="30"/>
           <w:u w:val="single" w:color="222222"/>
         </w:rPr>
-        <w:t> </w:t>
+        <w:t xml:space="preserve"> </w:t>
       </w:r>
       <w:r>
         <w:rPr>
@@ -2131,7 +2217,7 @@
           <w:sz w:val="30"/>
           <w:u w:val="single" w:color="222222"/>
         </w:rPr>
-        <w:t> </w:t>
+        <w:t xml:space="preserve"> </w:t>
       </w:r>
       <w:r>
         <w:rPr>
@@ -2149,7 +2235,7 @@
           <w:spacing w:val="59"/>
           <w:sz w:val="30"/>
         </w:rPr>
-        <w:t> </w:t>
+        <w:t xml:space="preserve"> </w:t>
       </w:r>
       <w:r>
         <w:rPr>
@@ -2166,7 +2252,7 @@
           <w:spacing w:val="-13"/>
           <w:sz w:val="30"/>
         </w:rPr>
-        <w:t> </w:t>
+        <w:t xml:space="preserve"> </w:t>
       </w:r>
       <w:r>
         <w:rPr>
@@ -2183,8 +2269,9 @@
           <w:spacing w:val="-14"/>
           <w:sz w:val="30"/>
         </w:rPr>
-        <w:t> </w:t>
-      </w:r>
+        <w:t xml:space="preserve"> </w:t>
+      </w:r>
+      <w:proofErr w:type="spellStart"/>
       <w:r>
         <w:rPr>
           <w:rFonts w:ascii="Arial MT" w:hAnsi="Arial MT"/>
@@ -2193,6 +2280,7 @@
         </w:rPr>
         <w:t>Haidi</w:t>
       </w:r>
+      <w:proofErr w:type="spellEnd"/>
       <w:r>
         <w:rPr>
           <w:rFonts w:ascii="Arial MT" w:hAnsi="Arial MT"/>
@@ -2200,7 +2288,7 @@
           <w:spacing w:val="-15"/>
           <w:sz w:val="30"/>
         </w:rPr>
-        <w:t> </w:t>
+        <w:t xml:space="preserve"> </w:t>
       </w:r>
       <w:r>
         <w:rPr>
@@ -2225,35 +2313,38 @@
       </w:pPr>
       <w:r>
         <w:rPr>
-          <w:rFonts w:ascii="Arial MT"/>
-          <w:b w:val="0"/>
-          <w:sz w:val="5"/>
+          <w:noProof/>
         </w:rPr>
         <w:drawing>
-          <wp:anchor distT="0" distB="0" distL="0" distR="0" allowOverlap="1" layoutInCell="1" locked="0" behindDoc="1" simplePos="0" relativeHeight="487591936">
+          <wp:anchor distT="0" distB="0" distL="114300" distR="114300" simplePos="0" relativeHeight="251654144" behindDoc="0" locked="0" layoutInCell="1" allowOverlap="1" wp14:anchorId="5C460771" wp14:editId="7E7B98A4">
             <wp:simplePos x="0" y="0"/>
-            <wp:positionH relativeFrom="page">
-              <wp:posOffset>942339</wp:posOffset>
+            <wp:positionH relativeFrom="column">
+              <wp:posOffset>678094</wp:posOffset>
             </wp:positionH>
             <wp:positionV relativeFrom="paragraph">
-              <wp:posOffset>54755</wp:posOffset>
+              <wp:posOffset>80923</wp:posOffset>
             </wp:positionV>
-            <wp:extent cx="4170047" cy="2039683"/>
-            <wp:effectExtent l="0" t="0" r="0" b="0"/>
+            <wp:extent cx="5857875" cy="2447925"/>
+            <wp:effectExtent l="0" t="0" r="9525" b="9525"/>
             <wp:wrapTopAndBottom/>
-            <wp:docPr id="9" name="Image 9"/>
-            <wp:cNvGraphicFramePr>
-              <a:graphicFrameLocks/>
-            </wp:cNvGraphicFramePr>
-            <a:graphic>
+            <wp:docPr id="26" name="image8.png"/>
+            <wp:cNvGraphicFramePr/>
+            <a:graphic xmlns:a="http://schemas.openxmlformats.org/drawingml/2006/main">
               <a:graphicData uri="http://schemas.openxmlformats.org/drawingml/2006/picture">
-                <pic:pic>
+                <pic:pic xmlns:pic="http://schemas.openxmlformats.org/drawingml/2006/picture">
                   <pic:nvPicPr>
-                    <pic:cNvPr id="9" name="Image 9"/>
-                    <pic:cNvPicPr/>
+                    <pic:cNvPr id="0" name="image8.png"/>
+                    <pic:cNvPicPr preferRelativeResize="0"/>
                   </pic:nvPicPr>
                   <pic:blipFill>
-                    <a:blip r:embed="rId13" cstate="print"/>
+                    <a:blip r:embed="rId12">
+                      <a:extLst>
+                        <a:ext uri="{28A0092B-C50C-407E-A947-70E740481C1C}">
+                          <a14:useLocalDpi xmlns:a14="http://schemas.microsoft.com/office/drawing/2010/main" val="0"/>
+                        </a:ext>
+                      </a:extLst>
+                    </a:blip>
+                    <a:srcRect/>
                     <a:stretch>
                       <a:fillRect/>
                     </a:stretch>
@@ -2261,15 +2352,22 @@
                   <pic:spPr>
                     <a:xfrm>
                       <a:off x="0" y="0"/>
-                      <a:ext cx="4170047" cy="2039683"/>
+                      <a:ext cx="5857875" cy="2447925"/>
                     </a:xfrm>
                     <a:prstGeom prst="rect">
                       <a:avLst/>
                     </a:prstGeom>
+                    <a:ln/>
                   </pic:spPr>
                 </pic:pic>
               </a:graphicData>
             </a:graphic>
+            <wp14:sizeRelH relativeFrom="page">
+              <wp14:pctWidth>0</wp14:pctWidth>
+            </wp14:sizeRelH>
+            <wp14:sizeRelV relativeFrom="page">
+              <wp14:pctHeight>0</wp14:pctHeight>
+            </wp14:sizeRelV>
           </wp:anchor>
         </w:drawing>
       </w:r>
@@ -2277,8 +2375,79 @@
     <w:p>
       <w:pPr>
         <w:spacing w:before="107"/>
-        <w:ind w:left="1416" w:right="0" w:firstLine="0"/>
-        <w:jc w:val="left"/>
+        <w:ind w:left="1416"/>
+        <w:rPr>
+          <w:b/>
+          <w:color w:val="222222"/>
+          <w:sz w:val="30"/>
+          <w:u w:val="single" w:color="222222"/>
+        </w:rPr>
+      </w:pPr>
+    </w:p>
+    <w:p>
+      <w:pPr>
+        <w:spacing w:before="107"/>
+        <w:ind w:left="1416"/>
+        <w:rPr>
+          <w:b/>
+          <w:color w:val="222222"/>
+          <w:sz w:val="30"/>
+          <w:u w:val="single" w:color="222222"/>
+        </w:rPr>
+      </w:pPr>
+    </w:p>
+    <w:p>
+      <w:pPr>
+        <w:spacing w:before="107"/>
+        <w:ind w:left="1416"/>
+        <w:rPr>
+          <w:b/>
+          <w:color w:val="222222"/>
+          <w:sz w:val="30"/>
+          <w:u w:val="single" w:color="222222"/>
+        </w:rPr>
+      </w:pPr>
+    </w:p>
+    <w:p>
+      <w:pPr>
+        <w:spacing w:before="107"/>
+        <w:ind w:left="1416"/>
+        <w:rPr>
+          <w:b/>
+          <w:color w:val="222222"/>
+          <w:sz w:val="30"/>
+          <w:u w:val="single" w:color="222222"/>
+        </w:rPr>
+      </w:pPr>
+    </w:p>
+    <w:p>
+      <w:pPr>
+        <w:spacing w:before="107"/>
+        <w:ind w:left="1416"/>
+        <w:rPr>
+          <w:b/>
+          <w:color w:val="222222"/>
+          <w:sz w:val="30"/>
+          <w:u w:val="single" w:color="222222"/>
+        </w:rPr>
+      </w:pPr>
+    </w:p>
+    <w:p>
+      <w:pPr>
+        <w:spacing w:before="107"/>
+        <w:ind w:left="1416"/>
+        <w:rPr>
+          <w:b/>
+          <w:color w:val="222222"/>
+          <w:sz w:val="30"/>
+          <w:u w:val="single" w:color="222222"/>
+        </w:rPr>
+      </w:pPr>
+    </w:p>
+    <w:p>
+      <w:pPr>
+        <w:spacing w:before="107"/>
+        <w:ind w:left="1416"/>
         <w:rPr>
           <w:rFonts w:ascii="Arial MT" w:hAnsi="Arial MT"/>
           <w:sz w:val="30"/>
@@ -2291,6 +2460,7 @@
           <w:sz w:val="30"/>
           <w:u w:val="single" w:color="222222"/>
         </w:rPr>
+        <w:lastRenderedPageBreak/>
         <w:t>FR10</w:t>
       </w:r>
       <w:r>
@@ -2301,7 +2471,7 @@
           <w:sz w:val="30"/>
           <w:u w:val="single" w:color="222222"/>
         </w:rPr>
-        <w:t> </w:t>
+        <w:t xml:space="preserve"> </w:t>
       </w:r>
       <w:r>
         <w:rPr>
@@ -2320,7 +2490,7 @@
           <w:sz w:val="30"/>
           <w:u w:val="single" w:color="222222"/>
         </w:rPr>
-        <w:t> </w:t>
+        <w:t xml:space="preserve"> </w:t>
       </w:r>
       <w:r>
         <w:rPr>
@@ -2339,7 +2509,7 @@
           <w:sz w:val="30"/>
           <w:u w:val="single" w:color="222222"/>
         </w:rPr>
-        <w:t> </w:t>
+        <w:t xml:space="preserve"> </w:t>
       </w:r>
       <w:r>
         <w:rPr>
@@ -2358,7 +2528,7 @@
           <w:sz w:val="30"/>
           <w:u w:val="single" w:color="222222"/>
         </w:rPr>
-        <w:t> </w:t>
+        <w:t xml:space="preserve"> </w:t>
       </w:r>
       <w:r>
         <w:rPr>
@@ -2377,7 +2547,7 @@
           <w:sz w:val="30"/>
           <w:u w:val="single" w:color="222222"/>
         </w:rPr>
-        <w:t> </w:t>
+        <w:t xml:space="preserve"> </w:t>
       </w:r>
       <w:r>
         <w:rPr>
@@ -2395,7 +2565,7 @@
           <w:spacing w:val="54"/>
           <w:sz w:val="30"/>
         </w:rPr>
-        <w:t> </w:t>
+        <w:t xml:space="preserve"> </w:t>
       </w:r>
       <w:r>
         <w:rPr>
@@ -2412,7 +2582,7 @@
           <w:spacing w:val="-15"/>
           <w:sz w:val="30"/>
         </w:rPr>
-        <w:t> </w:t>
+        <w:t xml:space="preserve"> </w:t>
       </w:r>
       <w:r>
         <w:rPr>
@@ -2429,8 +2599,9 @@
           <w:spacing w:val="-8"/>
           <w:sz w:val="30"/>
         </w:rPr>
-        <w:t> </w:t>
-      </w:r>
+        <w:t xml:space="preserve"> </w:t>
+      </w:r>
+      <w:proofErr w:type="spellStart"/>
       <w:r>
         <w:rPr>
           <w:rFonts w:ascii="Arial MT" w:hAnsi="Arial MT"/>
@@ -2439,6 +2610,7 @@
         </w:rPr>
         <w:t>Haidi</w:t>
       </w:r>
+      <w:proofErr w:type="spellEnd"/>
       <w:r>
         <w:rPr>
           <w:rFonts w:ascii="Arial MT" w:hAnsi="Arial MT"/>
@@ -2446,7 +2618,7 @@
           <w:spacing w:val="-11"/>
           <w:sz w:val="30"/>
         </w:rPr>
-        <w:t> </w:t>
+        <w:t xml:space="preserve"> </w:t>
       </w:r>
       <w:r>
         <w:rPr>
@@ -2465,41 +2637,44 @@
         <w:rPr>
           <w:rFonts w:ascii="Arial MT"/>
           <w:b w:val="0"/>
-          <w:sz w:val="5"/>
+          <w:sz w:val="12"/>
           <w:u w:val="none"/>
         </w:rPr>
       </w:pPr>
       <w:r>
         <w:rPr>
-          <w:rFonts w:ascii="Arial MT"/>
-          <w:b w:val="0"/>
-          <w:sz w:val="5"/>
+          <w:noProof/>
         </w:rPr>
         <w:drawing>
-          <wp:anchor distT="0" distB="0" distL="0" distR="0" allowOverlap="1" layoutInCell="1" locked="0" behindDoc="1" simplePos="0" relativeHeight="487592448">
+          <wp:anchor distT="0" distB="0" distL="114300" distR="114300" simplePos="0" relativeHeight="251656192" behindDoc="0" locked="0" layoutInCell="1" allowOverlap="1" wp14:anchorId="0D060FE0" wp14:editId="669BD2D2">
             <wp:simplePos x="0" y="0"/>
-            <wp:positionH relativeFrom="page">
-              <wp:posOffset>1134744</wp:posOffset>
+            <wp:positionH relativeFrom="column">
+              <wp:posOffset>1098550</wp:posOffset>
             </wp:positionH>
             <wp:positionV relativeFrom="paragraph">
-              <wp:posOffset>55200</wp:posOffset>
+              <wp:posOffset>86458</wp:posOffset>
             </wp:positionV>
-            <wp:extent cx="5425602" cy="1636109"/>
-            <wp:effectExtent l="0" t="0" r="0" b="0"/>
+            <wp:extent cx="5343525" cy="2733675"/>
+            <wp:effectExtent l="0" t="0" r="9525" b="9525"/>
             <wp:wrapTopAndBottom/>
-            <wp:docPr id="10" name="Image 10"/>
-            <wp:cNvGraphicFramePr>
-              <a:graphicFrameLocks/>
-            </wp:cNvGraphicFramePr>
-            <a:graphic>
+            <wp:docPr id="27" name="image1.png"/>
+            <wp:cNvGraphicFramePr/>
+            <a:graphic xmlns:a="http://schemas.openxmlformats.org/drawingml/2006/main">
               <a:graphicData uri="http://schemas.openxmlformats.org/drawingml/2006/picture">
-                <pic:pic>
+                <pic:pic xmlns:pic="http://schemas.openxmlformats.org/drawingml/2006/picture">
                   <pic:nvPicPr>
-                    <pic:cNvPr id="10" name="Image 10"/>
-                    <pic:cNvPicPr/>
+                    <pic:cNvPr id="0" name="image1.png"/>
+                    <pic:cNvPicPr preferRelativeResize="0"/>
                   </pic:nvPicPr>
                   <pic:blipFill>
-                    <a:blip r:embed="rId14" cstate="print"/>
+                    <a:blip r:embed="rId13">
+                      <a:extLst>
+                        <a:ext uri="{28A0092B-C50C-407E-A947-70E740481C1C}">
+                          <a14:useLocalDpi xmlns:a14="http://schemas.microsoft.com/office/drawing/2010/main" val="0"/>
+                        </a:ext>
+                      </a:extLst>
+                    </a:blip>
+                    <a:srcRect/>
                     <a:stretch>
                       <a:fillRect/>
                     </a:stretch>
@@ -2507,344 +2682,373 @@
                   <pic:spPr>
                     <a:xfrm>
                       <a:off x="0" y="0"/>
-                      <a:ext cx="5425602" cy="1636109"/>
+                      <a:ext cx="5343525" cy="2733675"/>
                     </a:xfrm>
                     <a:prstGeom prst="rect">
                       <a:avLst/>
                     </a:prstGeom>
+                    <a:ln/>
                   </pic:spPr>
                 </pic:pic>
               </a:graphicData>
             </a:graphic>
+            <wp14:sizeRelH relativeFrom="page">
+              <wp14:pctWidth>0</wp14:pctWidth>
+            </wp14:sizeRelH>
+            <wp14:sizeRelV relativeFrom="page">
+              <wp14:pctHeight>0</wp14:pctHeight>
+            </wp14:sizeRelV>
           </wp:anchor>
         </w:drawing>
       </w:r>
     </w:p>
     <w:p>
       <w:pPr>
-        <w:pStyle w:val="BodyText"/>
-        <w:spacing w:after="0"/>
-        <w:rPr>
-          <w:rFonts w:ascii="Arial MT"/>
-          <w:b w:val="0"/>
+        <w:tabs>
+          <w:tab w:val="left" w:pos="1938"/>
+        </w:tabs>
+        <w:jc w:val="center"/>
+        <w:rPr>
+          <w:sz w:val="24"/>
+          <w:szCs w:val="24"/>
+          <w:lang w:val="en-DE"/>
+        </w:rPr>
+      </w:pPr>
+      <w:r>
+        <w:rPr>
+          <w:b/>
+          <w:color w:val="222222"/>
+          <w:sz w:val="24"/>
+          <w:szCs w:val="24"/>
+          <w:u w:val="single" w:color="222222"/>
+        </w:rPr>
+        <w:t>FR11</w:t>
+      </w:r>
+      <w:r>
+        <w:rPr>
+          <w:b/>
+          <w:color w:val="222222"/>
+          <w:spacing w:val="-12"/>
+          <w:sz w:val="24"/>
+          <w:szCs w:val="24"/>
+          <w:u w:val="single" w:color="222222"/>
+        </w:rPr>
+        <w:t xml:space="preserve"> </w:t>
+      </w:r>
+      <w:r>
+        <w:rPr>
+          <w:b/>
+          <w:color w:val="222222"/>
+          <w:sz w:val="24"/>
+          <w:szCs w:val="24"/>
+          <w:u w:val="single" w:color="222222"/>
+        </w:rPr>
+        <w:t>–</w:t>
+      </w:r>
+      <w:r>
+        <w:rPr>
+          <w:b/>
+          <w:color w:val="222222"/>
+          <w:spacing w:val="-16"/>
+          <w:sz w:val="24"/>
+          <w:szCs w:val="24"/>
+          <w:u w:val="single" w:color="222222"/>
+        </w:rPr>
+        <w:t xml:space="preserve"> </w:t>
+      </w:r>
+      <w:r>
+        <w:rPr>
+          <w:b/>
+          <w:color w:val="222222"/>
+          <w:sz w:val="24"/>
+          <w:szCs w:val="24"/>
+          <w:u w:val="single" w:color="222222"/>
+        </w:rPr>
+        <w:t>Update</w:t>
+      </w:r>
+      <w:r>
+        <w:rPr>
+          <w:b/>
+          <w:color w:val="222222"/>
+          <w:spacing w:val="-16"/>
+          <w:sz w:val="24"/>
+          <w:szCs w:val="24"/>
+          <w:u w:val="single" w:color="222222"/>
+        </w:rPr>
+        <w:t xml:space="preserve"> </w:t>
+      </w:r>
+      <w:r>
+        <w:rPr>
+          <w:b/>
+          <w:color w:val="222222"/>
+          <w:sz w:val="24"/>
+          <w:szCs w:val="24"/>
+          <w:u w:val="single" w:color="222222"/>
+        </w:rPr>
+        <w:t>Profile</w:t>
+      </w:r>
+      <w:r>
+        <w:rPr>
+          <w:b/>
+          <w:color w:val="222222"/>
+          <w:spacing w:val="-14"/>
+          <w:sz w:val="24"/>
+          <w:szCs w:val="24"/>
+          <w:u w:val="single" w:color="222222"/>
+        </w:rPr>
+        <w:t xml:space="preserve"> </w:t>
+      </w:r>
+      <w:r>
+        <w:rPr>
+          <w:b/>
+          <w:color w:val="222222"/>
+          <w:sz w:val="24"/>
+          <w:szCs w:val="24"/>
+          <w:u w:val="single" w:color="222222"/>
+        </w:rPr>
+        <w:t>information</w:t>
+      </w:r>
+      <w:r>
+        <w:rPr>
+          <w:b/>
+          <w:color w:val="222222"/>
+          <w:spacing w:val="-17"/>
+          <w:sz w:val="24"/>
+          <w:szCs w:val="24"/>
+          <w:u w:val="single" w:color="222222"/>
+        </w:rPr>
+        <w:t xml:space="preserve"> </w:t>
+      </w:r>
+      <w:r>
+        <w:rPr>
+          <w:b/>
+          <w:color w:val="222222"/>
+          <w:sz w:val="24"/>
+          <w:szCs w:val="24"/>
+          <w:u w:val="single" w:color="222222"/>
+        </w:rPr>
+        <w:t>and</w:t>
+      </w:r>
+      <w:r>
+        <w:rPr>
+          <w:b/>
+          <w:color w:val="222222"/>
+          <w:spacing w:val="-13"/>
+          <w:sz w:val="24"/>
+          <w:szCs w:val="24"/>
+          <w:u w:val="single" w:color="222222"/>
+        </w:rPr>
+        <w:t xml:space="preserve"> </w:t>
+      </w:r>
+      <w:r>
+        <w:rPr>
+          <w:b/>
+          <w:color w:val="222222"/>
+          <w:sz w:val="24"/>
+          <w:szCs w:val="24"/>
+          <w:u w:val="single" w:color="222222"/>
+        </w:rPr>
+        <w:t>Availability</w:t>
+      </w:r>
+      <w:r>
+        <w:rPr>
+          <w:b/>
+          <w:color w:val="222222"/>
+          <w:spacing w:val="-15"/>
+          <w:sz w:val="24"/>
+          <w:szCs w:val="24"/>
+          <w:u w:val="single" w:color="222222"/>
+        </w:rPr>
+        <w:t xml:space="preserve"> </w:t>
+      </w:r>
+      <w:r>
+        <w:rPr>
+          <w:b/>
+          <w:color w:val="222222"/>
+          <w:sz w:val="24"/>
+          <w:szCs w:val="24"/>
+          <w:u w:val="single" w:color="222222"/>
+        </w:rPr>
+        <w:t>of</w:t>
+      </w:r>
+      <w:r>
+        <w:rPr>
+          <w:b/>
+          <w:color w:val="222222"/>
+          <w:spacing w:val="-12"/>
+          <w:sz w:val="24"/>
+          <w:szCs w:val="24"/>
+          <w:u w:val="single" w:color="222222"/>
+        </w:rPr>
+        <w:t xml:space="preserve"> </w:t>
+      </w:r>
+      <w:r>
+        <w:rPr>
+          <w:b/>
+          <w:color w:val="222222"/>
+          <w:sz w:val="24"/>
+          <w:szCs w:val="24"/>
+          <w:u w:val="single" w:color="222222"/>
+        </w:rPr>
+        <w:t>Rental</w:t>
+      </w:r>
+      <w:r>
+        <w:rPr>
+          <w:b/>
+          <w:color w:val="222222"/>
+          <w:spacing w:val="-13"/>
+          <w:sz w:val="24"/>
+          <w:szCs w:val="24"/>
+          <w:u w:val="single" w:color="222222"/>
+        </w:rPr>
+        <w:t xml:space="preserve"> </w:t>
+      </w:r>
+      <w:proofErr w:type="spellStart"/>
+      <w:r>
+        <w:rPr>
+          <w:b/>
+          <w:color w:val="222222"/>
+          <w:spacing w:val="-2"/>
+          <w:sz w:val="24"/>
+          <w:szCs w:val="24"/>
+          <w:u w:val="single" w:color="222222"/>
+        </w:rPr>
+        <w:t>Propertie</w:t>
+      </w:r>
+      <w:proofErr w:type="spellEnd"/>
+      <w:r>
+        <w:rPr>
+          <w:b/>
+          <w:color w:val="222222"/>
+          <w:spacing w:val="-2"/>
+          <w:sz w:val="24"/>
+          <w:szCs w:val="24"/>
+          <w:u w:val="single" w:color="222222"/>
+          <w:lang w:val="en-DE"/>
+        </w:rPr>
+        <w:t xml:space="preserve">s </w:t>
+      </w:r>
+      <w:r>
+        <w:rPr>
+          <w:rFonts w:ascii="Arial MT" w:hAnsi="Arial MT"/>
+          <w:color w:val="222222"/>
+          <w:sz w:val="24"/>
+          <w:szCs w:val="24"/>
+        </w:rPr>
+        <w:t>(Done</w:t>
+      </w:r>
+      <w:r>
+        <w:rPr>
+          <w:rFonts w:ascii="Arial MT" w:hAnsi="Arial MT"/>
+          <w:color w:val="222222"/>
+          <w:spacing w:val="-13"/>
+          <w:sz w:val="24"/>
+          <w:szCs w:val="24"/>
+        </w:rPr>
+        <w:t xml:space="preserve"> </w:t>
+      </w:r>
+      <w:r>
+        <w:rPr>
+          <w:rFonts w:ascii="Arial MT" w:hAnsi="Arial MT"/>
+          <w:color w:val="222222"/>
+          <w:sz w:val="24"/>
+          <w:szCs w:val="24"/>
+        </w:rPr>
+        <w:t>by:</w:t>
+      </w:r>
+      <w:r>
+        <w:rPr>
+          <w:rFonts w:ascii="Arial MT" w:hAnsi="Arial MT"/>
+          <w:color w:val="222222"/>
+          <w:spacing w:val="-9"/>
+          <w:sz w:val="24"/>
+          <w:szCs w:val="24"/>
+        </w:rPr>
+        <w:t xml:space="preserve"> </w:t>
+      </w:r>
+      <w:proofErr w:type="spellStart"/>
+      <w:r>
+        <w:rPr>
+          <w:rFonts w:ascii="Arial MT" w:hAnsi="Arial MT"/>
+          <w:color w:val="222222"/>
+          <w:sz w:val="24"/>
+          <w:szCs w:val="24"/>
+        </w:rPr>
+        <w:t>Haidi</w:t>
+      </w:r>
+      <w:proofErr w:type="spellEnd"/>
+      <w:r>
+        <w:rPr>
+          <w:rFonts w:ascii="Arial MT" w:hAnsi="Arial MT"/>
+          <w:color w:val="222222"/>
+          <w:spacing w:val="-12"/>
+          <w:sz w:val="24"/>
+          <w:szCs w:val="24"/>
+        </w:rPr>
+        <w:t xml:space="preserve"> </w:t>
+      </w:r>
+      <w:r>
+        <w:rPr>
+          <w:rFonts w:ascii="Arial MT" w:hAnsi="Arial MT"/>
+          <w:color w:val="222222"/>
+          <w:spacing w:val="-2"/>
+          <w:sz w:val="24"/>
+          <w:szCs w:val="24"/>
+        </w:rPr>
+        <w:t>Toto)</w:t>
+      </w:r>
+    </w:p>
+    <w:p>
+      <w:pPr>
+        <w:tabs>
+          <w:tab w:val="left" w:pos="1938"/>
+        </w:tabs>
+        <w:rPr>
           <w:sz w:val="5"/>
         </w:rPr>
-        <w:sectPr>
-          <w:pgSz w:w="11920" w:h="16840"/>
-          <w:pgMar w:top="1360" w:bottom="280" w:left="0" w:right="0"/>
-        </w:sectPr>
-      </w:pPr>
-    </w:p>
-    <w:p>
-      <w:pPr>
-        <w:spacing w:before="64"/>
-        <w:ind w:left="153" w:right="0" w:firstLine="0"/>
-        <w:jc w:val="left"/>
-        <w:rPr>
-          <w:rFonts w:ascii="Arial MT" w:hAnsi="Arial MT"/>
-          <w:sz w:val="30"/>
-        </w:rPr>
-      </w:pPr>
-      <w:r>
-        <w:rPr>
-          <w:b/>
-          <w:color w:val="222222"/>
-          <w:sz w:val="30"/>
-          <w:u w:val="single" w:color="222222"/>
-        </w:rPr>
-        <w:t>FR11</w:t>
-      </w:r>
-      <w:r>
-        <w:rPr>
-          <w:b/>
-          <w:color w:val="222222"/>
-          <w:spacing w:val="-12"/>
-          <w:sz w:val="30"/>
-          <w:u w:val="single" w:color="222222"/>
-        </w:rPr>
-        <w:t> </w:t>
-      </w:r>
-      <w:r>
-        <w:rPr>
-          <w:b/>
-          <w:color w:val="222222"/>
-          <w:sz w:val="30"/>
-          <w:u w:val="single" w:color="222222"/>
-        </w:rPr>
-        <w:t>–</w:t>
-      </w:r>
-      <w:r>
-        <w:rPr>
-          <w:b/>
-          <w:color w:val="222222"/>
-          <w:spacing w:val="-16"/>
-          <w:sz w:val="30"/>
-          <w:u w:val="single" w:color="222222"/>
-        </w:rPr>
-        <w:t> </w:t>
-      </w:r>
-      <w:r>
-        <w:rPr>
-          <w:b/>
-          <w:color w:val="222222"/>
-          <w:sz w:val="30"/>
-          <w:u w:val="single" w:color="222222"/>
-        </w:rPr>
-        <w:t>Update</w:t>
-      </w:r>
-      <w:r>
-        <w:rPr>
-          <w:b/>
-          <w:color w:val="222222"/>
-          <w:spacing w:val="-16"/>
-          <w:sz w:val="30"/>
-          <w:u w:val="single" w:color="222222"/>
-        </w:rPr>
-        <w:t> </w:t>
-      </w:r>
-      <w:r>
-        <w:rPr>
-          <w:b/>
-          <w:color w:val="222222"/>
-          <w:sz w:val="30"/>
-          <w:u w:val="single" w:color="222222"/>
-        </w:rPr>
-        <w:t>Profile</w:t>
-      </w:r>
-      <w:r>
-        <w:rPr>
-          <w:b/>
-          <w:color w:val="222222"/>
-          <w:spacing w:val="-14"/>
-          <w:sz w:val="30"/>
-          <w:u w:val="single" w:color="222222"/>
-        </w:rPr>
-        <w:t> </w:t>
-      </w:r>
-      <w:r>
-        <w:rPr>
-          <w:b/>
-          <w:color w:val="222222"/>
-          <w:sz w:val="30"/>
-          <w:u w:val="single" w:color="222222"/>
-        </w:rPr>
-        <w:t>information</w:t>
-      </w:r>
-      <w:r>
-        <w:rPr>
-          <w:b/>
-          <w:color w:val="222222"/>
-          <w:spacing w:val="-17"/>
-          <w:sz w:val="30"/>
-          <w:u w:val="single" w:color="222222"/>
-        </w:rPr>
-        <w:t> </w:t>
-      </w:r>
-      <w:r>
-        <w:rPr>
-          <w:b/>
-          <w:color w:val="222222"/>
-          <w:sz w:val="30"/>
-          <w:u w:val="single" w:color="222222"/>
-        </w:rPr>
-        <w:t>and</w:t>
-      </w:r>
-      <w:r>
-        <w:rPr>
-          <w:b/>
-          <w:color w:val="222222"/>
-          <w:spacing w:val="-13"/>
-          <w:sz w:val="30"/>
-          <w:u w:val="single" w:color="222222"/>
-        </w:rPr>
-        <w:t> </w:t>
-      </w:r>
-      <w:r>
-        <w:rPr>
-          <w:b/>
-          <w:color w:val="222222"/>
-          <w:sz w:val="30"/>
-          <w:u w:val="single" w:color="222222"/>
-        </w:rPr>
-        <w:t>Availability</w:t>
-      </w:r>
-      <w:r>
-        <w:rPr>
-          <w:b/>
-          <w:color w:val="222222"/>
-          <w:spacing w:val="-15"/>
-          <w:sz w:val="30"/>
-          <w:u w:val="single" w:color="222222"/>
-        </w:rPr>
-        <w:t> </w:t>
-      </w:r>
-      <w:r>
-        <w:rPr>
-          <w:b/>
-          <w:color w:val="222222"/>
-          <w:sz w:val="30"/>
-          <w:u w:val="single" w:color="222222"/>
-        </w:rPr>
-        <w:t>of</w:t>
-      </w:r>
-      <w:r>
-        <w:rPr>
-          <w:b/>
-          <w:color w:val="222222"/>
-          <w:spacing w:val="-12"/>
-          <w:sz w:val="30"/>
-          <w:u w:val="single" w:color="222222"/>
-        </w:rPr>
-        <w:t> </w:t>
-      </w:r>
-      <w:r>
-        <w:rPr>
-          <w:b/>
-          <w:color w:val="222222"/>
-          <w:sz w:val="30"/>
-          <w:u w:val="single" w:color="222222"/>
-        </w:rPr>
-        <w:t>Rental</w:t>
-      </w:r>
-      <w:r>
-        <w:rPr>
-          <w:b/>
-          <w:color w:val="222222"/>
-          <w:spacing w:val="-13"/>
-          <w:sz w:val="30"/>
-          <w:u w:val="single" w:color="222222"/>
-        </w:rPr>
-        <w:t> </w:t>
-      </w:r>
+      </w:pPr>
       <w:r>
         <w:rPr>
           <w:b/>
           <w:color w:val="222222"/>
           <w:spacing w:val="-11"/>
-          <w:sz w:val="30"/>
-        </w:rPr>
-        <w:t> </w:t>
-      </w:r>
-      <w:r>
-        <w:rPr>
-          <w:rFonts w:ascii="Arial MT" w:hAnsi="Arial MT"/>
-          <w:color w:val="222222"/>
-          <w:sz w:val="30"/>
-        </w:rPr>
-        <w:t>(Done</w:t>
-      </w:r>
-      <w:r>
-        <w:rPr>
-          <w:rFonts w:ascii="Arial MT" w:hAnsi="Arial MT"/>
-          <w:color w:val="222222"/>
-          <w:spacing w:val="-13"/>
-          <w:sz w:val="30"/>
-        </w:rPr>
-        <w:t> </w:t>
-      </w:r>
-      <w:r>
-        <w:rPr>
-          <w:rFonts w:ascii="Arial MT" w:hAnsi="Arial MT"/>
-          <w:color w:val="222222"/>
-          <w:sz w:val="30"/>
-        </w:rPr>
-        <w:t>by:</w:t>
-      </w:r>
-      <w:r>
-        <w:rPr>
-          <w:rFonts w:ascii="Arial MT" w:hAnsi="Arial MT"/>
-          <w:color w:val="222222"/>
-          <w:spacing w:val="-9"/>
-          <w:sz w:val="30"/>
-        </w:rPr>
-        <w:t> </w:t>
-      </w:r>
-      <w:r>
-        <w:rPr>
-          <w:rFonts w:ascii="Arial MT" w:hAnsi="Arial MT"/>
-          <w:color w:val="222222"/>
-          <w:sz w:val="30"/>
-        </w:rPr>
-        <w:t>Haidi</w:t>
-      </w:r>
-      <w:r>
-        <w:rPr>
-          <w:rFonts w:ascii="Arial MT" w:hAnsi="Arial MT"/>
-          <w:color w:val="222222"/>
-          <w:spacing w:val="-12"/>
-          <w:sz w:val="30"/>
-        </w:rPr>
-        <w:t> </w:t>
-      </w:r>
-      <w:r>
-        <w:rPr>
-          <w:rFonts w:ascii="Arial MT" w:hAnsi="Arial MT"/>
-          <w:color w:val="222222"/>
-          <w:spacing w:val="-2"/>
-          <w:sz w:val="30"/>
-        </w:rPr>
-        <w:t>Toto)</w:t>
-      </w:r>
-    </w:p>
-    <w:p>
-      <w:pPr>
-        <w:spacing w:before="34"/>
-        <w:ind w:left="1416" w:right="0" w:firstLine="0"/>
-        <w:jc w:val="left"/>
-        <w:rPr>
-          <w:b/>
-          <w:sz w:val="30"/>
-        </w:rPr>
-      </w:pPr>
-      <w:r>
-        <w:rPr>
-          <w:b/>
-          <w:color w:val="222222"/>
-          <w:spacing w:val="-2"/>
-          <w:sz w:val="30"/>
-          <w:u w:val="single" w:color="222222"/>
-        </w:rPr>
-        <w:t>Propertie</w:t>
-      </w:r>
-    </w:p>
-    <w:p>
-      <w:pPr>
-        <w:pStyle w:val="BodyText"/>
-        <w:spacing w:before="10"/>
-        <w:rPr>
-          <w:sz w:val="5"/>
-          <w:u w:val="none"/>
-        </w:rPr>
-      </w:pPr>
-      <w:r>
-        <w:rPr>
-          <w:sz w:val="5"/>
+        </w:rPr>
+        <w:t xml:space="preserve"> </w:t>
+      </w:r>
+      <w:r>
+        <w:rPr>
+          <w:noProof/>
         </w:rPr>
         <w:drawing>
-          <wp:anchor distT="0" distB="0" distL="0" distR="0" allowOverlap="1" layoutInCell="1" locked="0" behindDoc="1" simplePos="0" relativeHeight="487592960">
+          <wp:anchor distT="0" distB="0" distL="114300" distR="114300" simplePos="0" relativeHeight="251661312" behindDoc="0" locked="0" layoutInCell="1" allowOverlap="1" wp14:anchorId="1B533E1E" wp14:editId="02F3BD40">
             <wp:simplePos x="0" y="0"/>
-            <wp:positionH relativeFrom="page">
-              <wp:posOffset>1067668</wp:posOffset>
+            <wp:positionH relativeFrom="column">
+              <wp:posOffset>685800</wp:posOffset>
             </wp:positionH>
             <wp:positionV relativeFrom="paragraph">
-              <wp:posOffset>58203</wp:posOffset>
+              <wp:posOffset>103065</wp:posOffset>
             </wp:positionV>
-            <wp:extent cx="5624237" cy="2173224"/>
-            <wp:effectExtent l="0" t="0" r="0" b="0"/>
+            <wp:extent cx="5857875" cy="2581275"/>
+            <wp:effectExtent l="0" t="0" r="9525" b="9525"/>
             <wp:wrapTopAndBottom/>
-            <wp:docPr id="11" name="Image 11"/>
-            <wp:cNvGraphicFramePr>
-              <a:graphicFrameLocks/>
-            </wp:cNvGraphicFramePr>
-            <a:graphic>
+            <wp:docPr id="9" name="image6.png"/>
+            <wp:cNvGraphicFramePr/>
+            <a:graphic xmlns:a="http://schemas.openxmlformats.org/drawingml/2006/main">
               <a:graphicData uri="http://schemas.openxmlformats.org/drawingml/2006/picture">
-                <pic:pic>
+                <pic:pic xmlns:pic="http://schemas.openxmlformats.org/drawingml/2006/picture">
                   <pic:nvPicPr>
-                    <pic:cNvPr id="11" name="Image 11"/>
-                    <pic:cNvPicPr/>
+                    <pic:cNvPr id="0" name="image6.png"/>
+                    <pic:cNvPicPr preferRelativeResize="0"/>
                   </pic:nvPicPr>
                   <pic:blipFill>
-                    <a:blip r:embed="rId15" cstate="print"/>
+                    <a:blip r:embed="rId14">
+                      <a:extLst>
+                        <a:ext uri="{28A0092B-C50C-407E-A947-70E740481C1C}">
+                          <a14:useLocalDpi xmlns:a14="http://schemas.microsoft.com/office/drawing/2010/main" val="0"/>
+                        </a:ext>
+                      </a:extLst>
+                    </a:blip>
+                    <a:srcRect/>
                     <a:stretch>
                       <a:fillRect/>
                     </a:stretch>
@@ -2852,15 +3056,22 @@
                   <pic:spPr>
                     <a:xfrm>
                       <a:off x="0" y="0"/>
-                      <a:ext cx="5624237" cy="2173224"/>
+                      <a:ext cx="5857875" cy="2581275"/>
                     </a:xfrm>
                     <a:prstGeom prst="rect">
                       <a:avLst/>
                     </a:prstGeom>
+                    <a:ln/>
                   </pic:spPr>
                 </pic:pic>
               </a:graphicData>
             </a:graphic>
+            <wp14:sizeRelH relativeFrom="page">
+              <wp14:pctWidth>0</wp14:pctWidth>
+            </wp14:sizeRelH>
+            <wp14:sizeRelV relativeFrom="page">
+              <wp14:pctHeight>0</wp14:pctHeight>
+            </wp14:sizeRelV>
           </wp:anchor>
         </w:drawing>
       </w:r>
@@ -2868,8 +3079,7 @@
     <w:p>
       <w:pPr>
         <w:spacing w:before="88"/>
-        <w:ind w:left="1416" w:right="0" w:firstLine="0"/>
-        <w:jc w:val="left"/>
+        <w:ind w:left="1416"/>
         <w:rPr>
           <w:rFonts w:ascii="Arial MT" w:hAnsi="Arial MT"/>
           <w:sz w:val="30"/>
@@ -2892,7 +3102,7 @@
           <w:sz w:val="30"/>
           <w:u w:val="single" w:color="222222"/>
         </w:rPr>
-        <w:t> </w:t>
+        <w:t xml:space="preserve"> </w:t>
       </w:r>
       <w:r>
         <w:rPr>
@@ -2911,7 +3121,7 @@
           <w:sz w:val="30"/>
           <w:u w:val="single" w:color="222222"/>
         </w:rPr>
-        <w:t> </w:t>
+        <w:t xml:space="preserve"> </w:t>
       </w:r>
       <w:r>
         <w:rPr>
@@ -2930,7 +3140,7 @@
           <w:sz w:val="30"/>
           <w:u w:val="single" w:color="222222"/>
         </w:rPr>
-        <w:t> </w:t>
+        <w:t xml:space="preserve"> </w:t>
       </w:r>
       <w:r>
         <w:rPr>
@@ -2949,7 +3159,7 @@
           <w:sz w:val="30"/>
           <w:u w:val="single" w:color="222222"/>
         </w:rPr>
-        <w:t> </w:t>
+        <w:t xml:space="preserve"> </w:t>
       </w:r>
       <w:r>
         <w:rPr>
@@ -2967,7 +3177,7 @@
           <w:spacing w:val="58"/>
           <w:sz w:val="30"/>
         </w:rPr>
-        <w:t> </w:t>
+        <w:t xml:space="preserve"> </w:t>
       </w:r>
       <w:r>
         <w:rPr>
@@ -2984,7 +3194,7 @@
           <w:spacing w:val="-13"/>
           <w:sz w:val="30"/>
         </w:rPr>
-        <w:t> </w:t>
+        <w:t xml:space="preserve"> </w:t>
       </w:r>
       <w:r>
         <w:rPr>
@@ -3001,8 +3211,9 @@
           <w:spacing w:val="-11"/>
           <w:sz w:val="30"/>
         </w:rPr>
-        <w:t> </w:t>
-      </w:r>
+        <w:t xml:space="preserve"> </w:t>
+      </w:r>
+      <w:proofErr w:type="spellStart"/>
       <w:r>
         <w:rPr>
           <w:rFonts w:ascii="Arial MT" w:hAnsi="Arial MT"/>
@@ -3011,6 +3222,7 @@
         </w:rPr>
         <w:t>Haidi</w:t>
       </w:r>
+      <w:proofErr w:type="spellEnd"/>
       <w:r>
         <w:rPr>
           <w:rFonts w:ascii="Arial MT" w:hAnsi="Arial MT"/>
@@ -3018,7 +3230,7 @@
           <w:spacing w:val="-16"/>
           <w:sz w:val="30"/>
         </w:rPr>
-        <w:t> </w:t>
+        <w:t xml:space="preserve"> </w:t>
       </w:r>
       <w:r>
         <w:rPr>
@@ -3045,10 +3257,11 @@
         <w:rPr>
           <w:rFonts w:ascii="Arial MT"/>
           <w:b w:val="0"/>
+          <w:noProof/>
           <w:sz w:val="5"/>
         </w:rPr>
         <w:drawing>
-          <wp:anchor distT="0" distB="0" distL="0" distR="0" allowOverlap="1" layoutInCell="1" locked="0" behindDoc="1" simplePos="0" relativeHeight="487593472">
+          <wp:anchor distT="0" distB="0" distL="0" distR="0" simplePos="0" relativeHeight="251653120" behindDoc="1" locked="0" layoutInCell="1" allowOverlap="1" wp14:anchorId="65B90435" wp14:editId="5BAFF67F">
             <wp:simplePos x="0" y="0"/>
             <wp:positionH relativeFrom="page">
               <wp:posOffset>1020444</wp:posOffset>
@@ -3061,17 +3274,17 @@
             <wp:wrapTopAndBottom/>
             <wp:docPr id="12" name="Image 12"/>
             <wp:cNvGraphicFramePr>
-              <a:graphicFrameLocks/>
+              <a:graphicFrameLocks xmlns:a="http://schemas.openxmlformats.org/drawingml/2006/main"/>
             </wp:cNvGraphicFramePr>
-            <a:graphic>
+            <a:graphic xmlns:a="http://schemas.openxmlformats.org/drawingml/2006/main">
               <a:graphicData uri="http://schemas.openxmlformats.org/drawingml/2006/picture">
-                <pic:pic>
+                <pic:pic xmlns:pic="http://schemas.openxmlformats.org/drawingml/2006/picture">
                   <pic:nvPicPr>
                     <pic:cNvPr id="12" name="Image 12"/>
                     <pic:cNvPicPr/>
                   </pic:nvPicPr>
                   <pic:blipFill>
-                    <a:blip r:embed="rId16" cstate="print"/>
+                    <a:blip r:embed="rId15" cstate="print"/>
                     <a:stretch>
                       <a:fillRect/>
                     </a:stretch>
@@ -3095,172 +3308,93 @@
     <w:p>
       <w:pPr>
         <w:spacing w:before="98"/>
-        <w:ind w:left="1416" w:right="0" w:firstLine="0"/>
-        <w:jc w:val="left"/>
-        <w:rPr>
-          <w:rFonts w:ascii="Arial MT"/>
-          <w:sz w:val="30"/>
-        </w:rPr>
-      </w:pPr>
-      <w:r>
-        <w:rPr>
-          <w:b/>
-          <w:color w:val="222222"/>
-          <w:sz w:val="30"/>
-          <w:u w:val="single" w:color="222222"/>
-        </w:rPr>
-        <w:t>FR13-Upload</w:t>
-      </w:r>
-      <w:r>
-        <w:rPr>
-          <w:b/>
-          <w:color w:val="222222"/>
-          <w:spacing w:val="-20"/>
-          <w:sz w:val="30"/>
-          <w:u w:val="single" w:color="222222"/>
-        </w:rPr>
-        <w:t> </w:t>
-      </w:r>
-      <w:r>
-        <w:rPr>
-          <w:b/>
-          <w:color w:val="222222"/>
-          <w:sz w:val="30"/>
-          <w:u w:val="single" w:color="222222"/>
-        </w:rPr>
-        <w:t>Property</w:t>
-      </w:r>
-      <w:r>
-        <w:rPr>
-          <w:b/>
-          <w:color w:val="222222"/>
-          <w:spacing w:val="-18"/>
-          <w:sz w:val="30"/>
-          <w:u w:val="single" w:color="222222"/>
-        </w:rPr>
-        <w:t> </w:t>
-      </w:r>
-      <w:r>
-        <w:rPr>
-          <w:b/>
-          <w:color w:val="222222"/>
-          <w:sz w:val="30"/>
-          <w:u w:val="single" w:color="222222"/>
-        </w:rPr>
-        <w:t>Images</w:t>
-      </w:r>
-      <w:r>
-        <w:rPr>
-          <w:b/>
-          <w:color w:val="222222"/>
-          <w:spacing w:val="-19"/>
-          <w:sz w:val="30"/>
-        </w:rPr>
-        <w:t> </w:t>
-      </w:r>
-      <w:r>
-        <w:rPr>
-          <w:rFonts w:ascii="Arial MT"/>
-          <w:color w:val="222222"/>
-          <w:sz w:val="30"/>
-        </w:rPr>
-        <w:t>(Done</w:t>
-      </w:r>
-      <w:r>
-        <w:rPr>
-          <w:rFonts w:ascii="Arial MT"/>
-          <w:color w:val="222222"/>
-          <w:spacing w:val="-19"/>
-          <w:sz w:val="30"/>
-        </w:rPr>
-        <w:t> </w:t>
-      </w:r>
-      <w:r>
-        <w:rPr>
-          <w:rFonts w:ascii="Arial MT"/>
-          <w:color w:val="222222"/>
-          <w:sz w:val="30"/>
-        </w:rPr>
-        <w:t>by:</w:t>
-      </w:r>
-      <w:r>
-        <w:rPr>
-          <w:rFonts w:ascii="Arial MT"/>
-          <w:color w:val="222222"/>
-          <w:spacing w:val="-18"/>
-          <w:sz w:val="30"/>
-        </w:rPr>
-        <w:t> </w:t>
-      </w:r>
-      <w:r>
-        <w:rPr>
-          <w:rFonts w:ascii="Arial MT"/>
-          <w:color w:val="222222"/>
-          <w:sz w:val="30"/>
-        </w:rPr>
-        <w:t>Ledio</w:t>
-      </w:r>
-      <w:r>
-        <w:rPr>
-          <w:rFonts w:ascii="Arial MT"/>
-          <w:color w:val="222222"/>
-          <w:spacing w:val="-15"/>
-          <w:sz w:val="30"/>
-        </w:rPr>
-        <w:t> </w:t>
-      </w:r>
-      <w:r>
-        <w:rPr>
-          <w:rFonts w:ascii="Arial MT"/>
-          <w:color w:val="222222"/>
-          <w:spacing w:val="-2"/>
-          <w:sz w:val="30"/>
-        </w:rPr>
-        <w:t>Tafciu)</w:t>
-      </w:r>
-    </w:p>
-    <w:p>
-      <w:pPr>
-        <w:pStyle w:val="BodyText"/>
-        <w:spacing w:before="4"/>
-        <w:rPr>
-          <w:rFonts w:ascii="Arial MT"/>
-          <w:b w:val="0"/>
+        <w:ind w:left="1416"/>
+        <w:rPr>
+          <w:b/>
+          <w:color w:val="222222"/>
+          <w:sz w:val="30"/>
+          <w:u w:val="single" w:color="222222"/>
+        </w:rPr>
+      </w:pPr>
+    </w:p>
+    <w:p>
+      <w:pPr>
+        <w:spacing w:before="98"/>
+        <w:ind w:left="1416"/>
+        <w:rPr>
+          <w:b/>
+          <w:color w:val="222222"/>
+          <w:sz w:val="30"/>
+          <w:u w:val="single" w:color="222222"/>
+        </w:rPr>
+      </w:pPr>
+    </w:p>
+    <w:p>
+      <w:pPr>
+        <w:spacing w:before="98"/>
+        <w:ind w:left="1416"/>
+        <w:rPr>
+          <w:b/>
+          <w:color w:val="222222"/>
+          <w:sz w:val="30"/>
+          <w:u w:val="single" w:color="222222"/>
+        </w:rPr>
+      </w:pPr>
+    </w:p>
+    <w:p>
+      <w:pPr>
+        <w:spacing w:before="98"/>
+        <w:ind w:left="1416"/>
+        <w:rPr>
+          <w:b/>
+          <w:color w:val="222222"/>
+          <w:sz w:val="30"/>
+          <w:u w:val="single" w:color="222222"/>
+        </w:rPr>
+      </w:pPr>
+    </w:p>
+    <w:p>
+      <w:pPr>
+        <w:spacing w:before="98"/>
+        <w:ind w:left="1416"/>
+        <w:rPr>
+          <w:rFonts w:ascii="Arial MT"/>
+          <w:sz w:val="30"/>
+        </w:rPr>
+      </w:pPr>
+      <w:r>
+        <w:rPr>
+          <w:rFonts w:ascii="Arial MT"/>
+          <w:b/>
+          <w:noProof/>
           <w:sz w:val="9"/>
-          <w:u w:val="none"/>
-        </w:rPr>
-      </w:pPr>
-      <w:r>
-        <w:rPr>
-          <w:rFonts w:ascii="Arial MT"/>
-          <w:b w:val="0"/>
-          <w:sz w:val="9"/>
-        </w:rPr>
+        </w:rPr>
+        <w:lastRenderedPageBreak/>
         <w:drawing>
-          <wp:anchor distT="0" distB="0" distL="0" distR="0" allowOverlap="1" layoutInCell="1" locked="0" behindDoc="1" simplePos="0" relativeHeight="487593984">
+          <wp:anchor distT="0" distB="0" distL="0" distR="0" simplePos="0" relativeHeight="251657216" behindDoc="1" locked="0" layoutInCell="1" allowOverlap="1" wp14:anchorId="65B90437" wp14:editId="08905377">
             <wp:simplePos x="0" y="0"/>
             <wp:positionH relativeFrom="page">
-              <wp:posOffset>918844</wp:posOffset>
+              <wp:posOffset>900625</wp:posOffset>
             </wp:positionH>
             <wp:positionV relativeFrom="paragraph">
-              <wp:posOffset>83806</wp:posOffset>
+              <wp:posOffset>231921</wp:posOffset>
             </wp:positionV>
             <wp:extent cx="5605404" cy="1275588"/>
             <wp:effectExtent l="0" t="0" r="0" b="0"/>
             <wp:wrapTopAndBottom/>
             <wp:docPr id="13" name="Image 13"/>
             <wp:cNvGraphicFramePr>
-              <a:graphicFrameLocks/>
+              <a:graphicFrameLocks xmlns:a="http://schemas.openxmlformats.org/drawingml/2006/main"/>
             </wp:cNvGraphicFramePr>
-            <a:graphic>
+            <a:graphic xmlns:a="http://schemas.openxmlformats.org/drawingml/2006/main">
               <a:graphicData uri="http://schemas.openxmlformats.org/drawingml/2006/picture">
-                <pic:pic>
+                <pic:pic xmlns:pic="http://schemas.openxmlformats.org/drawingml/2006/picture">
                   <pic:nvPicPr>
                     <pic:cNvPr id="13" name="Image 13"/>
                     <pic:cNvPicPr/>
                   </pic:nvPicPr>
                   <pic:blipFill>
-                    <a:blip r:embed="rId17" cstate="print"/>
+                    <a:blip r:embed="rId16" cstate="print"/>
                     <a:stretch>
                       <a:fillRect/>
                     </a:stretch>
@@ -3280,32 +3414,159 @@
           </wp:anchor>
         </w:drawing>
       </w:r>
+      <w:r>
+        <w:rPr>
+          <w:b/>
+          <w:color w:val="222222"/>
+          <w:sz w:val="30"/>
+          <w:u w:val="single" w:color="222222"/>
+        </w:rPr>
+        <w:t>FR13-Upload</w:t>
+      </w:r>
+      <w:r>
+        <w:rPr>
+          <w:b/>
+          <w:color w:val="222222"/>
+          <w:spacing w:val="-20"/>
+          <w:sz w:val="30"/>
+          <w:u w:val="single" w:color="222222"/>
+        </w:rPr>
+        <w:t xml:space="preserve"> </w:t>
+      </w:r>
+      <w:r>
+        <w:rPr>
+          <w:b/>
+          <w:color w:val="222222"/>
+          <w:sz w:val="30"/>
+          <w:u w:val="single" w:color="222222"/>
+        </w:rPr>
+        <w:t>Property</w:t>
+      </w:r>
+      <w:r>
+        <w:rPr>
+          <w:b/>
+          <w:color w:val="222222"/>
+          <w:spacing w:val="-18"/>
+          <w:sz w:val="30"/>
+          <w:u w:val="single" w:color="222222"/>
+        </w:rPr>
+        <w:t xml:space="preserve"> </w:t>
+      </w:r>
+      <w:r>
+        <w:rPr>
+          <w:b/>
+          <w:color w:val="222222"/>
+          <w:sz w:val="30"/>
+          <w:u w:val="single" w:color="222222"/>
+        </w:rPr>
+        <w:t>Images</w:t>
+      </w:r>
+      <w:r>
+        <w:rPr>
+          <w:b/>
+          <w:color w:val="222222"/>
+          <w:spacing w:val="-19"/>
+          <w:sz w:val="30"/>
+        </w:rPr>
+        <w:t xml:space="preserve"> </w:t>
+      </w:r>
+      <w:r>
+        <w:rPr>
+          <w:rFonts w:ascii="Arial MT"/>
+          <w:color w:val="222222"/>
+          <w:sz w:val="30"/>
+        </w:rPr>
+        <w:t>(Done</w:t>
+      </w:r>
+      <w:r>
+        <w:rPr>
+          <w:rFonts w:ascii="Arial MT"/>
+          <w:color w:val="222222"/>
+          <w:spacing w:val="-19"/>
+          <w:sz w:val="30"/>
+        </w:rPr>
+        <w:t xml:space="preserve"> </w:t>
+      </w:r>
+      <w:r>
+        <w:rPr>
+          <w:rFonts w:ascii="Arial MT"/>
+          <w:color w:val="222222"/>
+          <w:sz w:val="30"/>
+        </w:rPr>
+        <w:t>by:</w:t>
+      </w:r>
+      <w:r>
+        <w:rPr>
+          <w:rFonts w:ascii="Arial MT"/>
+          <w:color w:val="222222"/>
+          <w:spacing w:val="-18"/>
+          <w:sz w:val="30"/>
+        </w:rPr>
+        <w:t xml:space="preserve"> </w:t>
+      </w:r>
+      <w:proofErr w:type="spellStart"/>
+      <w:r>
+        <w:rPr>
+          <w:rFonts w:ascii="Arial MT"/>
+          <w:color w:val="222222"/>
+          <w:sz w:val="30"/>
+        </w:rPr>
+        <w:t>Ledio</w:t>
+      </w:r>
+      <w:proofErr w:type="spellEnd"/>
+      <w:r>
+        <w:rPr>
+          <w:rFonts w:ascii="Arial MT"/>
+          <w:color w:val="222222"/>
+          <w:spacing w:val="-15"/>
+          <w:sz w:val="30"/>
+        </w:rPr>
+        <w:t xml:space="preserve"> </w:t>
+      </w:r>
+      <w:proofErr w:type="spellStart"/>
+      <w:r>
+        <w:rPr>
+          <w:rFonts w:ascii="Arial MT"/>
+          <w:color w:val="222222"/>
+          <w:spacing w:val="-2"/>
+          <w:sz w:val="30"/>
+        </w:rPr>
+        <w:t>Tafciu</w:t>
+      </w:r>
+      <w:proofErr w:type="spellEnd"/>
+      <w:r>
+        <w:rPr>
+          <w:rFonts w:ascii="Arial MT"/>
+          <w:color w:val="222222"/>
+          <w:spacing w:val="-2"/>
+          <w:sz w:val="30"/>
+        </w:rPr>
+        <w:t>)</w:t>
+      </w:r>
     </w:p>
     <w:p>
       <w:pPr>
         <w:pStyle w:val="BodyText"/>
-        <w:spacing w:after="0"/>
+        <w:spacing w:before="4"/>
         <w:rPr>
           <w:rFonts w:ascii="Arial MT"/>
           <w:b w:val="0"/>
           <w:sz w:val="9"/>
-        </w:rPr>
-        <w:sectPr>
-          <w:pgSz w:w="11920" w:h="16840"/>
-          <w:pgMar w:top="1360" w:bottom="280" w:left="0" w:right="0"/>
-        </w:sectPr>
+          <w:u w:val="none"/>
+        </w:rPr>
       </w:pPr>
     </w:p>
     <w:p>
       <w:pPr>
         <w:spacing w:before="64"/>
-        <w:ind w:left="1416" w:right="0" w:firstLine="0"/>
-        <w:jc w:val="left"/>
-        <w:rPr>
-          <w:rFonts w:ascii="Arial MT"/>
-          <w:sz w:val="30"/>
-        </w:rPr>
-      </w:pPr>
+        <w:ind w:left="1416"/>
+        <w:rPr>
+          <w:rFonts w:ascii="Arial MT"/>
+          <w:sz w:val="30"/>
+        </w:rPr>
+      </w:pPr>
+      <w:bookmarkStart w:id="0" w:name="_GoBack"/>
+      <w:bookmarkEnd w:id="0"/>
       <w:r>
         <w:rPr>
           <w:b/>
@@ -3323,7 +3584,7 @@
           <w:sz w:val="30"/>
           <w:u w:val="single" w:color="222222"/>
         </w:rPr>
-        <w:t> </w:t>
+        <w:t xml:space="preserve"> </w:t>
       </w:r>
       <w:r>
         <w:rPr>
@@ -3342,7 +3603,7 @@
           <w:sz w:val="30"/>
           <w:u w:val="single" w:color="222222"/>
         </w:rPr>
-        <w:t> </w:t>
+        <w:t xml:space="preserve"> </w:t>
       </w:r>
       <w:r>
         <w:rPr>
@@ -3361,7 +3622,7 @@
           <w:sz w:val="30"/>
           <w:u w:val="single" w:color="222222"/>
         </w:rPr>
-        <w:t> </w:t>
+        <w:t xml:space="preserve"> </w:t>
       </w:r>
       <w:r>
         <w:rPr>
@@ -3380,7 +3641,7 @@
           <w:sz w:val="30"/>
           <w:u w:val="single" w:color="222222"/>
         </w:rPr>
-        <w:t> </w:t>
+        <w:t xml:space="preserve"> </w:t>
       </w:r>
       <w:r>
         <w:rPr>
@@ -3398,7 +3659,7 @@
           <w:spacing w:val="57"/>
           <w:sz w:val="30"/>
         </w:rPr>
-        <w:t> </w:t>
+        <w:t xml:space="preserve"> </w:t>
       </w:r>
       <w:r>
         <w:rPr>
@@ -3415,7 +3676,7 @@
           <w:spacing w:val="-16"/>
           <w:sz w:val="30"/>
         </w:rPr>
-        <w:t> </w:t>
+        <w:t xml:space="preserve"> </w:t>
       </w:r>
       <w:r>
         <w:rPr>
@@ -3432,8 +3693,9 @@
           <w:spacing w:val="-13"/>
           <w:sz w:val="30"/>
         </w:rPr>
-        <w:t> </w:t>
-      </w:r>
+        <w:t xml:space="preserve"> </w:t>
+      </w:r>
+      <w:proofErr w:type="spellStart"/>
       <w:r>
         <w:rPr>
           <w:rFonts w:ascii="Arial MT"/>
@@ -3442,6 +3704,7 @@
         </w:rPr>
         <w:t>Ledio</w:t>
       </w:r>
+      <w:proofErr w:type="spellEnd"/>
       <w:r>
         <w:rPr>
           <w:rFonts w:ascii="Arial MT"/>
@@ -3449,8 +3712,9 @@
           <w:spacing w:val="-11"/>
           <w:sz w:val="30"/>
         </w:rPr>
-        <w:t> </w:t>
-      </w:r>
+        <w:t xml:space="preserve"> </w:t>
+      </w:r>
+      <w:proofErr w:type="spellStart"/>
       <w:r>
         <w:rPr>
           <w:rFonts w:ascii="Arial MT"/>
@@ -3458,7 +3722,17 @@
           <w:spacing w:val="-2"/>
           <w:sz w:val="30"/>
         </w:rPr>
-        <w:t>Tafciu)</w:t>
+        <w:t>Tafciu</w:t>
+      </w:r>
+      <w:proofErr w:type="spellEnd"/>
+      <w:r>
+        <w:rPr>
+          <w:rFonts w:ascii="Arial MT"/>
+          <w:color w:val="222222"/>
+          <w:spacing w:val="-2"/>
+          <w:sz w:val="30"/>
+        </w:rPr>
+        <w:t>)</w:t>
       </w:r>
     </w:p>
     <w:p>
@@ -3476,10 +3750,11 @@
         <w:rPr>
           <w:rFonts w:ascii="Arial MT"/>
           <w:b w:val="0"/>
+          <w:noProof/>
           <w:sz w:val="7"/>
         </w:rPr>
         <w:drawing>
-          <wp:anchor distT="0" distB="0" distL="0" distR="0" allowOverlap="1" layoutInCell="1" locked="0" behindDoc="1" simplePos="0" relativeHeight="487594496">
+          <wp:anchor distT="0" distB="0" distL="0" distR="0" simplePos="0" relativeHeight="251655168" behindDoc="1" locked="0" layoutInCell="1" allowOverlap="1" wp14:anchorId="65B90439" wp14:editId="23DEA0DF">
             <wp:simplePos x="0" y="0"/>
             <wp:positionH relativeFrom="page">
               <wp:posOffset>918844</wp:posOffset>
@@ -3492,17 +3767,17 @@
             <wp:wrapTopAndBottom/>
             <wp:docPr id="14" name="Image 14"/>
             <wp:cNvGraphicFramePr>
-              <a:graphicFrameLocks/>
+              <a:graphicFrameLocks xmlns:a="http://schemas.openxmlformats.org/drawingml/2006/main"/>
             </wp:cNvGraphicFramePr>
-            <a:graphic>
+            <a:graphic xmlns:a="http://schemas.openxmlformats.org/drawingml/2006/main">
               <a:graphicData uri="http://schemas.openxmlformats.org/drawingml/2006/picture">
-                <pic:pic>
+                <pic:pic xmlns:pic="http://schemas.openxmlformats.org/drawingml/2006/picture">
                   <pic:nvPicPr>
                     <pic:cNvPr id="14" name="Image 14"/>
                     <pic:cNvPicPr/>
                   </pic:nvPicPr>
                   <pic:blipFill>
-                    <a:blip r:embed="rId18" cstate="print"/>
+                    <a:blip r:embed="rId17" cstate="print"/>
                     <a:stretch>
                       <a:fillRect/>
                     </a:stretch>
@@ -3526,8 +3801,7 @@
     <w:p>
       <w:pPr>
         <w:spacing w:before="150"/>
-        <w:ind w:left="1416" w:right="0" w:firstLine="0"/>
-        <w:jc w:val="left"/>
+        <w:ind w:left="1416"/>
         <w:rPr>
           <w:rFonts w:ascii="Arial MT"/>
           <w:sz w:val="30"/>
@@ -3550,7 +3824,7 @@
           <w:sz w:val="30"/>
           <w:u w:val="single" w:color="222222"/>
         </w:rPr>
-        <w:t> </w:t>
+        <w:t xml:space="preserve"> </w:t>
       </w:r>
       <w:r>
         <w:rPr>
@@ -3569,7 +3843,7 @@
           <w:sz w:val="30"/>
           <w:u w:val="single" w:color="222222"/>
         </w:rPr>
-        <w:t> </w:t>
+        <w:t xml:space="preserve"> </w:t>
       </w:r>
       <w:r>
         <w:rPr>
@@ -3588,7 +3862,7 @@
           <w:sz w:val="30"/>
           <w:u w:val="single" w:color="222222"/>
         </w:rPr>
-        <w:t> </w:t>
+        <w:t xml:space="preserve"> </w:t>
       </w:r>
       <w:r>
         <w:rPr>
@@ -3607,7 +3881,7 @@
           <w:sz w:val="30"/>
           <w:u w:val="single" w:color="222222"/>
         </w:rPr>
-        <w:t> </w:t>
+        <w:t xml:space="preserve"> </w:t>
       </w:r>
       <w:r>
         <w:rPr>
@@ -3625,7 +3899,7 @@
           <w:spacing w:val="59"/>
           <w:sz w:val="30"/>
         </w:rPr>
-        <w:t> </w:t>
+        <w:t xml:space="preserve"> </w:t>
       </w:r>
       <w:r>
         <w:rPr>
@@ -3642,7 +3916,7 @@
           <w:spacing w:val="-16"/>
           <w:sz w:val="30"/>
         </w:rPr>
-        <w:t> </w:t>
+        <w:t xml:space="preserve"> </w:t>
       </w:r>
       <w:r>
         <w:rPr>
@@ -3659,8 +3933,9 @@
           <w:spacing w:val="-14"/>
           <w:sz w:val="30"/>
         </w:rPr>
-        <w:t> </w:t>
-      </w:r>
+        <w:t xml:space="preserve"> </w:t>
+      </w:r>
+      <w:proofErr w:type="spellStart"/>
       <w:r>
         <w:rPr>
           <w:rFonts w:ascii="Arial MT"/>
@@ -3669,6 +3944,7 @@
         </w:rPr>
         <w:t>Ledio</w:t>
       </w:r>
+      <w:proofErr w:type="spellEnd"/>
       <w:r>
         <w:rPr>
           <w:rFonts w:ascii="Arial MT"/>
@@ -3676,8 +3952,9 @@
           <w:spacing w:val="-12"/>
           <w:sz w:val="30"/>
         </w:rPr>
-        <w:t> </w:t>
-      </w:r>
+        <w:t xml:space="preserve"> </w:t>
+      </w:r>
+      <w:proofErr w:type="spellStart"/>
       <w:r>
         <w:rPr>
           <w:rFonts w:ascii="Arial MT"/>
@@ -3685,7 +3962,17 @@
           <w:spacing w:val="-2"/>
           <w:sz w:val="30"/>
         </w:rPr>
-        <w:t>Tafciu)</w:t>
+        <w:t>Tafciu</w:t>
+      </w:r>
+      <w:proofErr w:type="spellEnd"/>
+      <w:r>
+        <w:rPr>
+          <w:rFonts w:ascii="Arial MT"/>
+          <w:color w:val="222222"/>
+          <w:spacing w:val="-2"/>
+          <w:sz w:val="30"/>
+        </w:rPr>
+        <w:t>)</w:t>
       </w:r>
     </w:p>
     <w:p>
@@ -3703,10 +3990,11 @@
         <w:rPr>
           <w:rFonts w:ascii="Arial MT"/>
           <w:b w:val="0"/>
+          <w:noProof/>
           <w:sz w:val="9"/>
         </w:rPr>
         <w:drawing>
-          <wp:anchor distT="0" distB="0" distL="0" distR="0" allowOverlap="1" layoutInCell="1" locked="0" behindDoc="1" simplePos="0" relativeHeight="487595008">
+          <wp:anchor distT="0" distB="0" distL="0" distR="0" simplePos="0" relativeHeight="251656192" behindDoc="1" locked="0" layoutInCell="1" allowOverlap="1" wp14:anchorId="65B9043B" wp14:editId="2ECE5E09">
             <wp:simplePos x="0" y="0"/>
             <wp:positionH relativeFrom="page">
               <wp:posOffset>918844</wp:posOffset>
@@ -3719,17 +4007,17 @@
             <wp:wrapTopAndBottom/>
             <wp:docPr id="15" name="Image 15"/>
             <wp:cNvGraphicFramePr>
-              <a:graphicFrameLocks/>
+              <a:graphicFrameLocks xmlns:a="http://schemas.openxmlformats.org/drawingml/2006/main"/>
             </wp:cNvGraphicFramePr>
-            <a:graphic>
+            <a:graphic xmlns:a="http://schemas.openxmlformats.org/drawingml/2006/main">
               <a:graphicData uri="http://schemas.openxmlformats.org/drawingml/2006/picture">
-                <pic:pic>
+                <pic:pic xmlns:pic="http://schemas.openxmlformats.org/drawingml/2006/picture">
                   <pic:nvPicPr>
                     <pic:cNvPr id="15" name="Image 15"/>
                     <pic:cNvPicPr/>
                   </pic:nvPicPr>
                   <pic:blipFill>
-                    <a:blip r:embed="rId19" cstate="print"/>
+                    <a:blip r:embed="rId18" cstate="print"/>
                     <a:stretch>
                       <a:fillRect/>
                     </a:stretch>
@@ -3753,8 +4041,7 @@
     <w:p>
       <w:pPr>
         <w:spacing w:before="137"/>
-        <w:ind w:left="1416" w:right="0" w:firstLine="0"/>
-        <w:jc w:val="left"/>
+        <w:ind w:left="1416"/>
         <w:rPr>
           <w:rFonts w:ascii="Arial MT"/>
           <w:sz w:val="30"/>
@@ -3777,7 +4064,7 @@
           <w:sz w:val="30"/>
           <w:u w:val="single" w:color="222222"/>
         </w:rPr>
-        <w:t> </w:t>
+        <w:t xml:space="preserve"> </w:t>
       </w:r>
       <w:r>
         <w:rPr>
@@ -3796,7 +4083,7 @@
           <w:sz w:val="30"/>
           <w:u w:val="single" w:color="222222"/>
         </w:rPr>
-        <w:t> </w:t>
+        <w:t xml:space="preserve"> </w:t>
       </w:r>
       <w:r>
         <w:rPr>
@@ -3815,7 +4102,7 @@
           <w:sz w:val="30"/>
           <w:u w:val="single" w:color="222222"/>
         </w:rPr>
-        <w:t> </w:t>
+        <w:t xml:space="preserve"> </w:t>
       </w:r>
       <w:r>
         <w:rPr>
@@ -3834,7 +4121,7 @@
           <w:sz w:val="30"/>
           <w:u w:val="single" w:color="222222"/>
         </w:rPr>
-        <w:t> </w:t>
+        <w:t xml:space="preserve"> </w:t>
       </w:r>
       <w:r>
         <w:rPr>
@@ -3852,7 +4139,7 @@
           <w:spacing w:val="54"/>
           <w:sz w:val="30"/>
         </w:rPr>
-        <w:t> </w:t>
+        <w:t xml:space="preserve"> </w:t>
       </w:r>
       <w:r>
         <w:rPr>
@@ -3869,7 +4156,7 @@
           <w:spacing w:val="-14"/>
           <w:sz w:val="30"/>
         </w:rPr>
-        <w:t> </w:t>
+        <w:t xml:space="preserve"> </w:t>
       </w:r>
       <w:r>
         <w:rPr>
@@ -3886,8 +4173,9 @@
           <w:spacing w:val="-10"/>
           <w:sz w:val="30"/>
         </w:rPr>
-        <w:t> </w:t>
-      </w:r>
+        <w:t xml:space="preserve"> </w:t>
+      </w:r>
+      <w:proofErr w:type="spellStart"/>
       <w:r>
         <w:rPr>
           <w:rFonts w:ascii="Arial MT"/>
@@ -3896,6 +4184,7 @@
         </w:rPr>
         <w:t>Ledio</w:t>
       </w:r>
+      <w:proofErr w:type="spellEnd"/>
       <w:r>
         <w:rPr>
           <w:rFonts w:ascii="Arial MT"/>
@@ -3903,8 +4192,9 @@
           <w:spacing w:val="-13"/>
           <w:sz w:val="30"/>
         </w:rPr>
-        <w:t> </w:t>
-      </w:r>
+        <w:t xml:space="preserve"> </w:t>
+      </w:r>
+      <w:proofErr w:type="spellStart"/>
       <w:r>
         <w:rPr>
           <w:rFonts w:ascii="Arial MT"/>
@@ -3912,7 +4202,17 @@
           <w:spacing w:val="-2"/>
           <w:sz w:val="30"/>
         </w:rPr>
-        <w:t>Tafciu)</w:t>
+        <w:t>Tafciu</w:t>
+      </w:r>
+      <w:proofErr w:type="spellEnd"/>
+      <w:r>
+        <w:rPr>
+          <w:rFonts w:ascii="Arial MT"/>
+          <w:color w:val="222222"/>
+          <w:spacing w:val="-2"/>
+          <w:sz w:val="30"/>
+        </w:rPr>
+        <w:t>)</w:t>
       </w:r>
     </w:p>
     <w:p>
@@ -3930,10 +4230,11 @@
         <w:rPr>
           <w:rFonts w:ascii="Arial MT"/>
           <w:b w:val="0"/>
+          <w:noProof/>
           <w:sz w:val="9"/>
         </w:rPr>
         <w:drawing>
-          <wp:anchor distT="0" distB="0" distL="0" distR="0" allowOverlap="1" layoutInCell="1" locked="0" behindDoc="1" simplePos="0" relativeHeight="487595520">
+          <wp:anchor distT="0" distB="0" distL="0" distR="0" simplePos="0" relativeHeight="251657216" behindDoc="1" locked="0" layoutInCell="1" allowOverlap="1" wp14:anchorId="65B9043D" wp14:editId="3DFA3CA3">
             <wp:simplePos x="0" y="0"/>
             <wp:positionH relativeFrom="page">
               <wp:posOffset>918844</wp:posOffset>
@@ -3946,17 +4247,17 @@
             <wp:wrapTopAndBottom/>
             <wp:docPr id="16" name="Image 16"/>
             <wp:cNvGraphicFramePr>
-              <a:graphicFrameLocks/>
+              <a:graphicFrameLocks xmlns:a="http://schemas.openxmlformats.org/drawingml/2006/main"/>
             </wp:cNvGraphicFramePr>
-            <a:graphic>
+            <a:graphic xmlns:a="http://schemas.openxmlformats.org/drawingml/2006/main">
               <a:graphicData uri="http://schemas.openxmlformats.org/drawingml/2006/picture">
-                <pic:pic>
+                <pic:pic xmlns:pic="http://schemas.openxmlformats.org/drawingml/2006/picture">
                   <pic:nvPicPr>
                     <pic:cNvPr id="16" name="Image 16"/>
                     <pic:cNvPicPr/>
                   </pic:nvPicPr>
                   <pic:blipFill>
-                    <a:blip r:embed="rId20" cstate="print"/>
+                    <a:blip r:embed="rId19" cstate="print"/>
                     <a:stretch>
                       <a:fillRect/>
                     </a:stretch>
@@ -3980,7 +4281,6 @@
     <w:p>
       <w:pPr>
         <w:pStyle w:val="BodyText"/>
-        <w:spacing w:after="0"/>
         <w:rPr>
           <w:rFonts w:ascii="Arial MT"/>
           <w:b w:val="0"/>
@@ -3988,27 +4288,28 @@
         </w:rPr>
         <w:sectPr>
           <w:pgSz w:w="11920" w:h="16840"/>
-          <w:pgMar w:top="1360" w:bottom="280" w:left="0" w:right="0"/>
+          <w:pgMar w:top="1360" w:right="0" w:bottom="280" w:left="0" w:header="720" w:footer="720" w:gutter="0"/>
+          <w:cols w:space="720"/>
         </w:sectPr>
       </w:pPr>
     </w:p>
     <w:p>
       <w:pPr>
         <w:spacing w:before="64"/>
-        <w:ind w:left="1416" w:right="0" w:firstLine="0"/>
-        <w:jc w:val="left"/>
-        <w:rPr>
-          <w:rFonts w:ascii="Arial MT"/>
-          <w:sz w:val="30"/>
-        </w:rPr>
-      </w:pPr>
-      <w:r>
-        <w:rPr>
-          <w:b/>
-          <w:color w:val="222222"/>
-          <w:sz w:val="30"/>
-          <w:u w:val="single" w:color="222222"/>
-        </w:rPr>
+        <w:ind w:left="1416"/>
+        <w:rPr>
+          <w:rFonts w:ascii="Arial MT"/>
+          <w:sz w:val="30"/>
+        </w:rPr>
+      </w:pPr>
+      <w:r>
+        <w:rPr>
+          <w:b/>
+          <w:color w:val="222222"/>
+          <w:sz w:val="30"/>
+          <w:u w:val="single" w:color="222222"/>
+        </w:rPr>
+        <w:lastRenderedPageBreak/>
         <w:t>FR17</w:t>
       </w:r>
       <w:r>
@@ -4019,7 +4320,7 @@
           <w:sz w:val="30"/>
           <w:u w:val="single" w:color="222222"/>
         </w:rPr>
-        <w:t> </w:t>
+        <w:t xml:space="preserve"> </w:t>
       </w:r>
       <w:r>
         <w:rPr>
@@ -4038,7 +4339,7 @@
           <w:sz w:val="30"/>
           <w:u w:val="single" w:color="222222"/>
         </w:rPr>
-        <w:t> </w:t>
+        <w:t xml:space="preserve"> </w:t>
       </w:r>
       <w:r>
         <w:rPr>
@@ -4057,7 +4358,7 @@
           <w:sz w:val="30"/>
           <w:u w:val="single" w:color="222222"/>
         </w:rPr>
-        <w:t> </w:t>
+        <w:t xml:space="preserve"> </w:t>
       </w:r>
       <w:r>
         <w:rPr>
@@ -4076,7 +4377,7 @@
           <w:sz w:val="30"/>
           <w:u w:val="single" w:color="222222"/>
         </w:rPr>
-        <w:t> </w:t>
+        <w:t xml:space="preserve"> </w:t>
       </w:r>
       <w:r>
         <w:rPr>
@@ -4095,7 +4396,7 @@
           <w:sz w:val="30"/>
           <w:u w:val="single" w:color="222222"/>
         </w:rPr>
-        <w:t> </w:t>
+        <w:t xml:space="preserve"> </w:t>
       </w:r>
       <w:r>
         <w:rPr>
@@ -4114,7 +4415,7 @@
           <w:sz w:val="30"/>
           <w:u w:val="single" w:color="222222"/>
         </w:rPr>
-        <w:t> </w:t>
+        <w:t xml:space="preserve"> </w:t>
       </w:r>
       <w:r>
         <w:rPr>
@@ -4132,7 +4433,7 @@
           <w:spacing w:val="58"/>
           <w:sz w:val="30"/>
         </w:rPr>
-        <w:t> </w:t>
+        <w:t xml:space="preserve"> </w:t>
       </w:r>
       <w:r>
         <w:rPr>
@@ -4149,7 +4450,7 @@
           <w:spacing w:val="-16"/>
           <w:sz w:val="30"/>
         </w:rPr>
-        <w:t> </w:t>
+        <w:t xml:space="preserve"> </w:t>
       </w:r>
       <w:r>
         <w:rPr>
@@ -4166,8 +4467,9 @@
           <w:spacing w:val="-14"/>
           <w:sz w:val="30"/>
         </w:rPr>
-        <w:t> </w:t>
-      </w:r>
+        <w:t xml:space="preserve"> </w:t>
+      </w:r>
+      <w:proofErr w:type="spellStart"/>
       <w:r>
         <w:rPr>
           <w:rFonts w:ascii="Arial MT"/>
@@ -4176,6 +4478,7 @@
         </w:rPr>
         <w:t>Ledio</w:t>
       </w:r>
+      <w:proofErr w:type="spellEnd"/>
       <w:r>
         <w:rPr>
           <w:rFonts w:ascii="Arial MT"/>
@@ -4183,8 +4486,9 @@
           <w:spacing w:val="-11"/>
           <w:sz w:val="30"/>
         </w:rPr>
-        <w:t> </w:t>
-      </w:r>
+        <w:t xml:space="preserve"> </w:t>
+      </w:r>
+      <w:proofErr w:type="spellStart"/>
       <w:r>
         <w:rPr>
           <w:rFonts w:ascii="Arial MT"/>
@@ -4192,7 +4496,17 @@
           <w:spacing w:val="-2"/>
           <w:sz w:val="30"/>
         </w:rPr>
-        <w:t>Tafciu)</w:t>
+        <w:t>Tafciu</w:t>
+      </w:r>
+      <w:proofErr w:type="spellEnd"/>
+      <w:r>
+        <w:rPr>
+          <w:rFonts w:ascii="Arial MT"/>
+          <w:color w:val="222222"/>
+          <w:spacing w:val="-2"/>
+          <w:sz w:val="30"/>
+        </w:rPr>
+        <w:t>)</w:t>
       </w:r>
     </w:p>
     <w:p>
@@ -4210,10 +4524,11 @@
         <w:rPr>
           <w:rFonts w:ascii="Arial MT"/>
           <w:b w:val="0"/>
+          <w:noProof/>
           <w:sz w:val="7"/>
         </w:rPr>
         <w:drawing>
-          <wp:anchor distT="0" distB="0" distL="0" distR="0" allowOverlap="1" layoutInCell="1" locked="0" behindDoc="1" simplePos="0" relativeHeight="487596032">
+          <wp:anchor distT="0" distB="0" distL="0" distR="0" simplePos="0" relativeHeight="251658240" behindDoc="1" locked="0" layoutInCell="1" allowOverlap="1" wp14:anchorId="65B9043F" wp14:editId="43F509FD">
             <wp:simplePos x="0" y="0"/>
             <wp:positionH relativeFrom="page">
               <wp:posOffset>918844</wp:posOffset>
@@ -4226,17 +4541,17 @@
             <wp:wrapTopAndBottom/>
             <wp:docPr id="17" name="Image 17"/>
             <wp:cNvGraphicFramePr>
-              <a:graphicFrameLocks/>
+              <a:graphicFrameLocks xmlns:a="http://schemas.openxmlformats.org/drawingml/2006/main"/>
             </wp:cNvGraphicFramePr>
-            <a:graphic>
+            <a:graphic xmlns:a="http://schemas.openxmlformats.org/drawingml/2006/main">
               <a:graphicData uri="http://schemas.openxmlformats.org/drawingml/2006/picture">
-                <pic:pic>
+                <pic:pic xmlns:pic="http://schemas.openxmlformats.org/drawingml/2006/picture">
                   <pic:nvPicPr>
                     <pic:cNvPr id="17" name="Image 17"/>
                     <pic:cNvPicPr/>
                   </pic:nvPicPr>
                   <pic:blipFill>
-                    <a:blip r:embed="rId21" cstate="print"/>
+                    <a:blip r:embed="rId20" cstate="print"/>
                     <a:stretch>
                       <a:fillRect/>
                     </a:stretch>
@@ -4260,8 +4575,7 @@
     <w:p>
       <w:pPr>
         <w:spacing w:before="72"/>
-        <w:ind w:left="1416" w:right="0" w:firstLine="0"/>
-        <w:jc w:val="left"/>
+        <w:ind w:left="1416"/>
         <w:rPr>
           <w:rFonts w:ascii="Arial MT"/>
           <w:sz w:val="30"/>
@@ -4284,7 +4598,7 @@
           <w:sz w:val="30"/>
           <w:u w:val="single" w:color="222222"/>
         </w:rPr>
-        <w:t> </w:t>
+        <w:t xml:space="preserve"> </w:t>
       </w:r>
       <w:r>
         <w:rPr>
@@ -4303,7 +4617,7 @@
           <w:sz w:val="30"/>
           <w:u w:val="single" w:color="222222"/>
         </w:rPr>
-        <w:t> </w:t>
+        <w:t xml:space="preserve"> </w:t>
       </w:r>
       <w:r>
         <w:rPr>
@@ -4322,7 +4636,7 @@
           <w:sz w:val="30"/>
           <w:u w:val="single" w:color="222222"/>
         </w:rPr>
-        <w:t> </w:t>
+        <w:t xml:space="preserve"> </w:t>
       </w:r>
       <w:r>
         <w:rPr>
@@ -4341,8 +4655,9 @@
           <w:sz w:val="30"/>
           <w:u w:val="single" w:color="222222"/>
         </w:rPr>
-        <w:t> </w:t>
-      </w:r>
+        <w:t xml:space="preserve"> </w:t>
+      </w:r>
+      <w:proofErr w:type="gramStart"/>
       <w:r>
         <w:rPr>
           <w:b/>
@@ -4352,6 +4667,7 @@
         </w:rPr>
         <w:t>To</w:t>
       </w:r>
+      <w:proofErr w:type="gramEnd"/>
       <w:r>
         <w:rPr>
           <w:b/>
@@ -4360,7 +4676,7 @@
           <w:sz w:val="30"/>
           <w:u w:val="single" w:color="222222"/>
         </w:rPr>
-        <w:t> </w:t>
+        <w:t xml:space="preserve"> </w:t>
       </w:r>
       <w:r>
         <w:rPr>
@@ -4378,7 +4694,7 @@
           <w:spacing w:val="59"/>
           <w:sz w:val="30"/>
         </w:rPr>
-        <w:t> </w:t>
+        <w:t xml:space="preserve"> </w:t>
       </w:r>
       <w:r>
         <w:rPr>
@@ -4395,7 +4711,7 @@
           <w:spacing w:val="-15"/>
           <w:sz w:val="30"/>
         </w:rPr>
-        <w:t> </w:t>
+        <w:t xml:space="preserve"> </w:t>
       </w:r>
       <w:r>
         <w:rPr>
@@ -4412,8 +4728,9 @@
           <w:spacing w:val="-12"/>
           <w:sz w:val="30"/>
         </w:rPr>
-        <w:t> </w:t>
-      </w:r>
+        <w:t xml:space="preserve"> </w:t>
+      </w:r>
+      <w:proofErr w:type="spellStart"/>
       <w:r>
         <w:rPr>
           <w:rFonts w:ascii="Arial MT"/>
@@ -4422,6 +4739,7 @@
         </w:rPr>
         <w:t>Ledio</w:t>
       </w:r>
+      <w:proofErr w:type="spellEnd"/>
       <w:r>
         <w:rPr>
           <w:rFonts w:ascii="Arial MT"/>
@@ -4429,8 +4747,9 @@
           <w:spacing w:val="-14"/>
           <w:sz w:val="30"/>
         </w:rPr>
-        <w:t> </w:t>
-      </w:r>
+        <w:t xml:space="preserve"> </w:t>
+      </w:r>
+      <w:proofErr w:type="spellStart"/>
       <w:r>
         <w:rPr>
           <w:rFonts w:ascii="Arial MT"/>
@@ -4438,7 +4757,17 @@
           <w:spacing w:val="-2"/>
           <w:sz w:val="30"/>
         </w:rPr>
-        <w:t>Tafciu)</w:t>
+        <w:t>Tafciu</w:t>
+      </w:r>
+      <w:proofErr w:type="spellEnd"/>
+      <w:r>
+        <w:rPr>
+          <w:rFonts w:ascii="Arial MT"/>
+          <w:color w:val="222222"/>
+          <w:spacing w:val="-2"/>
+          <w:sz w:val="30"/>
+        </w:rPr>
+        <w:t>)</w:t>
       </w:r>
     </w:p>
     <w:p>
@@ -4456,10 +4785,11 @@
         <w:rPr>
           <w:rFonts w:ascii="Arial MT"/>
           <w:b w:val="0"/>
+          <w:noProof/>
           <w:sz w:val="8"/>
         </w:rPr>
         <w:drawing>
-          <wp:anchor distT="0" distB="0" distL="0" distR="0" allowOverlap="1" layoutInCell="1" locked="0" behindDoc="1" simplePos="0" relativeHeight="487596544">
+          <wp:anchor distT="0" distB="0" distL="0" distR="0" simplePos="0" relativeHeight="251659264" behindDoc="1" locked="0" layoutInCell="1" allowOverlap="1" wp14:anchorId="65B90441" wp14:editId="2A8D0168">
             <wp:simplePos x="0" y="0"/>
             <wp:positionH relativeFrom="page">
               <wp:posOffset>918844</wp:posOffset>
@@ -4472,17 +4802,17 @@
             <wp:wrapTopAndBottom/>
             <wp:docPr id="18" name="Image 18"/>
             <wp:cNvGraphicFramePr>
-              <a:graphicFrameLocks/>
+              <a:graphicFrameLocks xmlns:a="http://schemas.openxmlformats.org/drawingml/2006/main"/>
             </wp:cNvGraphicFramePr>
-            <a:graphic>
+            <a:graphic xmlns:a="http://schemas.openxmlformats.org/drawingml/2006/main">
               <a:graphicData uri="http://schemas.openxmlformats.org/drawingml/2006/picture">
-                <pic:pic>
+                <pic:pic xmlns:pic="http://schemas.openxmlformats.org/drawingml/2006/picture">
                   <pic:nvPicPr>
                     <pic:cNvPr id="18" name="Image 18"/>
                     <pic:cNvPicPr/>
                   </pic:nvPicPr>
                   <pic:blipFill>
-                    <a:blip r:embed="rId22" cstate="print"/>
+                    <a:blip r:embed="rId21" cstate="print"/>
                     <a:stretch>
                       <a:fillRect/>
                     </a:stretch>
@@ -4517,9 +4847,7 @@
     </w:p>
     <w:p>
       <w:pPr>
-        <w:spacing w:before="0"/>
-        <w:ind w:left="1416" w:right="0" w:firstLine="0"/>
-        <w:jc w:val="left"/>
+        <w:ind w:left="1416"/>
         <w:rPr>
           <w:rFonts w:ascii="Arial MT"/>
           <w:sz w:val="30"/>
@@ -4542,7 +4870,7 @@
           <w:sz w:val="30"/>
           <w:u w:val="single" w:color="222222"/>
         </w:rPr>
-        <w:t> </w:t>
+        <w:t xml:space="preserve"> </w:t>
       </w:r>
       <w:r>
         <w:rPr>
@@ -4561,7 +4889,7 @@
           <w:sz w:val="30"/>
           <w:u w:val="single" w:color="222222"/>
         </w:rPr>
-        <w:t> </w:t>
+        <w:t xml:space="preserve"> </w:t>
       </w:r>
       <w:r>
         <w:rPr>
@@ -4580,7 +4908,7 @@
           <w:sz w:val="30"/>
           <w:u w:val="single" w:color="222222"/>
         </w:rPr>
-        <w:t> </w:t>
+        <w:t xml:space="preserve"> </w:t>
       </w:r>
       <w:r>
         <w:rPr>
@@ -4599,7 +4927,7 @@
           <w:sz w:val="30"/>
           <w:u w:val="single" w:color="222222"/>
         </w:rPr>
-        <w:t> </w:t>
+        <w:t xml:space="preserve"> </w:t>
       </w:r>
       <w:r>
         <w:rPr>
@@ -4617,7 +4945,7 @@
           <w:spacing w:val="52"/>
           <w:sz w:val="30"/>
         </w:rPr>
-        <w:t> </w:t>
+        <w:t xml:space="preserve"> </w:t>
       </w:r>
       <w:r>
         <w:rPr>
@@ -4634,8 +4962,10 @@
           <w:spacing w:val="-14"/>
           <w:sz w:val="30"/>
         </w:rPr>
-        <w:t> </w:t>
-      </w:r>
+        <w:t xml:space="preserve"> </w:t>
+      </w:r>
+      <w:proofErr w:type="spellStart"/>
+      <w:proofErr w:type="gramStart"/>
       <w:r>
         <w:rPr>
           <w:rFonts w:ascii="Arial MT"/>
@@ -4644,6 +4974,8 @@
         </w:rPr>
         <w:t>by:Desard</w:t>
       </w:r>
+      <w:proofErr w:type="spellEnd"/>
+      <w:proofErr w:type="gramEnd"/>
       <w:r>
         <w:rPr>
           <w:rFonts w:ascii="Arial MT"/>
@@ -4651,8 +4983,9 @@
           <w:spacing w:val="-14"/>
           <w:sz w:val="30"/>
         </w:rPr>
-        <w:t> </w:t>
-      </w:r>
+        <w:t xml:space="preserve"> </w:t>
+      </w:r>
+      <w:proofErr w:type="spellStart"/>
       <w:r>
         <w:rPr>
           <w:rFonts w:ascii="Arial MT"/>
@@ -4660,7 +4993,17 @@
           <w:spacing w:val="-2"/>
           <w:sz w:val="30"/>
         </w:rPr>
-        <w:t>Lybeshari)</w:t>
+        <w:t>Lybeshari</w:t>
+      </w:r>
+      <w:proofErr w:type="spellEnd"/>
+      <w:r>
+        <w:rPr>
+          <w:rFonts w:ascii="Arial MT"/>
+          <w:color w:val="222222"/>
+          <w:spacing w:val="-2"/>
+          <w:sz w:val="30"/>
+        </w:rPr>
+        <w:t>)</w:t>
       </w:r>
     </w:p>
     <w:p>
@@ -4678,10 +5021,11 @@
         <w:rPr>
           <w:rFonts w:ascii="Arial MT"/>
           <w:b w:val="0"/>
+          <w:noProof/>
           <w:sz w:val="20"/>
         </w:rPr>
         <w:drawing>
-          <wp:anchor distT="0" distB="0" distL="0" distR="0" allowOverlap="1" layoutInCell="1" locked="0" behindDoc="1" simplePos="0" relativeHeight="487597056">
+          <wp:anchor distT="0" distB="0" distL="0" distR="0" simplePos="0" relativeHeight="251660288" behindDoc="1" locked="0" layoutInCell="1" allowOverlap="1" wp14:anchorId="65B90443" wp14:editId="7E7BCC18">
             <wp:simplePos x="0" y="0"/>
             <wp:positionH relativeFrom="page">
               <wp:posOffset>1044575</wp:posOffset>
@@ -4694,17 +5038,17 @@
             <wp:wrapTopAndBottom/>
             <wp:docPr id="19" name="Image 19"/>
             <wp:cNvGraphicFramePr>
-              <a:graphicFrameLocks/>
+              <a:graphicFrameLocks xmlns:a="http://schemas.openxmlformats.org/drawingml/2006/main"/>
             </wp:cNvGraphicFramePr>
-            <a:graphic>
+            <a:graphic xmlns:a="http://schemas.openxmlformats.org/drawingml/2006/main">
               <a:graphicData uri="http://schemas.openxmlformats.org/drawingml/2006/picture">
-                <pic:pic>
+                <pic:pic xmlns:pic="http://schemas.openxmlformats.org/drawingml/2006/picture">
                   <pic:nvPicPr>
                     <pic:cNvPr id="19" name="Image 19"/>
                     <pic:cNvPicPr/>
                   </pic:nvPicPr>
                   <pic:blipFill>
-                    <a:blip r:embed="rId23" cstate="print"/>
+                    <a:blip r:embed="rId22" cstate="print"/>
                     <a:stretch>
                       <a:fillRect/>
                     </a:stretch>
@@ -4728,7 +5072,6 @@
     <w:p>
       <w:pPr>
         <w:pStyle w:val="BodyText"/>
-        <w:spacing w:after="0"/>
         <w:rPr>
           <w:rFonts w:ascii="Arial MT"/>
           <w:b w:val="0"/>
@@ -4736,27 +5079,28 @@
         </w:rPr>
         <w:sectPr>
           <w:pgSz w:w="11920" w:h="16840"/>
-          <w:pgMar w:top="1360" w:bottom="280" w:left="0" w:right="0"/>
+          <w:pgMar w:top="1360" w:right="0" w:bottom="280" w:left="0" w:header="720" w:footer="720" w:gutter="0"/>
+          <w:cols w:space="720"/>
         </w:sectPr>
       </w:pPr>
     </w:p>
     <w:p>
       <w:pPr>
         <w:spacing w:before="64"/>
-        <w:ind w:left="830" w:right="0" w:firstLine="0"/>
-        <w:jc w:val="left"/>
-        <w:rPr>
-          <w:rFonts w:ascii="Arial MT"/>
-          <w:sz w:val="30"/>
-        </w:rPr>
-      </w:pPr>
-      <w:r>
-        <w:rPr>
-          <w:b/>
-          <w:color w:val="222222"/>
-          <w:sz w:val="30"/>
-          <w:u w:val="single" w:color="222222"/>
-        </w:rPr>
+        <w:ind w:left="830"/>
+        <w:rPr>
+          <w:rFonts w:ascii="Arial MT"/>
+          <w:sz w:val="30"/>
+        </w:rPr>
+      </w:pPr>
+      <w:r>
+        <w:rPr>
+          <w:b/>
+          <w:color w:val="222222"/>
+          <w:sz w:val="30"/>
+          <w:u w:val="single" w:color="222222"/>
+        </w:rPr>
+        <w:lastRenderedPageBreak/>
         <w:t>FR20</w:t>
       </w:r>
       <w:r>
@@ -4767,7 +5111,7 @@
           <w:sz w:val="30"/>
           <w:u w:val="single" w:color="222222"/>
         </w:rPr>
-        <w:t> </w:t>
+        <w:t xml:space="preserve"> </w:t>
       </w:r>
       <w:r>
         <w:rPr>
@@ -4786,7 +5130,7 @@
           <w:sz w:val="30"/>
           <w:u w:val="single" w:color="222222"/>
         </w:rPr>
-        <w:t> </w:t>
+        <w:t xml:space="preserve"> </w:t>
       </w:r>
       <w:r>
         <w:rPr>
@@ -4805,7 +5149,7 @@
           <w:sz w:val="30"/>
           <w:u w:val="single" w:color="222222"/>
         </w:rPr>
-        <w:t> </w:t>
+        <w:t xml:space="preserve"> </w:t>
       </w:r>
       <w:r>
         <w:rPr>
@@ -4824,7 +5168,7 @@
           <w:sz w:val="30"/>
           <w:u w:val="single" w:color="222222"/>
         </w:rPr>
-        <w:t> </w:t>
+        <w:t xml:space="preserve"> </w:t>
       </w:r>
       <w:r>
         <w:rPr>
@@ -4843,7 +5187,7 @@
           <w:sz w:val="30"/>
           <w:u w:val="single" w:color="222222"/>
         </w:rPr>
-        <w:t> </w:t>
+        <w:t xml:space="preserve"> </w:t>
       </w:r>
       <w:r>
         <w:rPr>
@@ -4862,7 +5206,7 @@
           <w:sz w:val="30"/>
           <w:u w:val="single" w:color="222222"/>
         </w:rPr>
-        <w:t> </w:t>
+        <w:t xml:space="preserve"> </w:t>
       </w:r>
       <w:r>
         <w:rPr>
@@ -4881,7 +5225,7 @@
           <w:sz w:val="30"/>
           <w:u w:val="single" w:color="222222"/>
         </w:rPr>
-        <w:t> </w:t>
+        <w:t xml:space="preserve"> </w:t>
       </w:r>
       <w:r>
         <w:rPr>
@@ -4899,7 +5243,7 @@
           <w:spacing w:val="54"/>
           <w:sz w:val="30"/>
         </w:rPr>
-        <w:t> </w:t>
+        <w:t xml:space="preserve"> </w:t>
       </w:r>
       <w:r>
         <w:rPr>
@@ -4916,8 +5260,10 @@
           <w:spacing w:val="-16"/>
           <w:sz w:val="30"/>
         </w:rPr>
-        <w:t> </w:t>
-      </w:r>
+        <w:t xml:space="preserve"> </w:t>
+      </w:r>
+      <w:proofErr w:type="spellStart"/>
+      <w:proofErr w:type="gramStart"/>
       <w:r>
         <w:rPr>
           <w:rFonts w:ascii="Arial MT"/>
@@ -4926,6 +5272,8 @@
         </w:rPr>
         <w:t>by:Desard</w:t>
       </w:r>
+      <w:proofErr w:type="spellEnd"/>
+      <w:proofErr w:type="gramEnd"/>
       <w:r>
         <w:rPr>
           <w:rFonts w:ascii="Arial MT"/>
@@ -4933,8 +5281,9 @@
           <w:spacing w:val="-15"/>
           <w:sz w:val="30"/>
         </w:rPr>
-        <w:t> </w:t>
-      </w:r>
+        <w:t xml:space="preserve"> </w:t>
+      </w:r>
+      <w:proofErr w:type="spellStart"/>
       <w:r>
         <w:rPr>
           <w:rFonts w:ascii="Arial MT"/>
@@ -4942,7 +5291,17 @@
           <w:spacing w:val="-2"/>
           <w:sz w:val="30"/>
         </w:rPr>
-        <w:t>Lybeshari)</w:t>
+        <w:t>Lybeshari</w:t>
+      </w:r>
+      <w:proofErr w:type="spellEnd"/>
+      <w:r>
+        <w:rPr>
+          <w:rFonts w:ascii="Arial MT"/>
+          <w:color w:val="222222"/>
+          <w:spacing w:val="-2"/>
+          <w:sz w:val="30"/>
+        </w:rPr>
+        <w:t>)</w:t>
       </w:r>
     </w:p>
     <w:p>
@@ -4971,10 +5330,11 @@
         <w:rPr>
           <w:rFonts w:ascii="Arial MT"/>
           <w:b w:val="0"/>
+          <w:noProof/>
           <w:sz w:val="20"/>
         </w:rPr>
         <w:drawing>
-          <wp:anchor distT="0" distB="0" distL="0" distR="0" allowOverlap="1" layoutInCell="1" locked="0" behindDoc="1" simplePos="0" relativeHeight="487597568">
+          <wp:anchor distT="0" distB="0" distL="0" distR="0" simplePos="0" relativeHeight="251661312" behindDoc="1" locked="0" layoutInCell="1" allowOverlap="1" wp14:anchorId="65B90445" wp14:editId="6E51A256">
             <wp:simplePos x="0" y="0"/>
             <wp:positionH relativeFrom="page">
               <wp:posOffset>959485</wp:posOffset>
@@ -4987,17 +5347,17 @@
             <wp:wrapTopAndBottom/>
             <wp:docPr id="20" name="Image 20"/>
             <wp:cNvGraphicFramePr>
-              <a:graphicFrameLocks/>
+              <a:graphicFrameLocks xmlns:a="http://schemas.openxmlformats.org/drawingml/2006/main"/>
             </wp:cNvGraphicFramePr>
-            <a:graphic>
+            <a:graphic xmlns:a="http://schemas.openxmlformats.org/drawingml/2006/main">
               <a:graphicData uri="http://schemas.openxmlformats.org/drawingml/2006/picture">
-                <pic:pic>
+                <pic:pic xmlns:pic="http://schemas.openxmlformats.org/drawingml/2006/picture">
                   <pic:nvPicPr>
                     <pic:cNvPr id="20" name="Image 20"/>
                     <pic:cNvPicPr/>
                   </pic:nvPicPr>
                   <pic:blipFill>
-                    <a:blip r:embed="rId24" cstate="print"/>
+                    <a:blip r:embed="rId23" cstate="print"/>
                     <a:stretch>
                       <a:fillRect/>
                     </a:stretch>
@@ -5032,9 +5392,7 @@
     </w:p>
     <w:p>
       <w:pPr>
-        <w:spacing w:before="0"/>
-        <w:ind w:left="1416" w:right="0" w:firstLine="0"/>
-        <w:jc w:val="left"/>
+        <w:ind w:left="1416"/>
         <w:rPr>
           <w:rFonts w:ascii="Arial MT"/>
           <w:sz w:val="30"/>
@@ -5057,7 +5415,7 @@
           <w:sz w:val="30"/>
           <w:u w:val="single" w:color="222222"/>
         </w:rPr>
-        <w:t> </w:t>
+        <w:t xml:space="preserve"> </w:t>
       </w:r>
       <w:r>
         <w:rPr>
@@ -5076,7 +5434,7 @@
           <w:sz w:val="30"/>
           <w:u w:val="single" w:color="222222"/>
         </w:rPr>
-        <w:t> </w:t>
+        <w:t xml:space="preserve"> </w:t>
       </w:r>
       <w:r>
         <w:rPr>
@@ -5095,7 +5453,7 @@
           <w:sz w:val="30"/>
           <w:u w:val="single" w:color="222222"/>
         </w:rPr>
-        <w:t> </w:t>
+        <w:t xml:space="preserve"> </w:t>
       </w:r>
       <w:r>
         <w:rPr>
@@ -5114,7 +5472,7 @@
           <w:sz w:val="30"/>
           <w:u w:val="single" w:color="222222"/>
         </w:rPr>
-        <w:t> </w:t>
+        <w:t xml:space="preserve"> </w:t>
       </w:r>
       <w:r>
         <w:rPr>
@@ -5132,7 +5490,7 @@
           <w:spacing w:val="56"/>
           <w:sz w:val="30"/>
         </w:rPr>
-        <w:t> </w:t>
+        <w:t xml:space="preserve"> </w:t>
       </w:r>
       <w:r>
         <w:rPr>
@@ -5149,8 +5507,10 @@
           <w:spacing w:val="-18"/>
           <w:sz w:val="30"/>
         </w:rPr>
-        <w:t> </w:t>
-      </w:r>
+        <w:t xml:space="preserve"> </w:t>
+      </w:r>
+      <w:proofErr w:type="spellStart"/>
+      <w:proofErr w:type="gramStart"/>
       <w:r>
         <w:rPr>
           <w:rFonts w:ascii="Arial MT"/>
@@ -5159,6 +5519,8 @@
         </w:rPr>
         <w:t>by:Desard</w:t>
       </w:r>
+      <w:proofErr w:type="spellEnd"/>
+      <w:proofErr w:type="gramEnd"/>
       <w:r>
         <w:rPr>
           <w:rFonts w:ascii="Arial MT"/>
@@ -5166,8 +5528,9 @@
           <w:spacing w:val="-18"/>
           <w:sz w:val="30"/>
         </w:rPr>
-        <w:t> </w:t>
-      </w:r>
+        <w:t xml:space="preserve"> </w:t>
+      </w:r>
+      <w:proofErr w:type="spellStart"/>
       <w:r>
         <w:rPr>
           <w:rFonts w:ascii="Arial MT"/>
@@ -5175,7 +5538,17 @@
           <w:spacing w:val="-2"/>
           <w:sz w:val="30"/>
         </w:rPr>
-        <w:t>Lybeshari)</w:t>
+        <w:t>Lybeshari</w:t>
+      </w:r>
+      <w:proofErr w:type="spellEnd"/>
+      <w:r>
+        <w:rPr>
+          <w:rFonts w:ascii="Arial MT"/>
+          <w:color w:val="222222"/>
+          <w:spacing w:val="-2"/>
+          <w:sz w:val="30"/>
+        </w:rPr>
+        <w:t>)</w:t>
       </w:r>
     </w:p>
     <w:p>
@@ -5193,10 +5566,11 @@
         <w:rPr>
           <w:rFonts w:ascii="Arial MT"/>
           <w:b w:val="0"/>
+          <w:noProof/>
           <w:sz w:val="20"/>
         </w:rPr>
         <w:drawing>
-          <wp:anchor distT="0" distB="0" distL="0" distR="0" allowOverlap="1" layoutInCell="1" locked="0" behindDoc="1" simplePos="0" relativeHeight="487598080">
+          <wp:anchor distT="0" distB="0" distL="0" distR="0" simplePos="0" relativeHeight="251662336" behindDoc="1" locked="0" layoutInCell="1" allowOverlap="1" wp14:anchorId="65B90447" wp14:editId="4CCDB38E">
             <wp:simplePos x="0" y="0"/>
             <wp:positionH relativeFrom="page">
               <wp:posOffset>1440814</wp:posOffset>
@@ -5209,17 +5583,17 @@
             <wp:wrapTopAndBottom/>
             <wp:docPr id="21" name="Image 21"/>
             <wp:cNvGraphicFramePr>
-              <a:graphicFrameLocks/>
+              <a:graphicFrameLocks xmlns:a="http://schemas.openxmlformats.org/drawingml/2006/main"/>
             </wp:cNvGraphicFramePr>
-            <a:graphic>
+            <a:graphic xmlns:a="http://schemas.openxmlformats.org/drawingml/2006/main">
               <a:graphicData uri="http://schemas.openxmlformats.org/drawingml/2006/picture">
-                <pic:pic>
+                <pic:pic xmlns:pic="http://schemas.openxmlformats.org/drawingml/2006/picture">
                   <pic:nvPicPr>
                     <pic:cNvPr id="21" name="Image 21"/>
                     <pic:cNvPicPr/>
                   </pic:nvPicPr>
                   <pic:blipFill>
-                    <a:blip r:embed="rId25" cstate="print"/>
+                    <a:blip r:embed="rId24" cstate="print"/>
                     <a:stretch>
                       <a:fillRect/>
                     </a:stretch>
@@ -5265,9 +5639,7 @@
     </w:p>
     <w:p>
       <w:pPr>
-        <w:spacing w:before="0"/>
-        <w:ind w:left="1416" w:right="0" w:firstLine="0"/>
-        <w:jc w:val="left"/>
+        <w:ind w:left="1416"/>
         <w:rPr>
           <w:rFonts w:ascii="Arial MT"/>
           <w:sz w:val="30"/>
@@ -5290,7 +5662,7 @@
           <w:sz w:val="30"/>
           <w:u w:val="single" w:color="222222"/>
         </w:rPr>
-        <w:t> </w:t>
+        <w:t xml:space="preserve"> </w:t>
       </w:r>
       <w:r>
         <w:rPr>
@@ -5309,7 +5681,7 @@
           <w:sz w:val="30"/>
           <w:u w:val="single" w:color="222222"/>
         </w:rPr>
-        <w:t> </w:t>
+        <w:t xml:space="preserve"> </w:t>
       </w:r>
       <w:r>
         <w:rPr>
@@ -5328,7 +5700,7 @@
           <w:sz w:val="30"/>
           <w:u w:val="single" w:color="222222"/>
         </w:rPr>
-        <w:t> </w:t>
+        <w:t xml:space="preserve"> </w:t>
       </w:r>
       <w:r>
         <w:rPr>
@@ -5347,7 +5719,7 @@
           <w:sz w:val="30"/>
           <w:u w:val="single" w:color="222222"/>
         </w:rPr>
-        <w:t> </w:t>
+        <w:t xml:space="preserve"> </w:t>
       </w:r>
       <w:r>
         <w:rPr>
@@ -5365,7 +5737,7 @@
           <w:spacing w:val="52"/>
           <w:sz w:val="30"/>
         </w:rPr>
-        <w:t> </w:t>
+        <w:t xml:space="preserve"> </w:t>
       </w:r>
       <w:r>
         <w:rPr>
@@ -5382,8 +5754,10 @@
           <w:spacing w:val="-15"/>
           <w:sz w:val="30"/>
         </w:rPr>
-        <w:t> </w:t>
-      </w:r>
+        <w:t xml:space="preserve"> </w:t>
+      </w:r>
+      <w:proofErr w:type="spellStart"/>
+      <w:proofErr w:type="gramStart"/>
       <w:r>
         <w:rPr>
           <w:rFonts w:ascii="Arial MT"/>
@@ -5392,6 +5766,8 @@
         </w:rPr>
         <w:t>by:Desard</w:t>
       </w:r>
+      <w:proofErr w:type="spellEnd"/>
+      <w:proofErr w:type="gramEnd"/>
       <w:r>
         <w:rPr>
           <w:rFonts w:ascii="Arial MT"/>
@@ -5399,8 +5775,9 @@
           <w:spacing w:val="-14"/>
           <w:sz w:val="30"/>
         </w:rPr>
-        <w:t> </w:t>
-      </w:r>
+        <w:t xml:space="preserve"> </w:t>
+      </w:r>
+      <w:proofErr w:type="spellStart"/>
       <w:r>
         <w:rPr>
           <w:rFonts w:ascii="Arial MT"/>
@@ -5408,7 +5785,17 @@
           <w:spacing w:val="-2"/>
           <w:sz w:val="30"/>
         </w:rPr>
-        <w:t>Lybeshari)</w:t>
+        <w:t>Lybeshari</w:t>
+      </w:r>
+      <w:proofErr w:type="spellEnd"/>
+      <w:r>
+        <w:rPr>
+          <w:rFonts w:ascii="Arial MT"/>
+          <w:color w:val="222222"/>
+          <w:spacing w:val="-2"/>
+          <w:sz w:val="30"/>
+        </w:rPr>
+        <w:t>)</w:t>
       </w:r>
     </w:p>
     <w:p>
@@ -5426,10 +5813,11 @@
         <w:rPr>
           <w:rFonts w:ascii="Arial MT"/>
           <w:b w:val="0"/>
+          <w:noProof/>
           <w:sz w:val="20"/>
         </w:rPr>
         <w:drawing>
-          <wp:anchor distT="0" distB="0" distL="0" distR="0" allowOverlap="1" layoutInCell="1" locked="0" behindDoc="1" simplePos="0" relativeHeight="487598592">
+          <wp:anchor distT="0" distB="0" distL="0" distR="0" simplePos="0" relativeHeight="251663360" behindDoc="1" locked="0" layoutInCell="1" allowOverlap="1" wp14:anchorId="65B90449" wp14:editId="0A6E213C">
             <wp:simplePos x="0" y="0"/>
             <wp:positionH relativeFrom="page">
               <wp:posOffset>1268094</wp:posOffset>
@@ -5442,17 +5830,17 @@
             <wp:wrapTopAndBottom/>
             <wp:docPr id="22" name="Image 22"/>
             <wp:cNvGraphicFramePr>
-              <a:graphicFrameLocks/>
+              <a:graphicFrameLocks xmlns:a="http://schemas.openxmlformats.org/drawingml/2006/main"/>
             </wp:cNvGraphicFramePr>
-            <a:graphic>
+            <a:graphic xmlns:a="http://schemas.openxmlformats.org/drawingml/2006/main">
               <a:graphicData uri="http://schemas.openxmlformats.org/drawingml/2006/picture">
-                <pic:pic>
+                <pic:pic xmlns:pic="http://schemas.openxmlformats.org/drawingml/2006/picture">
                   <pic:nvPicPr>
                     <pic:cNvPr id="22" name="Image 22"/>
                     <pic:cNvPicPr/>
                   </pic:nvPicPr>
                   <pic:blipFill>
-                    <a:blip r:embed="rId26" cstate="print"/>
+                    <a:blip r:embed="rId25" cstate="print"/>
                     <a:stretch>
                       <a:fillRect/>
                     </a:stretch>
@@ -5498,8 +5886,7 @@
     </w:p>
     <w:p>
       <w:pPr>
-        <w:spacing w:before="0"/>
-        <w:ind w:left="237" w:right="424" w:firstLine="0"/>
+        <w:ind w:left="237" w:right="424"/>
         <w:jc w:val="center"/>
         <w:rPr>
           <w:rFonts w:ascii="Arial MT"/>
@@ -5523,7 +5910,7 @@
           <w:sz w:val="30"/>
           <w:u w:val="single" w:color="222222"/>
         </w:rPr>
-        <w:t> </w:t>
+        <w:t xml:space="preserve"> </w:t>
       </w:r>
       <w:r>
         <w:rPr>
@@ -5542,7 +5929,7 @@
           <w:sz w:val="30"/>
           <w:u w:val="single" w:color="222222"/>
         </w:rPr>
-        <w:t> </w:t>
+        <w:t xml:space="preserve"> </w:t>
       </w:r>
       <w:r>
         <w:rPr>
@@ -5561,7 +5948,7 @@
           <w:sz w:val="30"/>
           <w:u w:val="single" w:color="222222"/>
         </w:rPr>
-        <w:t> </w:t>
+        <w:t xml:space="preserve"> </w:t>
       </w:r>
       <w:r>
         <w:rPr>
@@ -5580,7 +5967,7 @@
           <w:sz w:val="30"/>
           <w:u w:val="single" w:color="222222"/>
         </w:rPr>
-        <w:t> </w:t>
+        <w:t xml:space="preserve"> </w:t>
       </w:r>
       <w:r>
         <w:rPr>
@@ -5598,7 +5985,7 @@
           <w:spacing w:val="51"/>
           <w:sz w:val="30"/>
         </w:rPr>
-        <w:t> </w:t>
+        <w:t xml:space="preserve"> </w:t>
       </w:r>
       <w:r>
         <w:rPr>
@@ -5615,8 +6002,10 @@
           <w:spacing w:val="-18"/>
           <w:sz w:val="30"/>
         </w:rPr>
-        <w:t> </w:t>
-      </w:r>
+        <w:t xml:space="preserve"> </w:t>
+      </w:r>
+      <w:proofErr w:type="spellStart"/>
+      <w:proofErr w:type="gramStart"/>
       <w:r>
         <w:rPr>
           <w:rFonts w:ascii="Arial MT"/>
@@ -5625,6 +6014,8 @@
         </w:rPr>
         <w:t>by:Desard</w:t>
       </w:r>
+      <w:proofErr w:type="spellEnd"/>
+      <w:proofErr w:type="gramEnd"/>
       <w:r>
         <w:rPr>
           <w:rFonts w:ascii="Arial MT"/>
@@ -5632,8 +6023,9 @@
           <w:spacing w:val="-17"/>
           <w:sz w:val="30"/>
         </w:rPr>
-        <w:t> </w:t>
-      </w:r>
+        <w:t xml:space="preserve"> </w:t>
+      </w:r>
+      <w:proofErr w:type="spellStart"/>
       <w:r>
         <w:rPr>
           <w:rFonts w:ascii="Arial MT"/>
@@ -5641,7 +6033,17 @@
           <w:spacing w:val="-2"/>
           <w:sz w:val="30"/>
         </w:rPr>
-        <w:t>Lybeshari)</w:t>
+        <w:t>Lybeshari</w:t>
+      </w:r>
+      <w:proofErr w:type="spellEnd"/>
+      <w:r>
+        <w:rPr>
+          <w:rFonts w:ascii="Arial MT"/>
+          <w:color w:val="222222"/>
+          <w:spacing w:val="-2"/>
+          <w:sz w:val="30"/>
+        </w:rPr>
+        <w:t>)</w:t>
       </w:r>
     </w:p>
     <w:p>
@@ -5670,10 +6072,11 @@
         <w:rPr>
           <w:rFonts w:ascii="Arial MT"/>
           <w:b w:val="0"/>
+          <w:noProof/>
           <w:sz w:val="20"/>
         </w:rPr>
         <w:drawing>
-          <wp:anchor distT="0" distB="0" distL="0" distR="0" allowOverlap="1" layoutInCell="1" locked="0" behindDoc="1" simplePos="0" relativeHeight="487599104">
+          <wp:anchor distT="0" distB="0" distL="0" distR="0" simplePos="0" relativeHeight="251664384" behindDoc="1" locked="0" layoutInCell="1" allowOverlap="1" wp14:anchorId="65B9044B" wp14:editId="3DFDBBAF">
             <wp:simplePos x="0" y="0"/>
             <wp:positionH relativeFrom="page">
               <wp:posOffset>1050925</wp:posOffset>
@@ -5686,17 +6089,17 @@
             <wp:wrapTopAndBottom/>
             <wp:docPr id="23" name="Image 23"/>
             <wp:cNvGraphicFramePr>
-              <a:graphicFrameLocks/>
+              <a:graphicFrameLocks xmlns:a="http://schemas.openxmlformats.org/drawingml/2006/main"/>
             </wp:cNvGraphicFramePr>
-            <a:graphic>
+            <a:graphic xmlns:a="http://schemas.openxmlformats.org/drawingml/2006/main">
               <a:graphicData uri="http://schemas.openxmlformats.org/drawingml/2006/picture">
-                <pic:pic>
+                <pic:pic xmlns:pic="http://schemas.openxmlformats.org/drawingml/2006/picture">
                   <pic:nvPicPr>
                     <pic:cNvPr id="23" name="Image 23"/>
                     <pic:cNvPicPr/>
                   </pic:nvPicPr>
                   <pic:blipFill>
-                    <a:blip r:embed="rId27" cstate="print"/>
+                    <a:blip r:embed="rId26" cstate="print"/>
                     <a:stretch>
                       <a:fillRect/>
                     </a:stretch>
@@ -5731,9 +6134,7 @@
     </w:p>
     <w:p>
       <w:pPr>
-        <w:spacing w:before="0"/>
-        <w:ind w:left="566" w:right="0" w:firstLine="0"/>
-        <w:jc w:val="left"/>
+        <w:ind w:left="566"/>
         <w:rPr>
           <w:rFonts w:ascii="Arial MT"/>
           <w:sz w:val="30"/>
@@ -5756,7 +6157,7 @@
           <w:sz w:val="30"/>
           <w:u w:val="single" w:color="222222"/>
         </w:rPr>
-        <w:t> </w:t>
+        <w:t xml:space="preserve"> </w:t>
       </w:r>
       <w:r>
         <w:rPr>
@@ -5775,7 +6176,7 @@
           <w:sz w:val="30"/>
           <w:u w:val="single" w:color="222222"/>
         </w:rPr>
-        <w:t> </w:t>
+        <w:t xml:space="preserve"> </w:t>
       </w:r>
       <w:r>
         <w:rPr>
@@ -5794,7 +6195,7 @@
           <w:sz w:val="30"/>
           <w:u w:val="single" w:color="222222"/>
         </w:rPr>
-        <w:t> </w:t>
+        <w:t xml:space="preserve"> </w:t>
       </w:r>
       <w:r>
         <w:rPr>
@@ -5813,7 +6214,7 @@
           <w:sz w:val="30"/>
           <w:u w:val="single" w:color="222222"/>
         </w:rPr>
-        <w:t> </w:t>
+        <w:t xml:space="preserve"> </w:t>
       </w:r>
       <w:r>
         <w:rPr>
@@ -5832,7 +6233,7 @@
           <w:sz w:val="30"/>
           <w:u w:val="single" w:color="222222"/>
         </w:rPr>
-        <w:t> </w:t>
+        <w:t xml:space="preserve"> </w:t>
       </w:r>
       <w:r>
         <w:rPr>
@@ -5851,7 +6252,7 @@
           <w:sz w:val="30"/>
           <w:u w:val="single" w:color="222222"/>
         </w:rPr>
-        <w:t> </w:t>
+        <w:t xml:space="preserve"> </w:t>
       </w:r>
       <w:r>
         <w:rPr>
@@ -5870,7 +6271,7 @@
           <w:sz w:val="30"/>
           <w:u w:val="single" w:color="222222"/>
         </w:rPr>
-        <w:t> </w:t>
+        <w:t xml:space="preserve"> </w:t>
       </w:r>
       <w:r>
         <w:rPr>
@@ -5888,7 +6289,7 @@
           <w:spacing w:val="55"/>
           <w:sz w:val="30"/>
         </w:rPr>
-        <w:t> </w:t>
+        <w:t xml:space="preserve"> </w:t>
       </w:r>
       <w:r>
         <w:rPr>
@@ -5905,8 +6306,10 @@
           <w:spacing w:val="-16"/>
           <w:sz w:val="30"/>
         </w:rPr>
-        <w:t> </w:t>
-      </w:r>
+        <w:t xml:space="preserve"> </w:t>
+      </w:r>
+      <w:proofErr w:type="spellStart"/>
+      <w:proofErr w:type="gramStart"/>
       <w:r>
         <w:rPr>
           <w:rFonts w:ascii="Arial MT"/>
@@ -5915,6 +6318,8 @@
         </w:rPr>
         <w:t>by:Desard</w:t>
       </w:r>
+      <w:proofErr w:type="spellEnd"/>
+      <w:proofErr w:type="gramEnd"/>
       <w:r>
         <w:rPr>
           <w:rFonts w:ascii="Arial MT"/>
@@ -5922,8 +6327,9 @@
           <w:spacing w:val="-16"/>
           <w:sz w:val="30"/>
         </w:rPr>
-        <w:t> </w:t>
-      </w:r>
+        <w:t xml:space="preserve"> </w:t>
+      </w:r>
+      <w:proofErr w:type="spellStart"/>
       <w:r>
         <w:rPr>
           <w:rFonts w:ascii="Arial MT"/>
@@ -5931,7 +6337,17 @@
           <w:spacing w:val="-2"/>
           <w:sz w:val="30"/>
         </w:rPr>
-        <w:t>Lybeshari)</w:t>
+        <w:t>Lybeshari</w:t>
+      </w:r>
+      <w:proofErr w:type="spellEnd"/>
+      <w:r>
+        <w:rPr>
+          <w:rFonts w:ascii="Arial MT"/>
+          <w:color w:val="222222"/>
+          <w:spacing w:val="-2"/>
+          <w:sz w:val="30"/>
+        </w:rPr>
+        <w:t>)</w:t>
       </w:r>
     </w:p>
     <w:p>
@@ -5960,10 +6376,11 @@
         <w:rPr>
           <w:rFonts w:ascii="Arial MT"/>
           <w:b w:val="0"/>
+          <w:noProof/>
           <w:sz w:val="20"/>
         </w:rPr>
         <w:drawing>
-          <wp:anchor distT="0" distB="0" distL="0" distR="0" allowOverlap="1" layoutInCell="1" locked="0" behindDoc="1" simplePos="0" relativeHeight="487599616">
+          <wp:anchor distT="0" distB="0" distL="0" distR="0" simplePos="0" relativeHeight="251665408" behindDoc="1" locked="0" layoutInCell="1" allowOverlap="1" wp14:anchorId="65B9044D" wp14:editId="4A160DF4">
             <wp:simplePos x="0" y="0"/>
             <wp:positionH relativeFrom="page">
               <wp:posOffset>1098550</wp:posOffset>
@@ -5976,17 +6393,17 @@
             <wp:wrapTopAndBottom/>
             <wp:docPr id="24" name="Image 24"/>
             <wp:cNvGraphicFramePr>
-              <a:graphicFrameLocks/>
+              <a:graphicFrameLocks xmlns:a="http://schemas.openxmlformats.org/drawingml/2006/main"/>
             </wp:cNvGraphicFramePr>
-            <a:graphic>
+            <a:graphic xmlns:a="http://schemas.openxmlformats.org/drawingml/2006/main">
               <a:graphicData uri="http://schemas.openxmlformats.org/drawingml/2006/picture">
-                <pic:pic>
+                <pic:pic xmlns:pic="http://schemas.openxmlformats.org/drawingml/2006/picture">
                   <pic:nvPicPr>
                     <pic:cNvPr id="24" name="Image 24"/>
                     <pic:cNvPicPr/>
                   </pic:nvPicPr>
                   <pic:blipFill>
-                    <a:blip r:embed="rId28" cstate="print"/>
+                    <a:blip r:embed="rId27" cstate="print"/>
                     <a:stretch>
                       <a:fillRect/>
                     </a:stretch>
@@ -6010,7 +6427,6 @@
     <w:p>
       <w:pPr>
         <w:pStyle w:val="BodyText"/>
-        <w:spacing w:after="0"/>
         <w:rPr>
           <w:rFonts w:ascii="Arial MT"/>
           <w:b w:val="0"/>
@@ -6018,14 +6434,15 @@
         </w:rPr>
         <w:sectPr>
           <w:pgSz w:w="11920" w:h="16840"/>
-          <w:pgMar w:top="1360" w:bottom="280" w:left="0" w:right="0"/>
+          <w:pgMar w:top="1360" w:right="0" w:bottom="280" w:left="0" w:header="720" w:footer="720" w:gutter="0"/>
+          <w:cols w:space="720"/>
         </w:sectPr>
       </w:pPr>
     </w:p>
     <w:p>
       <w:pPr>
         <w:spacing w:before="76"/>
-        <w:ind w:left="558" w:right="321" w:firstLine="0"/>
+        <w:ind w:left="558" w:right="321"/>
         <w:jc w:val="center"/>
         <w:rPr>
           <w:rFonts w:ascii="Arial MT"/>
@@ -6038,6 +6455,7 @@
           <w:sz w:val="34"/>
           <w:u w:val="single"/>
         </w:rPr>
+        <w:lastRenderedPageBreak/>
         <w:t>FR25-</w:t>
       </w:r>
       <w:r>
@@ -6047,7 +6465,7 @@
           <w:sz w:val="34"/>
           <w:u w:val="single"/>
         </w:rPr>
-        <w:t> </w:t>
+        <w:t xml:space="preserve"> </w:t>
       </w:r>
       <w:r>
         <w:rPr>
@@ -6064,7 +6482,7 @@
           <w:sz w:val="34"/>
           <w:u w:val="single"/>
         </w:rPr>
-        <w:t> </w:t>
+        <w:t xml:space="preserve"> </w:t>
       </w:r>
       <w:r>
         <w:rPr>
@@ -6081,8 +6499,9 @@
           <w:sz w:val="34"/>
           <w:u w:val="single"/>
         </w:rPr>
-        <w:t> </w:t>
-      </w:r>
+        <w:t xml:space="preserve"> </w:t>
+      </w:r>
+      <w:proofErr w:type="gramStart"/>
       <w:r>
         <w:rPr>
           <w:b/>
@@ -6098,7 +6517,7 @@
           <w:sz w:val="34"/>
           <w:u w:val="single"/>
         </w:rPr>
-        <w:t> </w:t>
+        <w:t xml:space="preserve"> </w:t>
       </w:r>
       <w:r>
         <w:rPr>
@@ -6106,14 +6525,22 @@
           <w:spacing w:val="-15"/>
           <w:sz w:val="34"/>
         </w:rPr>
-        <w:t> </w:t>
+        <w:t xml:space="preserve"> </w:t>
       </w:r>
       <w:r>
         <w:rPr>
           <w:rFonts w:ascii="Arial MT"/>
           <w:sz w:val="34"/>
         </w:rPr>
-        <w:t>(Done</w:t>
+        <w:t>(</w:t>
+      </w:r>
+      <w:proofErr w:type="gramEnd"/>
+      <w:r>
+        <w:rPr>
+          <w:rFonts w:ascii="Arial MT"/>
+          <w:sz w:val="34"/>
+        </w:rPr>
+        <w:t>Done</w:t>
       </w:r>
       <w:r>
         <w:rPr>
@@ -6121,8 +6548,9 @@
           <w:spacing w:val="-14"/>
           <w:sz w:val="34"/>
         </w:rPr>
-        <w:t> </w:t>
-      </w:r>
+        <w:t xml:space="preserve"> </w:t>
+      </w:r>
+      <w:proofErr w:type="spellStart"/>
       <w:r>
         <w:rPr>
           <w:rFonts w:ascii="Arial MT"/>
@@ -6130,13 +6558,14 @@
         </w:rPr>
         <w:t>by:Matias</w:t>
       </w:r>
+      <w:proofErr w:type="spellEnd"/>
       <w:r>
         <w:rPr>
           <w:rFonts w:ascii="Arial MT"/>
           <w:spacing w:val="-11"/>
           <w:sz w:val="34"/>
         </w:rPr>
-        <w:t> </w:t>
+        <w:t xml:space="preserve"> </w:t>
       </w:r>
       <w:r>
         <w:rPr>
@@ -6157,96 +6586,112 @@
           <w:u w:val="none"/>
         </w:rPr>
       </w:pPr>
-    </w:p>
-    <w:p>
-      <w:pPr>
-        <w:pStyle w:val="BodyText"/>
-        <w:rPr>
-          <w:rFonts w:ascii="Arial MT"/>
-          <w:b w:val="0"/>
+      <w:r>
+        <w:rPr>
+          <w:rFonts w:ascii="Arial MT"/>
+          <w:bCs w:val="0"/>
+          <w:noProof/>
           <w:sz w:val="20"/>
-          <w:u w:val="none"/>
-        </w:rPr>
-      </w:pPr>
-    </w:p>
-    <w:p>
-      <w:pPr>
-        <w:pStyle w:val="BodyText"/>
-        <w:spacing w:before="39"/>
-        <w:rPr>
-          <w:rFonts w:ascii="Arial MT"/>
-          <w:b w:val="0"/>
-          <w:sz w:val="20"/>
-          <w:u w:val="none"/>
-        </w:rPr>
-      </w:pPr>
-      <w:r>
-        <w:rPr>
-          <w:rFonts w:ascii="Arial MT"/>
-          <w:b w:val="0"/>
-          <w:sz w:val="20"/>
         </w:rPr>
         <w:drawing>
-          <wp:anchor distT="0" distB="0" distL="0" distR="0" allowOverlap="1" layoutInCell="1" locked="0" behindDoc="1" simplePos="0" relativeHeight="487600128">
+          <wp:anchor distT="0" distB="0" distL="114300" distR="114300" simplePos="0" relativeHeight="251643904" behindDoc="0" locked="0" layoutInCell="1" allowOverlap="1" wp14:anchorId="4CB6CBE0" wp14:editId="4B221A43">
             <wp:simplePos x="0" y="0"/>
-            <wp:positionH relativeFrom="page">
-              <wp:posOffset>965200</wp:posOffset>
+            <wp:positionH relativeFrom="column">
+              <wp:posOffset>1544128</wp:posOffset>
             </wp:positionH>
             <wp:positionV relativeFrom="paragraph">
-              <wp:posOffset>186100</wp:posOffset>
+              <wp:posOffset>228696</wp:posOffset>
             </wp:positionV>
-            <wp:extent cx="5492598" cy="1110519"/>
-            <wp:effectExtent l="0" t="0" r="0" b="0"/>
+            <wp:extent cx="4485640" cy="1751330"/>
+            <wp:effectExtent l="0" t="0" r="0" b="1270"/>
             <wp:wrapTopAndBottom/>
-            <wp:docPr id="25" name="Image 25"/>
+            <wp:docPr id="44" name="Picture 44" descr="C:\Users\kevim\AppData\Local\Microsoft\Windows\INetCache\Content.MSO\A8435C8A.tmp"/>
             <wp:cNvGraphicFramePr>
-              <a:graphicFrameLocks/>
+              <a:graphicFrameLocks xmlns:a="http://schemas.openxmlformats.org/drawingml/2006/main" noChangeAspect="1"/>
             </wp:cNvGraphicFramePr>
-            <a:graphic>
+            <a:graphic xmlns:a="http://schemas.openxmlformats.org/drawingml/2006/main">
               <a:graphicData uri="http://schemas.openxmlformats.org/drawingml/2006/picture">
-                <pic:pic>
+                <pic:pic xmlns:pic="http://schemas.openxmlformats.org/drawingml/2006/picture">
                   <pic:nvPicPr>
-                    <pic:cNvPr id="25" name="Image 25"/>
-                    <pic:cNvPicPr/>
+                    <pic:cNvPr id="0" name="Picture 1" descr="C:\Users\kevim\AppData\Local\Microsoft\Windows\INetCache\Content.MSO\A8435C8A.tmp"/>
+                    <pic:cNvPicPr>
+                      <a:picLocks noChangeAspect="1" noChangeArrowheads="1"/>
+                    </pic:cNvPicPr>
                   </pic:nvPicPr>
                   <pic:blipFill>
-                    <a:blip r:embed="rId29" cstate="print"/>
+                    <a:blip r:embed="rId28">
+                      <a:extLst>
+                        <a:ext uri="{28A0092B-C50C-407E-A947-70E740481C1C}">
+                          <a14:useLocalDpi xmlns:a14="http://schemas.microsoft.com/office/drawing/2010/main" val="0"/>
+                        </a:ext>
+                      </a:extLst>
+                    </a:blip>
+                    <a:srcRect/>
                     <a:stretch>
                       <a:fillRect/>
                     </a:stretch>
                   </pic:blipFill>
-                  <pic:spPr>
+                  <pic:spPr bwMode="auto">
                     <a:xfrm>
                       <a:off x="0" y="0"/>
-                      <a:ext cx="5492598" cy="1110519"/>
+                      <a:ext cx="4485640" cy="1751330"/>
                     </a:xfrm>
                     <a:prstGeom prst="rect">
                       <a:avLst/>
                     </a:prstGeom>
+                    <a:noFill/>
+                    <a:ln>
+                      <a:noFill/>
+                    </a:ln>
                   </pic:spPr>
                 </pic:pic>
               </a:graphicData>
             </a:graphic>
+            <wp14:sizeRelH relativeFrom="page">
+              <wp14:pctWidth>0</wp14:pctWidth>
+            </wp14:sizeRelH>
+            <wp14:sizeRelV relativeFrom="page">
+              <wp14:pctHeight>0</wp14:pctHeight>
+            </wp14:sizeRelV>
           </wp:anchor>
         </w:drawing>
       </w:r>
     </w:p>
     <w:p>
       <w:pPr>
+        <w:pStyle w:val="BodyText"/>
+        <w:rPr>
+          <w:rFonts w:ascii="Arial MT"/>
+          <w:b w:val="0"/>
+          <w:sz w:val="20"/>
+          <w:u w:val="none"/>
+        </w:rPr>
+      </w:pPr>
+    </w:p>
+    <w:p>
+      <w:pPr>
+        <w:pStyle w:val="BodyText"/>
+        <w:spacing w:before="39"/>
+        <w:rPr>
+          <w:rFonts w:ascii="Arial MT"/>
+          <w:b w:val="0"/>
+          <w:sz w:val="20"/>
+          <w:u w:val="none"/>
+        </w:rPr>
+      </w:pPr>
+    </w:p>
+    <w:p>
+      <w:pPr>
         <w:spacing w:before="228"/>
-        <w:ind w:left="1416" w:right="0" w:firstLine="0"/>
-        <w:jc w:val="left"/>
+        <w:ind w:left="1416"/>
         <w:rPr>
           <w:rFonts w:ascii="Arial MT"/>
           <w:sz w:val="34"/>
         </w:rPr>
       </w:pPr>
-      <w:bookmarkStart w:name="FR26- Manage disputes &amp; system settings " w:id="1"/>
+      <w:bookmarkStart w:id="1" w:name="FR26-_Manage_disputes_&amp;_system_settings_"/>
       <w:bookmarkEnd w:id="1"/>
       <w:r>
-        <w:rPr/>
-      </w:r>
-      <w:r>
         <w:rPr>
           <w:b/>
           <w:sz w:val="30"/>
@@ -6261,7 +6706,7 @@
           <w:sz w:val="30"/>
           <w:u w:val="thick"/>
         </w:rPr>
-        <w:t> </w:t>
+        <w:t xml:space="preserve"> </w:t>
       </w:r>
       <w:r>
         <w:rPr>
@@ -6278,7 +6723,7 @@
           <w:sz w:val="34"/>
           <w:u w:val="thick"/>
         </w:rPr>
-        <w:t> </w:t>
+        <w:t xml:space="preserve"> </w:t>
       </w:r>
       <w:r>
         <w:rPr>
@@ -6295,7 +6740,7 @@
           <w:sz w:val="34"/>
           <w:u w:val="thick"/>
         </w:rPr>
-        <w:t> </w:t>
+        <w:t xml:space="preserve"> </w:t>
       </w:r>
       <w:r>
         <w:rPr>
@@ -6312,7 +6757,7 @@
           <w:sz w:val="34"/>
           <w:u w:val="thick"/>
         </w:rPr>
-        <w:t> </w:t>
+        <w:t xml:space="preserve"> </w:t>
       </w:r>
       <w:r>
         <w:rPr>
@@ -6329,7 +6774,7 @@
           <w:sz w:val="34"/>
           <w:u w:val="thick"/>
         </w:rPr>
-        <w:t> </w:t>
+        <w:t xml:space="preserve"> </w:t>
       </w:r>
       <w:r>
         <w:rPr>
@@ -6345,7 +6790,7 @@
           <w:spacing w:val="67"/>
           <w:sz w:val="34"/>
         </w:rPr>
-        <w:t> </w:t>
+        <w:t xml:space="preserve"> </w:t>
       </w:r>
       <w:r>
         <w:rPr>
@@ -6360,8 +6805,10 @@
           <w:spacing w:val="-15"/>
           <w:sz w:val="34"/>
         </w:rPr>
-        <w:t> </w:t>
-      </w:r>
+        <w:t xml:space="preserve"> </w:t>
+      </w:r>
+      <w:proofErr w:type="spellStart"/>
+      <w:proofErr w:type="gramStart"/>
       <w:r>
         <w:rPr>
           <w:rFonts w:ascii="Arial MT"/>
@@ -6369,13 +6816,15 @@
         </w:rPr>
         <w:t>by:Matias</w:t>
       </w:r>
+      <w:proofErr w:type="spellEnd"/>
+      <w:proofErr w:type="gramEnd"/>
       <w:r>
         <w:rPr>
           <w:rFonts w:ascii="Arial MT"/>
           <w:spacing w:val="-11"/>
           <w:sz w:val="34"/>
         </w:rPr>
-        <w:t> </w:t>
+        <w:t xml:space="preserve"> </w:t>
       </w:r>
       <w:r>
         <w:rPr>
@@ -6396,95 +6845,111 @@
           <w:u w:val="none"/>
         </w:rPr>
       </w:pPr>
-    </w:p>
-    <w:p>
-      <w:pPr>
-        <w:pStyle w:val="BodyText"/>
-        <w:rPr>
-          <w:rFonts w:ascii="Arial MT"/>
-          <w:b w:val="0"/>
+      <w:r>
+        <w:rPr>
+          <w:rFonts w:ascii="Arial MT"/>
+          <w:bCs w:val="0"/>
+          <w:noProof/>
           <w:sz w:val="20"/>
-          <w:u w:val="none"/>
-        </w:rPr>
-      </w:pPr>
-    </w:p>
-    <w:p>
-      <w:pPr>
-        <w:pStyle w:val="BodyText"/>
-        <w:spacing w:before="76"/>
-        <w:rPr>
-          <w:rFonts w:ascii="Arial MT"/>
-          <w:b w:val="0"/>
-          <w:sz w:val="20"/>
-          <w:u w:val="none"/>
-        </w:rPr>
-      </w:pPr>
-      <w:r>
-        <w:rPr>
-          <w:rFonts w:ascii="Arial MT"/>
-          <w:b w:val="0"/>
-          <w:sz w:val="20"/>
         </w:rPr>
         <w:drawing>
-          <wp:anchor distT="0" distB="0" distL="0" distR="0" allowOverlap="1" layoutInCell="1" locked="0" behindDoc="1" simplePos="0" relativeHeight="487600640">
+          <wp:anchor distT="0" distB="0" distL="114300" distR="114300" simplePos="0" relativeHeight="251644928" behindDoc="0" locked="0" layoutInCell="1" allowOverlap="1" wp14:anchorId="09BBBC95" wp14:editId="76566742">
             <wp:simplePos x="0" y="0"/>
-            <wp:positionH relativeFrom="page">
-              <wp:posOffset>961389</wp:posOffset>
+            <wp:positionH relativeFrom="column">
+              <wp:posOffset>1319841</wp:posOffset>
             </wp:positionH>
             <wp:positionV relativeFrom="paragraph">
-              <wp:posOffset>210072</wp:posOffset>
+              <wp:posOffset>168466</wp:posOffset>
             </wp:positionV>
-            <wp:extent cx="5536674" cy="937450"/>
-            <wp:effectExtent l="0" t="0" r="0" b="0"/>
+            <wp:extent cx="4563110" cy="2338070"/>
+            <wp:effectExtent l="0" t="0" r="8890" b="5080"/>
             <wp:wrapTopAndBottom/>
-            <wp:docPr id="26" name="Image 26"/>
+            <wp:docPr id="45" name="Picture 45" descr="C:\Users\kevim\AppData\Local\Microsoft\Windows\INetCache\Content.MSO\EE031528.tmp"/>
             <wp:cNvGraphicFramePr>
-              <a:graphicFrameLocks/>
+              <a:graphicFrameLocks xmlns:a="http://schemas.openxmlformats.org/drawingml/2006/main" noChangeAspect="1"/>
             </wp:cNvGraphicFramePr>
-            <a:graphic>
+            <a:graphic xmlns:a="http://schemas.openxmlformats.org/drawingml/2006/main">
               <a:graphicData uri="http://schemas.openxmlformats.org/drawingml/2006/picture">
-                <pic:pic>
+                <pic:pic xmlns:pic="http://schemas.openxmlformats.org/drawingml/2006/picture">
                   <pic:nvPicPr>
-                    <pic:cNvPr id="26" name="Image 26"/>
-                    <pic:cNvPicPr/>
+                    <pic:cNvPr id="0" name="Picture 3" descr="C:\Users\kevim\AppData\Local\Microsoft\Windows\INetCache\Content.MSO\EE031528.tmp"/>
+                    <pic:cNvPicPr>
+                      <a:picLocks noChangeAspect="1" noChangeArrowheads="1"/>
+                    </pic:cNvPicPr>
                   </pic:nvPicPr>
                   <pic:blipFill>
-                    <a:blip r:embed="rId30" cstate="print"/>
+                    <a:blip r:embed="rId29">
+                      <a:extLst>
+                        <a:ext uri="{28A0092B-C50C-407E-A947-70E740481C1C}">
+                          <a14:useLocalDpi xmlns:a14="http://schemas.microsoft.com/office/drawing/2010/main" val="0"/>
+                        </a:ext>
+                      </a:extLst>
+                    </a:blip>
+                    <a:srcRect/>
                     <a:stretch>
                       <a:fillRect/>
                     </a:stretch>
                   </pic:blipFill>
-                  <pic:spPr>
+                  <pic:spPr bwMode="auto">
                     <a:xfrm>
                       <a:off x="0" y="0"/>
-                      <a:ext cx="5536674" cy="937450"/>
+                      <a:ext cx="4563110" cy="2338070"/>
                     </a:xfrm>
                     <a:prstGeom prst="rect">
                       <a:avLst/>
                     </a:prstGeom>
+                    <a:noFill/>
+                    <a:ln>
+                      <a:noFill/>
+                    </a:ln>
                   </pic:spPr>
                 </pic:pic>
               </a:graphicData>
             </a:graphic>
+            <wp14:sizeRelH relativeFrom="page">
+              <wp14:pctWidth>0</wp14:pctWidth>
+            </wp14:sizeRelH>
+            <wp14:sizeRelV relativeFrom="page">
+              <wp14:pctHeight>0</wp14:pctHeight>
+            </wp14:sizeRelV>
           </wp:anchor>
         </w:drawing>
       </w:r>
     </w:p>
     <w:p>
       <w:pPr>
+        <w:pStyle w:val="BodyText"/>
+        <w:rPr>
+          <w:rFonts w:ascii="Arial MT"/>
+          <w:b w:val="0"/>
+          <w:sz w:val="20"/>
+          <w:u w:val="none"/>
+        </w:rPr>
+      </w:pPr>
+    </w:p>
+    <w:p>
+      <w:pPr>
+        <w:pStyle w:val="BodyText"/>
+        <w:spacing w:before="76"/>
+        <w:rPr>
+          <w:rFonts w:ascii="Arial MT"/>
+          <w:b w:val="0"/>
+          <w:sz w:val="20"/>
+          <w:u w:val="none"/>
+        </w:rPr>
+      </w:pPr>
+    </w:p>
+    <w:p>
+      <w:pPr>
         <w:spacing w:before="232"/>
-        <w:ind w:left="1416" w:right="0" w:firstLine="0"/>
-        <w:jc w:val="left"/>
+        <w:ind w:left="1416"/>
         <w:rPr>
           <w:rFonts w:ascii="Arial MT"/>
           <w:sz w:val="34"/>
         </w:rPr>
       </w:pPr>
-      <w:bookmarkStart w:name="FR27- Restore user accounts  (Done by:Ma" w:id="2"/>
+      <w:bookmarkStart w:id="2" w:name="FR27-_Restore_user_accounts__(Done_by:Ma"/>
       <w:bookmarkEnd w:id="2"/>
-      <w:r>
-        <w:rPr/>
-      </w:r>
       <w:r>
         <w:rPr>
           <w:b/>
@@ -6500,7 +6965,7 @@
           <w:sz w:val="34"/>
           <w:u w:val="single"/>
         </w:rPr>
-        <w:t> </w:t>
+        <w:t xml:space="preserve"> </w:t>
       </w:r>
       <w:r>
         <w:rPr>
@@ -6517,7 +6982,7 @@
           <w:sz w:val="34"/>
           <w:u w:val="single"/>
         </w:rPr>
-        <w:t> </w:t>
+        <w:t xml:space="preserve"> </w:t>
       </w:r>
       <w:r>
         <w:rPr>
@@ -6534,8 +6999,9 @@
           <w:sz w:val="34"/>
           <w:u w:val="single"/>
         </w:rPr>
-        <w:t> </w:t>
-      </w:r>
+        <w:t xml:space="preserve"> </w:t>
+      </w:r>
+      <w:proofErr w:type="gramStart"/>
       <w:r>
         <w:rPr>
           <w:b/>
@@ -6551,7 +7017,7 @@
           <w:sz w:val="34"/>
           <w:u w:val="single"/>
         </w:rPr>
-        <w:t> </w:t>
+        <w:t xml:space="preserve"> </w:t>
       </w:r>
       <w:r>
         <w:rPr>
@@ -6559,14 +7025,22 @@
           <w:spacing w:val="-13"/>
           <w:sz w:val="34"/>
         </w:rPr>
-        <w:t> </w:t>
+        <w:t xml:space="preserve"> </w:t>
       </w:r>
       <w:r>
         <w:rPr>
           <w:rFonts w:ascii="Arial MT"/>
           <w:sz w:val="34"/>
         </w:rPr>
-        <w:t>(Done</w:t>
+        <w:t>(</w:t>
+      </w:r>
+      <w:proofErr w:type="gramEnd"/>
+      <w:r>
+        <w:rPr>
+          <w:rFonts w:ascii="Arial MT"/>
+          <w:sz w:val="34"/>
+        </w:rPr>
+        <w:t>Done</w:t>
       </w:r>
       <w:r>
         <w:rPr>
@@ -6574,8 +7048,9 @@
           <w:spacing w:val="-16"/>
           <w:sz w:val="34"/>
         </w:rPr>
-        <w:t> </w:t>
-      </w:r>
+        <w:t xml:space="preserve"> </w:t>
+      </w:r>
+      <w:proofErr w:type="spellStart"/>
       <w:r>
         <w:rPr>
           <w:rFonts w:ascii="Arial MT"/>
@@ -6583,13 +7058,14 @@
         </w:rPr>
         <w:t>by:Matias</w:t>
       </w:r>
+      <w:proofErr w:type="spellEnd"/>
       <w:r>
         <w:rPr>
           <w:rFonts w:ascii="Arial MT"/>
           <w:spacing w:val="-12"/>
           <w:sz w:val="34"/>
         </w:rPr>
-        <w:t> </w:t>
+        <w:t xml:space="preserve"> </w:t>
       </w:r>
       <w:r>
         <w:rPr>
@@ -6614,50 +7090,70 @@
       <w:r>
         <w:rPr>
           <w:rFonts w:ascii="Arial MT"/>
-          <w:b w:val="0"/>
+          <w:bCs w:val="0"/>
+          <w:noProof/>
           <w:sz w:val="20"/>
         </w:rPr>
         <w:drawing>
-          <wp:anchor distT="0" distB="0" distL="0" distR="0" allowOverlap="1" layoutInCell="1" locked="0" behindDoc="1" simplePos="0" relativeHeight="487601152">
+          <wp:anchor distT="0" distB="0" distL="114300" distR="114300" simplePos="0" relativeHeight="251645952" behindDoc="0" locked="0" layoutInCell="1" allowOverlap="1" wp14:anchorId="7AE484A1" wp14:editId="6BC456E5">
             <wp:simplePos x="0" y="0"/>
-            <wp:positionH relativeFrom="page">
-              <wp:posOffset>987425</wp:posOffset>
+            <wp:positionH relativeFrom="column">
+              <wp:posOffset>1889184</wp:posOffset>
             </wp:positionH>
             <wp:positionV relativeFrom="paragraph">
-              <wp:posOffset>183980</wp:posOffset>
+              <wp:posOffset>224814</wp:posOffset>
             </wp:positionV>
-            <wp:extent cx="5328731" cy="1769935"/>
+            <wp:extent cx="3717925" cy="1759585"/>
             <wp:effectExtent l="0" t="0" r="0" b="0"/>
             <wp:wrapTopAndBottom/>
-            <wp:docPr id="27" name="Image 27"/>
+            <wp:docPr id="46" name="Picture 46" descr="C:\Users\kevim\AppData\Local\Microsoft\Windows\INetCache\Content.MSO\747CBD76.tmp"/>
             <wp:cNvGraphicFramePr>
-              <a:graphicFrameLocks/>
+              <a:graphicFrameLocks xmlns:a="http://schemas.openxmlformats.org/drawingml/2006/main" noChangeAspect="1"/>
             </wp:cNvGraphicFramePr>
-            <a:graphic>
+            <a:graphic xmlns:a="http://schemas.openxmlformats.org/drawingml/2006/main">
               <a:graphicData uri="http://schemas.openxmlformats.org/drawingml/2006/picture">
-                <pic:pic>
+                <pic:pic xmlns:pic="http://schemas.openxmlformats.org/drawingml/2006/picture">
                   <pic:nvPicPr>
-                    <pic:cNvPr id="27" name="Image 27"/>
-                    <pic:cNvPicPr/>
+                    <pic:cNvPr id="0" name="Picture 5" descr="C:\Users\kevim\AppData\Local\Microsoft\Windows\INetCache\Content.MSO\747CBD76.tmp"/>
+                    <pic:cNvPicPr>
+                      <a:picLocks noChangeAspect="1" noChangeArrowheads="1"/>
+                    </pic:cNvPicPr>
                   </pic:nvPicPr>
                   <pic:blipFill>
-                    <a:blip r:embed="rId31" cstate="print"/>
+                    <a:blip r:embed="rId30">
+                      <a:extLst>
+                        <a:ext uri="{28A0092B-C50C-407E-A947-70E740481C1C}">
+                          <a14:useLocalDpi xmlns:a14="http://schemas.microsoft.com/office/drawing/2010/main" val="0"/>
+                        </a:ext>
+                      </a:extLst>
+                    </a:blip>
+                    <a:srcRect/>
                     <a:stretch>
                       <a:fillRect/>
                     </a:stretch>
                   </pic:blipFill>
-                  <pic:spPr>
+                  <pic:spPr bwMode="auto">
                     <a:xfrm>
                       <a:off x="0" y="0"/>
-                      <a:ext cx="5328731" cy="1769935"/>
+                      <a:ext cx="3717925" cy="1759585"/>
                     </a:xfrm>
                     <a:prstGeom prst="rect">
                       <a:avLst/>
                     </a:prstGeom>
+                    <a:noFill/>
+                    <a:ln>
+                      <a:noFill/>
+                    </a:ln>
                   </pic:spPr>
                 </pic:pic>
               </a:graphicData>
             </a:graphic>
+            <wp14:sizeRelH relativeFrom="page">
+              <wp14:pctWidth>0</wp14:pctWidth>
+            </wp14:sizeRelH>
+            <wp14:sizeRelV relativeFrom="page">
+              <wp14:pctHeight>0</wp14:pctHeight>
+            </wp14:sizeRelV>
           </wp:anchor>
         </w:drawing>
       </w:r>
@@ -6687,25 +7183,50 @@
     </w:p>
     <w:p>
       <w:pPr>
-        <w:spacing w:before="0"/>
-        <w:ind w:left="1416" w:right="0" w:firstLine="0"/>
-        <w:jc w:val="left"/>
-        <w:rPr>
-          <w:rFonts w:ascii="Arial MT"/>
+        <w:ind w:left="1416"/>
+        <w:rPr>
+          <w:b/>
           <w:sz w:val="34"/>
-        </w:rPr>
-      </w:pPr>
-      <w:bookmarkStart w:name="FR28- Suspend user accounts  (Done by:Ma" w:id="3"/>
+          <w:u w:val="single"/>
+        </w:rPr>
+      </w:pPr>
+      <w:bookmarkStart w:id="3" w:name="FR28-_Suspend_user_accounts__(Done_by:Ma"/>
       <w:bookmarkEnd w:id="3"/>
-      <w:r>
-        <w:rPr/>
-      </w:r>
-      <w:r>
+    </w:p>
+    <w:p>
+      <w:pPr>
+        <w:ind w:left="1416"/>
         <w:rPr>
           <w:b/>
           <w:sz w:val="34"/>
           <w:u w:val="single"/>
         </w:rPr>
+      </w:pPr>
+    </w:p>
+    <w:p>
+      <w:pPr>
+        <w:rPr>
+          <w:b/>
+          <w:sz w:val="34"/>
+          <w:u w:val="single"/>
+        </w:rPr>
+      </w:pPr>
+    </w:p>
+    <w:p>
+      <w:pPr>
+        <w:ind w:left="1416"/>
+        <w:rPr>
+          <w:rFonts w:ascii="Arial MT"/>
+          <w:sz w:val="34"/>
+        </w:rPr>
+      </w:pPr>
+      <w:r>
+        <w:rPr>
+          <w:b/>
+          <w:sz w:val="34"/>
+          <w:u w:val="single"/>
+        </w:rPr>
+        <w:lastRenderedPageBreak/>
         <w:t>FR28-</w:t>
       </w:r>
       <w:r>
@@ -6715,7 +7236,7 @@
           <w:sz w:val="34"/>
           <w:u w:val="single"/>
         </w:rPr>
-        <w:t> </w:t>
+        <w:t xml:space="preserve"> </w:t>
       </w:r>
       <w:r>
         <w:rPr>
@@ -6732,7 +7253,7 @@
           <w:sz w:val="34"/>
           <w:u w:val="single"/>
         </w:rPr>
-        <w:t> </w:t>
+        <w:t xml:space="preserve"> </w:t>
       </w:r>
       <w:r>
         <w:rPr>
@@ -6749,8 +7270,9 @@
           <w:sz w:val="34"/>
           <w:u w:val="single"/>
         </w:rPr>
-        <w:t> </w:t>
-      </w:r>
+        <w:t xml:space="preserve"> </w:t>
+      </w:r>
+      <w:proofErr w:type="gramStart"/>
       <w:r>
         <w:rPr>
           <w:b/>
@@ -6766,7 +7288,7 @@
           <w:sz w:val="34"/>
           <w:u w:val="single"/>
         </w:rPr>
-        <w:t> </w:t>
+        <w:t xml:space="preserve"> </w:t>
       </w:r>
       <w:r>
         <w:rPr>
@@ -6774,14 +7296,22 @@
           <w:spacing w:val="-15"/>
           <w:sz w:val="34"/>
         </w:rPr>
-        <w:t> </w:t>
+        <w:t xml:space="preserve"> </w:t>
       </w:r>
       <w:r>
         <w:rPr>
           <w:rFonts w:ascii="Arial MT"/>
           <w:sz w:val="34"/>
         </w:rPr>
-        <w:t>(Done</w:t>
+        <w:t>(</w:t>
+      </w:r>
+      <w:proofErr w:type="gramEnd"/>
+      <w:r>
+        <w:rPr>
+          <w:rFonts w:ascii="Arial MT"/>
+          <w:sz w:val="34"/>
+        </w:rPr>
+        <w:t>Done</w:t>
       </w:r>
       <w:r>
         <w:rPr>
@@ -6789,8 +7319,9 @@
           <w:spacing w:val="-13"/>
           <w:sz w:val="34"/>
         </w:rPr>
-        <w:t> </w:t>
-      </w:r>
+        <w:t xml:space="preserve"> </w:t>
+      </w:r>
+      <w:proofErr w:type="spellStart"/>
       <w:r>
         <w:rPr>
           <w:rFonts w:ascii="Arial MT"/>
@@ -6798,13 +7329,14 @@
         </w:rPr>
         <w:t>by:Matias</w:t>
       </w:r>
+      <w:proofErr w:type="spellEnd"/>
       <w:r>
         <w:rPr>
           <w:rFonts w:ascii="Arial MT"/>
           <w:spacing w:val="-13"/>
           <w:sz w:val="34"/>
         </w:rPr>
-        <w:t> </w:t>
+        <w:t xml:space="preserve"> </w:t>
       </w:r>
       <w:r>
         <w:rPr>
@@ -6825,65 +7357,73 @@
           <w:u w:val="none"/>
         </w:rPr>
       </w:pPr>
-    </w:p>
-    <w:p>
-      <w:pPr>
-        <w:pStyle w:val="BodyText"/>
-        <w:spacing w:before="10"/>
-        <w:rPr>
-          <w:rFonts w:ascii="Arial MT"/>
-          <w:b w:val="0"/>
+      <w:r>
+        <w:rPr>
+          <w:rFonts w:ascii="Arial MT"/>
+          <w:bCs w:val="0"/>
+          <w:noProof/>
           <w:sz w:val="20"/>
-          <w:u w:val="none"/>
-        </w:rPr>
-      </w:pPr>
-      <w:r>
-        <w:rPr>
-          <w:rFonts w:ascii="Arial MT"/>
-          <w:b w:val="0"/>
-          <w:sz w:val="20"/>
         </w:rPr>
         <w:drawing>
-          <wp:anchor distT="0" distB="0" distL="0" distR="0" allowOverlap="1" layoutInCell="1" locked="0" behindDoc="1" simplePos="0" relativeHeight="487601664">
+          <wp:anchor distT="0" distB="0" distL="114300" distR="114300" simplePos="0" relativeHeight="251642880" behindDoc="0" locked="0" layoutInCell="1" allowOverlap="1" wp14:anchorId="78F8D33C" wp14:editId="66467C36">
             <wp:simplePos x="0" y="0"/>
-            <wp:positionH relativeFrom="page">
-              <wp:posOffset>979805</wp:posOffset>
+            <wp:positionH relativeFrom="column">
+              <wp:posOffset>1500996</wp:posOffset>
             </wp:positionH>
             <wp:positionV relativeFrom="paragraph">
-              <wp:posOffset>168160</wp:posOffset>
+              <wp:posOffset>146949</wp:posOffset>
             </wp:positionV>
-            <wp:extent cx="5381359" cy="1523619"/>
-            <wp:effectExtent l="0" t="0" r="0" b="0"/>
+            <wp:extent cx="4062730" cy="1708150"/>
+            <wp:effectExtent l="0" t="0" r="0" b="6350"/>
             <wp:wrapTopAndBottom/>
-            <wp:docPr id="28" name="Image 28"/>
+            <wp:docPr id="47" name="Picture 47" descr="C:\Users\kevim\AppData\Local\Microsoft\Windows\INetCache\Content.MSO\C658E0F4.tmp"/>
             <wp:cNvGraphicFramePr>
-              <a:graphicFrameLocks/>
+              <a:graphicFrameLocks xmlns:a="http://schemas.openxmlformats.org/drawingml/2006/main" noChangeAspect="1"/>
             </wp:cNvGraphicFramePr>
-            <a:graphic>
+            <a:graphic xmlns:a="http://schemas.openxmlformats.org/drawingml/2006/main">
               <a:graphicData uri="http://schemas.openxmlformats.org/drawingml/2006/picture">
-                <pic:pic>
+                <pic:pic xmlns:pic="http://schemas.openxmlformats.org/drawingml/2006/picture">
                   <pic:nvPicPr>
-                    <pic:cNvPr id="28" name="Image 28"/>
-                    <pic:cNvPicPr/>
+                    <pic:cNvPr id="0" name="Picture 7" descr="C:\Users\kevim\AppData\Local\Microsoft\Windows\INetCache\Content.MSO\C658E0F4.tmp"/>
+                    <pic:cNvPicPr>
+                      <a:picLocks noChangeAspect="1" noChangeArrowheads="1"/>
+                    </pic:cNvPicPr>
                   </pic:nvPicPr>
                   <pic:blipFill>
-                    <a:blip r:embed="rId32" cstate="print"/>
+                    <a:blip r:embed="rId31">
+                      <a:extLst>
+                        <a:ext uri="{28A0092B-C50C-407E-A947-70E740481C1C}">
+                          <a14:useLocalDpi xmlns:a14="http://schemas.microsoft.com/office/drawing/2010/main" val="0"/>
+                        </a:ext>
+                      </a:extLst>
+                    </a:blip>
+                    <a:srcRect/>
                     <a:stretch>
                       <a:fillRect/>
                     </a:stretch>
                   </pic:blipFill>
-                  <pic:spPr>
+                  <pic:spPr bwMode="auto">
                     <a:xfrm>
                       <a:off x="0" y="0"/>
-                      <a:ext cx="5381359" cy="1523619"/>
+                      <a:ext cx="4062730" cy="1708150"/>
                     </a:xfrm>
                     <a:prstGeom prst="rect">
                       <a:avLst/>
                     </a:prstGeom>
+                    <a:noFill/>
+                    <a:ln>
+                      <a:noFill/>
+                    </a:ln>
                   </pic:spPr>
                 </pic:pic>
               </a:graphicData>
             </a:graphic>
+            <wp14:sizeRelH relativeFrom="page">
+              <wp14:pctWidth>0</wp14:pctWidth>
+            </wp14:sizeRelH>
+            <wp14:sizeRelV relativeFrom="page">
+              <wp14:pctHeight>0</wp14:pctHeight>
+            </wp14:sizeRelV>
           </wp:anchor>
         </w:drawing>
       </w:r>
@@ -6891,172 +7431,7 @@
     <w:p>
       <w:pPr>
         <w:pStyle w:val="BodyText"/>
-        <w:spacing w:after="0"/>
-        <w:rPr>
-          <w:rFonts w:ascii="Arial MT"/>
-          <w:b w:val="0"/>
-          <w:sz w:val="20"/>
-        </w:rPr>
-        <w:sectPr>
-          <w:pgSz w:w="11920" w:h="16840"/>
-          <w:pgMar w:top="840" w:bottom="280" w:left="0" w:right="0"/>
-        </w:sectPr>
-      </w:pPr>
-    </w:p>
-    <w:p>
-      <w:pPr>
-        <w:spacing w:before="64"/>
-        <w:ind w:left="1416" w:right="0" w:firstLine="0"/>
-        <w:jc w:val="left"/>
-        <w:rPr>
-          <w:rFonts w:ascii="Arial MT"/>
-          <w:sz w:val="30"/>
-        </w:rPr>
-      </w:pPr>
-      <w:r>
-        <w:rPr>
-          <w:b/>
-          <w:sz w:val="30"/>
-          <w:u w:val="single"/>
-        </w:rPr>
-        <w:t>FR29-</w:t>
-      </w:r>
-      <w:r>
-        <w:rPr>
-          <w:b/>
-          <w:spacing w:val="-16"/>
-          <w:sz w:val="30"/>
-          <w:u w:val="single"/>
-        </w:rPr>
-        <w:t> </w:t>
-      </w:r>
-      <w:r>
-        <w:rPr>
-          <w:b/>
-          <w:sz w:val="30"/>
-          <w:u w:val="single"/>
-        </w:rPr>
-        <w:t>Verify</w:t>
-      </w:r>
-      <w:r>
-        <w:rPr>
-          <w:b/>
-          <w:spacing w:val="-18"/>
-          <w:sz w:val="30"/>
-          <w:u w:val="single"/>
-        </w:rPr>
-        <w:t> </w:t>
-      </w:r>
-      <w:r>
-        <w:rPr>
-          <w:b/>
-          <w:sz w:val="30"/>
-          <w:u w:val="single"/>
-        </w:rPr>
-        <w:t>and</w:t>
-      </w:r>
-      <w:r>
-        <w:rPr>
-          <w:b/>
-          <w:spacing w:val="-16"/>
-          <w:sz w:val="30"/>
-          <w:u w:val="single"/>
-        </w:rPr>
-        <w:t> </w:t>
-      </w:r>
-      <w:r>
-        <w:rPr>
-          <w:b/>
-          <w:sz w:val="30"/>
-          <w:u w:val="single"/>
-        </w:rPr>
-        <w:t>Approve</w:t>
-      </w:r>
-      <w:r>
-        <w:rPr>
-          <w:b/>
-          <w:spacing w:val="-17"/>
-          <w:sz w:val="30"/>
-          <w:u w:val="single"/>
-        </w:rPr>
-        <w:t> </w:t>
-      </w:r>
-      <w:r>
-        <w:rPr>
-          <w:b/>
-          <w:sz w:val="30"/>
-          <w:u w:val="single"/>
-        </w:rPr>
-        <w:t>property</w:t>
-      </w:r>
-      <w:r>
-        <w:rPr>
-          <w:b/>
-          <w:spacing w:val="-18"/>
-          <w:sz w:val="30"/>
-          <w:u w:val="single"/>
-        </w:rPr>
-        <w:t> </w:t>
-      </w:r>
-      <w:r>
-        <w:rPr>
-          <w:b/>
-          <w:sz w:val="30"/>
-          <w:u w:val="single"/>
-        </w:rPr>
-        <w:t>listings</w:t>
-      </w:r>
-      <w:r>
-        <w:rPr>
-          <w:b/>
-          <w:spacing w:val="52"/>
-          <w:sz w:val="30"/>
-        </w:rPr>
-        <w:t> </w:t>
-      </w:r>
-      <w:r>
-        <w:rPr>
-          <w:rFonts w:ascii="Arial MT"/>
-          <w:sz w:val="30"/>
-        </w:rPr>
-        <w:t>(Done</w:t>
-      </w:r>
-      <w:r>
-        <w:rPr>
-          <w:rFonts w:ascii="Arial MT"/>
-          <w:spacing w:val="-18"/>
-          <w:sz w:val="30"/>
-        </w:rPr>
-        <w:t> </w:t>
-      </w:r>
-      <w:r>
-        <w:rPr>
-          <w:rFonts w:ascii="Arial MT"/>
-          <w:sz w:val="30"/>
-        </w:rPr>
-        <w:t>by:Matias</w:t>
-      </w:r>
-      <w:r>
-        <w:rPr>
-          <w:rFonts w:ascii="Arial MT"/>
-          <w:spacing w:val="-16"/>
-          <w:sz w:val="30"/>
-        </w:rPr>
-        <w:t> </w:t>
-      </w:r>
-      <w:r>
-        <w:rPr>
-          <w:rFonts w:ascii="Arial MT"/>
-          <w:spacing w:val="-2"/>
-          <w:sz w:val="30"/>
-        </w:rPr>
-        <w:t>Bali)</w:t>
-      </w:r>
-    </w:p>
-    <w:p>
-      <w:pPr>
-        <w:pStyle w:val="BodyText"/>
-        <w:spacing w:before="51"/>
+        <w:spacing w:before="10"/>
         <w:rPr>
           <w:rFonts w:ascii="Arial MT"/>
           <w:b w:val="0"/>
@@ -7064,78 +7439,229 @@
           <w:u w:val="none"/>
         </w:rPr>
       </w:pPr>
-      <w:r>
-        <w:rPr>
-          <w:rFonts w:ascii="Arial MT"/>
-          <w:b w:val="0"/>
+    </w:p>
+    <w:p>
+      <w:pPr>
+        <w:spacing w:before="64"/>
+        <w:ind w:left="1416"/>
+        <w:rPr>
+          <w:rFonts w:ascii="Arial MT"/>
+          <w:sz w:val="30"/>
+        </w:rPr>
+      </w:pPr>
+      <w:r>
+        <w:rPr>
+          <w:rFonts w:ascii="Arial MT"/>
+          <w:bCs/>
+          <w:noProof/>
           <w:sz w:val="20"/>
         </w:rPr>
         <w:drawing>
-          <wp:anchor distT="0" distB="0" distL="0" distR="0" allowOverlap="1" layoutInCell="1" locked="0" behindDoc="1" simplePos="0" relativeHeight="487602176">
+          <wp:anchor distT="0" distB="0" distL="114300" distR="114300" simplePos="0" relativeHeight="251641856" behindDoc="0" locked="0" layoutInCell="1" allowOverlap="1" wp14:anchorId="2F908BA5" wp14:editId="3918088C">
             <wp:simplePos x="0" y="0"/>
-            <wp:positionH relativeFrom="page">
-              <wp:posOffset>1000760</wp:posOffset>
+            <wp:positionH relativeFrom="column">
+              <wp:posOffset>1026543</wp:posOffset>
             </wp:positionH>
             <wp:positionV relativeFrom="paragraph">
-              <wp:posOffset>193947</wp:posOffset>
+              <wp:posOffset>362382</wp:posOffset>
             </wp:positionV>
-            <wp:extent cx="5360061" cy="1151858"/>
-            <wp:effectExtent l="0" t="0" r="0" b="0"/>
+            <wp:extent cx="5115560" cy="2484120"/>
+            <wp:effectExtent l="0" t="0" r="8890" b="0"/>
             <wp:wrapTopAndBottom/>
-            <wp:docPr id="29" name="Image 29"/>
+            <wp:docPr id="48" name="Picture 48" descr="C:\Users\kevim\AppData\Local\Microsoft\Windows\INetCache\Content.MSO\2FD9722.tmp"/>
             <wp:cNvGraphicFramePr>
-              <a:graphicFrameLocks/>
+              <a:graphicFrameLocks xmlns:a="http://schemas.openxmlformats.org/drawingml/2006/main" noChangeAspect="1"/>
             </wp:cNvGraphicFramePr>
-            <a:graphic>
+            <a:graphic xmlns:a="http://schemas.openxmlformats.org/drawingml/2006/main">
               <a:graphicData uri="http://schemas.openxmlformats.org/drawingml/2006/picture">
-                <pic:pic>
+                <pic:pic xmlns:pic="http://schemas.openxmlformats.org/drawingml/2006/picture">
                   <pic:nvPicPr>
-                    <pic:cNvPr id="29" name="Image 29"/>
-                    <pic:cNvPicPr/>
+                    <pic:cNvPr id="0" name="Picture 9" descr="C:\Users\kevim\AppData\Local\Microsoft\Windows\INetCache\Content.MSO\2FD9722.tmp"/>
+                    <pic:cNvPicPr>
+                      <a:picLocks noChangeAspect="1" noChangeArrowheads="1"/>
+                    </pic:cNvPicPr>
                   </pic:nvPicPr>
                   <pic:blipFill>
-                    <a:blip r:embed="rId33" cstate="print"/>
+                    <a:blip r:embed="rId32">
+                      <a:extLst>
+                        <a:ext uri="{28A0092B-C50C-407E-A947-70E740481C1C}">
+                          <a14:useLocalDpi xmlns:a14="http://schemas.microsoft.com/office/drawing/2010/main" val="0"/>
+                        </a:ext>
+                      </a:extLst>
+                    </a:blip>
+                    <a:srcRect/>
                     <a:stretch>
                       <a:fillRect/>
                     </a:stretch>
                   </pic:blipFill>
-                  <pic:spPr>
+                  <pic:spPr bwMode="auto">
                     <a:xfrm>
                       <a:off x="0" y="0"/>
-                      <a:ext cx="5360061" cy="1151858"/>
+                      <a:ext cx="5115560" cy="2484120"/>
                     </a:xfrm>
                     <a:prstGeom prst="rect">
                       <a:avLst/>
                     </a:prstGeom>
+                    <a:noFill/>
+                    <a:ln>
+                      <a:noFill/>
+                    </a:ln>
                   </pic:spPr>
                 </pic:pic>
               </a:graphicData>
             </a:graphic>
+            <wp14:sizeRelH relativeFrom="page">
+              <wp14:pctWidth>0</wp14:pctWidth>
+            </wp14:sizeRelH>
+            <wp14:sizeRelV relativeFrom="page">
+              <wp14:pctHeight>0</wp14:pctHeight>
+            </wp14:sizeRelV>
           </wp:anchor>
         </w:drawing>
       </w:r>
-    </w:p>
-    <w:p>
-      <w:pPr>
-        <w:pStyle w:val="BodyText"/>
-        <w:rPr>
-          <w:rFonts w:ascii="Arial MT"/>
-          <w:b w:val="0"/>
-          <w:sz w:val="30"/>
-          <w:u w:val="none"/>
-        </w:rPr>
-      </w:pPr>
-    </w:p>
-    <w:p>
-      <w:pPr>
-        <w:pStyle w:val="BodyText"/>
-        <w:rPr>
-          <w:rFonts w:ascii="Arial MT"/>
-          <w:b w:val="0"/>
-          <w:sz w:val="30"/>
-          <w:u w:val="none"/>
-        </w:rPr>
-      </w:pPr>
+      <w:r>
+        <w:rPr>
+          <w:b/>
+          <w:sz w:val="30"/>
+          <w:u w:val="single"/>
+        </w:rPr>
+        <w:t>FR29-</w:t>
+      </w:r>
+      <w:r>
+        <w:rPr>
+          <w:b/>
+          <w:spacing w:val="-16"/>
+          <w:sz w:val="30"/>
+          <w:u w:val="single"/>
+        </w:rPr>
+        <w:t xml:space="preserve"> </w:t>
+      </w:r>
+      <w:r>
+        <w:rPr>
+          <w:b/>
+          <w:sz w:val="30"/>
+          <w:u w:val="single"/>
+        </w:rPr>
+        <w:t>Verify</w:t>
+      </w:r>
+      <w:r>
+        <w:rPr>
+          <w:b/>
+          <w:spacing w:val="-18"/>
+          <w:sz w:val="30"/>
+          <w:u w:val="single"/>
+        </w:rPr>
+        <w:t xml:space="preserve"> </w:t>
+      </w:r>
+      <w:r>
+        <w:rPr>
+          <w:b/>
+          <w:sz w:val="30"/>
+          <w:u w:val="single"/>
+        </w:rPr>
+        <w:t>and</w:t>
+      </w:r>
+      <w:r>
+        <w:rPr>
+          <w:b/>
+          <w:spacing w:val="-16"/>
+          <w:sz w:val="30"/>
+          <w:u w:val="single"/>
+        </w:rPr>
+        <w:t xml:space="preserve"> </w:t>
+      </w:r>
+      <w:r>
+        <w:rPr>
+          <w:b/>
+          <w:sz w:val="30"/>
+          <w:u w:val="single"/>
+        </w:rPr>
+        <w:t>Approve</w:t>
+      </w:r>
+      <w:r>
+        <w:rPr>
+          <w:b/>
+          <w:spacing w:val="-17"/>
+          <w:sz w:val="30"/>
+          <w:u w:val="single"/>
+        </w:rPr>
+        <w:t xml:space="preserve"> </w:t>
+      </w:r>
+      <w:r>
+        <w:rPr>
+          <w:b/>
+          <w:sz w:val="30"/>
+          <w:u w:val="single"/>
+        </w:rPr>
+        <w:t>property</w:t>
+      </w:r>
+      <w:r>
+        <w:rPr>
+          <w:b/>
+          <w:spacing w:val="-18"/>
+          <w:sz w:val="30"/>
+          <w:u w:val="single"/>
+        </w:rPr>
+        <w:t xml:space="preserve"> </w:t>
+      </w:r>
+      <w:r>
+        <w:rPr>
+          <w:b/>
+          <w:sz w:val="30"/>
+          <w:u w:val="single"/>
+        </w:rPr>
+        <w:t>listings</w:t>
+      </w:r>
+      <w:r>
+        <w:rPr>
+          <w:b/>
+          <w:spacing w:val="52"/>
+          <w:sz w:val="30"/>
+        </w:rPr>
+        <w:t xml:space="preserve"> </w:t>
+      </w:r>
+      <w:r>
+        <w:rPr>
+          <w:rFonts w:ascii="Arial MT"/>
+          <w:sz w:val="30"/>
+        </w:rPr>
+        <w:t>(Done</w:t>
+      </w:r>
+      <w:r>
+        <w:rPr>
+          <w:rFonts w:ascii="Arial MT"/>
+          <w:spacing w:val="-18"/>
+          <w:sz w:val="30"/>
+        </w:rPr>
+        <w:t xml:space="preserve"> </w:t>
+      </w:r>
+      <w:proofErr w:type="spellStart"/>
+      <w:proofErr w:type="gramStart"/>
+      <w:r>
+        <w:rPr>
+          <w:rFonts w:ascii="Arial MT"/>
+          <w:sz w:val="30"/>
+        </w:rPr>
+        <w:t>by:Matias</w:t>
+      </w:r>
+      <w:proofErr w:type="spellEnd"/>
+      <w:proofErr w:type="gramEnd"/>
+      <w:r>
+        <w:rPr>
+          <w:rFonts w:ascii="Arial MT"/>
+          <w:spacing w:val="-16"/>
+          <w:sz w:val="30"/>
+        </w:rPr>
+        <w:t xml:space="preserve"> </w:t>
+      </w:r>
+      <w:r>
+        <w:rPr>
+          <w:rFonts w:ascii="Arial MT"/>
+          <w:spacing w:val="-2"/>
+          <w:sz w:val="30"/>
+        </w:rPr>
+        <w:t>Bali)</w:t>
+      </w:r>
     </w:p>
     <w:p>
       <w:pPr>
@@ -7151,9 +7677,7 @@
     </w:p>
     <w:p>
       <w:pPr>
-        <w:spacing w:before="0"/>
-        <w:ind w:left="1416" w:right="0" w:firstLine="0"/>
-        <w:jc w:val="left"/>
+        <w:ind w:left="1416"/>
         <w:rPr>
           <w:rFonts w:ascii="Arial MT"/>
           <w:sz w:val="30"/>
@@ -7174,7 +7698,7 @@
           <w:sz w:val="30"/>
           <w:u w:val="single"/>
         </w:rPr>
-        <w:t> </w:t>
+        <w:t xml:space="preserve"> </w:t>
       </w:r>
       <w:r>
         <w:rPr>
@@ -7191,7 +7715,7 @@
           <w:sz w:val="30"/>
           <w:u w:val="single"/>
         </w:rPr>
-        <w:t> </w:t>
+        <w:t xml:space="preserve"> </w:t>
       </w:r>
       <w:r>
         <w:rPr>
@@ -7208,7 +7732,7 @@
           <w:sz w:val="30"/>
           <w:u w:val="single"/>
         </w:rPr>
-        <w:t> </w:t>
+        <w:t xml:space="preserve"> </w:t>
       </w:r>
       <w:r>
         <w:rPr>
@@ -7224,7 +7748,7 @@
           <w:spacing w:val="-21"/>
           <w:sz w:val="30"/>
         </w:rPr>
-        <w:t> </w:t>
+        <w:t xml:space="preserve"> </w:t>
       </w:r>
       <w:r>
         <w:rPr>
@@ -7239,8 +7763,10 @@
           <w:spacing w:val="-21"/>
           <w:sz w:val="30"/>
         </w:rPr>
-        <w:t> </w:t>
-      </w:r>
+        <w:t xml:space="preserve"> </w:t>
+      </w:r>
+      <w:proofErr w:type="spellStart"/>
+      <w:proofErr w:type="gramStart"/>
       <w:r>
         <w:rPr>
           <w:rFonts w:ascii="Arial MT"/>
@@ -7248,13 +7774,15 @@
         </w:rPr>
         <w:t>by:Matias</w:t>
       </w:r>
+      <w:proofErr w:type="spellEnd"/>
+      <w:proofErr w:type="gramEnd"/>
       <w:r>
         <w:rPr>
           <w:rFonts w:ascii="Arial MT"/>
           <w:spacing w:val="-19"/>
           <w:sz w:val="30"/>
         </w:rPr>
-        <w:t> </w:t>
+        <w:t xml:space="preserve"> </w:t>
       </w:r>
       <w:r>
         <w:rPr>
@@ -7275,75 +7803,118 @@
           <w:u w:val="none"/>
         </w:rPr>
       </w:pPr>
-    </w:p>
-    <w:p>
-      <w:pPr>
-        <w:pStyle w:val="BodyText"/>
-        <w:spacing w:before="101"/>
-        <w:rPr>
-          <w:rFonts w:ascii="Arial MT"/>
-          <w:b w:val="0"/>
+      <w:r>
+        <w:rPr>
+          <w:rFonts w:ascii="Arial MT"/>
+          <w:bCs w:val="0"/>
+          <w:noProof/>
           <w:sz w:val="20"/>
-          <w:u w:val="none"/>
-        </w:rPr>
-      </w:pPr>
-      <w:r>
-        <w:rPr>
-          <w:rFonts w:ascii="Arial MT"/>
-          <w:b w:val="0"/>
-          <w:sz w:val="20"/>
         </w:rPr>
         <w:drawing>
-          <wp:anchor distT="0" distB="0" distL="0" distR="0" allowOverlap="1" layoutInCell="1" locked="0" behindDoc="1" simplePos="0" relativeHeight="487602688">
+          <wp:anchor distT="0" distB="0" distL="114300" distR="114300" simplePos="0" relativeHeight="251639808" behindDoc="0" locked="0" layoutInCell="1" allowOverlap="1" wp14:anchorId="79771DA7" wp14:editId="6A0CB009">
             <wp:simplePos x="0" y="0"/>
-            <wp:positionH relativeFrom="page">
-              <wp:posOffset>1052194</wp:posOffset>
+            <wp:positionH relativeFrom="column">
+              <wp:posOffset>1043796</wp:posOffset>
             </wp:positionH>
             <wp:positionV relativeFrom="paragraph">
-              <wp:posOffset>225670</wp:posOffset>
+              <wp:posOffset>170228</wp:posOffset>
             </wp:positionV>
-            <wp:extent cx="4803130" cy="2080641"/>
-            <wp:effectExtent l="0" t="0" r="0" b="0"/>
+            <wp:extent cx="5219065" cy="2907030"/>
+            <wp:effectExtent l="0" t="0" r="635" b="7620"/>
             <wp:wrapTopAndBottom/>
-            <wp:docPr id="30" name="Image 30"/>
+            <wp:docPr id="49" name="Picture 49" descr="C:\Users\kevim\AppData\Local\Microsoft\Windows\INetCache\Content.MSO\39426380.tmp"/>
             <wp:cNvGraphicFramePr>
-              <a:graphicFrameLocks/>
+              <a:graphicFrameLocks xmlns:a="http://schemas.openxmlformats.org/drawingml/2006/main" noChangeAspect="1"/>
             </wp:cNvGraphicFramePr>
-            <a:graphic>
+            <a:graphic xmlns:a="http://schemas.openxmlformats.org/drawingml/2006/main">
               <a:graphicData uri="http://schemas.openxmlformats.org/drawingml/2006/picture">
-                <pic:pic>
+                <pic:pic xmlns:pic="http://schemas.openxmlformats.org/drawingml/2006/picture">
                   <pic:nvPicPr>
-                    <pic:cNvPr id="30" name="Image 30"/>
-                    <pic:cNvPicPr/>
+                    <pic:cNvPr id="0" name="Picture 11" descr="C:\Users\kevim\AppData\Local\Microsoft\Windows\INetCache\Content.MSO\39426380.tmp"/>
+                    <pic:cNvPicPr>
+                      <a:picLocks noChangeAspect="1" noChangeArrowheads="1"/>
+                    </pic:cNvPicPr>
                   </pic:nvPicPr>
                   <pic:blipFill>
-                    <a:blip r:embed="rId34" cstate="print"/>
+                    <a:blip r:embed="rId33">
+                      <a:extLst>
+                        <a:ext uri="{28A0092B-C50C-407E-A947-70E740481C1C}">
+                          <a14:useLocalDpi xmlns:a14="http://schemas.microsoft.com/office/drawing/2010/main" val="0"/>
+                        </a:ext>
+                      </a:extLst>
+                    </a:blip>
+                    <a:srcRect/>
                     <a:stretch>
                       <a:fillRect/>
                     </a:stretch>
                   </pic:blipFill>
-                  <pic:spPr>
+                  <pic:spPr bwMode="auto">
                     <a:xfrm>
                       <a:off x="0" y="0"/>
-                      <a:ext cx="4803130" cy="2080641"/>
+                      <a:ext cx="5219065" cy="2907030"/>
                     </a:xfrm>
                     <a:prstGeom prst="rect">
                       <a:avLst/>
                     </a:prstGeom>
+                    <a:noFill/>
+                    <a:ln>
+                      <a:noFill/>
+                    </a:ln>
                   </pic:spPr>
                 </pic:pic>
               </a:graphicData>
             </a:graphic>
+            <wp14:sizeRelH relativeFrom="page">
+              <wp14:pctWidth>0</wp14:pctWidth>
+            </wp14:sizeRelH>
+            <wp14:sizeRelV relativeFrom="page">
+              <wp14:pctHeight>0</wp14:pctHeight>
+            </wp14:sizeRelV>
           </wp:anchor>
         </w:drawing>
       </w:r>
     </w:p>
     <w:p>
       <w:pPr>
+        <w:pStyle w:val="BodyText"/>
+        <w:spacing w:before="101"/>
+        <w:rPr>
+          <w:rFonts w:ascii="Arial MT"/>
+          <w:b w:val="0"/>
+          <w:sz w:val="20"/>
+          <w:u w:val="none"/>
+        </w:rPr>
+      </w:pPr>
+    </w:p>
+    <w:p>
+      <w:pPr>
         <w:spacing w:before="263"/>
-        <w:ind w:left="358" w:right="321" w:firstLine="0"/>
+        <w:ind w:left="358" w:right="321"/>
         <w:jc w:val="center"/>
         <w:rPr>
+          <w:b/>
+          <w:sz w:val="30"/>
+          <w:u w:val="single"/>
+        </w:rPr>
+      </w:pPr>
+    </w:p>
+    <w:p>
+      <w:pPr>
+        <w:spacing w:before="263"/>
+        <w:ind w:right="321"/>
+        <w:rPr>
+          <w:b/>
+          <w:sz w:val="30"/>
+          <w:u w:val="single"/>
+        </w:rPr>
+      </w:pPr>
+    </w:p>
+    <w:p>
+      <w:pPr>
+        <w:spacing w:before="263"/>
+        <w:ind w:left="358" w:right="321"/>
+        <w:jc w:val="center"/>
+        <w:rPr>
           <w:rFonts w:ascii="Arial MT" w:hAnsi="Arial MT"/>
           <w:sz w:val="30"/>
         </w:rPr>
@@ -7354,6 +7925,7 @@
           <w:sz w:val="30"/>
           <w:u w:val="single"/>
         </w:rPr>
+        <w:lastRenderedPageBreak/>
         <w:t>FR31</w:t>
       </w:r>
       <w:r>
@@ -7363,7 +7935,7 @@
           <w:sz w:val="30"/>
           <w:u w:val="single"/>
         </w:rPr>
-        <w:t> </w:t>
+        <w:t xml:space="preserve"> </w:t>
       </w:r>
       <w:r>
         <w:rPr>
@@ -7380,7 +7952,7 @@
           <w:sz w:val="30"/>
           <w:u w:val="single"/>
         </w:rPr>
-        <w:t> </w:t>
+        <w:t xml:space="preserve"> </w:t>
       </w:r>
       <w:r>
         <w:rPr>
@@ -7397,7 +7969,7 @@
           <w:sz w:val="30"/>
           <w:u w:val="single"/>
         </w:rPr>
-        <w:t> </w:t>
+        <w:t xml:space="preserve"> </w:t>
       </w:r>
       <w:r>
         <w:rPr>
@@ -7414,7 +7986,7 @@
           <w:sz w:val="30"/>
           <w:u w:val="single"/>
         </w:rPr>
-        <w:t> </w:t>
+        <w:t xml:space="preserve"> </w:t>
       </w:r>
       <w:r>
         <w:rPr>
@@ -7430,7 +8002,7 @@
           <w:spacing w:val="-17"/>
           <w:sz w:val="30"/>
         </w:rPr>
-        <w:t> </w:t>
+        <w:t xml:space="preserve"> </w:t>
       </w:r>
       <w:r>
         <w:rPr>
@@ -7445,7 +8017,7 @@
           <w:spacing w:val="-18"/>
           <w:sz w:val="30"/>
         </w:rPr>
-        <w:t> </w:t>
+        <w:t xml:space="preserve"> </w:t>
       </w:r>
       <w:r>
         <w:rPr>
@@ -7460,8 +8032,9 @@
           <w:spacing w:val="-16"/>
           <w:sz w:val="30"/>
         </w:rPr>
-        <w:t> </w:t>
-      </w:r>
+        <w:t xml:space="preserve"> </w:t>
+      </w:r>
+      <w:proofErr w:type="spellStart"/>
       <w:r>
         <w:rPr>
           <w:rFonts w:ascii="Arial MT" w:hAnsi="Arial MT"/>
@@ -7469,21 +8042,32 @@
         </w:rPr>
         <w:t>Ornelt</w:t>
       </w:r>
+      <w:proofErr w:type="spellEnd"/>
       <w:r>
         <w:rPr>
           <w:rFonts w:ascii="Arial MT" w:hAnsi="Arial MT"/>
           <w:spacing w:val="-16"/>
           <w:sz w:val="30"/>
         </w:rPr>
-        <w:t> </w:t>
-      </w:r>
+        <w:t xml:space="preserve"> </w:t>
+      </w:r>
+      <w:proofErr w:type="spellStart"/>
       <w:r>
         <w:rPr>
           <w:rFonts w:ascii="Arial MT" w:hAnsi="Arial MT"/>
           <w:spacing w:val="-2"/>
           <w:sz w:val="30"/>
         </w:rPr>
-        <w:t>Lemellari)</w:t>
+        <w:t>Lemellari</w:t>
+      </w:r>
+      <w:proofErr w:type="spellEnd"/>
+      <w:r>
+        <w:rPr>
+          <w:rFonts w:ascii="Arial MT" w:hAnsi="Arial MT"/>
+          <w:spacing w:val="-2"/>
+          <w:sz w:val="30"/>
+        </w:rPr>
+        <w:t>)</w:t>
       </w:r>
     </w:p>
     <w:p>
@@ -7501,33 +8085,34 @@
         <w:rPr>
           <w:rFonts w:ascii="Arial MT"/>
           <w:b w:val="0"/>
+          <w:noProof/>
           <w:sz w:val="5"/>
         </w:rPr>
         <w:drawing>
-          <wp:anchor distT="0" distB="0" distL="0" distR="0" allowOverlap="1" layoutInCell="1" locked="0" behindDoc="1" simplePos="0" relativeHeight="487603200">
+          <wp:anchor distT="0" distB="0" distL="0" distR="0" simplePos="0" relativeHeight="251666432" behindDoc="1" locked="0" layoutInCell="1" allowOverlap="1" wp14:anchorId="65B9045B" wp14:editId="03CA268F">
             <wp:simplePos x="0" y="0"/>
             <wp:positionH relativeFrom="page">
-              <wp:posOffset>918844</wp:posOffset>
+              <wp:posOffset>978594</wp:posOffset>
             </wp:positionH>
             <wp:positionV relativeFrom="paragraph">
-              <wp:posOffset>57422</wp:posOffset>
+              <wp:posOffset>126161</wp:posOffset>
             </wp:positionV>
             <wp:extent cx="5574792" cy="2787396"/>
             <wp:effectExtent l="0" t="0" r="0" b="0"/>
             <wp:wrapTopAndBottom/>
             <wp:docPr id="31" name="Image 31"/>
             <wp:cNvGraphicFramePr>
-              <a:graphicFrameLocks/>
+              <a:graphicFrameLocks xmlns:a="http://schemas.openxmlformats.org/drawingml/2006/main"/>
             </wp:cNvGraphicFramePr>
-            <a:graphic>
+            <a:graphic xmlns:a="http://schemas.openxmlformats.org/drawingml/2006/main">
               <a:graphicData uri="http://schemas.openxmlformats.org/drawingml/2006/picture">
-                <pic:pic>
+                <pic:pic xmlns:pic="http://schemas.openxmlformats.org/drawingml/2006/picture">
                   <pic:nvPicPr>
                     <pic:cNvPr id="31" name="Image 31"/>
                     <pic:cNvPicPr/>
                   </pic:nvPicPr>
                   <pic:blipFill>
-                    <a:blip r:embed="rId35" cstate="print"/>
+                    <a:blip r:embed="rId34" cstate="print"/>
                     <a:stretch>
                       <a:fillRect/>
                     </a:stretch>
@@ -7551,28 +8136,26 @@
     <w:p>
       <w:pPr>
         <w:pStyle w:val="BodyText"/>
-        <w:spacing w:after="0"/>
         <w:rPr>
           <w:rFonts w:ascii="Arial MT"/>
           <w:b w:val="0"/>
           <w:sz w:val="5"/>
         </w:rPr>
-        <w:sectPr>
-          <w:pgSz w:w="11920" w:h="16840"/>
-          <w:pgMar w:top="1360" w:bottom="280" w:left="0" w:right="0"/>
-        </w:sectPr>
-      </w:pPr>
-    </w:p>
-    <w:p>
-      <w:pPr>
-        <w:spacing w:before="64"/>
-        <w:ind w:left="1411" w:right="0" w:firstLine="0"/>
-        <w:jc w:val="left"/>
-        <w:rPr>
-          <w:rFonts w:ascii="Arial MT" w:hAnsi="Arial MT"/>
-          <w:sz w:val="30"/>
-        </w:rPr>
-      </w:pPr>
+      </w:pPr>
+    </w:p>
+    <w:p/>
+    <w:p>
+      <w:pPr>
+        <w:tabs>
+          <w:tab w:val="left" w:pos="3328"/>
+        </w:tabs>
+      </w:pPr>
+      <w:r>
+        <w:rPr>
+          <w:lang w:val="en-DE"/>
+        </w:rPr>
+        <w:t xml:space="preserve">                          </w:t>
+      </w:r>
       <w:r>
         <w:rPr>
           <w:b/>
@@ -7588,7 +8171,7 @@
           <w:sz w:val="30"/>
           <w:u w:val="single"/>
         </w:rPr>
-        <w:t> </w:t>
+        <w:t xml:space="preserve"> </w:t>
       </w:r>
       <w:r>
         <w:rPr>
@@ -7605,7 +8188,7 @@
           <w:sz w:val="30"/>
           <w:u w:val="single"/>
         </w:rPr>
-        <w:t> </w:t>
+        <w:t xml:space="preserve"> </w:t>
       </w:r>
       <w:r>
         <w:rPr>
@@ -7622,7 +8205,7 @@
           <w:sz w:val="30"/>
           <w:u w:val="single"/>
         </w:rPr>
-        <w:t> </w:t>
+        <w:t xml:space="preserve"> </w:t>
       </w:r>
       <w:r>
         <w:rPr>
@@ -7639,7 +8222,7 @@
           <w:sz w:val="30"/>
           <w:u w:val="single"/>
         </w:rPr>
-        <w:t> </w:t>
+        <w:t xml:space="preserve"> </w:t>
       </w:r>
       <w:r>
         <w:rPr>
@@ -7655,7 +8238,7 @@
           <w:spacing w:val="-17"/>
           <w:sz w:val="30"/>
         </w:rPr>
-        <w:t> </w:t>
+        <w:t xml:space="preserve"> </w:t>
       </w:r>
       <w:r>
         <w:rPr>
@@ -7670,7 +8253,7 @@
           <w:spacing w:val="-19"/>
           <w:sz w:val="30"/>
         </w:rPr>
-        <w:t> </w:t>
+        <w:t xml:space="preserve"> </w:t>
       </w:r>
       <w:r>
         <w:rPr>
@@ -7685,8 +8268,9 @@
           <w:spacing w:val="-17"/>
           <w:sz w:val="30"/>
         </w:rPr>
-        <w:t> </w:t>
-      </w:r>
+        <w:t xml:space="preserve"> </w:t>
+      </w:r>
+      <w:proofErr w:type="spellStart"/>
       <w:r>
         <w:rPr>
           <w:rFonts w:ascii="Arial MT" w:hAnsi="Arial MT"/>
@@ -7694,21 +8278,32 @@
         </w:rPr>
         <w:t>Ornelt</w:t>
       </w:r>
+      <w:proofErr w:type="spellEnd"/>
       <w:r>
         <w:rPr>
           <w:rFonts w:ascii="Arial MT" w:hAnsi="Arial MT"/>
           <w:spacing w:val="-12"/>
           <w:sz w:val="30"/>
         </w:rPr>
-        <w:t> </w:t>
-      </w:r>
+        <w:t xml:space="preserve"> </w:t>
+      </w:r>
+      <w:proofErr w:type="spellStart"/>
       <w:r>
         <w:rPr>
           <w:rFonts w:ascii="Arial MT" w:hAnsi="Arial MT"/>
           <w:spacing w:val="-2"/>
           <w:sz w:val="30"/>
         </w:rPr>
-        <w:t>Lemellari)</w:t>
+        <w:t>Lemellari</w:t>
+      </w:r>
+      <w:proofErr w:type="spellEnd"/>
+      <w:r>
+        <w:rPr>
+          <w:rFonts w:ascii="Arial MT" w:hAnsi="Arial MT"/>
+          <w:spacing w:val="-2"/>
+          <w:sz w:val="30"/>
+        </w:rPr>
+        <w:t>)</w:t>
       </w:r>
     </w:p>
     <w:p>
@@ -7726,10 +8321,11 @@
         <w:rPr>
           <w:rFonts w:ascii="Arial MT"/>
           <w:b w:val="0"/>
+          <w:noProof/>
           <w:sz w:val="4"/>
         </w:rPr>
         <w:drawing>
-          <wp:anchor distT="0" distB="0" distL="0" distR="0" allowOverlap="1" layoutInCell="1" locked="0" behindDoc="1" simplePos="0" relativeHeight="487603712">
+          <wp:anchor distT="0" distB="0" distL="0" distR="0" simplePos="0" relativeHeight="251667456" behindDoc="1" locked="0" layoutInCell="1" allowOverlap="1" wp14:anchorId="65B9045D" wp14:editId="7D35F4E4">
             <wp:simplePos x="0" y="0"/>
             <wp:positionH relativeFrom="page">
               <wp:posOffset>918844</wp:posOffset>
@@ -7742,17 +8338,17 @@
             <wp:wrapTopAndBottom/>
             <wp:docPr id="32" name="Image 32"/>
             <wp:cNvGraphicFramePr>
-              <a:graphicFrameLocks/>
+              <a:graphicFrameLocks xmlns:a="http://schemas.openxmlformats.org/drawingml/2006/main"/>
             </wp:cNvGraphicFramePr>
-            <a:graphic>
+            <a:graphic xmlns:a="http://schemas.openxmlformats.org/drawingml/2006/main">
               <a:graphicData uri="http://schemas.openxmlformats.org/drawingml/2006/picture">
-                <pic:pic>
+                <pic:pic xmlns:pic="http://schemas.openxmlformats.org/drawingml/2006/picture">
                   <pic:nvPicPr>
                     <pic:cNvPr id="32" name="Image 32"/>
                     <pic:cNvPicPr/>
                   </pic:nvPicPr>
                   <pic:blipFill>
-                    <a:blip r:embed="rId36" cstate="print"/>
+                    <a:blip r:embed="rId35" cstate="print"/>
                     <a:stretch>
                       <a:fillRect/>
                     </a:stretch>
@@ -7775,43 +8371,7 @@
     </w:p>
     <w:p>
       <w:pPr>
-        <w:pStyle w:val="BodyText"/>
-        <w:rPr>
-          <w:rFonts w:ascii="Arial MT"/>
-          <w:b w:val="0"/>
-          <w:sz w:val="30"/>
-          <w:u w:val="none"/>
-        </w:rPr>
-      </w:pPr>
-    </w:p>
-    <w:p>
-      <w:pPr>
-        <w:pStyle w:val="BodyText"/>
-        <w:rPr>
-          <w:rFonts w:ascii="Arial MT"/>
-          <w:b w:val="0"/>
-          <w:sz w:val="30"/>
-          <w:u w:val="none"/>
-        </w:rPr>
-      </w:pPr>
-    </w:p>
-    <w:p>
-      <w:pPr>
-        <w:pStyle w:val="BodyText"/>
-        <w:spacing w:before="231"/>
-        <w:rPr>
-          <w:rFonts w:ascii="Arial MT"/>
-          <w:b w:val="0"/>
-          <w:sz w:val="30"/>
-          <w:u w:val="none"/>
-        </w:rPr>
-      </w:pPr>
-    </w:p>
-    <w:p>
-      <w:pPr>
-        <w:spacing w:before="0"/>
-        <w:ind w:left="168" w:right="0" w:firstLine="0"/>
-        <w:jc w:val="left"/>
+        <w:ind w:left="168"/>
         <w:rPr>
           <w:rFonts w:ascii="Arial MT" w:hAnsi="Arial MT"/>
           <w:sz w:val="28"/>
@@ -7832,7 +8392,7 @@
           <w:sz w:val="30"/>
           <w:u w:val="single"/>
         </w:rPr>
-        <w:t> </w:t>
+        <w:t xml:space="preserve"> </w:t>
       </w:r>
       <w:r>
         <w:rPr>
@@ -7849,7 +8409,7 @@
           <w:sz w:val="30"/>
           <w:u w:val="single"/>
         </w:rPr>
-        <w:t> </w:t>
+        <w:t xml:space="preserve"> </w:t>
       </w:r>
       <w:r>
         <w:rPr>
@@ -7866,7 +8426,7 @@
           <w:sz w:val="30"/>
           <w:u w:val="single"/>
         </w:rPr>
-        <w:t> </w:t>
+        <w:t xml:space="preserve"> </w:t>
       </w:r>
       <w:r>
         <w:rPr>
@@ -7883,7 +8443,7 @@
           <w:sz w:val="30"/>
           <w:u w:val="single"/>
         </w:rPr>
-        <w:t> </w:t>
+        <w:t xml:space="preserve"> </w:t>
       </w:r>
       <w:r>
         <w:rPr>
@@ -7900,7 +8460,7 @@
           <w:sz w:val="30"/>
           <w:u w:val="single"/>
         </w:rPr>
-        <w:t> </w:t>
+        <w:t xml:space="preserve"> </w:t>
       </w:r>
       <w:r>
         <w:rPr>
@@ -7917,7 +8477,7 @@
           <w:sz w:val="30"/>
           <w:u w:val="single"/>
         </w:rPr>
-        <w:t> </w:t>
+        <w:t xml:space="preserve"> </w:t>
       </w:r>
       <w:r>
         <w:rPr>
@@ -7934,7 +8494,7 @@
           <w:sz w:val="30"/>
           <w:u w:val="single"/>
         </w:rPr>
-        <w:t> </w:t>
+        <w:t xml:space="preserve"> </w:t>
       </w:r>
       <w:r>
         <w:rPr>
@@ -7951,7 +8511,7 @@
           <w:sz w:val="30"/>
           <w:u w:val="single"/>
         </w:rPr>
-        <w:t> </w:t>
+        <w:t xml:space="preserve"> </w:t>
       </w:r>
       <w:r>
         <w:rPr>
@@ -7966,7 +8526,7 @@
           <w:spacing w:val="-12"/>
           <w:sz w:val="28"/>
         </w:rPr>
-        <w:t> </w:t>
+        <w:t xml:space="preserve"> </w:t>
       </w:r>
       <w:r>
         <w:rPr>
@@ -7981,8 +8541,9 @@
           <w:spacing w:val="-12"/>
           <w:sz w:val="28"/>
         </w:rPr>
-        <w:t> </w:t>
-      </w:r>
+        <w:t xml:space="preserve"> </w:t>
+      </w:r>
+      <w:proofErr w:type="spellStart"/>
       <w:r>
         <w:rPr>
           <w:rFonts w:ascii="Arial MT" w:hAnsi="Arial MT"/>
@@ -7990,21 +8551,32 @@
         </w:rPr>
         <w:t>Ornelt</w:t>
       </w:r>
+      <w:proofErr w:type="spellEnd"/>
       <w:r>
         <w:rPr>
           <w:rFonts w:ascii="Arial MT" w:hAnsi="Arial MT"/>
           <w:spacing w:val="-11"/>
           <w:sz w:val="28"/>
         </w:rPr>
-        <w:t> </w:t>
-      </w:r>
+        <w:t xml:space="preserve"> </w:t>
+      </w:r>
+      <w:proofErr w:type="spellStart"/>
       <w:r>
         <w:rPr>
           <w:rFonts w:ascii="Arial MT" w:hAnsi="Arial MT"/>
           <w:spacing w:val="-2"/>
           <w:sz w:val="28"/>
         </w:rPr>
-        <w:t>Lemellari)</w:t>
+        <w:t>Lemellari</w:t>
+      </w:r>
+      <w:proofErr w:type="spellEnd"/>
+      <w:r>
+        <w:rPr>
+          <w:rFonts w:ascii="Arial MT" w:hAnsi="Arial MT"/>
+          <w:spacing w:val="-2"/>
+          <w:sz w:val="28"/>
+        </w:rPr>
+        <w:t>)</w:t>
       </w:r>
     </w:p>
     <w:p>
@@ -8017,15 +8589,21 @@
           <w:sz w:val="5"/>
           <w:u w:val="none"/>
         </w:rPr>
-      </w:pPr>
-      <w:r>
-        <w:rPr>
-          <w:rFonts w:ascii="Arial MT"/>
-          <w:b w:val="0"/>
+        <w:sectPr>
+          <w:pgSz w:w="11920" w:h="16840"/>
+          <w:pgMar w:top="1360" w:right="0" w:bottom="280" w:left="0" w:header="720" w:footer="720" w:gutter="0"/>
+          <w:cols w:space="720"/>
+        </w:sectPr>
+      </w:pPr>
+      <w:r>
+        <w:rPr>
+          <w:rFonts w:ascii="Arial MT"/>
+          <w:b w:val="0"/>
+          <w:noProof/>
           <w:sz w:val="5"/>
         </w:rPr>
         <w:drawing>
-          <wp:anchor distT="0" distB="0" distL="0" distR="0" allowOverlap="1" layoutInCell="1" locked="0" behindDoc="1" simplePos="0" relativeHeight="487604224">
+          <wp:anchor distT="0" distB="0" distL="0" distR="0" simplePos="0" relativeHeight="251668480" behindDoc="1" locked="0" layoutInCell="1" allowOverlap="1" wp14:anchorId="65B9045F" wp14:editId="1A00D0D5">
             <wp:simplePos x="0" y="0"/>
             <wp:positionH relativeFrom="page">
               <wp:posOffset>918844</wp:posOffset>
@@ -8038,17 +8616,17 @@
             <wp:wrapTopAndBottom/>
             <wp:docPr id="33" name="Image 33"/>
             <wp:cNvGraphicFramePr>
-              <a:graphicFrameLocks/>
+              <a:graphicFrameLocks xmlns:a="http://schemas.openxmlformats.org/drawingml/2006/main"/>
             </wp:cNvGraphicFramePr>
-            <a:graphic>
+            <a:graphic xmlns:a="http://schemas.openxmlformats.org/drawingml/2006/main">
               <a:graphicData uri="http://schemas.openxmlformats.org/drawingml/2006/picture">
-                <pic:pic>
+                <pic:pic xmlns:pic="http://schemas.openxmlformats.org/drawingml/2006/picture">
                   <pic:nvPicPr>
                     <pic:cNvPr id="33" name="Image 33"/>
                     <pic:cNvPicPr/>
                   </pic:nvPicPr>
                   <pic:blipFill>
-                    <a:blip r:embed="rId37" cstate="print"/>
+                    <a:blip r:embed="rId36" cstate="print"/>
                     <a:stretch>
                       <a:fillRect/>
                     </a:stretch>
@@ -8071,24 +8649,7 @@
     </w:p>
     <w:p>
       <w:pPr>
-        <w:pStyle w:val="BodyText"/>
-        <w:spacing w:after="0"/>
-        <w:rPr>
-          <w:rFonts w:ascii="Arial MT"/>
-          <w:b w:val="0"/>
-          <w:sz w:val="5"/>
-        </w:rPr>
-        <w:sectPr>
-          <w:pgSz w:w="11920" w:h="16840"/>
-          <w:pgMar w:top="1360" w:bottom="280" w:left="0" w:right="0"/>
-        </w:sectPr>
-      </w:pPr>
-    </w:p>
-    <w:p>
-      <w:pPr>
         <w:spacing w:before="301"/>
-        <w:ind w:left="1416" w:right="0" w:firstLine="0"/>
-        <w:jc w:val="left"/>
         <w:rPr>
           <w:rFonts w:ascii="Arial MT" w:hAnsi="Arial MT"/>
           <w:sz w:val="30"/>
@@ -8097,10 +8658,12 @@
       <w:r>
         <w:rPr>
           <w:rFonts w:ascii="Arial MT" w:hAnsi="Arial MT"/>
-          <w:sz w:val="30"/>
-        </w:rPr>
+          <w:noProof/>
+          <w:sz w:val="30"/>
+        </w:rPr>
+        <w:lastRenderedPageBreak/>
         <w:drawing>
-          <wp:anchor distT="0" distB="0" distL="0" distR="0" allowOverlap="1" layoutInCell="1" locked="0" behindDoc="1" simplePos="0" relativeHeight="487604736">
+          <wp:anchor distT="0" distB="0" distL="0" distR="0" simplePos="0" relativeHeight="251637760" behindDoc="1" locked="0" layoutInCell="1" allowOverlap="1" wp14:anchorId="65B90461" wp14:editId="2C58348D">
             <wp:simplePos x="0" y="0"/>
             <wp:positionH relativeFrom="page">
               <wp:posOffset>918844</wp:posOffset>
@@ -8113,17 +8676,17 @@
             <wp:wrapTopAndBottom/>
             <wp:docPr id="34" name="Image 34"/>
             <wp:cNvGraphicFramePr>
-              <a:graphicFrameLocks/>
+              <a:graphicFrameLocks xmlns:a="http://schemas.openxmlformats.org/drawingml/2006/main"/>
             </wp:cNvGraphicFramePr>
-            <a:graphic>
+            <a:graphic xmlns:a="http://schemas.openxmlformats.org/drawingml/2006/main">
               <a:graphicData uri="http://schemas.openxmlformats.org/drawingml/2006/picture">
-                <pic:pic>
+                <pic:pic xmlns:pic="http://schemas.openxmlformats.org/drawingml/2006/picture">
                   <pic:nvPicPr>
                     <pic:cNvPr id="34" name="Image 34"/>
                     <pic:cNvPicPr/>
                   </pic:nvPicPr>
                   <pic:blipFill>
-                    <a:blip r:embed="rId38" cstate="print"/>
+                    <a:blip r:embed="rId37" cstate="print"/>
                     <a:stretch>
                       <a:fillRect/>
                     </a:stretch>
@@ -8147,6 +8710,14 @@
         <w:rPr>
           <w:b/>
           <w:sz w:val="30"/>
+          <w:lang w:val="en-DE"/>
+        </w:rPr>
+        <w:t xml:space="preserve">                         </w:t>
+      </w:r>
+      <w:r>
+        <w:rPr>
+          <w:b/>
+          <w:sz w:val="30"/>
           <w:u w:val="single"/>
         </w:rPr>
         <w:t>FR34</w:t>
@@ -8158,7 +8729,7 @@
           <w:sz w:val="30"/>
           <w:u w:val="single"/>
         </w:rPr>
-        <w:t> </w:t>
+        <w:t xml:space="preserve"> </w:t>
       </w:r>
       <w:r>
         <w:rPr>
@@ -8175,7 +8746,7 @@
           <w:sz w:val="30"/>
           <w:u w:val="single"/>
         </w:rPr>
-        <w:t> </w:t>
+        <w:t xml:space="preserve"> </w:t>
       </w:r>
       <w:r>
         <w:rPr>
@@ -8192,7 +8763,7 @@
           <w:sz w:val="30"/>
           <w:u w:val="single"/>
         </w:rPr>
-        <w:t> </w:t>
+        <w:t xml:space="preserve"> </w:t>
       </w:r>
       <w:r>
         <w:rPr>
@@ -8209,7 +8780,7 @@
           <w:sz w:val="30"/>
           <w:u w:val="single"/>
         </w:rPr>
-        <w:t> </w:t>
+        <w:t xml:space="preserve"> </w:t>
       </w:r>
       <w:r>
         <w:rPr>
@@ -8225,7 +8796,7 @@
           <w:spacing w:val="-18"/>
           <w:sz w:val="30"/>
         </w:rPr>
-        <w:t> </w:t>
+        <w:t xml:space="preserve"> </w:t>
       </w:r>
       <w:r>
         <w:rPr>
@@ -8240,7 +8811,7 @@
           <w:spacing w:val="-18"/>
           <w:sz w:val="30"/>
         </w:rPr>
-        <w:t> </w:t>
+        <w:t xml:space="preserve"> </w:t>
       </w:r>
       <w:r>
         <w:rPr>
@@ -8255,8 +8826,9 @@
           <w:spacing w:val="-16"/>
           <w:sz w:val="30"/>
         </w:rPr>
-        <w:t> </w:t>
-      </w:r>
+        <w:t xml:space="preserve"> </w:t>
+      </w:r>
+      <w:proofErr w:type="spellStart"/>
       <w:r>
         <w:rPr>
           <w:rFonts w:ascii="Arial MT" w:hAnsi="Arial MT"/>
@@ -8264,21 +8836,32 @@
         </w:rPr>
         <w:t>Ornelt</w:t>
       </w:r>
+      <w:proofErr w:type="spellEnd"/>
       <w:r>
         <w:rPr>
           <w:rFonts w:ascii="Arial MT" w:hAnsi="Arial MT"/>
           <w:spacing w:val="-12"/>
           <w:sz w:val="30"/>
         </w:rPr>
-        <w:t> </w:t>
-      </w:r>
+        <w:t xml:space="preserve"> </w:t>
+      </w:r>
+      <w:proofErr w:type="spellStart"/>
       <w:r>
         <w:rPr>
           <w:rFonts w:ascii="Arial MT" w:hAnsi="Arial MT"/>
           <w:spacing w:val="-2"/>
           <w:sz w:val="30"/>
         </w:rPr>
-        <w:t>Lemellari)</w:t>
+        <w:t>Lemellari</w:t>
+      </w:r>
+      <w:proofErr w:type="spellEnd"/>
+      <w:r>
+        <w:rPr>
+          <w:rFonts w:ascii="Arial MT" w:hAnsi="Arial MT"/>
+          <w:spacing w:val="-2"/>
+          <w:sz w:val="30"/>
+        </w:rPr>
+        <w:t>)</w:t>
       </w:r>
     </w:p>
     <w:p>
@@ -8306,9 +8889,7 @@
     </w:p>
     <w:p>
       <w:pPr>
-        <w:spacing w:before="0"/>
-        <w:ind w:left="1416" w:right="0" w:firstLine="0"/>
-        <w:jc w:val="left"/>
+        <w:ind w:left="1416"/>
         <w:rPr>
           <w:rFonts w:ascii="Arial MT" w:hAnsi="Arial MT"/>
           <w:sz w:val="30"/>
@@ -8329,7 +8910,7 @@
           <w:sz w:val="30"/>
           <w:u w:val="single"/>
         </w:rPr>
-        <w:t> </w:t>
+        <w:t xml:space="preserve"> </w:t>
       </w:r>
       <w:r>
         <w:rPr>
@@ -8346,7 +8927,7 @@
           <w:sz w:val="30"/>
           <w:u w:val="single"/>
         </w:rPr>
-        <w:t> </w:t>
+        <w:t xml:space="preserve"> </w:t>
       </w:r>
       <w:r>
         <w:rPr>
@@ -8363,7 +8944,7 @@
           <w:sz w:val="30"/>
           <w:u w:val="single"/>
         </w:rPr>
-        <w:t> </w:t>
+        <w:t xml:space="preserve"> </w:t>
       </w:r>
       <w:r>
         <w:rPr>
@@ -8380,7 +8961,7 @@
           <w:sz w:val="30"/>
           <w:u w:val="single"/>
         </w:rPr>
-        <w:t> </w:t>
+        <w:t xml:space="preserve"> </w:t>
       </w:r>
       <w:r>
         <w:rPr>
@@ -8397,7 +8978,7 @@
           <w:sz w:val="30"/>
           <w:u w:val="single"/>
         </w:rPr>
-        <w:t> </w:t>
+        <w:t xml:space="preserve"> </w:t>
       </w:r>
       <w:r>
         <w:rPr>
@@ -8414,7 +8995,7 @@
           <w:sz w:val="30"/>
           <w:u w:val="single"/>
         </w:rPr>
-        <w:t> </w:t>
+        <w:t xml:space="preserve"> </w:t>
       </w:r>
       <w:r>
         <w:rPr>
@@ -8430,7 +9011,7 @@
           <w:spacing w:val="-17"/>
           <w:sz w:val="30"/>
         </w:rPr>
-        <w:t> </w:t>
+        <w:t xml:space="preserve"> </w:t>
       </w:r>
       <w:r>
         <w:rPr>
@@ -8445,7 +9026,7 @@
           <w:spacing w:val="-16"/>
           <w:sz w:val="30"/>
         </w:rPr>
-        <w:t> </w:t>
+        <w:t xml:space="preserve"> </w:t>
       </w:r>
       <w:r>
         <w:rPr>
@@ -8460,8 +9041,9 @@
           <w:spacing w:val="-15"/>
           <w:sz w:val="30"/>
         </w:rPr>
-        <w:t> </w:t>
-      </w:r>
+        <w:t xml:space="preserve"> </w:t>
+      </w:r>
+      <w:proofErr w:type="spellStart"/>
       <w:r>
         <w:rPr>
           <w:rFonts w:ascii="Arial MT" w:hAnsi="Arial MT"/>
@@ -8469,21 +9051,32 @@
         </w:rPr>
         <w:t>Ornelt</w:t>
       </w:r>
+      <w:proofErr w:type="spellEnd"/>
       <w:r>
         <w:rPr>
           <w:rFonts w:ascii="Arial MT" w:hAnsi="Arial MT"/>
           <w:spacing w:val="-15"/>
           <w:sz w:val="30"/>
         </w:rPr>
-        <w:t> </w:t>
-      </w:r>
+        <w:t xml:space="preserve"> </w:t>
+      </w:r>
+      <w:proofErr w:type="spellStart"/>
       <w:r>
         <w:rPr>
           <w:rFonts w:ascii="Arial MT" w:hAnsi="Arial MT"/>
           <w:spacing w:val="-2"/>
           <w:sz w:val="30"/>
         </w:rPr>
-        <w:t>Lemellari)</w:t>
+        <w:t>Lemellari</w:t>
+      </w:r>
+      <w:proofErr w:type="spellEnd"/>
+      <w:r>
+        <w:rPr>
+          <w:rFonts w:ascii="Arial MT" w:hAnsi="Arial MT"/>
+          <w:spacing w:val="-2"/>
+          <w:sz w:val="30"/>
+        </w:rPr>
+        <w:t>)</w:t>
       </w:r>
     </w:p>
     <w:p>
@@ -8501,10 +9094,11 @@
         <w:rPr>
           <w:rFonts w:ascii="Arial MT"/>
           <w:b w:val="0"/>
+          <w:noProof/>
           <w:sz w:val="5"/>
         </w:rPr>
         <w:drawing>
-          <wp:anchor distT="0" distB="0" distL="0" distR="0" allowOverlap="1" layoutInCell="1" locked="0" behindDoc="1" simplePos="0" relativeHeight="487605248">
+          <wp:anchor distT="0" distB="0" distL="0" distR="0" simplePos="0" relativeHeight="251669504" behindDoc="1" locked="0" layoutInCell="1" allowOverlap="1" wp14:anchorId="65B90463" wp14:editId="4EE4CF67">
             <wp:simplePos x="0" y="0"/>
             <wp:positionH relativeFrom="page">
               <wp:posOffset>918844</wp:posOffset>
@@ -8517,17 +9111,17 @@
             <wp:wrapTopAndBottom/>
             <wp:docPr id="35" name="Image 35"/>
             <wp:cNvGraphicFramePr>
-              <a:graphicFrameLocks/>
+              <a:graphicFrameLocks xmlns:a="http://schemas.openxmlformats.org/drawingml/2006/main"/>
             </wp:cNvGraphicFramePr>
-            <a:graphic>
+            <a:graphic xmlns:a="http://schemas.openxmlformats.org/drawingml/2006/main">
               <a:graphicData uri="http://schemas.openxmlformats.org/drawingml/2006/picture">
-                <pic:pic>
+                <pic:pic xmlns:pic="http://schemas.openxmlformats.org/drawingml/2006/picture">
                   <pic:nvPicPr>
                     <pic:cNvPr id="35" name="Image 35"/>
                     <pic:cNvPicPr/>
                   </pic:nvPicPr>
                   <pic:blipFill>
-                    <a:blip r:embed="rId39" cstate="print"/>
+                    <a:blip r:embed="rId38" cstate="print"/>
                     <a:stretch>
                       <a:fillRect/>
                     </a:stretch>
@@ -8551,7 +9145,6 @@
     <w:p>
       <w:pPr>
         <w:pStyle w:val="BodyText"/>
-        <w:spacing w:after="0"/>
         <w:rPr>
           <w:rFonts w:ascii="Arial MT"/>
           <w:b w:val="0"/>
@@ -8559,15 +9152,15 @@
         </w:rPr>
         <w:sectPr>
           <w:pgSz w:w="11920" w:h="16840"/>
-          <w:pgMar w:top="1920" w:bottom="280" w:left="0" w:right="0"/>
+          <w:pgMar w:top="1920" w:right="0" w:bottom="280" w:left="0" w:header="720" w:footer="720" w:gutter="0"/>
+          <w:cols w:space="720"/>
         </w:sectPr>
       </w:pPr>
     </w:p>
     <w:p>
       <w:pPr>
         <w:spacing w:before="301"/>
-        <w:ind w:left="153" w:right="0" w:firstLine="0"/>
-        <w:jc w:val="left"/>
+        <w:ind w:left="153"/>
         <w:rPr>
           <w:rFonts w:ascii="Arial MT" w:hAnsi="Arial MT"/>
           <w:sz w:val="20"/>
@@ -8576,10 +9169,12 @@
       <w:r>
         <w:rPr>
           <w:rFonts w:ascii="Arial MT" w:hAnsi="Arial MT"/>
+          <w:noProof/>
           <w:sz w:val="20"/>
         </w:rPr>
+        <w:lastRenderedPageBreak/>
         <w:drawing>
-          <wp:anchor distT="0" distB="0" distL="0" distR="0" allowOverlap="1" layoutInCell="1" locked="0" behindDoc="1" simplePos="0" relativeHeight="487605760">
+          <wp:anchor distT="0" distB="0" distL="0" distR="0" simplePos="0" relativeHeight="251670528" behindDoc="1" locked="0" layoutInCell="1" allowOverlap="1" wp14:anchorId="65B90465" wp14:editId="3AF57584">
             <wp:simplePos x="0" y="0"/>
             <wp:positionH relativeFrom="page">
               <wp:posOffset>918844</wp:posOffset>
@@ -8592,17 +9187,17 @@
             <wp:wrapTopAndBottom/>
             <wp:docPr id="36" name="Image 36"/>
             <wp:cNvGraphicFramePr>
-              <a:graphicFrameLocks/>
+              <a:graphicFrameLocks xmlns:a="http://schemas.openxmlformats.org/drawingml/2006/main"/>
             </wp:cNvGraphicFramePr>
-            <a:graphic>
+            <a:graphic xmlns:a="http://schemas.openxmlformats.org/drawingml/2006/main">
               <a:graphicData uri="http://schemas.openxmlformats.org/drawingml/2006/picture">
-                <pic:pic>
+                <pic:pic xmlns:pic="http://schemas.openxmlformats.org/drawingml/2006/picture">
                   <pic:nvPicPr>
                     <pic:cNvPr id="36" name="Image 36"/>
                     <pic:cNvPicPr/>
                   </pic:nvPicPr>
                   <pic:blipFill>
-                    <a:blip r:embed="rId40" cstate="print"/>
+                    <a:blip r:embed="rId39" cstate="print"/>
                     <a:stretch>
                       <a:fillRect/>
                     </a:stretch>
@@ -8637,7 +9232,7 @@
           <w:sz w:val="30"/>
           <w:u w:val="single"/>
         </w:rPr>
-        <w:t> </w:t>
+        <w:t xml:space="preserve"> </w:t>
       </w:r>
       <w:r>
         <w:rPr>
@@ -8654,7 +9249,7 @@
           <w:sz w:val="30"/>
           <w:u w:val="single"/>
         </w:rPr>
-        <w:t> </w:t>
+        <w:t xml:space="preserve"> </w:t>
       </w:r>
       <w:r>
         <w:rPr>
@@ -8671,7 +9266,7 @@
           <w:sz w:val="30"/>
           <w:u w:val="single"/>
         </w:rPr>
-        <w:t> </w:t>
+        <w:t xml:space="preserve"> </w:t>
       </w:r>
       <w:r>
         <w:rPr>
@@ -8688,7 +9283,7 @@
           <w:sz w:val="30"/>
           <w:u w:val="single"/>
         </w:rPr>
-        <w:t> </w:t>
+        <w:t xml:space="preserve"> </w:t>
       </w:r>
       <w:r>
         <w:rPr>
@@ -8705,7 +9300,7 @@
           <w:sz w:val="30"/>
           <w:u w:val="single"/>
         </w:rPr>
-        <w:t> </w:t>
+        <w:t xml:space="preserve"> </w:t>
       </w:r>
       <w:r>
         <w:rPr>
@@ -8722,7 +9317,7 @@
           <w:sz w:val="30"/>
           <w:u w:val="single"/>
         </w:rPr>
-        <w:t> </w:t>
+        <w:t xml:space="preserve"> </w:t>
       </w:r>
       <w:r>
         <w:rPr>
@@ -8739,7 +9334,7 @@
           <w:sz w:val="30"/>
           <w:u w:val="single"/>
         </w:rPr>
-        <w:t> </w:t>
+        <w:t xml:space="preserve"> </w:t>
       </w:r>
       <w:r>
         <w:rPr>
@@ -8756,7 +9351,7 @@
           <w:sz w:val="30"/>
           <w:u w:val="single"/>
         </w:rPr>
-        <w:t> </w:t>
+        <w:t xml:space="preserve"> </w:t>
       </w:r>
       <w:r>
         <w:rPr>
@@ -8772,7 +9367,7 @@
           <w:spacing w:val="-15"/>
           <w:sz w:val="30"/>
         </w:rPr>
-        <w:t> </w:t>
+        <w:t xml:space="preserve"> </w:t>
       </w:r>
       <w:r>
         <w:rPr>
@@ -8784,7 +9379,6 @@
       <w:r>
         <w:rPr>
           <w:rFonts w:ascii="Arial MT" w:hAnsi="Arial MT"/>
-          <w:sz w:val="22"/>
         </w:rPr>
         <w:t>Done</w:t>
       </w:r>
@@ -8792,14 +9386,12 @@
         <w:rPr>
           <w:rFonts w:ascii="Arial MT" w:hAnsi="Arial MT"/>
           <w:spacing w:val="-14"/>
-          <w:sz w:val="22"/>
-        </w:rPr>
-        <w:t> </w:t>
+        </w:rPr>
+        <w:t xml:space="preserve"> </w:t>
       </w:r>
       <w:r>
         <w:rPr>
           <w:rFonts w:ascii="Arial MT" w:hAnsi="Arial MT"/>
-          <w:sz w:val="22"/>
         </w:rPr>
         <w:t>by</w:t>
       </w:r>
@@ -8816,8 +9408,9 @@
           <w:spacing w:val="-14"/>
           <w:sz w:val="30"/>
         </w:rPr>
-        <w:t> </w:t>
-      </w:r>
+        <w:t xml:space="preserve"> </w:t>
+      </w:r>
+      <w:proofErr w:type="spellStart"/>
       <w:r>
         <w:rPr>
           <w:rFonts w:ascii="Arial MT" w:hAnsi="Arial MT"/>
@@ -8825,53 +9418,63 @@
         </w:rPr>
         <w:t>Ornelt</w:t>
       </w:r>
+      <w:proofErr w:type="spellEnd"/>
       <w:r>
         <w:rPr>
           <w:rFonts w:ascii="Arial MT" w:hAnsi="Arial MT"/>
           <w:spacing w:val="-8"/>
           <w:sz w:val="20"/>
         </w:rPr>
-        <w:t> </w:t>
-      </w:r>
+        <w:t xml:space="preserve"> </w:t>
+      </w:r>
+      <w:proofErr w:type="spellStart"/>
       <w:r>
         <w:rPr>
           <w:rFonts w:ascii="Arial MT" w:hAnsi="Arial MT"/>
           <w:spacing w:val="-2"/>
           <w:sz w:val="20"/>
         </w:rPr>
-        <w:t>Lemellari)</w:t>
-      </w:r>
-    </w:p>
-    <w:p>
-      <w:pPr>
-        <w:spacing w:after="0"/>
-        <w:jc w:val="left"/>
+        <w:t>Lemellari</w:t>
+      </w:r>
+      <w:proofErr w:type="spellEnd"/>
+      <w:r>
+        <w:rPr>
+          <w:rFonts w:ascii="Arial MT" w:hAnsi="Arial MT"/>
+          <w:spacing w:val="-2"/>
+          <w:sz w:val="20"/>
+        </w:rPr>
+        <w:t>)</w:t>
+      </w:r>
+    </w:p>
+    <w:p>
+      <w:pPr>
         <w:rPr>
           <w:rFonts w:ascii="Arial MT" w:hAnsi="Arial MT"/>
           <w:sz w:val="20"/>
         </w:rPr>
         <w:sectPr>
           <w:pgSz w:w="11920" w:h="16840"/>
-          <w:pgMar w:top="1920" w:bottom="280" w:left="0" w:right="0"/>
+          <w:pgMar w:top="1920" w:right="0" w:bottom="280" w:left="0" w:header="720" w:footer="720" w:gutter="0"/>
+          <w:cols w:space="720"/>
         </w:sectPr>
       </w:pPr>
     </w:p>
     <w:p>
       <w:pPr>
         <w:spacing w:before="67"/>
-        <w:ind w:left="484" w:right="0" w:firstLine="0"/>
-        <w:jc w:val="left"/>
-        <w:rPr>
-          <w:rFonts w:ascii="Arial MT"/>
-          <w:sz w:val="30"/>
-        </w:rPr>
-      </w:pPr>
-      <w:r>
-        <w:rPr>
-          <w:b/>
-          <w:sz w:val="30"/>
-          <w:u w:val="single"/>
-        </w:rPr>
+        <w:ind w:left="484"/>
+        <w:rPr>
+          <w:rFonts w:ascii="Arial MT"/>
+          <w:sz w:val="30"/>
+        </w:rPr>
+      </w:pPr>
+      <w:r>
+        <w:rPr>
+          <w:b/>
+          <w:sz w:val="30"/>
+          <w:u w:val="single"/>
+        </w:rPr>
+        <w:lastRenderedPageBreak/>
         <w:t>FR37-</w:t>
       </w:r>
       <w:r>
@@ -8881,7 +9484,7 @@
           <w:sz w:val="30"/>
           <w:u w:val="single"/>
         </w:rPr>
-        <w:t> </w:t>
+        <w:t xml:space="preserve"> </w:t>
       </w:r>
       <w:r>
         <w:rPr>
@@ -8898,7 +9501,7 @@
           <w:sz w:val="30"/>
           <w:u w:val="single"/>
         </w:rPr>
-        <w:t> </w:t>
+        <w:t xml:space="preserve"> </w:t>
       </w:r>
       <w:r>
         <w:rPr>
@@ -8915,7 +9518,7 @@
           <w:sz w:val="30"/>
           <w:u w:val="single"/>
         </w:rPr>
-        <w:t> </w:t>
+        <w:t xml:space="preserve"> </w:t>
       </w:r>
       <w:r>
         <w:rPr>
@@ -8932,7 +9535,7 @@
           <w:sz w:val="30"/>
           <w:u w:val="single"/>
         </w:rPr>
-        <w:t> </w:t>
+        <w:t xml:space="preserve"> </w:t>
       </w:r>
       <w:r>
         <w:rPr>
@@ -8949,7 +9552,7 @@
           <w:sz w:val="30"/>
           <w:u w:val="single"/>
         </w:rPr>
-        <w:t> </w:t>
+        <w:t xml:space="preserve"> </w:t>
       </w:r>
       <w:r>
         <w:rPr>
@@ -8966,7 +9569,7 @@
           <w:sz w:val="30"/>
           <w:u w:val="single"/>
         </w:rPr>
-        <w:t> </w:t>
+        <w:t xml:space="preserve"> </w:t>
       </w:r>
       <w:r>
         <w:rPr>
@@ -8982,7 +9585,7 @@
           <w:spacing w:val="-18"/>
           <w:sz w:val="30"/>
         </w:rPr>
-        <w:t> </w:t>
+        <w:t xml:space="preserve"> </w:t>
       </w:r>
       <w:r>
         <w:rPr>
@@ -8997,8 +9600,10 @@
           <w:spacing w:val="-17"/>
           <w:sz w:val="30"/>
         </w:rPr>
-        <w:t> </w:t>
-      </w:r>
+        <w:t xml:space="preserve"> </w:t>
+      </w:r>
+      <w:proofErr w:type="spellStart"/>
+      <w:proofErr w:type="gramStart"/>
       <w:r>
         <w:rPr>
           <w:rFonts w:ascii="Arial MT"/>
@@ -9006,21 +9611,33 @@
         </w:rPr>
         <w:t>by:Kevin</w:t>
       </w:r>
+      <w:proofErr w:type="spellEnd"/>
+      <w:proofErr w:type="gramEnd"/>
       <w:r>
         <w:rPr>
           <w:rFonts w:ascii="Arial MT"/>
           <w:spacing w:val="-20"/>
           <w:sz w:val="30"/>
         </w:rPr>
-        <w:t> </w:t>
-      </w:r>
+        <w:t xml:space="preserve"> </w:t>
+      </w:r>
+      <w:proofErr w:type="spellStart"/>
       <w:r>
         <w:rPr>
           <w:rFonts w:ascii="Arial MT"/>
           <w:spacing w:val="-2"/>
           <w:sz w:val="30"/>
         </w:rPr>
-        <w:t>Muho)</w:t>
+        <w:t>Muho</w:t>
+      </w:r>
+      <w:proofErr w:type="spellEnd"/>
+      <w:r>
+        <w:rPr>
+          <w:rFonts w:ascii="Arial MT"/>
+          <w:spacing w:val="-2"/>
+          <w:sz w:val="30"/>
+        </w:rPr>
+        <w:t>)</w:t>
       </w:r>
     </w:p>
     <w:p>
@@ -9038,10 +9655,11 @@
         <w:rPr>
           <w:rFonts w:ascii="Arial MT"/>
           <w:b w:val="0"/>
+          <w:noProof/>
           <w:sz w:val="20"/>
         </w:rPr>
         <w:drawing>
-          <wp:anchor distT="0" distB="0" distL="0" distR="0" allowOverlap="1" layoutInCell="1" locked="0" behindDoc="1" simplePos="0" relativeHeight="487606272">
+          <wp:anchor distT="0" distB="0" distL="0" distR="0" simplePos="0" relativeHeight="251671552" behindDoc="1" locked="0" layoutInCell="1" allowOverlap="1" wp14:anchorId="65B90467" wp14:editId="75AA0D49">
             <wp:simplePos x="0" y="0"/>
             <wp:positionH relativeFrom="page">
               <wp:posOffset>61596</wp:posOffset>
@@ -9054,17 +9672,17 @@
             <wp:wrapTopAndBottom/>
             <wp:docPr id="37" name="Image 37"/>
             <wp:cNvGraphicFramePr>
-              <a:graphicFrameLocks/>
+              <a:graphicFrameLocks xmlns:a="http://schemas.openxmlformats.org/drawingml/2006/main"/>
             </wp:cNvGraphicFramePr>
-            <a:graphic>
+            <a:graphic xmlns:a="http://schemas.openxmlformats.org/drawingml/2006/main">
               <a:graphicData uri="http://schemas.openxmlformats.org/drawingml/2006/picture">
-                <pic:pic>
+                <pic:pic xmlns:pic="http://schemas.openxmlformats.org/drawingml/2006/picture">
                   <pic:nvPicPr>
                     <pic:cNvPr id="37" name="Image 37"/>
                     <pic:cNvPicPr/>
                   </pic:nvPicPr>
                   <pic:blipFill>
-                    <a:blip r:embed="rId41" cstate="print"/>
+                    <a:blip r:embed="rId40" cstate="print"/>
                     <a:stretch>
                       <a:fillRect/>
                     </a:stretch>
@@ -9088,7 +9706,6 @@
     <w:p>
       <w:pPr>
         <w:pStyle w:val="BodyText"/>
-        <w:spacing w:after="0"/>
         <w:rPr>
           <w:rFonts w:ascii="Arial MT"/>
           <w:b w:val="0"/>
@@ -9096,26 +9713,27 @@
         </w:rPr>
         <w:sectPr>
           <w:pgSz w:w="11920" w:h="16840"/>
-          <w:pgMar w:top="1760" w:bottom="280" w:left="0" w:right="0"/>
+          <w:pgMar w:top="1760" w:right="0" w:bottom="280" w:left="0" w:header="720" w:footer="720" w:gutter="0"/>
+          <w:cols w:space="720"/>
         </w:sectPr>
       </w:pPr>
     </w:p>
     <w:p>
       <w:pPr>
         <w:spacing w:before="67"/>
-        <w:ind w:left="1416" w:right="0" w:firstLine="0"/>
-        <w:jc w:val="left"/>
-        <w:rPr>
-          <w:rFonts w:ascii="Arial MT"/>
-          <w:sz w:val="30"/>
-        </w:rPr>
-      </w:pPr>
-      <w:r>
-        <w:rPr>
-          <w:b/>
-          <w:sz w:val="30"/>
-          <w:u w:val="single"/>
-        </w:rPr>
+        <w:ind w:left="1416"/>
+        <w:rPr>
+          <w:rFonts w:ascii="Arial MT"/>
+          <w:sz w:val="30"/>
+        </w:rPr>
+      </w:pPr>
+      <w:r>
+        <w:rPr>
+          <w:b/>
+          <w:sz w:val="30"/>
+          <w:u w:val="single"/>
+        </w:rPr>
+        <w:lastRenderedPageBreak/>
         <w:t>FR38-</w:t>
       </w:r>
       <w:r>
@@ -9125,7 +9743,7 @@
           <w:sz w:val="30"/>
           <w:u w:val="single"/>
         </w:rPr>
-        <w:t> </w:t>
+        <w:t xml:space="preserve"> </w:t>
       </w:r>
       <w:r>
         <w:rPr>
@@ -9142,7 +9760,7 @@
           <w:sz w:val="30"/>
           <w:u w:val="single"/>
         </w:rPr>
-        <w:t> </w:t>
+        <w:t xml:space="preserve"> </w:t>
       </w:r>
       <w:r>
         <w:rPr>
@@ -9158,7 +9776,7 @@
           <w:spacing w:val="-18"/>
           <w:sz w:val="30"/>
         </w:rPr>
-        <w:t> </w:t>
+        <w:t xml:space="preserve"> </w:t>
       </w:r>
       <w:r>
         <w:rPr>
@@ -9173,7 +9791,7 @@
           <w:spacing w:val="-19"/>
           <w:sz w:val="30"/>
         </w:rPr>
-        <w:t> </w:t>
+        <w:t xml:space="preserve"> </w:t>
       </w:r>
       <w:r>
         <w:rPr>
@@ -9188,7 +9806,7 @@
           <w:spacing w:val="-17"/>
           <w:sz w:val="30"/>
         </w:rPr>
-        <w:t> </w:t>
+        <w:t xml:space="preserve"> </w:t>
       </w:r>
       <w:r>
         <w:rPr>
@@ -9203,15 +9821,25 @@
           <w:spacing w:val="-18"/>
           <w:sz w:val="30"/>
         </w:rPr>
-        <w:t> </w:t>
-      </w:r>
+        <w:t xml:space="preserve"> </w:t>
+      </w:r>
+      <w:proofErr w:type="spellStart"/>
       <w:r>
         <w:rPr>
           <w:rFonts w:ascii="Arial MT"/>
           <w:spacing w:val="-2"/>
           <w:sz w:val="30"/>
         </w:rPr>
-        <w:t>Muho)</w:t>
+        <w:t>Muho</w:t>
+      </w:r>
+      <w:proofErr w:type="spellEnd"/>
+      <w:r>
+        <w:rPr>
+          <w:rFonts w:ascii="Arial MT"/>
+          <w:spacing w:val="-2"/>
+          <w:sz w:val="30"/>
+        </w:rPr>
+        <w:t>)</w:t>
       </w:r>
     </w:p>
     <w:p>
@@ -9240,10 +9868,11 @@
         <w:rPr>
           <w:rFonts w:ascii="Arial MT"/>
           <w:b w:val="0"/>
+          <w:noProof/>
           <w:sz w:val="20"/>
         </w:rPr>
         <w:drawing>
-          <wp:anchor distT="0" distB="0" distL="0" distR="0" allowOverlap="1" layoutInCell="1" locked="0" behindDoc="1" simplePos="0" relativeHeight="487606784">
+          <wp:anchor distT="0" distB="0" distL="0" distR="0" simplePos="0" relativeHeight="251672576" behindDoc="1" locked="0" layoutInCell="1" allowOverlap="1" wp14:anchorId="65B90469" wp14:editId="17CC9C8A">
             <wp:simplePos x="0" y="0"/>
             <wp:positionH relativeFrom="page">
               <wp:posOffset>61596</wp:posOffset>
@@ -9256,17 +9885,17 @@
             <wp:wrapTopAndBottom/>
             <wp:docPr id="38" name="Image 38"/>
             <wp:cNvGraphicFramePr>
-              <a:graphicFrameLocks/>
+              <a:graphicFrameLocks xmlns:a="http://schemas.openxmlformats.org/drawingml/2006/main"/>
             </wp:cNvGraphicFramePr>
-            <a:graphic>
+            <a:graphic xmlns:a="http://schemas.openxmlformats.org/drawingml/2006/main">
               <a:graphicData uri="http://schemas.openxmlformats.org/drawingml/2006/picture">
-                <pic:pic>
+                <pic:pic xmlns:pic="http://schemas.openxmlformats.org/drawingml/2006/picture">
                   <pic:nvPicPr>
                     <pic:cNvPr id="38" name="Image 38"/>
                     <pic:cNvPicPr/>
                   </pic:nvPicPr>
                   <pic:blipFill>
-                    <a:blip r:embed="rId42" cstate="print"/>
+                    <a:blip r:embed="rId41" cstate="print"/>
                     <a:stretch>
                       <a:fillRect/>
                     </a:stretch>
@@ -9290,7 +9919,6 @@
     <w:p>
       <w:pPr>
         <w:pStyle w:val="BodyText"/>
-        <w:spacing w:after="0"/>
         <w:rPr>
           <w:rFonts w:ascii="Arial MT"/>
           <w:b w:val="0"/>
@@ -9298,14 +9926,15 @@
         </w:rPr>
         <w:sectPr>
           <w:pgSz w:w="11920" w:h="16840"/>
-          <w:pgMar w:top="1760" w:bottom="280" w:left="0" w:right="0"/>
+          <w:pgMar w:top="1760" w:right="0" w:bottom="280" w:left="0" w:header="720" w:footer="720" w:gutter="0"/>
+          <w:cols w:space="720"/>
         </w:sectPr>
       </w:pPr>
     </w:p>
     <w:p>
       <w:pPr>
         <w:spacing w:before="64"/>
-        <w:ind w:left="237" w:right="558" w:firstLine="0"/>
+        <w:ind w:left="237" w:right="558"/>
         <w:jc w:val="center"/>
         <w:rPr>
           <w:rFonts w:ascii="Arial MT"/>
@@ -9318,6 +9947,7 @@
           <w:sz w:val="30"/>
           <w:u w:val="single"/>
         </w:rPr>
+        <w:lastRenderedPageBreak/>
         <w:t>FR39-</w:t>
       </w:r>
       <w:r>
@@ -9327,7 +9957,7 @@
           <w:sz w:val="30"/>
           <w:u w:val="single"/>
         </w:rPr>
-        <w:t> </w:t>
+        <w:t xml:space="preserve"> </w:t>
       </w:r>
       <w:r>
         <w:rPr>
@@ -9344,7 +9974,7 @@
           <w:sz w:val="30"/>
           <w:u w:val="single"/>
         </w:rPr>
-        <w:t> </w:t>
+        <w:t xml:space="preserve"> </w:t>
       </w:r>
       <w:r>
         <w:rPr>
@@ -9361,7 +9991,7 @@
           <w:sz w:val="30"/>
           <w:u w:val="single"/>
         </w:rPr>
-        <w:t> </w:t>
+        <w:t xml:space="preserve"> </w:t>
       </w:r>
       <w:r>
         <w:rPr>
@@ -9378,7 +10008,7 @@
           <w:sz w:val="30"/>
           <w:u w:val="single"/>
         </w:rPr>
-        <w:t> </w:t>
+        <w:t xml:space="preserve"> </w:t>
       </w:r>
       <w:r>
         <w:rPr>
@@ -9394,7 +10024,7 @@
           <w:spacing w:val="50"/>
           <w:sz w:val="30"/>
         </w:rPr>
-        <w:t> </w:t>
+        <w:t xml:space="preserve"> </w:t>
       </w:r>
       <w:r>
         <w:rPr>
@@ -9409,8 +10039,10 @@
           <w:spacing w:val="-19"/>
           <w:sz w:val="30"/>
         </w:rPr>
-        <w:t> </w:t>
-      </w:r>
+        <w:t xml:space="preserve"> </w:t>
+      </w:r>
+      <w:proofErr w:type="spellStart"/>
+      <w:proofErr w:type="gramStart"/>
       <w:r>
         <w:rPr>
           <w:rFonts w:ascii="Arial MT"/>
@@ -9418,21 +10050,33 @@
         </w:rPr>
         <w:t>by:Kevin</w:t>
       </w:r>
+      <w:proofErr w:type="spellEnd"/>
+      <w:proofErr w:type="gramEnd"/>
       <w:r>
         <w:rPr>
           <w:rFonts w:ascii="Arial MT"/>
           <w:spacing w:val="-18"/>
           <w:sz w:val="30"/>
         </w:rPr>
-        <w:t> </w:t>
-      </w:r>
+        <w:t xml:space="preserve"> </w:t>
+      </w:r>
+      <w:proofErr w:type="spellStart"/>
       <w:r>
         <w:rPr>
           <w:rFonts w:ascii="Arial MT"/>
           <w:spacing w:val="-2"/>
           <w:sz w:val="30"/>
         </w:rPr>
-        <w:t>Muho)</w:t>
+        <w:t>Muho</w:t>
+      </w:r>
+      <w:proofErr w:type="spellEnd"/>
+      <w:r>
+        <w:rPr>
+          <w:rFonts w:ascii="Arial MT"/>
+          <w:spacing w:val="-2"/>
+          <w:sz w:val="30"/>
+        </w:rPr>
+        <w:t>)</w:t>
       </w:r>
     </w:p>
     <w:p>
@@ -9450,10 +10094,11 @@
         <w:rPr>
           <w:rFonts w:ascii="Arial MT"/>
           <w:b w:val="0"/>
+          <w:noProof/>
           <w:sz w:val="20"/>
         </w:rPr>
         <w:drawing>
-          <wp:anchor distT="0" distB="0" distL="0" distR="0" allowOverlap="1" layoutInCell="1" locked="0" behindDoc="1" simplePos="0" relativeHeight="487607296">
+          <wp:anchor distT="0" distB="0" distL="0" distR="0" simplePos="0" relativeHeight="251673600" behindDoc="1" locked="0" layoutInCell="1" allowOverlap="1" wp14:anchorId="65B9046B" wp14:editId="1F9E06B8">
             <wp:simplePos x="0" y="0"/>
             <wp:positionH relativeFrom="page">
               <wp:posOffset>61596</wp:posOffset>
@@ -9466,17 +10111,17 @@
             <wp:wrapTopAndBottom/>
             <wp:docPr id="39" name="Image 39"/>
             <wp:cNvGraphicFramePr>
-              <a:graphicFrameLocks/>
+              <a:graphicFrameLocks xmlns:a="http://schemas.openxmlformats.org/drawingml/2006/main"/>
             </wp:cNvGraphicFramePr>
-            <a:graphic>
+            <a:graphic xmlns:a="http://schemas.openxmlformats.org/drawingml/2006/main">
               <a:graphicData uri="http://schemas.openxmlformats.org/drawingml/2006/picture">
-                <pic:pic>
+                <pic:pic xmlns:pic="http://schemas.openxmlformats.org/drawingml/2006/picture">
                   <pic:nvPicPr>
                     <pic:cNvPr id="39" name="Image 39"/>
                     <pic:cNvPicPr/>
                   </pic:nvPicPr>
                   <pic:blipFill>
-                    <a:blip r:embed="rId43" cstate="print"/>
+                    <a:blip r:embed="rId42" cstate="print"/>
                     <a:stretch>
                       <a:fillRect/>
                     </a:stretch>
@@ -9511,9 +10156,7 @@
     </w:p>
     <w:p>
       <w:pPr>
-        <w:spacing w:before="0"/>
-        <w:ind w:left="792" w:right="0" w:firstLine="0"/>
-        <w:jc w:val="left"/>
+        <w:ind w:left="792"/>
         <w:rPr>
           <w:rFonts w:ascii="Arial MT"/>
           <w:sz w:val="30"/>
@@ -9534,7 +10177,7 @@
           <w:sz w:val="30"/>
           <w:u w:val="single"/>
         </w:rPr>
-        <w:t> </w:t>
+        <w:t xml:space="preserve"> </w:t>
       </w:r>
       <w:r>
         <w:rPr>
@@ -9551,7 +10194,7 @@
           <w:sz w:val="30"/>
           <w:u w:val="single"/>
         </w:rPr>
-        <w:t> </w:t>
+        <w:t xml:space="preserve"> </w:t>
       </w:r>
       <w:r>
         <w:rPr>
@@ -9568,7 +10211,7 @@
           <w:sz w:val="30"/>
           <w:u w:val="single"/>
         </w:rPr>
-        <w:t> </w:t>
+        <w:t xml:space="preserve"> </w:t>
       </w:r>
       <w:r>
         <w:rPr>
@@ -9585,7 +10228,7 @@
           <w:sz w:val="30"/>
           <w:u w:val="single"/>
         </w:rPr>
-        <w:t> </w:t>
+        <w:t xml:space="preserve"> </w:t>
       </w:r>
       <w:r>
         <w:rPr>
@@ -9602,7 +10245,7 @@
           <w:sz w:val="30"/>
           <w:u w:val="single"/>
         </w:rPr>
-        <w:t> </w:t>
+        <w:t xml:space="preserve"> </w:t>
       </w:r>
       <w:r>
         <w:rPr>
@@ -9619,7 +10262,7 @@
           <w:sz w:val="30"/>
           <w:u w:val="single"/>
         </w:rPr>
-        <w:t> </w:t>
+        <w:t xml:space="preserve"> </w:t>
       </w:r>
       <w:r>
         <w:rPr>
@@ -9636,7 +10279,7 @@
           <w:sz w:val="30"/>
           <w:u w:val="single"/>
         </w:rPr>
-        <w:t> </w:t>
+        <w:t xml:space="preserve"> </w:t>
       </w:r>
       <w:r>
         <w:rPr>
@@ -9652,7 +10295,7 @@
           <w:spacing w:val="-17"/>
           <w:sz w:val="30"/>
         </w:rPr>
-        <w:t> </w:t>
+        <w:t xml:space="preserve"> </w:t>
       </w:r>
       <w:r>
         <w:rPr>
@@ -9667,8 +10310,10 @@
           <w:spacing w:val="-18"/>
           <w:sz w:val="30"/>
         </w:rPr>
-        <w:t> </w:t>
-      </w:r>
+        <w:t xml:space="preserve"> </w:t>
+      </w:r>
+      <w:proofErr w:type="spellStart"/>
+      <w:proofErr w:type="gramStart"/>
       <w:r>
         <w:rPr>
           <w:rFonts w:ascii="Arial MT"/>
@@ -9676,21 +10321,33 @@
         </w:rPr>
         <w:t>by:Kevin</w:t>
       </w:r>
+      <w:proofErr w:type="spellEnd"/>
+      <w:proofErr w:type="gramEnd"/>
       <w:r>
         <w:rPr>
           <w:rFonts w:ascii="Arial MT"/>
           <w:spacing w:val="-18"/>
           <w:sz w:val="30"/>
         </w:rPr>
-        <w:t> </w:t>
-      </w:r>
+        <w:t xml:space="preserve"> </w:t>
+      </w:r>
+      <w:proofErr w:type="spellStart"/>
       <w:r>
         <w:rPr>
           <w:rFonts w:ascii="Arial MT"/>
           <w:spacing w:val="-2"/>
           <w:sz w:val="30"/>
         </w:rPr>
-        <w:t>Muho)</w:t>
+        <w:t>Muho</w:t>
+      </w:r>
+      <w:proofErr w:type="spellEnd"/>
+      <w:r>
+        <w:rPr>
+          <w:rFonts w:ascii="Arial MT"/>
+          <w:spacing w:val="-2"/>
+          <w:sz w:val="30"/>
+        </w:rPr>
+        <w:t>)</w:t>
       </w:r>
     </w:p>
     <w:p>
@@ -9719,10 +10376,11 @@
         <w:rPr>
           <w:rFonts w:ascii="Arial MT"/>
           <w:b w:val="0"/>
+          <w:noProof/>
           <w:sz w:val="20"/>
         </w:rPr>
         <w:drawing>
-          <wp:anchor distT="0" distB="0" distL="0" distR="0" allowOverlap="1" layoutInCell="1" locked="0" behindDoc="1" simplePos="0" relativeHeight="487607808">
+          <wp:anchor distT="0" distB="0" distL="0" distR="0" simplePos="0" relativeHeight="251674624" behindDoc="1" locked="0" layoutInCell="1" allowOverlap="1" wp14:anchorId="65B9046D" wp14:editId="0C74773F">
             <wp:simplePos x="0" y="0"/>
             <wp:positionH relativeFrom="page">
               <wp:posOffset>166370</wp:posOffset>
@@ -9735,17 +10393,17 @@
             <wp:wrapTopAndBottom/>
             <wp:docPr id="40" name="Image 40"/>
             <wp:cNvGraphicFramePr>
-              <a:graphicFrameLocks/>
+              <a:graphicFrameLocks xmlns:a="http://schemas.openxmlformats.org/drawingml/2006/main"/>
             </wp:cNvGraphicFramePr>
-            <a:graphic>
+            <a:graphic xmlns:a="http://schemas.openxmlformats.org/drawingml/2006/main">
               <a:graphicData uri="http://schemas.openxmlformats.org/drawingml/2006/picture">
-                <pic:pic>
+                <pic:pic xmlns:pic="http://schemas.openxmlformats.org/drawingml/2006/picture">
                   <pic:nvPicPr>
                     <pic:cNvPr id="40" name="Image 40"/>
                     <pic:cNvPicPr/>
                   </pic:nvPicPr>
                   <pic:blipFill>
-                    <a:blip r:embed="rId44" cstate="print"/>
+                    <a:blip r:embed="rId43" cstate="print"/>
                     <a:stretch>
                       <a:fillRect/>
                     </a:stretch>
@@ -9769,7 +10427,6 @@
     <w:p>
       <w:pPr>
         <w:pStyle w:val="BodyText"/>
-        <w:spacing w:after="0"/>
         <w:rPr>
           <w:rFonts w:ascii="Arial MT"/>
           <w:b w:val="0"/>
@@ -9777,26 +10434,27 @@
         </w:rPr>
         <w:sectPr>
           <w:pgSz w:w="11920" w:h="16840"/>
-          <w:pgMar w:top="1360" w:bottom="280" w:left="0" w:right="0"/>
+          <w:pgMar w:top="1360" w:right="0" w:bottom="280" w:left="0" w:header="720" w:footer="720" w:gutter="0"/>
+          <w:cols w:space="720"/>
         </w:sectPr>
       </w:pPr>
     </w:p>
     <w:p>
       <w:pPr>
         <w:spacing w:before="64"/>
-        <w:ind w:left="1416" w:right="0" w:firstLine="0"/>
-        <w:jc w:val="left"/>
-        <w:rPr>
-          <w:rFonts w:ascii="Arial MT"/>
-          <w:sz w:val="30"/>
-        </w:rPr>
-      </w:pPr>
-      <w:r>
-        <w:rPr>
-          <w:b/>
-          <w:sz w:val="30"/>
-          <w:u w:val="single"/>
-        </w:rPr>
+        <w:ind w:left="1416"/>
+        <w:rPr>
+          <w:rFonts w:ascii="Arial MT"/>
+          <w:sz w:val="30"/>
+        </w:rPr>
+      </w:pPr>
+      <w:r>
+        <w:rPr>
+          <w:b/>
+          <w:sz w:val="30"/>
+          <w:u w:val="single"/>
+        </w:rPr>
+        <w:lastRenderedPageBreak/>
         <w:t>FR41-</w:t>
       </w:r>
       <w:r>
@@ -9806,7 +10464,7 @@
           <w:sz w:val="30"/>
           <w:u w:val="single"/>
         </w:rPr>
-        <w:t> </w:t>
+        <w:t xml:space="preserve"> </w:t>
       </w:r>
       <w:r>
         <w:rPr>
@@ -9823,7 +10481,7 @@
           <w:sz w:val="30"/>
           <w:u w:val="single"/>
         </w:rPr>
-        <w:t> </w:t>
+        <w:t xml:space="preserve"> </w:t>
       </w:r>
       <w:r>
         <w:rPr>
@@ -9840,7 +10498,7 @@
           <w:sz w:val="30"/>
           <w:u w:val="single"/>
         </w:rPr>
-        <w:t> </w:t>
+        <w:t xml:space="preserve"> </w:t>
       </w:r>
       <w:r>
         <w:rPr>
@@ -9855,8 +10513,10 @@
           <w:spacing w:val="-21"/>
           <w:sz w:val="30"/>
         </w:rPr>
-        <w:t> </w:t>
-      </w:r>
+        <w:t xml:space="preserve"> </w:t>
+      </w:r>
+      <w:proofErr w:type="spellStart"/>
+      <w:proofErr w:type="gramStart"/>
       <w:r>
         <w:rPr>
           <w:rFonts w:ascii="Arial MT"/>
@@ -9864,21 +10524,33 @@
         </w:rPr>
         <w:t>by:Kevin</w:t>
       </w:r>
+      <w:proofErr w:type="spellEnd"/>
+      <w:proofErr w:type="gramEnd"/>
       <w:r>
         <w:rPr>
           <w:rFonts w:ascii="Arial MT"/>
           <w:spacing w:val="-20"/>
           <w:sz w:val="30"/>
         </w:rPr>
-        <w:t> </w:t>
-      </w:r>
+        <w:t xml:space="preserve"> </w:t>
+      </w:r>
+      <w:proofErr w:type="spellStart"/>
       <w:r>
         <w:rPr>
           <w:rFonts w:ascii="Arial MT"/>
           <w:spacing w:val="-2"/>
           <w:sz w:val="30"/>
         </w:rPr>
-        <w:t>Muho)</w:t>
+        <w:t>Muho</w:t>
+      </w:r>
+      <w:proofErr w:type="spellEnd"/>
+      <w:r>
+        <w:rPr>
+          <w:rFonts w:ascii="Arial MT"/>
+          <w:spacing w:val="-2"/>
+          <w:sz w:val="30"/>
+        </w:rPr>
+        <w:t>)</w:t>
       </w:r>
     </w:p>
     <w:p>
@@ -9907,10 +10579,11 @@
         <w:rPr>
           <w:rFonts w:ascii="Arial MT"/>
           <w:b w:val="0"/>
+          <w:noProof/>
           <w:sz w:val="20"/>
         </w:rPr>
         <w:drawing>
-          <wp:anchor distT="0" distB="0" distL="0" distR="0" allowOverlap="1" layoutInCell="1" locked="0" behindDoc="1" simplePos="0" relativeHeight="487608320">
+          <wp:anchor distT="0" distB="0" distL="0" distR="0" simplePos="0" relativeHeight="251675648" behindDoc="1" locked="0" layoutInCell="1" allowOverlap="1" wp14:anchorId="65B9046F" wp14:editId="6B0F5A6A">
             <wp:simplePos x="0" y="0"/>
             <wp:positionH relativeFrom="page">
               <wp:posOffset>0</wp:posOffset>
@@ -9923,17 +10596,17 @@
             <wp:wrapTopAndBottom/>
             <wp:docPr id="41" name="Image 41"/>
             <wp:cNvGraphicFramePr>
-              <a:graphicFrameLocks/>
+              <a:graphicFrameLocks xmlns:a="http://schemas.openxmlformats.org/drawingml/2006/main"/>
             </wp:cNvGraphicFramePr>
-            <a:graphic>
+            <a:graphic xmlns:a="http://schemas.openxmlformats.org/drawingml/2006/main">
               <a:graphicData uri="http://schemas.openxmlformats.org/drawingml/2006/picture">
-                <pic:pic>
+                <pic:pic xmlns:pic="http://schemas.openxmlformats.org/drawingml/2006/picture">
                   <pic:nvPicPr>
                     <pic:cNvPr id="41" name="Image 41"/>
                     <pic:cNvPicPr/>
                   </pic:nvPicPr>
                   <pic:blipFill>
-                    <a:blip r:embed="rId45" cstate="print"/>
+                    <a:blip r:embed="rId44" cstate="print"/>
                     <a:stretch>
                       <a:fillRect/>
                     </a:stretch>
@@ -9979,9 +10652,7 @@
     </w:p>
     <w:p>
       <w:pPr>
-        <w:spacing w:before="0"/>
-        <w:ind w:left="1416" w:right="0" w:firstLine="0"/>
-        <w:jc w:val="left"/>
+        <w:ind w:left="1416"/>
         <w:rPr>
           <w:rFonts w:ascii="Arial MT"/>
           <w:sz w:val="30"/>
@@ -10002,7 +10673,7 @@
           <w:sz w:val="30"/>
           <w:u w:val="single"/>
         </w:rPr>
-        <w:t> </w:t>
+        <w:t xml:space="preserve"> </w:t>
       </w:r>
       <w:r>
         <w:rPr>
@@ -10019,7 +10690,7 @@
           <w:sz w:val="30"/>
           <w:u w:val="single"/>
         </w:rPr>
-        <w:t> </w:t>
+        <w:t xml:space="preserve"> </w:t>
       </w:r>
       <w:r>
         <w:rPr>
@@ -10036,7 +10707,7 @@
           <w:sz w:val="30"/>
           <w:u w:val="single"/>
         </w:rPr>
-        <w:t> </w:t>
+        <w:t xml:space="preserve"> </w:t>
       </w:r>
       <w:r>
         <w:rPr>
@@ -10053,7 +10724,7 @@
           <w:sz w:val="30"/>
           <w:u w:val="single"/>
         </w:rPr>
-        <w:t> </w:t>
+        <w:t xml:space="preserve"> </w:t>
       </w:r>
       <w:r>
         <w:rPr>
@@ -10068,8 +10739,10 @@
           <w:spacing w:val="-12"/>
           <w:sz w:val="30"/>
         </w:rPr>
-        <w:t> </w:t>
-      </w:r>
+        <w:t xml:space="preserve"> </w:t>
+      </w:r>
+      <w:proofErr w:type="spellStart"/>
+      <w:proofErr w:type="gramStart"/>
       <w:r>
         <w:rPr>
           <w:rFonts w:ascii="Arial MT"/>
@@ -10077,21 +10750,33 @@
         </w:rPr>
         <w:t>by:Kevin</w:t>
       </w:r>
+      <w:proofErr w:type="spellEnd"/>
+      <w:proofErr w:type="gramEnd"/>
       <w:r>
         <w:rPr>
           <w:rFonts w:ascii="Arial MT"/>
           <w:spacing w:val="-14"/>
           <w:sz w:val="30"/>
         </w:rPr>
-        <w:t> </w:t>
-      </w:r>
+        <w:t xml:space="preserve"> </w:t>
+      </w:r>
+      <w:proofErr w:type="spellStart"/>
       <w:r>
         <w:rPr>
           <w:rFonts w:ascii="Arial MT"/>
           <w:spacing w:val="-4"/>
           <w:sz w:val="30"/>
         </w:rPr>
-        <w:t>Muho)</w:t>
+        <w:t>Muho</w:t>
+      </w:r>
+      <w:proofErr w:type="spellEnd"/>
+      <w:r>
+        <w:rPr>
+          <w:rFonts w:ascii="Arial MT"/>
+          <w:spacing w:val="-4"/>
+          <w:sz w:val="30"/>
+        </w:rPr>
+        <w:t>)</w:t>
       </w:r>
     </w:p>
     <w:p>
@@ -10109,10 +10794,11 @@
         <w:rPr>
           <w:rFonts w:ascii="Arial MT"/>
           <w:b w:val="0"/>
+          <w:noProof/>
           <w:sz w:val="20"/>
         </w:rPr>
         <w:drawing>
-          <wp:anchor distT="0" distB="0" distL="0" distR="0" allowOverlap="1" layoutInCell="1" locked="0" behindDoc="1" simplePos="0" relativeHeight="487608832">
+          <wp:anchor distT="0" distB="0" distL="0" distR="0" simplePos="0" relativeHeight="251676672" behindDoc="1" locked="0" layoutInCell="1" allowOverlap="1" wp14:anchorId="65B90471" wp14:editId="470C8CFE">
             <wp:simplePos x="0" y="0"/>
             <wp:positionH relativeFrom="page">
               <wp:posOffset>166370</wp:posOffset>
@@ -10125,17 +10811,17 @@
             <wp:wrapTopAndBottom/>
             <wp:docPr id="42" name="Image 42"/>
             <wp:cNvGraphicFramePr>
-              <a:graphicFrameLocks/>
+              <a:graphicFrameLocks xmlns:a="http://schemas.openxmlformats.org/drawingml/2006/main"/>
             </wp:cNvGraphicFramePr>
-            <a:graphic>
+            <a:graphic xmlns:a="http://schemas.openxmlformats.org/drawingml/2006/main">
               <a:graphicData uri="http://schemas.openxmlformats.org/drawingml/2006/picture">
-                <pic:pic>
+                <pic:pic xmlns:pic="http://schemas.openxmlformats.org/drawingml/2006/picture">
                   <pic:nvPicPr>
                     <pic:cNvPr id="42" name="Image 42"/>
                     <pic:cNvPicPr/>
                   </pic:nvPicPr>
                   <pic:blipFill>
-                    <a:blip r:embed="rId46" cstate="print"/>
+                    <a:blip r:embed="rId45" cstate="print"/>
                     <a:stretch>
                       <a:fillRect/>
                     </a:stretch>
@@ -10159,7 +10845,6 @@
     <w:p>
       <w:pPr>
         <w:pStyle w:val="BodyText"/>
-        <w:spacing w:after="0"/>
         <w:rPr>
           <w:rFonts w:ascii="Arial MT"/>
           <w:b w:val="0"/>
@@ -10167,15 +10852,15 @@
         </w:rPr>
         <w:sectPr>
           <w:pgSz w:w="11920" w:h="16840"/>
-          <w:pgMar w:top="1360" w:bottom="280" w:left="0" w:right="0"/>
+          <w:pgMar w:top="1360" w:right="0" w:bottom="280" w:left="0" w:header="720" w:footer="720" w:gutter="0"/>
+          <w:cols w:space="720"/>
         </w:sectPr>
       </w:pPr>
     </w:p>
     <w:p>
       <w:pPr>
         <w:spacing w:before="128"/>
-        <w:ind w:left="1416" w:right="0" w:firstLine="0"/>
-        <w:jc w:val="left"/>
+        <w:ind w:left="1416"/>
         <w:rPr>
           <w:rFonts w:ascii="Arial MT" w:hAnsi="Arial MT"/>
           <w:sz w:val="30"/>
@@ -10187,6 +10872,7 @@
           <w:sz w:val="30"/>
           <w:u w:val="single"/>
         </w:rPr>
+        <w:lastRenderedPageBreak/>
         <w:t>FR43</w:t>
       </w:r>
       <w:r>
@@ -10196,7 +10882,7 @@
           <w:sz w:val="30"/>
           <w:u w:val="single"/>
         </w:rPr>
-        <w:t> </w:t>
+        <w:t xml:space="preserve"> </w:t>
       </w:r>
       <w:r>
         <w:rPr>
@@ -10213,7 +10899,7 @@
           <w:sz w:val="30"/>
           <w:u w:val="single"/>
         </w:rPr>
-        <w:t> </w:t>
+        <w:t xml:space="preserve"> </w:t>
       </w:r>
       <w:r>
         <w:rPr>
@@ -10230,7 +10916,7 @@
           <w:sz w:val="30"/>
           <w:u w:val="single"/>
         </w:rPr>
-        <w:t> </w:t>
+        <w:t xml:space="preserve"> </w:t>
       </w:r>
       <w:r>
         <w:rPr>
@@ -10246,7 +10932,7 @@
           <w:spacing w:val="47"/>
           <w:sz w:val="30"/>
         </w:rPr>
-        <w:t> </w:t>
+        <w:t xml:space="preserve"> </w:t>
       </w:r>
       <w:r>
         <w:rPr>
@@ -10261,8 +10947,10 @@
           <w:spacing w:val="-12"/>
           <w:sz w:val="30"/>
         </w:rPr>
-        <w:t> </w:t>
-      </w:r>
+        <w:t xml:space="preserve"> </w:t>
+      </w:r>
+      <w:proofErr w:type="spellStart"/>
+      <w:proofErr w:type="gramStart"/>
       <w:r>
         <w:rPr>
           <w:rFonts w:ascii="Arial MT" w:hAnsi="Arial MT"/>
@@ -10270,21 +10958,33 @@
         </w:rPr>
         <w:t>by:Kevin</w:t>
       </w:r>
+      <w:proofErr w:type="spellEnd"/>
+      <w:proofErr w:type="gramEnd"/>
       <w:r>
         <w:rPr>
           <w:rFonts w:ascii="Arial MT" w:hAnsi="Arial MT"/>
           <w:spacing w:val="-16"/>
           <w:sz w:val="30"/>
         </w:rPr>
-        <w:t> </w:t>
-      </w:r>
+        <w:t xml:space="preserve"> </w:t>
+      </w:r>
+      <w:proofErr w:type="spellStart"/>
       <w:r>
         <w:rPr>
           <w:rFonts w:ascii="Arial MT" w:hAnsi="Arial MT"/>
           <w:spacing w:val="-2"/>
           <w:sz w:val="30"/>
         </w:rPr>
-        <w:t>Muho)</w:t>
+        <w:t>Muho</w:t>
+      </w:r>
+      <w:proofErr w:type="spellEnd"/>
+      <w:r>
+        <w:rPr>
+          <w:rFonts w:ascii="Arial MT" w:hAnsi="Arial MT"/>
+          <w:spacing w:val="-2"/>
+          <w:sz w:val="30"/>
+        </w:rPr>
+        <w:t>)</w:t>
       </w:r>
     </w:p>
     <w:p>
@@ -10302,10 +11002,11 @@
         <w:rPr>
           <w:rFonts w:ascii="Arial MT"/>
           <w:b w:val="0"/>
+          <w:noProof/>
           <w:sz w:val="20"/>
         </w:rPr>
         <w:drawing>
-          <wp:anchor distT="0" distB="0" distL="0" distR="0" allowOverlap="1" layoutInCell="1" locked="0" behindDoc="1" simplePos="0" relativeHeight="487609344">
+          <wp:anchor distT="0" distB="0" distL="0" distR="0" simplePos="0" relativeHeight="251677696" behindDoc="1" locked="0" layoutInCell="1" allowOverlap="1" wp14:anchorId="65B90473" wp14:editId="4789C91C">
             <wp:simplePos x="0" y="0"/>
             <wp:positionH relativeFrom="page">
               <wp:posOffset>166370</wp:posOffset>
@@ -10318,17 +11019,17 @@
             <wp:wrapTopAndBottom/>
             <wp:docPr id="43" name="Image 43"/>
             <wp:cNvGraphicFramePr>
-              <a:graphicFrameLocks/>
+              <a:graphicFrameLocks xmlns:a="http://schemas.openxmlformats.org/drawingml/2006/main"/>
             </wp:cNvGraphicFramePr>
-            <a:graphic>
+            <a:graphic xmlns:a="http://schemas.openxmlformats.org/drawingml/2006/main">
               <a:graphicData uri="http://schemas.openxmlformats.org/drawingml/2006/picture">
-                <pic:pic>
+                <pic:pic xmlns:pic="http://schemas.openxmlformats.org/drawingml/2006/picture">
                   <pic:nvPicPr>
                     <pic:cNvPr id="43" name="Image 43"/>
                     <pic:cNvPicPr/>
                   </pic:nvPicPr>
                   <pic:blipFill>
-                    <a:blip r:embed="rId47" cstate="print"/>
+                    <a:blip r:embed="rId46" cstate="print"/>
                     <a:stretch>
                       <a:fillRect/>
                     </a:stretch>
@@ -10351,21 +11052,22 @@
     </w:p>
     <w:sectPr>
       <w:pgSz w:w="11920" w:h="16840"/>
-      <w:pgMar w:top="1920" w:bottom="280" w:left="0" w:right="0"/>
+      <w:pgMar w:top="1920" w:right="0" w:bottom="280" w:left="0" w:header="720" w:footer="720" w:gutter="0"/>
+      <w:cols w:space="720"/>
     </w:sectPr>
   </w:body>
 </w:document>
 </file>
 
 <file path=word/styles.xml><?xml version="1.0" encoding="utf-8"?>
-<w:styles xmlns:r="http://schemas.openxmlformats.org/officeDocument/2006/relationships" xmlns:w="http://schemas.openxmlformats.org/wordprocessingml/2006/main">
+<w:styles xmlns:mc="http://schemas.openxmlformats.org/markup-compatibility/2006" xmlns:r="http://schemas.openxmlformats.org/officeDocument/2006/relationships" xmlns:w="http://schemas.openxmlformats.org/wordprocessingml/2006/main" xmlns:w14="http://schemas.microsoft.com/office/word/2010/wordml" xmlns:w15="http://schemas.microsoft.com/office/word/2012/wordml" xmlns:w16cid="http://schemas.microsoft.com/office/word/2016/wordml/cid" xmlns:w16se="http://schemas.microsoft.com/office/word/2015/wordml/symex" mc:Ignorable="w14 w15 w16se w16cid">
   <w:docDefaults>
     <w:rPrDefault>
       <w:rPr>
-        <w:rFonts w:cstheme="minorBidi" w:hAnsiTheme="minorHAnsi" w:eastAsiaTheme="minorHAnsi" w:asciiTheme="minorHAnsi"/>
+        <w:rFonts w:asciiTheme="minorHAnsi" w:eastAsiaTheme="minorHAnsi" w:hAnsiTheme="minorHAnsi" w:cstheme="minorBidi"/>
         <w:sz w:val="22"/>
         <w:szCs w:val="22"/>
-        <w:lang w:val="en-US" w:bidi="ar-SA" w:eastAsia="en-US"/>
+        <w:lang w:val="en-US" w:eastAsia="en-US" w:bidi="ar-SA"/>
       </w:rPr>
     </w:rPrDefault>
     <w:pPrDefault>
@@ -10373,85 +11075,444 @@
         <w:widowControl w:val="0"/>
         <w:autoSpaceDE w:val="0"/>
         <w:autoSpaceDN w:val="0"/>
-        <w:spacing w:lineRule="auto" w:line="240" w:before="0" w:after="0"/>
-        <w:ind w:left="0" w:right="0"/>
-        <w:jc w:val="left"/>
       </w:pPr>
     </w:pPrDefault>
   </w:docDefaults>
-  <w:style w:styleId="DefaultParagraphFont" w:default="1" w:type="character">
+  <w:latentStyles w:defLockedState="0" w:defUIPriority="99" w:defSemiHidden="0" w:defUnhideWhenUsed="0" w:defQFormat="0" w:count="375">
+    <w:lsdException w:name="Normal" w:uiPriority="0" w:qFormat="1"/>
+    <w:lsdException w:name="heading 1" w:uiPriority="9" w:qFormat="1"/>
+    <w:lsdException w:name="heading 2" w:semiHidden="1" w:uiPriority="9" w:unhideWhenUsed="1" w:qFormat="1"/>
+    <w:lsdException w:name="heading 3" w:semiHidden="1" w:uiPriority="9" w:unhideWhenUsed="1" w:qFormat="1"/>
+    <w:lsdException w:name="heading 4" w:semiHidden="1" w:uiPriority="9" w:unhideWhenUsed="1" w:qFormat="1"/>
+    <w:lsdException w:name="heading 5" w:semiHidden="1" w:uiPriority="9" w:unhideWhenUsed="1" w:qFormat="1"/>
+    <w:lsdException w:name="heading 6" w:semiHidden="1" w:uiPriority="9" w:unhideWhenUsed="1" w:qFormat="1"/>
+    <w:lsdException w:name="heading 7" w:semiHidden="1" w:uiPriority="9" w:unhideWhenUsed="1" w:qFormat="1"/>
+    <w:lsdException w:name="heading 8" w:semiHidden="1" w:uiPriority="9" w:unhideWhenUsed="1" w:qFormat="1"/>
+    <w:lsdException w:name="heading 9" w:semiHidden="1" w:uiPriority="9" w:unhideWhenUsed="1" w:qFormat="1"/>
+    <w:lsdException w:name="index 1" w:semiHidden="1" w:unhideWhenUsed="1"/>
+    <w:lsdException w:name="index 2" w:semiHidden="1" w:unhideWhenUsed="1"/>
+    <w:lsdException w:name="index 3" w:semiHidden="1" w:unhideWhenUsed="1"/>
+    <w:lsdException w:name="index 4" w:semiHidden="1" w:unhideWhenUsed="1"/>
+    <w:lsdException w:name="index 5" w:semiHidden="1" w:unhideWhenUsed="1"/>
+    <w:lsdException w:name="index 6" w:semiHidden="1" w:unhideWhenUsed="1"/>
+    <w:lsdException w:name="index 7" w:semiHidden="1" w:unhideWhenUsed="1"/>
+    <w:lsdException w:name="index 8" w:semiHidden="1" w:unhideWhenUsed="1"/>
+    <w:lsdException w:name="index 9" w:semiHidden="1" w:unhideWhenUsed="1"/>
+    <w:lsdException w:name="toc 1" w:semiHidden="1" w:uiPriority="39" w:unhideWhenUsed="1"/>
+    <w:lsdException w:name="toc 2" w:semiHidden="1" w:uiPriority="39" w:unhideWhenUsed="1"/>
+    <w:lsdException w:name="toc 3" w:semiHidden="1" w:uiPriority="39" w:unhideWhenUsed="1"/>
+    <w:lsdException w:name="toc 4" w:semiHidden="1" w:uiPriority="39" w:unhideWhenUsed="1"/>
+    <w:lsdException w:name="toc 5" w:semiHidden="1" w:uiPriority="39" w:unhideWhenUsed="1"/>
+    <w:lsdException w:name="toc 6" w:semiHidden="1" w:uiPriority="39" w:unhideWhenUsed="1"/>
+    <w:lsdException w:name="toc 7" w:semiHidden="1" w:uiPriority="39" w:unhideWhenUsed="1"/>
+    <w:lsdException w:name="toc 8" w:semiHidden="1" w:uiPriority="39" w:unhideWhenUsed="1"/>
+    <w:lsdException w:name="toc 9" w:semiHidden="1" w:uiPriority="39" w:unhideWhenUsed="1"/>
+    <w:lsdException w:name="Normal Indent" w:semiHidden="1" w:unhideWhenUsed="1"/>
+    <w:lsdException w:name="footnote text" w:semiHidden="1" w:unhideWhenUsed="1"/>
+    <w:lsdException w:name="annotation text" w:semiHidden="1" w:unhideWhenUsed="1"/>
+    <w:lsdException w:name="header" w:semiHidden="1" w:unhideWhenUsed="1"/>
+    <w:lsdException w:name="footer" w:semiHidden="1" w:unhideWhenUsed="1"/>
+    <w:lsdException w:name="index heading" w:semiHidden="1" w:unhideWhenUsed="1"/>
+    <w:lsdException w:name="caption" w:semiHidden="1" w:uiPriority="35" w:unhideWhenUsed="1" w:qFormat="1"/>
+    <w:lsdException w:name="table of figures" w:semiHidden="1" w:unhideWhenUsed="1"/>
+    <w:lsdException w:name="envelope address" w:semiHidden="1" w:unhideWhenUsed="1"/>
+    <w:lsdException w:name="envelope return" w:semiHidden="1" w:unhideWhenUsed="1"/>
+    <w:lsdException w:name="footnote reference" w:semiHidden="1" w:unhideWhenUsed="1"/>
+    <w:lsdException w:name="annotation reference" w:semiHidden="1" w:unhideWhenUsed="1"/>
+    <w:lsdException w:name="line number" w:semiHidden="1" w:unhideWhenUsed="1"/>
+    <w:lsdException w:name="page number" w:semiHidden="1" w:unhideWhenUsed="1"/>
+    <w:lsdException w:name="endnote reference" w:semiHidden="1" w:unhideWhenUsed="1"/>
+    <w:lsdException w:name="endnote text" w:semiHidden="1" w:unhideWhenUsed="1"/>
+    <w:lsdException w:name="table of authorities" w:semiHidden="1" w:unhideWhenUsed="1"/>
+    <w:lsdException w:name="macro" w:semiHidden="1" w:unhideWhenUsed="1"/>
+    <w:lsdException w:name="toa heading" w:semiHidden="1" w:unhideWhenUsed="1"/>
+    <w:lsdException w:name="List" w:semiHidden="1" w:unhideWhenUsed="1"/>
+    <w:lsdException w:name="List Bullet" w:semiHidden="1" w:unhideWhenUsed="1"/>
+    <w:lsdException w:name="List Number" w:semiHidden="1" w:unhideWhenUsed="1"/>
+    <w:lsdException w:name="List 2" w:semiHidden="1" w:unhideWhenUsed="1"/>
+    <w:lsdException w:name="List 3" w:semiHidden="1" w:unhideWhenUsed="1"/>
+    <w:lsdException w:name="List 4" w:semiHidden="1" w:unhideWhenUsed="1"/>
+    <w:lsdException w:name="List 5" w:semiHidden="1" w:unhideWhenUsed="1"/>
+    <w:lsdException w:name="List Bullet 2" w:semiHidden="1" w:unhideWhenUsed="1"/>
+    <w:lsdException w:name="List Bullet 3" w:semiHidden="1" w:unhideWhenUsed="1"/>
+    <w:lsdException w:name="List Bullet 4" w:semiHidden="1" w:unhideWhenUsed="1"/>
+    <w:lsdException w:name="List Bullet 5" w:semiHidden="1" w:unhideWhenUsed="1"/>
+    <w:lsdException w:name="List Number 2" w:semiHidden="1" w:unhideWhenUsed="1"/>
+    <w:lsdException w:name="List Number 3" w:semiHidden="1" w:unhideWhenUsed="1"/>
+    <w:lsdException w:name="List Number 4" w:semiHidden="1" w:unhideWhenUsed="1"/>
+    <w:lsdException w:name="List Number 5" w:semiHidden="1" w:unhideWhenUsed="1"/>
+    <w:lsdException w:name="Title" w:uiPriority="10" w:qFormat="1"/>
+    <w:lsdException w:name="Closing" w:semiHidden="1" w:unhideWhenUsed="1"/>
+    <w:lsdException w:name="Signature" w:semiHidden="1" w:unhideWhenUsed="1"/>
+    <w:lsdException w:name="Default Paragraph Font" w:semiHidden="1" w:uiPriority="1" w:unhideWhenUsed="1"/>
+    <w:lsdException w:name="Body Text" w:semiHidden="1" w:unhideWhenUsed="1"/>
+    <w:lsdException w:name="Body Text Indent" w:semiHidden="1" w:unhideWhenUsed="1"/>
+    <w:lsdException w:name="List Continue" w:semiHidden="1" w:unhideWhenUsed="1"/>
+    <w:lsdException w:name="List Continue 2" w:semiHidden="1" w:unhideWhenUsed="1"/>
+    <w:lsdException w:name="List Continue 3" w:semiHidden="1" w:unhideWhenUsed="1"/>
+    <w:lsdException w:name="List Continue 4" w:semiHidden="1" w:unhideWhenUsed="1"/>
+    <w:lsdException w:name="List Continue 5" w:semiHidden="1" w:unhideWhenUsed="1"/>
+    <w:lsdException w:name="Message Header" w:semiHidden="1" w:unhideWhenUsed="1"/>
+    <w:lsdException w:name="Subtitle" w:uiPriority="11" w:qFormat="1"/>
+    <w:lsdException w:name="Salutation" w:semiHidden="1" w:unhideWhenUsed="1"/>
+    <w:lsdException w:name="Date" w:semiHidden="1" w:unhideWhenUsed="1"/>
+    <w:lsdException w:name="Body Text First Indent" w:semiHidden="1" w:unhideWhenUsed="1"/>
+    <w:lsdException w:name="Body Text First Indent 2" w:semiHidden="1" w:unhideWhenUsed="1"/>
+    <w:lsdException w:name="Note Heading" w:semiHidden="1" w:unhideWhenUsed="1"/>
+    <w:lsdException w:name="Body Text 2" w:semiHidden="1" w:unhideWhenUsed="1"/>
+    <w:lsdException w:name="Body Text 3" w:semiHidden="1" w:unhideWhenUsed="1"/>
+    <w:lsdException w:name="Body Text Indent 2" w:semiHidden="1" w:unhideWhenUsed="1"/>
+    <w:lsdException w:name="Body Text Indent 3" w:semiHidden="1" w:unhideWhenUsed="1"/>
+    <w:lsdException w:name="Block Text" w:semiHidden="1" w:unhideWhenUsed="1"/>
+    <w:lsdException w:name="Hyperlink" w:semiHidden="1" w:unhideWhenUsed="1"/>
+    <w:lsdException w:name="FollowedHyperlink" w:semiHidden="1" w:unhideWhenUsed="1"/>
+    <w:lsdException w:name="Strong" w:uiPriority="22" w:qFormat="1"/>
+    <w:lsdException w:name="Emphasis" w:uiPriority="20" w:qFormat="1"/>
+    <w:lsdException w:name="Document Map" w:semiHidden="1" w:unhideWhenUsed="1"/>
+    <w:lsdException w:name="Plain Text" w:semiHidden="1" w:unhideWhenUsed="1"/>
+    <w:lsdException w:name="E-mail Signature" w:semiHidden="1" w:unhideWhenUsed="1"/>
+    <w:lsdException w:name="HTML Top of Form" w:semiHidden="1" w:unhideWhenUsed="1"/>
+    <w:lsdException w:name="HTML Bottom of Form" w:semiHidden="1" w:unhideWhenUsed="1"/>
+    <w:lsdException w:name="Normal (Web)" w:semiHidden="1" w:unhideWhenUsed="1"/>
+    <w:lsdException w:name="HTML Acronym" w:semiHidden="1" w:unhideWhenUsed="1"/>
+    <w:lsdException w:name="HTML Address" w:semiHidden="1" w:unhideWhenUsed="1"/>
+    <w:lsdException w:name="HTML Cite" w:semiHidden="1" w:unhideWhenUsed="1"/>
+    <w:lsdException w:name="HTML Code" w:semiHidden="1" w:unhideWhenUsed="1"/>
+    <w:lsdException w:name="HTML Definition" w:semiHidden="1" w:unhideWhenUsed="1"/>
+    <w:lsdException w:name="HTML Keyboard" w:semiHidden="1" w:unhideWhenUsed="1"/>
+    <w:lsdException w:name="HTML Preformatted" w:semiHidden="1" w:unhideWhenUsed="1"/>
+    <w:lsdException w:name="HTML Sample" w:semiHidden="1" w:unhideWhenUsed="1"/>
+    <w:lsdException w:name="HTML Typewriter" w:semiHidden="1" w:unhideWhenUsed="1"/>
+    <w:lsdException w:name="HTML Variable" w:semiHidden="1" w:unhideWhenUsed="1"/>
+    <w:lsdException w:name="Normal Table" w:semiHidden="1" w:unhideWhenUsed="1"/>
+    <w:lsdException w:name="annotation subject" w:semiHidden="1" w:unhideWhenUsed="1"/>
+    <w:lsdException w:name="No List" w:semiHidden="1" w:unhideWhenUsed="1"/>
+    <w:lsdException w:name="Outline List 1" w:semiHidden="1" w:unhideWhenUsed="1"/>
+    <w:lsdException w:name="Outline List 2" w:semiHidden="1" w:unhideWhenUsed="1"/>
+    <w:lsdException w:name="Outline List 3" w:semiHidden="1" w:unhideWhenUsed="1"/>
+    <w:lsdException w:name="Table Simple 1" w:semiHidden="1" w:unhideWhenUsed="1"/>
+    <w:lsdException w:name="Table Simple 2" w:semiHidden="1" w:unhideWhenUsed="1"/>
+    <w:lsdException w:name="Table Simple 3" w:semiHidden="1" w:unhideWhenUsed="1"/>
+    <w:lsdException w:name="Table Classic 1" w:semiHidden="1" w:unhideWhenUsed="1"/>
+    <w:lsdException w:name="Table Classic 2" w:semiHidden="1" w:unhideWhenUsed="1"/>
+    <w:lsdException w:name="Table Classic 3" w:semiHidden="1" w:unhideWhenUsed="1"/>
+    <w:lsdException w:name="Table Classic 4" w:semiHidden="1" w:unhideWhenUsed="1"/>
+    <w:lsdException w:name="Table Colorful 1" w:semiHidden="1" w:unhideWhenUsed="1"/>
+    <w:lsdException w:name="Table Colorful 2" w:semiHidden="1" w:unhideWhenUsed="1"/>
+    <w:lsdException w:name="Table Colorful 3" w:semiHidden="1" w:unhideWhenUsed="1"/>
+    <w:lsdException w:name="Table Columns 1" w:semiHidden="1" w:unhideWhenUsed="1"/>
+    <w:lsdException w:name="Table Columns 2" w:semiHidden="1" w:unhideWhenUsed="1"/>
+    <w:lsdException w:name="Table Columns 3" w:semiHidden="1" w:unhideWhenUsed="1"/>
+    <w:lsdException w:name="Table Columns 4" w:semiHidden="1" w:unhideWhenUsed="1"/>
+    <w:lsdException w:name="Table Columns 5" w:semiHidden="1" w:unhideWhenUsed="1"/>
+    <w:lsdException w:name="Table Grid 1" w:semiHidden="1" w:unhideWhenUsed="1"/>
+    <w:lsdException w:name="Table Grid 2" w:semiHidden="1" w:unhideWhenUsed="1"/>
+    <w:lsdException w:name="Table Grid 3" w:semiHidden="1" w:unhideWhenUsed="1"/>
+    <w:lsdException w:name="Table Grid 4" w:semiHidden="1" w:unhideWhenUsed="1"/>
+    <w:lsdException w:name="Table Grid 5" w:semiHidden="1" w:unhideWhenUsed="1"/>
+    <w:lsdException w:name="Table Grid 6" w:semiHidden="1" w:unhideWhenUsed="1"/>
+    <w:lsdException w:name="Table Grid 7" w:semiHidden="1" w:unhideWhenUsed="1"/>
+    <w:lsdException w:name="Table Grid 8" w:semiHidden="1" w:unhideWhenUsed="1"/>
+    <w:lsdException w:name="Table List 1" w:semiHidden="1" w:unhideWhenUsed="1"/>
+    <w:lsdException w:name="Table List 2" w:semiHidden="1" w:unhideWhenUsed="1"/>
+    <w:lsdException w:name="Table List 3" w:semiHidden="1" w:unhideWhenUsed="1"/>
+    <w:lsdException w:name="Table List 4" w:semiHidden="1" w:unhideWhenUsed="1"/>
+    <w:lsdException w:name="Table List 5" w:semiHidden="1" w:unhideWhenUsed="1"/>
+    <w:lsdException w:name="Table List 6" w:semiHidden="1" w:unhideWhenUsed="1"/>
+    <w:lsdException w:name="Table List 7" w:semiHidden="1" w:unhideWhenUsed="1"/>
+    <w:lsdException w:name="Table List 8" w:semiHidden="1" w:unhideWhenUsed="1"/>
+    <w:lsdException w:name="Table 3D effects 1" w:semiHidden="1" w:unhideWhenUsed="1"/>
+    <w:lsdException w:name="Table 3D effects 2" w:semiHidden="1" w:unhideWhenUsed="1"/>
+    <w:lsdException w:name="Table 3D effects 3" w:semiHidden="1" w:unhideWhenUsed="1"/>
+    <w:lsdException w:name="Table Contemporary" w:semiHidden="1" w:unhideWhenUsed="1"/>
+    <w:lsdException w:name="Table Elegant" w:semiHidden="1" w:unhideWhenUsed="1"/>
+    <w:lsdException w:name="Table Professional" w:semiHidden="1" w:unhideWhenUsed="1"/>
+    <w:lsdException w:name="Table Subtle 1" w:semiHidden="1" w:unhideWhenUsed="1"/>
+    <w:lsdException w:name="Table Subtle 2" w:semiHidden="1" w:unhideWhenUsed="1"/>
+    <w:lsdException w:name="Table Web 1" w:semiHidden="1" w:unhideWhenUsed="1"/>
+    <w:lsdException w:name="Table Web 2" w:semiHidden="1" w:unhideWhenUsed="1"/>
+    <w:lsdException w:name="Table Web 3" w:semiHidden="1" w:unhideWhenUsed="1"/>
+    <w:lsdException w:name="Balloon Text" w:semiHidden="1" w:unhideWhenUsed="1"/>
+    <w:lsdException w:name="Table Grid" w:uiPriority="39"/>
+    <w:lsdException w:name="Table Theme" w:semiHidden="1" w:unhideWhenUsed="1"/>
+    <w:lsdException w:name="Placeholder Text" w:semiHidden="1"/>
+    <w:lsdException w:name="No Spacing" w:uiPriority="1" w:qFormat="1"/>
+    <w:lsdException w:name="Light Shading" w:uiPriority="60"/>
+    <w:lsdException w:name="Light List" w:uiPriority="61"/>
+    <w:lsdException w:name="Light Grid" w:uiPriority="62"/>
+    <w:lsdException w:name="Medium Shading 1" w:uiPriority="63"/>
+    <w:lsdException w:name="Medium Shading 2" w:uiPriority="64"/>
+    <w:lsdException w:name="Medium List 1" w:uiPriority="65"/>
+    <w:lsdException w:name="Medium List 2" w:uiPriority="66"/>
+    <w:lsdException w:name="Medium Grid 1" w:uiPriority="67"/>
+    <w:lsdException w:name="Medium Grid 2" w:uiPriority="68"/>
+    <w:lsdException w:name="Medium Grid 3" w:uiPriority="69"/>
+    <w:lsdException w:name="Dark List" w:uiPriority="70"/>
+    <w:lsdException w:name="Colorful Shading" w:uiPriority="71"/>
+    <w:lsdException w:name="Colorful List" w:uiPriority="72"/>
+    <w:lsdException w:name="Colorful Grid" w:uiPriority="73"/>
+    <w:lsdException w:name="Light Shading Accent 1" w:uiPriority="60"/>
+    <w:lsdException w:name="Light List Accent 1" w:uiPriority="61"/>
+    <w:lsdException w:name="Light Grid Accent 1" w:uiPriority="62"/>
+    <w:lsdException w:name="Medium Shading 1 Accent 1" w:uiPriority="63"/>
+    <w:lsdException w:name="Medium Shading 2 Accent 1" w:uiPriority="64"/>
+    <w:lsdException w:name="Medium List 1 Accent 1" w:uiPriority="65"/>
+    <w:lsdException w:name="Revision" w:semiHidden="1"/>
+    <w:lsdException w:name="List Paragraph" w:uiPriority="34" w:qFormat="1"/>
+    <w:lsdException w:name="Quote" w:uiPriority="29" w:qFormat="1"/>
+    <w:lsdException w:name="Intense Quote" w:uiPriority="30" w:qFormat="1"/>
+    <w:lsdException w:name="Medium List 2 Accent 1" w:uiPriority="66"/>
+    <w:lsdException w:name="Medium Grid 1 Accent 1" w:uiPriority="67"/>
+    <w:lsdException w:name="Medium Grid 2 Accent 1" w:uiPriority="68"/>
+    <w:lsdException w:name="Medium Grid 3 Accent 1" w:uiPriority="69"/>
+    <w:lsdException w:name="Dark List Accent 1" w:uiPriority="70"/>
+    <w:lsdException w:name="Colorful Shading Accent 1" w:uiPriority="71"/>
+    <w:lsdException w:name="Colorful List Accent 1" w:uiPriority="72"/>
+    <w:lsdException w:name="Colorful Grid Accent 1" w:uiPriority="73"/>
+    <w:lsdException w:name="Light Shading Accent 2" w:uiPriority="60"/>
+    <w:lsdException w:name="Light List Accent 2" w:uiPriority="61"/>
+    <w:lsdException w:name="Light Grid Accent 2" w:uiPriority="62"/>
+    <w:lsdException w:name="Medium Shading 1 Accent 2" w:uiPriority="63"/>
+    <w:lsdException w:name="Medium Shading 2 Accent 2" w:uiPriority="64"/>
+    <w:lsdException w:name="Medium List 1 Accent 2" w:uiPriority="65"/>
+    <w:lsdException w:name="Medium List 2 Accent 2" w:uiPriority="66"/>
+    <w:lsdException w:name="Medium Grid 1 Accent 2" w:uiPriority="67"/>
+    <w:lsdException w:name="Medium Grid 2 Accent 2" w:uiPriority="68"/>
+    <w:lsdException w:name="Medium Grid 3 Accent 2" w:uiPriority="69"/>
+    <w:lsdException w:name="Dark List Accent 2" w:uiPriority="70"/>
+    <w:lsdException w:name="Colorful Shading Accent 2" w:uiPriority="71"/>
+    <w:lsdException w:name="Colorful List Accent 2" w:uiPriority="72"/>
+    <w:lsdException w:name="Colorful Grid Accent 2" w:uiPriority="73"/>
+    <w:lsdException w:name="Light Shading Accent 3" w:uiPriority="60"/>
+    <w:lsdException w:name="Light List Accent 3" w:uiPriority="61"/>
+    <w:lsdException w:name="Light Grid Accent 3" w:uiPriority="62"/>
+    <w:lsdException w:name="Medium Shading 1 Accent 3" w:uiPriority="63"/>
+    <w:lsdException w:name="Medium Shading 2 Accent 3" w:uiPriority="64"/>
+    <w:lsdException w:name="Medium List 1 Accent 3" w:uiPriority="65"/>
+    <w:lsdException w:name="Medium List 2 Accent 3" w:uiPriority="66"/>
+    <w:lsdException w:name="Medium Grid 1 Accent 3" w:uiPriority="67"/>
+    <w:lsdException w:name="Medium Grid 2 Accent 3" w:uiPriority="68"/>
+    <w:lsdException w:name="Medium Grid 3 Accent 3" w:uiPriority="69"/>
+    <w:lsdException w:name="Dark List Accent 3" w:uiPriority="70"/>
+    <w:lsdException w:name="Colorful Shading Accent 3" w:uiPriority="71"/>
+    <w:lsdException w:name="Colorful List Accent 3" w:uiPriority="72"/>
+    <w:lsdException w:name="Colorful Grid Accent 3" w:uiPriority="73"/>
+    <w:lsdException w:name="Light Shading Accent 4" w:uiPriority="60"/>
+    <w:lsdException w:name="Light List Accent 4" w:uiPriority="61"/>
+    <w:lsdException w:name="Light Grid Accent 4" w:uiPriority="62"/>
+    <w:lsdException w:name="Medium Shading 1 Accent 4" w:uiPriority="63"/>
+    <w:lsdException w:name="Medium Shading 2 Accent 4" w:uiPriority="64"/>
+    <w:lsdException w:name="Medium List 1 Accent 4" w:uiPriority="65"/>
+    <w:lsdException w:name="Medium List 2 Accent 4" w:uiPriority="66"/>
+    <w:lsdException w:name="Medium Grid 1 Accent 4" w:uiPriority="67"/>
+    <w:lsdException w:name="Medium Grid 2 Accent 4" w:uiPriority="68"/>
+    <w:lsdException w:name="Medium Grid 3 Accent 4" w:uiPriority="69"/>
+    <w:lsdException w:name="Dark List Accent 4" w:uiPriority="70"/>
+    <w:lsdException w:name="Colorful Shading Accent 4" w:uiPriority="71"/>
+    <w:lsdException w:name="Colorful List Accent 4" w:uiPriority="72"/>
+    <w:lsdException w:name="Colorful Grid Accent 4" w:uiPriority="73"/>
+    <w:lsdException w:name="Light Shading Accent 5" w:uiPriority="60"/>
+    <w:lsdException w:name="Light List Accent 5" w:uiPriority="61"/>
+    <w:lsdException w:name="Light Grid Accent 5" w:uiPriority="62"/>
+    <w:lsdException w:name="Medium Shading 1 Accent 5" w:uiPriority="63"/>
+    <w:lsdException w:name="Medium Shading 2 Accent 5" w:uiPriority="64"/>
+    <w:lsdException w:name="Medium List 1 Accent 5" w:uiPriority="65"/>
+    <w:lsdException w:name="Medium List 2 Accent 5" w:uiPriority="66"/>
+    <w:lsdException w:name="Medium Grid 1 Accent 5" w:uiPriority="67"/>
+    <w:lsdException w:name="Medium Grid 2 Accent 5" w:uiPriority="68"/>
+    <w:lsdException w:name="Medium Grid 3 Accent 5" w:uiPriority="69"/>
+    <w:lsdException w:name="Dark List Accent 5" w:uiPriority="70"/>
+    <w:lsdException w:name="Colorful Shading Accent 5" w:uiPriority="71"/>
+    <w:lsdException w:name="Colorful List Accent 5" w:uiPriority="72"/>
+    <w:lsdException w:name="Colorful Grid Accent 5" w:uiPriority="73"/>
+    <w:lsdException w:name="Light Shading Accent 6" w:uiPriority="60"/>
+    <w:lsdException w:name="Light List Accent 6" w:uiPriority="61"/>
+    <w:lsdException w:name="Light Grid Accent 6" w:uiPriority="62"/>
+    <w:lsdException w:name="Medium Shading 1 Accent 6" w:uiPriority="63"/>
+    <w:lsdException w:name="Medium Shading 2 Accent 6" w:uiPriority="64"/>
+    <w:lsdException w:name="Medium List 1 Accent 6" w:uiPriority="65"/>
+    <w:lsdException w:name="Medium List 2 Accent 6" w:uiPriority="66"/>
+    <w:lsdException w:name="Medium Grid 1 Accent 6" w:uiPriority="67"/>
+    <w:lsdException w:name="Medium Grid 2 Accent 6" w:uiPriority="68"/>
+    <w:lsdException w:name="Medium Grid 3 Accent 6" w:uiPriority="69"/>
+    <w:lsdException w:name="Dark List Accent 6" w:uiPriority="70"/>
+    <w:lsdException w:name="Colorful Shading Accent 6" w:uiPriority="71"/>
+    <w:lsdException w:name="Colorful List Accent 6" w:uiPriority="72"/>
+    <w:lsdException w:name="Colorful Grid Accent 6" w:uiPriority="73"/>
+    <w:lsdException w:name="Subtle Emphasis" w:uiPriority="19" w:qFormat="1"/>
+    <w:lsdException w:name="Intense Emphasis" w:uiPriority="21" w:qFormat="1"/>
+    <w:lsdException w:name="Subtle Reference" w:uiPriority="31" w:qFormat="1"/>
+    <w:lsdException w:name="Intense Reference" w:uiPriority="32" w:qFormat="1"/>
+    <w:lsdException w:name="Book Title" w:uiPriority="33" w:qFormat="1"/>
+    <w:lsdException w:name="Bibliography" w:semiHidden="1" w:uiPriority="37" w:unhideWhenUsed="1"/>
+    <w:lsdException w:name="TOC Heading" w:semiHidden="1" w:uiPriority="39" w:unhideWhenUsed="1" w:qFormat="1"/>
+    <w:lsdException w:name="Plain Table 1" w:uiPriority="41"/>
+    <w:lsdException w:name="Plain Table 2" w:uiPriority="42"/>
+    <w:lsdException w:name="Plain Table 3" w:uiPriority="43"/>
+    <w:lsdException w:name="Plain Table 4" w:uiPriority="44"/>
+    <w:lsdException w:name="Plain Table 5" w:uiPriority="45"/>
+    <w:lsdException w:name="Grid Table Light" w:uiPriority="40"/>
+    <w:lsdException w:name="Grid Table 1 Light" w:uiPriority="46"/>
+    <w:lsdException w:name="Grid Table 2" w:uiPriority="47"/>
+    <w:lsdException w:name="Grid Table 3" w:uiPriority="48"/>
+    <w:lsdException w:name="Grid Table 4" w:uiPriority="49"/>
+    <w:lsdException w:name="Grid Table 5 Dark" w:uiPriority="50"/>
+    <w:lsdException w:name="Grid Table 6 Colorful" w:uiPriority="51"/>
+    <w:lsdException w:name="Grid Table 7 Colorful" w:uiPriority="52"/>
+    <w:lsdException w:name="Grid Table 1 Light Accent 1" w:uiPriority="46"/>
+    <w:lsdException w:name="Grid Table 2 Accent 1" w:uiPriority="47"/>
+    <w:lsdException w:name="Grid Table 3 Accent 1" w:uiPriority="48"/>
+    <w:lsdException w:name="Grid Table 4 Accent 1" w:uiPriority="49"/>
+    <w:lsdException w:name="Grid Table 5 Dark Accent 1" w:uiPriority="50"/>
+    <w:lsdException w:name="Grid Table 6 Colorful Accent 1" w:uiPriority="51"/>
+    <w:lsdException w:name="Grid Table 7 Colorful Accent 1" w:uiPriority="52"/>
+    <w:lsdException w:name="Grid Table 1 Light Accent 2" w:uiPriority="46"/>
+    <w:lsdException w:name="Grid Table 2 Accent 2" w:uiPriority="47"/>
+    <w:lsdException w:name="Grid Table 3 Accent 2" w:uiPriority="48"/>
+    <w:lsdException w:name="Grid Table 4 Accent 2" w:uiPriority="49"/>
+    <w:lsdException w:name="Grid Table 5 Dark Accent 2" w:uiPriority="50"/>
+    <w:lsdException w:name="Grid Table 6 Colorful Accent 2" w:uiPriority="51"/>
+    <w:lsdException w:name="Grid Table 7 Colorful Accent 2" w:uiPriority="52"/>
+    <w:lsdException w:name="Grid Table 1 Light Accent 3" w:uiPriority="46"/>
+    <w:lsdException w:name="Grid Table 2 Accent 3" w:uiPriority="47"/>
+    <w:lsdException w:name="Grid Table 3 Accent 3" w:uiPriority="48"/>
+    <w:lsdException w:name="Grid Table 4 Accent 3" w:uiPriority="49"/>
+    <w:lsdException w:name="Grid Table 5 Dark Accent 3" w:uiPriority="50"/>
+    <w:lsdException w:name="Grid Table 6 Colorful Accent 3" w:uiPriority="51"/>
+    <w:lsdException w:name="Grid Table 7 Colorful Accent 3" w:uiPriority="52"/>
+    <w:lsdException w:name="Grid Table 1 Light Accent 4" w:uiPriority="46"/>
+    <w:lsdException w:name="Grid Table 2 Accent 4" w:uiPriority="47"/>
+    <w:lsdException w:name="Grid Table 3 Accent 4" w:uiPriority="48"/>
+    <w:lsdException w:name="Grid Table 4 Accent 4" w:uiPriority="49"/>
+    <w:lsdException w:name="Grid Table 5 Dark Accent 4" w:uiPriority="50"/>
+    <w:lsdException w:name="Grid Table 6 Colorful Accent 4" w:uiPriority="51"/>
+    <w:lsdException w:name="Grid Table 7 Colorful Accent 4" w:uiPriority="52"/>
+    <w:lsdException w:name="Grid Table 1 Light Accent 5" w:uiPriority="46"/>
+    <w:lsdException w:name="Grid Table 2 Accent 5" w:uiPriority="47"/>
+    <w:lsdException w:name="Grid Table 3 Accent 5" w:uiPriority="48"/>
+    <w:lsdException w:name="Grid Table 4 Accent 5" w:uiPriority="49"/>
+    <w:lsdException w:name="Grid Table 5 Dark Accent 5" w:uiPriority="50"/>
+    <w:lsdException w:name="Grid Table 6 Colorful Accent 5" w:uiPriority="51"/>
+    <w:lsdException w:name="Grid Table 7 Colorful Accent 5" w:uiPriority="52"/>
+    <w:lsdException w:name="Grid Table 1 Light Accent 6" w:uiPriority="46"/>
+    <w:lsdException w:name="Grid Table 2 Accent 6" w:uiPriority="47"/>
+    <w:lsdException w:name="Grid Table 3 Accent 6" w:uiPriority="48"/>
+    <w:lsdException w:name="Grid Table 4 Accent 6" w:uiPriority="49"/>
+    <w:lsdException w:name="Grid Table 5 Dark Accent 6" w:uiPriority="50"/>
+    <w:lsdException w:name="Grid Table 6 Colorful Accent 6" w:uiPriority="51"/>
+    <w:lsdException w:name="Grid Table 7 Colorful Accent 6" w:uiPriority="52"/>
+    <w:lsdException w:name="List Table 1 Light" w:uiPriority="46"/>
+    <w:lsdException w:name="List Table 2" w:uiPriority="47"/>
+    <w:lsdException w:name="List Table 3" w:uiPriority="48"/>
+    <w:lsdException w:name="List Table 4" w:uiPriority="49"/>
+    <w:lsdException w:name="List Table 5 Dark" w:uiPriority="50"/>
+    <w:lsdException w:name="List Table 6 Colorful" w:uiPriority="51"/>
+    <w:lsdException w:name="List Table 7 Colorful" w:uiPriority="52"/>
+    <w:lsdException w:name="List Table 1 Light Accent 1" w:uiPriority="46"/>
+    <w:lsdException w:name="List Table 2 Accent 1" w:uiPriority="47"/>
+    <w:lsdException w:name="List Table 3 Accent 1" w:uiPriority="48"/>
+    <w:lsdException w:name="List Table 4 Accent 1" w:uiPriority="49"/>
+    <w:lsdException w:name="List Table 5 Dark Accent 1" w:uiPriority="50"/>
+    <w:lsdException w:name="List Table 6 Colorful Accent 1" w:uiPriority="51"/>
+    <w:lsdException w:name="List Table 7 Colorful Accent 1" w:uiPriority="52"/>
+    <w:lsdException w:name="List Table 1 Light Accent 2" w:uiPriority="46"/>
+    <w:lsdException w:name="List Table 2 Accent 2" w:uiPriority="47"/>
+    <w:lsdException w:name="List Table 3 Accent 2" w:uiPriority="48"/>
+    <w:lsdException w:name="List Table 4 Accent 2" w:uiPriority="49"/>
+    <w:lsdException w:name="List Table 5 Dark Accent 2" w:uiPriority="50"/>
+    <w:lsdException w:name="List Table 6 Colorful Accent 2" w:uiPriority="51"/>
+    <w:lsdException w:name="List Table 7 Colorful Accent 2" w:uiPriority="52"/>
+    <w:lsdException w:name="List Table 1 Light Accent 3" w:uiPriority="46"/>
+    <w:lsdException w:name="List Table 2 Accent 3" w:uiPriority="47"/>
+    <w:lsdException w:name="List Table 3 Accent 3" w:uiPriority="48"/>
+    <w:lsdException w:name="List Table 4 Accent 3" w:uiPriority="49"/>
+    <w:lsdException w:name="List Table 5 Dark Accent 3" w:uiPriority="50"/>
+    <w:lsdException w:name="List Table 6 Colorful Accent 3" w:uiPriority="51"/>
+    <w:lsdException w:name="List Table 7 Colorful Accent 3" w:uiPriority="52"/>
+    <w:lsdException w:name="List Table 1 Light Accent 4" w:uiPriority="46"/>
+    <w:lsdException w:name="List Table 2 Accent 4" w:uiPriority="47"/>
+    <w:lsdException w:name="List Table 3 Accent 4" w:uiPriority="48"/>
+    <w:lsdException w:name="List Table 4 Accent 4" w:uiPriority="49"/>
+    <w:lsdException w:name="List Table 5 Dark Accent 4" w:uiPriority="50"/>
+    <w:lsdException w:name="List Table 6 Colorful Accent 4" w:uiPriority="51"/>
+    <w:lsdException w:name="List Table 7 Colorful Accent 4" w:uiPriority="52"/>
+    <w:lsdException w:name="List Table 1 Light Accent 5" w:uiPriority="46"/>
+    <w:lsdException w:name="List Table 2 Accent 5" w:uiPriority="47"/>
+    <w:lsdException w:name="List Table 3 Accent 5" w:uiPriority="48"/>
+    <w:lsdException w:name="List Table 4 Accent 5" w:uiPriority="49"/>
+    <w:lsdException w:name="List Table 5 Dark Accent 5" w:uiPriority="50"/>
+    <w:lsdException w:name="List Table 6 Colorful Accent 5" w:uiPriority="51"/>
+    <w:lsdException w:name="List Table 7 Colorful Accent 5" w:uiPriority="52"/>
+    <w:lsdException w:name="List Table 1 Light Accent 6" w:uiPriority="46"/>
+    <w:lsdException w:name="List Table 2 Accent 6" w:uiPriority="47"/>
+    <w:lsdException w:name="List Table 3 Accent 6" w:uiPriority="48"/>
+    <w:lsdException w:name="List Table 4 Accent 6" w:uiPriority="49"/>
+    <w:lsdException w:name="List Table 5 Dark Accent 6" w:uiPriority="50"/>
+    <w:lsdException w:name="List Table 6 Colorful Accent 6" w:uiPriority="51"/>
+    <w:lsdException w:name="List Table 7 Colorful Accent 6" w:uiPriority="52"/>
+    <w:lsdException w:name="Mention" w:semiHidden="1" w:unhideWhenUsed="1"/>
+    <w:lsdException w:name="Smart Hyperlink" w:semiHidden="1" w:unhideWhenUsed="1"/>
+    <w:lsdException w:name="Hashtag" w:semiHidden="1" w:unhideWhenUsed="1"/>
+    <w:lsdException w:name="Unresolved Mention" w:semiHidden="1" w:unhideWhenUsed="1"/>
+  </w:latentStyles>
+  <w:style w:type="paragraph" w:default="1" w:styleId="Normal">
+    <w:name w:val="Normal"/>
+    <w:qFormat/>
+    <w:rPr>
+      <w:rFonts w:ascii="Arial" w:eastAsia="Arial" w:hAnsi="Arial" w:cs="Arial"/>
+    </w:rPr>
+  </w:style>
+  <w:style w:type="character" w:default="1" w:styleId="DefaultParagraphFont">
     <w:name w:val="Default Paragraph Font"/>
     <w:uiPriority w:val="1"/>
     <w:semiHidden/>
     <w:unhideWhenUsed/>
   </w:style>
-  <w:style w:styleId="TableNormal" w:default="1" w:type="table">
-    <w:name w:val="Table Normal"/>
-    <w:uiPriority w:val="2"/>
+  <w:style w:type="table" w:default="1" w:styleId="TableNormal">
+    <w:name w:val="Normal Table"/>
+    <w:uiPriority w:val="99"/>
     <w:semiHidden/>
     <w:unhideWhenUsed/>
-    <w:qFormat/>
     <w:tblPr>
       <w:tblInd w:w="0" w:type="dxa"/>
       <w:tblCellMar>
         <w:top w:w="0" w:type="dxa"/>
-        <w:left w:w="0" w:type="dxa"/>
+        <w:left w:w="108" w:type="dxa"/>
         <w:bottom w:w="0" w:type="dxa"/>
-        <w:right w:w="0" w:type="dxa"/>
+        <w:right w:w="108" w:type="dxa"/>
       </w:tblCellMar>
     </w:tblPr>
   </w:style>
-  <w:style w:styleId="NoList" w:default="1" w:type="numbering">
+  <w:style w:type="numbering" w:default="1" w:styleId="NoList">
     <w:name w:val="No List"/>
     <w:uiPriority w:val="99"/>
     <w:semiHidden/>
     <w:unhideWhenUsed/>
   </w:style>
-  <w:style w:default="1" w:styleId="Normal" w:type="paragraph">
-    <w:name w:val="Normal"/>
-    <w:uiPriority w:val="1"/>
-    <w:qFormat/>
-    <w:pPr/>
-    <w:rPr>
-      <w:rFonts w:ascii="Arial" w:hAnsi="Arial" w:eastAsia="Arial" w:cs="Arial"/>
-      <w:lang w:val="en-US" w:eastAsia="en-US" w:bidi="ar-SA"/>
-    </w:rPr>
-  </w:style>
-  <w:style w:styleId="BodyText" w:type="paragraph">
+  <w:style w:type="paragraph" w:styleId="BodyText">
     <w:name w:val="Body Text"/>
     <w:basedOn w:val="Normal"/>
     <w:uiPriority w:val="1"/>
     <w:qFormat/>
-    <w:pPr/>
     <w:rPr>
-      <w:rFonts w:ascii="Arial" w:hAnsi="Arial" w:eastAsia="Arial" w:cs="Arial"/>
       <w:b/>
       <w:bCs/>
       <w:sz w:val="50"/>
       <w:szCs w:val="50"/>
       <w:u w:val="single" w:color="000000"/>
-      <w:lang w:val="en-US" w:eastAsia="en-US" w:bidi="ar-SA"/>
     </w:rPr>
   </w:style>
-  <w:style w:styleId="ListParagraph" w:type="paragraph">
+  <w:style w:type="paragraph" w:styleId="ListParagraph">
     <w:name w:val="List Paragraph"/>
     <w:basedOn w:val="Normal"/>
     <w:uiPriority w:val="1"/>
     <w:qFormat/>
-    <w:pPr/>
-    <w:rPr>
-      <w:lang w:val="en-US" w:eastAsia="en-US" w:bidi="ar-SA"/>
-    </w:rPr>
   </w:style>
-  <w:style w:styleId="TableParagraph" w:type="paragraph">
+  <w:style w:type="paragraph" w:customStyle="1" w:styleId="TableParagraph">
     <w:name w:val="Table Paragraph"/>
     <w:basedOn w:val="Normal"/>
     <w:uiPriority w:val="1"/>
     <w:qFormat/>
-    <w:pPr/>
-    <w:rPr>
-      <w:lang w:val="en-US" w:eastAsia="en-US" w:bidi="ar-SA"/>
-    </w:rPr>
   </w:style>
 </w:styles>
 </file>

--- a/Editable Word files/Week 07-Collaboration Diagrams.docx
+++ b/Editable Word files/Week 07-Collaboration Diagrams.docx
@@ -5,46 +5,11 @@
     <w:p>
       <w:pPr>
         <w:pStyle w:val="BodyText"/>
-        <w:spacing w:before="54"/>
-        <w:ind w:left="288" w:right="321"/>
-        <w:jc w:val="center"/>
-        <w:rPr>
-          <w:u w:val="none"/>
-        </w:rPr>
-      </w:pPr>
-      <w:r>
-        <w:rPr>
-          <w:spacing w:val="-2"/>
-        </w:rPr>
-        <w:t>Collaboration</w:t>
-      </w:r>
-      <w:r>
-        <w:rPr>
-          <w:spacing w:val="-14"/>
-        </w:rPr>
-        <w:t xml:space="preserve"> </w:t>
-      </w:r>
-      <w:r>
-        <w:rPr>
-          <w:spacing w:val="-2"/>
-        </w:rPr>
-        <w:t>Diagrams</w:t>
-      </w:r>
-    </w:p>
-    <w:p>
-      <w:pPr>
-        <w:pStyle w:val="BodyText"/>
-        <w:rPr>
-          <w:sz w:val="30"/>
-          <w:u w:val="none"/>
-        </w:rPr>
-      </w:pPr>
-    </w:p>
-    <w:p>
-      <w:pPr>
-        <w:pStyle w:val="BodyText"/>
-        <w:spacing w:before="55"/>
-        <w:rPr>
+        <w:spacing w:before="120"/>
+        <w:ind w:left="567"/>
+        <w:jc w:val="center"/>
+        <w:rPr>
+          <w:b w:val="0"/>
           <w:sz w:val="30"/>
           <w:u w:val="none"/>
         </w:rPr>
@@ -54,90 +19,78 @@
       <w:pPr>
         <w:spacing w:before="1"/>
         <w:ind w:left="1416"/>
-        <w:rPr>
-          <w:rFonts w:ascii="Arial MT"/>
-          <w:sz w:val="30"/>
-        </w:rPr>
-      </w:pPr>
-      <w:r>
-        <w:rPr>
-          <w:b/>
-          <w:sz w:val="30"/>
-          <w:u w:val="single"/>
-        </w:rPr>
-        <w:t>FR01</w:t>
-      </w:r>
-      <w:r>
-        <w:rPr>
-          <w:b/>
+        <w:jc w:val="center"/>
+        <w:rPr>
+          <w:rFonts w:ascii="Arial MT"/>
+          <w:sz w:val="30"/>
+        </w:rPr>
+      </w:pPr>
+      <w:r>
+        <w:rPr>
+          <w:sz w:val="30"/>
+        </w:rPr>
+        <w:t>CC_PRS_</w:t>
+      </w:r>
+      <w:r>
+        <w:rPr>
+          <w:sz w:val="30"/>
+        </w:rPr>
+        <w:t>1</w:t>
+      </w:r>
+      <w:r>
+        <w:rPr>
           <w:spacing w:val="-12"/>
           <w:sz w:val="30"/>
-          <w:u w:val="single"/>
-        </w:rPr>
-        <w:t xml:space="preserve"> </w:t>
-      </w:r>
-      <w:r>
-        <w:rPr>
-          <w:b/>
-          <w:sz w:val="30"/>
-          <w:u w:val="single"/>
+        </w:rPr>
+        <w:t xml:space="preserve"> </w:t>
+      </w:r>
+      <w:r>
+        <w:rPr>
+          <w:sz w:val="30"/>
         </w:rPr>
         <w:t>-</w:t>
       </w:r>
       <w:r>
         <w:rPr>
-          <w:b/>
           <w:spacing w:val="-15"/>
           <w:sz w:val="30"/>
-          <w:u w:val="single"/>
-        </w:rPr>
-        <w:t xml:space="preserve"> </w:t>
-      </w:r>
-      <w:r>
-        <w:rPr>
-          <w:b/>
-          <w:sz w:val="30"/>
-          <w:u w:val="single"/>
+        </w:rPr>
+        <w:t xml:space="preserve"> </w:t>
+      </w:r>
+      <w:r>
+        <w:rPr>
+          <w:sz w:val="30"/>
         </w:rPr>
         <w:t>Update</w:t>
       </w:r>
       <w:r>
         <w:rPr>
-          <w:b/>
           <w:spacing w:val="-14"/>
           <w:sz w:val="30"/>
-          <w:u w:val="single"/>
-        </w:rPr>
-        <w:t xml:space="preserve"> </w:t>
-      </w:r>
-      <w:r>
-        <w:rPr>
-          <w:b/>
-          <w:sz w:val="30"/>
-          <w:u w:val="single"/>
+        </w:rPr>
+        <w:t xml:space="preserve"> </w:t>
+      </w:r>
+      <w:r>
+        <w:rPr>
+          <w:sz w:val="30"/>
         </w:rPr>
         <w:t>personal</w:t>
       </w:r>
       <w:r>
         <w:rPr>
-          <w:b/>
           <w:spacing w:val="-16"/>
           <w:sz w:val="30"/>
-          <w:u w:val="single"/>
-        </w:rPr>
-        <w:t xml:space="preserve"> </w:t>
-      </w:r>
-      <w:r>
-        <w:rPr>
-          <w:b/>
-          <w:sz w:val="30"/>
-          <w:u w:val="single"/>
+        </w:rPr>
+        <w:t xml:space="preserve"> </w:t>
+      </w:r>
+      <w:r>
+        <w:rPr>
+          <w:sz w:val="30"/>
         </w:rPr>
         <w:t>information</w:t>
       </w:r>
       <w:r>
         <w:rPr>
-          <w:b/>
           <w:spacing w:val="54"/>
           <w:sz w:val="30"/>
         </w:rPr>
@@ -200,6 +153,7 @@
       <w:pPr>
         <w:pStyle w:val="BodyText"/>
         <w:spacing w:before="121"/>
+        <w:jc w:val="center"/>
         <w:rPr>
           <w:rFonts w:ascii="Arial MT"/>
           <w:b w:val="0"/>
@@ -213,9 +167,10 @@
           <w:b w:val="0"/>
           <w:noProof/>
           <w:sz w:val="20"/>
+          <w:u w:val="none"/>
         </w:rPr>
         <w:drawing>
-          <wp:anchor distT="0" distB="0" distL="0" distR="0" simplePos="0" relativeHeight="251646976" behindDoc="1" locked="0" layoutInCell="1" allowOverlap="1" wp14:anchorId="65B9041F" wp14:editId="72092CBA">
+          <wp:anchor distT="0" distB="0" distL="0" distR="0" simplePos="0" relativeHeight="251589120" behindDoc="1" locked="0" layoutInCell="1" allowOverlap="1" wp14:anchorId="65B9041F" wp14:editId="72092CBA">
             <wp:simplePos x="0" y="0"/>
             <wp:positionH relativeFrom="page">
               <wp:posOffset>408386</wp:posOffset>
@@ -238,7 +193,7 @@
                     <pic:cNvPicPr/>
                   </pic:nvPicPr>
                   <pic:blipFill>
-                    <a:blip r:embed="rId4" cstate="print"/>
+                    <a:blip r:embed="rId6" cstate="print"/>
                     <a:stretch>
                       <a:fillRect/>
                     </a:stretch>
@@ -262,6 +217,7 @@
     <w:p>
       <w:pPr>
         <w:pStyle w:val="BodyText"/>
+        <w:jc w:val="center"/>
         <w:rPr>
           <w:rFonts w:ascii="Arial MT"/>
           <w:b w:val="0"/>
@@ -274,6 +230,7 @@
       <w:pPr>
         <w:pStyle w:val="BodyText"/>
         <w:spacing w:before="205"/>
+        <w:jc w:val="center"/>
         <w:rPr>
           <w:rFonts w:ascii="Arial MT"/>
           <w:b w:val="0"/>
@@ -286,73 +243,65 @@
       <w:pPr>
         <w:spacing w:before="1"/>
         <w:ind w:left="1416"/>
-        <w:rPr>
-          <w:rFonts w:ascii="Arial MT"/>
-          <w:sz w:val="30"/>
-        </w:rPr>
-      </w:pPr>
-      <w:r>
-        <w:rPr>
-          <w:b/>
-          <w:sz w:val="30"/>
-          <w:u w:val="single"/>
-        </w:rPr>
-        <w:t>FR02</w:t>
-      </w:r>
-      <w:r>
-        <w:rPr>
-          <w:b/>
+        <w:jc w:val="center"/>
+        <w:rPr>
+          <w:rFonts w:ascii="Arial MT"/>
+          <w:sz w:val="30"/>
+        </w:rPr>
+      </w:pPr>
+      <w:r>
+        <w:rPr>
+          <w:sz w:val="30"/>
+        </w:rPr>
+        <w:t>CC_PRS_</w:t>
+      </w:r>
+      <w:r>
+        <w:rPr>
+          <w:sz w:val="30"/>
+        </w:rPr>
+        <w:t>2</w:t>
+      </w:r>
+      <w:r>
+        <w:rPr>
           <w:spacing w:val="-12"/>
           <w:sz w:val="30"/>
-          <w:u w:val="single"/>
-        </w:rPr>
-        <w:t xml:space="preserve"> </w:t>
-      </w:r>
-      <w:r>
-        <w:rPr>
-          <w:b/>
-          <w:sz w:val="30"/>
-          <w:u w:val="single"/>
+        </w:rPr>
+        <w:t xml:space="preserve"> </w:t>
+      </w:r>
+      <w:r>
+        <w:rPr>
+          <w:sz w:val="30"/>
         </w:rPr>
         <w:t>-</w:t>
       </w:r>
       <w:r>
         <w:rPr>
-          <w:b/>
           <w:spacing w:val="-14"/>
           <w:sz w:val="30"/>
-          <w:u w:val="single"/>
-        </w:rPr>
-        <w:t xml:space="preserve"> </w:t>
-      </w:r>
-      <w:r>
-        <w:rPr>
-          <w:b/>
-          <w:sz w:val="30"/>
-          <w:u w:val="single"/>
+        </w:rPr>
+        <w:t xml:space="preserve"> </w:t>
+      </w:r>
+      <w:r>
+        <w:rPr>
+          <w:sz w:val="30"/>
         </w:rPr>
         <w:t>Search</w:t>
       </w:r>
       <w:r>
         <w:rPr>
-          <w:b/>
           <w:spacing w:val="-16"/>
           <w:sz w:val="30"/>
-          <w:u w:val="single"/>
-        </w:rPr>
-        <w:t xml:space="preserve"> </w:t>
-      </w:r>
-      <w:r>
-        <w:rPr>
-          <w:b/>
-          <w:sz w:val="30"/>
-          <w:u w:val="single"/>
+        </w:rPr>
+        <w:t xml:space="preserve"> </w:t>
+      </w:r>
+      <w:r>
+        <w:rPr>
+          <w:sz w:val="30"/>
         </w:rPr>
         <w:t>properties</w:t>
       </w:r>
       <w:r>
         <w:rPr>
-          <w:b/>
           <w:spacing w:val="52"/>
           <w:sz w:val="30"/>
         </w:rPr>
@@ -414,6 +363,7 @@
     <w:p>
       <w:pPr>
         <w:pStyle w:val="BodyText"/>
+        <w:jc w:val="center"/>
         <w:rPr>
           <w:rFonts w:ascii="Arial MT"/>
           <w:b w:val="0"/>
@@ -425,6 +375,7 @@
     <w:p>
       <w:pPr>
         <w:pStyle w:val="BodyText"/>
+        <w:jc w:val="center"/>
         <w:rPr>
           <w:rFonts w:ascii="Arial MT"/>
           <w:b w:val="0"/>
@@ -437,6 +388,7 @@
       <w:pPr>
         <w:pStyle w:val="BodyText"/>
         <w:spacing w:before="7"/>
+        <w:jc w:val="center"/>
         <w:rPr>
           <w:rFonts w:ascii="Arial MT"/>
           <w:b w:val="0"/>
@@ -450,9 +402,10 @@
           <w:b w:val="0"/>
           <w:noProof/>
           <w:sz w:val="20"/>
+          <w:u w:val="none"/>
         </w:rPr>
         <w:drawing>
-          <wp:anchor distT="0" distB="0" distL="0" distR="0" simplePos="0" relativeHeight="251648000" behindDoc="1" locked="0" layoutInCell="1" allowOverlap="1" wp14:anchorId="65B90421" wp14:editId="6505D22E">
+          <wp:anchor distT="0" distB="0" distL="0" distR="0" simplePos="0" relativeHeight="251594240" behindDoc="1" locked="0" layoutInCell="1" allowOverlap="1" wp14:anchorId="65B90421" wp14:editId="6505D22E">
             <wp:simplePos x="0" y="0"/>
             <wp:positionH relativeFrom="page">
               <wp:posOffset>346076</wp:posOffset>
@@ -475,7 +428,7 @@
                     <pic:cNvPicPr/>
                   </pic:nvPicPr>
                   <pic:blipFill>
-                    <a:blip r:embed="rId5" cstate="print"/>
+                    <a:blip r:embed="rId7" cstate="print"/>
                     <a:stretch>
                       <a:fillRect/>
                     </a:stretch>
@@ -499,6 +452,7 @@
     <w:p>
       <w:pPr>
         <w:pStyle w:val="BodyText"/>
+        <w:jc w:val="center"/>
         <w:rPr>
           <w:rFonts w:ascii="Arial MT"/>
           <w:b w:val="0"/>
@@ -511,6 +465,7 @@
       <w:pPr>
         <w:pStyle w:val="BodyText"/>
         <w:spacing w:before="132"/>
+        <w:jc w:val="center"/>
         <w:rPr>
           <w:rFonts w:ascii="Arial MT"/>
           <w:b w:val="0"/>
@@ -522,73 +477,65 @@
     <w:p>
       <w:pPr>
         <w:ind w:left="1416"/>
-        <w:rPr>
-          <w:rFonts w:ascii="Arial MT"/>
-          <w:sz w:val="30"/>
-        </w:rPr>
-      </w:pPr>
-      <w:r>
-        <w:rPr>
-          <w:b/>
-          <w:sz w:val="30"/>
-          <w:u w:val="single"/>
-        </w:rPr>
-        <w:t>FR03</w:t>
-      </w:r>
-      <w:r>
-        <w:rPr>
-          <w:b/>
+        <w:jc w:val="center"/>
+        <w:rPr>
+          <w:rFonts w:ascii="Arial MT"/>
+          <w:sz w:val="30"/>
+        </w:rPr>
+      </w:pPr>
+      <w:r>
+        <w:rPr>
+          <w:sz w:val="30"/>
+        </w:rPr>
+        <w:t>CC_PRS_</w:t>
+      </w:r>
+      <w:r>
+        <w:rPr>
+          <w:sz w:val="30"/>
+        </w:rPr>
+        <w:t>3</w:t>
+      </w:r>
+      <w:r>
+        <w:rPr>
           <w:spacing w:val="-13"/>
           <w:sz w:val="30"/>
-          <w:u w:val="single"/>
-        </w:rPr>
-        <w:t xml:space="preserve"> </w:t>
-      </w:r>
-      <w:r>
-        <w:rPr>
-          <w:b/>
-          <w:sz w:val="30"/>
-          <w:u w:val="single"/>
+        </w:rPr>
+        <w:t xml:space="preserve"> </w:t>
+      </w:r>
+      <w:r>
+        <w:rPr>
+          <w:sz w:val="30"/>
         </w:rPr>
         <w:t>-</w:t>
       </w:r>
       <w:r>
         <w:rPr>
-          <w:b/>
           <w:spacing w:val="-14"/>
           <w:sz w:val="30"/>
-          <w:u w:val="single"/>
-        </w:rPr>
-        <w:t xml:space="preserve"> </w:t>
-      </w:r>
-      <w:r>
-        <w:rPr>
-          <w:b/>
-          <w:sz w:val="30"/>
-          <w:u w:val="single"/>
+        </w:rPr>
+        <w:t xml:space="preserve"> </w:t>
+      </w:r>
+      <w:r>
+        <w:rPr>
+          <w:sz w:val="30"/>
         </w:rPr>
         <w:t>Filter</w:t>
       </w:r>
       <w:r>
         <w:rPr>
-          <w:b/>
           <w:spacing w:val="-12"/>
           <w:sz w:val="30"/>
-          <w:u w:val="single"/>
-        </w:rPr>
-        <w:t xml:space="preserve"> </w:t>
-      </w:r>
-      <w:r>
-        <w:rPr>
-          <w:b/>
-          <w:sz w:val="30"/>
-          <w:u w:val="single"/>
+        </w:rPr>
+        <w:t xml:space="preserve"> </w:t>
+      </w:r>
+      <w:r>
+        <w:rPr>
+          <w:sz w:val="30"/>
         </w:rPr>
         <w:t>properties</w:t>
       </w:r>
       <w:r>
         <w:rPr>
-          <w:b/>
           <w:spacing w:val="51"/>
           <w:sz w:val="30"/>
         </w:rPr>
@@ -650,6 +597,7 @@
     <w:p>
       <w:pPr>
         <w:pStyle w:val="BodyText"/>
+        <w:jc w:val="center"/>
         <w:rPr>
           <w:rFonts w:ascii="Arial MT"/>
           <w:b w:val="0"/>
@@ -661,6 +609,7 @@
     <w:p>
       <w:pPr>
         <w:pStyle w:val="BodyText"/>
+        <w:jc w:val="center"/>
         <w:rPr>
           <w:rFonts w:ascii="Arial MT"/>
           <w:b w:val="0"/>
@@ -673,6 +622,7 @@
       <w:pPr>
         <w:pStyle w:val="BodyText"/>
         <w:spacing w:before="18"/>
+        <w:jc w:val="center"/>
         <w:rPr>
           <w:rFonts w:ascii="Arial MT"/>
           <w:b w:val="0"/>
@@ -686,9 +636,10 @@
           <w:b w:val="0"/>
           <w:noProof/>
           <w:sz w:val="20"/>
+          <w:u w:val="none"/>
         </w:rPr>
         <w:drawing>
-          <wp:anchor distT="0" distB="0" distL="0" distR="0" simplePos="0" relativeHeight="251649024" behindDoc="1" locked="0" layoutInCell="1" allowOverlap="1" wp14:anchorId="65B90423" wp14:editId="2B5D1D3B">
+          <wp:anchor distT="0" distB="0" distL="0" distR="0" simplePos="0" relativeHeight="251599360" behindDoc="1" locked="0" layoutInCell="1" allowOverlap="1" wp14:anchorId="65B90423" wp14:editId="2B5D1D3B">
             <wp:simplePos x="0" y="0"/>
             <wp:positionH relativeFrom="page">
               <wp:posOffset>286244</wp:posOffset>
@@ -711,7 +662,7 @@
                     <pic:cNvPicPr/>
                   </pic:nvPicPr>
                   <pic:blipFill>
-                    <a:blip r:embed="rId6" cstate="print"/>
+                    <a:blip r:embed="rId8" cstate="print"/>
                     <a:stretch>
                       <a:fillRect/>
                     </a:stretch>
@@ -735,10 +686,12 @@
     <w:p>
       <w:pPr>
         <w:pStyle w:val="BodyText"/>
+        <w:jc w:val="center"/>
         <w:rPr>
           <w:rFonts w:ascii="Arial MT"/>
           <w:b w:val="0"/>
           <w:sz w:val="20"/>
+          <w:u w:val="none"/>
         </w:rPr>
         <w:sectPr>
           <w:type w:val="continuous"/>
@@ -752,142 +705,118 @@
       <w:pPr>
         <w:spacing w:before="64"/>
         <w:ind w:left="1416"/>
-        <w:rPr>
-          <w:rFonts w:ascii="Arial MT"/>
-          <w:sz w:val="30"/>
-        </w:rPr>
-      </w:pPr>
-      <w:r>
-        <w:rPr>
-          <w:b/>
-          <w:sz w:val="30"/>
-          <w:u w:val="single"/>
+        <w:jc w:val="center"/>
+        <w:rPr>
+          <w:rFonts w:ascii="Arial MT"/>
+          <w:sz w:val="30"/>
+        </w:rPr>
+      </w:pPr>
+      <w:r>
+        <w:rPr>
+          <w:sz w:val="30"/>
         </w:rPr>
         <w:lastRenderedPageBreak/>
-        <w:t>FR04</w:t>
-      </w:r>
-      <w:r>
-        <w:rPr>
-          <w:b/>
+        <w:t>CC_PRS_</w:t>
+      </w:r>
+      <w:r>
+        <w:rPr>
+          <w:sz w:val="30"/>
+        </w:rPr>
+        <w:t>4</w:t>
+      </w:r>
+      <w:r>
+        <w:rPr>
           <w:spacing w:val="-8"/>
           <w:sz w:val="30"/>
-          <w:u w:val="single"/>
-        </w:rPr>
-        <w:t xml:space="preserve"> </w:t>
-      </w:r>
-      <w:r>
-        <w:rPr>
-          <w:b/>
-          <w:sz w:val="30"/>
-          <w:u w:val="single"/>
+        </w:rPr>
+        <w:t xml:space="preserve"> </w:t>
+      </w:r>
+      <w:r>
+        <w:rPr>
+          <w:sz w:val="30"/>
         </w:rPr>
         <w:t>-</w:t>
       </w:r>
       <w:r>
         <w:rPr>
-          <w:b/>
           <w:spacing w:val="-12"/>
           <w:sz w:val="30"/>
-          <w:u w:val="single"/>
-        </w:rPr>
-        <w:t xml:space="preserve"> </w:t>
-      </w:r>
-      <w:r>
-        <w:rPr>
-          <w:b/>
-          <w:sz w:val="30"/>
-          <w:u w:val="single"/>
+        </w:rPr>
+        <w:t xml:space="preserve"> </w:t>
+      </w:r>
+      <w:r>
+        <w:rPr>
+          <w:sz w:val="30"/>
         </w:rPr>
         <w:t>View</w:t>
       </w:r>
       <w:r>
         <w:rPr>
-          <w:b/>
           <w:spacing w:val="-11"/>
           <w:sz w:val="30"/>
-          <w:u w:val="single"/>
-        </w:rPr>
-        <w:t xml:space="preserve"> </w:t>
-      </w:r>
-      <w:r>
-        <w:rPr>
-          <w:b/>
-          <w:sz w:val="30"/>
-          <w:u w:val="single"/>
+        </w:rPr>
+        <w:t xml:space="preserve"> </w:t>
+      </w:r>
+      <w:r>
+        <w:rPr>
+          <w:sz w:val="30"/>
         </w:rPr>
         <w:t>property</w:t>
       </w:r>
       <w:r>
         <w:rPr>
-          <w:b/>
           <w:spacing w:val="-11"/>
           <w:sz w:val="30"/>
-          <w:u w:val="single"/>
-        </w:rPr>
-        <w:t xml:space="preserve"> </w:t>
-      </w:r>
-      <w:r>
-        <w:rPr>
-          <w:b/>
-          <w:sz w:val="30"/>
-          <w:u w:val="single"/>
+        </w:rPr>
+        <w:t xml:space="preserve"> </w:t>
+      </w:r>
+      <w:r>
+        <w:rPr>
+          <w:sz w:val="30"/>
         </w:rPr>
         <w:t>details</w:t>
       </w:r>
       <w:r>
         <w:rPr>
-          <w:b/>
           <w:spacing w:val="-12"/>
           <w:sz w:val="30"/>
-          <w:u w:val="single"/>
-        </w:rPr>
-        <w:t xml:space="preserve"> </w:t>
-      </w:r>
-      <w:r>
-        <w:rPr>
-          <w:b/>
-          <w:sz w:val="30"/>
-          <w:u w:val="single"/>
+        </w:rPr>
+        <w:t xml:space="preserve"> </w:t>
+      </w:r>
+      <w:r>
+        <w:rPr>
+          <w:sz w:val="30"/>
         </w:rPr>
         <w:t>and</w:t>
       </w:r>
       <w:r>
         <w:rPr>
-          <w:b/>
           <w:spacing w:val="-14"/>
           <w:sz w:val="30"/>
-          <w:u w:val="single"/>
-        </w:rPr>
-        <w:t xml:space="preserve"> </w:t>
-      </w:r>
-      <w:r>
-        <w:rPr>
-          <w:b/>
-          <w:sz w:val="30"/>
-          <w:u w:val="single"/>
+        </w:rPr>
+        <w:t xml:space="preserve"> </w:t>
+      </w:r>
+      <w:r>
+        <w:rPr>
+          <w:sz w:val="30"/>
         </w:rPr>
         <w:t>booking</w:t>
       </w:r>
       <w:r>
         <w:rPr>
-          <w:b/>
           <w:spacing w:val="-10"/>
           <w:sz w:val="30"/>
-          <w:u w:val="single"/>
-        </w:rPr>
-        <w:t xml:space="preserve"> </w:t>
-      </w:r>
-      <w:r>
-        <w:rPr>
-          <w:b/>
-          <w:sz w:val="30"/>
-          <w:u w:val="single"/>
+        </w:rPr>
+        <w:t xml:space="preserve"> </w:t>
+      </w:r>
+      <w:r>
+        <w:rPr>
+          <w:sz w:val="30"/>
         </w:rPr>
         <w:t>history</w:t>
       </w:r>
       <w:r>
         <w:rPr>
-          <w:b/>
           <w:spacing w:val="56"/>
           <w:sz w:val="30"/>
         </w:rPr>
@@ -950,6 +879,7 @@
       <w:pPr>
         <w:pStyle w:val="BodyText"/>
         <w:spacing w:before="167"/>
+        <w:jc w:val="center"/>
         <w:rPr>
           <w:rFonts w:ascii="Arial MT"/>
           <w:b w:val="0"/>
@@ -963,9 +893,10 @@
           <w:b w:val="0"/>
           <w:noProof/>
           <w:sz w:val="20"/>
+          <w:u w:val="none"/>
         </w:rPr>
         <w:drawing>
-          <wp:anchor distT="0" distB="0" distL="0" distR="0" simplePos="0" relativeHeight="251650048" behindDoc="1" locked="0" layoutInCell="1" allowOverlap="1" wp14:anchorId="65B90425" wp14:editId="2E373734">
+          <wp:anchor distT="0" distB="0" distL="0" distR="0" simplePos="0" relativeHeight="251604480" behindDoc="1" locked="0" layoutInCell="1" allowOverlap="1" wp14:anchorId="65B90425" wp14:editId="2E373734">
             <wp:simplePos x="0" y="0"/>
             <wp:positionH relativeFrom="page">
               <wp:posOffset>563402</wp:posOffset>
@@ -988,7 +919,7 @@
                     <pic:cNvPicPr/>
                   </pic:nvPicPr>
                   <pic:blipFill>
-                    <a:blip r:embed="rId7" cstate="print"/>
+                    <a:blip r:embed="rId9" cstate="print"/>
                     <a:stretch>
                       <a:fillRect/>
                     </a:stretch>
@@ -1012,6 +943,7 @@
     <w:p>
       <w:pPr>
         <w:pStyle w:val="BodyText"/>
+        <w:jc w:val="center"/>
         <w:rPr>
           <w:rFonts w:ascii="Arial MT"/>
           <w:b w:val="0"/>
@@ -1024,10 +956,11 @@
       <w:pPr>
         <w:pStyle w:val="BodyText"/>
         <w:spacing w:before="54"/>
-        <w:rPr>
-          <w:rFonts w:ascii="Arial MT"/>
-          <w:b w:val="0"/>
-          <w:sz w:val="30"/>
+        <w:jc w:val="center"/>
+        <w:rPr>
+          <w:rFonts w:ascii="Arial MT"/>
+          <w:b w:val="0"/>
+          <w:sz w:val="26"/>
           <w:u w:val="none"/>
         </w:rPr>
       </w:pPr>
@@ -1035,184 +968,152 @@
     <w:p>
       <w:pPr>
         <w:ind w:left="57"/>
-        <w:rPr>
-          <w:rFonts w:ascii="Arial MT"/>
-          <w:sz w:val="30"/>
-        </w:rPr>
-      </w:pPr>
-      <w:r>
-        <w:rPr>
-          <w:b/>
-          <w:sz w:val="30"/>
-          <w:u w:val="single"/>
-        </w:rPr>
-        <w:t>FR05</w:t>
-      </w:r>
-      <w:r>
-        <w:rPr>
-          <w:b/>
+        <w:jc w:val="center"/>
+        <w:rPr>
+          <w:rFonts w:ascii="Arial MT"/>
+          <w:sz w:val="26"/>
+        </w:rPr>
+      </w:pPr>
+      <w:r>
+        <w:rPr>
+          <w:sz w:val="24"/>
+        </w:rPr>
+        <w:t>CC_PRS_</w:t>
+      </w:r>
+      <w:r>
+        <w:rPr>
+          <w:sz w:val="24"/>
+        </w:rPr>
+        <w:t>5</w:t>
+      </w:r>
+      <w:r>
+        <w:rPr>
           <w:spacing w:val="-6"/>
-          <w:sz w:val="30"/>
-          <w:u w:val="single"/>
-        </w:rPr>
-        <w:t xml:space="preserve"> </w:t>
-      </w:r>
-      <w:r>
-        <w:rPr>
-          <w:b/>
-          <w:sz w:val="30"/>
-          <w:u w:val="single"/>
+          <w:sz w:val="24"/>
+        </w:rPr>
+        <w:t xml:space="preserve"> </w:t>
+      </w:r>
+      <w:r>
+        <w:rPr>
+          <w:sz w:val="24"/>
         </w:rPr>
         <w:t>-</w:t>
       </w:r>
       <w:r>
         <w:rPr>
-          <w:b/>
           <w:spacing w:val="-10"/>
-          <w:sz w:val="30"/>
-          <w:u w:val="single"/>
-        </w:rPr>
-        <w:t xml:space="preserve"> </w:t>
-      </w:r>
-      <w:r>
-        <w:rPr>
-          <w:b/>
-          <w:sz w:val="30"/>
-          <w:u w:val="single"/>
+          <w:sz w:val="24"/>
+        </w:rPr>
+        <w:t xml:space="preserve"> </w:t>
+      </w:r>
+      <w:r>
+        <w:rPr>
+          <w:sz w:val="24"/>
         </w:rPr>
         <w:t>Send</w:t>
       </w:r>
       <w:r>
         <w:rPr>
-          <w:b/>
           <w:spacing w:val="-13"/>
-          <w:sz w:val="30"/>
-          <w:u w:val="single"/>
-        </w:rPr>
-        <w:t xml:space="preserve"> </w:t>
-      </w:r>
-      <w:r>
-        <w:rPr>
-          <w:b/>
-          <w:sz w:val="30"/>
-          <w:u w:val="single"/>
+          <w:sz w:val="24"/>
+        </w:rPr>
+        <w:t xml:space="preserve"> </w:t>
+      </w:r>
+      <w:r>
+        <w:rPr>
+          <w:sz w:val="24"/>
         </w:rPr>
         <w:t>rental</w:t>
       </w:r>
       <w:r>
         <w:rPr>
-          <w:b/>
           <w:spacing w:val="-12"/>
-          <w:sz w:val="30"/>
-          <w:u w:val="single"/>
-        </w:rPr>
-        <w:t xml:space="preserve"> </w:t>
-      </w:r>
-      <w:r>
-        <w:rPr>
-          <w:b/>
-          <w:sz w:val="30"/>
-          <w:u w:val="single"/>
+          <w:sz w:val="24"/>
+        </w:rPr>
+        <w:t xml:space="preserve"> </w:t>
+      </w:r>
+      <w:r>
+        <w:rPr>
+          <w:sz w:val="24"/>
         </w:rPr>
         <w:t>requests</w:t>
       </w:r>
       <w:r>
         <w:rPr>
-          <w:b/>
           <w:spacing w:val="-11"/>
-          <w:sz w:val="30"/>
-          <w:u w:val="single"/>
-        </w:rPr>
-        <w:t xml:space="preserve"> </w:t>
-      </w:r>
-      <w:r>
-        <w:rPr>
-          <w:b/>
-          <w:sz w:val="30"/>
-          <w:u w:val="single"/>
+          <w:sz w:val="24"/>
+        </w:rPr>
+        <w:t xml:space="preserve"> </w:t>
+      </w:r>
+      <w:r>
+        <w:rPr>
+          <w:sz w:val="24"/>
         </w:rPr>
         <w:t>and</w:t>
       </w:r>
       <w:r>
         <w:rPr>
-          <w:b/>
           <w:spacing w:val="-16"/>
-          <w:sz w:val="30"/>
-          <w:u w:val="single"/>
-        </w:rPr>
-        <w:t xml:space="preserve"> </w:t>
-      </w:r>
-      <w:r>
-        <w:rPr>
-          <w:b/>
-          <w:sz w:val="30"/>
-          <w:u w:val="single"/>
+          <w:sz w:val="24"/>
+        </w:rPr>
+        <w:t xml:space="preserve"> </w:t>
+      </w:r>
+      <w:r>
+        <w:rPr>
+          <w:sz w:val="24"/>
         </w:rPr>
         <w:t>message</w:t>
       </w:r>
       <w:r>
         <w:rPr>
-          <w:b/>
           <w:spacing w:val="-10"/>
-          <w:sz w:val="30"/>
-          <w:u w:val="single"/>
-        </w:rPr>
-        <w:t xml:space="preserve"> </w:t>
-      </w:r>
-      <w:r>
-        <w:rPr>
-          <w:b/>
-          <w:sz w:val="30"/>
-          <w:u w:val="single"/>
+          <w:sz w:val="24"/>
+        </w:rPr>
+        <w:t xml:space="preserve"> </w:t>
+      </w:r>
+      <w:r>
+        <w:rPr>
+          <w:sz w:val="24"/>
         </w:rPr>
         <w:t>to</w:t>
       </w:r>
       <w:r>
         <w:rPr>
-          <w:b/>
           <w:spacing w:val="-13"/>
-          <w:sz w:val="30"/>
-          <w:u w:val="single"/>
-        </w:rPr>
-        <w:t xml:space="preserve"> </w:t>
-      </w:r>
-      <w:r>
-        <w:rPr>
-          <w:b/>
-          <w:sz w:val="30"/>
-          <w:u w:val="single"/>
+          <w:sz w:val="24"/>
+        </w:rPr>
+        <w:t xml:space="preserve"> </w:t>
+      </w:r>
+      <w:r>
+        <w:rPr>
+          <w:sz w:val="24"/>
         </w:rPr>
         <w:t>property</w:t>
       </w:r>
       <w:r>
         <w:rPr>
-          <w:b/>
           <w:spacing w:val="-6"/>
-          <w:sz w:val="30"/>
-          <w:u w:val="single"/>
-        </w:rPr>
-        <w:t xml:space="preserve"> </w:t>
-      </w:r>
-      <w:r>
-        <w:rPr>
-          <w:b/>
-          <w:sz w:val="30"/>
-          <w:u w:val="single"/>
+          <w:sz w:val="24"/>
+        </w:rPr>
+        <w:t xml:space="preserve"> </w:t>
+      </w:r>
+      <w:r>
+        <w:rPr>
+          <w:sz w:val="24"/>
         </w:rPr>
         <w:t>owners</w:t>
       </w:r>
       <w:r>
         <w:rPr>
-          <w:b/>
           <w:spacing w:val="63"/>
-          <w:sz w:val="30"/>
-        </w:rPr>
-        <w:t xml:space="preserve"> </w:t>
-      </w:r>
-      <w:r>
-        <w:rPr>
-          <w:rFonts w:ascii="Arial MT"/>
-          <w:sz w:val="30"/>
+          <w:sz w:val="24"/>
+        </w:rPr>
+        <w:t xml:space="preserve"> </w:t>
+      </w:r>
+      <w:r>
+        <w:rPr>
+          <w:rFonts w:ascii="Arial MT"/>
+          <w:sz w:val="26"/>
         </w:rPr>
         <w:t>(Done</w:t>
       </w:r>
@@ -1220,7 +1121,7 @@
         <w:rPr>
           <w:rFonts w:ascii="Arial MT"/>
           <w:spacing w:val="-11"/>
-          <w:sz w:val="30"/>
+          <w:sz w:val="26"/>
         </w:rPr>
         <w:t xml:space="preserve"> </w:t>
       </w:r>
@@ -1229,7 +1130,7 @@
       <w:r>
         <w:rPr>
           <w:rFonts w:ascii="Arial MT"/>
-          <w:sz w:val="30"/>
+          <w:sz w:val="26"/>
         </w:rPr>
         <w:t>by:Anisa</w:t>
       </w:r>
@@ -1239,7 +1140,7 @@
         <w:rPr>
           <w:rFonts w:ascii="Arial MT"/>
           <w:spacing w:val="-14"/>
-          <w:sz w:val="30"/>
+          <w:sz w:val="26"/>
         </w:rPr>
         <w:t xml:space="preserve"> </w:t>
       </w:r>
@@ -1248,7 +1149,7 @@
         <w:rPr>
           <w:rFonts w:ascii="Arial MT"/>
           <w:spacing w:val="-2"/>
-          <w:sz w:val="30"/>
+          <w:sz w:val="26"/>
         </w:rPr>
         <w:t>Domi</w:t>
       </w:r>
@@ -1257,7 +1158,7 @@
         <w:rPr>
           <w:rFonts w:ascii="Arial MT"/>
           <w:spacing w:val="-2"/>
-          <w:sz w:val="30"/>
+          <w:sz w:val="26"/>
         </w:rPr>
         <w:t>)</w:t>
       </w:r>
@@ -1265,6 +1166,7 @@
     <w:p>
       <w:pPr>
         <w:pStyle w:val="BodyText"/>
+        <w:jc w:val="center"/>
         <w:rPr>
           <w:rFonts w:ascii="Arial MT"/>
           <w:b w:val="0"/>
@@ -1277,6 +1179,7 @@
       <w:pPr>
         <w:pStyle w:val="BodyText"/>
         <w:spacing w:before="204"/>
+        <w:jc w:val="center"/>
         <w:rPr>
           <w:rFonts w:ascii="Arial MT"/>
           <w:b w:val="0"/>
@@ -1290,9 +1193,10 @@
           <w:b w:val="0"/>
           <w:noProof/>
           <w:sz w:val="20"/>
+          <w:u w:val="none"/>
         </w:rPr>
         <w:drawing>
-          <wp:anchor distT="0" distB="0" distL="0" distR="0" simplePos="0" relativeHeight="251651072" behindDoc="1" locked="0" layoutInCell="1" allowOverlap="1" wp14:anchorId="65B90427" wp14:editId="174D8668">
+          <wp:anchor distT="0" distB="0" distL="0" distR="0" simplePos="0" relativeHeight="251609600" behindDoc="1" locked="0" layoutInCell="1" allowOverlap="1" wp14:anchorId="65B90427" wp14:editId="174D8668">
             <wp:simplePos x="0" y="0"/>
             <wp:positionH relativeFrom="page">
               <wp:posOffset>55829</wp:posOffset>
@@ -1315,7 +1219,7 @@
                     <pic:cNvPicPr/>
                   </pic:nvPicPr>
                   <pic:blipFill>
-                    <a:blip r:embed="rId8" cstate="print"/>
+                    <a:blip r:embed="rId10" cstate="print"/>
                     <a:stretch>
                       <a:fillRect/>
                     </a:stretch>
@@ -1339,6 +1243,7 @@
     <w:p>
       <w:pPr>
         <w:pStyle w:val="BodyText"/>
+        <w:jc w:val="center"/>
         <w:rPr>
           <w:rFonts w:ascii="Arial MT"/>
           <w:b w:val="0"/>
@@ -1350,6 +1255,7 @@
     <w:p>
       <w:pPr>
         <w:pStyle w:val="BodyText"/>
+        <w:jc w:val="center"/>
         <w:rPr>
           <w:rFonts w:ascii="Arial MT"/>
           <w:b w:val="0"/>
@@ -1361,6 +1267,7 @@
     <w:p>
       <w:pPr>
         <w:pStyle w:val="BodyText"/>
+        <w:jc w:val="center"/>
         <w:rPr>
           <w:rFonts w:ascii="Arial MT"/>
           <w:b w:val="0"/>
@@ -1373,6 +1280,7 @@
       <w:pPr>
         <w:pStyle w:val="BodyText"/>
         <w:spacing w:before="280"/>
+        <w:jc w:val="center"/>
         <w:rPr>
           <w:rFonts w:ascii="Arial MT"/>
           <w:b w:val="0"/>
@@ -1384,90 +1292,78 @@
     <w:p>
       <w:pPr>
         <w:ind w:left="1416"/>
-        <w:rPr>
-          <w:rFonts w:ascii="Arial MT"/>
-          <w:sz w:val="30"/>
-        </w:rPr>
-      </w:pPr>
-      <w:r>
-        <w:rPr>
-          <w:b/>
-          <w:sz w:val="30"/>
-          <w:u w:val="single"/>
-        </w:rPr>
-        <w:t>FR06</w:t>
-      </w:r>
-      <w:r>
-        <w:rPr>
-          <w:b/>
+        <w:jc w:val="center"/>
+        <w:rPr>
+          <w:rFonts w:ascii="Arial MT"/>
+          <w:sz w:val="30"/>
+        </w:rPr>
+      </w:pPr>
+      <w:r>
+        <w:rPr>
+          <w:sz w:val="30"/>
+        </w:rPr>
+        <w:t>CC_PRS_</w:t>
+      </w:r>
+      <w:r>
+        <w:rPr>
+          <w:sz w:val="30"/>
+        </w:rPr>
+        <w:t>6</w:t>
+      </w:r>
+      <w:r>
+        <w:rPr>
           <w:spacing w:val="-10"/>
           <w:sz w:val="30"/>
-          <w:u w:val="single"/>
-        </w:rPr>
-        <w:t xml:space="preserve"> </w:t>
-      </w:r>
-      <w:r>
-        <w:rPr>
-          <w:b/>
-          <w:sz w:val="30"/>
-          <w:u w:val="single"/>
+        </w:rPr>
+        <w:t xml:space="preserve"> </w:t>
+      </w:r>
+      <w:r>
+        <w:rPr>
+          <w:sz w:val="30"/>
         </w:rPr>
         <w:t>-</w:t>
       </w:r>
       <w:r>
         <w:rPr>
-          <w:b/>
           <w:spacing w:val="-13"/>
           <w:sz w:val="30"/>
-          <w:u w:val="single"/>
-        </w:rPr>
-        <w:t xml:space="preserve"> </w:t>
-      </w:r>
-      <w:r>
-        <w:rPr>
-          <w:b/>
-          <w:sz w:val="30"/>
-          <w:u w:val="single"/>
+        </w:rPr>
+        <w:t xml:space="preserve"> </w:t>
+      </w:r>
+      <w:r>
+        <w:rPr>
+          <w:sz w:val="30"/>
         </w:rPr>
         <w:t>Cancel</w:t>
       </w:r>
       <w:r>
         <w:rPr>
-          <w:b/>
           <w:spacing w:val="-10"/>
           <w:sz w:val="30"/>
-          <w:u w:val="single"/>
-        </w:rPr>
-        <w:t xml:space="preserve"> </w:t>
-      </w:r>
-      <w:r>
-        <w:rPr>
-          <w:b/>
-          <w:sz w:val="30"/>
-          <w:u w:val="single"/>
+        </w:rPr>
+        <w:t xml:space="preserve"> </w:t>
+      </w:r>
+      <w:r>
+        <w:rPr>
+          <w:sz w:val="30"/>
         </w:rPr>
         <w:t>rental</w:t>
       </w:r>
       <w:r>
         <w:rPr>
-          <w:b/>
           <w:spacing w:val="-14"/>
           <w:sz w:val="30"/>
-          <w:u w:val="single"/>
-        </w:rPr>
-        <w:t xml:space="preserve"> </w:t>
-      </w:r>
-      <w:r>
-        <w:rPr>
-          <w:b/>
-          <w:sz w:val="30"/>
-          <w:u w:val="single"/>
+        </w:rPr>
+        <w:t xml:space="preserve"> </w:t>
+      </w:r>
+      <w:r>
+        <w:rPr>
+          <w:sz w:val="30"/>
         </w:rPr>
         <w:t>request</w:t>
       </w:r>
       <w:r>
         <w:rPr>
-          <w:b/>
           <w:spacing w:val="55"/>
           <w:sz w:val="30"/>
         </w:rPr>
@@ -1529,6 +1425,7 @@
     <w:p>
       <w:pPr>
         <w:pStyle w:val="BodyText"/>
+        <w:jc w:val="center"/>
         <w:rPr>
           <w:rFonts w:ascii="Arial MT"/>
           <w:b w:val="0"/>
@@ -1541,6 +1438,7 @@
       <w:pPr>
         <w:pStyle w:val="BodyText"/>
         <w:spacing w:before="130"/>
+        <w:jc w:val="center"/>
         <w:rPr>
           <w:rFonts w:ascii="Arial MT"/>
           <w:b w:val="0"/>
@@ -1554,9 +1452,10 @@
           <w:b w:val="0"/>
           <w:noProof/>
           <w:sz w:val="20"/>
+          <w:u w:val="none"/>
         </w:rPr>
         <w:drawing>
-          <wp:anchor distT="0" distB="0" distL="0" distR="0" simplePos="0" relativeHeight="251652096" behindDoc="1" locked="0" layoutInCell="1" allowOverlap="1" wp14:anchorId="65B90429" wp14:editId="142A0652">
+          <wp:anchor distT="0" distB="0" distL="0" distR="0" simplePos="0" relativeHeight="251614720" behindDoc="1" locked="0" layoutInCell="1" allowOverlap="1" wp14:anchorId="65B90429" wp14:editId="142A0652">
             <wp:simplePos x="0" y="0"/>
             <wp:positionH relativeFrom="page">
               <wp:posOffset>314844</wp:posOffset>
@@ -1579,7 +1478,7 @@
                     <pic:cNvPicPr/>
                   </pic:nvPicPr>
                   <pic:blipFill>
-                    <a:blip r:embed="rId9" cstate="print"/>
+                    <a:blip r:embed="rId11" cstate="print"/>
                     <a:stretch>
                       <a:fillRect/>
                     </a:stretch>
@@ -1603,10 +1502,12 @@
     <w:p>
       <w:pPr>
         <w:pStyle w:val="BodyText"/>
+        <w:jc w:val="center"/>
         <w:rPr>
           <w:rFonts w:ascii="Arial MT"/>
           <w:b w:val="0"/>
           <w:sz w:val="20"/>
+          <w:u w:val="none"/>
         </w:rPr>
         <w:sectPr>
           <w:pgSz w:w="11920" w:h="16840"/>
@@ -1619,6 +1520,7 @@
       <w:pPr>
         <w:spacing w:before="64"/>
         <w:ind w:left="1411"/>
+        <w:jc w:val="center"/>
         <w:rPr>
           <w:rFonts w:ascii="Arial MT"/>
           <w:color w:val="222222"/>
@@ -1628,93 +1530,91 @@
       </w:pPr>
       <w:r>
         <w:rPr>
-          <w:b/>
-          <w:color w:val="222222"/>
-          <w:sz w:val="30"/>
-          <w:u w:val="single" w:color="222222"/>
+          <w:color w:val="222222"/>
+          <w:sz w:val="30"/>
+          <w:u w:color="222222"/>
         </w:rPr>
         <w:lastRenderedPageBreak/>
-        <w:t>FR7-Receive</w:t>
-      </w:r>
-      <w:r>
-        <w:rPr>
-          <w:b/>
+        <w:t>CC_PRS_</w:t>
+      </w:r>
+      <w:r>
+        <w:rPr>
+          <w:color w:val="222222"/>
+          <w:sz w:val="30"/>
+          <w:u w:color="222222"/>
+        </w:rPr>
+        <w:t>7-Receive</w:t>
+      </w:r>
+      <w:r>
+        <w:rPr>
           <w:color w:val="222222"/>
           <w:spacing w:val="-16"/>
           <w:sz w:val="30"/>
-          <w:u w:val="single" w:color="222222"/>
-        </w:rPr>
-        <w:t xml:space="preserve"> </w:t>
-      </w:r>
-      <w:r>
-        <w:rPr>
-          <w:b/>
-          <w:color w:val="222222"/>
-          <w:sz w:val="30"/>
-          <w:u w:val="single" w:color="222222"/>
+          <w:u w:color="222222"/>
+        </w:rPr>
+        <w:t xml:space="preserve"> </w:t>
+      </w:r>
+      <w:r>
+        <w:rPr>
+          <w:color w:val="222222"/>
+          <w:sz w:val="30"/>
+          <w:u w:color="222222"/>
         </w:rPr>
         <w:t>Messages</w:t>
       </w:r>
       <w:r>
         <w:rPr>
-          <w:b/>
           <w:color w:val="222222"/>
           <w:spacing w:val="-14"/>
           <w:sz w:val="30"/>
-          <w:u w:val="single" w:color="222222"/>
-        </w:rPr>
-        <w:t xml:space="preserve"> </w:t>
-      </w:r>
-      <w:r>
-        <w:rPr>
-          <w:b/>
-          <w:color w:val="222222"/>
-          <w:sz w:val="30"/>
-          <w:u w:val="single" w:color="222222"/>
+          <w:u w:color="222222"/>
+        </w:rPr>
+        <w:t xml:space="preserve"> </w:t>
+      </w:r>
+      <w:r>
+        <w:rPr>
+          <w:color w:val="222222"/>
+          <w:sz w:val="30"/>
+          <w:u w:color="222222"/>
         </w:rPr>
         <w:t>from</w:t>
       </w:r>
       <w:r>
         <w:rPr>
-          <w:b/>
           <w:color w:val="222222"/>
           <w:spacing w:val="-11"/>
           <w:sz w:val="30"/>
-          <w:u w:val="single" w:color="222222"/>
-        </w:rPr>
-        <w:t xml:space="preserve"> </w:t>
-      </w:r>
-      <w:r>
-        <w:rPr>
-          <w:b/>
-          <w:color w:val="222222"/>
-          <w:sz w:val="30"/>
-          <w:u w:val="single" w:color="222222"/>
+          <w:u w:color="222222"/>
+        </w:rPr>
+        <w:t xml:space="preserve"> </w:t>
+      </w:r>
+      <w:r>
+        <w:rPr>
+          <w:color w:val="222222"/>
+          <w:sz w:val="30"/>
+          <w:u w:color="222222"/>
         </w:rPr>
         <w:t>property</w:t>
       </w:r>
       <w:r>
         <w:rPr>
-          <w:b/>
           <w:color w:val="222222"/>
           <w:spacing w:val="-11"/>
           <w:sz w:val="30"/>
-          <w:u w:val="single" w:color="222222"/>
-        </w:rPr>
-        <w:t xml:space="preserve"> </w:t>
-      </w:r>
-      <w:r>
-        <w:rPr>
-          <w:b/>
-          <w:color w:val="222222"/>
-          <w:sz w:val="30"/>
-          <w:u w:val="single" w:color="222222"/>
+          <w:u w:color="222222"/>
+        </w:rPr>
+        <w:t xml:space="preserve"> </w:t>
+      </w:r>
+      <w:r>
+        <w:rPr>
+          <w:color w:val="222222"/>
+          <w:sz w:val="30"/>
+          <w:u w:color="222222"/>
         </w:rPr>
         <w:t>owners</w:t>
       </w:r>
       <w:r>
         <w:rPr>
-          <w:b/>
           <w:color w:val="222222"/>
           <w:spacing w:val="54"/>
           <w:sz w:val="30"/>
@@ -1788,6 +1688,7 @@
       <w:pPr>
         <w:spacing w:before="64"/>
         <w:ind w:left="1411"/>
+        <w:jc w:val="center"/>
         <w:rPr>
           <w:rFonts w:ascii="Arial MT"/>
           <w:sz w:val="30"/>
@@ -1811,7 +1712,7 @@
                     <pic:cNvPicPr preferRelativeResize="0"/>
                   </pic:nvPicPr>
                   <pic:blipFill>
-                    <a:blip r:embed="rId10"/>
+                    <a:blip r:embed="rId12"/>
                     <a:srcRect/>
                     <a:stretch>
                       <a:fillRect/>
@@ -1838,6 +1739,7 @@
       <w:pPr>
         <w:pStyle w:val="BodyText"/>
         <w:spacing w:before="5"/>
+        <w:jc w:val="center"/>
         <w:rPr>
           <w:rFonts w:ascii="Arial MT"/>
           <w:b w:val="0"/>
@@ -1850,6 +1752,7 @@
       <w:pPr>
         <w:spacing w:before="122"/>
         <w:ind w:left="1416"/>
+        <w:jc w:val="center"/>
         <w:rPr>
           <w:rFonts w:ascii="Arial MT" w:hAnsi="Arial MT"/>
           <w:sz w:val="30"/>
@@ -1857,92 +1760,90 @@
       </w:pPr>
       <w:r>
         <w:rPr>
-          <w:b/>
-          <w:color w:val="222222"/>
-          <w:sz w:val="30"/>
-          <w:u w:val="single" w:color="222222"/>
-        </w:rPr>
-        <w:t>FR8</w:t>
-      </w:r>
-      <w:r>
-        <w:rPr>
-          <w:b/>
+          <w:color w:val="222222"/>
+          <w:sz w:val="30"/>
+          <w:u w:color="222222"/>
+        </w:rPr>
+        <w:t>CC_PRS_</w:t>
+      </w:r>
+      <w:r>
+        <w:rPr>
+          <w:color w:val="222222"/>
+          <w:sz w:val="30"/>
+          <w:u w:color="222222"/>
+        </w:rPr>
+        <w:t>8</w:t>
+      </w:r>
+      <w:r>
+        <w:rPr>
           <w:color w:val="222222"/>
           <w:spacing w:val="-9"/>
           <w:sz w:val="30"/>
-          <w:u w:val="single" w:color="222222"/>
-        </w:rPr>
-        <w:t xml:space="preserve"> </w:t>
-      </w:r>
-      <w:r>
-        <w:rPr>
-          <w:b/>
-          <w:color w:val="222222"/>
-          <w:sz w:val="30"/>
-          <w:u w:val="single" w:color="222222"/>
+          <w:u w:color="222222"/>
+        </w:rPr>
+        <w:t xml:space="preserve"> </w:t>
+      </w:r>
+      <w:r>
+        <w:rPr>
+          <w:color w:val="222222"/>
+          <w:sz w:val="30"/>
+          <w:u w:color="222222"/>
         </w:rPr>
         <w:t>–</w:t>
       </w:r>
       <w:r>
         <w:rPr>
-          <w:b/>
           <w:color w:val="222222"/>
           <w:spacing w:val="-11"/>
           <w:sz w:val="30"/>
-          <w:u w:val="single" w:color="222222"/>
-        </w:rPr>
-        <w:t xml:space="preserve"> </w:t>
-      </w:r>
-      <w:r>
-        <w:rPr>
-          <w:b/>
-          <w:color w:val="222222"/>
-          <w:sz w:val="30"/>
-          <w:u w:val="single" w:color="222222"/>
+          <w:u w:color="222222"/>
+        </w:rPr>
+        <w:t xml:space="preserve"> </w:t>
+      </w:r>
+      <w:r>
+        <w:rPr>
+          <w:color w:val="222222"/>
+          <w:sz w:val="30"/>
+          <w:u w:color="222222"/>
         </w:rPr>
         <w:t>Submit</w:t>
       </w:r>
       <w:r>
         <w:rPr>
-          <w:b/>
           <w:color w:val="222222"/>
           <w:spacing w:val="-7"/>
           <w:sz w:val="30"/>
-          <w:u w:val="single" w:color="222222"/>
-        </w:rPr>
-        <w:t xml:space="preserve"> </w:t>
-      </w:r>
-      <w:r>
-        <w:rPr>
-          <w:b/>
-          <w:color w:val="222222"/>
-          <w:sz w:val="30"/>
-          <w:u w:val="single" w:color="222222"/>
+          <w:u w:color="222222"/>
+        </w:rPr>
+        <w:t xml:space="preserve"> </w:t>
+      </w:r>
+      <w:r>
+        <w:rPr>
+          <w:color w:val="222222"/>
+          <w:sz w:val="30"/>
+          <w:u w:color="222222"/>
         </w:rPr>
         <w:t>Rental</w:t>
       </w:r>
       <w:r>
         <w:rPr>
-          <w:b/>
           <w:color w:val="222222"/>
           <w:spacing w:val="-12"/>
           <w:sz w:val="30"/>
-          <w:u w:val="single" w:color="222222"/>
-        </w:rPr>
-        <w:t xml:space="preserve"> </w:t>
-      </w:r>
-      <w:r>
-        <w:rPr>
-          <w:b/>
-          <w:color w:val="222222"/>
-          <w:sz w:val="30"/>
-          <w:u w:val="single" w:color="222222"/>
+          <w:u w:color="222222"/>
+        </w:rPr>
+        <w:t xml:space="preserve"> </w:t>
+      </w:r>
+      <w:r>
+        <w:rPr>
+          <w:color w:val="222222"/>
+          <w:sz w:val="30"/>
+          <w:u w:color="222222"/>
         </w:rPr>
         <w:t>Payment</w:t>
       </w:r>
       <w:r>
         <w:rPr>
-          <w:b/>
           <w:color w:val="222222"/>
           <w:spacing w:val="58"/>
           <w:sz w:val="30"/>
@@ -2016,6 +1917,7 @@
       <w:pPr>
         <w:pStyle w:val="BodyText"/>
         <w:spacing w:before="7"/>
+        <w:jc w:val="center"/>
         <w:rPr>
           <w:rFonts w:ascii="Arial MT"/>
           <w:b w:val="0"/>
@@ -2029,9 +1931,10 @@
           <w:b w:val="0"/>
           <w:noProof/>
           <w:sz w:val="5"/>
+          <w:u w:val="none"/>
         </w:rPr>
         <w:drawing>
-          <wp:anchor distT="0" distB="0" distL="0" distR="0" simplePos="0" relativeHeight="251653120" behindDoc="1" locked="0" layoutInCell="1" allowOverlap="1" wp14:anchorId="65B9042D" wp14:editId="7FDA8DB7">
+          <wp:anchor distT="0" distB="0" distL="0" distR="0" simplePos="0" relativeHeight="251619840" behindDoc="1" locked="0" layoutInCell="1" allowOverlap="1" wp14:anchorId="65B9042D" wp14:editId="7FDA8DB7">
             <wp:simplePos x="0" y="0"/>
             <wp:positionH relativeFrom="page">
               <wp:posOffset>1057659</wp:posOffset>
@@ -2054,7 +1957,7 @@
                     <pic:cNvPicPr/>
                   </pic:nvPicPr>
                   <pic:blipFill>
-                    <a:blip r:embed="rId11" cstate="print"/>
+                    <a:blip r:embed="rId13" cstate="print"/>
                     <a:stretch>
                       <a:fillRect/>
                     </a:stretch>
@@ -2079,6 +1982,7 @@
       <w:pPr>
         <w:spacing w:before="96"/>
         <w:ind w:left="1416"/>
+        <w:jc w:val="center"/>
         <w:rPr>
           <w:rFonts w:ascii="Arial MT" w:hAnsi="Arial MT"/>
           <w:sz w:val="30"/>
@@ -2086,151 +1990,143 @@
       </w:pPr>
       <w:r>
         <w:rPr>
-          <w:b/>
-          <w:color w:val="222222"/>
-          <w:sz w:val="30"/>
-          <w:u w:val="single" w:color="222222"/>
-        </w:rPr>
-        <w:t>FR9</w:t>
-      </w:r>
-      <w:r>
-        <w:rPr>
-          <w:b/>
+          <w:color w:val="222222"/>
+          <w:sz w:val="30"/>
+          <w:u w:color="222222"/>
+        </w:rPr>
+        <w:t>CC_PRS_</w:t>
+      </w:r>
+      <w:r>
+        <w:rPr>
+          <w:color w:val="222222"/>
+          <w:sz w:val="30"/>
+          <w:u w:color="222222"/>
+        </w:rPr>
+        <w:t>9</w:t>
+      </w:r>
+      <w:r>
+        <w:rPr>
           <w:color w:val="222222"/>
           <w:spacing w:val="-7"/>
           <w:sz w:val="30"/>
-          <w:u w:val="single" w:color="222222"/>
-        </w:rPr>
-        <w:t xml:space="preserve"> </w:t>
-      </w:r>
-      <w:r>
-        <w:rPr>
-          <w:b/>
-          <w:color w:val="222222"/>
-          <w:sz w:val="30"/>
-          <w:u w:val="single" w:color="222222"/>
+          <w:u w:color="222222"/>
+        </w:rPr>
+        <w:t xml:space="preserve"> </w:t>
+      </w:r>
+      <w:r>
+        <w:rPr>
+          <w:color w:val="222222"/>
+          <w:sz w:val="30"/>
+          <w:u w:color="222222"/>
         </w:rPr>
         <w:t>–</w:t>
       </w:r>
       <w:r>
         <w:rPr>
-          <w:b/>
           <w:color w:val="222222"/>
           <w:spacing w:val="-12"/>
           <w:sz w:val="30"/>
-          <w:u w:val="single" w:color="222222"/>
-        </w:rPr>
-        <w:t xml:space="preserve"> </w:t>
-      </w:r>
-      <w:r>
-        <w:rPr>
-          <w:b/>
-          <w:color w:val="222222"/>
-          <w:sz w:val="30"/>
-          <w:u w:val="single" w:color="222222"/>
+          <w:u w:color="222222"/>
+        </w:rPr>
+        <w:t xml:space="preserve"> </w:t>
+      </w:r>
+      <w:r>
+        <w:rPr>
+          <w:color w:val="222222"/>
+          <w:sz w:val="30"/>
+          <w:u w:color="222222"/>
         </w:rPr>
         <w:t>Save</w:t>
       </w:r>
       <w:r>
         <w:rPr>
-          <w:b/>
           <w:color w:val="222222"/>
           <w:spacing w:val="-8"/>
           <w:sz w:val="30"/>
-          <w:u w:val="single" w:color="222222"/>
+          <w:u w:color="222222"/>
         </w:rPr>
         <w:t xml:space="preserve"> </w:t>
       </w:r>
       <w:proofErr w:type="spellStart"/>
       <w:r>
         <w:rPr>
-          <w:b/>
-          <w:color w:val="222222"/>
-          <w:sz w:val="30"/>
-          <w:u w:val="single" w:color="222222"/>
+          <w:color w:val="222222"/>
+          <w:sz w:val="30"/>
+          <w:u w:color="222222"/>
         </w:rPr>
         <w:t>Favourite</w:t>
       </w:r>
       <w:proofErr w:type="spellEnd"/>
       <w:r>
         <w:rPr>
-          <w:b/>
           <w:color w:val="222222"/>
           <w:spacing w:val="-11"/>
           <w:sz w:val="30"/>
-          <w:u w:val="single" w:color="222222"/>
-        </w:rPr>
-        <w:t xml:space="preserve"> </w:t>
-      </w:r>
-      <w:r>
-        <w:rPr>
-          <w:b/>
-          <w:color w:val="222222"/>
-          <w:sz w:val="30"/>
-          <w:u w:val="single" w:color="222222"/>
+          <w:u w:color="222222"/>
+        </w:rPr>
+        <w:t xml:space="preserve"> </w:t>
+      </w:r>
+      <w:r>
+        <w:rPr>
+          <w:color w:val="222222"/>
+          <w:sz w:val="30"/>
+          <w:u w:color="222222"/>
         </w:rPr>
         <w:t>Properties</w:t>
       </w:r>
       <w:r>
         <w:rPr>
-          <w:b/>
           <w:color w:val="222222"/>
           <w:spacing w:val="-12"/>
           <w:sz w:val="30"/>
-          <w:u w:val="single" w:color="222222"/>
-        </w:rPr>
-        <w:t xml:space="preserve"> </w:t>
-      </w:r>
-      <w:r>
-        <w:rPr>
-          <w:b/>
-          <w:color w:val="222222"/>
-          <w:sz w:val="30"/>
-          <w:u w:val="single" w:color="222222"/>
+          <w:u w:color="222222"/>
+        </w:rPr>
+        <w:t xml:space="preserve"> </w:t>
+      </w:r>
+      <w:r>
+        <w:rPr>
+          <w:color w:val="222222"/>
+          <w:sz w:val="30"/>
+          <w:u w:color="222222"/>
         </w:rPr>
         <w:t>for</w:t>
       </w:r>
       <w:r>
         <w:rPr>
-          <w:b/>
           <w:color w:val="222222"/>
           <w:spacing w:val="-10"/>
           <w:sz w:val="30"/>
-          <w:u w:val="single" w:color="222222"/>
-        </w:rPr>
-        <w:t xml:space="preserve"> </w:t>
-      </w:r>
-      <w:r>
-        <w:rPr>
-          <w:b/>
-          <w:color w:val="222222"/>
-          <w:sz w:val="30"/>
-          <w:u w:val="single" w:color="222222"/>
+          <w:u w:color="222222"/>
+        </w:rPr>
+        <w:t xml:space="preserve"> </w:t>
+      </w:r>
+      <w:r>
+        <w:rPr>
+          <w:color w:val="222222"/>
+          <w:sz w:val="30"/>
+          <w:u w:color="222222"/>
         </w:rPr>
         <w:t>later</w:t>
       </w:r>
       <w:r>
         <w:rPr>
-          <w:b/>
           <w:color w:val="222222"/>
           <w:spacing w:val="-6"/>
           <w:sz w:val="30"/>
-          <w:u w:val="single" w:color="222222"/>
-        </w:rPr>
-        <w:t xml:space="preserve"> </w:t>
-      </w:r>
-      <w:r>
-        <w:rPr>
-          <w:b/>
-          <w:color w:val="222222"/>
-          <w:sz w:val="30"/>
-          <w:u w:val="single" w:color="222222"/>
+          <w:u w:color="222222"/>
+        </w:rPr>
+        <w:t xml:space="preserve"> </w:t>
+      </w:r>
+      <w:r>
+        <w:rPr>
+          <w:color w:val="222222"/>
+          <w:sz w:val="30"/>
+          <w:u w:color="222222"/>
         </w:rPr>
         <w:t>viewing</w:t>
       </w:r>
       <w:r>
         <w:rPr>
-          <w:b/>
           <w:color w:val="222222"/>
           <w:spacing w:val="59"/>
           <w:sz w:val="30"/>
@@ -2304,6 +2200,7 @@
       <w:pPr>
         <w:pStyle w:val="BodyText"/>
         <w:spacing w:before="4"/>
+        <w:jc w:val="center"/>
         <w:rPr>
           <w:rFonts w:ascii="Arial MT"/>
           <w:b w:val="0"/>
@@ -2313,10 +2210,12 @@
       </w:pPr>
       <w:r>
         <w:rPr>
+          <w:b w:val="0"/>
           <w:noProof/>
+          <w:u w:val="none"/>
         </w:rPr>
         <w:drawing>
-          <wp:anchor distT="0" distB="0" distL="114300" distR="114300" simplePos="0" relativeHeight="251654144" behindDoc="0" locked="0" layoutInCell="1" allowOverlap="1" wp14:anchorId="5C460771" wp14:editId="7E7B98A4">
+          <wp:anchor distT="0" distB="0" distL="114300" distR="114300" simplePos="0" relativeHeight="251630080" behindDoc="0" locked="0" layoutInCell="1" allowOverlap="1" wp14:anchorId="5C460771" wp14:editId="7E7B98A4">
             <wp:simplePos x="0" y="0"/>
             <wp:positionH relativeFrom="column">
               <wp:posOffset>678094</wp:posOffset>
@@ -2337,7 +2236,7 @@
                     <pic:cNvPicPr preferRelativeResize="0"/>
                   </pic:nvPicPr>
                   <pic:blipFill>
-                    <a:blip r:embed="rId12">
+                    <a:blip r:embed="rId14">
                       <a:extLst>
                         <a:ext uri="{28A0092B-C50C-407E-A947-70E740481C1C}">
                           <a14:useLocalDpi xmlns:a14="http://schemas.microsoft.com/office/drawing/2010/main" val="0"/>
@@ -2376,11 +2275,11 @@
       <w:pPr>
         <w:spacing w:before="107"/>
         <w:ind w:left="1416"/>
-        <w:rPr>
-          <w:b/>
-          <w:color w:val="222222"/>
-          <w:sz w:val="30"/>
-          <w:u w:val="single" w:color="222222"/>
+        <w:jc w:val="center"/>
+        <w:rPr>
+          <w:color w:val="222222"/>
+          <w:sz w:val="30"/>
+          <w:u w:color="222222"/>
         </w:rPr>
       </w:pPr>
     </w:p>
@@ -2388,11 +2287,11 @@
       <w:pPr>
         <w:spacing w:before="107"/>
         <w:ind w:left="1416"/>
-        <w:rPr>
-          <w:b/>
-          <w:color w:val="222222"/>
-          <w:sz w:val="30"/>
-          <w:u w:val="single" w:color="222222"/>
+        <w:jc w:val="center"/>
+        <w:rPr>
+          <w:color w:val="222222"/>
+          <w:sz w:val="30"/>
+          <w:u w:color="222222"/>
         </w:rPr>
       </w:pPr>
     </w:p>
@@ -2400,11 +2299,11 @@
       <w:pPr>
         <w:spacing w:before="107"/>
         <w:ind w:left="1416"/>
-        <w:rPr>
-          <w:b/>
-          <w:color w:val="222222"/>
-          <w:sz w:val="30"/>
-          <w:u w:val="single" w:color="222222"/>
+        <w:jc w:val="center"/>
+        <w:rPr>
+          <w:color w:val="222222"/>
+          <w:sz w:val="30"/>
+          <w:u w:color="222222"/>
         </w:rPr>
       </w:pPr>
     </w:p>
@@ -2412,11 +2311,11 @@
       <w:pPr>
         <w:spacing w:before="107"/>
         <w:ind w:left="1416"/>
-        <w:rPr>
-          <w:b/>
-          <w:color w:val="222222"/>
-          <w:sz w:val="30"/>
-          <w:u w:val="single" w:color="222222"/>
+        <w:jc w:val="center"/>
+        <w:rPr>
+          <w:color w:val="222222"/>
+          <w:sz w:val="30"/>
+          <w:u w:color="222222"/>
         </w:rPr>
       </w:pPr>
     </w:p>
@@ -2424,11 +2323,11 @@
       <w:pPr>
         <w:spacing w:before="107"/>
         <w:ind w:left="1416"/>
-        <w:rPr>
-          <w:b/>
-          <w:color w:val="222222"/>
-          <w:sz w:val="30"/>
-          <w:u w:val="single" w:color="222222"/>
+        <w:jc w:val="center"/>
+        <w:rPr>
+          <w:color w:val="222222"/>
+          <w:sz w:val="30"/>
+          <w:u w:color="222222"/>
         </w:rPr>
       </w:pPr>
     </w:p>
@@ -2436,11 +2335,11 @@
       <w:pPr>
         <w:spacing w:before="107"/>
         <w:ind w:left="1416"/>
-        <w:rPr>
-          <w:b/>
-          <w:color w:val="222222"/>
-          <w:sz w:val="30"/>
-          <w:u w:val="single" w:color="222222"/>
+        <w:jc w:val="center"/>
+        <w:rPr>
+          <w:color w:val="222222"/>
+          <w:sz w:val="30"/>
+          <w:u w:color="222222"/>
         </w:rPr>
       </w:pPr>
     </w:p>
@@ -2448,6 +2347,7 @@
       <w:pPr>
         <w:spacing w:before="107"/>
         <w:ind w:left="1416"/>
+        <w:jc w:val="center"/>
         <w:rPr>
           <w:rFonts w:ascii="Arial MT" w:hAnsi="Arial MT"/>
           <w:sz w:val="30"/>
@@ -2455,112 +2355,108 @@
       </w:pPr>
       <w:r>
         <w:rPr>
-          <w:b/>
-          <w:color w:val="222222"/>
-          <w:sz w:val="30"/>
-          <w:u w:val="single" w:color="222222"/>
+          <w:color w:val="222222"/>
+          <w:sz w:val="30"/>
+          <w:u w:color="222222"/>
         </w:rPr>
         <w:lastRenderedPageBreak/>
-        <w:t>FR10</w:t>
-      </w:r>
-      <w:r>
-        <w:rPr>
-          <w:b/>
+        <w:t>CC_PRS_</w:t>
+      </w:r>
+      <w:r>
+        <w:rPr>
+          <w:color w:val="222222"/>
+          <w:sz w:val="30"/>
+          <w:u w:color="222222"/>
+        </w:rPr>
+        <w:t>10</w:t>
+      </w:r>
+      <w:r>
+        <w:rPr>
           <w:color w:val="222222"/>
           <w:spacing w:val="-8"/>
           <w:sz w:val="30"/>
-          <w:u w:val="single" w:color="222222"/>
-        </w:rPr>
-        <w:t xml:space="preserve"> </w:t>
-      </w:r>
-      <w:r>
-        <w:rPr>
-          <w:b/>
-          <w:color w:val="222222"/>
-          <w:sz w:val="30"/>
-          <w:u w:val="single" w:color="222222"/>
+          <w:u w:color="222222"/>
+        </w:rPr>
+        <w:t xml:space="preserve"> </w:t>
+      </w:r>
+      <w:r>
+        <w:rPr>
+          <w:color w:val="222222"/>
+          <w:sz w:val="30"/>
+          <w:u w:color="222222"/>
         </w:rPr>
         <w:t>–</w:t>
       </w:r>
       <w:r>
         <w:rPr>
-          <w:b/>
           <w:color w:val="222222"/>
           <w:spacing w:val="-11"/>
           <w:sz w:val="30"/>
-          <w:u w:val="single" w:color="222222"/>
-        </w:rPr>
-        <w:t xml:space="preserve"> </w:t>
-      </w:r>
-      <w:r>
-        <w:rPr>
-          <w:b/>
-          <w:color w:val="222222"/>
-          <w:sz w:val="30"/>
-          <w:u w:val="single" w:color="222222"/>
+          <w:u w:color="222222"/>
+        </w:rPr>
+        <w:t xml:space="preserve"> </w:t>
+      </w:r>
+      <w:r>
+        <w:rPr>
+          <w:color w:val="222222"/>
+          <w:sz w:val="30"/>
+          <w:u w:color="222222"/>
         </w:rPr>
         <w:t>Review</w:t>
       </w:r>
       <w:r>
         <w:rPr>
-          <w:b/>
           <w:color w:val="222222"/>
           <w:spacing w:val="-11"/>
           <w:sz w:val="30"/>
-          <w:u w:val="single" w:color="222222"/>
-        </w:rPr>
-        <w:t xml:space="preserve"> </w:t>
-      </w:r>
-      <w:r>
-        <w:rPr>
-          <w:b/>
-          <w:color w:val="222222"/>
-          <w:sz w:val="30"/>
-          <w:u w:val="single" w:color="222222"/>
+          <w:u w:color="222222"/>
+        </w:rPr>
+        <w:t xml:space="preserve"> </w:t>
+      </w:r>
+      <w:r>
+        <w:rPr>
+          <w:color w:val="222222"/>
+          <w:sz w:val="30"/>
+          <w:u w:color="222222"/>
         </w:rPr>
         <w:t>and</w:t>
       </w:r>
       <w:r>
         <w:rPr>
-          <w:b/>
           <w:color w:val="222222"/>
           <w:spacing w:val="-13"/>
           <w:sz w:val="30"/>
-          <w:u w:val="single" w:color="222222"/>
-        </w:rPr>
-        <w:t xml:space="preserve"> </w:t>
-      </w:r>
-      <w:r>
-        <w:rPr>
-          <w:b/>
-          <w:color w:val="222222"/>
-          <w:sz w:val="30"/>
-          <w:u w:val="single" w:color="222222"/>
+          <w:u w:color="222222"/>
+        </w:rPr>
+        <w:t xml:space="preserve"> </w:t>
+      </w:r>
+      <w:r>
+        <w:rPr>
+          <w:color w:val="222222"/>
+          <w:sz w:val="30"/>
+          <w:u w:color="222222"/>
         </w:rPr>
         <w:t>Rate</w:t>
       </w:r>
       <w:r>
         <w:rPr>
-          <w:b/>
           <w:color w:val="222222"/>
           <w:spacing w:val="-9"/>
           <w:sz w:val="30"/>
-          <w:u w:val="single" w:color="222222"/>
-        </w:rPr>
-        <w:t xml:space="preserve"> </w:t>
-      </w:r>
-      <w:r>
-        <w:rPr>
-          <w:b/>
-          <w:color w:val="222222"/>
-          <w:sz w:val="30"/>
-          <w:u w:val="single" w:color="222222"/>
+          <w:u w:color="222222"/>
+        </w:rPr>
+        <w:t xml:space="preserve"> </w:t>
+      </w:r>
+      <w:r>
+        <w:rPr>
+          <w:color w:val="222222"/>
+          <w:sz w:val="30"/>
+          <w:u w:color="222222"/>
         </w:rPr>
         <w:t>Property</w:t>
       </w:r>
       <w:r>
         <w:rPr>
-          <w:b/>
           <w:color w:val="222222"/>
           <w:spacing w:val="54"/>
           <w:sz w:val="30"/>
@@ -2634,6 +2530,7 @@
       <w:pPr>
         <w:pStyle w:val="BodyText"/>
         <w:spacing w:before="5"/>
+        <w:jc w:val="center"/>
         <w:rPr>
           <w:rFonts w:ascii="Arial MT"/>
           <w:b w:val="0"/>
@@ -2643,10 +2540,12 @@
       </w:pPr>
       <w:r>
         <w:rPr>
+          <w:b w:val="0"/>
           <w:noProof/>
+          <w:u w:val="none"/>
         </w:rPr>
         <w:drawing>
-          <wp:anchor distT="0" distB="0" distL="114300" distR="114300" simplePos="0" relativeHeight="251656192" behindDoc="0" locked="0" layoutInCell="1" allowOverlap="1" wp14:anchorId="0D060FE0" wp14:editId="669BD2D2">
+          <wp:anchor distT="0" distB="0" distL="114300" distR="114300" simplePos="0" relativeHeight="251640320" behindDoc="0" locked="0" layoutInCell="1" allowOverlap="1" wp14:anchorId="0D060FE0" wp14:editId="669BD2D2">
             <wp:simplePos x="0" y="0"/>
             <wp:positionH relativeFrom="column">
               <wp:posOffset>1098550</wp:posOffset>
@@ -2667,7 +2566,7 @@
                     <pic:cNvPicPr preferRelativeResize="0"/>
                   </pic:nvPicPr>
                   <pic:blipFill>
-                    <a:blip r:embed="rId13">
+                    <a:blip r:embed="rId15">
                       <a:extLst>
                         <a:ext uri="{28A0092B-C50C-407E-A947-70E740481C1C}">
                           <a14:useLocalDpi xmlns:a14="http://schemas.microsoft.com/office/drawing/2010/main" val="0"/>
@@ -2716,214 +2615,203 @@
       </w:pPr>
       <w:r>
         <w:rPr>
-          <w:b/>
           <w:color w:val="222222"/>
           <w:sz w:val="24"/>
           <w:szCs w:val="24"/>
-          <w:u w:val="single" w:color="222222"/>
-        </w:rPr>
-        <w:t>FR11</w:t>
-      </w:r>
-      <w:r>
-        <w:rPr>
-          <w:b/>
+          <w:u w:color="222222"/>
+        </w:rPr>
+        <w:t>CC_PRS_</w:t>
+      </w:r>
+      <w:r>
+        <w:rPr>
+          <w:color w:val="222222"/>
+          <w:sz w:val="24"/>
+          <w:szCs w:val="24"/>
+          <w:u w:color="222222"/>
+        </w:rPr>
+        <w:t>11</w:t>
+      </w:r>
+      <w:r>
+        <w:rPr>
           <w:color w:val="222222"/>
           <w:spacing w:val="-12"/>
           <w:sz w:val="24"/>
           <w:szCs w:val="24"/>
-          <w:u w:val="single" w:color="222222"/>
-        </w:rPr>
-        <w:t xml:space="preserve"> </w:t>
-      </w:r>
-      <w:r>
-        <w:rPr>
-          <w:b/>
+          <w:u w:color="222222"/>
+        </w:rPr>
+        <w:t xml:space="preserve"> </w:t>
+      </w:r>
+      <w:r>
+        <w:rPr>
           <w:color w:val="222222"/>
           <w:sz w:val="24"/>
           <w:szCs w:val="24"/>
-          <w:u w:val="single" w:color="222222"/>
+          <w:u w:color="222222"/>
         </w:rPr>
         <w:t>–</w:t>
       </w:r>
       <w:r>
         <w:rPr>
-          <w:b/>
           <w:color w:val="222222"/>
           <w:spacing w:val="-16"/>
           <w:sz w:val="24"/>
           <w:szCs w:val="24"/>
-          <w:u w:val="single" w:color="222222"/>
-        </w:rPr>
-        <w:t xml:space="preserve"> </w:t>
-      </w:r>
-      <w:r>
-        <w:rPr>
-          <w:b/>
+          <w:u w:color="222222"/>
+        </w:rPr>
+        <w:t xml:space="preserve"> </w:t>
+      </w:r>
+      <w:r>
+        <w:rPr>
           <w:color w:val="222222"/>
           <w:sz w:val="24"/>
           <w:szCs w:val="24"/>
-          <w:u w:val="single" w:color="222222"/>
+          <w:u w:color="222222"/>
         </w:rPr>
         <w:t>Update</w:t>
       </w:r>
       <w:r>
         <w:rPr>
-          <w:b/>
           <w:color w:val="222222"/>
           <w:spacing w:val="-16"/>
           <w:sz w:val="24"/>
           <w:szCs w:val="24"/>
-          <w:u w:val="single" w:color="222222"/>
-        </w:rPr>
-        <w:t xml:space="preserve"> </w:t>
-      </w:r>
-      <w:r>
-        <w:rPr>
-          <w:b/>
+          <w:u w:color="222222"/>
+        </w:rPr>
+        <w:t xml:space="preserve"> </w:t>
+      </w:r>
+      <w:r>
+        <w:rPr>
           <w:color w:val="222222"/>
           <w:sz w:val="24"/>
           <w:szCs w:val="24"/>
-          <w:u w:val="single" w:color="222222"/>
+          <w:u w:color="222222"/>
         </w:rPr>
         <w:t>Profile</w:t>
       </w:r>
       <w:r>
         <w:rPr>
-          <w:b/>
           <w:color w:val="222222"/>
           <w:spacing w:val="-14"/>
           <w:sz w:val="24"/>
           <w:szCs w:val="24"/>
-          <w:u w:val="single" w:color="222222"/>
-        </w:rPr>
-        <w:t xml:space="preserve"> </w:t>
-      </w:r>
-      <w:r>
-        <w:rPr>
-          <w:b/>
+          <w:u w:color="222222"/>
+        </w:rPr>
+        <w:t xml:space="preserve"> </w:t>
+      </w:r>
+      <w:r>
+        <w:rPr>
           <w:color w:val="222222"/>
           <w:sz w:val="24"/>
           <w:szCs w:val="24"/>
-          <w:u w:val="single" w:color="222222"/>
+          <w:u w:color="222222"/>
         </w:rPr>
         <w:t>information</w:t>
       </w:r>
       <w:r>
         <w:rPr>
-          <w:b/>
           <w:color w:val="222222"/>
           <w:spacing w:val="-17"/>
           <w:sz w:val="24"/>
           <w:szCs w:val="24"/>
-          <w:u w:val="single" w:color="222222"/>
-        </w:rPr>
-        <w:t xml:space="preserve"> </w:t>
-      </w:r>
-      <w:r>
-        <w:rPr>
-          <w:b/>
+          <w:u w:color="222222"/>
+        </w:rPr>
+        <w:t xml:space="preserve"> </w:t>
+      </w:r>
+      <w:r>
+        <w:rPr>
           <w:color w:val="222222"/>
           <w:sz w:val="24"/>
           <w:szCs w:val="24"/>
-          <w:u w:val="single" w:color="222222"/>
+          <w:u w:color="222222"/>
         </w:rPr>
         <w:t>and</w:t>
       </w:r>
       <w:r>
         <w:rPr>
-          <w:b/>
           <w:color w:val="222222"/>
           <w:spacing w:val="-13"/>
           <w:sz w:val="24"/>
           <w:szCs w:val="24"/>
-          <w:u w:val="single" w:color="222222"/>
-        </w:rPr>
-        <w:t xml:space="preserve"> </w:t>
-      </w:r>
-      <w:r>
-        <w:rPr>
-          <w:b/>
+          <w:u w:color="222222"/>
+        </w:rPr>
+        <w:t xml:space="preserve"> </w:t>
+      </w:r>
+      <w:r>
+        <w:rPr>
           <w:color w:val="222222"/>
           <w:sz w:val="24"/>
           <w:szCs w:val="24"/>
-          <w:u w:val="single" w:color="222222"/>
+          <w:u w:color="222222"/>
         </w:rPr>
         <w:t>Availability</w:t>
       </w:r>
       <w:r>
         <w:rPr>
-          <w:b/>
           <w:color w:val="222222"/>
           <w:spacing w:val="-15"/>
           <w:sz w:val="24"/>
           <w:szCs w:val="24"/>
-          <w:u w:val="single" w:color="222222"/>
-        </w:rPr>
-        <w:t xml:space="preserve"> </w:t>
-      </w:r>
-      <w:r>
-        <w:rPr>
-          <w:b/>
+          <w:u w:color="222222"/>
+        </w:rPr>
+        <w:t xml:space="preserve"> </w:t>
+      </w:r>
+      <w:r>
+        <w:rPr>
           <w:color w:val="222222"/>
           <w:sz w:val="24"/>
           <w:szCs w:val="24"/>
-          <w:u w:val="single" w:color="222222"/>
+          <w:u w:color="222222"/>
         </w:rPr>
         <w:t>of</w:t>
       </w:r>
       <w:r>
         <w:rPr>
-          <w:b/>
           <w:color w:val="222222"/>
           <w:spacing w:val="-12"/>
           <w:sz w:val="24"/>
           <w:szCs w:val="24"/>
-          <w:u w:val="single" w:color="222222"/>
-        </w:rPr>
-        <w:t xml:space="preserve"> </w:t>
-      </w:r>
-      <w:r>
-        <w:rPr>
-          <w:b/>
+          <w:u w:color="222222"/>
+        </w:rPr>
+        <w:t xml:space="preserve"> </w:t>
+      </w:r>
+      <w:r>
+        <w:rPr>
           <w:color w:val="222222"/>
           <w:sz w:val="24"/>
           <w:szCs w:val="24"/>
-          <w:u w:val="single" w:color="222222"/>
+          <w:u w:color="222222"/>
         </w:rPr>
         <w:t>Rental</w:t>
       </w:r>
       <w:r>
         <w:rPr>
-          <w:b/>
           <w:color w:val="222222"/>
           <w:spacing w:val="-13"/>
           <w:sz w:val="24"/>
           <w:szCs w:val="24"/>
-          <w:u w:val="single" w:color="222222"/>
+          <w:u w:color="222222"/>
         </w:rPr>
         <w:t xml:space="preserve"> </w:t>
       </w:r>
       <w:proofErr w:type="spellStart"/>
       <w:r>
         <w:rPr>
-          <w:b/>
           <w:color w:val="222222"/>
           <w:spacing w:val="-2"/>
           <w:sz w:val="24"/>
           <w:szCs w:val="24"/>
-          <w:u w:val="single" w:color="222222"/>
+          <w:u w:color="222222"/>
         </w:rPr>
         <w:t>Propertie</w:t>
       </w:r>
       <w:proofErr w:type="spellEnd"/>
       <w:r>
         <w:rPr>
-          <w:b/>
           <w:color w:val="222222"/>
           <w:spacing w:val="-2"/>
           <w:sz w:val="24"/>
           <w:szCs w:val="24"/>
-          <w:u w:val="single" w:color="222222"/>
+          <w:u w:color="222222"/>
           <w:lang w:val="en-DE"/>
         </w:rPr>
         <w:t xml:space="preserve">s </w:t>
@@ -3003,24 +2891,17 @@
         <w:tabs>
           <w:tab w:val="left" w:pos="1938"/>
         </w:tabs>
+        <w:jc w:val="center"/>
         <w:rPr>
           <w:sz w:val="5"/>
         </w:rPr>
       </w:pPr>
       <w:r>
         <w:rPr>
-          <w:b/>
-          <w:color w:val="222222"/>
-          <w:spacing w:val="-11"/>
-        </w:rPr>
-        <w:t xml:space="preserve"> </w:t>
-      </w:r>
-      <w:r>
-        <w:rPr>
           <w:noProof/>
         </w:rPr>
         <w:drawing>
-          <wp:anchor distT="0" distB="0" distL="114300" distR="114300" simplePos="0" relativeHeight="251661312" behindDoc="0" locked="0" layoutInCell="1" allowOverlap="1" wp14:anchorId="1B533E1E" wp14:editId="02F3BD40">
+          <wp:anchor distT="0" distB="0" distL="114300" distR="114300" simplePos="0" relativeHeight="251676160" behindDoc="0" locked="0" layoutInCell="1" allowOverlap="1" wp14:anchorId="1B533E1E" wp14:editId="02F3BD40">
             <wp:simplePos x="0" y="0"/>
             <wp:positionH relativeFrom="column">
               <wp:posOffset>685800</wp:posOffset>
@@ -3041,7 +2922,7 @@
                     <pic:cNvPicPr preferRelativeResize="0"/>
                   </pic:nvPicPr>
                   <pic:blipFill>
-                    <a:blip r:embed="rId14">
+                    <a:blip r:embed="rId16">
                       <a:extLst>
                         <a:ext uri="{28A0092B-C50C-407E-A947-70E740481C1C}">
                           <a14:useLocalDpi xmlns:a14="http://schemas.microsoft.com/office/drawing/2010/main" val="0"/>
@@ -3080,6 +2961,7 @@
       <w:pPr>
         <w:spacing w:before="88"/>
         <w:ind w:left="1416"/>
+        <w:jc w:val="center"/>
         <w:rPr>
           <w:rFonts w:ascii="Arial MT" w:hAnsi="Arial MT"/>
           <w:sz w:val="30"/>
@@ -3087,92 +2969,90 @@
       </w:pPr>
       <w:r>
         <w:rPr>
-          <w:b/>
-          <w:color w:val="222222"/>
-          <w:sz w:val="30"/>
-          <w:u w:val="single" w:color="222222"/>
-        </w:rPr>
-        <w:t>FR12</w:t>
-      </w:r>
-      <w:r>
-        <w:rPr>
-          <w:b/>
+          <w:color w:val="222222"/>
+          <w:sz w:val="30"/>
+          <w:u w:color="222222"/>
+        </w:rPr>
+        <w:t>CC_PRS_</w:t>
+      </w:r>
+      <w:r>
+        <w:rPr>
+          <w:color w:val="222222"/>
+          <w:sz w:val="30"/>
+          <w:u w:color="222222"/>
+        </w:rPr>
+        <w:t>12</w:t>
+      </w:r>
+      <w:r>
+        <w:rPr>
           <w:color w:val="222222"/>
           <w:spacing w:val="-10"/>
           <w:sz w:val="30"/>
-          <w:u w:val="single" w:color="222222"/>
-        </w:rPr>
-        <w:t xml:space="preserve"> </w:t>
-      </w:r>
-      <w:r>
-        <w:rPr>
-          <w:b/>
-          <w:color w:val="222222"/>
-          <w:sz w:val="30"/>
-          <w:u w:val="single" w:color="222222"/>
+          <w:u w:color="222222"/>
+        </w:rPr>
+        <w:t xml:space="preserve"> </w:t>
+      </w:r>
+      <w:r>
+        <w:rPr>
+          <w:color w:val="222222"/>
+          <w:sz w:val="30"/>
+          <w:u w:color="222222"/>
         </w:rPr>
         <w:t>–</w:t>
       </w:r>
       <w:r>
         <w:rPr>
-          <w:b/>
           <w:color w:val="222222"/>
           <w:spacing w:val="-12"/>
           <w:sz w:val="30"/>
-          <w:u w:val="single" w:color="222222"/>
-        </w:rPr>
-        <w:t xml:space="preserve"> </w:t>
-      </w:r>
-      <w:r>
-        <w:rPr>
-          <w:b/>
-          <w:color w:val="222222"/>
-          <w:sz w:val="30"/>
-          <w:u w:val="single" w:color="222222"/>
+          <w:u w:color="222222"/>
+        </w:rPr>
+        <w:t xml:space="preserve"> </w:t>
+      </w:r>
+      <w:r>
+        <w:rPr>
+          <w:color w:val="222222"/>
+          <w:sz w:val="30"/>
+          <w:u w:color="222222"/>
         </w:rPr>
         <w:t>Add</w:t>
       </w:r>
       <w:r>
         <w:rPr>
-          <w:b/>
           <w:color w:val="222222"/>
           <w:spacing w:val="-11"/>
           <w:sz w:val="30"/>
-          <w:u w:val="single" w:color="222222"/>
-        </w:rPr>
-        <w:t xml:space="preserve"> </w:t>
-      </w:r>
-      <w:r>
-        <w:rPr>
-          <w:b/>
-          <w:color w:val="222222"/>
-          <w:sz w:val="30"/>
-          <w:u w:val="single" w:color="222222"/>
+          <w:u w:color="222222"/>
+        </w:rPr>
+        <w:t xml:space="preserve"> </w:t>
+      </w:r>
+      <w:r>
+        <w:rPr>
+          <w:color w:val="222222"/>
+          <w:sz w:val="30"/>
+          <w:u w:color="222222"/>
         </w:rPr>
         <w:t>Property</w:t>
       </w:r>
       <w:r>
         <w:rPr>
-          <w:b/>
           <w:color w:val="222222"/>
           <w:spacing w:val="-11"/>
           <w:sz w:val="30"/>
-          <w:u w:val="single" w:color="222222"/>
-        </w:rPr>
-        <w:t xml:space="preserve"> </w:t>
-      </w:r>
-      <w:r>
-        <w:rPr>
-          <w:b/>
-          <w:color w:val="222222"/>
-          <w:sz w:val="30"/>
-          <w:u w:val="single" w:color="222222"/>
+          <w:u w:color="222222"/>
+        </w:rPr>
+        <w:t xml:space="preserve"> </w:t>
+      </w:r>
+      <w:r>
+        <w:rPr>
+          <w:color w:val="222222"/>
+          <w:sz w:val="30"/>
+          <w:u w:color="222222"/>
         </w:rPr>
         <w:t>Listing</w:t>
       </w:r>
       <w:r>
         <w:rPr>
-          <w:b/>
           <w:color w:val="222222"/>
           <w:spacing w:val="58"/>
           <w:sz w:val="30"/>
@@ -3246,6 +3126,7 @@
       <w:pPr>
         <w:pStyle w:val="BodyText"/>
         <w:spacing w:before="9"/>
+        <w:jc w:val="center"/>
         <w:rPr>
           <w:rFonts w:ascii="Arial MT"/>
           <w:b w:val="0"/>
@@ -3259,9 +3140,10 @@
           <w:b w:val="0"/>
           <w:noProof/>
           <w:sz w:val="5"/>
+          <w:u w:val="none"/>
         </w:rPr>
         <w:drawing>
-          <wp:anchor distT="0" distB="0" distL="0" distR="0" simplePos="0" relativeHeight="251653120" behindDoc="1" locked="0" layoutInCell="1" allowOverlap="1" wp14:anchorId="65B90435" wp14:editId="5BAFF67F">
+          <wp:anchor distT="0" distB="0" distL="0" distR="0" simplePos="0" relativeHeight="251624960" behindDoc="1" locked="0" layoutInCell="1" allowOverlap="1" wp14:anchorId="65B90435" wp14:editId="5BAFF67F">
             <wp:simplePos x="0" y="0"/>
             <wp:positionH relativeFrom="page">
               <wp:posOffset>1020444</wp:posOffset>
@@ -3284,7 +3166,7 @@
                     <pic:cNvPicPr/>
                   </pic:nvPicPr>
                   <pic:blipFill>
-                    <a:blip r:embed="rId15" cstate="print"/>
+                    <a:blip r:embed="rId17" cstate="print"/>
                     <a:stretch>
                       <a:fillRect/>
                     </a:stretch>
@@ -3309,11 +3191,11 @@
       <w:pPr>
         <w:spacing w:before="98"/>
         <w:ind w:left="1416"/>
-        <w:rPr>
-          <w:b/>
-          <w:color w:val="222222"/>
-          <w:sz w:val="30"/>
-          <w:u w:val="single" w:color="222222"/>
+        <w:jc w:val="center"/>
+        <w:rPr>
+          <w:color w:val="222222"/>
+          <w:sz w:val="30"/>
+          <w:u w:color="222222"/>
         </w:rPr>
       </w:pPr>
     </w:p>
@@ -3321,11 +3203,11 @@
       <w:pPr>
         <w:spacing w:before="98"/>
         <w:ind w:left="1416"/>
-        <w:rPr>
-          <w:b/>
-          <w:color w:val="222222"/>
-          <w:sz w:val="30"/>
-          <w:u w:val="single" w:color="222222"/>
+        <w:jc w:val="center"/>
+        <w:rPr>
+          <w:color w:val="222222"/>
+          <w:sz w:val="30"/>
+          <w:u w:color="222222"/>
         </w:rPr>
       </w:pPr>
     </w:p>
@@ -3333,11 +3215,11 @@
       <w:pPr>
         <w:spacing w:before="98"/>
         <w:ind w:left="1416"/>
-        <w:rPr>
-          <w:b/>
-          <w:color w:val="222222"/>
-          <w:sz w:val="30"/>
-          <w:u w:val="single" w:color="222222"/>
+        <w:jc w:val="center"/>
+        <w:rPr>
+          <w:color w:val="222222"/>
+          <w:sz w:val="30"/>
+          <w:u w:color="222222"/>
         </w:rPr>
       </w:pPr>
     </w:p>
@@ -3345,11 +3227,11 @@
       <w:pPr>
         <w:spacing w:before="98"/>
         <w:ind w:left="1416"/>
-        <w:rPr>
-          <w:b/>
-          <w:color w:val="222222"/>
-          <w:sz w:val="30"/>
-          <w:u w:val="single" w:color="222222"/>
+        <w:jc w:val="center"/>
+        <w:rPr>
+          <w:color w:val="222222"/>
+          <w:sz w:val="30"/>
+          <w:u w:color="222222"/>
         </w:rPr>
       </w:pPr>
     </w:p>
@@ -3357,21 +3239,21 @@
       <w:pPr>
         <w:spacing w:before="98"/>
         <w:ind w:left="1416"/>
-        <w:rPr>
-          <w:rFonts w:ascii="Arial MT"/>
-          <w:sz w:val="30"/>
-        </w:rPr>
-      </w:pPr>
-      <w:r>
-        <w:rPr>
-          <w:rFonts w:ascii="Arial MT"/>
-          <w:b/>
+        <w:jc w:val="center"/>
+        <w:rPr>
+          <w:rFonts w:ascii="Arial MT"/>
+          <w:sz w:val="30"/>
+        </w:rPr>
+      </w:pPr>
+      <w:r>
+        <w:rPr>
+          <w:rFonts w:ascii="Arial MT"/>
           <w:noProof/>
           <w:sz w:val="9"/>
         </w:rPr>
         <w:lastRenderedPageBreak/>
         <w:drawing>
-          <wp:anchor distT="0" distB="0" distL="0" distR="0" simplePos="0" relativeHeight="251657216" behindDoc="1" locked="0" layoutInCell="1" allowOverlap="1" wp14:anchorId="65B90437" wp14:editId="08905377">
+          <wp:anchor distT="0" distB="0" distL="0" distR="0" simplePos="0" relativeHeight="251650560" behindDoc="1" locked="0" layoutInCell="1" allowOverlap="1" wp14:anchorId="65B90437" wp14:editId="08905377">
             <wp:simplePos x="0" y="0"/>
             <wp:positionH relativeFrom="page">
               <wp:posOffset>900625</wp:posOffset>
@@ -3394,7 +3276,7 @@
                     <pic:cNvPicPr/>
                   </pic:nvPicPr>
                   <pic:blipFill>
-                    <a:blip r:embed="rId16" cstate="print"/>
+                    <a:blip r:embed="rId18" cstate="print"/>
                     <a:stretch>
                       <a:fillRect/>
                     </a:stretch>
@@ -3416,54 +3298,56 @@
       </w:r>
       <w:r>
         <w:rPr>
-          <w:b/>
-          <w:color w:val="222222"/>
-          <w:sz w:val="30"/>
-          <w:u w:val="single" w:color="222222"/>
-        </w:rPr>
-        <w:t>FR13-Upload</w:t>
-      </w:r>
-      <w:r>
-        <w:rPr>
-          <w:b/>
+          <w:color w:val="222222"/>
+          <w:sz w:val="30"/>
+          <w:u w:color="222222"/>
+        </w:rPr>
+        <w:t>CC_PRS_</w:t>
+      </w:r>
+      <w:r>
+        <w:rPr>
+          <w:color w:val="222222"/>
+          <w:sz w:val="30"/>
+          <w:u w:color="222222"/>
+        </w:rPr>
+        <w:t>13-Upload</w:t>
+      </w:r>
+      <w:r>
+        <w:rPr>
           <w:color w:val="222222"/>
           <w:spacing w:val="-20"/>
           <w:sz w:val="30"/>
-          <w:u w:val="single" w:color="222222"/>
-        </w:rPr>
-        <w:t xml:space="preserve"> </w:t>
-      </w:r>
-      <w:r>
-        <w:rPr>
-          <w:b/>
-          <w:color w:val="222222"/>
-          <w:sz w:val="30"/>
-          <w:u w:val="single" w:color="222222"/>
+          <w:u w:color="222222"/>
+        </w:rPr>
+        <w:t xml:space="preserve"> </w:t>
+      </w:r>
+      <w:r>
+        <w:rPr>
+          <w:color w:val="222222"/>
+          <w:sz w:val="30"/>
+          <w:u w:color="222222"/>
         </w:rPr>
         <w:t>Property</w:t>
       </w:r>
       <w:r>
         <w:rPr>
-          <w:b/>
           <w:color w:val="222222"/>
           <w:spacing w:val="-18"/>
           <w:sz w:val="30"/>
-          <w:u w:val="single" w:color="222222"/>
-        </w:rPr>
-        <w:t xml:space="preserve"> </w:t>
-      </w:r>
-      <w:r>
-        <w:rPr>
-          <w:b/>
-          <w:color w:val="222222"/>
-          <w:sz w:val="30"/>
-          <w:u w:val="single" w:color="222222"/>
+          <w:u w:color="222222"/>
+        </w:rPr>
+        <w:t xml:space="preserve"> </w:t>
+      </w:r>
+      <w:r>
+        <w:rPr>
+          <w:color w:val="222222"/>
+          <w:sz w:val="30"/>
+          <w:u w:color="222222"/>
         </w:rPr>
         <w:t>Images</w:t>
       </w:r>
       <w:r>
         <w:rPr>
-          <w:b/>
           <w:color w:val="222222"/>
           <w:spacing w:val="-19"/>
           <w:sz w:val="30"/>
@@ -3548,6 +3432,7 @@
       <w:pPr>
         <w:pStyle w:val="BodyText"/>
         <w:spacing w:before="4"/>
+        <w:jc w:val="center"/>
         <w:rPr>
           <w:rFonts w:ascii="Arial MT"/>
           <w:b w:val="0"/>
@@ -3560,101 +3445,98 @@
       <w:pPr>
         <w:spacing w:before="64"/>
         <w:ind w:left="1416"/>
-        <w:rPr>
-          <w:rFonts w:ascii="Arial MT"/>
-          <w:sz w:val="30"/>
-        </w:rPr>
-      </w:pPr>
-      <w:bookmarkStart w:id="0" w:name="_GoBack"/>
-      <w:bookmarkEnd w:id="0"/>
-      <w:r>
-        <w:rPr>
-          <w:b/>
-          <w:color w:val="222222"/>
-          <w:sz w:val="30"/>
-          <w:u w:val="single" w:color="222222"/>
-        </w:rPr>
-        <w:t>FR14</w:t>
-      </w:r>
-      <w:r>
-        <w:rPr>
-          <w:b/>
+        <w:jc w:val="center"/>
+        <w:rPr>
+          <w:rFonts w:ascii="Arial MT"/>
+          <w:sz w:val="30"/>
+        </w:rPr>
+      </w:pPr>
+      <w:r>
+        <w:rPr>
+          <w:color w:val="222222"/>
+          <w:sz w:val="30"/>
+          <w:u w:color="222222"/>
+        </w:rPr>
+        <w:t>CC_PRS_</w:t>
+      </w:r>
+      <w:r>
+        <w:rPr>
+          <w:color w:val="222222"/>
+          <w:sz w:val="30"/>
+          <w:u w:color="222222"/>
+        </w:rPr>
+        <w:t>14</w:t>
+      </w:r>
+      <w:r>
+        <w:rPr>
           <w:color w:val="222222"/>
           <w:spacing w:val="-9"/>
           <w:sz w:val="30"/>
-          <w:u w:val="single" w:color="222222"/>
-        </w:rPr>
-        <w:t xml:space="preserve"> </w:t>
-      </w:r>
-      <w:r>
-        <w:rPr>
-          <w:b/>
-          <w:color w:val="222222"/>
-          <w:sz w:val="30"/>
-          <w:u w:val="single" w:color="222222"/>
+          <w:u w:color="222222"/>
+        </w:rPr>
+        <w:t xml:space="preserve"> </w:t>
+      </w:r>
+      <w:r>
+        <w:rPr>
+          <w:color w:val="222222"/>
+          <w:sz w:val="30"/>
+          <w:u w:color="222222"/>
         </w:rPr>
         <w:t>-</w:t>
       </w:r>
       <w:r>
         <w:rPr>
-          <w:b/>
           <w:color w:val="222222"/>
           <w:spacing w:val="-10"/>
           <w:sz w:val="30"/>
-          <w:u w:val="single" w:color="222222"/>
-        </w:rPr>
-        <w:t xml:space="preserve"> </w:t>
-      </w:r>
-      <w:r>
-        <w:rPr>
-          <w:b/>
-          <w:color w:val="222222"/>
-          <w:sz w:val="30"/>
-          <w:u w:val="single" w:color="222222"/>
+          <w:u w:color="222222"/>
+        </w:rPr>
+        <w:t xml:space="preserve"> </w:t>
+      </w:r>
+      <w:r>
+        <w:rPr>
+          <w:color w:val="222222"/>
+          <w:sz w:val="30"/>
+          <w:u w:color="222222"/>
         </w:rPr>
         <w:t>Edit</w:t>
       </w:r>
       <w:r>
         <w:rPr>
-          <w:b/>
           <w:color w:val="222222"/>
           <w:spacing w:val="-11"/>
           <w:sz w:val="30"/>
-          <w:u w:val="single" w:color="222222"/>
-        </w:rPr>
-        <w:t xml:space="preserve"> </w:t>
-      </w:r>
-      <w:r>
-        <w:rPr>
-          <w:b/>
-          <w:color w:val="222222"/>
-          <w:sz w:val="30"/>
-          <w:u w:val="single" w:color="222222"/>
+          <w:u w:color="222222"/>
+        </w:rPr>
+        <w:t xml:space="preserve"> </w:t>
+      </w:r>
+      <w:r>
+        <w:rPr>
+          <w:color w:val="222222"/>
+          <w:sz w:val="30"/>
+          <w:u w:color="222222"/>
         </w:rPr>
         <w:t>Property</w:t>
       </w:r>
       <w:r>
         <w:rPr>
-          <w:b/>
           <w:color w:val="222222"/>
           <w:spacing w:val="-10"/>
           <w:sz w:val="30"/>
-          <w:u w:val="single" w:color="222222"/>
-        </w:rPr>
-        <w:t xml:space="preserve"> </w:t>
-      </w:r>
-      <w:r>
-        <w:rPr>
-          <w:b/>
-          <w:color w:val="222222"/>
-          <w:sz w:val="30"/>
-          <w:u w:val="single" w:color="222222"/>
+          <w:u w:color="222222"/>
+        </w:rPr>
+        <w:t xml:space="preserve"> </w:t>
+      </w:r>
+      <w:r>
+        <w:rPr>
+          <w:color w:val="222222"/>
+          <w:sz w:val="30"/>
+          <w:u w:color="222222"/>
         </w:rPr>
         <w:t>Listing</w:t>
       </w:r>
       <w:r>
         <w:rPr>
-          <w:b/>
           <w:color w:val="222222"/>
           <w:spacing w:val="57"/>
           <w:sz w:val="30"/>
@@ -3739,6 +3621,7 @@
       <w:pPr>
         <w:pStyle w:val="BodyText"/>
         <w:spacing w:before="9"/>
+        <w:jc w:val="center"/>
         <w:rPr>
           <w:rFonts w:ascii="Arial MT"/>
           <w:b w:val="0"/>
@@ -3752,9 +3635,10 @@
           <w:b w:val="0"/>
           <w:noProof/>
           <w:sz w:val="7"/>
+          <w:u w:val="none"/>
         </w:rPr>
         <w:drawing>
-          <wp:anchor distT="0" distB="0" distL="0" distR="0" simplePos="0" relativeHeight="251655168" behindDoc="1" locked="0" layoutInCell="1" allowOverlap="1" wp14:anchorId="65B90439" wp14:editId="23DEA0DF">
+          <wp:anchor distT="0" distB="0" distL="0" distR="0" simplePos="0" relativeHeight="251635200" behindDoc="1" locked="0" layoutInCell="1" allowOverlap="1" wp14:anchorId="65B90439" wp14:editId="23DEA0DF">
             <wp:simplePos x="0" y="0"/>
             <wp:positionH relativeFrom="page">
               <wp:posOffset>918844</wp:posOffset>
@@ -3777,7 +3661,7 @@
                     <pic:cNvPicPr/>
                   </pic:nvPicPr>
                   <pic:blipFill>
-                    <a:blip r:embed="rId17" cstate="print"/>
+                    <a:blip r:embed="rId19" cstate="print"/>
                     <a:stretch>
                       <a:fillRect/>
                     </a:stretch>
@@ -3802,99 +3686,98 @@
       <w:pPr>
         <w:spacing w:before="150"/>
         <w:ind w:left="1416"/>
-        <w:rPr>
-          <w:rFonts w:ascii="Arial MT"/>
-          <w:sz w:val="30"/>
-        </w:rPr>
-      </w:pPr>
-      <w:r>
-        <w:rPr>
-          <w:b/>
-          <w:color w:val="222222"/>
-          <w:sz w:val="30"/>
-          <w:u w:val="single" w:color="222222"/>
-        </w:rPr>
-        <w:t>FR15</w:t>
-      </w:r>
-      <w:r>
-        <w:rPr>
-          <w:b/>
+        <w:jc w:val="center"/>
+        <w:rPr>
+          <w:rFonts w:ascii="Arial MT"/>
+          <w:sz w:val="30"/>
+        </w:rPr>
+      </w:pPr>
+      <w:r>
+        <w:rPr>
+          <w:color w:val="222222"/>
+          <w:sz w:val="30"/>
+          <w:u w:color="222222"/>
+        </w:rPr>
+        <w:t>CC_PRS_</w:t>
+      </w:r>
+      <w:r>
+        <w:rPr>
+          <w:color w:val="222222"/>
+          <w:sz w:val="30"/>
+          <w:u w:color="222222"/>
+        </w:rPr>
+        <w:t>15</w:t>
+      </w:r>
+      <w:r>
+        <w:rPr>
           <w:color w:val="222222"/>
           <w:spacing w:val="-10"/>
           <w:sz w:val="30"/>
-          <w:u w:val="single" w:color="222222"/>
-        </w:rPr>
-        <w:t xml:space="preserve"> </w:t>
-      </w:r>
-      <w:r>
-        <w:rPr>
-          <w:b/>
-          <w:color w:val="222222"/>
-          <w:sz w:val="30"/>
-          <w:u w:val="single" w:color="222222"/>
+          <w:u w:color="222222"/>
+        </w:rPr>
+        <w:t xml:space="preserve"> </w:t>
+      </w:r>
+      <w:r>
+        <w:rPr>
+          <w:color w:val="222222"/>
+          <w:sz w:val="30"/>
+          <w:u w:color="222222"/>
         </w:rPr>
         <w:t>-</w:t>
       </w:r>
       <w:r>
         <w:rPr>
-          <w:b/>
           <w:color w:val="222222"/>
           <w:spacing w:val="-11"/>
           <w:sz w:val="30"/>
-          <w:u w:val="single" w:color="222222"/>
-        </w:rPr>
-        <w:t xml:space="preserve"> </w:t>
-      </w:r>
-      <w:r>
-        <w:rPr>
-          <w:b/>
-          <w:color w:val="222222"/>
-          <w:sz w:val="30"/>
-          <w:u w:val="single" w:color="222222"/>
+          <w:u w:color="222222"/>
+        </w:rPr>
+        <w:t xml:space="preserve"> </w:t>
+      </w:r>
+      <w:r>
+        <w:rPr>
+          <w:color w:val="222222"/>
+          <w:sz w:val="30"/>
+          <w:u w:color="222222"/>
         </w:rPr>
         <w:t>Delete</w:t>
       </w:r>
       <w:r>
         <w:rPr>
-          <w:b/>
           <w:color w:val="222222"/>
           <w:spacing w:val="-12"/>
           <w:sz w:val="30"/>
-          <w:u w:val="single" w:color="222222"/>
-        </w:rPr>
-        <w:t xml:space="preserve"> </w:t>
-      </w:r>
-      <w:r>
-        <w:rPr>
-          <w:b/>
-          <w:color w:val="222222"/>
-          <w:sz w:val="30"/>
-          <w:u w:val="single" w:color="222222"/>
+          <w:u w:color="222222"/>
+        </w:rPr>
+        <w:t xml:space="preserve"> </w:t>
+      </w:r>
+      <w:r>
+        <w:rPr>
+          <w:color w:val="222222"/>
+          <w:sz w:val="30"/>
+          <w:u w:color="222222"/>
         </w:rPr>
         <w:t>Property</w:t>
       </w:r>
       <w:r>
         <w:rPr>
-          <w:b/>
           <w:color w:val="222222"/>
           <w:spacing w:val="-10"/>
           <w:sz w:val="30"/>
-          <w:u w:val="single" w:color="222222"/>
-        </w:rPr>
-        <w:t xml:space="preserve"> </w:t>
-      </w:r>
-      <w:r>
-        <w:rPr>
-          <w:b/>
-          <w:color w:val="222222"/>
-          <w:sz w:val="30"/>
-          <w:u w:val="single" w:color="222222"/>
+          <w:u w:color="222222"/>
+        </w:rPr>
+        <w:t xml:space="preserve"> </w:t>
+      </w:r>
+      <w:r>
+        <w:rPr>
+          <w:color w:val="222222"/>
+          <w:sz w:val="30"/>
+          <w:u w:color="222222"/>
         </w:rPr>
         <w:t>Listing</w:t>
       </w:r>
       <w:r>
         <w:rPr>
-          <w:b/>
           <w:color w:val="222222"/>
           <w:spacing w:val="59"/>
           <w:sz w:val="30"/>
@@ -3979,6 +3862,7 @@
       <w:pPr>
         <w:pStyle w:val="BodyText"/>
         <w:spacing w:before="2"/>
+        <w:jc w:val="center"/>
         <w:rPr>
           <w:rFonts w:ascii="Arial MT"/>
           <w:b w:val="0"/>
@@ -3992,9 +3876,10 @@
           <w:b w:val="0"/>
           <w:noProof/>
           <w:sz w:val="9"/>
+          <w:u w:val="none"/>
         </w:rPr>
         <w:drawing>
-          <wp:anchor distT="0" distB="0" distL="0" distR="0" simplePos="0" relativeHeight="251656192" behindDoc="1" locked="0" layoutInCell="1" allowOverlap="1" wp14:anchorId="65B9043B" wp14:editId="2ECE5E09">
+          <wp:anchor distT="0" distB="0" distL="0" distR="0" simplePos="0" relativeHeight="251645440" behindDoc="1" locked="0" layoutInCell="1" allowOverlap="1" wp14:anchorId="65B9043B" wp14:editId="2ECE5E09">
             <wp:simplePos x="0" y="0"/>
             <wp:positionH relativeFrom="page">
               <wp:posOffset>918844</wp:posOffset>
@@ -4017,7 +3902,7 @@
                     <pic:cNvPicPr/>
                   </pic:nvPicPr>
                   <pic:blipFill>
-                    <a:blip r:embed="rId18" cstate="print"/>
+                    <a:blip r:embed="rId20" cstate="print"/>
                     <a:stretch>
                       <a:fillRect/>
                     </a:stretch>
@@ -4042,99 +3927,98 @@
       <w:pPr>
         <w:spacing w:before="137"/>
         <w:ind w:left="1416"/>
-        <w:rPr>
-          <w:rFonts w:ascii="Arial MT"/>
-          <w:sz w:val="30"/>
-        </w:rPr>
-      </w:pPr>
-      <w:r>
-        <w:rPr>
-          <w:b/>
-          <w:color w:val="222222"/>
-          <w:sz w:val="30"/>
-          <w:u w:val="single" w:color="222222"/>
-        </w:rPr>
-        <w:t>FR16</w:t>
-      </w:r>
-      <w:r>
-        <w:rPr>
-          <w:b/>
+        <w:jc w:val="center"/>
+        <w:rPr>
+          <w:rFonts w:ascii="Arial MT"/>
+          <w:sz w:val="30"/>
+        </w:rPr>
+      </w:pPr>
+      <w:r>
+        <w:rPr>
+          <w:color w:val="222222"/>
+          <w:sz w:val="30"/>
+          <w:u w:color="222222"/>
+        </w:rPr>
+        <w:t>CC_PRS_</w:t>
+      </w:r>
+      <w:r>
+        <w:rPr>
+          <w:color w:val="222222"/>
+          <w:sz w:val="30"/>
+          <w:u w:color="222222"/>
+        </w:rPr>
+        <w:t>16</w:t>
+      </w:r>
+      <w:r>
+        <w:rPr>
           <w:color w:val="222222"/>
           <w:spacing w:val="-10"/>
           <w:sz w:val="30"/>
-          <w:u w:val="single" w:color="222222"/>
-        </w:rPr>
-        <w:t xml:space="preserve"> </w:t>
-      </w:r>
-      <w:r>
-        <w:rPr>
-          <w:b/>
-          <w:color w:val="222222"/>
-          <w:sz w:val="30"/>
-          <w:u w:val="single" w:color="222222"/>
+          <w:u w:color="222222"/>
+        </w:rPr>
+        <w:t xml:space="preserve"> </w:t>
+      </w:r>
+      <w:r>
+        <w:rPr>
+          <w:color w:val="222222"/>
+          <w:sz w:val="30"/>
+          <w:u w:color="222222"/>
         </w:rPr>
         <w:t>-</w:t>
       </w:r>
       <w:r>
         <w:rPr>
-          <w:b/>
           <w:color w:val="222222"/>
           <w:spacing w:val="-17"/>
           <w:sz w:val="30"/>
-          <w:u w:val="single" w:color="222222"/>
-        </w:rPr>
-        <w:t xml:space="preserve"> </w:t>
-      </w:r>
-      <w:r>
-        <w:rPr>
-          <w:b/>
-          <w:color w:val="222222"/>
-          <w:sz w:val="30"/>
-          <w:u w:val="single" w:color="222222"/>
+          <w:u w:color="222222"/>
+        </w:rPr>
+        <w:t xml:space="preserve"> </w:t>
+      </w:r>
+      <w:r>
+        <w:rPr>
+          <w:color w:val="222222"/>
+          <w:sz w:val="30"/>
+          <w:u w:color="222222"/>
         </w:rPr>
         <w:t>View</w:t>
       </w:r>
       <w:r>
         <w:rPr>
-          <w:b/>
           <w:color w:val="222222"/>
           <w:spacing w:val="-13"/>
           <w:sz w:val="30"/>
-          <w:u w:val="single" w:color="222222"/>
-        </w:rPr>
-        <w:t xml:space="preserve"> </w:t>
-      </w:r>
-      <w:r>
-        <w:rPr>
-          <w:b/>
-          <w:color w:val="222222"/>
-          <w:sz w:val="30"/>
-          <w:u w:val="single" w:color="222222"/>
+          <w:u w:color="222222"/>
+        </w:rPr>
+        <w:t xml:space="preserve"> </w:t>
+      </w:r>
+      <w:r>
+        <w:rPr>
+          <w:color w:val="222222"/>
+          <w:sz w:val="30"/>
+          <w:u w:color="222222"/>
         </w:rPr>
         <w:t>Rental</w:t>
       </w:r>
       <w:r>
         <w:rPr>
-          <w:b/>
           <w:color w:val="222222"/>
           <w:spacing w:val="-9"/>
           <w:sz w:val="30"/>
-          <w:u w:val="single" w:color="222222"/>
-        </w:rPr>
-        <w:t xml:space="preserve"> </w:t>
-      </w:r>
-      <w:r>
-        <w:rPr>
-          <w:b/>
-          <w:color w:val="222222"/>
-          <w:sz w:val="30"/>
-          <w:u w:val="single" w:color="222222"/>
+          <w:u w:color="222222"/>
+        </w:rPr>
+        <w:t xml:space="preserve"> </w:t>
+      </w:r>
+      <w:r>
+        <w:rPr>
+          <w:color w:val="222222"/>
+          <w:sz w:val="30"/>
+          <w:u w:color="222222"/>
         </w:rPr>
         <w:t>Requests</w:t>
       </w:r>
       <w:r>
         <w:rPr>
-          <w:b/>
           <w:color w:val="222222"/>
           <w:spacing w:val="54"/>
           <w:sz w:val="30"/>
@@ -4219,6 +4103,7 @@
       <w:pPr>
         <w:pStyle w:val="BodyText"/>
         <w:spacing w:before="3"/>
+        <w:jc w:val="center"/>
         <w:rPr>
           <w:rFonts w:ascii="Arial MT"/>
           <w:b w:val="0"/>
@@ -4232,9 +4117,10 @@
           <w:b w:val="0"/>
           <w:noProof/>
           <w:sz w:val="9"/>
+          <w:u w:val="none"/>
         </w:rPr>
         <w:drawing>
-          <wp:anchor distT="0" distB="0" distL="0" distR="0" simplePos="0" relativeHeight="251657216" behindDoc="1" locked="0" layoutInCell="1" allowOverlap="1" wp14:anchorId="65B9043D" wp14:editId="3DFA3CA3">
+          <wp:anchor distT="0" distB="0" distL="0" distR="0" simplePos="0" relativeHeight="251655680" behindDoc="1" locked="0" layoutInCell="1" allowOverlap="1" wp14:anchorId="65B9043D" wp14:editId="3DFA3CA3">
             <wp:simplePos x="0" y="0"/>
             <wp:positionH relativeFrom="page">
               <wp:posOffset>918844</wp:posOffset>
@@ -4257,7 +4143,7 @@
                     <pic:cNvPicPr/>
                   </pic:nvPicPr>
                   <pic:blipFill>
-                    <a:blip r:embed="rId19" cstate="print"/>
+                    <a:blip r:embed="rId21" cstate="print"/>
                     <a:stretch>
                       <a:fillRect/>
                     </a:stretch>
@@ -4281,10 +4167,12 @@
     <w:p>
       <w:pPr>
         <w:pStyle w:val="BodyText"/>
+        <w:jc w:val="center"/>
         <w:rPr>
           <w:rFonts w:ascii="Arial MT"/>
           <w:b w:val="0"/>
           <w:sz w:val="9"/>
+          <w:u w:val="none"/>
         </w:rPr>
         <w:sectPr>
           <w:pgSz w:w="11920" w:h="16840"/>
@@ -4297,138 +4185,133 @@
       <w:pPr>
         <w:spacing w:before="64"/>
         <w:ind w:left="1416"/>
-        <w:rPr>
-          <w:rFonts w:ascii="Arial MT"/>
-          <w:sz w:val="30"/>
-        </w:rPr>
-      </w:pPr>
-      <w:r>
-        <w:rPr>
-          <w:b/>
-          <w:color w:val="222222"/>
-          <w:sz w:val="30"/>
-          <w:u w:val="single" w:color="222222"/>
+        <w:jc w:val="center"/>
+        <w:rPr>
+          <w:rFonts w:ascii="Arial MT"/>
+          <w:sz w:val="30"/>
+        </w:rPr>
+      </w:pPr>
+      <w:r>
+        <w:rPr>
+          <w:color w:val="222222"/>
+          <w:sz w:val="30"/>
+          <w:u w:color="222222"/>
         </w:rPr>
         <w:lastRenderedPageBreak/>
-        <w:t>FR17</w:t>
-      </w:r>
-      <w:r>
-        <w:rPr>
-          <w:b/>
+        <w:t>CC_PRS_</w:t>
+      </w:r>
+      <w:r>
+        <w:rPr>
+          <w:color w:val="222222"/>
+          <w:sz w:val="30"/>
+          <w:u w:color="222222"/>
+        </w:rPr>
+        <w:t>17</w:t>
+      </w:r>
+      <w:r>
+        <w:rPr>
           <w:color w:val="222222"/>
           <w:spacing w:val="-9"/>
           <w:sz w:val="30"/>
-          <w:u w:val="single" w:color="222222"/>
-        </w:rPr>
-        <w:t xml:space="preserve"> </w:t>
-      </w:r>
-      <w:r>
-        <w:rPr>
-          <w:b/>
-          <w:color w:val="222222"/>
-          <w:sz w:val="30"/>
-          <w:u w:val="single" w:color="222222"/>
+          <w:u w:color="222222"/>
+        </w:rPr>
+        <w:t xml:space="preserve"> </w:t>
+      </w:r>
+      <w:r>
+        <w:rPr>
+          <w:color w:val="222222"/>
+          <w:sz w:val="30"/>
+          <w:u w:color="222222"/>
         </w:rPr>
         <w:t>-</w:t>
       </w:r>
       <w:r>
         <w:rPr>
-          <w:b/>
           <w:color w:val="222222"/>
           <w:spacing w:val="-11"/>
           <w:sz w:val="30"/>
-          <w:u w:val="single" w:color="222222"/>
-        </w:rPr>
-        <w:t xml:space="preserve"> </w:t>
-      </w:r>
-      <w:r>
-        <w:rPr>
-          <w:b/>
-          <w:color w:val="222222"/>
-          <w:sz w:val="30"/>
-          <w:u w:val="single" w:color="222222"/>
+          <w:u w:color="222222"/>
+        </w:rPr>
+        <w:t xml:space="preserve"> </w:t>
+      </w:r>
+      <w:r>
+        <w:rPr>
+          <w:color w:val="222222"/>
+          <w:sz w:val="30"/>
+          <w:u w:color="222222"/>
         </w:rPr>
         <w:t>Accept</w:t>
       </w:r>
       <w:r>
         <w:rPr>
-          <w:b/>
           <w:color w:val="222222"/>
           <w:spacing w:val="-11"/>
           <w:sz w:val="30"/>
-          <w:u w:val="single" w:color="222222"/>
-        </w:rPr>
-        <w:t xml:space="preserve"> </w:t>
-      </w:r>
-      <w:r>
-        <w:rPr>
-          <w:b/>
-          <w:color w:val="222222"/>
-          <w:sz w:val="30"/>
-          <w:u w:val="single" w:color="222222"/>
+          <w:u w:color="222222"/>
+        </w:rPr>
+        <w:t xml:space="preserve"> </w:t>
+      </w:r>
+      <w:r>
+        <w:rPr>
+          <w:color w:val="222222"/>
+          <w:sz w:val="30"/>
+          <w:u w:color="222222"/>
         </w:rPr>
         <w:t>or</w:t>
       </w:r>
       <w:r>
         <w:rPr>
-          <w:b/>
           <w:color w:val="222222"/>
           <w:spacing w:val="-10"/>
           <w:sz w:val="30"/>
-          <w:u w:val="single" w:color="222222"/>
-        </w:rPr>
-        <w:t xml:space="preserve"> </w:t>
-      </w:r>
-      <w:r>
-        <w:rPr>
-          <w:b/>
-          <w:color w:val="222222"/>
-          <w:sz w:val="30"/>
-          <w:u w:val="single" w:color="222222"/>
+          <w:u w:color="222222"/>
+        </w:rPr>
+        <w:t xml:space="preserve"> </w:t>
+      </w:r>
+      <w:r>
+        <w:rPr>
+          <w:color w:val="222222"/>
+          <w:sz w:val="30"/>
+          <w:u w:color="222222"/>
         </w:rPr>
         <w:t>Reject</w:t>
       </w:r>
       <w:r>
         <w:rPr>
-          <w:b/>
           <w:color w:val="222222"/>
           <w:spacing w:val="-7"/>
           <w:sz w:val="30"/>
-          <w:u w:val="single" w:color="222222"/>
-        </w:rPr>
-        <w:t xml:space="preserve"> </w:t>
-      </w:r>
-      <w:r>
-        <w:rPr>
-          <w:b/>
-          <w:color w:val="222222"/>
-          <w:sz w:val="30"/>
-          <w:u w:val="single" w:color="222222"/>
+          <w:u w:color="222222"/>
+        </w:rPr>
+        <w:t xml:space="preserve"> </w:t>
+      </w:r>
+      <w:r>
+        <w:rPr>
+          <w:color w:val="222222"/>
+          <w:sz w:val="30"/>
+          <w:u w:color="222222"/>
         </w:rPr>
         <w:t>Rental</w:t>
       </w:r>
       <w:r>
         <w:rPr>
-          <w:b/>
           <w:color w:val="222222"/>
           <w:spacing w:val="-8"/>
           <w:sz w:val="30"/>
-          <w:u w:val="single" w:color="222222"/>
-        </w:rPr>
-        <w:t xml:space="preserve"> </w:t>
-      </w:r>
-      <w:r>
-        <w:rPr>
-          <w:b/>
-          <w:color w:val="222222"/>
-          <w:sz w:val="30"/>
-          <w:u w:val="single" w:color="222222"/>
+          <w:u w:color="222222"/>
+        </w:rPr>
+        <w:t xml:space="preserve"> </w:t>
+      </w:r>
+      <w:r>
+        <w:rPr>
+          <w:color w:val="222222"/>
+          <w:sz w:val="30"/>
+          <w:u w:color="222222"/>
         </w:rPr>
         <w:t>Request</w:t>
       </w:r>
       <w:r>
         <w:rPr>
-          <w:b/>
           <w:color w:val="222222"/>
           <w:spacing w:val="58"/>
           <w:sz w:val="30"/>
@@ -4513,6 +4396,7 @@
       <w:pPr>
         <w:pStyle w:val="BodyText"/>
         <w:spacing w:before="9"/>
+        <w:jc w:val="center"/>
         <w:rPr>
           <w:rFonts w:ascii="Arial MT"/>
           <w:b w:val="0"/>
@@ -4526,9 +4410,10 @@
           <w:b w:val="0"/>
           <w:noProof/>
           <w:sz w:val="7"/>
+          <w:u w:val="none"/>
         </w:rPr>
         <w:drawing>
-          <wp:anchor distT="0" distB="0" distL="0" distR="0" simplePos="0" relativeHeight="251658240" behindDoc="1" locked="0" layoutInCell="1" allowOverlap="1" wp14:anchorId="65B9043F" wp14:editId="43F509FD">
+          <wp:anchor distT="0" distB="0" distL="0" distR="0" simplePos="0" relativeHeight="251660800" behindDoc="1" locked="0" layoutInCell="1" allowOverlap="1" wp14:anchorId="65B9043F" wp14:editId="43F509FD">
             <wp:simplePos x="0" y="0"/>
             <wp:positionH relativeFrom="page">
               <wp:posOffset>918844</wp:posOffset>
@@ -4551,7 +4436,7 @@
                     <pic:cNvPicPr/>
                   </pic:nvPicPr>
                   <pic:blipFill>
-                    <a:blip r:embed="rId20" cstate="print"/>
+                    <a:blip r:embed="rId22" cstate="print"/>
                     <a:stretch>
                       <a:fillRect/>
                     </a:stretch>
@@ -4576,120 +4461,117 @@
       <w:pPr>
         <w:spacing w:before="72"/>
         <w:ind w:left="1416"/>
-        <w:rPr>
-          <w:rFonts w:ascii="Arial MT"/>
-          <w:sz w:val="30"/>
-        </w:rPr>
-      </w:pPr>
-      <w:r>
-        <w:rPr>
-          <w:b/>
-          <w:color w:val="222222"/>
-          <w:sz w:val="30"/>
-          <w:u w:val="single" w:color="222222"/>
-        </w:rPr>
-        <w:t>FR18</w:t>
-      </w:r>
-      <w:r>
-        <w:rPr>
-          <w:b/>
+        <w:jc w:val="center"/>
+        <w:rPr>
+          <w:rFonts w:ascii="Arial MT"/>
+          <w:sz w:val="30"/>
+        </w:rPr>
+      </w:pPr>
+      <w:r>
+        <w:rPr>
+          <w:color w:val="222222"/>
+          <w:sz w:val="30"/>
+          <w:u w:color="222222"/>
+        </w:rPr>
+        <w:t>CC_PRS_</w:t>
+      </w:r>
+      <w:r>
+        <w:rPr>
+          <w:color w:val="222222"/>
+          <w:sz w:val="30"/>
+          <w:u w:color="222222"/>
+        </w:rPr>
+        <w:t>18</w:t>
+      </w:r>
+      <w:r>
+        <w:rPr>
           <w:color w:val="222222"/>
           <w:spacing w:val="-13"/>
           <w:sz w:val="30"/>
-          <w:u w:val="single" w:color="222222"/>
-        </w:rPr>
-        <w:t xml:space="preserve"> </w:t>
-      </w:r>
-      <w:r>
-        <w:rPr>
-          <w:b/>
-          <w:color w:val="222222"/>
-          <w:sz w:val="30"/>
-          <w:u w:val="single" w:color="222222"/>
+          <w:u w:color="222222"/>
+        </w:rPr>
+        <w:t xml:space="preserve"> </w:t>
+      </w:r>
+      <w:r>
+        <w:rPr>
+          <w:color w:val="222222"/>
+          <w:sz w:val="30"/>
+          <w:u w:color="222222"/>
         </w:rPr>
         <w:t>-</w:t>
       </w:r>
       <w:r>
         <w:rPr>
-          <w:b/>
           <w:color w:val="222222"/>
           <w:spacing w:val="-14"/>
           <w:sz w:val="30"/>
-          <w:u w:val="single" w:color="222222"/>
-        </w:rPr>
-        <w:t xml:space="preserve"> </w:t>
-      </w:r>
-      <w:r>
-        <w:rPr>
-          <w:b/>
-          <w:color w:val="222222"/>
-          <w:sz w:val="30"/>
-          <w:u w:val="single" w:color="222222"/>
+          <w:u w:color="222222"/>
+        </w:rPr>
+        <w:t xml:space="preserve"> </w:t>
+      </w:r>
+      <w:r>
+        <w:rPr>
+          <w:color w:val="222222"/>
+          <w:sz w:val="30"/>
+          <w:u w:color="222222"/>
         </w:rPr>
         <w:t>Send</w:t>
       </w:r>
       <w:r>
         <w:rPr>
-          <w:b/>
           <w:color w:val="222222"/>
           <w:spacing w:val="-17"/>
           <w:sz w:val="30"/>
-          <w:u w:val="single" w:color="222222"/>
-        </w:rPr>
-        <w:t xml:space="preserve"> </w:t>
-      </w:r>
-      <w:r>
-        <w:rPr>
-          <w:b/>
-          <w:color w:val="222222"/>
-          <w:sz w:val="30"/>
-          <w:u w:val="single" w:color="222222"/>
+          <w:u w:color="222222"/>
+        </w:rPr>
+        <w:t xml:space="preserve"> </w:t>
+      </w:r>
+      <w:r>
+        <w:rPr>
+          <w:color w:val="222222"/>
+          <w:sz w:val="30"/>
+          <w:u w:color="222222"/>
         </w:rPr>
         <w:t>Message</w:t>
       </w:r>
       <w:r>
         <w:rPr>
-          <w:b/>
           <w:color w:val="222222"/>
           <w:spacing w:val="-14"/>
           <w:sz w:val="30"/>
-          <w:u w:val="single" w:color="222222"/>
+          <w:u w:color="222222"/>
         </w:rPr>
         <w:t xml:space="preserve"> </w:t>
       </w:r>
       <w:proofErr w:type="gramStart"/>
       <w:r>
         <w:rPr>
-          <w:b/>
-          <w:color w:val="222222"/>
-          <w:sz w:val="30"/>
-          <w:u w:val="single" w:color="222222"/>
+          <w:color w:val="222222"/>
+          <w:sz w:val="30"/>
+          <w:u w:color="222222"/>
         </w:rPr>
         <w:t>To</w:t>
       </w:r>
       <w:proofErr w:type="gramEnd"/>
       <w:r>
         <w:rPr>
-          <w:b/>
           <w:color w:val="222222"/>
           <w:spacing w:val="-12"/>
           <w:sz w:val="30"/>
-          <w:u w:val="single" w:color="222222"/>
-        </w:rPr>
-        <w:t xml:space="preserve"> </w:t>
-      </w:r>
-      <w:r>
-        <w:rPr>
-          <w:b/>
-          <w:color w:val="222222"/>
-          <w:sz w:val="30"/>
-          <w:u w:val="single" w:color="222222"/>
+          <w:u w:color="222222"/>
+        </w:rPr>
+        <w:t xml:space="preserve"> </w:t>
+      </w:r>
+      <w:r>
+        <w:rPr>
+          <w:color w:val="222222"/>
+          <w:sz w:val="30"/>
+          <w:u w:color="222222"/>
         </w:rPr>
         <w:t>Tenant</w:t>
       </w:r>
       <w:r>
         <w:rPr>
-          <w:b/>
           <w:color w:val="222222"/>
           <w:spacing w:val="59"/>
           <w:sz w:val="30"/>
@@ -4774,6 +4656,7 @@
       <w:pPr>
         <w:pStyle w:val="BodyText"/>
         <w:spacing w:before="10"/>
+        <w:jc w:val="center"/>
         <w:rPr>
           <w:rFonts w:ascii="Arial MT"/>
           <w:b w:val="0"/>
@@ -4787,9 +4670,10 @@
           <w:b w:val="0"/>
           <w:noProof/>
           <w:sz w:val="8"/>
+          <w:u w:val="none"/>
         </w:rPr>
         <w:drawing>
-          <wp:anchor distT="0" distB="0" distL="0" distR="0" simplePos="0" relativeHeight="251659264" behindDoc="1" locked="0" layoutInCell="1" allowOverlap="1" wp14:anchorId="65B90441" wp14:editId="2A8D0168">
+          <wp:anchor distT="0" distB="0" distL="0" distR="0" simplePos="0" relativeHeight="251665920" behindDoc="1" locked="0" layoutInCell="1" allowOverlap="1" wp14:anchorId="65B90441" wp14:editId="2A8D0168">
             <wp:simplePos x="0" y="0"/>
             <wp:positionH relativeFrom="page">
               <wp:posOffset>918844</wp:posOffset>
@@ -4812,7 +4696,7 @@
                     <pic:cNvPicPr/>
                   </pic:nvPicPr>
                   <pic:blipFill>
-                    <a:blip r:embed="rId21" cstate="print"/>
+                    <a:blip r:embed="rId23" cstate="print"/>
                     <a:stretch>
                       <a:fillRect/>
                     </a:stretch>
@@ -4837,6 +4721,7 @@
       <w:pPr>
         <w:pStyle w:val="BodyText"/>
         <w:spacing w:before="167"/>
+        <w:jc w:val="center"/>
         <w:rPr>
           <w:rFonts w:ascii="Arial MT"/>
           <w:b w:val="0"/>
@@ -4848,99 +4733,98 @@
     <w:p>
       <w:pPr>
         <w:ind w:left="1416"/>
-        <w:rPr>
-          <w:rFonts w:ascii="Arial MT"/>
-          <w:sz w:val="30"/>
-        </w:rPr>
-      </w:pPr>
-      <w:r>
-        <w:rPr>
-          <w:b/>
-          <w:color w:val="222222"/>
-          <w:sz w:val="30"/>
-          <w:u w:val="single" w:color="222222"/>
-        </w:rPr>
-        <w:t>FR19</w:t>
-      </w:r>
-      <w:r>
-        <w:rPr>
-          <w:b/>
+        <w:jc w:val="center"/>
+        <w:rPr>
+          <w:rFonts w:ascii="Arial MT"/>
+          <w:sz w:val="30"/>
+        </w:rPr>
+      </w:pPr>
+      <w:r>
+        <w:rPr>
+          <w:color w:val="222222"/>
+          <w:sz w:val="30"/>
+          <w:u w:color="222222"/>
+        </w:rPr>
+        <w:t>CC_PRS_</w:t>
+      </w:r>
+      <w:r>
+        <w:rPr>
+          <w:color w:val="222222"/>
+          <w:sz w:val="30"/>
+          <w:u w:color="222222"/>
+        </w:rPr>
+        <w:t>19</w:t>
+      </w:r>
+      <w:r>
+        <w:rPr>
           <w:color w:val="222222"/>
           <w:spacing w:val="-12"/>
           <w:sz w:val="30"/>
-          <w:u w:val="single" w:color="222222"/>
-        </w:rPr>
-        <w:t xml:space="preserve"> </w:t>
-      </w:r>
-      <w:r>
-        <w:rPr>
-          <w:b/>
-          <w:color w:val="222222"/>
-          <w:sz w:val="30"/>
-          <w:u w:val="single" w:color="222222"/>
+          <w:u w:color="222222"/>
+        </w:rPr>
+        <w:t xml:space="preserve"> </w:t>
+      </w:r>
+      <w:r>
+        <w:rPr>
+          <w:color w:val="222222"/>
+          <w:sz w:val="30"/>
+          <w:u w:color="222222"/>
         </w:rPr>
         <w:t>-</w:t>
       </w:r>
       <w:r>
         <w:rPr>
-          <w:b/>
           <w:color w:val="222222"/>
           <w:spacing w:val="-18"/>
           <w:sz w:val="30"/>
-          <w:u w:val="single" w:color="222222"/>
-        </w:rPr>
-        <w:t xml:space="preserve"> </w:t>
-      </w:r>
-      <w:r>
-        <w:rPr>
-          <w:b/>
-          <w:color w:val="222222"/>
-          <w:sz w:val="30"/>
-          <w:u w:val="single" w:color="222222"/>
+          <w:u w:color="222222"/>
+        </w:rPr>
+        <w:t xml:space="preserve"> </w:t>
+      </w:r>
+      <w:r>
+        <w:rPr>
+          <w:color w:val="222222"/>
+          <w:sz w:val="30"/>
+          <w:u w:color="222222"/>
         </w:rPr>
         <w:t>View</w:t>
       </w:r>
       <w:r>
         <w:rPr>
-          <w:b/>
           <w:color w:val="222222"/>
           <w:spacing w:val="-13"/>
           <w:sz w:val="30"/>
-          <w:u w:val="single" w:color="222222"/>
-        </w:rPr>
-        <w:t xml:space="preserve"> </w:t>
-      </w:r>
-      <w:r>
-        <w:rPr>
-          <w:b/>
-          <w:color w:val="222222"/>
-          <w:sz w:val="30"/>
-          <w:u w:val="single" w:color="222222"/>
+          <w:u w:color="222222"/>
+        </w:rPr>
+        <w:t xml:space="preserve"> </w:t>
+      </w:r>
+      <w:r>
+        <w:rPr>
+          <w:color w:val="222222"/>
+          <w:sz w:val="30"/>
+          <w:u w:color="222222"/>
         </w:rPr>
         <w:t>Booking</w:t>
       </w:r>
       <w:r>
         <w:rPr>
-          <w:b/>
           <w:color w:val="222222"/>
           <w:spacing w:val="-15"/>
           <w:sz w:val="30"/>
-          <w:u w:val="single" w:color="222222"/>
-        </w:rPr>
-        <w:t xml:space="preserve"> </w:t>
-      </w:r>
-      <w:r>
-        <w:rPr>
-          <w:b/>
-          <w:color w:val="222222"/>
-          <w:sz w:val="30"/>
-          <w:u w:val="single" w:color="222222"/>
+          <w:u w:color="222222"/>
+        </w:rPr>
+        <w:t xml:space="preserve"> </w:t>
+      </w:r>
+      <w:r>
+        <w:rPr>
+          <w:color w:val="222222"/>
+          <w:sz w:val="30"/>
+          <w:u w:color="222222"/>
         </w:rPr>
         <w:t>History</w:t>
       </w:r>
       <w:r>
         <w:rPr>
-          <w:b/>
           <w:color w:val="222222"/>
           <w:spacing w:val="52"/>
           <w:sz w:val="30"/>
@@ -5010,6 +4894,7 @@
       <w:pPr>
         <w:pStyle w:val="BodyText"/>
         <w:spacing w:before="106"/>
+        <w:jc w:val="center"/>
         <w:rPr>
           <w:rFonts w:ascii="Arial MT"/>
           <w:b w:val="0"/>
@@ -5023,9 +4908,10 @@
           <w:b w:val="0"/>
           <w:noProof/>
           <w:sz w:val="20"/>
+          <w:u w:val="none"/>
         </w:rPr>
         <w:drawing>
-          <wp:anchor distT="0" distB="0" distL="0" distR="0" simplePos="0" relativeHeight="251660288" behindDoc="1" locked="0" layoutInCell="1" allowOverlap="1" wp14:anchorId="65B90443" wp14:editId="7E7BCC18">
+          <wp:anchor distT="0" distB="0" distL="0" distR="0" simplePos="0" relativeHeight="251671040" behindDoc="1" locked="0" layoutInCell="1" allowOverlap="1" wp14:anchorId="65B90443" wp14:editId="7E7BCC18">
             <wp:simplePos x="0" y="0"/>
             <wp:positionH relativeFrom="page">
               <wp:posOffset>1044575</wp:posOffset>
@@ -5048,7 +4934,7 @@
                     <pic:cNvPicPr/>
                   </pic:nvPicPr>
                   <pic:blipFill>
-                    <a:blip r:embed="rId22" cstate="print"/>
+                    <a:blip r:embed="rId24" cstate="print"/>
                     <a:stretch>
                       <a:fillRect/>
                     </a:stretch>
@@ -5072,10 +4958,12 @@
     <w:p>
       <w:pPr>
         <w:pStyle w:val="BodyText"/>
+        <w:jc w:val="center"/>
         <w:rPr>
           <w:rFonts w:ascii="Arial MT"/>
           <w:b w:val="0"/>
           <w:sz w:val="20"/>
+          <w:u w:val="none"/>
         </w:rPr>
         <w:sectPr>
           <w:pgSz w:w="11920" w:h="16840"/>
@@ -5088,157 +4976,150 @@
       <w:pPr>
         <w:spacing w:before="64"/>
         <w:ind w:left="830"/>
-        <w:rPr>
-          <w:rFonts w:ascii="Arial MT"/>
-          <w:sz w:val="30"/>
-        </w:rPr>
-      </w:pPr>
-      <w:r>
-        <w:rPr>
-          <w:b/>
-          <w:color w:val="222222"/>
-          <w:sz w:val="30"/>
-          <w:u w:val="single" w:color="222222"/>
+        <w:jc w:val="center"/>
+        <w:rPr>
+          <w:rFonts w:ascii="Arial MT"/>
+          <w:sz w:val="30"/>
+        </w:rPr>
+      </w:pPr>
+      <w:r>
+        <w:rPr>
+          <w:color w:val="222222"/>
+          <w:sz w:val="30"/>
+          <w:u w:color="222222"/>
         </w:rPr>
         <w:lastRenderedPageBreak/>
-        <w:t>FR20</w:t>
-      </w:r>
-      <w:r>
-        <w:rPr>
-          <w:b/>
+        <w:t>CC_PRS_</w:t>
+      </w:r>
+      <w:r>
+        <w:rPr>
+          <w:color w:val="222222"/>
+          <w:sz w:val="30"/>
+          <w:u w:color="222222"/>
+        </w:rPr>
+        <w:t>20</w:t>
+      </w:r>
+      <w:r>
+        <w:rPr>
           <w:color w:val="222222"/>
           <w:spacing w:val="-8"/>
           <w:sz w:val="30"/>
-          <w:u w:val="single" w:color="222222"/>
-        </w:rPr>
-        <w:t xml:space="preserve"> </w:t>
-      </w:r>
-      <w:r>
-        <w:rPr>
-          <w:b/>
-          <w:color w:val="222222"/>
-          <w:sz w:val="30"/>
-          <w:u w:val="single" w:color="222222"/>
+          <w:u w:color="222222"/>
+        </w:rPr>
+        <w:t xml:space="preserve"> </w:t>
+      </w:r>
+      <w:r>
+        <w:rPr>
+          <w:color w:val="222222"/>
+          <w:sz w:val="30"/>
+          <w:u w:color="222222"/>
         </w:rPr>
         <w:t>-</w:t>
       </w:r>
       <w:r>
         <w:rPr>
-          <w:b/>
           <w:color w:val="222222"/>
           <w:spacing w:val="-15"/>
           <w:sz w:val="30"/>
-          <w:u w:val="single" w:color="222222"/>
-        </w:rPr>
-        <w:t xml:space="preserve"> </w:t>
-      </w:r>
-      <w:r>
-        <w:rPr>
-          <w:b/>
-          <w:color w:val="222222"/>
-          <w:sz w:val="30"/>
-          <w:u w:val="single" w:color="222222"/>
+          <w:u w:color="222222"/>
+        </w:rPr>
+        <w:t xml:space="preserve"> </w:t>
+      </w:r>
+      <w:r>
+        <w:rPr>
+          <w:color w:val="222222"/>
+          <w:sz w:val="30"/>
+          <w:u w:color="222222"/>
         </w:rPr>
         <w:t>Mark</w:t>
       </w:r>
       <w:r>
         <w:rPr>
-          <w:b/>
           <w:color w:val="222222"/>
           <w:spacing w:val="-12"/>
           <w:sz w:val="30"/>
-          <w:u w:val="single" w:color="222222"/>
-        </w:rPr>
-        <w:t xml:space="preserve"> </w:t>
-      </w:r>
-      <w:r>
-        <w:rPr>
-          <w:b/>
-          <w:color w:val="222222"/>
-          <w:sz w:val="30"/>
-          <w:u w:val="single" w:color="222222"/>
+          <w:u w:color="222222"/>
+        </w:rPr>
+        <w:t xml:space="preserve"> </w:t>
+      </w:r>
+      <w:r>
+        <w:rPr>
+          <w:color w:val="222222"/>
+          <w:sz w:val="30"/>
+          <w:u w:color="222222"/>
         </w:rPr>
         <w:t>Property</w:t>
       </w:r>
       <w:r>
         <w:rPr>
-          <w:b/>
           <w:color w:val="222222"/>
           <w:spacing w:val="-11"/>
           <w:sz w:val="30"/>
-          <w:u w:val="single" w:color="222222"/>
-        </w:rPr>
-        <w:t xml:space="preserve"> </w:t>
-      </w:r>
-      <w:r>
-        <w:rPr>
-          <w:b/>
-          <w:color w:val="222222"/>
-          <w:sz w:val="30"/>
-          <w:u w:val="single" w:color="222222"/>
+          <w:u w:color="222222"/>
+        </w:rPr>
+        <w:t xml:space="preserve"> </w:t>
+      </w:r>
+      <w:r>
+        <w:rPr>
+          <w:color w:val="222222"/>
+          <w:sz w:val="30"/>
+          <w:u w:color="222222"/>
         </w:rPr>
         <w:t>as</w:t>
       </w:r>
       <w:r>
         <w:rPr>
-          <w:b/>
           <w:color w:val="222222"/>
           <w:spacing w:val="-8"/>
           <w:sz w:val="30"/>
-          <w:u w:val="single" w:color="222222"/>
-        </w:rPr>
-        <w:t xml:space="preserve"> </w:t>
-      </w:r>
-      <w:r>
-        <w:rPr>
-          <w:b/>
-          <w:color w:val="222222"/>
-          <w:sz w:val="30"/>
-          <w:u w:val="single" w:color="222222"/>
+          <w:u w:color="222222"/>
+        </w:rPr>
+        <w:t xml:space="preserve"> </w:t>
+      </w:r>
+      <w:r>
+        <w:rPr>
+          <w:color w:val="222222"/>
+          <w:sz w:val="30"/>
+          <w:u w:color="222222"/>
         </w:rPr>
         <w:t>Unavailable</w:t>
       </w:r>
       <w:r>
         <w:rPr>
-          <w:b/>
           <w:color w:val="222222"/>
           <w:spacing w:val="-8"/>
           <w:sz w:val="30"/>
-          <w:u w:val="single" w:color="222222"/>
-        </w:rPr>
-        <w:t xml:space="preserve"> </w:t>
-      </w:r>
-      <w:r>
-        <w:rPr>
-          <w:b/>
-          <w:color w:val="222222"/>
-          <w:sz w:val="30"/>
-          <w:u w:val="single" w:color="222222"/>
+          <w:u w:color="222222"/>
+        </w:rPr>
+        <w:t xml:space="preserve"> </w:t>
+      </w:r>
+      <w:r>
+        <w:rPr>
+          <w:color w:val="222222"/>
+          <w:sz w:val="30"/>
+          <w:u w:color="222222"/>
         </w:rPr>
         <w:t>or</w:t>
       </w:r>
       <w:r>
         <w:rPr>
-          <w:b/>
           <w:color w:val="222222"/>
           <w:spacing w:val="-7"/>
           <w:sz w:val="30"/>
-          <w:u w:val="single" w:color="222222"/>
-        </w:rPr>
-        <w:t xml:space="preserve"> </w:t>
-      </w:r>
-      <w:r>
-        <w:rPr>
-          <w:b/>
-          <w:color w:val="222222"/>
-          <w:sz w:val="30"/>
-          <w:u w:val="single" w:color="222222"/>
+          <w:u w:color="222222"/>
+        </w:rPr>
+        <w:t xml:space="preserve"> </w:t>
+      </w:r>
+      <w:r>
+        <w:rPr>
+          <w:color w:val="222222"/>
+          <w:sz w:val="30"/>
+          <w:u w:color="222222"/>
         </w:rPr>
         <w:t>Rented</w:t>
       </w:r>
       <w:r>
         <w:rPr>
-          <w:b/>
           <w:color w:val="222222"/>
           <w:spacing w:val="54"/>
           <w:sz w:val="30"/>
@@ -5307,6 +5188,7 @@
     <w:p>
       <w:pPr>
         <w:pStyle w:val="BodyText"/>
+        <w:jc w:val="center"/>
         <w:rPr>
           <w:rFonts w:ascii="Arial MT"/>
           <w:b w:val="0"/>
@@ -5319,6 +5201,7 @@
       <w:pPr>
         <w:pStyle w:val="BodyText"/>
         <w:spacing w:before="13"/>
+        <w:jc w:val="center"/>
         <w:rPr>
           <w:rFonts w:ascii="Arial MT"/>
           <w:b w:val="0"/>
@@ -5332,9 +5215,10 @@
           <w:b w:val="0"/>
           <w:noProof/>
           <w:sz w:val="20"/>
+          <w:u w:val="none"/>
         </w:rPr>
         <w:drawing>
-          <wp:anchor distT="0" distB="0" distL="0" distR="0" simplePos="0" relativeHeight="251661312" behindDoc="1" locked="0" layoutInCell="1" allowOverlap="1" wp14:anchorId="65B90445" wp14:editId="6E51A256">
+          <wp:anchor distT="0" distB="0" distL="0" distR="0" simplePos="0" relativeHeight="251681280" behindDoc="1" locked="0" layoutInCell="1" allowOverlap="1" wp14:anchorId="65B90445" wp14:editId="6E51A256">
             <wp:simplePos x="0" y="0"/>
             <wp:positionH relativeFrom="page">
               <wp:posOffset>959485</wp:posOffset>
@@ -5357,7 +5241,7 @@
                     <pic:cNvPicPr/>
                   </pic:nvPicPr>
                   <pic:blipFill>
-                    <a:blip r:embed="rId23" cstate="print"/>
+                    <a:blip r:embed="rId25" cstate="print"/>
                     <a:stretch>
                       <a:fillRect/>
                     </a:stretch>
@@ -5382,6 +5266,7 @@
       <w:pPr>
         <w:pStyle w:val="BodyText"/>
         <w:spacing w:before="325"/>
+        <w:jc w:val="center"/>
         <w:rPr>
           <w:rFonts w:ascii="Arial MT"/>
           <w:b w:val="0"/>
@@ -5393,99 +5278,98 @@
     <w:p>
       <w:pPr>
         <w:ind w:left="1416"/>
-        <w:rPr>
-          <w:rFonts w:ascii="Arial MT"/>
-          <w:sz w:val="30"/>
-        </w:rPr>
-      </w:pPr>
-      <w:r>
-        <w:rPr>
-          <w:b/>
-          <w:color w:val="222222"/>
-          <w:sz w:val="30"/>
-          <w:u w:val="single" w:color="222222"/>
-        </w:rPr>
-        <w:t>FR21</w:t>
-      </w:r>
-      <w:r>
-        <w:rPr>
-          <w:b/>
+        <w:jc w:val="center"/>
+        <w:rPr>
+          <w:rFonts w:ascii="Arial MT"/>
+          <w:sz w:val="30"/>
+        </w:rPr>
+      </w:pPr>
+      <w:r>
+        <w:rPr>
+          <w:color w:val="222222"/>
+          <w:sz w:val="30"/>
+          <w:u w:color="222222"/>
+        </w:rPr>
+        <w:t>CC_PRS_</w:t>
+      </w:r>
+      <w:r>
+        <w:rPr>
+          <w:color w:val="222222"/>
+          <w:sz w:val="30"/>
+          <w:u w:color="222222"/>
+        </w:rPr>
+        <w:t>21</w:t>
+      </w:r>
+      <w:r>
+        <w:rPr>
           <w:color w:val="222222"/>
           <w:spacing w:val="-12"/>
           <w:sz w:val="30"/>
-          <w:u w:val="single" w:color="222222"/>
-        </w:rPr>
-        <w:t xml:space="preserve"> </w:t>
-      </w:r>
-      <w:r>
-        <w:rPr>
-          <w:b/>
-          <w:color w:val="222222"/>
-          <w:sz w:val="30"/>
-          <w:u w:val="single" w:color="222222"/>
+          <w:u w:color="222222"/>
+        </w:rPr>
+        <w:t xml:space="preserve"> </w:t>
+      </w:r>
+      <w:r>
+        <w:rPr>
+          <w:color w:val="222222"/>
+          <w:sz w:val="30"/>
+          <w:u w:color="222222"/>
         </w:rPr>
         <w:t>-</w:t>
       </w:r>
       <w:r>
         <w:rPr>
-          <w:b/>
           <w:color w:val="222222"/>
           <w:spacing w:val="-14"/>
           <w:sz w:val="30"/>
-          <w:u w:val="single" w:color="222222"/>
-        </w:rPr>
-        <w:t xml:space="preserve"> </w:t>
-      </w:r>
-      <w:r>
-        <w:rPr>
-          <w:b/>
-          <w:color w:val="222222"/>
-          <w:sz w:val="30"/>
-          <w:u w:val="single" w:color="222222"/>
+          <w:u w:color="222222"/>
+        </w:rPr>
+        <w:t xml:space="preserve"> </w:t>
+      </w:r>
+      <w:r>
+        <w:rPr>
+          <w:color w:val="222222"/>
+          <w:sz w:val="30"/>
+          <w:u w:color="222222"/>
         </w:rPr>
         <w:t>Edit</w:t>
       </w:r>
       <w:r>
         <w:rPr>
-          <w:b/>
           <w:color w:val="222222"/>
           <w:spacing w:val="-11"/>
           <w:sz w:val="30"/>
-          <w:u w:val="single" w:color="222222"/>
-        </w:rPr>
-        <w:t xml:space="preserve"> </w:t>
-      </w:r>
-      <w:r>
-        <w:rPr>
-          <w:b/>
-          <w:color w:val="222222"/>
-          <w:sz w:val="30"/>
-          <w:u w:val="single" w:color="222222"/>
+          <w:u w:color="222222"/>
+        </w:rPr>
+        <w:t xml:space="preserve"> </w:t>
+      </w:r>
+      <w:r>
+        <w:rPr>
+          <w:color w:val="222222"/>
+          <w:sz w:val="30"/>
+          <w:u w:color="222222"/>
         </w:rPr>
         <w:t>User</w:t>
       </w:r>
       <w:r>
         <w:rPr>
-          <w:b/>
           <w:color w:val="222222"/>
           <w:spacing w:val="-12"/>
           <w:sz w:val="30"/>
-          <w:u w:val="single" w:color="222222"/>
-        </w:rPr>
-        <w:t xml:space="preserve"> </w:t>
-      </w:r>
-      <w:r>
-        <w:rPr>
-          <w:b/>
-          <w:color w:val="222222"/>
-          <w:sz w:val="30"/>
-          <w:u w:val="single" w:color="222222"/>
+          <w:u w:color="222222"/>
+        </w:rPr>
+        <w:t xml:space="preserve"> </w:t>
+      </w:r>
+      <w:r>
+        <w:rPr>
+          <w:color w:val="222222"/>
+          <w:sz w:val="30"/>
+          <w:u w:color="222222"/>
         </w:rPr>
         <w:t>Accounts</w:t>
       </w:r>
       <w:r>
         <w:rPr>
-          <w:b/>
           <w:color w:val="222222"/>
           <w:spacing w:val="56"/>
           <w:sz w:val="30"/>
@@ -5555,6 +5439,7 @@
       <w:pPr>
         <w:pStyle w:val="BodyText"/>
         <w:spacing w:before="158"/>
+        <w:jc w:val="center"/>
         <w:rPr>
           <w:rFonts w:ascii="Arial MT"/>
           <w:b w:val="0"/>
@@ -5568,9 +5453,10 @@
           <w:b w:val="0"/>
           <w:noProof/>
           <w:sz w:val="20"/>
+          <w:u w:val="none"/>
         </w:rPr>
         <w:drawing>
-          <wp:anchor distT="0" distB="0" distL="0" distR="0" simplePos="0" relativeHeight="251662336" behindDoc="1" locked="0" layoutInCell="1" allowOverlap="1" wp14:anchorId="65B90447" wp14:editId="4CCDB38E">
+          <wp:anchor distT="0" distB="0" distL="0" distR="0" simplePos="0" relativeHeight="251686400" behindDoc="1" locked="0" layoutInCell="1" allowOverlap="1" wp14:anchorId="65B90447" wp14:editId="4CCDB38E">
             <wp:simplePos x="0" y="0"/>
             <wp:positionH relativeFrom="page">
               <wp:posOffset>1440814</wp:posOffset>
@@ -5593,7 +5479,7 @@
                     <pic:cNvPicPr/>
                   </pic:nvPicPr>
                   <pic:blipFill>
-                    <a:blip r:embed="rId24" cstate="print"/>
+                    <a:blip r:embed="rId26" cstate="print"/>
                     <a:stretch>
                       <a:fillRect/>
                     </a:stretch>
@@ -5617,6 +5503,7 @@
     <w:p>
       <w:pPr>
         <w:pStyle w:val="BodyText"/>
+        <w:jc w:val="center"/>
         <w:rPr>
           <w:rFonts w:ascii="Arial MT"/>
           <w:b w:val="0"/>
@@ -5629,6 +5516,7 @@
       <w:pPr>
         <w:pStyle w:val="BodyText"/>
         <w:spacing w:before="80"/>
+        <w:jc w:val="center"/>
         <w:rPr>
           <w:rFonts w:ascii="Arial MT"/>
           <w:b w:val="0"/>
@@ -5640,99 +5528,98 @@
     <w:p>
       <w:pPr>
         <w:ind w:left="1416"/>
-        <w:rPr>
-          <w:rFonts w:ascii="Arial MT"/>
-          <w:sz w:val="30"/>
-        </w:rPr>
-      </w:pPr>
-      <w:r>
-        <w:rPr>
-          <w:b/>
-          <w:color w:val="222222"/>
-          <w:sz w:val="30"/>
-          <w:u w:val="single" w:color="222222"/>
-        </w:rPr>
-        <w:t>FR22</w:t>
-      </w:r>
-      <w:r>
-        <w:rPr>
-          <w:b/>
+        <w:jc w:val="center"/>
+        <w:rPr>
+          <w:rFonts w:ascii="Arial MT"/>
+          <w:sz w:val="30"/>
+        </w:rPr>
+      </w:pPr>
+      <w:r>
+        <w:rPr>
+          <w:color w:val="222222"/>
+          <w:sz w:val="30"/>
+          <w:u w:color="222222"/>
+        </w:rPr>
+        <w:t>CC_PRS_</w:t>
+      </w:r>
+      <w:r>
+        <w:rPr>
+          <w:color w:val="222222"/>
+          <w:sz w:val="30"/>
+          <w:u w:color="222222"/>
+        </w:rPr>
+        <w:t>22</w:t>
+      </w:r>
+      <w:r>
+        <w:rPr>
           <w:color w:val="222222"/>
           <w:spacing w:val="-12"/>
           <w:sz w:val="30"/>
-          <w:u w:val="single" w:color="222222"/>
-        </w:rPr>
-        <w:t xml:space="preserve"> </w:t>
-      </w:r>
-      <w:r>
-        <w:rPr>
-          <w:b/>
-          <w:color w:val="222222"/>
-          <w:sz w:val="30"/>
-          <w:u w:val="single" w:color="222222"/>
+          <w:u w:color="222222"/>
+        </w:rPr>
+        <w:t xml:space="preserve"> </w:t>
+      </w:r>
+      <w:r>
+        <w:rPr>
+          <w:color w:val="222222"/>
+          <w:sz w:val="30"/>
+          <w:u w:color="222222"/>
         </w:rPr>
         <w:t>-</w:t>
       </w:r>
       <w:r>
         <w:rPr>
-          <w:b/>
           <w:color w:val="222222"/>
           <w:spacing w:val="-14"/>
           <w:sz w:val="30"/>
-          <w:u w:val="single" w:color="222222"/>
-        </w:rPr>
-        <w:t xml:space="preserve"> </w:t>
-      </w:r>
-      <w:r>
-        <w:rPr>
-          <w:b/>
-          <w:color w:val="222222"/>
-          <w:sz w:val="30"/>
-          <w:u w:val="single" w:color="222222"/>
+          <w:u w:color="222222"/>
+        </w:rPr>
+        <w:t xml:space="preserve"> </w:t>
+      </w:r>
+      <w:r>
+        <w:rPr>
+          <w:color w:val="222222"/>
+          <w:sz w:val="30"/>
+          <w:u w:color="222222"/>
         </w:rPr>
         <w:t>Delete</w:t>
       </w:r>
       <w:r>
         <w:rPr>
-          <w:b/>
           <w:color w:val="222222"/>
           <w:spacing w:val="-14"/>
           <w:sz w:val="30"/>
-          <w:u w:val="single" w:color="222222"/>
-        </w:rPr>
-        <w:t xml:space="preserve"> </w:t>
-      </w:r>
-      <w:r>
-        <w:rPr>
-          <w:b/>
-          <w:color w:val="222222"/>
-          <w:sz w:val="30"/>
-          <w:u w:val="single" w:color="222222"/>
+          <w:u w:color="222222"/>
+        </w:rPr>
+        <w:t xml:space="preserve"> </w:t>
+      </w:r>
+      <w:r>
+        <w:rPr>
+          <w:color w:val="222222"/>
+          <w:sz w:val="30"/>
+          <w:u w:color="222222"/>
         </w:rPr>
         <w:t>User</w:t>
       </w:r>
       <w:r>
         <w:rPr>
-          <w:b/>
           <w:color w:val="222222"/>
           <w:spacing w:val="-11"/>
           <w:sz w:val="30"/>
-          <w:u w:val="single" w:color="222222"/>
-        </w:rPr>
-        <w:t xml:space="preserve"> </w:t>
-      </w:r>
-      <w:r>
-        <w:rPr>
-          <w:b/>
-          <w:color w:val="222222"/>
-          <w:sz w:val="30"/>
-          <w:u w:val="single" w:color="222222"/>
+          <w:u w:color="222222"/>
+        </w:rPr>
+        <w:t xml:space="preserve"> </w:t>
+      </w:r>
+      <w:r>
+        <w:rPr>
+          <w:color w:val="222222"/>
+          <w:sz w:val="30"/>
+          <w:u w:color="222222"/>
         </w:rPr>
         <w:t>Accounts</w:t>
       </w:r>
       <w:r>
         <w:rPr>
-          <w:b/>
           <w:color w:val="222222"/>
           <w:spacing w:val="52"/>
           <w:sz w:val="30"/>
@@ -5802,6 +5689,7 @@
       <w:pPr>
         <w:pStyle w:val="BodyText"/>
         <w:spacing w:before="210"/>
+        <w:jc w:val="center"/>
         <w:rPr>
           <w:rFonts w:ascii="Arial MT"/>
           <w:b w:val="0"/>
@@ -5815,9 +5703,10 @@
           <w:b w:val="0"/>
           <w:noProof/>
           <w:sz w:val="20"/>
+          <w:u w:val="none"/>
         </w:rPr>
         <w:drawing>
-          <wp:anchor distT="0" distB="0" distL="0" distR="0" simplePos="0" relativeHeight="251663360" behindDoc="1" locked="0" layoutInCell="1" allowOverlap="1" wp14:anchorId="65B90449" wp14:editId="0A6E213C">
+          <wp:anchor distT="0" distB="0" distL="0" distR="0" simplePos="0" relativeHeight="251691520" behindDoc="1" locked="0" layoutInCell="1" allowOverlap="1" wp14:anchorId="65B90449" wp14:editId="0A6E213C">
             <wp:simplePos x="0" y="0"/>
             <wp:positionH relativeFrom="page">
               <wp:posOffset>1268094</wp:posOffset>
@@ -5840,7 +5729,7 @@
                     <pic:cNvPicPr/>
                   </pic:nvPicPr>
                   <pic:blipFill>
-                    <a:blip r:embed="rId25" cstate="print"/>
+                    <a:blip r:embed="rId27" cstate="print"/>
                     <a:stretch>
                       <a:fillRect/>
                     </a:stretch>
@@ -5864,6 +5753,7 @@
     <w:p>
       <w:pPr>
         <w:pStyle w:val="BodyText"/>
+        <w:jc w:val="center"/>
         <w:rPr>
           <w:rFonts w:ascii="Arial MT"/>
           <w:b w:val="0"/>
@@ -5876,6 +5766,7 @@
       <w:pPr>
         <w:pStyle w:val="BodyText"/>
         <w:spacing w:before="27"/>
+        <w:jc w:val="center"/>
         <w:rPr>
           <w:rFonts w:ascii="Arial MT"/>
           <w:b w:val="0"/>
@@ -5895,92 +5786,90 @@
       </w:pPr>
       <w:r>
         <w:rPr>
-          <w:b/>
-          <w:color w:val="222222"/>
-          <w:sz w:val="30"/>
-          <w:u w:val="single" w:color="222222"/>
-        </w:rPr>
-        <w:t>FR23</w:t>
-      </w:r>
-      <w:r>
-        <w:rPr>
-          <w:b/>
+          <w:color w:val="222222"/>
+          <w:sz w:val="30"/>
+          <w:u w:color="222222"/>
+        </w:rPr>
+        <w:t>CC_PRS_</w:t>
+      </w:r>
+      <w:r>
+        <w:rPr>
+          <w:color w:val="222222"/>
+          <w:sz w:val="30"/>
+          <w:u w:color="222222"/>
+        </w:rPr>
+        <w:t>23</w:t>
+      </w:r>
+      <w:r>
+        <w:rPr>
           <w:color w:val="222222"/>
           <w:spacing w:val="-15"/>
           <w:sz w:val="30"/>
-          <w:u w:val="single" w:color="222222"/>
-        </w:rPr>
-        <w:t xml:space="preserve"> </w:t>
-      </w:r>
-      <w:r>
-        <w:rPr>
-          <w:b/>
-          <w:color w:val="222222"/>
-          <w:sz w:val="30"/>
-          <w:u w:val="single" w:color="222222"/>
+          <w:u w:color="222222"/>
+        </w:rPr>
+        <w:t xml:space="preserve"> </w:t>
+      </w:r>
+      <w:r>
+        <w:rPr>
+          <w:color w:val="222222"/>
+          <w:sz w:val="30"/>
+          <w:u w:color="222222"/>
         </w:rPr>
         <w:t>-</w:t>
       </w:r>
       <w:r>
         <w:rPr>
-          <w:b/>
           <w:color w:val="222222"/>
           <w:spacing w:val="-21"/>
           <w:sz w:val="30"/>
-          <w:u w:val="single" w:color="222222"/>
-        </w:rPr>
-        <w:t xml:space="preserve"> </w:t>
-      </w:r>
-      <w:r>
-        <w:rPr>
-          <w:b/>
-          <w:color w:val="222222"/>
-          <w:sz w:val="30"/>
-          <w:u w:val="single" w:color="222222"/>
+          <w:u w:color="222222"/>
+        </w:rPr>
+        <w:t xml:space="preserve"> </w:t>
+      </w:r>
+      <w:r>
+        <w:rPr>
+          <w:color w:val="222222"/>
+          <w:sz w:val="30"/>
+          <w:u w:color="222222"/>
         </w:rPr>
         <w:t>Monitor</w:t>
       </w:r>
       <w:r>
         <w:rPr>
-          <w:b/>
           <w:color w:val="222222"/>
           <w:spacing w:val="-12"/>
           <w:sz w:val="30"/>
-          <w:u w:val="single" w:color="222222"/>
-        </w:rPr>
-        <w:t xml:space="preserve"> </w:t>
-      </w:r>
-      <w:r>
-        <w:rPr>
-          <w:b/>
-          <w:color w:val="222222"/>
-          <w:sz w:val="30"/>
-          <w:u w:val="single" w:color="222222"/>
+          <w:u w:color="222222"/>
+        </w:rPr>
+        <w:t xml:space="preserve"> </w:t>
+      </w:r>
+      <w:r>
+        <w:rPr>
+          <w:color w:val="222222"/>
+          <w:sz w:val="30"/>
+          <w:u w:color="222222"/>
         </w:rPr>
         <w:t>Rental</w:t>
       </w:r>
       <w:r>
         <w:rPr>
-          <w:b/>
           <w:color w:val="222222"/>
           <w:spacing w:val="-14"/>
           <w:sz w:val="30"/>
-          <w:u w:val="single" w:color="222222"/>
-        </w:rPr>
-        <w:t xml:space="preserve"> </w:t>
-      </w:r>
-      <w:r>
-        <w:rPr>
-          <w:b/>
-          <w:color w:val="222222"/>
-          <w:sz w:val="30"/>
-          <w:u w:val="single" w:color="222222"/>
+          <w:u w:color="222222"/>
+        </w:rPr>
+        <w:t xml:space="preserve"> </w:t>
+      </w:r>
+      <w:r>
+        <w:rPr>
+          <w:color w:val="222222"/>
+          <w:sz w:val="30"/>
+          <w:u w:color="222222"/>
         </w:rPr>
         <w:t>Transactions</w:t>
       </w:r>
       <w:r>
         <w:rPr>
-          <w:b/>
           <w:color w:val="222222"/>
           <w:spacing w:val="51"/>
           <w:sz w:val="30"/>
@@ -6049,6 +5938,7 @@
     <w:p>
       <w:pPr>
         <w:pStyle w:val="BodyText"/>
+        <w:jc w:val="center"/>
         <w:rPr>
           <w:rFonts w:ascii="Arial MT"/>
           <w:b w:val="0"/>
@@ -6061,6 +5951,7 @@
       <w:pPr>
         <w:pStyle w:val="BodyText"/>
         <w:spacing w:before="214"/>
+        <w:jc w:val="center"/>
         <w:rPr>
           <w:rFonts w:ascii="Arial MT"/>
           <w:b w:val="0"/>
@@ -6074,9 +5965,10 @@
           <w:b w:val="0"/>
           <w:noProof/>
           <w:sz w:val="20"/>
+          <w:u w:val="none"/>
         </w:rPr>
         <w:drawing>
-          <wp:anchor distT="0" distB="0" distL="0" distR="0" simplePos="0" relativeHeight="251664384" behindDoc="1" locked="0" layoutInCell="1" allowOverlap="1" wp14:anchorId="65B9044B" wp14:editId="3DFDBBAF">
+          <wp:anchor distT="0" distB="0" distL="0" distR="0" simplePos="0" relativeHeight="251696640" behindDoc="1" locked="0" layoutInCell="1" allowOverlap="1" wp14:anchorId="65B9044B" wp14:editId="3DFDBBAF">
             <wp:simplePos x="0" y="0"/>
             <wp:positionH relativeFrom="page">
               <wp:posOffset>1050925</wp:posOffset>
@@ -6099,7 +5991,7 @@
                     <pic:cNvPicPr/>
                   </pic:nvPicPr>
                   <pic:blipFill>
-                    <a:blip r:embed="rId26" cstate="print"/>
+                    <a:blip r:embed="rId28" cstate="print"/>
                     <a:stretch>
                       <a:fillRect/>
                     </a:stretch>
@@ -6124,6 +6016,7 @@
       <w:pPr>
         <w:pStyle w:val="BodyText"/>
         <w:spacing w:before="144"/>
+        <w:jc w:val="center"/>
         <w:rPr>
           <w:rFonts w:ascii="Arial MT"/>
           <w:b w:val="0"/>
@@ -6135,156 +6028,149 @@
     <w:p>
       <w:pPr>
         <w:ind w:left="566"/>
-        <w:rPr>
-          <w:rFonts w:ascii="Arial MT"/>
-          <w:sz w:val="30"/>
-        </w:rPr>
-      </w:pPr>
-      <w:r>
-        <w:rPr>
-          <w:b/>
-          <w:color w:val="222222"/>
-          <w:sz w:val="30"/>
-          <w:u w:val="single" w:color="222222"/>
-        </w:rPr>
-        <w:t>FR24</w:t>
-      </w:r>
-      <w:r>
-        <w:rPr>
-          <w:b/>
+        <w:jc w:val="center"/>
+        <w:rPr>
+          <w:rFonts w:ascii="Arial MT"/>
+          <w:sz w:val="30"/>
+        </w:rPr>
+      </w:pPr>
+      <w:r>
+        <w:rPr>
+          <w:color w:val="222222"/>
+          <w:sz w:val="30"/>
+          <w:u w:color="222222"/>
+        </w:rPr>
+        <w:t>CC_PRS_</w:t>
+      </w:r>
+      <w:r>
+        <w:rPr>
+          <w:color w:val="222222"/>
+          <w:sz w:val="30"/>
+          <w:u w:color="222222"/>
+        </w:rPr>
+        <w:t>24</w:t>
+      </w:r>
+      <w:r>
+        <w:rPr>
           <w:color w:val="222222"/>
           <w:spacing w:val="-9"/>
           <w:sz w:val="30"/>
-          <w:u w:val="single" w:color="222222"/>
-        </w:rPr>
-        <w:t xml:space="preserve"> </w:t>
-      </w:r>
-      <w:r>
-        <w:rPr>
-          <w:b/>
-          <w:color w:val="222222"/>
-          <w:sz w:val="30"/>
-          <w:u w:val="single" w:color="222222"/>
+          <w:u w:color="222222"/>
+        </w:rPr>
+        <w:t xml:space="preserve"> </w:t>
+      </w:r>
+      <w:r>
+        <w:rPr>
+          <w:color w:val="222222"/>
+          <w:sz w:val="30"/>
+          <w:u w:color="222222"/>
         </w:rPr>
         <w:t>-</w:t>
       </w:r>
       <w:r>
         <w:rPr>
-          <w:b/>
           <w:color w:val="222222"/>
           <w:spacing w:val="-12"/>
           <w:sz w:val="30"/>
-          <w:u w:val="single" w:color="222222"/>
-        </w:rPr>
-        <w:t xml:space="preserve"> </w:t>
-      </w:r>
-      <w:r>
-        <w:rPr>
-          <w:b/>
-          <w:color w:val="222222"/>
-          <w:sz w:val="30"/>
-          <w:u w:val="single" w:color="222222"/>
+          <w:u w:color="222222"/>
+        </w:rPr>
+        <w:t xml:space="preserve"> </w:t>
+      </w:r>
+      <w:r>
+        <w:rPr>
+          <w:color w:val="222222"/>
+          <w:sz w:val="30"/>
+          <w:u w:color="222222"/>
         </w:rPr>
         <w:t>View</w:t>
       </w:r>
       <w:r>
         <w:rPr>
-          <w:b/>
           <w:color w:val="222222"/>
           <w:spacing w:val="-12"/>
           <w:sz w:val="30"/>
-          <w:u w:val="single" w:color="222222"/>
-        </w:rPr>
-        <w:t xml:space="preserve"> </w:t>
-      </w:r>
-      <w:r>
-        <w:rPr>
-          <w:b/>
-          <w:color w:val="222222"/>
-          <w:sz w:val="30"/>
-          <w:u w:val="single" w:color="222222"/>
+          <w:u w:color="222222"/>
+        </w:rPr>
+        <w:t xml:space="preserve"> </w:t>
+      </w:r>
+      <w:r>
+        <w:rPr>
+          <w:color w:val="222222"/>
+          <w:sz w:val="30"/>
+          <w:u w:color="222222"/>
         </w:rPr>
         <w:t>System</w:t>
       </w:r>
       <w:r>
         <w:rPr>
-          <w:b/>
           <w:color w:val="222222"/>
           <w:spacing w:val="-12"/>
           <w:sz w:val="30"/>
-          <w:u w:val="single" w:color="222222"/>
-        </w:rPr>
-        <w:t xml:space="preserve"> </w:t>
-      </w:r>
-      <w:r>
-        <w:rPr>
-          <w:b/>
-          <w:color w:val="222222"/>
-          <w:sz w:val="30"/>
-          <w:u w:val="single" w:color="222222"/>
+          <w:u w:color="222222"/>
+        </w:rPr>
+        <w:t xml:space="preserve"> </w:t>
+      </w:r>
+      <w:r>
+        <w:rPr>
+          <w:color w:val="222222"/>
+          <w:sz w:val="30"/>
+          <w:u w:color="222222"/>
         </w:rPr>
         <w:t>Reports</w:t>
       </w:r>
       <w:r>
         <w:rPr>
-          <w:b/>
           <w:color w:val="222222"/>
           <w:spacing w:val="-12"/>
           <w:sz w:val="30"/>
-          <w:u w:val="single" w:color="222222"/>
-        </w:rPr>
-        <w:t xml:space="preserve"> </w:t>
-      </w:r>
-      <w:r>
-        <w:rPr>
-          <w:b/>
-          <w:color w:val="222222"/>
-          <w:sz w:val="30"/>
-          <w:u w:val="single" w:color="222222"/>
+          <w:u w:color="222222"/>
+        </w:rPr>
+        <w:t xml:space="preserve"> </w:t>
+      </w:r>
+      <w:r>
+        <w:rPr>
+          <w:color w:val="222222"/>
+          <w:sz w:val="30"/>
+          <w:u w:color="222222"/>
         </w:rPr>
         <w:t>and</w:t>
       </w:r>
       <w:r>
         <w:rPr>
-          <w:b/>
           <w:color w:val="222222"/>
           <w:spacing w:val="-18"/>
           <w:sz w:val="30"/>
-          <w:u w:val="single" w:color="222222"/>
-        </w:rPr>
-        <w:t xml:space="preserve"> </w:t>
-      </w:r>
-      <w:r>
-        <w:rPr>
-          <w:b/>
-          <w:color w:val="222222"/>
-          <w:sz w:val="30"/>
-          <w:u w:val="single" w:color="222222"/>
+          <w:u w:color="222222"/>
+        </w:rPr>
+        <w:t xml:space="preserve"> </w:t>
+      </w:r>
+      <w:r>
+        <w:rPr>
+          <w:color w:val="222222"/>
+          <w:sz w:val="30"/>
+          <w:u w:color="222222"/>
         </w:rPr>
         <w:t>Property</w:t>
       </w:r>
       <w:r>
         <w:rPr>
-          <w:b/>
           <w:color w:val="222222"/>
           <w:spacing w:val="-11"/>
           <w:sz w:val="30"/>
-          <w:u w:val="single" w:color="222222"/>
-        </w:rPr>
-        <w:t xml:space="preserve"> </w:t>
-      </w:r>
-      <w:r>
-        <w:rPr>
-          <w:b/>
-          <w:color w:val="222222"/>
-          <w:sz w:val="30"/>
-          <w:u w:val="single" w:color="222222"/>
+          <w:u w:color="222222"/>
+        </w:rPr>
+        <w:t xml:space="preserve"> </w:t>
+      </w:r>
+      <w:r>
+        <w:rPr>
+          <w:color w:val="222222"/>
+          <w:sz w:val="30"/>
+          <w:u w:color="222222"/>
         </w:rPr>
         <w:t>Listings</w:t>
       </w:r>
       <w:r>
         <w:rPr>
-          <w:b/>
           <w:color w:val="222222"/>
           <w:spacing w:val="55"/>
           <w:sz w:val="30"/>
@@ -6353,6 +6239,7 @@
     <w:p>
       <w:pPr>
         <w:pStyle w:val="BodyText"/>
+        <w:jc w:val="center"/>
         <w:rPr>
           <w:rFonts w:ascii="Arial MT"/>
           <w:b w:val="0"/>
@@ -6365,6 +6252,7 @@
       <w:pPr>
         <w:pStyle w:val="BodyText"/>
         <w:spacing w:before="159"/>
+        <w:jc w:val="center"/>
         <w:rPr>
           <w:rFonts w:ascii="Arial MT"/>
           <w:b w:val="0"/>
@@ -6378,9 +6266,10 @@
           <w:b w:val="0"/>
           <w:noProof/>
           <w:sz w:val="20"/>
+          <w:u w:val="none"/>
         </w:rPr>
         <w:drawing>
-          <wp:anchor distT="0" distB="0" distL="0" distR="0" simplePos="0" relativeHeight="251665408" behindDoc="1" locked="0" layoutInCell="1" allowOverlap="1" wp14:anchorId="65B9044D" wp14:editId="4A160DF4">
+          <wp:anchor distT="0" distB="0" distL="0" distR="0" simplePos="0" relativeHeight="251701760" behindDoc="1" locked="0" layoutInCell="1" allowOverlap="1" wp14:anchorId="65B9044D" wp14:editId="4A160DF4">
             <wp:simplePos x="0" y="0"/>
             <wp:positionH relativeFrom="page">
               <wp:posOffset>1098550</wp:posOffset>
@@ -6403,7 +6292,7 @@
                     <pic:cNvPicPr/>
                   </pic:nvPicPr>
                   <pic:blipFill>
-                    <a:blip r:embed="rId27" cstate="print"/>
+                    <a:blip r:embed="rId29" cstate="print"/>
                     <a:stretch>
                       <a:fillRect/>
                     </a:stretch>
@@ -6427,10 +6316,12 @@
     <w:p>
       <w:pPr>
         <w:pStyle w:val="BodyText"/>
+        <w:jc w:val="center"/>
         <w:rPr>
           <w:rFonts w:ascii="Arial MT"/>
           <w:b w:val="0"/>
           <w:sz w:val="20"/>
+          <w:u w:val="none"/>
         </w:rPr>
         <w:sectPr>
           <w:pgSz w:w="11920" w:h="16840"/>
@@ -6451,77 +6342,66 @@
       </w:pPr>
       <w:r>
         <w:rPr>
-          <w:b/>
           <w:sz w:val="34"/>
-          <w:u w:val="single"/>
         </w:rPr>
         <w:lastRenderedPageBreak/>
-        <w:t>FR25-</w:t>
-      </w:r>
-      <w:r>
-        <w:rPr>
-          <w:b/>
+        <w:t>CC_PRS_</w:t>
+      </w:r>
+      <w:r>
+        <w:rPr>
+          <w:sz w:val="34"/>
+        </w:rPr>
+        <w:t>25-</w:t>
+      </w:r>
+      <w:r>
+        <w:rPr>
           <w:spacing w:val="-12"/>
           <w:sz w:val="34"/>
-          <w:u w:val="single"/>
-        </w:rPr>
-        <w:t xml:space="preserve"> </w:t>
-      </w:r>
-      <w:r>
-        <w:rPr>
-          <w:b/>
+        </w:rPr>
+        <w:t xml:space="preserve"> </w:t>
+      </w:r>
+      <w:r>
+        <w:rPr>
           <w:sz w:val="34"/>
-          <w:u w:val="single"/>
         </w:rPr>
         <w:t>Remove</w:t>
       </w:r>
       <w:r>
         <w:rPr>
-          <w:b/>
           <w:spacing w:val="-14"/>
           <w:sz w:val="34"/>
-          <w:u w:val="single"/>
-        </w:rPr>
-        <w:t xml:space="preserve"> </w:t>
-      </w:r>
-      <w:r>
-        <w:rPr>
-          <w:b/>
+        </w:rPr>
+        <w:t xml:space="preserve"> </w:t>
+      </w:r>
+      <w:r>
+        <w:rPr>
           <w:sz w:val="34"/>
-          <w:u w:val="single"/>
         </w:rPr>
         <w:t>inappropriate</w:t>
       </w:r>
       <w:r>
         <w:rPr>
-          <w:b/>
           <w:spacing w:val="-9"/>
           <w:sz w:val="34"/>
-          <w:u w:val="single"/>
         </w:rPr>
         <w:t xml:space="preserve"> </w:t>
       </w:r>
       <w:proofErr w:type="gramStart"/>
       <w:r>
         <w:rPr>
-          <w:b/>
           <w:sz w:val="34"/>
-          <w:u w:val="single"/>
         </w:rPr>
         <w:t>listings</w:t>
       </w:r>
       <w:r>
         <w:rPr>
-          <w:b/>
           <w:spacing w:val="-18"/>
           <w:sz w:val="34"/>
-          <w:u w:val="single"/>
-        </w:rPr>
-        <w:t xml:space="preserve"> </w:t>
-      </w:r>
-      <w:r>
-        <w:rPr>
-          <w:b/>
+        </w:rPr>
+        <w:t xml:space="preserve"> </w:t>
+      </w:r>
+      <w:r>
+        <w:rPr>
           <w:spacing w:val="-15"/>
           <w:sz w:val="34"/>
         </w:rPr>
@@ -6579,6 +6459,7 @@
     <w:p>
       <w:pPr>
         <w:pStyle w:val="BodyText"/>
+        <w:jc w:val="center"/>
         <w:rPr>
           <w:rFonts w:ascii="Arial MT"/>
           <w:b w:val="0"/>
@@ -6589,12 +6470,14 @@
       <w:r>
         <w:rPr>
           <w:rFonts w:ascii="Arial MT"/>
+          <w:b w:val="0"/>
           <w:bCs w:val="0"/>
           <w:noProof/>
           <w:sz w:val="20"/>
+          <w:u w:val="none"/>
         </w:rPr>
         <w:drawing>
-          <wp:anchor distT="0" distB="0" distL="114300" distR="114300" simplePos="0" relativeHeight="251643904" behindDoc="0" locked="0" layoutInCell="1" allowOverlap="1" wp14:anchorId="4CB6CBE0" wp14:editId="4B221A43">
+          <wp:anchor distT="0" distB="0" distL="114300" distR="114300" simplePos="0" relativeHeight="251573760" behindDoc="0" locked="0" layoutInCell="1" allowOverlap="1" wp14:anchorId="4CB6CBE0" wp14:editId="4B221A43">
             <wp:simplePos x="0" y="0"/>
             <wp:positionH relativeFrom="column">
               <wp:posOffset>1544128</wp:posOffset>
@@ -6619,7 +6502,7 @@
                     </pic:cNvPicPr>
                   </pic:nvPicPr>
                   <pic:blipFill>
-                    <a:blip r:embed="rId28">
+                    <a:blip r:embed="rId30">
                       <a:extLst>
                         <a:ext uri="{28A0092B-C50C-407E-A947-70E740481C1C}">
                           <a14:useLocalDpi xmlns:a14="http://schemas.microsoft.com/office/drawing/2010/main" val="0"/>
@@ -6660,6 +6543,7 @@
     <w:p>
       <w:pPr>
         <w:pStyle w:val="BodyText"/>
+        <w:jc w:val="center"/>
         <w:rPr>
           <w:rFonts w:ascii="Arial MT"/>
           <w:b w:val="0"/>
@@ -6672,6 +6556,7 @@
       <w:pPr>
         <w:pStyle w:val="BodyText"/>
         <w:spacing w:before="39"/>
+        <w:jc w:val="center"/>
         <w:rPr>
           <w:rFonts w:ascii="Arial MT"/>
           <w:b w:val="0"/>
@@ -6684,109 +6569,93 @@
       <w:pPr>
         <w:spacing w:before="228"/>
         <w:ind w:left="1416"/>
+        <w:jc w:val="center"/>
         <w:rPr>
           <w:rFonts w:ascii="Arial MT"/>
           <w:sz w:val="34"/>
         </w:rPr>
       </w:pPr>
-      <w:bookmarkStart w:id="1" w:name="FR26-_Manage_disputes_&amp;_system_settings_"/>
-      <w:bookmarkEnd w:id="1"/>
-      <w:r>
-        <w:rPr>
-          <w:b/>
-          <w:sz w:val="30"/>
-          <w:u w:val="thick"/>
-        </w:rPr>
-        <w:t>FR26-</w:t>
-      </w:r>
-      <w:r>
-        <w:rPr>
-          <w:b/>
+      <w:bookmarkStart w:id="0" w:name="FR26-_Manage_disputes_&amp;_system_settings_"/>
+      <w:bookmarkEnd w:id="0"/>
+      <w:r>
+        <w:rPr>
+          <w:sz w:val="30"/>
+        </w:rPr>
+        <w:t>CC_PRS_</w:t>
+      </w:r>
+      <w:r>
+        <w:rPr>
+          <w:sz w:val="30"/>
+        </w:rPr>
+        <w:t>26-</w:t>
+      </w:r>
+      <w:r>
+        <w:rPr>
           <w:spacing w:val="-13"/>
           <w:sz w:val="30"/>
-          <w:u w:val="thick"/>
-        </w:rPr>
-        <w:t xml:space="preserve"> </w:t>
-      </w:r>
-      <w:r>
-        <w:rPr>
-          <w:b/>
+        </w:rPr>
+        <w:t xml:space="preserve"> </w:t>
+      </w:r>
+      <w:r>
+        <w:rPr>
           <w:sz w:val="34"/>
-          <w:u w:val="thick"/>
         </w:rPr>
         <w:t>Manage</w:t>
       </w:r>
       <w:r>
         <w:rPr>
-          <w:b/>
           <w:spacing w:val="-15"/>
           <w:sz w:val="34"/>
-          <w:u w:val="thick"/>
-        </w:rPr>
-        <w:t xml:space="preserve"> </w:t>
-      </w:r>
-      <w:r>
-        <w:rPr>
-          <w:b/>
+        </w:rPr>
+        <w:t xml:space="preserve"> </w:t>
+      </w:r>
+      <w:r>
+        <w:rPr>
           <w:sz w:val="34"/>
-          <w:u w:val="thick"/>
         </w:rPr>
         <w:t>disputes</w:t>
       </w:r>
       <w:r>
         <w:rPr>
-          <w:b/>
           <w:spacing w:val="-15"/>
           <w:sz w:val="34"/>
-          <w:u w:val="thick"/>
-        </w:rPr>
-        <w:t xml:space="preserve"> </w:t>
-      </w:r>
-      <w:r>
-        <w:rPr>
-          <w:b/>
+        </w:rPr>
+        <w:t xml:space="preserve"> </w:t>
+      </w:r>
+      <w:r>
+        <w:rPr>
           <w:sz w:val="34"/>
-          <w:u w:val="thick"/>
         </w:rPr>
         <w:t>&amp;</w:t>
       </w:r>
       <w:r>
         <w:rPr>
-          <w:b/>
           <w:spacing w:val="-14"/>
           <w:sz w:val="34"/>
-          <w:u w:val="thick"/>
-        </w:rPr>
-        <w:t xml:space="preserve"> </w:t>
-      </w:r>
-      <w:r>
-        <w:rPr>
-          <w:b/>
+        </w:rPr>
+        <w:t xml:space="preserve"> </w:t>
+      </w:r>
+      <w:r>
+        <w:rPr>
           <w:sz w:val="34"/>
-          <w:u w:val="thick"/>
         </w:rPr>
         <w:t>system</w:t>
       </w:r>
       <w:r>
         <w:rPr>
-          <w:b/>
           <w:spacing w:val="-13"/>
           <w:sz w:val="34"/>
-          <w:u w:val="thick"/>
-        </w:rPr>
-        <w:t xml:space="preserve"> </w:t>
-      </w:r>
-      <w:r>
-        <w:rPr>
-          <w:b/>
+        </w:rPr>
+        <w:t xml:space="preserve"> </w:t>
+      </w:r>
+      <w:r>
+        <w:rPr>
           <w:sz w:val="34"/>
-          <w:u w:val="thick"/>
         </w:rPr>
         <w:t>settings</w:t>
       </w:r>
       <w:r>
         <w:rPr>
-          <w:b/>
           <w:spacing w:val="67"/>
           <w:sz w:val="34"/>
         </w:rPr>
@@ -6838,6 +6707,7 @@
     <w:p>
       <w:pPr>
         <w:pStyle w:val="BodyText"/>
+        <w:jc w:val="center"/>
         <w:rPr>
           <w:rFonts w:ascii="Arial MT"/>
           <w:b w:val="0"/>
@@ -6848,12 +6718,14 @@
       <w:r>
         <w:rPr>
           <w:rFonts w:ascii="Arial MT"/>
+          <w:b w:val="0"/>
           <w:bCs w:val="0"/>
           <w:noProof/>
           <w:sz w:val="20"/>
+          <w:u w:val="none"/>
         </w:rPr>
         <w:drawing>
-          <wp:anchor distT="0" distB="0" distL="114300" distR="114300" simplePos="0" relativeHeight="251644928" behindDoc="0" locked="0" layoutInCell="1" allowOverlap="1" wp14:anchorId="09BBBC95" wp14:editId="76566742">
+          <wp:anchor distT="0" distB="0" distL="114300" distR="114300" simplePos="0" relativeHeight="251578880" behindDoc="0" locked="0" layoutInCell="1" allowOverlap="1" wp14:anchorId="09BBBC95" wp14:editId="76566742">
             <wp:simplePos x="0" y="0"/>
             <wp:positionH relativeFrom="column">
               <wp:posOffset>1319841</wp:posOffset>
@@ -6878,7 +6750,7 @@
                     </pic:cNvPicPr>
                   </pic:nvPicPr>
                   <pic:blipFill>
-                    <a:blip r:embed="rId29">
+                    <a:blip r:embed="rId31">
                       <a:extLst>
                         <a:ext uri="{28A0092B-C50C-407E-A947-70E740481C1C}">
                           <a14:useLocalDpi xmlns:a14="http://schemas.microsoft.com/office/drawing/2010/main" val="0"/>
@@ -6919,6 +6791,7 @@
     <w:p>
       <w:pPr>
         <w:pStyle w:val="BodyText"/>
+        <w:jc w:val="center"/>
         <w:rPr>
           <w:rFonts w:ascii="Arial MT"/>
           <w:b w:val="0"/>
@@ -6931,6 +6804,7 @@
       <w:pPr>
         <w:pStyle w:val="BodyText"/>
         <w:spacing w:before="76"/>
+        <w:jc w:val="center"/>
         <w:rPr>
           <w:rFonts w:ascii="Arial MT"/>
           <w:b w:val="0"/>
@@ -6943,85 +6817,75 @@
       <w:pPr>
         <w:spacing w:before="232"/>
         <w:ind w:left="1416"/>
+        <w:jc w:val="center"/>
         <w:rPr>
           <w:rFonts w:ascii="Arial MT"/>
           <w:sz w:val="34"/>
         </w:rPr>
       </w:pPr>
-      <w:bookmarkStart w:id="2" w:name="FR27-_Restore_user_accounts__(Done_by:Ma"/>
-      <w:bookmarkEnd w:id="2"/>
-      <w:r>
-        <w:rPr>
-          <w:b/>
+      <w:bookmarkStart w:id="1" w:name="FR27-_Restore_user_accounts__(Done_by:Ma"/>
+      <w:bookmarkEnd w:id="1"/>
+      <w:r>
+        <w:rPr>
           <w:sz w:val="34"/>
-          <w:u w:val="single"/>
-        </w:rPr>
-        <w:t>FR27-</w:t>
-      </w:r>
-      <w:r>
-        <w:rPr>
-          <w:b/>
+        </w:rPr>
+        <w:t>CC_PRS_</w:t>
+      </w:r>
+      <w:r>
+        <w:rPr>
+          <w:sz w:val="34"/>
+        </w:rPr>
+        <w:t>27-</w:t>
+      </w:r>
+      <w:r>
+        <w:rPr>
           <w:spacing w:val="-9"/>
           <w:sz w:val="34"/>
-          <w:u w:val="single"/>
-        </w:rPr>
-        <w:t xml:space="preserve"> </w:t>
-      </w:r>
-      <w:r>
-        <w:rPr>
-          <w:b/>
+        </w:rPr>
+        <w:t xml:space="preserve"> </w:t>
+      </w:r>
+      <w:r>
+        <w:rPr>
           <w:sz w:val="34"/>
-          <w:u w:val="single"/>
         </w:rPr>
         <w:t>Restore</w:t>
       </w:r>
       <w:r>
         <w:rPr>
-          <w:b/>
           <w:spacing w:val="-12"/>
           <w:sz w:val="34"/>
-          <w:u w:val="single"/>
-        </w:rPr>
-        <w:t xml:space="preserve"> </w:t>
-      </w:r>
-      <w:r>
-        <w:rPr>
-          <w:b/>
+        </w:rPr>
+        <w:t xml:space="preserve"> </w:t>
+      </w:r>
+      <w:r>
+        <w:rPr>
           <w:sz w:val="34"/>
-          <w:u w:val="single"/>
         </w:rPr>
         <w:t>user</w:t>
       </w:r>
       <w:r>
         <w:rPr>
-          <w:b/>
           <w:spacing w:val="-6"/>
           <w:sz w:val="34"/>
-          <w:u w:val="single"/>
         </w:rPr>
         <w:t xml:space="preserve"> </w:t>
       </w:r>
       <w:proofErr w:type="gramStart"/>
       <w:r>
         <w:rPr>
-          <w:b/>
           <w:sz w:val="34"/>
-          <w:u w:val="single"/>
         </w:rPr>
         <w:t>accounts</w:t>
       </w:r>
       <w:r>
         <w:rPr>
-          <w:b/>
           <w:spacing w:val="-20"/>
           <w:sz w:val="34"/>
-          <w:u w:val="single"/>
-        </w:rPr>
-        <w:t xml:space="preserve"> </w:t>
-      </w:r>
-      <w:r>
-        <w:rPr>
-          <w:b/>
+        </w:rPr>
+        <w:t xml:space="preserve"> </w:t>
+      </w:r>
+      <w:r>
+        <w:rPr>
           <w:spacing w:val="-13"/>
           <w:sz w:val="34"/>
         </w:rPr>
@@ -7080,6 +6944,7 @@
       <w:pPr>
         <w:pStyle w:val="BodyText"/>
         <w:spacing w:before="35"/>
+        <w:jc w:val="center"/>
         <w:rPr>
           <w:rFonts w:ascii="Arial MT"/>
           <w:b w:val="0"/>
@@ -7090,12 +6955,14 @@
       <w:r>
         <w:rPr>
           <w:rFonts w:ascii="Arial MT"/>
+          <w:b w:val="0"/>
           <w:bCs w:val="0"/>
           <w:noProof/>
           <w:sz w:val="20"/>
+          <w:u w:val="none"/>
         </w:rPr>
         <w:drawing>
-          <wp:anchor distT="0" distB="0" distL="114300" distR="114300" simplePos="0" relativeHeight="251645952" behindDoc="0" locked="0" layoutInCell="1" allowOverlap="1" wp14:anchorId="7AE484A1" wp14:editId="6BC456E5">
+          <wp:anchor distT="0" distB="0" distL="114300" distR="114300" simplePos="0" relativeHeight="251584000" behindDoc="0" locked="0" layoutInCell="1" allowOverlap="1" wp14:anchorId="7AE484A1" wp14:editId="6BC456E5">
             <wp:simplePos x="0" y="0"/>
             <wp:positionH relativeFrom="column">
               <wp:posOffset>1889184</wp:posOffset>
@@ -7120,7 +6987,7 @@
                     </pic:cNvPicPr>
                   </pic:nvPicPr>
                   <pic:blipFill>
-                    <a:blip r:embed="rId30">
+                    <a:blip r:embed="rId32">
                       <a:extLst>
                         <a:ext uri="{28A0092B-C50C-407E-A947-70E740481C1C}">
                           <a14:useLocalDpi xmlns:a14="http://schemas.microsoft.com/office/drawing/2010/main" val="0"/>
@@ -7161,6 +7028,7 @@
     <w:p>
       <w:pPr>
         <w:pStyle w:val="BodyText"/>
+        <w:jc w:val="center"/>
         <w:rPr>
           <w:rFonts w:ascii="Arial MT"/>
           <w:b w:val="0"/>
@@ -7173,6 +7041,7 @@
       <w:pPr>
         <w:pStyle w:val="BodyText"/>
         <w:spacing w:before="124"/>
+        <w:jc w:val="center"/>
         <w:rPr>
           <w:rFonts w:ascii="Arial MT"/>
           <w:b w:val="0"/>
@@ -7184,37 +7053,35 @@
     <w:p>
       <w:pPr>
         <w:ind w:left="1416"/>
-        <w:rPr>
-          <w:b/>
+        <w:jc w:val="center"/>
+        <w:rPr>
           <w:sz w:val="34"/>
-          <w:u w:val="single"/>
-        </w:rPr>
-      </w:pPr>
-      <w:bookmarkStart w:id="3" w:name="FR28-_Suspend_user_accounts__(Done_by:Ma"/>
-      <w:bookmarkEnd w:id="3"/>
+        </w:rPr>
+      </w:pPr>
+      <w:bookmarkStart w:id="2" w:name="FR28-_Suspend_user_accounts__(Done_by:Ma"/>
+      <w:bookmarkEnd w:id="2"/>
     </w:p>
     <w:p>
       <w:pPr>
         <w:ind w:left="1416"/>
-        <w:rPr>
-          <w:b/>
+        <w:jc w:val="center"/>
+        <w:rPr>
           <w:sz w:val="34"/>
-          <w:u w:val="single"/>
-        </w:rPr>
-      </w:pPr>
-    </w:p>
-    <w:p>
-      <w:pPr>
-        <w:rPr>
-          <w:b/>
+        </w:rPr>
+      </w:pPr>
+    </w:p>
+    <w:p>
+      <w:pPr>
+        <w:jc w:val="center"/>
+        <w:rPr>
           <w:sz w:val="34"/>
-          <w:u w:val="single"/>
         </w:rPr>
       </w:pPr>
     </w:p>
     <w:p>
       <w:pPr>
         <w:ind w:left="1416"/>
+        <w:jc w:val="center"/>
         <w:rPr>
           <w:rFonts w:ascii="Arial MT"/>
           <w:sz w:val="34"/>
@@ -7222,77 +7089,65 @@
       </w:pPr>
       <w:r>
         <w:rPr>
-          <w:b/>
           <w:sz w:val="34"/>
-          <w:u w:val="single"/>
-        </w:rPr>
-        <w:lastRenderedPageBreak/>
-        <w:t>FR28-</w:t>
-      </w:r>
-      <w:r>
-        <w:rPr>
-          <w:b/>
+        </w:rPr>
+        <w:t>CC_PRS_</w:t>
+      </w:r>
+      <w:r>
+        <w:rPr>
+          <w:sz w:val="34"/>
+        </w:rPr>
+        <w:t>28-</w:t>
+      </w:r>
+      <w:r>
+        <w:rPr>
           <w:spacing w:val="-11"/>
           <w:sz w:val="34"/>
-          <w:u w:val="single"/>
-        </w:rPr>
-        <w:t xml:space="preserve"> </w:t>
-      </w:r>
-      <w:r>
-        <w:rPr>
-          <w:b/>
+        </w:rPr>
+        <w:t xml:space="preserve"> </w:t>
+      </w:r>
+      <w:r>
+        <w:rPr>
           <w:sz w:val="34"/>
-          <w:u w:val="single"/>
         </w:rPr>
         <w:t>Suspend</w:t>
       </w:r>
       <w:r>
         <w:rPr>
-          <w:b/>
           <w:spacing w:val="-13"/>
           <w:sz w:val="34"/>
-          <w:u w:val="single"/>
-        </w:rPr>
-        <w:t xml:space="preserve"> </w:t>
-      </w:r>
-      <w:r>
-        <w:rPr>
-          <w:b/>
+        </w:rPr>
+        <w:t xml:space="preserve"> </w:t>
+      </w:r>
+      <w:r>
+        <w:rPr>
           <w:sz w:val="34"/>
-          <w:u w:val="single"/>
         </w:rPr>
         <w:t>user</w:t>
       </w:r>
       <w:r>
         <w:rPr>
-          <w:b/>
           <w:spacing w:val="-7"/>
           <w:sz w:val="34"/>
-          <w:u w:val="single"/>
         </w:rPr>
         <w:t xml:space="preserve"> </w:t>
       </w:r>
       <w:proofErr w:type="gramStart"/>
       <w:r>
         <w:rPr>
-          <w:b/>
           <w:sz w:val="34"/>
-          <w:u w:val="single"/>
         </w:rPr>
         <w:t>accounts</w:t>
       </w:r>
       <w:r>
         <w:rPr>
-          <w:b/>
           <w:spacing w:val="-16"/>
           <w:sz w:val="34"/>
-          <w:u w:val="single"/>
-        </w:rPr>
-        <w:t xml:space="preserve"> </w:t>
-      </w:r>
-      <w:r>
-        <w:rPr>
-          <w:b/>
+        </w:rPr>
+        <w:t xml:space="preserve"> </w:t>
+      </w:r>
+      <w:r>
+        <w:rPr>
           <w:spacing w:val="-15"/>
           <w:sz w:val="34"/>
         </w:rPr>
@@ -7350,6 +7205,7 @@
     <w:p>
       <w:pPr>
         <w:pStyle w:val="BodyText"/>
+        <w:jc w:val="center"/>
         <w:rPr>
           <w:rFonts w:ascii="Arial MT"/>
           <w:b w:val="0"/>
@@ -7360,12 +7216,14 @@
       <w:r>
         <w:rPr>
           <w:rFonts w:ascii="Arial MT"/>
+          <w:b w:val="0"/>
           <w:bCs w:val="0"/>
           <w:noProof/>
           <w:sz w:val="20"/>
+          <w:u w:val="none"/>
         </w:rPr>
         <w:drawing>
-          <wp:anchor distT="0" distB="0" distL="114300" distR="114300" simplePos="0" relativeHeight="251642880" behindDoc="0" locked="0" layoutInCell="1" allowOverlap="1" wp14:anchorId="78F8D33C" wp14:editId="66467C36">
+          <wp:anchor distT="0" distB="0" distL="114300" distR="114300" simplePos="0" relativeHeight="251568640" behindDoc="0" locked="0" layoutInCell="1" allowOverlap="1" wp14:anchorId="78F8D33C" wp14:editId="66467C36">
             <wp:simplePos x="0" y="0"/>
             <wp:positionH relativeFrom="column">
               <wp:posOffset>1500996</wp:posOffset>
@@ -7390,7 +7248,7 @@
                     </pic:cNvPicPr>
                   </pic:nvPicPr>
                   <pic:blipFill>
-                    <a:blip r:embed="rId31">
+                    <a:blip r:embed="rId33">
                       <a:extLst>
                         <a:ext uri="{28A0092B-C50C-407E-A947-70E740481C1C}">
                           <a14:useLocalDpi xmlns:a14="http://schemas.microsoft.com/office/drawing/2010/main" val="0"/>
@@ -7432,6 +7290,7 @@
       <w:pPr>
         <w:pStyle w:val="BodyText"/>
         <w:spacing w:before="10"/>
+        <w:jc w:val="center"/>
         <w:rPr>
           <w:rFonts w:ascii="Arial MT"/>
           <w:b w:val="0"/>
@@ -7444,6 +7303,7 @@
       <w:pPr>
         <w:spacing w:before="64"/>
         <w:ind w:left="1416"/>
+        <w:jc w:val="center"/>
         <w:rPr>
           <w:rFonts w:ascii="Arial MT"/>
           <w:sz w:val="30"/>
@@ -7457,7 +7317,7 @@
           <w:sz w:val="20"/>
         </w:rPr>
         <w:drawing>
-          <wp:anchor distT="0" distB="0" distL="114300" distR="114300" simplePos="0" relativeHeight="251641856" behindDoc="0" locked="0" layoutInCell="1" allowOverlap="1" wp14:anchorId="2F908BA5" wp14:editId="3918088C">
+          <wp:anchor distT="0" distB="0" distL="114300" distR="114300" simplePos="0" relativeHeight="251563520" behindDoc="0" locked="0" layoutInCell="1" allowOverlap="1" wp14:anchorId="2F908BA5" wp14:editId="3918088C">
             <wp:simplePos x="0" y="0"/>
             <wp:positionH relativeFrom="column">
               <wp:posOffset>1026543</wp:posOffset>
@@ -7482,7 +7342,7 @@
                     </pic:cNvPicPr>
                   </pic:nvPicPr>
                   <pic:blipFill>
-                    <a:blip r:embed="rId32">
+                    <a:blip r:embed="rId34">
                       <a:extLst>
                         <a:ext uri="{28A0092B-C50C-407E-A947-70E740481C1C}">
                           <a14:useLocalDpi xmlns:a14="http://schemas.microsoft.com/office/drawing/2010/main" val="0"/>
@@ -7521,100 +7381,83 @@
       </w:r>
       <w:r>
         <w:rPr>
-          <w:b/>
-          <w:sz w:val="30"/>
-          <w:u w:val="single"/>
-        </w:rPr>
-        <w:t>FR29-</w:t>
-      </w:r>
-      <w:r>
-        <w:rPr>
-          <w:b/>
+          <w:sz w:val="30"/>
+        </w:rPr>
+        <w:t>CC_PRS_</w:t>
+      </w:r>
+      <w:r>
+        <w:rPr>
+          <w:sz w:val="30"/>
+        </w:rPr>
+        <w:t>29-</w:t>
+      </w:r>
+      <w:r>
+        <w:rPr>
           <w:spacing w:val="-16"/>
           <w:sz w:val="30"/>
-          <w:u w:val="single"/>
-        </w:rPr>
-        <w:t xml:space="preserve"> </w:t>
-      </w:r>
-      <w:r>
-        <w:rPr>
-          <w:b/>
-          <w:sz w:val="30"/>
-          <w:u w:val="single"/>
+        </w:rPr>
+        <w:t xml:space="preserve"> </w:t>
+      </w:r>
+      <w:r>
+        <w:rPr>
+          <w:sz w:val="30"/>
         </w:rPr>
         <w:t>Verify</w:t>
       </w:r>
       <w:r>
         <w:rPr>
-          <w:b/>
           <w:spacing w:val="-18"/>
           <w:sz w:val="30"/>
-          <w:u w:val="single"/>
-        </w:rPr>
-        <w:t xml:space="preserve"> </w:t>
-      </w:r>
-      <w:r>
-        <w:rPr>
-          <w:b/>
-          <w:sz w:val="30"/>
-          <w:u w:val="single"/>
+        </w:rPr>
+        <w:t xml:space="preserve"> </w:t>
+      </w:r>
+      <w:r>
+        <w:rPr>
+          <w:sz w:val="30"/>
         </w:rPr>
         <w:t>and</w:t>
       </w:r>
       <w:r>
         <w:rPr>
-          <w:b/>
           <w:spacing w:val="-16"/>
           <w:sz w:val="30"/>
-          <w:u w:val="single"/>
-        </w:rPr>
-        <w:t xml:space="preserve"> </w:t>
-      </w:r>
-      <w:r>
-        <w:rPr>
-          <w:b/>
-          <w:sz w:val="30"/>
-          <w:u w:val="single"/>
+        </w:rPr>
+        <w:t xml:space="preserve"> </w:t>
+      </w:r>
+      <w:r>
+        <w:rPr>
+          <w:sz w:val="30"/>
         </w:rPr>
         <w:t>Approve</w:t>
       </w:r>
       <w:r>
         <w:rPr>
-          <w:b/>
           <w:spacing w:val="-17"/>
           <w:sz w:val="30"/>
-          <w:u w:val="single"/>
-        </w:rPr>
-        <w:t xml:space="preserve"> </w:t>
-      </w:r>
-      <w:r>
-        <w:rPr>
-          <w:b/>
-          <w:sz w:val="30"/>
-          <w:u w:val="single"/>
+        </w:rPr>
+        <w:t xml:space="preserve"> </w:t>
+      </w:r>
+      <w:r>
+        <w:rPr>
+          <w:sz w:val="30"/>
         </w:rPr>
         <w:t>property</w:t>
       </w:r>
       <w:r>
         <w:rPr>
-          <w:b/>
           <w:spacing w:val="-18"/>
           <w:sz w:val="30"/>
-          <w:u w:val="single"/>
-        </w:rPr>
-        <w:t xml:space="preserve"> </w:t>
-      </w:r>
-      <w:r>
-        <w:rPr>
-          <w:b/>
-          <w:sz w:val="30"/>
-          <w:u w:val="single"/>
+        </w:rPr>
+        <w:t xml:space="preserve"> </w:t>
+      </w:r>
+      <w:r>
+        <w:rPr>
+          <w:sz w:val="30"/>
         </w:rPr>
         <w:t>listings</w:t>
       </w:r>
       <w:r>
         <w:rPr>
-          <w:b/>
           <w:spacing w:val="52"/>
           <w:sz w:val="30"/>
         </w:rPr>
@@ -7667,6 +7510,7 @@
       <w:pPr>
         <w:pStyle w:val="BodyText"/>
         <w:spacing w:before="10"/>
+        <w:jc w:val="center"/>
         <w:rPr>
           <w:rFonts w:ascii="Arial MT"/>
           <w:b w:val="0"/>
@@ -7678,73 +7522,65 @@
     <w:p>
       <w:pPr>
         <w:ind w:left="1416"/>
-        <w:rPr>
-          <w:rFonts w:ascii="Arial MT"/>
-          <w:sz w:val="30"/>
-        </w:rPr>
-      </w:pPr>
-      <w:r>
-        <w:rPr>
-          <w:b/>
-          <w:sz w:val="30"/>
-          <w:u w:val="single"/>
-        </w:rPr>
-        <w:t>FR30-</w:t>
-      </w:r>
-      <w:r>
-        <w:rPr>
-          <w:b/>
+        <w:jc w:val="center"/>
+        <w:rPr>
+          <w:rFonts w:ascii="Arial MT"/>
+          <w:sz w:val="30"/>
+        </w:rPr>
+      </w:pPr>
+      <w:r>
+        <w:rPr>
+          <w:sz w:val="30"/>
+        </w:rPr>
+        <w:t>CC_PRS_</w:t>
+      </w:r>
+      <w:r>
+        <w:rPr>
+          <w:sz w:val="30"/>
+        </w:rPr>
+        <w:t>30-</w:t>
+      </w:r>
+      <w:r>
+        <w:rPr>
           <w:spacing w:val="-21"/>
           <w:sz w:val="30"/>
-          <w:u w:val="single"/>
-        </w:rPr>
-        <w:t xml:space="preserve"> </w:t>
-      </w:r>
-      <w:r>
-        <w:rPr>
-          <w:b/>
-          <w:sz w:val="30"/>
-          <w:u w:val="single"/>
+        </w:rPr>
+        <w:t xml:space="preserve"> </w:t>
+      </w:r>
+      <w:r>
+        <w:rPr>
+          <w:sz w:val="30"/>
         </w:rPr>
         <w:t>Monitor</w:t>
       </w:r>
       <w:r>
         <w:rPr>
-          <w:b/>
           <w:spacing w:val="-16"/>
           <w:sz w:val="30"/>
-          <w:u w:val="single"/>
-        </w:rPr>
-        <w:t xml:space="preserve"> </w:t>
-      </w:r>
-      <w:r>
-        <w:rPr>
-          <w:b/>
-          <w:sz w:val="30"/>
-          <w:u w:val="single"/>
+        </w:rPr>
+        <w:t xml:space="preserve"> </w:t>
+      </w:r>
+      <w:r>
+        <w:rPr>
+          <w:sz w:val="30"/>
         </w:rPr>
         <w:t>rental</w:t>
       </w:r>
       <w:r>
         <w:rPr>
-          <w:b/>
           <w:spacing w:val="-18"/>
           <w:sz w:val="30"/>
-          <w:u w:val="single"/>
-        </w:rPr>
-        <w:t xml:space="preserve"> </w:t>
-      </w:r>
-      <w:r>
-        <w:rPr>
-          <w:b/>
-          <w:sz w:val="30"/>
-          <w:u w:val="single"/>
+        </w:rPr>
+        <w:t xml:space="preserve"> </w:t>
+      </w:r>
+      <w:r>
+        <w:rPr>
+          <w:sz w:val="30"/>
         </w:rPr>
         <w:t>requests</w:t>
       </w:r>
       <w:r>
         <w:rPr>
-          <w:b/>
           <w:spacing w:val="-21"/>
           <w:sz w:val="30"/>
         </w:rPr>
@@ -7796,6 +7632,7 @@
     <w:p>
       <w:pPr>
         <w:pStyle w:val="BodyText"/>
+        <w:jc w:val="center"/>
         <w:rPr>
           <w:rFonts w:ascii="Arial MT"/>
           <w:b w:val="0"/>
@@ -7806,12 +7643,14 @@
       <w:r>
         <w:rPr>
           <w:rFonts w:ascii="Arial MT"/>
+          <w:b w:val="0"/>
           <w:bCs w:val="0"/>
           <w:noProof/>
           <w:sz w:val="20"/>
+          <w:u w:val="none"/>
         </w:rPr>
         <w:drawing>
-          <wp:anchor distT="0" distB="0" distL="114300" distR="114300" simplePos="0" relativeHeight="251639808" behindDoc="0" locked="0" layoutInCell="1" allowOverlap="1" wp14:anchorId="79771DA7" wp14:editId="6A0CB009">
+          <wp:anchor distT="0" distB="0" distL="114300" distR="114300" simplePos="0" relativeHeight="251558400" behindDoc="0" locked="0" layoutInCell="1" allowOverlap="1" wp14:anchorId="79771DA7" wp14:editId="6A0CB009">
             <wp:simplePos x="0" y="0"/>
             <wp:positionH relativeFrom="column">
               <wp:posOffset>1043796</wp:posOffset>
@@ -7836,7 +7675,7 @@
                     </pic:cNvPicPr>
                   </pic:nvPicPr>
                   <pic:blipFill>
-                    <a:blip r:embed="rId33">
+                    <a:blip r:embed="rId35">
                       <a:extLst>
                         <a:ext uri="{28A0092B-C50C-407E-A947-70E740481C1C}">
                           <a14:useLocalDpi xmlns:a14="http://schemas.microsoft.com/office/drawing/2010/main" val="0"/>
@@ -7878,6 +7717,7 @@
       <w:pPr>
         <w:pStyle w:val="BodyText"/>
         <w:spacing w:before="101"/>
+        <w:jc w:val="center"/>
         <w:rPr>
           <w:rFonts w:ascii="Arial MT"/>
           <w:b w:val="0"/>
@@ -7892,9 +7732,7 @@
         <w:ind w:left="358" w:right="321"/>
         <w:jc w:val="center"/>
         <w:rPr>
-          <w:b/>
-          <w:sz w:val="30"/>
-          <w:u w:val="single"/>
+          <w:sz w:val="30"/>
         </w:rPr>
       </w:pPr>
     </w:p>
@@ -7902,10 +7740,9 @@
       <w:pPr>
         <w:spacing w:before="263"/>
         <w:ind w:right="321"/>
-        <w:rPr>
-          <w:b/>
-          <w:sz w:val="30"/>
-          <w:u w:val="single"/>
+        <w:jc w:val="center"/>
+        <w:rPr>
+          <w:sz w:val="30"/>
         </w:rPr>
       </w:pPr>
     </w:p>
@@ -7921,84 +7758,70 @@
       </w:pPr>
       <w:r>
         <w:rPr>
-          <w:b/>
-          <w:sz w:val="30"/>
-          <w:u w:val="single"/>
-        </w:rPr>
-        <w:lastRenderedPageBreak/>
-        <w:t>FR31</w:t>
-      </w:r>
-      <w:r>
-        <w:rPr>
-          <w:b/>
+          <w:sz w:val="30"/>
+        </w:rPr>
+        <w:t>CC_PRS_</w:t>
+      </w:r>
+      <w:r>
+        <w:rPr>
+          <w:sz w:val="30"/>
+        </w:rPr>
+        <w:t>31</w:t>
+      </w:r>
+      <w:r>
+        <w:rPr>
           <w:spacing w:val="-12"/>
           <w:sz w:val="30"/>
-          <w:u w:val="single"/>
-        </w:rPr>
-        <w:t xml:space="preserve"> </w:t>
-      </w:r>
-      <w:r>
-        <w:rPr>
-          <w:b/>
-          <w:sz w:val="30"/>
-          <w:u w:val="single"/>
+        </w:rPr>
+        <w:t xml:space="preserve"> </w:t>
+      </w:r>
+      <w:r>
+        <w:rPr>
+          <w:sz w:val="30"/>
         </w:rPr>
         <w:t>–</w:t>
       </w:r>
       <w:r>
         <w:rPr>
-          <w:b/>
           <w:spacing w:val="-14"/>
           <w:sz w:val="30"/>
-          <w:u w:val="single"/>
-        </w:rPr>
-        <w:t xml:space="preserve"> </w:t>
-      </w:r>
-      <w:r>
-        <w:rPr>
-          <w:b/>
-          <w:sz w:val="30"/>
-          <w:u w:val="single"/>
+        </w:rPr>
+        <w:t xml:space="preserve"> </w:t>
+      </w:r>
+      <w:r>
+        <w:rPr>
+          <w:sz w:val="30"/>
         </w:rPr>
         <w:t>Generate</w:t>
       </w:r>
       <w:r>
         <w:rPr>
-          <w:b/>
           <w:spacing w:val="-14"/>
           <w:sz w:val="30"/>
-          <w:u w:val="single"/>
-        </w:rPr>
-        <w:t xml:space="preserve"> </w:t>
-      </w:r>
-      <w:r>
-        <w:rPr>
-          <w:b/>
-          <w:sz w:val="30"/>
-          <w:u w:val="single"/>
+        </w:rPr>
+        <w:t xml:space="preserve"> </w:t>
+      </w:r>
+      <w:r>
+        <w:rPr>
+          <w:sz w:val="30"/>
         </w:rPr>
         <w:t>Management</w:t>
       </w:r>
       <w:r>
         <w:rPr>
-          <w:b/>
           <w:spacing w:val="-13"/>
           <w:sz w:val="30"/>
-          <w:u w:val="single"/>
-        </w:rPr>
-        <w:t xml:space="preserve"> </w:t>
-      </w:r>
-      <w:r>
-        <w:rPr>
-          <w:b/>
-          <w:sz w:val="30"/>
-          <w:u w:val="single"/>
+        </w:rPr>
+        <w:t xml:space="preserve"> </w:t>
+      </w:r>
+      <w:r>
+        <w:rPr>
+          <w:sz w:val="30"/>
         </w:rPr>
         <w:t>Reports</w:t>
       </w:r>
       <w:r>
         <w:rPr>
-          <w:b/>
           <w:spacing w:val="-17"/>
           <w:sz w:val="30"/>
         </w:rPr>
@@ -8074,6 +7897,7 @@
       <w:pPr>
         <w:pStyle w:val="BodyText"/>
         <w:spacing w:before="8"/>
+        <w:jc w:val="center"/>
         <w:rPr>
           <w:rFonts w:ascii="Arial MT"/>
           <w:b w:val="0"/>
@@ -8087,9 +7911,10 @@
           <w:b w:val="0"/>
           <w:noProof/>
           <w:sz w:val="5"/>
+          <w:u w:val="none"/>
         </w:rPr>
         <w:drawing>
-          <wp:anchor distT="0" distB="0" distL="0" distR="0" simplePos="0" relativeHeight="251666432" behindDoc="1" locked="0" layoutInCell="1" allowOverlap="1" wp14:anchorId="65B9045B" wp14:editId="03CA268F">
+          <wp:anchor distT="0" distB="0" distL="0" distR="0" simplePos="0" relativeHeight="251706880" behindDoc="1" locked="0" layoutInCell="1" allowOverlap="1" wp14:anchorId="65B9045B" wp14:editId="03CA268F">
             <wp:simplePos x="0" y="0"/>
             <wp:positionH relativeFrom="page">
               <wp:posOffset>978594</wp:posOffset>
@@ -8112,7 +7937,7 @@
                     <pic:cNvPicPr/>
                   </pic:nvPicPr>
                   <pic:blipFill>
-                    <a:blip r:embed="rId34" cstate="print"/>
+                    <a:blip r:embed="rId36" cstate="print"/>
                     <a:stretch>
                       <a:fillRect/>
                     </a:stretch>
@@ -8136,105 +7961,93 @@
     <w:p>
       <w:pPr>
         <w:pStyle w:val="BodyText"/>
+        <w:jc w:val="center"/>
         <w:rPr>
           <w:rFonts w:ascii="Arial MT"/>
           <w:b w:val="0"/>
           <w:sz w:val="5"/>
-        </w:rPr>
-      </w:pPr>
-    </w:p>
-    <w:p/>
+          <w:u w:val="none"/>
+        </w:rPr>
+      </w:pPr>
+    </w:p>
+    <w:p>
+      <w:pPr>
+        <w:jc w:val="center"/>
+      </w:pPr>
+    </w:p>
     <w:p>
       <w:pPr>
         <w:tabs>
           <w:tab w:val="left" w:pos="3328"/>
         </w:tabs>
-      </w:pPr>
-      <w:r>
-        <w:rPr>
-          <w:lang w:val="en-DE"/>
-        </w:rPr>
-        <w:t xml:space="preserve">                          </w:t>
-      </w:r>
-      <w:r>
-        <w:rPr>
-          <w:b/>
-          <w:sz w:val="30"/>
-          <w:u w:val="single"/>
-        </w:rPr>
-        <w:t>FR32</w:t>
-      </w:r>
-      <w:r>
-        <w:rPr>
-          <w:b/>
+        <w:jc w:val="center"/>
+      </w:pPr>
+      <w:r>
+        <w:rPr>
+          <w:sz w:val="30"/>
+        </w:rPr>
+        <w:t>CC_PRS_</w:t>
+      </w:r>
+      <w:r>
+        <w:rPr>
+          <w:sz w:val="30"/>
+        </w:rPr>
+        <w:t>32</w:t>
+      </w:r>
+      <w:r>
+        <w:rPr>
           <w:spacing w:val="-13"/>
           <w:sz w:val="30"/>
-          <w:u w:val="single"/>
-        </w:rPr>
-        <w:t xml:space="preserve"> </w:t>
-      </w:r>
-      <w:r>
-        <w:rPr>
-          <w:b/>
-          <w:sz w:val="30"/>
-          <w:u w:val="single"/>
+        </w:rPr>
+        <w:t xml:space="preserve"> </w:t>
+      </w:r>
+      <w:r>
+        <w:rPr>
+          <w:sz w:val="30"/>
         </w:rPr>
         <w:t>–</w:t>
       </w:r>
       <w:r>
         <w:rPr>
-          <w:b/>
           <w:spacing w:val="-14"/>
           <w:sz w:val="30"/>
-          <w:u w:val="single"/>
-        </w:rPr>
-        <w:t xml:space="preserve"> </w:t>
-      </w:r>
-      <w:r>
-        <w:rPr>
-          <w:b/>
-          <w:sz w:val="30"/>
-          <w:u w:val="single"/>
+        </w:rPr>
+        <w:t xml:space="preserve"> </w:t>
+      </w:r>
+      <w:r>
+        <w:rPr>
+          <w:sz w:val="30"/>
         </w:rPr>
         <w:t>Approve</w:t>
       </w:r>
       <w:r>
         <w:rPr>
-          <w:b/>
           <w:spacing w:val="-15"/>
           <w:sz w:val="30"/>
-          <w:u w:val="single"/>
-        </w:rPr>
-        <w:t xml:space="preserve"> </w:t>
-      </w:r>
-      <w:r>
-        <w:rPr>
-          <w:b/>
-          <w:sz w:val="30"/>
-          <w:u w:val="single"/>
+        </w:rPr>
+        <w:t xml:space="preserve"> </w:t>
+      </w:r>
+      <w:r>
+        <w:rPr>
+          <w:sz w:val="30"/>
         </w:rPr>
         <w:t>Large</w:t>
       </w:r>
       <w:r>
         <w:rPr>
-          <w:b/>
           <w:spacing w:val="-13"/>
           <w:sz w:val="30"/>
-          <w:u w:val="single"/>
-        </w:rPr>
-        <w:t xml:space="preserve"> </w:t>
-      </w:r>
-      <w:r>
-        <w:rPr>
-          <w:b/>
-          <w:sz w:val="30"/>
-          <w:u w:val="single"/>
+        </w:rPr>
+        <w:t xml:space="preserve"> </w:t>
+      </w:r>
+      <w:r>
+        <w:rPr>
+          <w:sz w:val="30"/>
         </w:rPr>
         <w:t>Discounts</w:t>
       </w:r>
       <w:r>
         <w:rPr>
-          <w:b/>
           <w:spacing w:val="-17"/>
           <w:sz w:val="30"/>
         </w:rPr>
@@ -8310,6 +8123,7 @@
       <w:pPr>
         <w:pStyle w:val="BodyText"/>
         <w:spacing w:before="5"/>
+        <w:jc w:val="center"/>
         <w:rPr>
           <w:rFonts w:ascii="Arial MT"/>
           <w:b w:val="0"/>
@@ -8323,9 +8137,10 @@
           <w:b w:val="0"/>
           <w:noProof/>
           <w:sz w:val="4"/>
+          <w:u w:val="none"/>
         </w:rPr>
         <w:drawing>
-          <wp:anchor distT="0" distB="0" distL="0" distR="0" simplePos="0" relativeHeight="251667456" behindDoc="1" locked="0" layoutInCell="1" allowOverlap="1" wp14:anchorId="65B9045D" wp14:editId="7D35F4E4">
+          <wp:anchor distT="0" distB="0" distL="0" distR="0" simplePos="0" relativeHeight="251712000" behindDoc="1" locked="0" layoutInCell="1" allowOverlap="1" wp14:anchorId="65B9045D" wp14:editId="7D35F4E4">
             <wp:simplePos x="0" y="0"/>
             <wp:positionH relativeFrom="page">
               <wp:posOffset>918844</wp:posOffset>
@@ -8348,7 +8163,7 @@
                     <pic:cNvPicPr/>
                   </pic:nvPicPr>
                   <pic:blipFill>
-                    <a:blip r:embed="rId35" cstate="print"/>
+                    <a:blip r:embed="rId37" cstate="print"/>
                     <a:stretch>
                       <a:fillRect/>
                     </a:stretch>
@@ -8372,6 +8187,133 @@
     <w:p>
       <w:pPr>
         <w:ind w:left="168"/>
+        <w:jc w:val="center"/>
+        <w:rPr>
+          <w:sz w:val="30"/>
+        </w:rPr>
+      </w:pPr>
+    </w:p>
+    <w:p>
+      <w:pPr>
+        <w:ind w:left="168"/>
+        <w:jc w:val="center"/>
+        <w:rPr>
+          <w:sz w:val="30"/>
+        </w:rPr>
+      </w:pPr>
+    </w:p>
+    <w:p>
+      <w:pPr>
+        <w:ind w:left="168"/>
+        <w:jc w:val="center"/>
+        <w:rPr>
+          <w:sz w:val="30"/>
+        </w:rPr>
+      </w:pPr>
+    </w:p>
+    <w:p>
+      <w:pPr>
+        <w:ind w:left="168"/>
+        <w:jc w:val="center"/>
+        <w:rPr>
+          <w:sz w:val="30"/>
+        </w:rPr>
+      </w:pPr>
+    </w:p>
+    <w:p>
+      <w:pPr>
+        <w:ind w:left="168"/>
+        <w:jc w:val="center"/>
+        <w:rPr>
+          <w:sz w:val="30"/>
+        </w:rPr>
+      </w:pPr>
+    </w:p>
+    <w:p>
+      <w:pPr>
+        <w:ind w:left="168"/>
+        <w:jc w:val="center"/>
+        <w:rPr>
+          <w:sz w:val="30"/>
+        </w:rPr>
+      </w:pPr>
+    </w:p>
+    <w:p>
+      <w:pPr>
+        <w:ind w:left="168"/>
+        <w:jc w:val="center"/>
+        <w:rPr>
+          <w:sz w:val="30"/>
+        </w:rPr>
+      </w:pPr>
+    </w:p>
+    <w:p>
+      <w:pPr>
+        <w:ind w:left="168"/>
+        <w:jc w:val="center"/>
+        <w:rPr>
+          <w:sz w:val="30"/>
+        </w:rPr>
+      </w:pPr>
+    </w:p>
+    <w:p>
+      <w:pPr>
+        <w:ind w:left="168"/>
+        <w:jc w:val="center"/>
+        <w:rPr>
+          <w:sz w:val="30"/>
+        </w:rPr>
+      </w:pPr>
+    </w:p>
+    <w:p>
+      <w:pPr>
+        <w:ind w:left="168"/>
+        <w:jc w:val="center"/>
+        <w:rPr>
+          <w:sz w:val="30"/>
+        </w:rPr>
+      </w:pPr>
+    </w:p>
+    <w:p>
+      <w:pPr>
+        <w:ind w:left="168"/>
+        <w:jc w:val="center"/>
+        <w:rPr>
+          <w:sz w:val="30"/>
+        </w:rPr>
+      </w:pPr>
+    </w:p>
+    <w:p>
+      <w:pPr>
+        <w:ind w:left="168"/>
+        <w:jc w:val="center"/>
+        <w:rPr>
+          <w:sz w:val="30"/>
+        </w:rPr>
+      </w:pPr>
+    </w:p>
+    <w:p>
+      <w:pPr>
+        <w:ind w:left="168"/>
+        <w:jc w:val="center"/>
+        <w:rPr>
+          <w:sz w:val="30"/>
+        </w:rPr>
+      </w:pPr>
+    </w:p>
+    <w:p>
+      <w:pPr>
+        <w:ind w:left="168"/>
+        <w:jc w:val="center"/>
+        <w:rPr>
+          <w:sz w:val="30"/>
+        </w:rPr>
+      </w:pPr>
+    </w:p>
+    <w:p>
+      <w:pPr>
+        <w:ind w:left="168"/>
+        <w:jc w:val="center"/>
         <w:rPr>
           <w:rFonts w:ascii="Arial MT" w:hAnsi="Arial MT"/>
           <w:sz w:val="28"/>
@@ -8379,137 +8321,111 @@
       </w:pPr>
       <w:r>
         <w:rPr>
-          <w:b/>
-          <w:sz w:val="30"/>
-          <w:u w:val="single"/>
-        </w:rPr>
-        <w:t>FR33</w:t>
-      </w:r>
-      <w:r>
-        <w:rPr>
-          <w:b/>
+          <w:sz w:val="30"/>
+        </w:rPr>
+        <w:t>CC_PRS_</w:t>
+      </w:r>
+      <w:r>
+        <w:rPr>
+          <w:sz w:val="30"/>
+        </w:rPr>
+        <w:t>33</w:t>
+      </w:r>
+      <w:r>
+        <w:rPr>
           <w:spacing w:val="-9"/>
           <w:sz w:val="30"/>
-          <w:u w:val="single"/>
-        </w:rPr>
-        <w:t xml:space="preserve"> </w:t>
-      </w:r>
-      <w:r>
-        <w:rPr>
-          <w:b/>
-          <w:sz w:val="30"/>
-          <w:u w:val="single"/>
+        </w:rPr>
+        <w:t xml:space="preserve"> </w:t>
+      </w:r>
+      <w:r>
+        <w:rPr>
+          <w:sz w:val="30"/>
         </w:rPr>
         <w:t>–</w:t>
       </w:r>
       <w:r>
         <w:rPr>
-          <w:b/>
           <w:spacing w:val="-13"/>
           <w:sz w:val="30"/>
-          <w:u w:val="single"/>
-        </w:rPr>
-        <w:t xml:space="preserve"> </w:t>
-      </w:r>
-      <w:r>
-        <w:rPr>
-          <w:b/>
-          <w:sz w:val="30"/>
-          <w:u w:val="single"/>
+        </w:rPr>
+        <w:t xml:space="preserve"> </w:t>
+      </w:r>
+      <w:r>
+        <w:rPr>
+          <w:sz w:val="30"/>
         </w:rPr>
         <w:t>Review</w:t>
       </w:r>
       <w:r>
         <w:rPr>
-          <w:b/>
           <w:spacing w:val="-14"/>
           <w:sz w:val="30"/>
-          <w:u w:val="single"/>
-        </w:rPr>
-        <w:t xml:space="preserve"> </w:t>
-      </w:r>
-      <w:r>
-        <w:rPr>
-          <w:b/>
-          <w:sz w:val="30"/>
-          <w:u w:val="single"/>
+        </w:rPr>
+        <w:t xml:space="preserve"> </w:t>
+      </w:r>
+      <w:r>
+        <w:rPr>
+          <w:sz w:val="30"/>
         </w:rPr>
         <w:t>Complaints</w:t>
       </w:r>
       <w:r>
         <w:rPr>
-          <w:b/>
           <w:spacing w:val="-13"/>
           <w:sz w:val="30"/>
-          <w:u w:val="single"/>
-        </w:rPr>
-        <w:t xml:space="preserve"> </w:t>
-      </w:r>
-      <w:r>
-        <w:rPr>
-          <w:b/>
-          <w:sz w:val="30"/>
-          <w:u w:val="single"/>
+        </w:rPr>
+        <w:t xml:space="preserve"> </w:t>
+      </w:r>
+      <w:r>
+        <w:rPr>
+          <w:sz w:val="30"/>
         </w:rPr>
         <w:t>and</w:t>
       </w:r>
       <w:r>
         <w:rPr>
-          <w:b/>
           <w:spacing w:val="-11"/>
           <w:sz w:val="30"/>
-          <w:u w:val="single"/>
-        </w:rPr>
-        <w:t xml:space="preserve"> </w:t>
-      </w:r>
-      <w:r>
-        <w:rPr>
-          <w:b/>
-          <w:sz w:val="30"/>
-          <w:u w:val="single"/>
+        </w:rPr>
+        <w:t xml:space="preserve"> </w:t>
+      </w:r>
+      <w:r>
+        <w:rPr>
+          <w:sz w:val="30"/>
         </w:rPr>
         <w:t>forward</w:t>
       </w:r>
       <w:r>
         <w:rPr>
-          <w:b/>
           <w:spacing w:val="-11"/>
           <w:sz w:val="30"/>
-          <w:u w:val="single"/>
-        </w:rPr>
-        <w:t xml:space="preserve"> </w:t>
-      </w:r>
-      <w:r>
-        <w:rPr>
-          <w:b/>
-          <w:sz w:val="30"/>
-          <w:u w:val="single"/>
+        </w:rPr>
+        <w:t xml:space="preserve"> </w:t>
+      </w:r>
+      <w:r>
+        <w:rPr>
+          <w:sz w:val="30"/>
         </w:rPr>
         <w:t>unresolved</w:t>
       </w:r>
       <w:r>
         <w:rPr>
-          <w:b/>
           <w:spacing w:val="-15"/>
           <w:sz w:val="30"/>
-          <w:u w:val="single"/>
-        </w:rPr>
-        <w:t xml:space="preserve"> </w:t>
-      </w:r>
-      <w:r>
-        <w:rPr>
-          <w:b/>
-          <w:sz w:val="30"/>
-          <w:u w:val="single"/>
+        </w:rPr>
+        <w:t xml:space="preserve"> </w:t>
+      </w:r>
+      <w:r>
+        <w:rPr>
+          <w:sz w:val="30"/>
         </w:rPr>
         <w:t>issues</w:t>
       </w:r>
       <w:r>
         <w:rPr>
-          <w:b/>
           <w:spacing w:val="-13"/>
           <w:sz w:val="30"/>
-          <w:u w:val="single"/>
         </w:rPr>
         <w:t xml:space="preserve"> </w:t>
       </w:r>
@@ -8583,17 +8499,13 @@
       <w:pPr>
         <w:pStyle w:val="BodyText"/>
         <w:spacing w:before="6"/>
+        <w:jc w:val="center"/>
         <w:rPr>
           <w:rFonts w:ascii="Arial MT"/>
           <w:b w:val="0"/>
           <w:sz w:val="5"/>
           <w:u w:val="none"/>
         </w:rPr>
-        <w:sectPr>
-          <w:pgSz w:w="11920" w:h="16840"/>
-          <w:pgMar w:top="1360" w:right="0" w:bottom="280" w:left="0" w:header="720" w:footer="720" w:gutter="0"/>
-          <w:cols w:space="720"/>
-        </w:sectPr>
       </w:pPr>
       <w:r>
         <w:rPr>
@@ -8601,9 +8513,10 @@
           <w:b w:val="0"/>
           <w:noProof/>
           <w:sz w:val="5"/>
+          <w:u w:val="none"/>
         </w:rPr>
         <w:drawing>
-          <wp:anchor distT="0" distB="0" distL="0" distR="0" simplePos="0" relativeHeight="251668480" behindDoc="1" locked="0" layoutInCell="1" allowOverlap="1" wp14:anchorId="65B9045F" wp14:editId="1A00D0D5">
+          <wp:anchor distT="0" distB="0" distL="0" distR="0" simplePos="0" relativeHeight="251718144" behindDoc="1" locked="0" layoutInCell="1" allowOverlap="1" wp14:anchorId="65B9045F" wp14:editId="1A00D0D5">
             <wp:simplePos x="0" y="0"/>
             <wp:positionH relativeFrom="page">
               <wp:posOffset>918844</wp:posOffset>
@@ -8626,7 +8539,7 @@
                     <pic:cNvPicPr/>
                   </pic:nvPicPr>
                   <pic:blipFill>
-                    <a:blip r:embed="rId36" cstate="print"/>
+                    <a:blip r:embed="rId38" cstate="print"/>
                     <a:stretch>
                       <a:fillRect/>
                     </a:stretch>
@@ -8647,13 +8560,13 @@
         </w:drawing>
       </w:r>
     </w:p>
-    <w:p>
-      <w:pPr>
-        <w:spacing w:before="301"/>
-        <w:rPr>
-          <w:rFonts w:ascii="Arial MT" w:hAnsi="Arial MT"/>
-          <w:sz w:val="30"/>
-        </w:rPr>
+    <w:p/>
+    <w:p/>
+    <w:p>
+      <w:pPr>
+        <w:tabs>
+          <w:tab w:val="left" w:pos="1343"/>
+        </w:tabs>
       </w:pPr>
       <w:r>
         <w:rPr>
@@ -8661,9 +8574,8 @@
           <w:noProof/>
           <w:sz w:val="30"/>
         </w:rPr>
-        <w:lastRenderedPageBreak/>
         <w:drawing>
-          <wp:anchor distT="0" distB="0" distL="0" distR="0" simplePos="0" relativeHeight="251637760" behindDoc="1" locked="0" layoutInCell="1" allowOverlap="1" wp14:anchorId="65B90461" wp14:editId="2C58348D">
+          <wp:anchor distT="0" distB="0" distL="0" distR="0" simplePos="0" relativeHeight="251553280" behindDoc="1" locked="0" layoutInCell="1" allowOverlap="1" wp14:anchorId="65B90461" wp14:editId="2C58348D">
             <wp:simplePos x="0" y="0"/>
             <wp:positionH relativeFrom="page">
               <wp:posOffset>918844</wp:posOffset>
@@ -8686,7 +8598,7 @@
                     <pic:cNvPicPr/>
                   </pic:nvPicPr>
                   <pic:blipFill>
-                    <a:blip r:embed="rId37" cstate="print"/>
+                    <a:blip r:embed="rId39" cstate="print"/>
                     <a:stretch>
                       <a:fillRect/>
                     </a:stretch>
@@ -8708,91 +8620,70 @@
       </w:r>
       <w:r>
         <w:rPr>
-          <w:b/>
-          <w:sz w:val="30"/>
-          <w:lang w:val="en-DE"/>
-        </w:rPr>
-        <w:t xml:space="preserve">                         </w:t>
-      </w:r>
-      <w:r>
-        <w:rPr>
-          <w:b/>
-          <w:sz w:val="30"/>
-          <w:u w:val="single"/>
-        </w:rPr>
-        <w:t>FR34</w:t>
-      </w:r>
-      <w:r>
-        <w:rPr>
-          <w:b/>
+          <w:sz w:val="30"/>
+        </w:rPr>
+        <w:t>CC_PRS_</w:t>
+      </w:r>
+      <w:r>
+        <w:rPr>
+          <w:sz w:val="30"/>
+        </w:rPr>
+        <w:t>34</w:t>
+      </w:r>
+      <w:r>
+        <w:rPr>
           <w:spacing w:val="-18"/>
           <w:sz w:val="30"/>
-          <w:u w:val="single"/>
-        </w:rPr>
-        <w:t xml:space="preserve"> </w:t>
-      </w:r>
-      <w:r>
-        <w:rPr>
-          <w:b/>
-          <w:sz w:val="30"/>
-          <w:u w:val="single"/>
+        </w:rPr>
+        <w:t xml:space="preserve"> </w:t>
+      </w:r>
+      <w:r>
+        <w:rPr>
+          <w:sz w:val="30"/>
         </w:rPr>
         <w:t>–</w:t>
       </w:r>
       <w:r>
         <w:rPr>
-          <w:b/>
           <w:spacing w:val="-20"/>
           <w:sz w:val="30"/>
-          <w:u w:val="single"/>
-        </w:rPr>
-        <w:t xml:space="preserve"> </w:t>
-      </w:r>
-      <w:r>
-        <w:rPr>
-          <w:b/>
-          <w:sz w:val="30"/>
-          <w:u w:val="single"/>
+        </w:rPr>
+        <w:t xml:space="preserve"> </w:t>
+      </w:r>
+      <w:r>
+        <w:rPr>
+          <w:sz w:val="30"/>
         </w:rPr>
         <w:t>View</w:t>
       </w:r>
       <w:r>
         <w:rPr>
-          <w:b/>
           <w:spacing w:val="-18"/>
           <w:sz w:val="30"/>
-          <w:u w:val="single"/>
-        </w:rPr>
-        <w:t xml:space="preserve"> </w:t>
-      </w:r>
-      <w:r>
-        <w:rPr>
-          <w:b/>
-          <w:sz w:val="30"/>
-          <w:u w:val="single"/>
+        </w:rPr>
+        <w:t xml:space="preserve"> </w:t>
+      </w:r>
+      <w:r>
+        <w:rPr>
+          <w:sz w:val="30"/>
         </w:rPr>
         <w:t>Transaction</w:t>
       </w:r>
       <w:r>
         <w:rPr>
-          <w:b/>
           <w:spacing w:val="-14"/>
           <w:sz w:val="30"/>
-          <w:u w:val="single"/>
-        </w:rPr>
-        <w:t xml:space="preserve"> </w:t>
-      </w:r>
-      <w:r>
-        <w:rPr>
-          <w:b/>
-          <w:sz w:val="30"/>
-          <w:u w:val="single"/>
+        </w:rPr>
+        <w:t xml:space="preserve"> </w:t>
+      </w:r>
+      <w:r>
+        <w:rPr>
+          <w:sz w:val="30"/>
         </w:rPr>
         <w:t>History</w:t>
       </w:r>
       <w:r>
         <w:rPr>
-          <w:b/>
           <w:spacing w:val="-18"/>
           <w:sz w:val="30"/>
         </w:rPr>
@@ -8867,6 +8758,7 @@
     <w:p>
       <w:pPr>
         <w:pStyle w:val="BodyText"/>
+        <w:jc w:val="center"/>
         <w:rPr>
           <w:rFonts w:ascii="Arial MT"/>
           <w:b w:val="0"/>
@@ -8879,6 +8771,59 @@
       <w:pPr>
         <w:pStyle w:val="BodyText"/>
         <w:spacing w:before="234"/>
+        <w:jc w:val="center"/>
+        <w:rPr>
+          <w:rFonts w:ascii="Arial MT"/>
+          <w:b w:val="0"/>
+          <w:sz w:val="30"/>
+          <w:u w:val="none"/>
+        </w:rPr>
+      </w:pPr>
+    </w:p>
+    <w:p>
+      <w:pPr>
+        <w:pStyle w:val="BodyText"/>
+        <w:spacing w:before="234"/>
+        <w:jc w:val="center"/>
+        <w:rPr>
+          <w:rFonts w:ascii="Arial MT"/>
+          <w:b w:val="0"/>
+          <w:sz w:val="30"/>
+          <w:u w:val="none"/>
+        </w:rPr>
+      </w:pPr>
+    </w:p>
+    <w:p>
+      <w:pPr>
+        <w:pStyle w:val="BodyText"/>
+        <w:spacing w:before="234"/>
+        <w:jc w:val="center"/>
+        <w:rPr>
+          <w:rFonts w:ascii="Arial MT"/>
+          <w:b w:val="0"/>
+          <w:sz w:val="30"/>
+          <w:u w:val="none"/>
+        </w:rPr>
+      </w:pPr>
+    </w:p>
+    <w:p>
+      <w:pPr>
+        <w:pStyle w:val="BodyText"/>
+        <w:spacing w:before="234"/>
+        <w:jc w:val="center"/>
+        <w:rPr>
+          <w:rFonts w:ascii="Arial MT"/>
+          <w:b w:val="0"/>
+          <w:sz w:val="30"/>
+          <w:u w:val="none"/>
+        </w:rPr>
+      </w:pPr>
+    </w:p>
+    <w:p>
+      <w:pPr>
+        <w:pStyle w:val="BodyText"/>
+        <w:spacing w:before="234"/>
+        <w:jc w:val="center"/>
         <w:rPr>
           <w:rFonts w:ascii="Arial MT"/>
           <w:b w:val="0"/>
@@ -8890,6 +8835,7 @@
     <w:p>
       <w:pPr>
         <w:ind w:left="1416"/>
+        <w:jc w:val="center"/>
         <w:rPr>
           <w:rFonts w:ascii="Arial MT" w:hAnsi="Arial MT"/>
           <w:sz w:val="30"/>
@@ -8897,117 +8843,96 @@
       </w:pPr>
       <w:r>
         <w:rPr>
-          <w:b/>
-          <w:sz w:val="30"/>
-          <w:u w:val="single"/>
-        </w:rPr>
-        <w:t>FR35</w:t>
-      </w:r>
-      <w:r>
-        <w:rPr>
-          <w:b/>
+          <w:sz w:val="30"/>
+        </w:rPr>
+        <w:t>CC_PRS_</w:t>
+      </w:r>
+      <w:r>
+        <w:rPr>
+          <w:sz w:val="30"/>
+        </w:rPr>
+        <w:t>35</w:t>
+      </w:r>
+      <w:r>
+        <w:rPr>
           <w:spacing w:val="-11"/>
           <w:sz w:val="30"/>
-          <w:u w:val="single"/>
-        </w:rPr>
-        <w:t xml:space="preserve"> </w:t>
-      </w:r>
-      <w:r>
-        <w:rPr>
-          <w:b/>
-          <w:sz w:val="30"/>
-          <w:u w:val="single"/>
+        </w:rPr>
+        <w:t xml:space="preserve"> </w:t>
+      </w:r>
+      <w:r>
+        <w:rPr>
+          <w:sz w:val="30"/>
         </w:rPr>
         <w:t>–</w:t>
       </w:r>
       <w:r>
         <w:rPr>
-          <w:b/>
           <w:spacing w:val="-16"/>
           <w:sz w:val="30"/>
-          <w:u w:val="single"/>
-        </w:rPr>
-        <w:t xml:space="preserve"> </w:t>
-      </w:r>
-      <w:r>
-        <w:rPr>
-          <w:b/>
-          <w:sz w:val="30"/>
-          <w:u w:val="single"/>
+        </w:rPr>
+        <w:t xml:space="preserve"> </w:t>
+      </w:r>
+      <w:r>
+        <w:rPr>
+          <w:sz w:val="30"/>
         </w:rPr>
         <w:t>Monitor</w:t>
       </w:r>
       <w:r>
         <w:rPr>
-          <w:b/>
           <w:spacing w:val="-11"/>
           <w:sz w:val="30"/>
-          <w:u w:val="single"/>
-        </w:rPr>
-        <w:t xml:space="preserve"> </w:t>
-      </w:r>
-      <w:r>
-        <w:rPr>
-          <w:b/>
-          <w:sz w:val="30"/>
-          <w:u w:val="single"/>
+        </w:rPr>
+        <w:t xml:space="preserve"> </w:t>
+      </w:r>
+      <w:r>
+        <w:rPr>
+          <w:sz w:val="30"/>
         </w:rPr>
         <w:t>Payment</w:t>
       </w:r>
       <w:r>
         <w:rPr>
-          <w:b/>
           <w:spacing w:val="-9"/>
           <w:sz w:val="30"/>
-          <w:u w:val="single"/>
-        </w:rPr>
-        <w:t xml:space="preserve"> </w:t>
-      </w:r>
-      <w:r>
-        <w:rPr>
-          <w:b/>
-          <w:sz w:val="30"/>
-          <w:u w:val="single"/>
+        </w:rPr>
+        <w:t xml:space="preserve"> </w:t>
+      </w:r>
+      <w:r>
+        <w:rPr>
+          <w:sz w:val="30"/>
         </w:rPr>
         <w:t>process</w:t>
       </w:r>
       <w:r>
         <w:rPr>
-          <w:b/>
           <w:spacing w:val="-13"/>
           <w:sz w:val="30"/>
-          <w:u w:val="single"/>
-        </w:rPr>
-        <w:t xml:space="preserve"> </w:t>
-      </w:r>
-      <w:r>
-        <w:rPr>
-          <w:b/>
-          <w:sz w:val="30"/>
-          <w:u w:val="single"/>
+        </w:rPr>
+        <w:t xml:space="preserve"> </w:t>
+      </w:r>
+      <w:r>
+        <w:rPr>
+          <w:sz w:val="30"/>
         </w:rPr>
         <w:t>and</w:t>
       </w:r>
       <w:r>
         <w:rPr>
-          <w:b/>
           <w:spacing w:val="-8"/>
           <w:sz w:val="30"/>
-          <w:u w:val="single"/>
-        </w:rPr>
-        <w:t xml:space="preserve"> </w:t>
-      </w:r>
-      <w:r>
-        <w:rPr>
-          <w:b/>
-          <w:sz w:val="30"/>
-          <w:u w:val="single"/>
+        </w:rPr>
+        <w:t xml:space="preserve"> </w:t>
+      </w:r>
+      <w:r>
+        <w:rPr>
+          <w:sz w:val="30"/>
         </w:rPr>
         <w:t>Security</w:t>
       </w:r>
       <w:r>
         <w:rPr>
-          <w:b/>
           <w:spacing w:val="-17"/>
           <w:sz w:val="30"/>
         </w:rPr>
@@ -9083,6 +9008,7 @@
       <w:pPr>
         <w:pStyle w:val="BodyText"/>
         <w:spacing w:before="5"/>
+        <w:jc w:val="center"/>
         <w:rPr>
           <w:rFonts w:ascii="Arial MT"/>
           <w:b w:val="0"/>
@@ -9096,9 +9022,11 @@
           <w:b w:val="0"/>
           <w:noProof/>
           <w:sz w:val="5"/>
-        </w:rPr>
+          <w:u w:val="none"/>
+        </w:rPr>
+        <w:lastRenderedPageBreak/>
         <w:drawing>
-          <wp:anchor distT="0" distB="0" distL="0" distR="0" simplePos="0" relativeHeight="251669504" behindDoc="1" locked="0" layoutInCell="1" allowOverlap="1" wp14:anchorId="65B90463" wp14:editId="4EE4CF67">
+          <wp:anchor distT="0" distB="0" distL="0" distR="0" simplePos="0" relativeHeight="251723264" behindDoc="1" locked="0" layoutInCell="1" allowOverlap="1" wp14:anchorId="65B90463" wp14:editId="4EE4CF67">
             <wp:simplePos x="0" y="0"/>
             <wp:positionH relativeFrom="page">
               <wp:posOffset>918844</wp:posOffset>
@@ -9121,7 +9049,7 @@
                     <pic:cNvPicPr/>
                   </pic:nvPicPr>
                   <pic:blipFill>
-                    <a:blip r:embed="rId38" cstate="print"/>
+                    <a:blip r:embed="rId40" cstate="print"/>
                     <a:stretch>
                       <a:fillRect/>
                     </a:stretch>
@@ -9145,36 +9073,45 @@
     <w:p>
       <w:pPr>
         <w:pStyle w:val="BodyText"/>
+        <w:jc w:val="center"/>
         <w:rPr>
           <w:rFonts w:ascii="Arial MT"/>
           <w:b w:val="0"/>
           <w:sz w:val="5"/>
-        </w:rPr>
-        <w:sectPr>
-          <w:pgSz w:w="11920" w:h="16840"/>
-          <w:pgMar w:top="1920" w:right="0" w:bottom="280" w:left="0" w:header="720" w:footer="720" w:gutter="0"/>
-          <w:cols w:space="720"/>
-        </w:sectPr>
-      </w:pPr>
-    </w:p>
+          <w:u w:val="none"/>
+        </w:rPr>
+      </w:pPr>
+    </w:p>
+    <w:p/>
+    <w:p/>
+    <w:p/>
+    <w:p>
+      <w:pPr>
+        <w:tabs>
+          <w:tab w:val="left" w:pos="2548"/>
+        </w:tabs>
+      </w:pPr>
+    </w:p>
+    <w:p/>
     <w:p>
       <w:pPr>
         <w:spacing w:before="301"/>
-        <w:ind w:left="153"/>
+        <w:jc w:val="center"/>
         <w:rPr>
           <w:rFonts w:ascii="Arial MT" w:hAnsi="Arial MT"/>
-          <w:sz w:val="20"/>
+          <w:sz w:val="24"/>
+          <w:szCs w:val="20"/>
         </w:rPr>
       </w:pPr>
       <w:r>
         <w:rPr>
           <w:rFonts w:ascii="Arial MT" w:hAnsi="Arial MT"/>
           <w:noProof/>
-          <w:sz w:val="20"/>
-        </w:rPr>
-        <w:lastRenderedPageBreak/>
+          <w:sz w:val="24"/>
+          <w:szCs w:val="20"/>
+        </w:rPr>
         <w:drawing>
-          <wp:anchor distT="0" distB="0" distL="0" distR="0" simplePos="0" relativeHeight="251670528" behindDoc="1" locked="0" layoutInCell="1" allowOverlap="1" wp14:anchorId="65B90465" wp14:editId="3AF57584">
+          <wp:anchor distT="0" distB="0" distL="0" distR="0" simplePos="0" relativeHeight="251732480" behindDoc="1" locked="0" layoutInCell="1" allowOverlap="1" wp14:anchorId="65B90465" wp14:editId="3AF57584">
             <wp:simplePos x="0" y="0"/>
             <wp:positionH relativeFrom="page">
               <wp:posOffset>918844</wp:posOffset>
@@ -9197,7 +9134,7 @@
                     <pic:cNvPicPr/>
                   </pic:nvPicPr>
                   <pic:blipFill>
-                    <a:blip r:embed="rId39" cstate="print"/>
+                    <a:blip r:embed="rId41" cstate="print"/>
                     <a:stretch>
                       <a:fillRect/>
                     </a:stretch>
@@ -9219,194 +9156,177 @@
       </w:r>
       <w:r>
         <w:rPr>
-          <w:b/>
-          <w:sz w:val="30"/>
-          <w:u w:val="single"/>
-        </w:rPr>
-        <w:t>FR36</w:t>
-      </w:r>
-      <w:r>
-        <w:rPr>
-          <w:b/>
+          <w:sz w:val="24"/>
+          <w:szCs w:val="20"/>
+        </w:rPr>
+        <w:t>CC_PRS_</w:t>
+      </w:r>
+      <w:r>
+        <w:rPr>
+          <w:sz w:val="24"/>
+          <w:szCs w:val="20"/>
+        </w:rPr>
+        <w:t>36</w:t>
+      </w:r>
+      <w:r>
+        <w:rPr>
           <w:spacing w:val="-10"/>
-          <w:sz w:val="30"/>
-          <w:u w:val="single"/>
-        </w:rPr>
-        <w:t xml:space="preserve"> </w:t>
-      </w:r>
-      <w:r>
-        <w:rPr>
-          <w:b/>
-          <w:sz w:val="30"/>
-          <w:u w:val="single"/>
+          <w:sz w:val="24"/>
+          <w:szCs w:val="20"/>
+        </w:rPr>
+        <w:t xml:space="preserve"> </w:t>
+      </w:r>
+      <w:r>
+        <w:rPr>
+          <w:sz w:val="24"/>
+          <w:szCs w:val="20"/>
         </w:rPr>
         <w:t>–</w:t>
       </w:r>
       <w:r>
         <w:rPr>
-          <w:b/>
           <w:spacing w:val="-12"/>
-          <w:sz w:val="30"/>
-          <w:u w:val="single"/>
-        </w:rPr>
-        <w:t xml:space="preserve"> </w:t>
-      </w:r>
-      <w:r>
-        <w:rPr>
-          <w:b/>
-          <w:sz w:val="30"/>
-          <w:u w:val="single"/>
+          <w:sz w:val="24"/>
+          <w:szCs w:val="20"/>
+        </w:rPr>
+        <w:t xml:space="preserve"> </w:t>
+      </w:r>
+      <w:r>
+        <w:rPr>
+          <w:sz w:val="24"/>
+          <w:szCs w:val="20"/>
         </w:rPr>
         <w:t>Communicate</w:t>
       </w:r>
       <w:r>
         <w:rPr>
-          <w:b/>
           <w:spacing w:val="-9"/>
-          <w:sz w:val="30"/>
-          <w:u w:val="single"/>
-        </w:rPr>
-        <w:t xml:space="preserve"> </w:t>
-      </w:r>
-      <w:r>
-        <w:rPr>
-          <w:b/>
-          <w:sz w:val="30"/>
-          <w:u w:val="single"/>
+          <w:sz w:val="24"/>
+          <w:szCs w:val="20"/>
+        </w:rPr>
+        <w:t xml:space="preserve"> </w:t>
+      </w:r>
+      <w:r>
+        <w:rPr>
+          <w:sz w:val="24"/>
+          <w:szCs w:val="20"/>
         </w:rPr>
         <w:t>Payment</w:t>
       </w:r>
       <w:r>
         <w:rPr>
-          <w:b/>
           <w:spacing w:val="-12"/>
-          <w:sz w:val="30"/>
-          <w:u w:val="single"/>
-        </w:rPr>
-        <w:t xml:space="preserve"> </w:t>
-      </w:r>
-      <w:r>
-        <w:rPr>
-          <w:b/>
-          <w:sz w:val="30"/>
-          <w:u w:val="single"/>
+          <w:sz w:val="24"/>
+          <w:szCs w:val="20"/>
+        </w:rPr>
+        <w:t xml:space="preserve"> </w:t>
+      </w:r>
+      <w:r>
+        <w:rPr>
+          <w:sz w:val="24"/>
+          <w:szCs w:val="20"/>
         </w:rPr>
         <w:t>Issues</w:t>
       </w:r>
       <w:r>
         <w:rPr>
-          <w:b/>
           <w:spacing w:val="-9"/>
-          <w:sz w:val="30"/>
-          <w:u w:val="single"/>
-        </w:rPr>
-        <w:t xml:space="preserve"> </w:t>
-      </w:r>
-      <w:r>
-        <w:rPr>
-          <w:b/>
-          <w:sz w:val="30"/>
-          <w:u w:val="single"/>
+          <w:sz w:val="24"/>
+          <w:szCs w:val="20"/>
+        </w:rPr>
+        <w:t xml:space="preserve"> </w:t>
+      </w:r>
+      <w:r>
+        <w:rPr>
+          <w:sz w:val="24"/>
+          <w:szCs w:val="20"/>
         </w:rPr>
         <w:t>with</w:t>
       </w:r>
       <w:r>
         <w:rPr>
-          <w:b/>
           <w:spacing w:val="-14"/>
-          <w:sz w:val="30"/>
-          <w:u w:val="single"/>
-        </w:rPr>
-        <w:t xml:space="preserve"> </w:t>
-      </w:r>
-      <w:r>
-        <w:rPr>
-          <w:b/>
-          <w:sz w:val="30"/>
-          <w:u w:val="single"/>
+          <w:sz w:val="24"/>
+          <w:szCs w:val="20"/>
+        </w:rPr>
+        <w:t xml:space="preserve"> </w:t>
+      </w:r>
+      <w:r>
+        <w:rPr>
+          <w:sz w:val="24"/>
+          <w:szCs w:val="20"/>
         </w:rPr>
         <w:t>tenants</w:t>
       </w:r>
       <w:r>
         <w:rPr>
-          <w:b/>
           <w:spacing w:val="-12"/>
-          <w:sz w:val="30"/>
-          <w:u w:val="single"/>
-        </w:rPr>
-        <w:t xml:space="preserve"> </w:t>
-      </w:r>
-      <w:r>
-        <w:rPr>
-          <w:b/>
-          <w:sz w:val="30"/>
-          <w:u w:val="single"/>
+          <w:sz w:val="24"/>
+          <w:szCs w:val="20"/>
+        </w:rPr>
+        <w:t xml:space="preserve"> </w:t>
+      </w:r>
+      <w:r>
+        <w:rPr>
+          <w:sz w:val="24"/>
+          <w:szCs w:val="20"/>
         </w:rPr>
         <w:t>and</w:t>
       </w:r>
       <w:r>
         <w:rPr>
-          <w:b/>
           <w:spacing w:val="-11"/>
-          <w:sz w:val="30"/>
-          <w:u w:val="single"/>
-        </w:rPr>
-        <w:t xml:space="preserve"> </w:t>
-      </w:r>
-      <w:r>
-        <w:rPr>
-          <w:b/>
-          <w:sz w:val="30"/>
-          <w:u w:val="single"/>
+          <w:sz w:val="24"/>
+          <w:szCs w:val="20"/>
+        </w:rPr>
+        <w:t xml:space="preserve"> </w:t>
+      </w:r>
+      <w:r>
+        <w:rPr>
+          <w:sz w:val="24"/>
+          <w:szCs w:val="20"/>
         </w:rPr>
         <w:t>owners</w:t>
       </w:r>
       <w:r>
         <w:rPr>
-          <w:b/>
           <w:spacing w:val="-15"/>
-          <w:sz w:val="30"/>
+          <w:sz w:val="24"/>
+          <w:szCs w:val="20"/>
         </w:rPr>
         <w:t xml:space="preserve"> </w:t>
       </w:r>
       <w:r>
         <w:rPr>
           <w:rFonts w:ascii="Arial MT" w:hAnsi="Arial MT"/>
-          <w:sz w:val="30"/>
-        </w:rPr>
-        <w:t>(</w:t>
-      </w:r>
-      <w:r>
-        <w:rPr>
-          <w:rFonts w:ascii="Arial MT" w:hAnsi="Arial MT"/>
-        </w:rPr>
-        <w:t>Done</w:t>
+          <w:sz w:val="24"/>
+          <w:szCs w:val="20"/>
+        </w:rPr>
+        <w:t>(Done</w:t>
       </w:r>
       <w:r>
         <w:rPr>
           <w:rFonts w:ascii="Arial MT" w:hAnsi="Arial MT"/>
           <w:spacing w:val="-14"/>
+          <w:sz w:val="24"/>
+          <w:szCs w:val="20"/>
         </w:rPr>
         <w:t xml:space="preserve"> </w:t>
       </w:r>
       <w:r>
         <w:rPr>
           <w:rFonts w:ascii="Arial MT" w:hAnsi="Arial MT"/>
-        </w:rPr>
-        <w:t>by</w:t>
-      </w:r>
-      <w:r>
-        <w:rPr>
-          <w:rFonts w:ascii="Arial MT" w:hAnsi="Arial MT"/>
-          <w:sz w:val="30"/>
-        </w:rPr>
-        <w:t>:</w:t>
+          <w:sz w:val="24"/>
+          <w:szCs w:val="20"/>
+        </w:rPr>
+        <w:t>by:</w:t>
       </w:r>
       <w:r>
         <w:rPr>
           <w:rFonts w:ascii="Arial MT" w:hAnsi="Arial MT"/>
           <w:spacing w:val="-14"/>
-          <w:sz w:val="30"/>
+          <w:sz w:val="24"/>
+          <w:szCs w:val="20"/>
         </w:rPr>
         <w:t xml:space="preserve"> </w:t>
       </w:r>
@@ -9414,7 +9334,8 @@
       <w:r>
         <w:rPr>
           <w:rFonts w:ascii="Arial MT" w:hAnsi="Arial MT"/>
-          <w:sz w:val="20"/>
+          <w:sz w:val="24"/>
+          <w:szCs w:val="20"/>
         </w:rPr>
         <w:t>Ornelt</w:t>
       </w:r>
@@ -9423,7 +9344,8 @@
         <w:rPr>
           <w:rFonts w:ascii="Arial MT" w:hAnsi="Arial MT"/>
           <w:spacing w:val="-8"/>
-          <w:sz w:val="20"/>
+          <w:sz w:val="24"/>
+          <w:szCs w:val="20"/>
         </w:rPr>
         <w:t xml:space="preserve"> </w:t>
       </w:r>
@@ -9432,7 +9354,8 @@
         <w:rPr>
           <w:rFonts w:ascii="Arial MT" w:hAnsi="Arial MT"/>
           <w:spacing w:val="-2"/>
-          <w:sz w:val="20"/>
+          <w:sz w:val="24"/>
+          <w:szCs w:val="20"/>
         </w:rPr>
         <w:t>Lemellari</w:t>
       </w:r>
@@ -9441,147 +9364,164 @@
         <w:rPr>
           <w:rFonts w:ascii="Arial MT" w:hAnsi="Arial MT"/>
           <w:spacing w:val="-2"/>
-          <w:sz w:val="20"/>
+          <w:sz w:val="24"/>
+          <w:szCs w:val="20"/>
         </w:rPr>
         <w:t>)</w:t>
       </w:r>
-    </w:p>
-    <w:p>
-      <w:pPr>
-        <w:rPr>
-          <w:rFonts w:ascii="Arial MT" w:hAnsi="Arial MT"/>
-          <w:sz w:val="20"/>
-        </w:rPr>
-        <w:sectPr>
-          <w:pgSz w:w="11920" w:h="16840"/>
-          <w:pgMar w:top="1920" w:right="0" w:bottom="280" w:left="0" w:header="720" w:footer="720" w:gutter="0"/>
-          <w:cols w:space="720"/>
-        </w:sectPr>
-      </w:pPr>
     </w:p>
     <w:p>
       <w:pPr>
         <w:spacing w:before="67"/>
         <w:ind w:left="484"/>
-        <w:rPr>
-          <w:rFonts w:ascii="Arial MT"/>
-          <w:sz w:val="30"/>
-        </w:rPr>
-      </w:pPr>
-      <w:r>
-        <w:rPr>
-          <w:b/>
-          <w:sz w:val="30"/>
-          <w:u w:val="single"/>
-        </w:rPr>
-        <w:lastRenderedPageBreak/>
-        <w:t>FR37-</w:t>
-      </w:r>
-      <w:r>
-        <w:rPr>
-          <w:b/>
+        <w:jc w:val="center"/>
+        <w:rPr>
+          <w:sz w:val="30"/>
+        </w:rPr>
+      </w:pPr>
+    </w:p>
+    <w:p>
+      <w:pPr>
+        <w:spacing w:before="67"/>
+        <w:ind w:left="484"/>
+        <w:jc w:val="center"/>
+        <w:rPr>
+          <w:sz w:val="30"/>
+        </w:rPr>
+      </w:pPr>
+    </w:p>
+    <w:p>
+      <w:pPr>
+        <w:spacing w:before="67"/>
+        <w:ind w:left="484"/>
+        <w:jc w:val="center"/>
+        <w:rPr>
+          <w:sz w:val="30"/>
+        </w:rPr>
+      </w:pPr>
+    </w:p>
+    <w:p>
+      <w:pPr>
+        <w:spacing w:before="67"/>
+        <w:rPr>
+          <w:sz w:val="30"/>
+        </w:rPr>
+      </w:pPr>
+      <w:bookmarkStart w:id="3" w:name="_GoBack"/>
+      <w:bookmarkEnd w:id="3"/>
+    </w:p>
+    <w:p>
+      <w:pPr>
+        <w:spacing w:before="67"/>
+        <w:ind w:left="484"/>
+        <w:jc w:val="center"/>
+        <w:rPr>
+          <w:sz w:val="30"/>
+        </w:rPr>
+      </w:pPr>
+    </w:p>
+    <w:p>
+      <w:pPr>
+        <w:spacing w:before="67"/>
+        <w:ind w:left="484"/>
+        <w:jc w:val="center"/>
+        <w:rPr>
+          <w:rFonts w:ascii="Arial MT"/>
+          <w:sz w:val="30"/>
+        </w:rPr>
+      </w:pPr>
+      <w:r>
+        <w:rPr>
+          <w:sz w:val="30"/>
+        </w:rPr>
+        <w:t>CC_PRS_</w:t>
+      </w:r>
+      <w:r>
+        <w:rPr>
+          <w:sz w:val="30"/>
+        </w:rPr>
+        <w:t>37-</w:t>
+      </w:r>
+      <w:r>
+        <w:rPr>
           <w:spacing w:val="-16"/>
           <w:sz w:val="30"/>
-          <w:u w:val="single"/>
-        </w:rPr>
-        <w:t xml:space="preserve"> </w:t>
-      </w:r>
-      <w:r>
-        <w:rPr>
-          <w:b/>
-          <w:sz w:val="30"/>
-          <w:u w:val="single"/>
+        </w:rPr>
+        <w:t xml:space="preserve"> </w:t>
+      </w:r>
+      <w:r>
+        <w:rPr>
+          <w:sz w:val="30"/>
         </w:rPr>
         <w:t>Approve</w:t>
       </w:r>
       <w:r>
         <w:rPr>
-          <w:b/>
           <w:spacing w:val="-17"/>
           <w:sz w:val="30"/>
-          <w:u w:val="single"/>
-        </w:rPr>
-        <w:t xml:space="preserve"> </w:t>
-      </w:r>
-      <w:r>
-        <w:rPr>
-          <w:b/>
-          <w:sz w:val="30"/>
-          <w:u w:val="single"/>
+        </w:rPr>
+        <w:t xml:space="preserve"> </w:t>
+      </w:r>
+      <w:r>
+        <w:rPr>
+          <w:sz w:val="30"/>
         </w:rPr>
         <w:t>refunds</w:t>
       </w:r>
       <w:r>
         <w:rPr>
-          <w:b/>
           <w:spacing w:val="-17"/>
           <w:sz w:val="30"/>
-          <w:u w:val="single"/>
-        </w:rPr>
-        <w:t xml:space="preserve"> </w:t>
-      </w:r>
-      <w:r>
-        <w:rPr>
-          <w:b/>
-          <w:sz w:val="30"/>
-          <w:u w:val="single"/>
+        </w:rPr>
+        <w:t xml:space="preserve"> </w:t>
+      </w:r>
+      <w:r>
+        <w:rPr>
+          <w:sz w:val="30"/>
         </w:rPr>
         <w:t>for</w:t>
       </w:r>
       <w:r>
         <w:rPr>
-          <w:b/>
           <w:spacing w:val="-16"/>
           <w:sz w:val="30"/>
-          <w:u w:val="single"/>
-        </w:rPr>
-        <w:t xml:space="preserve"> </w:t>
-      </w:r>
-      <w:r>
-        <w:rPr>
-          <w:b/>
-          <w:sz w:val="30"/>
-          <w:u w:val="single"/>
+        </w:rPr>
+        <w:t xml:space="preserve"> </w:t>
+      </w:r>
+      <w:r>
+        <w:rPr>
+          <w:sz w:val="30"/>
         </w:rPr>
         <w:t>cancelled</w:t>
       </w:r>
       <w:r>
         <w:rPr>
-          <w:b/>
           <w:spacing w:val="-15"/>
           <w:sz w:val="30"/>
-          <w:u w:val="single"/>
-        </w:rPr>
-        <w:t xml:space="preserve"> </w:t>
-      </w:r>
-      <w:r>
-        <w:rPr>
-          <w:b/>
-          <w:sz w:val="30"/>
-          <w:u w:val="single"/>
+        </w:rPr>
+        <w:t xml:space="preserve"> </w:t>
+      </w:r>
+      <w:r>
+        <w:rPr>
+          <w:sz w:val="30"/>
         </w:rPr>
         <w:t>rental</w:t>
       </w:r>
       <w:r>
         <w:rPr>
-          <w:b/>
           <w:spacing w:val="-13"/>
           <w:sz w:val="30"/>
-          <w:u w:val="single"/>
-        </w:rPr>
-        <w:t xml:space="preserve"> </w:t>
-      </w:r>
-      <w:r>
-        <w:rPr>
-          <w:b/>
-          <w:sz w:val="30"/>
-          <w:u w:val="single"/>
+        </w:rPr>
+        <w:t xml:space="preserve"> </w:t>
+      </w:r>
+      <w:r>
+        <w:rPr>
+          <w:sz w:val="30"/>
         </w:rPr>
         <w:t>transactions</w:t>
       </w:r>
       <w:r>
         <w:rPr>
-          <w:b/>
           <w:spacing w:val="-18"/>
           <w:sz w:val="30"/>
         </w:rPr>
@@ -9644,6 +9584,7 @@
       <w:pPr>
         <w:pStyle w:val="BodyText"/>
         <w:spacing w:before="206"/>
+        <w:jc w:val="center"/>
         <w:rPr>
           <w:rFonts w:ascii="Arial MT"/>
           <w:b w:val="0"/>
@@ -9657,9 +9598,11 @@
           <w:b w:val="0"/>
           <w:noProof/>
           <w:sz w:val="20"/>
-        </w:rPr>
+          <w:u w:val="none"/>
+        </w:rPr>
+        <w:lastRenderedPageBreak/>
         <w:drawing>
-          <wp:anchor distT="0" distB="0" distL="0" distR="0" simplePos="0" relativeHeight="251671552" behindDoc="1" locked="0" layoutInCell="1" allowOverlap="1" wp14:anchorId="65B90467" wp14:editId="75AA0D49">
+          <wp:anchor distT="0" distB="0" distL="0" distR="0" simplePos="0" relativeHeight="251737600" behindDoc="1" locked="0" layoutInCell="1" allowOverlap="1" wp14:anchorId="65B90467" wp14:editId="75AA0D49">
             <wp:simplePos x="0" y="0"/>
             <wp:positionH relativeFrom="page">
               <wp:posOffset>61596</wp:posOffset>
@@ -9682,7 +9625,7 @@
                     <pic:cNvPicPr/>
                   </pic:nvPicPr>
                   <pic:blipFill>
-                    <a:blip r:embed="rId40" cstate="print"/>
+                    <a:blip r:embed="rId42" cstate="print"/>
                     <a:stretch>
                       <a:fillRect/>
                     </a:stretch>
@@ -9706,10 +9649,12 @@
     <w:p>
       <w:pPr>
         <w:pStyle w:val="BodyText"/>
+        <w:jc w:val="center"/>
         <w:rPr>
           <w:rFonts w:ascii="Arial MT"/>
           <w:b w:val="0"/>
           <w:sz w:val="20"/>
+          <w:u w:val="none"/>
         </w:rPr>
         <w:sectPr>
           <w:pgSz w:w="11920" w:h="16840"/>
@@ -9722,57 +9667,53 @@
       <w:pPr>
         <w:spacing w:before="67"/>
         <w:ind w:left="1416"/>
-        <w:rPr>
-          <w:rFonts w:ascii="Arial MT"/>
-          <w:sz w:val="30"/>
-        </w:rPr>
-      </w:pPr>
-      <w:r>
-        <w:rPr>
-          <w:b/>
-          <w:sz w:val="30"/>
-          <w:u w:val="single"/>
+        <w:jc w:val="center"/>
+        <w:rPr>
+          <w:rFonts w:ascii="Arial MT"/>
+          <w:sz w:val="30"/>
+        </w:rPr>
+      </w:pPr>
+      <w:r>
+        <w:rPr>
+          <w:sz w:val="30"/>
         </w:rPr>
         <w:lastRenderedPageBreak/>
-        <w:t>FR38-</w:t>
-      </w:r>
-      <w:r>
-        <w:rPr>
-          <w:b/>
+        <w:t>CC_PRS_</w:t>
+      </w:r>
+      <w:r>
+        <w:rPr>
+          <w:sz w:val="30"/>
+        </w:rPr>
+        <w:t>38-</w:t>
+      </w:r>
+      <w:r>
+        <w:rPr>
           <w:spacing w:val="-17"/>
           <w:sz w:val="30"/>
-          <w:u w:val="single"/>
-        </w:rPr>
-        <w:t xml:space="preserve"> </w:t>
-      </w:r>
-      <w:r>
-        <w:rPr>
-          <w:b/>
-          <w:sz w:val="30"/>
-          <w:u w:val="single"/>
+        </w:rPr>
+        <w:t xml:space="preserve"> </w:t>
+      </w:r>
+      <w:r>
+        <w:rPr>
+          <w:sz w:val="30"/>
         </w:rPr>
         <w:t>Manage</w:t>
       </w:r>
       <w:r>
         <w:rPr>
-          <w:b/>
           <w:spacing w:val="19"/>
           <w:sz w:val="30"/>
-          <w:u w:val="single"/>
-        </w:rPr>
-        <w:t xml:space="preserve"> </w:t>
-      </w:r>
-      <w:r>
-        <w:rPr>
-          <w:b/>
-          <w:sz w:val="30"/>
-          <w:u w:val="single"/>
+        </w:rPr>
+        <w:t xml:space="preserve"> </w:t>
+      </w:r>
+      <w:r>
+        <w:rPr>
+          <w:sz w:val="30"/>
         </w:rPr>
         <w:t>Complaints</w:t>
       </w:r>
       <w:r>
         <w:rPr>
-          <w:b/>
           <w:spacing w:val="-18"/>
           <w:sz w:val="30"/>
         </w:rPr>
@@ -9845,6 +9786,7 @@
     <w:p>
       <w:pPr>
         <w:pStyle w:val="BodyText"/>
+        <w:jc w:val="center"/>
         <w:rPr>
           <w:rFonts w:ascii="Arial MT"/>
           <w:b w:val="0"/>
@@ -9857,6 +9799,7 @@
       <w:pPr>
         <w:pStyle w:val="BodyText"/>
         <w:spacing w:before="13"/>
+        <w:jc w:val="center"/>
         <w:rPr>
           <w:rFonts w:ascii="Arial MT"/>
           <w:b w:val="0"/>
@@ -9870,9 +9813,10 @@
           <w:b w:val="0"/>
           <w:noProof/>
           <w:sz w:val="20"/>
+          <w:u w:val="none"/>
         </w:rPr>
         <w:drawing>
-          <wp:anchor distT="0" distB="0" distL="0" distR="0" simplePos="0" relativeHeight="251672576" behindDoc="1" locked="0" layoutInCell="1" allowOverlap="1" wp14:anchorId="65B90469" wp14:editId="17CC9C8A">
+          <wp:anchor distT="0" distB="0" distL="0" distR="0" simplePos="0" relativeHeight="251742720" behindDoc="1" locked="0" layoutInCell="1" allowOverlap="1" wp14:anchorId="65B90469" wp14:editId="17CC9C8A">
             <wp:simplePos x="0" y="0"/>
             <wp:positionH relativeFrom="page">
               <wp:posOffset>61596</wp:posOffset>
@@ -9895,7 +9839,7 @@
                     <pic:cNvPicPr/>
                   </pic:nvPicPr>
                   <pic:blipFill>
-                    <a:blip r:embed="rId41" cstate="print"/>
+                    <a:blip r:embed="rId43" cstate="print"/>
                     <a:stretch>
                       <a:fillRect/>
                     </a:stretch>
@@ -9919,10 +9863,12 @@
     <w:p>
       <w:pPr>
         <w:pStyle w:val="BodyText"/>
+        <w:jc w:val="center"/>
         <w:rPr>
           <w:rFonts w:ascii="Arial MT"/>
           <w:b w:val="0"/>
           <w:sz w:val="20"/>
+          <w:u w:val="none"/>
         </w:rPr>
         <w:sectPr>
           <w:pgSz w:w="11920" w:h="16840"/>
@@ -9943,84 +9889,71 @@
       </w:pPr>
       <w:r>
         <w:rPr>
-          <w:b/>
-          <w:sz w:val="30"/>
-          <w:u w:val="single"/>
+          <w:sz w:val="30"/>
         </w:rPr>
         <w:lastRenderedPageBreak/>
-        <w:t>FR39-</w:t>
-      </w:r>
-      <w:r>
-        <w:rPr>
-          <w:b/>
+        <w:t>CC_PRS_</w:t>
+      </w:r>
+      <w:r>
+        <w:rPr>
+          <w:sz w:val="30"/>
+        </w:rPr>
+        <w:t>39-</w:t>
+      </w:r>
+      <w:r>
+        <w:rPr>
           <w:spacing w:val="-13"/>
           <w:sz w:val="30"/>
-          <w:u w:val="single"/>
-        </w:rPr>
-        <w:t xml:space="preserve"> </w:t>
-      </w:r>
-      <w:r>
-        <w:rPr>
-          <w:b/>
-          <w:sz w:val="30"/>
-          <w:u w:val="single"/>
+        </w:rPr>
+        <w:t xml:space="preserve"> </w:t>
+      </w:r>
+      <w:r>
+        <w:rPr>
+          <w:sz w:val="30"/>
         </w:rPr>
         <w:t>Send</w:t>
       </w:r>
       <w:r>
         <w:rPr>
-          <w:b/>
           <w:spacing w:val="-12"/>
           <w:sz w:val="30"/>
-          <w:u w:val="single"/>
-        </w:rPr>
-        <w:t xml:space="preserve"> </w:t>
-      </w:r>
-      <w:r>
-        <w:rPr>
-          <w:b/>
-          <w:sz w:val="30"/>
-          <w:u w:val="single"/>
+        </w:rPr>
+        <w:t xml:space="preserve"> </w:t>
+      </w:r>
+      <w:r>
+        <w:rPr>
+          <w:sz w:val="30"/>
         </w:rPr>
         <w:t>notifications</w:t>
       </w:r>
       <w:r>
         <w:rPr>
-          <w:b/>
           <w:spacing w:val="-11"/>
           <w:sz w:val="30"/>
-          <w:u w:val="single"/>
-        </w:rPr>
-        <w:t xml:space="preserve"> </w:t>
-      </w:r>
-      <w:r>
-        <w:rPr>
-          <w:b/>
-          <w:sz w:val="30"/>
-          <w:u w:val="single"/>
+        </w:rPr>
+        <w:t xml:space="preserve"> </w:t>
+      </w:r>
+      <w:r>
+        <w:rPr>
+          <w:sz w:val="30"/>
         </w:rPr>
         <w:t>and</w:t>
       </w:r>
       <w:r>
         <w:rPr>
-          <w:b/>
           <w:spacing w:val="-19"/>
           <w:sz w:val="30"/>
-          <w:u w:val="single"/>
-        </w:rPr>
-        <w:t xml:space="preserve"> </w:t>
-      </w:r>
-      <w:r>
-        <w:rPr>
-          <w:b/>
-          <w:sz w:val="30"/>
-          <w:u w:val="single"/>
+        </w:rPr>
+        <w:t xml:space="preserve"> </w:t>
+      </w:r>
+      <w:r>
+        <w:rPr>
+          <w:sz w:val="30"/>
         </w:rPr>
         <w:t>reminders</w:t>
       </w:r>
       <w:r>
         <w:rPr>
-          <w:b/>
           <w:spacing w:val="50"/>
           <w:sz w:val="30"/>
         </w:rPr>
@@ -10083,6 +10016,7 @@
       <w:pPr>
         <w:pStyle w:val="BodyText"/>
         <w:spacing w:before="18"/>
+        <w:jc w:val="center"/>
         <w:rPr>
           <w:rFonts w:ascii="Arial MT"/>
           <w:b w:val="0"/>
@@ -10096,9 +10030,10 @@
           <w:b w:val="0"/>
           <w:noProof/>
           <w:sz w:val="20"/>
+          <w:u w:val="none"/>
         </w:rPr>
         <w:drawing>
-          <wp:anchor distT="0" distB="0" distL="0" distR="0" simplePos="0" relativeHeight="251673600" behindDoc="1" locked="0" layoutInCell="1" allowOverlap="1" wp14:anchorId="65B9046B" wp14:editId="1F9E06B8">
+          <wp:anchor distT="0" distB="0" distL="0" distR="0" simplePos="0" relativeHeight="251747840" behindDoc="1" locked="0" layoutInCell="1" allowOverlap="1" wp14:anchorId="65B9046B" wp14:editId="1F9E06B8">
             <wp:simplePos x="0" y="0"/>
             <wp:positionH relativeFrom="page">
               <wp:posOffset>61596</wp:posOffset>
@@ -10121,7 +10056,7 @@
                     <pic:cNvPicPr/>
                   </pic:nvPicPr>
                   <pic:blipFill>
-                    <a:blip r:embed="rId42" cstate="print"/>
+                    <a:blip r:embed="rId44" cstate="print"/>
                     <a:stretch>
                       <a:fillRect/>
                     </a:stretch>
@@ -10146,6 +10081,7 @@
       <w:pPr>
         <w:pStyle w:val="BodyText"/>
         <w:spacing w:before="269"/>
+        <w:jc w:val="center"/>
         <w:rPr>
           <w:rFonts w:ascii="Arial MT"/>
           <w:b w:val="0"/>
@@ -10157,141 +10093,117 @@
     <w:p>
       <w:pPr>
         <w:ind w:left="792"/>
-        <w:rPr>
-          <w:rFonts w:ascii="Arial MT"/>
-          <w:sz w:val="30"/>
-        </w:rPr>
-      </w:pPr>
-      <w:r>
-        <w:rPr>
-          <w:b/>
-          <w:sz w:val="30"/>
-          <w:u w:val="single"/>
-        </w:rPr>
-        <w:t>FR40-</w:t>
-      </w:r>
-      <w:r>
-        <w:rPr>
-          <w:b/>
+        <w:jc w:val="center"/>
+        <w:rPr>
+          <w:rFonts w:ascii="Arial MT"/>
+          <w:sz w:val="30"/>
+        </w:rPr>
+      </w:pPr>
+      <w:r>
+        <w:rPr>
+          <w:sz w:val="30"/>
+        </w:rPr>
+        <w:t>CC_PRS_</w:t>
+      </w:r>
+      <w:r>
+        <w:rPr>
+          <w:sz w:val="30"/>
+        </w:rPr>
+        <w:t>40-</w:t>
+      </w:r>
+      <w:r>
+        <w:rPr>
           <w:spacing w:val="-16"/>
           <w:sz w:val="30"/>
-          <w:u w:val="single"/>
-        </w:rPr>
-        <w:t xml:space="preserve"> </w:t>
-      </w:r>
-      <w:r>
-        <w:rPr>
-          <w:b/>
-          <w:sz w:val="30"/>
-          <w:u w:val="single"/>
+        </w:rPr>
+        <w:t xml:space="preserve"> </w:t>
+      </w:r>
+      <w:r>
+        <w:rPr>
+          <w:sz w:val="30"/>
         </w:rPr>
         <w:t>Maintain</w:t>
       </w:r>
       <w:r>
         <w:rPr>
-          <w:b/>
           <w:spacing w:val="-12"/>
           <w:sz w:val="30"/>
-          <w:u w:val="single"/>
-        </w:rPr>
-        <w:t xml:space="preserve"> </w:t>
-      </w:r>
-      <w:r>
-        <w:rPr>
-          <w:b/>
-          <w:sz w:val="30"/>
-          <w:u w:val="single"/>
+        </w:rPr>
+        <w:t xml:space="preserve"> </w:t>
+      </w:r>
+      <w:r>
+        <w:rPr>
+          <w:sz w:val="30"/>
         </w:rPr>
         <w:t>Record</w:t>
       </w:r>
       <w:r>
         <w:rPr>
-          <w:b/>
           <w:spacing w:val="-17"/>
           <w:sz w:val="30"/>
-          <w:u w:val="single"/>
-        </w:rPr>
-        <w:t xml:space="preserve"> </w:t>
-      </w:r>
-      <w:r>
-        <w:rPr>
-          <w:b/>
-          <w:sz w:val="30"/>
-          <w:u w:val="single"/>
+        </w:rPr>
+        <w:t xml:space="preserve"> </w:t>
+      </w:r>
+      <w:r>
+        <w:rPr>
+          <w:sz w:val="30"/>
         </w:rPr>
         <w:t>of</w:t>
       </w:r>
       <w:r>
         <w:rPr>
-          <w:b/>
           <w:spacing w:val="-10"/>
           <w:sz w:val="30"/>
-          <w:u w:val="single"/>
-        </w:rPr>
-        <w:t xml:space="preserve"> </w:t>
-      </w:r>
-      <w:r>
-        <w:rPr>
-          <w:b/>
-          <w:sz w:val="30"/>
-          <w:u w:val="single"/>
+        </w:rPr>
+        <w:t xml:space="preserve"> </w:t>
+      </w:r>
+      <w:r>
+        <w:rPr>
+          <w:sz w:val="30"/>
         </w:rPr>
         <w:t>User</w:t>
       </w:r>
       <w:r>
         <w:rPr>
-          <w:b/>
           <w:spacing w:val="-17"/>
           <w:sz w:val="30"/>
-          <w:u w:val="single"/>
-        </w:rPr>
-        <w:t xml:space="preserve"> </w:t>
-      </w:r>
-      <w:r>
-        <w:rPr>
-          <w:b/>
-          <w:sz w:val="30"/>
-          <w:u w:val="single"/>
+        </w:rPr>
+        <w:t xml:space="preserve"> </w:t>
+      </w:r>
+      <w:r>
+        <w:rPr>
+          <w:sz w:val="30"/>
         </w:rPr>
         <w:t>Issues</w:t>
       </w:r>
       <w:r>
         <w:rPr>
-          <w:b/>
           <w:spacing w:val="-10"/>
           <w:sz w:val="30"/>
-          <w:u w:val="single"/>
-        </w:rPr>
-        <w:t xml:space="preserve"> </w:t>
-      </w:r>
-      <w:r>
-        <w:rPr>
-          <w:b/>
-          <w:sz w:val="30"/>
-          <w:u w:val="single"/>
+        </w:rPr>
+        <w:t xml:space="preserve"> </w:t>
+      </w:r>
+      <w:r>
+        <w:rPr>
+          <w:sz w:val="30"/>
         </w:rPr>
         <w:t>and</w:t>
       </w:r>
       <w:r>
         <w:rPr>
-          <w:b/>
           <w:spacing w:val="-12"/>
           <w:sz w:val="30"/>
-          <w:u w:val="single"/>
-        </w:rPr>
-        <w:t xml:space="preserve"> </w:t>
-      </w:r>
-      <w:r>
-        <w:rPr>
-          <w:b/>
-          <w:sz w:val="30"/>
-          <w:u w:val="single"/>
+        </w:rPr>
+        <w:t xml:space="preserve"> </w:t>
+      </w:r>
+      <w:r>
+        <w:rPr>
+          <w:sz w:val="30"/>
         </w:rPr>
         <w:t>Resolutions</w:t>
       </w:r>
       <w:r>
         <w:rPr>
-          <w:b/>
           <w:spacing w:val="-17"/>
           <w:sz w:val="30"/>
         </w:rPr>
@@ -10353,6 +10265,7 @@
     <w:p>
       <w:pPr>
         <w:pStyle w:val="BodyText"/>
+        <w:jc w:val="center"/>
         <w:rPr>
           <w:rFonts w:ascii="Arial MT"/>
           <w:b w:val="0"/>
@@ -10365,6 +10278,7 @@
       <w:pPr>
         <w:pStyle w:val="BodyText"/>
         <w:spacing w:before="202"/>
+        <w:jc w:val="center"/>
         <w:rPr>
           <w:rFonts w:ascii="Arial MT"/>
           <w:b w:val="0"/>
@@ -10378,9 +10292,10 @@
           <w:b w:val="0"/>
           <w:noProof/>
           <w:sz w:val="20"/>
+          <w:u w:val="none"/>
         </w:rPr>
         <w:drawing>
-          <wp:anchor distT="0" distB="0" distL="0" distR="0" simplePos="0" relativeHeight="251674624" behindDoc="1" locked="0" layoutInCell="1" allowOverlap="1" wp14:anchorId="65B9046D" wp14:editId="0C74773F">
+          <wp:anchor distT="0" distB="0" distL="0" distR="0" simplePos="0" relativeHeight="251752960" behindDoc="1" locked="0" layoutInCell="1" allowOverlap="1" wp14:anchorId="65B9046D" wp14:editId="0C74773F">
             <wp:simplePos x="0" y="0"/>
             <wp:positionH relativeFrom="page">
               <wp:posOffset>166370</wp:posOffset>
@@ -10403,7 +10318,7 @@
                     <pic:cNvPicPr/>
                   </pic:nvPicPr>
                   <pic:blipFill>
-                    <a:blip r:embed="rId43" cstate="print"/>
+                    <a:blip r:embed="rId45" cstate="print"/>
                     <a:stretch>
                       <a:fillRect/>
                     </a:stretch>
@@ -10427,10 +10342,12 @@
     <w:p>
       <w:pPr>
         <w:pStyle w:val="BodyText"/>
+        <w:jc w:val="center"/>
         <w:rPr>
           <w:rFonts w:ascii="Arial MT"/>
           <w:b w:val="0"/>
           <w:sz w:val="20"/>
+          <w:u w:val="none"/>
         </w:rPr>
         <w:sectPr>
           <w:pgSz w:w="11920" w:h="16840"/>
@@ -10443,60 +10360,55 @@
       <w:pPr>
         <w:spacing w:before="64"/>
         <w:ind w:left="1416"/>
-        <w:rPr>
-          <w:rFonts w:ascii="Arial MT"/>
-          <w:sz w:val="30"/>
-        </w:rPr>
-      </w:pPr>
-      <w:r>
-        <w:rPr>
-          <w:b/>
-          <w:sz w:val="30"/>
-          <w:u w:val="single"/>
+        <w:jc w:val="center"/>
+        <w:rPr>
+          <w:rFonts w:ascii="Arial MT"/>
+          <w:sz w:val="30"/>
+        </w:rPr>
+      </w:pPr>
+      <w:r>
+        <w:rPr>
+          <w:sz w:val="30"/>
         </w:rPr>
         <w:lastRenderedPageBreak/>
-        <w:t>FR41-</w:t>
-      </w:r>
-      <w:r>
-        <w:rPr>
-          <w:b/>
+        <w:t>CC_PRS_</w:t>
+      </w:r>
+      <w:r>
+        <w:rPr>
+          <w:sz w:val="30"/>
+        </w:rPr>
+        <w:t>41-</w:t>
+      </w:r>
+      <w:r>
+        <w:rPr>
           <w:spacing w:val="-22"/>
           <w:sz w:val="30"/>
-          <w:u w:val="single"/>
-        </w:rPr>
-        <w:t xml:space="preserve"> </w:t>
-      </w:r>
-      <w:r>
-        <w:rPr>
-          <w:b/>
-          <w:sz w:val="30"/>
-          <w:u w:val="single"/>
+        </w:rPr>
+        <w:t xml:space="preserve"> </w:t>
+      </w:r>
+      <w:r>
+        <w:rPr>
+          <w:sz w:val="30"/>
         </w:rPr>
         <w:t>Register</w:t>
       </w:r>
       <w:r>
         <w:rPr>
-          <w:b/>
           <w:spacing w:val="-18"/>
           <w:sz w:val="30"/>
-          <w:u w:val="single"/>
-        </w:rPr>
-        <w:t xml:space="preserve"> </w:t>
-      </w:r>
-      <w:r>
-        <w:rPr>
-          <w:b/>
-          <w:sz w:val="30"/>
-          <w:u w:val="single"/>
+        </w:rPr>
+        <w:t xml:space="preserve"> </w:t>
+      </w:r>
+      <w:r>
+        <w:rPr>
+          <w:sz w:val="30"/>
         </w:rPr>
         <w:t>Account</w:t>
       </w:r>
       <w:r>
         <w:rPr>
-          <w:b/>
           <w:spacing w:val="-19"/>
           <w:sz w:val="30"/>
-          <w:u w:val="single"/>
         </w:rPr>
         <w:t xml:space="preserve"> </w:t>
       </w:r>
@@ -10556,6 +10468,7 @@
     <w:p>
       <w:pPr>
         <w:pStyle w:val="BodyText"/>
+        <w:jc w:val="center"/>
         <w:rPr>
           <w:rFonts w:ascii="Arial MT"/>
           <w:b w:val="0"/>
@@ -10568,6 +10481,7 @@
       <w:pPr>
         <w:pStyle w:val="BodyText"/>
         <w:spacing w:before="29"/>
+        <w:jc w:val="center"/>
         <w:rPr>
           <w:rFonts w:ascii="Arial MT"/>
           <w:b w:val="0"/>
@@ -10581,9 +10495,10 @@
           <w:b w:val="0"/>
           <w:noProof/>
           <w:sz w:val="20"/>
+          <w:u w:val="none"/>
         </w:rPr>
         <w:drawing>
-          <wp:anchor distT="0" distB="0" distL="0" distR="0" simplePos="0" relativeHeight="251675648" behindDoc="1" locked="0" layoutInCell="1" allowOverlap="1" wp14:anchorId="65B9046F" wp14:editId="6B0F5A6A">
+          <wp:anchor distT="0" distB="0" distL="0" distR="0" simplePos="0" relativeHeight="251758080" behindDoc="1" locked="0" layoutInCell="1" allowOverlap="1" wp14:anchorId="65B9046F" wp14:editId="6B0F5A6A">
             <wp:simplePos x="0" y="0"/>
             <wp:positionH relativeFrom="page">
               <wp:posOffset>0</wp:posOffset>
@@ -10606,7 +10521,7 @@
                     <pic:cNvPicPr/>
                   </pic:nvPicPr>
                   <pic:blipFill>
-                    <a:blip r:embed="rId44" cstate="print"/>
+                    <a:blip r:embed="rId46" cstate="print"/>
                     <a:stretch>
                       <a:fillRect/>
                     </a:stretch>
@@ -10630,6 +10545,7 @@
     <w:p>
       <w:pPr>
         <w:pStyle w:val="BodyText"/>
+        <w:jc w:val="center"/>
         <w:rPr>
           <w:rFonts w:ascii="Arial MT"/>
           <w:b w:val="0"/>
@@ -10642,6 +10558,7 @@
       <w:pPr>
         <w:pStyle w:val="BodyText"/>
         <w:spacing w:before="15"/>
+        <w:jc w:val="center"/>
         <w:rPr>
           <w:rFonts w:ascii="Arial MT"/>
           <w:b w:val="0"/>
@@ -10653,76 +10570,67 @@
     <w:p>
       <w:pPr>
         <w:ind w:left="1416"/>
-        <w:rPr>
-          <w:rFonts w:ascii="Arial MT"/>
-          <w:sz w:val="30"/>
-        </w:rPr>
-      </w:pPr>
-      <w:r>
-        <w:rPr>
-          <w:b/>
-          <w:sz w:val="30"/>
-          <w:u w:val="single"/>
-        </w:rPr>
-        <w:t>FR42</w:t>
-      </w:r>
-      <w:r>
-        <w:rPr>
-          <w:b/>
+        <w:jc w:val="center"/>
+        <w:rPr>
+          <w:rFonts w:ascii="Arial MT"/>
+          <w:sz w:val="30"/>
+        </w:rPr>
+      </w:pPr>
+      <w:r>
+        <w:rPr>
+          <w:sz w:val="30"/>
+        </w:rPr>
+        <w:t>CC_PRS_</w:t>
+      </w:r>
+      <w:r>
+        <w:rPr>
+          <w:sz w:val="30"/>
+        </w:rPr>
+        <w:t>42</w:t>
+      </w:r>
+      <w:r>
+        <w:rPr>
           <w:spacing w:val="-8"/>
           <w:sz w:val="30"/>
-          <w:u w:val="single"/>
-        </w:rPr>
-        <w:t xml:space="preserve"> </w:t>
-      </w:r>
-      <w:r>
-        <w:rPr>
-          <w:b/>
-          <w:sz w:val="30"/>
-          <w:u w:val="single"/>
+        </w:rPr>
+        <w:t xml:space="preserve"> </w:t>
+      </w:r>
+      <w:r>
+        <w:rPr>
+          <w:sz w:val="30"/>
         </w:rPr>
         <w:t>-</w:t>
       </w:r>
       <w:r>
         <w:rPr>
-          <w:b/>
           <w:spacing w:val="-11"/>
           <w:sz w:val="30"/>
-          <w:u w:val="single"/>
-        </w:rPr>
-        <w:t xml:space="preserve"> </w:t>
-      </w:r>
-      <w:r>
-        <w:rPr>
-          <w:b/>
-          <w:sz w:val="30"/>
-          <w:u w:val="single"/>
+        </w:rPr>
+        <w:t xml:space="preserve"> </w:t>
+      </w:r>
+      <w:r>
+        <w:rPr>
+          <w:sz w:val="30"/>
         </w:rPr>
         <w:t>Log</w:t>
       </w:r>
       <w:r>
         <w:rPr>
-          <w:b/>
           <w:spacing w:val="-7"/>
           <w:sz w:val="30"/>
-          <w:u w:val="single"/>
-        </w:rPr>
-        <w:t xml:space="preserve"> </w:t>
-      </w:r>
-      <w:r>
-        <w:rPr>
-          <w:b/>
-          <w:sz w:val="30"/>
-          <w:u w:val="single"/>
+        </w:rPr>
+        <w:t xml:space="preserve"> </w:t>
+      </w:r>
+      <w:r>
+        <w:rPr>
+          <w:sz w:val="30"/>
         </w:rPr>
         <w:t>In</w:t>
       </w:r>
       <w:r>
         <w:rPr>
-          <w:b/>
           <w:spacing w:val="47"/>
           <w:sz w:val="30"/>
-          <w:u w:val="single"/>
         </w:rPr>
         <w:t xml:space="preserve"> </w:t>
       </w:r>
@@ -10783,6 +10691,7 @@
       <w:pPr>
         <w:pStyle w:val="BodyText"/>
         <w:spacing w:before="89"/>
+        <w:jc w:val="center"/>
         <w:rPr>
           <w:rFonts w:ascii="Arial MT"/>
           <w:b w:val="0"/>
@@ -10796,9 +10705,10 @@
           <w:b w:val="0"/>
           <w:noProof/>
           <w:sz w:val="20"/>
+          <w:u w:val="none"/>
         </w:rPr>
         <w:drawing>
-          <wp:anchor distT="0" distB="0" distL="0" distR="0" simplePos="0" relativeHeight="251676672" behindDoc="1" locked="0" layoutInCell="1" allowOverlap="1" wp14:anchorId="65B90471" wp14:editId="470C8CFE">
+          <wp:anchor distT="0" distB="0" distL="0" distR="0" simplePos="0" relativeHeight="251763200" behindDoc="1" locked="0" layoutInCell="1" allowOverlap="1" wp14:anchorId="65B90471" wp14:editId="470C8CFE">
             <wp:simplePos x="0" y="0"/>
             <wp:positionH relativeFrom="page">
               <wp:posOffset>166370</wp:posOffset>
@@ -10821,7 +10731,7 @@
                     <pic:cNvPicPr/>
                   </pic:nvPicPr>
                   <pic:blipFill>
-                    <a:blip r:embed="rId45" cstate="print"/>
+                    <a:blip r:embed="rId47" cstate="print"/>
                     <a:stretch>
                       <a:fillRect/>
                     </a:stretch>
@@ -10845,10 +10755,12 @@
     <w:p>
       <w:pPr>
         <w:pStyle w:val="BodyText"/>
+        <w:jc w:val="center"/>
         <w:rPr>
           <w:rFonts w:ascii="Arial MT"/>
           <w:b w:val="0"/>
           <w:sz w:val="20"/>
+          <w:u w:val="none"/>
         </w:rPr>
         <w:sectPr>
           <w:pgSz w:w="11920" w:h="16840"/>
@@ -10861,6 +10773,7 @@
       <w:pPr>
         <w:spacing w:before="128"/>
         <w:ind w:left="1416"/>
+        <w:jc w:val="center"/>
         <w:rPr>
           <w:rFonts w:ascii="Arial MT" w:hAnsi="Arial MT"/>
           <w:sz w:val="30"/>
@@ -10868,67 +10781,58 @@
       </w:pPr>
       <w:r>
         <w:rPr>
-          <w:b/>
-          <w:sz w:val="30"/>
-          <w:u w:val="single"/>
+          <w:sz w:val="30"/>
         </w:rPr>
         <w:lastRenderedPageBreak/>
-        <w:t>FR43</w:t>
-      </w:r>
-      <w:r>
-        <w:rPr>
-          <w:b/>
+        <w:t>CC_PRS_</w:t>
+      </w:r>
+      <w:r>
+        <w:rPr>
+          <w:sz w:val="30"/>
+        </w:rPr>
+        <w:t>43</w:t>
+      </w:r>
+      <w:r>
+        <w:rPr>
           <w:spacing w:val="-8"/>
           <w:sz w:val="30"/>
-          <w:u w:val="single"/>
-        </w:rPr>
-        <w:t xml:space="preserve"> </w:t>
-      </w:r>
-      <w:r>
-        <w:rPr>
-          <w:b/>
-          <w:sz w:val="30"/>
-          <w:u w:val="single"/>
+        </w:rPr>
+        <w:t xml:space="preserve"> </w:t>
+      </w:r>
+      <w:r>
+        <w:rPr>
+          <w:sz w:val="30"/>
         </w:rPr>
         <w:t>–</w:t>
       </w:r>
       <w:r>
         <w:rPr>
-          <w:b/>
           <w:spacing w:val="-12"/>
           <w:sz w:val="30"/>
-          <w:u w:val="single"/>
-        </w:rPr>
-        <w:t xml:space="preserve"> </w:t>
-      </w:r>
-      <w:r>
-        <w:rPr>
-          <w:b/>
-          <w:sz w:val="30"/>
-          <w:u w:val="single"/>
+        </w:rPr>
+        <w:t xml:space="preserve"> </w:t>
+      </w:r>
+      <w:r>
+        <w:rPr>
+          <w:sz w:val="30"/>
         </w:rPr>
         <w:t>Log</w:t>
       </w:r>
       <w:r>
         <w:rPr>
-          <w:b/>
           <w:spacing w:val="-9"/>
           <w:sz w:val="30"/>
-          <w:u w:val="single"/>
-        </w:rPr>
-        <w:t xml:space="preserve"> </w:t>
-      </w:r>
-      <w:r>
-        <w:rPr>
-          <w:b/>
-          <w:sz w:val="30"/>
-          <w:u w:val="single"/>
+        </w:rPr>
+        <w:t xml:space="preserve"> </w:t>
+      </w:r>
+      <w:r>
+        <w:rPr>
+          <w:sz w:val="30"/>
         </w:rPr>
         <w:t>Out</w:t>
       </w:r>
       <w:r>
         <w:rPr>
-          <w:b/>
           <w:spacing w:val="47"/>
           <w:sz w:val="30"/>
         </w:rPr>
@@ -10991,6 +10895,7 @@
       <w:pPr>
         <w:pStyle w:val="BodyText"/>
         <w:spacing w:before="106"/>
+        <w:jc w:val="center"/>
         <w:rPr>
           <w:rFonts w:ascii="Arial MT"/>
           <w:b w:val="0"/>
@@ -11004,9 +10909,10 @@
           <w:b w:val="0"/>
           <w:noProof/>
           <w:sz w:val="20"/>
+          <w:u w:val="none"/>
         </w:rPr>
         <w:drawing>
-          <wp:anchor distT="0" distB="0" distL="0" distR="0" simplePos="0" relativeHeight="251677696" behindDoc="1" locked="0" layoutInCell="1" allowOverlap="1" wp14:anchorId="65B90473" wp14:editId="4789C91C">
+          <wp:anchor distT="0" distB="0" distL="0" distR="0" simplePos="0" relativeHeight="251767296" behindDoc="1" locked="0" layoutInCell="1" allowOverlap="1" wp14:anchorId="65B90473" wp14:editId="4789C91C">
             <wp:simplePos x="0" y="0"/>
             <wp:positionH relativeFrom="page">
               <wp:posOffset>166370</wp:posOffset>
@@ -11029,7 +10935,7 @@
                     <pic:cNvPicPr/>
                   </pic:nvPicPr>
                   <pic:blipFill>
-                    <a:blip r:embed="rId46" cstate="print"/>
+                    <a:blip r:embed="rId48" cstate="print"/>
                     <a:stretch>
                       <a:fillRect/>
                     </a:stretch>
@@ -11057,6 +10963,44 @@
     </w:sectPr>
   </w:body>
 </w:document>
+</file>
+
+<file path=word/endnotes.xml><?xml version="1.0" encoding="utf-8"?>
+<w:endnotes xmlns:wpc="http://schemas.microsoft.com/office/word/2010/wordprocessingCanvas" xmlns:cx="http://schemas.microsoft.com/office/drawing/2014/chartex" xmlns:cx1="http://schemas.microsoft.com/office/drawing/2015/9/8/chartex" xmlns:cx2="http://schemas.microsoft.com/office/drawing/2015/10/21/chartex" xmlns:cx3="http://schemas.microsoft.com/office/drawing/2016/5/9/chartex" xmlns:cx4="http://schemas.microsoft.com/office/drawing/2016/5/10/chartex" xmlns:cx5="http://schemas.microsoft.com/office/drawing/2016/5/11/chartex" xmlns:cx6="http://schemas.microsoft.com/office/drawing/2016/5/12/chartex" xmlns:cx7="http://schemas.microsoft.com/office/drawing/2016/5/13/chartex" xmlns:cx8="http://schemas.microsoft.com/office/drawing/2016/5/14/chartex" xmlns:mc="http://schemas.openxmlformats.org/markup-compatibility/2006" xmlns:aink="http://schemas.microsoft.com/office/drawing/2016/ink" xmlns:am3d="http://schemas.microsoft.com/office/drawing/2017/model3d" xmlns:o="urn:schemas-microsoft-com:office:office" xmlns:r="http://schemas.openxmlformats.org/officeDocument/2006/relationships" xmlns:m="http://schemas.openxmlformats.org/officeDocument/2006/math" xmlns:v="urn:schemas-microsoft-com:vml" xmlns:wp14="http://schemas.microsoft.com/office/word/2010/wordprocessingDrawing" xmlns:wp="http://schemas.openxmlformats.org/drawingml/2006/wordprocessingDrawing" xmlns:w10="urn:schemas-microsoft-com:office:word" xmlns:w="http://schemas.openxmlformats.org/wordprocessingml/2006/main" xmlns:w14="http://schemas.microsoft.com/office/word/2010/wordml" xmlns:w15="http://schemas.microsoft.com/office/word/2012/wordml" xmlns:w16cid="http://schemas.microsoft.com/office/word/2016/wordml/cid" xmlns:w16se="http://schemas.microsoft.com/office/word/2015/wordml/symex" xmlns:wpg="http://schemas.microsoft.com/office/word/2010/wordprocessingGroup" xmlns:wpi="http://schemas.microsoft.com/office/word/2010/wordprocessingInk" xmlns:wne="http://schemas.microsoft.com/office/word/2006/wordml" xmlns:wps="http://schemas.microsoft.com/office/word/2010/wordprocessingShape" mc:Ignorable="w14 w15 w16se w16cid wp14">
+  <w:endnote w:type="separator" w:id="-1">
+    <w:p>
+      <w:r>
+        <w:separator/>
+      </w:r>
+    </w:p>
+  </w:endnote>
+  <w:endnote w:type="continuationSeparator" w:id="0">
+    <w:p>
+      <w:r>
+        <w:continuationSeparator/>
+      </w:r>
+    </w:p>
+  </w:endnote>
+</w:endnotes>
+</file>
+
+<file path=word/footnotes.xml><?xml version="1.0" encoding="utf-8"?>
+<w:footnotes xmlns:wpc="http://schemas.microsoft.com/office/word/2010/wordprocessingCanvas" xmlns:cx="http://schemas.microsoft.com/office/drawing/2014/chartex" xmlns:cx1="http://schemas.microsoft.com/office/drawing/2015/9/8/chartex" xmlns:cx2="http://schemas.microsoft.com/office/drawing/2015/10/21/chartex" xmlns:cx3="http://schemas.microsoft.com/office/drawing/2016/5/9/chartex" xmlns:cx4="http://schemas.microsoft.com/office/drawing/2016/5/10/chartex" xmlns:cx5="http://schemas.microsoft.com/office/drawing/2016/5/11/chartex" xmlns:cx6="http://schemas.microsoft.com/office/drawing/2016/5/12/chartex" xmlns:cx7="http://schemas.microsoft.com/office/drawing/2016/5/13/chartex" xmlns:cx8="http://schemas.microsoft.com/office/drawing/2016/5/14/chartex" xmlns:mc="http://schemas.openxmlformats.org/markup-compatibility/2006" xmlns:aink="http://schemas.microsoft.com/office/drawing/2016/ink" xmlns:am3d="http://schemas.microsoft.com/office/drawing/2017/model3d" xmlns:o="urn:schemas-microsoft-com:office:office" xmlns:r="http://schemas.openxmlformats.org/officeDocument/2006/relationships" xmlns:m="http://schemas.openxmlformats.org/officeDocument/2006/math" xmlns:v="urn:schemas-microsoft-com:vml" xmlns:wp14="http://schemas.microsoft.com/office/word/2010/wordprocessingDrawing" xmlns:wp="http://schemas.openxmlformats.org/drawingml/2006/wordprocessingDrawing" xmlns:w10="urn:schemas-microsoft-com:office:word" xmlns:w="http://schemas.openxmlformats.org/wordprocessingml/2006/main" xmlns:w14="http://schemas.microsoft.com/office/word/2010/wordml" xmlns:w15="http://schemas.microsoft.com/office/word/2012/wordml" xmlns:w16cid="http://schemas.microsoft.com/office/word/2016/wordml/cid" xmlns:w16se="http://schemas.microsoft.com/office/word/2015/wordml/symex" xmlns:wpg="http://schemas.microsoft.com/office/word/2010/wordprocessingGroup" xmlns:wpi="http://schemas.microsoft.com/office/word/2010/wordprocessingInk" xmlns:wne="http://schemas.microsoft.com/office/word/2006/wordml" xmlns:wps="http://schemas.microsoft.com/office/word/2010/wordprocessingShape" mc:Ignorable="w14 w15 w16se w16cid wp14">
+  <w:footnote w:type="separator" w:id="-1">
+    <w:p>
+      <w:r>
+        <w:separator/>
+      </w:r>
+    </w:p>
+  </w:footnote>
+  <w:footnote w:type="continuationSeparator" w:id="0">
+    <w:p>
+      <w:r>
+        <w:continuationSeparator/>
+      </w:r>
+    </w:p>
+  </w:footnote>
+</w:footnotes>
 </file>
 
 <file path=word/styles.xml><?xml version="1.0" encoding="utf-8"?>
@@ -11514,6 +11458,54 @@
     <w:uiPriority w:val="1"/>
     <w:qFormat/>
   </w:style>
+  <w:style w:type="paragraph" w:styleId="Header">
+    <w:name w:val="header"/>
+    <w:basedOn w:val="Normal"/>
+    <w:link w:val="HeaderChar"/>
+    <w:uiPriority w:val="99"/>
+    <w:unhideWhenUsed/>
+    <w:rsid w:val="00EC40E2"/>
+    <w:pPr>
+      <w:tabs>
+        <w:tab w:val="center" w:pos="4536"/>
+        <w:tab w:val="right" w:pos="9072"/>
+      </w:tabs>
+    </w:pPr>
+  </w:style>
+  <w:style w:type="character" w:customStyle="1" w:styleId="HeaderChar">
+    <w:name w:val="Header Char"/>
+    <w:basedOn w:val="DefaultParagraphFont"/>
+    <w:link w:val="Header"/>
+    <w:uiPriority w:val="99"/>
+    <w:rsid w:val="00EC40E2"/>
+    <w:rPr>
+      <w:rFonts w:ascii="Arial" w:eastAsia="Arial" w:hAnsi="Arial" w:cs="Arial"/>
+    </w:rPr>
+  </w:style>
+  <w:style w:type="paragraph" w:styleId="Footer">
+    <w:name w:val="footer"/>
+    <w:basedOn w:val="Normal"/>
+    <w:link w:val="FooterChar"/>
+    <w:uiPriority w:val="99"/>
+    <w:unhideWhenUsed/>
+    <w:rsid w:val="00EC40E2"/>
+    <w:pPr>
+      <w:tabs>
+        <w:tab w:val="center" w:pos="4536"/>
+        <w:tab w:val="right" w:pos="9072"/>
+      </w:tabs>
+    </w:pPr>
+  </w:style>
+  <w:style w:type="character" w:customStyle="1" w:styleId="FooterChar">
+    <w:name w:val="Footer Char"/>
+    <w:basedOn w:val="DefaultParagraphFont"/>
+    <w:link w:val="Footer"/>
+    <w:uiPriority w:val="99"/>
+    <w:rsid w:val="00EC40E2"/>
+    <w:rPr>
+      <w:rFonts w:ascii="Arial" w:eastAsia="Arial" w:hAnsi="Arial" w:cs="Arial"/>
+    </w:rPr>
+  </w:style>
 </w:styles>
 </file>
 

--- a/Editable Word files/Week 07-Collaboration Diagrams.docx
+++ b/Editable Word files/Week 07-Collaboration Diagrams.docx
@@ -9024,7 +9024,6 @@
           <w:sz w:val="5"/>
           <w:u w:val="none"/>
         </w:rPr>
-        <w:lastRenderedPageBreak/>
         <w:drawing>
           <wp:anchor distT="0" distB="0" distL="0" distR="0" simplePos="0" relativeHeight="251723264" behindDoc="1" locked="0" layoutInCell="1" allowOverlap="1" wp14:anchorId="65B90463" wp14:editId="4EE4CF67">
             <wp:simplePos x="0" y="0"/>
@@ -9407,8 +9406,6 @@
           <w:sz w:val="30"/>
         </w:rPr>
       </w:pPr>
-      <w:bookmarkStart w:id="3" w:name="_GoBack"/>
-      <w:bookmarkEnd w:id="3"/>
     </w:p>
     <w:p>
       <w:pPr>
@@ -9430,10 +9427,12 @@
           <w:sz w:val="30"/>
         </w:rPr>
       </w:pPr>
-      <w:r>
-        <w:rPr>
-          <w:sz w:val="30"/>
-        </w:rPr>
+      <w:bookmarkStart w:id="3" w:name="_Hlk230977840"/>
+      <w:r>
+        <w:rPr>
+          <w:sz w:val="30"/>
+        </w:rPr>
+        <w:lastRenderedPageBreak/>
         <w:t>CC_PRS_</w:t>
       </w:r>
       <w:r>
@@ -9594,55 +9593,56 @@
       </w:pPr>
       <w:r>
         <w:rPr>
-          <w:rFonts w:ascii="Arial MT"/>
-          <w:b w:val="0"/>
           <w:noProof/>
-          <w:sz w:val="20"/>
-          <w:u w:val="none"/>
-        </w:rPr>
-        <w:lastRenderedPageBreak/>
+          <w:u w:val="none"/>
+        </w:rPr>
         <w:drawing>
-          <wp:anchor distT="0" distB="0" distL="0" distR="0" simplePos="0" relativeHeight="251737600" behindDoc="1" locked="0" layoutInCell="1" allowOverlap="1" wp14:anchorId="65B90467" wp14:editId="75AA0D49">
-            <wp:simplePos x="0" y="0"/>
-            <wp:positionH relativeFrom="page">
-              <wp:posOffset>61596</wp:posOffset>
-            </wp:positionH>
-            <wp:positionV relativeFrom="paragraph">
-              <wp:posOffset>292372</wp:posOffset>
-            </wp:positionV>
-            <wp:extent cx="7314687" cy="6062662"/>
+          <wp:inline distT="0" distB="0" distL="0" distR="0" wp14:anchorId="79D80808" wp14:editId="1FC8D75E">
+            <wp:extent cx="7030501" cy="5586293"/>
             <wp:effectExtent l="0" t="0" r="0" b="0"/>
-            <wp:wrapTopAndBottom/>
-            <wp:docPr id="37" name="Image 37"/>
+            <wp:docPr id="7" name="Picture 7"/>
             <wp:cNvGraphicFramePr>
-              <a:graphicFrameLocks xmlns:a="http://schemas.openxmlformats.org/drawingml/2006/main"/>
+              <a:graphicFrameLocks xmlns:a="http://schemas.openxmlformats.org/drawingml/2006/main" noChangeAspect="1"/>
             </wp:cNvGraphicFramePr>
             <a:graphic xmlns:a="http://schemas.openxmlformats.org/drawingml/2006/main">
               <a:graphicData uri="http://schemas.openxmlformats.org/drawingml/2006/picture">
                 <pic:pic xmlns:pic="http://schemas.openxmlformats.org/drawingml/2006/picture">
                   <pic:nvPicPr>
-                    <pic:cNvPr id="37" name="Image 37"/>
-                    <pic:cNvPicPr/>
+                    <pic:cNvPr id="0" name="Picture 1"/>
+                    <pic:cNvPicPr>
+                      <a:picLocks noChangeAspect="1" noChangeArrowheads="1"/>
+                    </pic:cNvPicPr>
                   </pic:nvPicPr>
                   <pic:blipFill>
-                    <a:blip r:embed="rId42" cstate="print"/>
+                    <a:blip r:embed="rId42">
+                      <a:extLst>
+                        <a:ext uri="{28A0092B-C50C-407E-A947-70E740481C1C}">
+                          <a14:useLocalDpi xmlns:a14="http://schemas.microsoft.com/office/drawing/2010/main" val="0"/>
+                        </a:ext>
+                      </a:extLst>
+                    </a:blip>
+                    <a:srcRect/>
                     <a:stretch>
                       <a:fillRect/>
                     </a:stretch>
                   </pic:blipFill>
-                  <pic:spPr>
+                  <pic:spPr bwMode="auto">
                     <a:xfrm>
                       <a:off x="0" y="0"/>
-                      <a:ext cx="7314687" cy="6062662"/>
+                      <a:ext cx="7051533" cy="5603005"/>
                     </a:xfrm>
                     <a:prstGeom prst="rect">
                       <a:avLst/>
                     </a:prstGeom>
+                    <a:noFill/>
+                    <a:ln>
+                      <a:noFill/>
+                    </a:ln>
                   </pic:spPr>
                 </pic:pic>
               </a:graphicData>
             </a:graphic>
-          </wp:anchor>
+          </wp:inline>
         </w:drawing>
       </w:r>
     </w:p>
@@ -9809,54 +9809,56 @@
       </w:pPr>
       <w:r>
         <w:rPr>
-          <w:rFonts w:ascii="Arial MT"/>
-          <w:b w:val="0"/>
           <w:noProof/>
-          <w:sz w:val="20"/>
           <w:u w:val="none"/>
         </w:rPr>
         <w:drawing>
-          <wp:anchor distT="0" distB="0" distL="0" distR="0" simplePos="0" relativeHeight="251742720" behindDoc="1" locked="0" layoutInCell="1" allowOverlap="1" wp14:anchorId="65B90469" wp14:editId="17CC9C8A">
-            <wp:simplePos x="0" y="0"/>
-            <wp:positionH relativeFrom="page">
-              <wp:posOffset>61596</wp:posOffset>
-            </wp:positionH>
-            <wp:positionV relativeFrom="paragraph">
-              <wp:posOffset>169957</wp:posOffset>
-            </wp:positionV>
-            <wp:extent cx="7334437" cy="5367337"/>
-            <wp:effectExtent l="0" t="0" r="0" b="0"/>
-            <wp:wrapTopAndBottom/>
-            <wp:docPr id="38" name="Image 38"/>
+          <wp:inline distT="0" distB="0" distL="0" distR="0" wp14:anchorId="3BB41AD6" wp14:editId="56BC7D6E">
+            <wp:extent cx="7176770" cy="5048410"/>
+            <wp:effectExtent l="0" t="0" r="5080" b="0"/>
+            <wp:docPr id="10" name="Picture 10"/>
             <wp:cNvGraphicFramePr>
-              <a:graphicFrameLocks xmlns:a="http://schemas.openxmlformats.org/drawingml/2006/main"/>
+              <a:graphicFrameLocks xmlns:a="http://schemas.openxmlformats.org/drawingml/2006/main" noChangeAspect="1"/>
             </wp:cNvGraphicFramePr>
             <a:graphic xmlns:a="http://schemas.openxmlformats.org/drawingml/2006/main">
               <a:graphicData uri="http://schemas.openxmlformats.org/drawingml/2006/picture">
                 <pic:pic xmlns:pic="http://schemas.openxmlformats.org/drawingml/2006/picture">
                   <pic:nvPicPr>
-                    <pic:cNvPr id="38" name="Image 38"/>
-                    <pic:cNvPicPr/>
+                    <pic:cNvPr id="0" name="Picture 3"/>
+                    <pic:cNvPicPr>
+                      <a:picLocks noChangeAspect="1" noChangeArrowheads="1"/>
+                    </pic:cNvPicPr>
                   </pic:nvPicPr>
                   <pic:blipFill>
-                    <a:blip r:embed="rId43" cstate="print"/>
+                    <a:blip r:embed="rId43">
+                      <a:extLst>
+                        <a:ext uri="{28A0092B-C50C-407E-A947-70E740481C1C}">
+                          <a14:useLocalDpi xmlns:a14="http://schemas.microsoft.com/office/drawing/2010/main" val="0"/>
+                        </a:ext>
+                      </a:extLst>
+                    </a:blip>
+                    <a:srcRect/>
                     <a:stretch>
                       <a:fillRect/>
                     </a:stretch>
                   </pic:blipFill>
-                  <pic:spPr>
+                  <pic:spPr bwMode="auto">
                     <a:xfrm>
                       <a:off x="0" y="0"/>
-                      <a:ext cx="7334437" cy="5367337"/>
+                      <a:ext cx="7203781" cy="5067411"/>
                     </a:xfrm>
                     <a:prstGeom prst="rect">
                       <a:avLst/>
                     </a:prstGeom>
+                    <a:noFill/>
+                    <a:ln>
+                      <a:noFill/>
+                    </a:ln>
                   </pic:spPr>
                 </pic:pic>
               </a:graphicData>
             </a:graphic>
-          </wp:anchor>
+          </wp:inline>
         </w:drawing>
       </w:r>
     </w:p>
@@ -10026,54 +10028,56 @@
       </w:pPr>
       <w:r>
         <w:rPr>
-          <w:rFonts w:ascii="Arial MT"/>
-          <w:b w:val="0"/>
           <w:noProof/>
-          <w:sz w:val="20"/>
           <w:u w:val="none"/>
         </w:rPr>
         <w:drawing>
-          <wp:anchor distT="0" distB="0" distL="0" distR="0" simplePos="0" relativeHeight="251747840" behindDoc="1" locked="0" layoutInCell="1" allowOverlap="1" wp14:anchorId="65B9046B" wp14:editId="1F9E06B8">
-            <wp:simplePos x="0" y="0"/>
-            <wp:positionH relativeFrom="page">
-              <wp:posOffset>61596</wp:posOffset>
-            </wp:positionH>
-            <wp:positionV relativeFrom="paragraph">
-              <wp:posOffset>173119</wp:posOffset>
-            </wp:positionV>
-            <wp:extent cx="7415338" cy="2854642"/>
-            <wp:effectExtent l="0" t="0" r="0" b="0"/>
-            <wp:wrapTopAndBottom/>
-            <wp:docPr id="39" name="Image 39"/>
+          <wp:inline distT="0" distB="0" distL="0" distR="0" wp14:anchorId="3DCF2E17" wp14:editId="481BF380">
+            <wp:extent cx="7269096" cy="5478145"/>
+            <wp:effectExtent l="0" t="0" r="8255" b="8255"/>
+            <wp:docPr id="11" name="Picture 11"/>
             <wp:cNvGraphicFramePr>
-              <a:graphicFrameLocks xmlns:a="http://schemas.openxmlformats.org/drawingml/2006/main"/>
+              <a:graphicFrameLocks xmlns:a="http://schemas.openxmlformats.org/drawingml/2006/main" noChangeAspect="1"/>
             </wp:cNvGraphicFramePr>
             <a:graphic xmlns:a="http://schemas.openxmlformats.org/drawingml/2006/main">
               <a:graphicData uri="http://schemas.openxmlformats.org/drawingml/2006/picture">
                 <pic:pic xmlns:pic="http://schemas.openxmlformats.org/drawingml/2006/picture">
                   <pic:nvPicPr>
-                    <pic:cNvPr id="39" name="Image 39"/>
-                    <pic:cNvPicPr/>
+                    <pic:cNvPr id="0" name="Picture 5"/>
+                    <pic:cNvPicPr>
+                      <a:picLocks noChangeAspect="1" noChangeArrowheads="1"/>
+                    </pic:cNvPicPr>
                   </pic:nvPicPr>
                   <pic:blipFill>
-                    <a:blip r:embed="rId44" cstate="print"/>
+                    <a:blip r:embed="rId44">
+                      <a:extLst>
+                        <a:ext uri="{28A0092B-C50C-407E-A947-70E740481C1C}">
+                          <a14:useLocalDpi xmlns:a14="http://schemas.microsoft.com/office/drawing/2010/main" val="0"/>
+                        </a:ext>
+                      </a:extLst>
+                    </a:blip>
+                    <a:srcRect/>
                     <a:stretch>
                       <a:fillRect/>
                     </a:stretch>
                   </pic:blipFill>
-                  <pic:spPr>
+                  <pic:spPr bwMode="auto">
                     <a:xfrm>
                       <a:off x="0" y="0"/>
-                      <a:ext cx="7415338" cy="2854642"/>
+                      <a:ext cx="7289100" cy="5493220"/>
                     </a:xfrm>
                     <a:prstGeom prst="rect">
                       <a:avLst/>
                     </a:prstGeom>
+                    <a:noFill/>
+                    <a:ln>
+                      <a:noFill/>
+                    </a:ln>
                   </pic:spPr>
                 </pic:pic>
               </a:graphicData>
             </a:graphic>
-          </wp:anchor>
+          </wp:inline>
         </w:drawing>
       </w:r>
     </w:p>
@@ -10095,14 +10099,150 @@
         <w:ind w:left="792"/>
         <w:jc w:val="center"/>
         <w:rPr>
-          <w:rFonts w:ascii="Arial MT"/>
-          <w:sz w:val="30"/>
-        </w:rPr>
-      </w:pPr>
-      <w:r>
-        <w:rPr>
-          <w:sz w:val="30"/>
-        </w:rPr>
+          <w:sz w:val="30"/>
+        </w:rPr>
+      </w:pPr>
+    </w:p>
+    <w:p>
+      <w:pPr>
+        <w:ind w:left="792"/>
+        <w:jc w:val="center"/>
+        <w:rPr>
+          <w:sz w:val="30"/>
+        </w:rPr>
+      </w:pPr>
+    </w:p>
+    <w:p>
+      <w:pPr>
+        <w:ind w:left="792"/>
+        <w:jc w:val="center"/>
+        <w:rPr>
+          <w:sz w:val="30"/>
+        </w:rPr>
+      </w:pPr>
+    </w:p>
+    <w:p>
+      <w:pPr>
+        <w:ind w:left="792"/>
+        <w:jc w:val="center"/>
+        <w:rPr>
+          <w:sz w:val="30"/>
+        </w:rPr>
+      </w:pPr>
+    </w:p>
+    <w:p>
+      <w:pPr>
+        <w:ind w:left="792"/>
+        <w:jc w:val="center"/>
+        <w:rPr>
+          <w:sz w:val="30"/>
+        </w:rPr>
+      </w:pPr>
+    </w:p>
+    <w:p>
+      <w:pPr>
+        <w:ind w:left="792"/>
+        <w:jc w:val="center"/>
+        <w:rPr>
+          <w:sz w:val="30"/>
+        </w:rPr>
+      </w:pPr>
+    </w:p>
+    <w:p>
+      <w:pPr>
+        <w:ind w:left="792"/>
+        <w:jc w:val="center"/>
+        <w:rPr>
+          <w:sz w:val="30"/>
+        </w:rPr>
+      </w:pPr>
+    </w:p>
+    <w:p>
+      <w:pPr>
+        <w:ind w:left="792"/>
+        <w:jc w:val="center"/>
+        <w:rPr>
+          <w:sz w:val="30"/>
+        </w:rPr>
+      </w:pPr>
+    </w:p>
+    <w:p>
+      <w:pPr>
+        <w:ind w:left="792"/>
+        <w:jc w:val="center"/>
+        <w:rPr>
+          <w:sz w:val="30"/>
+        </w:rPr>
+      </w:pPr>
+    </w:p>
+    <w:p>
+      <w:pPr>
+        <w:ind w:left="792"/>
+        <w:jc w:val="center"/>
+        <w:rPr>
+          <w:sz w:val="30"/>
+        </w:rPr>
+      </w:pPr>
+    </w:p>
+    <w:p>
+      <w:pPr>
+        <w:ind w:left="792"/>
+        <w:jc w:val="center"/>
+        <w:rPr>
+          <w:sz w:val="30"/>
+        </w:rPr>
+      </w:pPr>
+    </w:p>
+    <w:p>
+      <w:pPr>
+        <w:ind w:left="792"/>
+        <w:jc w:val="center"/>
+        <w:rPr>
+          <w:sz w:val="30"/>
+        </w:rPr>
+      </w:pPr>
+    </w:p>
+    <w:p>
+      <w:pPr>
+        <w:ind w:left="792"/>
+        <w:jc w:val="center"/>
+        <w:rPr>
+          <w:sz w:val="30"/>
+        </w:rPr>
+      </w:pPr>
+    </w:p>
+    <w:p>
+      <w:pPr>
+        <w:ind w:left="792"/>
+        <w:jc w:val="center"/>
+        <w:rPr>
+          <w:sz w:val="30"/>
+        </w:rPr>
+      </w:pPr>
+    </w:p>
+    <w:p>
+      <w:pPr>
+        <w:ind w:left="792"/>
+        <w:jc w:val="center"/>
+        <w:rPr>
+          <w:sz w:val="30"/>
+        </w:rPr>
+      </w:pPr>
+    </w:p>
+    <w:p>
+      <w:pPr>
+        <w:ind w:left="792"/>
+        <w:jc w:val="center"/>
+        <w:rPr>
+          <w:rFonts w:ascii="Arial MT"/>
+          <w:sz w:val="30"/>
+        </w:rPr>
+      </w:pPr>
+      <w:r>
+        <w:rPr>
+          <w:sz w:val="30"/>
+        </w:rPr>
+        <w:lastRenderedPageBreak/>
         <w:t>CC_PRS_</w:t>
       </w:r>
       <w:r>
@@ -10286,75 +10426,79 @@
           <w:u w:val="none"/>
         </w:rPr>
       </w:pPr>
-      <w:r>
-        <w:rPr>
-          <w:rFonts w:ascii="Arial MT"/>
-          <w:b w:val="0"/>
+    </w:p>
+    <w:p>
+      <w:pPr>
+        <w:pStyle w:val="BodyText"/>
+        <w:jc w:val="center"/>
+        <w:rPr>
+          <w:rFonts w:ascii="Arial MT"/>
+          <w:b w:val="0"/>
+          <w:sz w:val="20"/>
+          <w:u w:val="none"/>
+        </w:rPr>
+        <w:sectPr>
+          <w:pgSz w:w="11920" w:h="16840"/>
+          <w:pgMar w:top="1360" w:right="0" w:bottom="280" w:left="0" w:header="720" w:footer="720" w:gutter="0"/>
+          <w:cols w:space="720"/>
+        </w:sectPr>
+      </w:pPr>
+      <w:r>
+        <w:rPr>
           <w:noProof/>
-          <w:sz w:val="20"/>
           <w:u w:val="none"/>
         </w:rPr>
         <w:drawing>
-          <wp:anchor distT="0" distB="0" distL="0" distR="0" simplePos="0" relativeHeight="251752960" behindDoc="1" locked="0" layoutInCell="1" allowOverlap="1" wp14:anchorId="65B9046D" wp14:editId="0C74773F">
-            <wp:simplePos x="0" y="0"/>
-            <wp:positionH relativeFrom="page">
-              <wp:posOffset>166370</wp:posOffset>
-            </wp:positionH>
-            <wp:positionV relativeFrom="paragraph">
-              <wp:posOffset>289927</wp:posOffset>
-            </wp:positionV>
-            <wp:extent cx="7276243" cy="4140803"/>
-            <wp:effectExtent l="0" t="0" r="0" b="0"/>
-            <wp:wrapTopAndBottom/>
-            <wp:docPr id="40" name="Image 40"/>
+          <wp:inline distT="0" distB="0" distL="0" distR="0" wp14:anchorId="3627E635" wp14:editId="197E356C">
+            <wp:extent cx="7053580" cy="4925465"/>
+            <wp:effectExtent l="0" t="0" r="0" b="8890"/>
+            <wp:docPr id="28" name="Picture 28"/>
             <wp:cNvGraphicFramePr>
-              <a:graphicFrameLocks xmlns:a="http://schemas.openxmlformats.org/drawingml/2006/main"/>
+              <a:graphicFrameLocks xmlns:a="http://schemas.openxmlformats.org/drawingml/2006/main" noChangeAspect="1"/>
             </wp:cNvGraphicFramePr>
             <a:graphic xmlns:a="http://schemas.openxmlformats.org/drawingml/2006/main">
               <a:graphicData uri="http://schemas.openxmlformats.org/drawingml/2006/picture">
                 <pic:pic xmlns:pic="http://schemas.openxmlformats.org/drawingml/2006/picture">
                   <pic:nvPicPr>
-                    <pic:cNvPr id="40" name="Image 40"/>
-                    <pic:cNvPicPr/>
+                    <pic:cNvPr id="0" name="Picture 1"/>
+                    <pic:cNvPicPr>
+                      <a:picLocks noChangeAspect="1" noChangeArrowheads="1"/>
+                    </pic:cNvPicPr>
                   </pic:nvPicPr>
                   <pic:blipFill>
-                    <a:blip r:embed="rId45" cstate="print"/>
+                    <a:blip r:embed="rId45">
+                      <a:extLst>
+                        <a:ext uri="{28A0092B-C50C-407E-A947-70E740481C1C}">
+                          <a14:useLocalDpi xmlns:a14="http://schemas.microsoft.com/office/drawing/2010/main" val="0"/>
+                        </a:ext>
+                      </a:extLst>
+                    </a:blip>
+                    <a:srcRect/>
                     <a:stretch>
                       <a:fillRect/>
                     </a:stretch>
                   </pic:blipFill>
-                  <pic:spPr>
+                  <pic:spPr bwMode="auto">
                     <a:xfrm>
                       <a:off x="0" y="0"/>
-                      <a:ext cx="7276243" cy="4140803"/>
+                      <a:ext cx="7074378" cy="4939988"/>
                     </a:xfrm>
                     <a:prstGeom prst="rect">
                       <a:avLst/>
                     </a:prstGeom>
+                    <a:noFill/>
+                    <a:ln>
+                      <a:noFill/>
+                    </a:ln>
                   </pic:spPr>
                 </pic:pic>
               </a:graphicData>
             </a:graphic>
-          </wp:anchor>
+          </wp:inline>
         </w:drawing>
       </w:r>
-    </w:p>
-    <w:p>
-      <w:pPr>
-        <w:pStyle w:val="BodyText"/>
-        <w:jc w:val="center"/>
-        <w:rPr>
-          <w:rFonts w:ascii="Arial MT"/>
-          <w:b w:val="0"/>
-          <w:sz w:val="20"/>
-          <w:u w:val="none"/>
-        </w:rPr>
-        <w:sectPr>
-          <w:pgSz w:w="11920" w:h="16840"/>
-          <w:pgMar w:top="1360" w:right="0" w:bottom="280" w:left="0" w:header="720" w:footer="720" w:gutter="0"/>
-          <w:cols w:space="720"/>
-        </w:sectPr>
-      </w:pPr>
+      <w:bookmarkStart w:id="4" w:name="_GoBack"/>
+      <w:bookmarkEnd w:id="4"/>
     </w:p>
     <w:p>
       <w:pPr>
@@ -10491,54 +10635,56 @@
       </w:pPr>
       <w:r>
         <w:rPr>
-          <w:rFonts w:ascii="Arial MT"/>
-          <w:b w:val="0"/>
           <w:noProof/>
-          <w:sz w:val="20"/>
           <w:u w:val="none"/>
         </w:rPr>
         <w:drawing>
-          <wp:anchor distT="0" distB="0" distL="0" distR="0" simplePos="0" relativeHeight="251758080" behindDoc="1" locked="0" layoutInCell="1" allowOverlap="1" wp14:anchorId="65B9046F" wp14:editId="6B0F5A6A">
-            <wp:simplePos x="0" y="0"/>
-            <wp:positionH relativeFrom="page">
-              <wp:posOffset>0</wp:posOffset>
-            </wp:positionH>
-            <wp:positionV relativeFrom="paragraph">
-              <wp:posOffset>180117</wp:posOffset>
-            </wp:positionV>
-            <wp:extent cx="7500416" cy="3409569"/>
+          <wp:inline distT="0" distB="0" distL="0" distR="0" wp14:anchorId="26278DB0" wp14:editId="7D4845E3">
+            <wp:extent cx="7015480" cy="6400800"/>
             <wp:effectExtent l="0" t="0" r="0" b="0"/>
-            <wp:wrapTopAndBottom/>
-            <wp:docPr id="41" name="Image 41"/>
+            <wp:docPr id="29" name="Picture 29"/>
             <wp:cNvGraphicFramePr>
-              <a:graphicFrameLocks xmlns:a="http://schemas.openxmlformats.org/drawingml/2006/main"/>
+              <a:graphicFrameLocks xmlns:a="http://schemas.openxmlformats.org/drawingml/2006/main" noChangeAspect="1"/>
             </wp:cNvGraphicFramePr>
             <a:graphic xmlns:a="http://schemas.openxmlformats.org/drawingml/2006/main">
               <a:graphicData uri="http://schemas.openxmlformats.org/drawingml/2006/picture">
                 <pic:pic xmlns:pic="http://schemas.openxmlformats.org/drawingml/2006/picture">
                   <pic:nvPicPr>
-                    <pic:cNvPr id="41" name="Image 41"/>
-                    <pic:cNvPicPr/>
+                    <pic:cNvPr id="0" name="Picture 9"/>
+                    <pic:cNvPicPr>
+                      <a:picLocks noChangeAspect="1" noChangeArrowheads="1"/>
+                    </pic:cNvPicPr>
                   </pic:nvPicPr>
                   <pic:blipFill>
-                    <a:blip r:embed="rId46" cstate="print"/>
+                    <a:blip r:embed="rId46">
+                      <a:extLst>
+                        <a:ext uri="{28A0092B-C50C-407E-A947-70E740481C1C}">
+                          <a14:useLocalDpi xmlns:a14="http://schemas.microsoft.com/office/drawing/2010/main" val="0"/>
+                        </a:ext>
+                      </a:extLst>
+                    </a:blip>
+                    <a:srcRect/>
                     <a:stretch>
                       <a:fillRect/>
                     </a:stretch>
                   </pic:blipFill>
-                  <pic:spPr>
+                  <pic:spPr bwMode="auto">
                     <a:xfrm>
                       <a:off x="0" y="0"/>
-                      <a:ext cx="7500416" cy="3409569"/>
+                      <a:ext cx="7028510" cy="6412688"/>
                     </a:xfrm>
                     <a:prstGeom prst="rect">
                       <a:avLst/>
                     </a:prstGeom>
+                    <a:noFill/>
+                    <a:ln>
+                      <a:noFill/>
+                    </a:ln>
                   </pic:spPr>
                 </pic:pic>
               </a:graphicData>
             </a:graphic>
-          </wp:anchor>
+          </wp:inline>
         </w:drawing>
       </w:r>
     </w:p>
@@ -10572,6 +10718,96 @@
         <w:ind w:left="1416"/>
         <w:jc w:val="center"/>
         <w:rPr>
+          <w:sz w:val="30"/>
+        </w:rPr>
+      </w:pPr>
+    </w:p>
+    <w:p>
+      <w:pPr>
+        <w:ind w:left="1416"/>
+        <w:jc w:val="center"/>
+        <w:rPr>
+          <w:sz w:val="30"/>
+        </w:rPr>
+      </w:pPr>
+    </w:p>
+    <w:p>
+      <w:pPr>
+        <w:ind w:left="1416"/>
+        <w:jc w:val="center"/>
+        <w:rPr>
+          <w:sz w:val="30"/>
+        </w:rPr>
+      </w:pPr>
+    </w:p>
+    <w:p>
+      <w:pPr>
+        <w:ind w:left="1416"/>
+        <w:jc w:val="center"/>
+        <w:rPr>
+          <w:sz w:val="30"/>
+        </w:rPr>
+      </w:pPr>
+    </w:p>
+    <w:p>
+      <w:pPr>
+        <w:ind w:left="1416"/>
+        <w:jc w:val="center"/>
+        <w:rPr>
+          <w:sz w:val="30"/>
+        </w:rPr>
+      </w:pPr>
+    </w:p>
+    <w:p>
+      <w:pPr>
+        <w:ind w:left="1416"/>
+        <w:jc w:val="center"/>
+        <w:rPr>
+          <w:sz w:val="30"/>
+        </w:rPr>
+      </w:pPr>
+    </w:p>
+    <w:p>
+      <w:pPr>
+        <w:ind w:left="1416"/>
+        <w:jc w:val="center"/>
+        <w:rPr>
+          <w:sz w:val="30"/>
+        </w:rPr>
+      </w:pPr>
+    </w:p>
+    <w:p>
+      <w:pPr>
+        <w:ind w:left="1416"/>
+        <w:jc w:val="center"/>
+        <w:rPr>
+          <w:sz w:val="30"/>
+        </w:rPr>
+      </w:pPr>
+    </w:p>
+    <w:p>
+      <w:pPr>
+        <w:ind w:left="1416"/>
+        <w:jc w:val="center"/>
+        <w:rPr>
+          <w:sz w:val="30"/>
+        </w:rPr>
+      </w:pPr>
+    </w:p>
+    <w:p>
+      <w:pPr>
+        <w:ind w:left="1416"/>
+        <w:jc w:val="center"/>
+        <w:rPr>
+          <w:sz w:val="30"/>
+        </w:rPr>
+      </w:pPr>
+    </w:p>
+    <w:p>
+      <w:pPr>
+        <w:ind w:left="1416"/>
+        <w:jc w:val="center"/>
+        <w:rPr>
           <w:rFonts w:ascii="Arial MT"/>
           <w:sz w:val="30"/>
         </w:rPr>
@@ -10701,78 +10937,86 @@
       </w:pPr>
       <w:r>
         <w:rPr>
-          <w:rFonts w:ascii="Arial MT"/>
-          <w:b w:val="0"/>
           <w:noProof/>
-          <w:sz w:val="20"/>
           <w:u w:val="none"/>
         </w:rPr>
         <w:drawing>
-          <wp:anchor distT="0" distB="0" distL="0" distR="0" simplePos="0" relativeHeight="251763200" behindDoc="1" locked="0" layoutInCell="1" allowOverlap="1" wp14:anchorId="65B90471" wp14:editId="470C8CFE">
-            <wp:simplePos x="0" y="0"/>
-            <wp:positionH relativeFrom="page">
-              <wp:posOffset>166370</wp:posOffset>
-            </wp:positionH>
-            <wp:positionV relativeFrom="paragraph">
-              <wp:posOffset>217792</wp:posOffset>
-            </wp:positionV>
-            <wp:extent cx="7101204" cy="2699385"/>
-            <wp:effectExtent l="0" t="0" r="0" b="0"/>
-            <wp:wrapTopAndBottom/>
-            <wp:docPr id="42" name="Image 42"/>
+          <wp:inline distT="0" distB="0" distL="0" distR="0" wp14:anchorId="1263722A" wp14:editId="2B74A739">
+            <wp:extent cx="6777318" cy="3072130"/>
+            <wp:effectExtent l="0" t="0" r="5080" b="0"/>
+            <wp:docPr id="30" name="Picture 30"/>
             <wp:cNvGraphicFramePr>
-              <a:graphicFrameLocks xmlns:a="http://schemas.openxmlformats.org/drawingml/2006/main"/>
+              <a:graphicFrameLocks xmlns:a="http://schemas.openxmlformats.org/drawingml/2006/main" noChangeAspect="1"/>
             </wp:cNvGraphicFramePr>
             <a:graphic xmlns:a="http://schemas.openxmlformats.org/drawingml/2006/main">
               <a:graphicData uri="http://schemas.openxmlformats.org/drawingml/2006/picture">
                 <pic:pic xmlns:pic="http://schemas.openxmlformats.org/drawingml/2006/picture">
                   <pic:nvPicPr>
-                    <pic:cNvPr id="42" name="Image 42"/>
-                    <pic:cNvPicPr/>
+                    <pic:cNvPr id="0" name="Picture 11"/>
+                    <pic:cNvPicPr>
+                      <a:picLocks noChangeAspect="1" noChangeArrowheads="1"/>
+                    </pic:cNvPicPr>
                   </pic:nvPicPr>
                   <pic:blipFill>
-                    <a:blip r:embed="rId47" cstate="print"/>
+                    <a:blip r:embed="rId47">
+                      <a:extLst>
+                        <a:ext uri="{28A0092B-C50C-407E-A947-70E740481C1C}">
+                          <a14:useLocalDpi xmlns:a14="http://schemas.microsoft.com/office/drawing/2010/main" val="0"/>
+                        </a:ext>
+                      </a:extLst>
+                    </a:blip>
+                    <a:srcRect/>
                     <a:stretch>
                       <a:fillRect/>
                     </a:stretch>
                   </pic:blipFill>
-                  <pic:spPr>
+                  <pic:spPr bwMode="auto">
                     <a:xfrm>
                       <a:off x="0" y="0"/>
-                      <a:ext cx="7101204" cy="2699385"/>
+                      <a:ext cx="6789343" cy="3077581"/>
                     </a:xfrm>
                     <a:prstGeom prst="rect">
                       <a:avLst/>
                     </a:prstGeom>
+                    <a:noFill/>
+                    <a:ln>
+                      <a:noFill/>
+                    </a:ln>
                   </pic:spPr>
                 </pic:pic>
               </a:graphicData>
             </a:graphic>
-          </wp:anchor>
+          </wp:inline>
         </w:drawing>
       </w:r>
     </w:p>
     <w:p>
       <w:pPr>
-        <w:pStyle w:val="BodyText"/>
-        <w:jc w:val="center"/>
-        <w:rPr>
-          <w:rFonts w:ascii="Arial MT"/>
-          <w:b w:val="0"/>
-          <w:sz w:val="20"/>
-          <w:u w:val="none"/>
-        </w:rPr>
-        <w:sectPr>
-          <w:pgSz w:w="11920" w:h="16840"/>
-          <w:pgMar w:top="1360" w:right="0" w:bottom="280" w:left="0" w:header="720" w:footer="720" w:gutter="0"/>
-          <w:cols w:space="720"/>
-        </w:sectPr>
-      </w:pPr>
-    </w:p>
-    <w:p>
-      <w:pPr>
         <w:spacing w:before="128"/>
-        <w:ind w:left="1416"/>
+        <w:rPr>
+          <w:sz w:val="30"/>
+        </w:rPr>
+      </w:pPr>
+    </w:p>
+    <w:p>
+      <w:pPr>
+        <w:spacing w:before="128"/>
+        <w:rPr>
+          <w:sz w:val="30"/>
+        </w:rPr>
+      </w:pPr>
+    </w:p>
+    <w:p>
+      <w:pPr>
+        <w:spacing w:before="128"/>
+        <w:rPr>
+          <w:sz w:val="30"/>
+        </w:rPr>
+      </w:pPr>
+    </w:p>
+    <w:p>
+      <w:pPr>
+        <w:spacing w:before="128"/>
         <w:jc w:val="center"/>
         <w:rPr>
           <w:rFonts w:ascii="Arial MT" w:hAnsi="Arial MT"/>
@@ -10783,7 +11027,6 @@
         <w:rPr>
           <w:sz w:val="30"/>
         </w:rPr>
-        <w:lastRenderedPageBreak/>
         <w:t>CC_PRS_</w:t>
       </w:r>
       <w:r>
@@ -10905,56 +11148,59 @@
       </w:pPr>
       <w:r>
         <w:rPr>
-          <w:rFonts w:ascii="Arial MT"/>
-          <w:b w:val="0"/>
           <w:noProof/>
-          <w:sz w:val="20"/>
           <w:u w:val="none"/>
         </w:rPr>
         <w:drawing>
-          <wp:anchor distT="0" distB="0" distL="0" distR="0" simplePos="0" relativeHeight="251767296" behindDoc="1" locked="0" layoutInCell="1" allowOverlap="1" wp14:anchorId="65B90473" wp14:editId="4789C91C">
-            <wp:simplePos x="0" y="0"/>
-            <wp:positionH relativeFrom="page">
-              <wp:posOffset>166370</wp:posOffset>
-            </wp:positionH>
-            <wp:positionV relativeFrom="paragraph">
-              <wp:posOffset>228999</wp:posOffset>
-            </wp:positionV>
-            <wp:extent cx="7054435" cy="2593181"/>
+          <wp:inline distT="0" distB="0" distL="0" distR="0" wp14:anchorId="16423B87" wp14:editId="1A60FF62">
+            <wp:extent cx="6953885" cy="3265715"/>
             <wp:effectExtent l="0" t="0" r="0" b="0"/>
-            <wp:wrapTopAndBottom/>
-            <wp:docPr id="43" name="Image 43"/>
+            <wp:docPr id="50" name="Picture 50"/>
             <wp:cNvGraphicFramePr>
-              <a:graphicFrameLocks xmlns:a="http://schemas.openxmlformats.org/drawingml/2006/main"/>
+              <a:graphicFrameLocks xmlns:a="http://schemas.openxmlformats.org/drawingml/2006/main" noChangeAspect="1"/>
             </wp:cNvGraphicFramePr>
             <a:graphic xmlns:a="http://schemas.openxmlformats.org/drawingml/2006/main">
               <a:graphicData uri="http://schemas.openxmlformats.org/drawingml/2006/picture">
                 <pic:pic xmlns:pic="http://schemas.openxmlformats.org/drawingml/2006/picture">
                   <pic:nvPicPr>
-                    <pic:cNvPr id="43" name="Image 43"/>
-                    <pic:cNvPicPr/>
+                    <pic:cNvPr id="0" name="Picture 13"/>
+                    <pic:cNvPicPr>
+                      <a:picLocks noChangeAspect="1" noChangeArrowheads="1"/>
+                    </pic:cNvPicPr>
                   </pic:nvPicPr>
                   <pic:blipFill>
-                    <a:blip r:embed="rId48" cstate="print"/>
+                    <a:blip r:embed="rId48">
+                      <a:extLst>
+                        <a:ext uri="{28A0092B-C50C-407E-A947-70E740481C1C}">
+                          <a14:useLocalDpi xmlns:a14="http://schemas.microsoft.com/office/drawing/2010/main" val="0"/>
+                        </a:ext>
+                      </a:extLst>
+                    </a:blip>
+                    <a:srcRect/>
                     <a:stretch>
                       <a:fillRect/>
                     </a:stretch>
                   </pic:blipFill>
-                  <pic:spPr>
+                  <pic:spPr bwMode="auto">
                     <a:xfrm>
                       <a:off x="0" y="0"/>
-                      <a:ext cx="7054435" cy="2593181"/>
+                      <a:ext cx="6990050" cy="3282699"/>
                     </a:xfrm>
                     <a:prstGeom prst="rect">
                       <a:avLst/>
                     </a:prstGeom>
+                    <a:noFill/>
+                    <a:ln>
+                      <a:noFill/>
+                    </a:ln>
                   </pic:spPr>
                 </pic:pic>
               </a:graphicData>
             </a:graphic>
-          </wp:anchor>
+          </wp:inline>
         </w:drawing>
       </w:r>
+      <w:bookmarkEnd w:id="3"/>
     </w:p>
     <w:sectPr>
       <w:pgSz w:w="11920" w:h="16840"/>

--- a/Editable Word files/Week 07-Collaboration Diagrams.docx
+++ b/Editable Word files/Week 07-Collaboration Diagrams.docx
@@ -170,7 +170,7 @@
           <w:u w:val="none"/>
         </w:rPr>
         <w:drawing>
-          <wp:anchor distT="0" distB="0" distL="0" distR="0" simplePos="0" relativeHeight="251589120" behindDoc="1" locked="0" layoutInCell="1" allowOverlap="1" wp14:anchorId="65B9041F" wp14:editId="72092CBA">
+          <wp:anchor distT="0" distB="0" distL="0" distR="0" simplePos="0" relativeHeight="251658247" behindDoc="1" locked="0" layoutInCell="1" allowOverlap="1" wp14:anchorId="65B9041F" wp14:editId="72092CBA">
             <wp:simplePos x="0" y="0"/>
             <wp:positionH relativeFrom="page">
               <wp:posOffset>408386</wp:posOffset>
@@ -193,7 +193,7 @@
                     <pic:cNvPicPr/>
                   </pic:nvPicPr>
                   <pic:blipFill>
-                    <a:blip r:embed="rId6" cstate="print"/>
+                    <a:blip r:embed="rId7" cstate="print"/>
                     <a:stretch>
                       <a:fillRect/>
                     </a:stretch>
@@ -405,7 +405,7 @@
           <w:u w:val="none"/>
         </w:rPr>
         <w:drawing>
-          <wp:anchor distT="0" distB="0" distL="0" distR="0" simplePos="0" relativeHeight="251594240" behindDoc="1" locked="0" layoutInCell="1" allowOverlap="1" wp14:anchorId="65B90421" wp14:editId="6505D22E">
+          <wp:anchor distT="0" distB="0" distL="0" distR="0" simplePos="0" relativeHeight="251658248" behindDoc="1" locked="0" layoutInCell="1" allowOverlap="1" wp14:anchorId="65B90421" wp14:editId="6505D22E">
             <wp:simplePos x="0" y="0"/>
             <wp:positionH relativeFrom="page">
               <wp:posOffset>346076</wp:posOffset>
@@ -428,7 +428,7 @@
                     <pic:cNvPicPr/>
                   </pic:nvPicPr>
                   <pic:blipFill>
-                    <a:blip r:embed="rId7" cstate="print"/>
+                    <a:blip r:embed="rId8" cstate="print"/>
                     <a:stretch>
                       <a:fillRect/>
                     </a:stretch>
@@ -639,7 +639,7 @@
           <w:u w:val="none"/>
         </w:rPr>
         <w:drawing>
-          <wp:anchor distT="0" distB="0" distL="0" distR="0" simplePos="0" relativeHeight="251599360" behindDoc="1" locked="0" layoutInCell="1" allowOverlap="1" wp14:anchorId="65B90423" wp14:editId="2B5D1D3B">
+          <wp:anchor distT="0" distB="0" distL="0" distR="0" simplePos="0" relativeHeight="251658249" behindDoc="1" locked="0" layoutInCell="1" allowOverlap="1" wp14:anchorId="65B90423" wp14:editId="2B5D1D3B">
             <wp:simplePos x="0" y="0"/>
             <wp:positionH relativeFrom="page">
               <wp:posOffset>286244</wp:posOffset>
@@ -662,7 +662,7 @@
                     <pic:cNvPicPr/>
                   </pic:nvPicPr>
                   <pic:blipFill>
-                    <a:blip r:embed="rId8" cstate="print"/>
+                    <a:blip r:embed="rId9" cstate="print"/>
                     <a:stretch>
                       <a:fillRect/>
                     </a:stretch>
@@ -896,7 +896,7 @@
           <w:u w:val="none"/>
         </w:rPr>
         <w:drawing>
-          <wp:anchor distT="0" distB="0" distL="0" distR="0" simplePos="0" relativeHeight="251604480" behindDoc="1" locked="0" layoutInCell="1" allowOverlap="1" wp14:anchorId="65B90425" wp14:editId="2E373734">
+          <wp:anchor distT="0" distB="0" distL="0" distR="0" simplePos="0" relativeHeight="251658250" behindDoc="1" locked="0" layoutInCell="1" allowOverlap="1" wp14:anchorId="65B90425" wp14:editId="2E373734">
             <wp:simplePos x="0" y="0"/>
             <wp:positionH relativeFrom="page">
               <wp:posOffset>563402</wp:posOffset>
@@ -919,7 +919,7 @@
                     <pic:cNvPicPr/>
                   </pic:nvPicPr>
                   <pic:blipFill>
-                    <a:blip r:embed="rId9" cstate="print"/>
+                    <a:blip r:embed="rId10" cstate="print"/>
                     <a:stretch>
                       <a:fillRect/>
                     </a:stretch>
@@ -1196,7 +1196,7 @@
           <w:u w:val="none"/>
         </w:rPr>
         <w:drawing>
-          <wp:anchor distT="0" distB="0" distL="0" distR="0" simplePos="0" relativeHeight="251609600" behindDoc="1" locked="0" layoutInCell="1" allowOverlap="1" wp14:anchorId="65B90427" wp14:editId="174D8668">
+          <wp:anchor distT="0" distB="0" distL="0" distR="0" simplePos="0" relativeHeight="251658251" behindDoc="1" locked="0" layoutInCell="1" allowOverlap="1" wp14:anchorId="65B90427" wp14:editId="174D8668">
             <wp:simplePos x="0" y="0"/>
             <wp:positionH relativeFrom="page">
               <wp:posOffset>55829</wp:posOffset>
@@ -1219,7 +1219,7 @@
                     <pic:cNvPicPr/>
                   </pic:nvPicPr>
                   <pic:blipFill>
-                    <a:blip r:embed="rId10" cstate="print"/>
+                    <a:blip r:embed="rId11" cstate="print"/>
                     <a:stretch>
                       <a:fillRect/>
                     </a:stretch>
@@ -1455,7 +1455,7 @@
           <w:u w:val="none"/>
         </w:rPr>
         <w:drawing>
-          <wp:anchor distT="0" distB="0" distL="0" distR="0" simplePos="0" relativeHeight="251614720" behindDoc="1" locked="0" layoutInCell="1" allowOverlap="1" wp14:anchorId="65B90429" wp14:editId="142A0652">
+          <wp:anchor distT="0" distB="0" distL="0" distR="0" simplePos="0" relativeHeight="251658252" behindDoc="1" locked="0" layoutInCell="1" allowOverlap="1" wp14:anchorId="65B90429" wp14:editId="142A0652">
             <wp:simplePos x="0" y="0"/>
             <wp:positionH relativeFrom="page">
               <wp:posOffset>314844</wp:posOffset>
@@ -1478,7 +1478,7 @@
                     <pic:cNvPicPr/>
                   </pic:nvPicPr>
                   <pic:blipFill>
-                    <a:blip r:embed="rId11" cstate="print"/>
+                    <a:blip r:embed="rId12" cstate="print"/>
                     <a:stretch>
                       <a:fillRect/>
                     </a:stretch>
@@ -1712,7 +1712,7 @@
                     <pic:cNvPicPr preferRelativeResize="0"/>
                   </pic:nvPicPr>
                   <pic:blipFill>
-                    <a:blip r:embed="rId12"/>
+                    <a:blip r:embed="rId13"/>
                     <a:srcRect/>
                     <a:stretch>
                       <a:fillRect/>
@@ -1934,7 +1934,7 @@
           <w:u w:val="none"/>
         </w:rPr>
         <w:drawing>
-          <wp:anchor distT="0" distB="0" distL="0" distR="0" simplePos="0" relativeHeight="251619840" behindDoc="1" locked="0" layoutInCell="1" allowOverlap="1" wp14:anchorId="65B9042D" wp14:editId="7FDA8DB7">
+          <wp:anchor distT="0" distB="0" distL="0" distR="0" simplePos="0" relativeHeight="251658253" behindDoc="1" locked="0" layoutInCell="1" allowOverlap="1" wp14:anchorId="65B9042D" wp14:editId="7FDA8DB7">
             <wp:simplePos x="0" y="0"/>
             <wp:positionH relativeFrom="page">
               <wp:posOffset>1057659</wp:posOffset>
@@ -1957,7 +1957,7 @@
                     <pic:cNvPicPr/>
                   </pic:nvPicPr>
                   <pic:blipFill>
-                    <a:blip r:embed="rId13" cstate="print"/>
+                    <a:blip r:embed="rId14" cstate="print"/>
                     <a:stretch>
                       <a:fillRect/>
                     </a:stretch>
@@ -2215,7 +2215,7 @@
           <w:u w:val="none"/>
         </w:rPr>
         <w:drawing>
-          <wp:anchor distT="0" distB="0" distL="114300" distR="114300" simplePos="0" relativeHeight="251630080" behindDoc="0" locked="0" layoutInCell="1" allowOverlap="1" wp14:anchorId="5C460771" wp14:editId="7E7B98A4">
+          <wp:anchor distT="0" distB="0" distL="114300" distR="114300" simplePos="0" relativeHeight="251658255" behindDoc="0" locked="0" layoutInCell="1" allowOverlap="1" wp14:anchorId="5C460771" wp14:editId="7E7B98A4">
             <wp:simplePos x="0" y="0"/>
             <wp:positionH relativeFrom="column">
               <wp:posOffset>678094</wp:posOffset>
@@ -2236,7 +2236,7 @@
                     <pic:cNvPicPr preferRelativeResize="0"/>
                   </pic:nvPicPr>
                   <pic:blipFill>
-                    <a:blip r:embed="rId14">
+                    <a:blip r:embed="rId15">
                       <a:extLst>
                         <a:ext uri="{28A0092B-C50C-407E-A947-70E740481C1C}">
                           <a14:useLocalDpi xmlns:a14="http://schemas.microsoft.com/office/drawing/2010/main" val="0"/>
@@ -2545,7 +2545,7 @@
           <w:u w:val="none"/>
         </w:rPr>
         <w:drawing>
-          <wp:anchor distT="0" distB="0" distL="114300" distR="114300" simplePos="0" relativeHeight="251640320" behindDoc="0" locked="0" layoutInCell="1" allowOverlap="1" wp14:anchorId="0D060FE0" wp14:editId="669BD2D2">
+          <wp:anchor distT="0" distB="0" distL="114300" distR="114300" simplePos="0" relativeHeight="251658257" behindDoc="0" locked="0" layoutInCell="1" allowOverlap="1" wp14:anchorId="0D060FE0" wp14:editId="669BD2D2">
             <wp:simplePos x="0" y="0"/>
             <wp:positionH relativeFrom="column">
               <wp:posOffset>1098550</wp:posOffset>
@@ -2566,7 +2566,7 @@
                     <pic:cNvPicPr preferRelativeResize="0"/>
                   </pic:nvPicPr>
                   <pic:blipFill>
-                    <a:blip r:embed="rId15">
+                    <a:blip r:embed="rId16">
                       <a:extLst>
                         <a:ext uri="{28A0092B-C50C-407E-A947-70E740481C1C}">
                           <a14:useLocalDpi xmlns:a14="http://schemas.microsoft.com/office/drawing/2010/main" val="0"/>
@@ -2901,7 +2901,7 @@
           <w:noProof/>
         </w:rPr>
         <w:drawing>
-          <wp:anchor distT="0" distB="0" distL="114300" distR="114300" simplePos="0" relativeHeight="251676160" behindDoc="0" locked="0" layoutInCell="1" allowOverlap="1" wp14:anchorId="1B533E1E" wp14:editId="02F3BD40">
+          <wp:anchor distT="0" distB="0" distL="114300" distR="114300" simplePos="0" relativeHeight="251658266" behindDoc="0" locked="0" layoutInCell="1" allowOverlap="1" wp14:anchorId="1B533E1E" wp14:editId="02F3BD40">
             <wp:simplePos x="0" y="0"/>
             <wp:positionH relativeFrom="column">
               <wp:posOffset>685800</wp:posOffset>
@@ -2922,7 +2922,7 @@
                     <pic:cNvPicPr preferRelativeResize="0"/>
                   </pic:nvPicPr>
                   <pic:blipFill>
-                    <a:blip r:embed="rId16">
+                    <a:blip r:embed="rId17">
                       <a:extLst>
                         <a:ext uri="{28A0092B-C50C-407E-A947-70E740481C1C}">
                           <a14:useLocalDpi xmlns:a14="http://schemas.microsoft.com/office/drawing/2010/main" val="0"/>
@@ -3143,7 +3143,7 @@
           <w:u w:val="none"/>
         </w:rPr>
         <w:drawing>
-          <wp:anchor distT="0" distB="0" distL="0" distR="0" simplePos="0" relativeHeight="251624960" behindDoc="1" locked="0" layoutInCell="1" allowOverlap="1" wp14:anchorId="65B90435" wp14:editId="5BAFF67F">
+          <wp:anchor distT="0" distB="0" distL="0" distR="0" simplePos="0" relativeHeight="251658254" behindDoc="1" locked="0" layoutInCell="1" allowOverlap="1" wp14:anchorId="65B90435" wp14:editId="5BAFF67F">
             <wp:simplePos x="0" y="0"/>
             <wp:positionH relativeFrom="page">
               <wp:posOffset>1020444</wp:posOffset>
@@ -3166,7 +3166,7 @@
                     <pic:cNvPicPr/>
                   </pic:nvPicPr>
                   <pic:blipFill>
-                    <a:blip r:embed="rId17" cstate="print"/>
+                    <a:blip r:embed="rId18" cstate="print"/>
                     <a:stretch>
                       <a:fillRect/>
                     </a:stretch>
@@ -3253,7 +3253,7 @@
         </w:rPr>
         <w:lastRenderedPageBreak/>
         <w:drawing>
-          <wp:anchor distT="0" distB="0" distL="0" distR="0" simplePos="0" relativeHeight="251650560" behindDoc="1" locked="0" layoutInCell="1" allowOverlap="1" wp14:anchorId="65B90437" wp14:editId="08905377">
+          <wp:anchor distT="0" distB="0" distL="0" distR="0" simplePos="0" relativeHeight="251658259" behindDoc="1" locked="0" layoutInCell="1" allowOverlap="1" wp14:anchorId="65B90437" wp14:editId="08905377">
             <wp:simplePos x="0" y="0"/>
             <wp:positionH relativeFrom="page">
               <wp:posOffset>900625</wp:posOffset>
@@ -3276,7 +3276,7 @@
                     <pic:cNvPicPr/>
                   </pic:nvPicPr>
                   <pic:blipFill>
-                    <a:blip r:embed="rId18" cstate="print"/>
+                    <a:blip r:embed="rId19" cstate="print"/>
                     <a:stretch>
                       <a:fillRect/>
                     </a:stretch>
@@ -3638,7 +3638,7 @@
           <w:u w:val="none"/>
         </w:rPr>
         <w:drawing>
-          <wp:anchor distT="0" distB="0" distL="0" distR="0" simplePos="0" relativeHeight="251635200" behindDoc="1" locked="0" layoutInCell="1" allowOverlap="1" wp14:anchorId="65B90439" wp14:editId="23DEA0DF">
+          <wp:anchor distT="0" distB="0" distL="0" distR="0" simplePos="0" relativeHeight="251658256" behindDoc="1" locked="0" layoutInCell="1" allowOverlap="1" wp14:anchorId="65B90439" wp14:editId="23DEA0DF">
             <wp:simplePos x="0" y="0"/>
             <wp:positionH relativeFrom="page">
               <wp:posOffset>918844</wp:posOffset>
@@ -3661,7 +3661,7 @@
                     <pic:cNvPicPr/>
                   </pic:nvPicPr>
                   <pic:blipFill>
-                    <a:blip r:embed="rId19" cstate="print"/>
+                    <a:blip r:embed="rId20" cstate="print"/>
                     <a:stretch>
                       <a:fillRect/>
                     </a:stretch>
@@ -3879,7 +3879,7 @@
           <w:u w:val="none"/>
         </w:rPr>
         <w:drawing>
-          <wp:anchor distT="0" distB="0" distL="0" distR="0" simplePos="0" relativeHeight="251645440" behindDoc="1" locked="0" layoutInCell="1" allowOverlap="1" wp14:anchorId="65B9043B" wp14:editId="2ECE5E09">
+          <wp:anchor distT="0" distB="0" distL="0" distR="0" simplePos="0" relativeHeight="251658258" behindDoc="1" locked="0" layoutInCell="1" allowOverlap="1" wp14:anchorId="65B9043B" wp14:editId="2ECE5E09">
             <wp:simplePos x="0" y="0"/>
             <wp:positionH relativeFrom="page">
               <wp:posOffset>918844</wp:posOffset>
@@ -3902,7 +3902,7 @@
                     <pic:cNvPicPr/>
                   </pic:nvPicPr>
                   <pic:blipFill>
-                    <a:blip r:embed="rId20" cstate="print"/>
+                    <a:blip r:embed="rId21" cstate="print"/>
                     <a:stretch>
                       <a:fillRect/>
                     </a:stretch>
@@ -4120,7 +4120,7 @@
           <w:u w:val="none"/>
         </w:rPr>
         <w:drawing>
-          <wp:anchor distT="0" distB="0" distL="0" distR="0" simplePos="0" relativeHeight="251655680" behindDoc="1" locked="0" layoutInCell="1" allowOverlap="1" wp14:anchorId="65B9043D" wp14:editId="3DFA3CA3">
+          <wp:anchor distT="0" distB="0" distL="0" distR="0" simplePos="0" relativeHeight="251658260" behindDoc="1" locked="0" layoutInCell="1" allowOverlap="1" wp14:anchorId="65B9043D" wp14:editId="3DFA3CA3">
             <wp:simplePos x="0" y="0"/>
             <wp:positionH relativeFrom="page">
               <wp:posOffset>918844</wp:posOffset>
@@ -4143,7 +4143,7 @@
                     <pic:cNvPicPr/>
                   </pic:nvPicPr>
                   <pic:blipFill>
-                    <a:blip r:embed="rId21" cstate="print"/>
+                    <a:blip r:embed="rId22" cstate="print"/>
                     <a:stretch>
                       <a:fillRect/>
                     </a:stretch>
@@ -4413,7 +4413,7 @@
           <w:u w:val="none"/>
         </w:rPr>
         <w:drawing>
-          <wp:anchor distT="0" distB="0" distL="0" distR="0" simplePos="0" relativeHeight="251660800" behindDoc="1" locked="0" layoutInCell="1" allowOverlap="1" wp14:anchorId="65B9043F" wp14:editId="43F509FD">
+          <wp:anchor distT="0" distB="0" distL="0" distR="0" simplePos="0" relativeHeight="251658263" behindDoc="1" locked="0" layoutInCell="1" allowOverlap="1" wp14:anchorId="65B9043F" wp14:editId="43F509FD">
             <wp:simplePos x="0" y="0"/>
             <wp:positionH relativeFrom="page">
               <wp:posOffset>918844</wp:posOffset>
@@ -4436,7 +4436,7 @@
                     <pic:cNvPicPr/>
                   </pic:nvPicPr>
                   <pic:blipFill>
-                    <a:blip r:embed="rId22" cstate="print"/>
+                    <a:blip r:embed="rId23" cstate="print"/>
                     <a:stretch>
                       <a:fillRect/>
                     </a:stretch>
@@ -4673,7 +4673,7 @@
           <w:u w:val="none"/>
         </w:rPr>
         <w:drawing>
-          <wp:anchor distT="0" distB="0" distL="0" distR="0" simplePos="0" relativeHeight="251665920" behindDoc="1" locked="0" layoutInCell="1" allowOverlap="1" wp14:anchorId="65B90441" wp14:editId="2A8D0168">
+          <wp:anchor distT="0" distB="0" distL="0" distR="0" simplePos="0" relativeHeight="251658264" behindDoc="1" locked="0" layoutInCell="1" allowOverlap="1" wp14:anchorId="65B90441" wp14:editId="2A8D0168">
             <wp:simplePos x="0" y="0"/>
             <wp:positionH relativeFrom="page">
               <wp:posOffset>918844</wp:posOffset>
@@ -4696,7 +4696,7 @@
                     <pic:cNvPicPr/>
                   </pic:nvPicPr>
                   <pic:blipFill>
-                    <a:blip r:embed="rId23" cstate="print"/>
+                    <a:blip r:embed="rId24" cstate="print"/>
                     <a:stretch>
                       <a:fillRect/>
                     </a:stretch>
@@ -4911,7 +4911,7 @@
           <w:u w:val="none"/>
         </w:rPr>
         <w:drawing>
-          <wp:anchor distT="0" distB="0" distL="0" distR="0" simplePos="0" relativeHeight="251671040" behindDoc="1" locked="0" layoutInCell="1" allowOverlap="1" wp14:anchorId="65B90443" wp14:editId="7E7BCC18">
+          <wp:anchor distT="0" distB="0" distL="0" distR="0" simplePos="0" relativeHeight="251658265" behindDoc="1" locked="0" layoutInCell="1" allowOverlap="1" wp14:anchorId="65B90443" wp14:editId="7E7BCC18">
             <wp:simplePos x="0" y="0"/>
             <wp:positionH relativeFrom="page">
               <wp:posOffset>1044575</wp:posOffset>
@@ -4934,7 +4934,7 @@
                     <pic:cNvPicPr/>
                   </pic:nvPicPr>
                   <pic:blipFill>
-                    <a:blip r:embed="rId24" cstate="print"/>
+                    <a:blip r:embed="rId25" cstate="print"/>
                     <a:stretch>
                       <a:fillRect/>
                     </a:stretch>
@@ -5218,7 +5218,7 @@
           <w:u w:val="none"/>
         </w:rPr>
         <w:drawing>
-          <wp:anchor distT="0" distB="0" distL="0" distR="0" simplePos="0" relativeHeight="251681280" behindDoc="1" locked="0" layoutInCell="1" allowOverlap="1" wp14:anchorId="65B90445" wp14:editId="6E51A256">
+          <wp:anchor distT="0" distB="0" distL="0" distR="0" simplePos="0" relativeHeight="251658267" behindDoc="1" locked="0" layoutInCell="1" allowOverlap="1" wp14:anchorId="65B90445" wp14:editId="6E51A256">
             <wp:simplePos x="0" y="0"/>
             <wp:positionH relativeFrom="page">
               <wp:posOffset>959485</wp:posOffset>
@@ -5241,7 +5241,7 @@
                     <pic:cNvPicPr/>
                   </pic:nvPicPr>
                   <pic:blipFill>
-                    <a:blip r:embed="rId25" cstate="print"/>
+                    <a:blip r:embed="rId26" cstate="print"/>
                     <a:stretch>
                       <a:fillRect/>
                     </a:stretch>
@@ -5456,7 +5456,7 @@
           <w:u w:val="none"/>
         </w:rPr>
         <w:drawing>
-          <wp:anchor distT="0" distB="0" distL="0" distR="0" simplePos="0" relativeHeight="251686400" behindDoc="1" locked="0" layoutInCell="1" allowOverlap="1" wp14:anchorId="65B90447" wp14:editId="4CCDB38E">
+          <wp:anchor distT="0" distB="0" distL="0" distR="0" simplePos="0" relativeHeight="251658268" behindDoc="1" locked="0" layoutInCell="1" allowOverlap="1" wp14:anchorId="65B90447" wp14:editId="4CCDB38E">
             <wp:simplePos x="0" y="0"/>
             <wp:positionH relativeFrom="page">
               <wp:posOffset>1440814</wp:posOffset>
@@ -5479,7 +5479,7 @@
                     <pic:cNvPicPr/>
                   </pic:nvPicPr>
                   <pic:blipFill>
-                    <a:blip r:embed="rId26" cstate="print"/>
+                    <a:blip r:embed="rId27" cstate="print"/>
                     <a:stretch>
                       <a:fillRect/>
                     </a:stretch>
@@ -5706,7 +5706,7 @@
           <w:u w:val="none"/>
         </w:rPr>
         <w:drawing>
-          <wp:anchor distT="0" distB="0" distL="0" distR="0" simplePos="0" relativeHeight="251691520" behindDoc="1" locked="0" layoutInCell="1" allowOverlap="1" wp14:anchorId="65B90449" wp14:editId="0A6E213C">
+          <wp:anchor distT="0" distB="0" distL="0" distR="0" simplePos="0" relativeHeight="251658269" behindDoc="1" locked="0" layoutInCell="1" allowOverlap="1" wp14:anchorId="65B90449" wp14:editId="0A6E213C">
             <wp:simplePos x="0" y="0"/>
             <wp:positionH relativeFrom="page">
               <wp:posOffset>1268094</wp:posOffset>
@@ -5729,7 +5729,7 @@
                     <pic:cNvPicPr/>
                   </pic:nvPicPr>
                   <pic:blipFill>
-                    <a:blip r:embed="rId27" cstate="print"/>
+                    <a:blip r:embed="rId28" cstate="print"/>
                     <a:stretch>
                       <a:fillRect/>
                     </a:stretch>
@@ -5968,7 +5968,7 @@
           <w:u w:val="none"/>
         </w:rPr>
         <w:drawing>
-          <wp:anchor distT="0" distB="0" distL="0" distR="0" simplePos="0" relativeHeight="251696640" behindDoc="1" locked="0" layoutInCell="1" allowOverlap="1" wp14:anchorId="65B9044B" wp14:editId="3DFDBBAF">
+          <wp:anchor distT="0" distB="0" distL="0" distR="0" simplePos="0" relativeHeight="251658270" behindDoc="1" locked="0" layoutInCell="1" allowOverlap="1" wp14:anchorId="65B9044B" wp14:editId="3DFDBBAF">
             <wp:simplePos x="0" y="0"/>
             <wp:positionH relativeFrom="page">
               <wp:posOffset>1050925</wp:posOffset>
@@ -5991,7 +5991,7 @@
                     <pic:cNvPicPr/>
                   </pic:nvPicPr>
                   <pic:blipFill>
-                    <a:blip r:embed="rId28" cstate="print"/>
+                    <a:blip r:embed="rId29" cstate="print"/>
                     <a:stretch>
                       <a:fillRect/>
                     </a:stretch>
@@ -6269,7 +6269,7 @@
           <w:u w:val="none"/>
         </w:rPr>
         <w:drawing>
-          <wp:anchor distT="0" distB="0" distL="0" distR="0" simplePos="0" relativeHeight="251701760" behindDoc="1" locked="0" layoutInCell="1" allowOverlap="1" wp14:anchorId="65B9044D" wp14:editId="4A160DF4">
+          <wp:anchor distT="0" distB="0" distL="0" distR="0" simplePos="0" relativeHeight="251658271" behindDoc="1" locked="0" layoutInCell="1" allowOverlap="1" wp14:anchorId="65B9044D" wp14:editId="4A160DF4">
             <wp:simplePos x="0" y="0"/>
             <wp:positionH relativeFrom="page">
               <wp:posOffset>1098550</wp:posOffset>
@@ -6292,7 +6292,7 @@
                     <pic:cNvPicPr/>
                   </pic:nvPicPr>
                   <pic:blipFill>
-                    <a:blip r:embed="rId29" cstate="print"/>
+                    <a:blip r:embed="rId30" cstate="print"/>
                     <a:stretch>
                       <a:fillRect/>
                     </a:stretch>
@@ -6477,7 +6477,7 @@
           <w:u w:val="none"/>
         </w:rPr>
         <w:drawing>
-          <wp:anchor distT="0" distB="0" distL="114300" distR="114300" simplePos="0" relativeHeight="251573760" behindDoc="0" locked="0" layoutInCell="1" allowOverlap="1" wp14:anchorId="4CB6CBE0" wp14:editId="4B221A43">
+          <wp:anchor distT="0" distB="0" distL="114300" distR="114300" simplePos="0" relativeHeight="251658244" behindDoc="0" locked="0" layoutInCell="1" allowOverlap="1" wp14:anchorId="4CB6CBE0" wp14:editId="4B221A43">
             <wp:simplePos x="0" y="0"/>
             <wp:positionH relativeFrom="column">
               <wp:posOffset>1544128</wp:posOffset>
@@ -6502,7 +6502,7 @@
                     </pic:cNvPicPr>
                   </pic:nvPicPr>
                   <pic:blipFill>
-                    <a:blip r:embed="rId30">
+                    <a:blip r:embed="rId31">
                       <a:extLst>
                         <a:ext uri="{28A0092B-C50C-407E-A947-70E740481C1C}">
                           <a14:useLocalDpi xmlns:a14="http://schemas.microsoft.com/office/drawing/2010/main" val="0"/>
@@ -6725,7 +6725,7 @@
           <w:u w:val="none"/>
         </w:rPr>
         <w:drawing>
-          <wp:anchor distT="0" distB="0" distL="114300" distR="114300" simplePos="0" relativeHeight="251578880" behindDoc="0" locked="0" layoutInCell="1" allowOverlap="1" wp14:anchorId="09BBBC95" wp14:editId="76566742">
+          <wp:anchor distT="0" distB="0" distL="114300" distR="114300" simplePos="0" relativeHeight="251658245" behindDoc="0" locked="0" layoutInCell="1" allowOverlap="1" wp14:anchorId="09BBBC95" wp14:editId="76566742">
             <wp:simplePos x="0" y="0"/>
             <wp:positionH relativeFrom="column">
               <wp:posOffset>1319841</wp:posOffset>
@@ -6750,7 +6750,7 @@
                     </pic:cNvPicPr>
                   </pic:nvPicPr>
                   <pic:blipFill>
-                    <a:blip r:embed="rId31">
+                    <a:blip r:embed="rId32">
                       <a:extLst>
                         <a:ext uri="{28A0092B-C50C-407E-A947-70E740481C1C}">
                           <a14:useLocalDpi xmlns:a14="http://schemas.microsoft.com/office/drawing/2010/main" val="0"/>
@@ -6962,7 +6962,7 @@
           <w:u w:val="none"/>
         </w:rPr>
         <w:drawing>
-          <wp:anchor distT="0" distB="0" distL="114300" distR="114300" simplePos="0" relativeHeight="251584000" behindDoc="0" locked="0" layoutInCell="1" allowOverlap="1" wp14:anchorId="7AE484A1" wp14:editId="6BC456E5">
+          <wp:anchor distT="0" distB="0" distL="114300" distR="114300" simplePos="0" relativeHeight="251658246" behindDoc="0" locked="0" layoutInCell="1" allowOverlap="1" wp14:anchorId="7AE484A1" wp14:editId="6BC456E5">
             <wp:simplePos x="0" y="0"/>
             <wp:positionH relativeFrom="column">
               <wp:posOffset>1889184</wp:posOffset>
@@ -6987,7 +6987,7 @@
                     </pic:cNvPicPr>
                   </pic:nvPicPr>
                   <pic:blipFill>
-                    <a:blip r:embed="rId32">
+                    <a:blip r:embed="rId33">
                       <a:extLst>
                         <a:ext uri="{28A0092B-C50C-407E-A947-70E740481C1C}">
                           <a14:useLocalDpi xmlns:a14="http://schemas.microsoft.com/office/drawing/2010/main" val="0"/>
@@ -7223,7 +7223,7 @@
           <w:u w:val="none"/>
         </w:rPr>
         <w:drawing>
-          <wp:anchor distT="0" distB="0" distL="114300" distR="114300" simplePos="0" relativeHeight="251568640" behindDoc="0" locked="0" layoutInCell="1" allowOverlap="1" wp14:anchorId="78F8D33C" wp14:editId="66467C36">
+          <wp:anchor distT="0" distB="0" distL="114300" distR="114300" simplePos="0" relativeHeight="251658243" behindDoc="0" locked="0" layoutInCell="1" allowOverlap="1" wp14:anchorId="78F8D33C" wp14:editId="66467C36">
             <wp:simplePos x="0" y="0"/>
             <wp:positionH relativeFrom="column">
               <wp:posOffset>1500996</wp:posOffset>
@@ -7248,7 +7248,7 @@
                     </pic:cNvPicPr>
                   </pic:nvPicPr>
                   <pic:blipFill>
-                    <a:blip r:embed="rId33">
+                    <a:blip r:embed="rId34">
                       <a:extLst>
                         <a:ext uri="{28A0092B-C50C-407E-A947-70E740481C1C}">
                           <a14:useLocalDpi xmlns:a14="http://schemas.microsoft.com/office/drawing/2010/main" val="0"/>
@@ -7317,7 +7317,7 @@
           <w:sz w:val="20"/>
         </w:rPr>
         <w:drawing>
-          <wp:anchor distT="0" distB="0" distL="114300" distR="114300" simplePos="0" relativeHeight="251563520" behindDoc="0" locked="0" layoutInCell="1" allowOverlap="1" wp14:anchorId="2F908BA5" wp14:editId="3918088C">
+          <wp:anchor distT="0" distB="0" distL="114300" distR="114300" simplePos="0" relativeHeight="251658242" behindDoc="0" locked="0" layoutInCell="1" allowOverlap="1" wp14:anchorId="2F908BA5" wp14:editId="3918088C">
             <wp:simplePos x="0" y="0"/>
             <wp:positionH relativeFrom="column">
               <wp:posOffset>1026543</wp:posOffset>
@@ -7342,7 +7342,7 @@
                     </pic:cNvPicPr>
                   </pic:nvPicPr>
                   <pic:blipFill>
-                    <a:blip r:embed="rId34">
+                    <a:blip r:embed="rId35">
                       <a:extLst>
                         <a:ext uri="{28A0092B-C50C-407E-A947-70E740481C1C}">
                           <a14:useLocalDpi xmlns:a14="http://schemas.microsoft.com/office/drawing/2010/main" val="0"/>
@@ -7650,7 +7650,7 @@
           <w:u w:val="none"/>
         </w:rPr>
         <w:drawing>
-          <wp:anchor distT="0" distB="0" distL="114300" distR="114300" simplePos="0" relativeHeight="251558400" behindDoc="0" locked="0" layoutInCell="1" allowOverlap="1" wp14:anchorId="79771DA7" wp14:editId="6A0CB009">
+          <wp:anchor distT="0" distB="0" distL="114300" distR="114300" simplePos="0" relativeHeight="251658241" behindDoc="0" locked="0" layoutInCell="1" allowOverlap="1" wp14:anchorId="79771DA7" wp14:editId="6A0CB009">
             <wp:simplePos x="0" y="0"/>
             <wp:positionH relativeFrom="column">
               <wp:posOffset>1043796</wp:posOffset>
@@ -7675,7 +7675,7 @@
                     </pic:cNvPicPr>
                   </pic:nvPicPr>
                   <pic:blipFill>
-                    <a:blip r:embed="rId35">
+                    <a:blip r:embed="rId36">
                       <a:extLst>
                         <a:ext uri="{28A0092B-C50C-407E-A947-70E740481C1C}">
                           <a14:useLocalDpi xmlns:a14="http://schemas.microsoft.com/office/drawing/2010/main" val="0"/>
@@ -7914,7 +7914,7 @@
           <w:u w:val="none"/>
         </w:rPr>
         <w:drawing>
-          <wp:anchor distT="0" distB="0" distL="0" distR="0" simplePos="0" relativeHeight="251706880" behindDoc="1" locked="0" layoutInCell="1" allowOverlap="1" wp14:anchorId="65B9045B" wp14:editId="03CA268F">
+          <wp:anchor distT="0" distB="0" distL="0" distR="0" simplePos="0" relativeHeight="251658272" behindDoc="1" locked="0" layoutInCell="1" allowOverlap="1" wp14:anchorId="65B9045B" wp14:editId="03CA268F">
             <wp:simplePos x="0" y="0"/>
             <wp:positionH relativeFrom="page">
               <wp:posOffset>978594</wp:posOffset>
@@ -7937,7 +7937,7 @@
                     <pic:cNvPicPr/>
                   </pic:nvPicPr>
                   <pic:blipFill>
-                    <a:blip r:embed="rId36" cstate="print"/>
+                    <a:blip r:embed="rId37" cstate="print"/>
                     <a:stretch>
                       <a:fillRect/>
                     </a:stretch>
@@ -8140,7 +8140,7 @@
           <w:u w:val="none"/>
         </w:rPr>
         <w:drawing>
-          <wp:anchor distT="0" distB="0" distL="0" distR="0" simplePos="0" relativeHeight="251712000" behindDoc="1" locked="0" layoutInCell="1" allowOverlap="1" wp14:anchorId="65B9045D" wp14:editId="7D35F4E4">
+          <wp:anchor distT="0" distB="0" distL="0" distR="0" simplePos="0" relativeHeight="251658273" behindDoc="1" locked="0" layoutInCell="1" allowOverlap="1" wp14:anchorId="65B9045D" wp14:editId="7D35F4E4">
             <wp:simplePos x="0" y="0"/>
             <wp:positionH relativeFrom="page">
               <wp:posOffset>918844</wp:posOffset>
@@ -8163,7 +8163,7 @@
                     <pic:cNvPicPr/>
                   </pic:nvPicPr>
                   <pic:blipFill>
-                    <a:blip r:embed="rId37" cstate="print"/>
+                    <a:blip r:embed="rId38" cstate="print"/>
                     <a:stretch>
                       <a:fillRect/>
                     </a:stretch>
@@ -8516,7 +8516,7 @@
           <w:u w:val="none"/>
         </w:rPr>
         <w:drawing>
-          <wp:anchor distT="0" distB="0" distL="0" distR="0" simplePos="0" relativeHeight="251718144" behindDoc="1" locked="0" layoutInCell="1" allowOverlap="1" wp14:anchorId="65B9045F" wp14:editId="1A00D0D5">
+          <wp:anchor distT="0" distB="0" distL="0" distR="0" simplePos="0" relativeHeight="251658274" behindDoc="1" locked="0" layoutInCell="1" allowOverlap="1" wp14:anchorId="65B9045F" wp14:editId="1A00D0D5">
             <wp:simplePos x="0" y="0"/>
             <wp:positionH relativeFrom="page">
               <wp:posOffset>918844</wp:posOffset>
@@ -8539,7 +8539,7 @@
                     <pic:cNvPicPr/>
                   </pic:nvPicPr>
                   <pic:blipFill>
-                    <a:blip r:embed="rId38" cstate="print"/>
+                    <a:blip r:embed="rId39" cstate="print"/>
                     <a:stretch>
                       <a:fillRect/>
                     </a:stretch>
@@ -8575,7 +8575,7 @@
           <w:sz w:val="30"/>
         </w:rPr>
         <w:drawing>
-          <wp:anchor distT="0" distB="0" distL="0" distR="0" simplePos="0" relativeHeight="251553280" behindDoc="1" locked="0" layoutInCell="1" allowOverlap="1" wp14:anchorId="65B90461" wp14:editId="2C58348D">
+          <wp:anchor distT="0" distB="0" distL="0" distR="0" simplePos="0" relativeHeight="251658240" behindDoc="1" locked="0" layoutInCell="1" allowOverlap="1" wp14:anchorId="65B90461" wp14:editId="2C58348D">
             <wp:simplePos x="0" y="0"/>
             <wp:positionH relativeFrom="page">
               <wp:posOffset>918844</wp:posOffset>
@@ -8598,7 +8598,7 @@
                     <pic:cNvPicPr/>
                   </pic:nvPicPr>
                   <pic:blipFill>
-                    <a:blip r:embed="rId39" cstate="print"/>
+                    <a:blip r:embed="rId40" cstate="print"/>
                     <a:stretch>
                       <a:fillRect/>
                     </a:stretch>
@@ -9025,7 +9025,7 @@
           <w:u w:val="none"/>
         </w:rPr>
         <w:drawing>
-          <wp:anchor distT="0" distB="0" distL="0" distR="0" simplePos="0" relativeHeight="251723264" behindDoc="1" locked="0" layoutInCell="1" allowOverlap="1" wp14:anchorId="65B90463" wp14:editId="4EE4CF67">
+          <wp:anchor distT="0" distB="0" distL="0" distR="0" simplePos="0" relativeHeight="251658275" behindDoc="1" locked="0" layoutInCell="1" allowOverlap="1" wp14:anchorId="65B90463" wp14:editId="4EE4CF67">
             <wp:simplePos x="0" y="0"/>
             <wp:positionH relativeFrom="page">
               <wp:posOffset>918844</wp:posOffset>
@@ -9048,7 +9048,7 @@
                     <pic:cNvPicPr/>
                   </pic:nvPicPr>
                   <pic:blipFill>
-                    <a:blip r:embed="rId40" cstate="print"/>
+                    <a:blip r:embed="rId41" cstate="print"/>
                     <a:stretch>
                       <a:fillRect/>
                     </a:stretch>
@@ -9110,7 +9110,7 @@
           <w:szCs w:val="20"/>
         </w:rPr>
         <w:drawing>
-          <wp:anchor distT="0" distB="0" distL="0" distR="0" simplePos="0" relativeHeight="251732480" behindDoc="1" locked="0" layoutInCell="1" allowOverlap="1" wp14:anchorId="65B90465" wp14:editId="3AF57584">
+          <wp:anchor distT="0" distB="0" distL="0" distR="0" simplePos="0" relativeHeight="251658276" behindDoc="1" locked="0" layoutInCell="1" allowOverlap="1" wp14:anchorId="65B90465" wp14:editId="3AF57584">
             <wp:simplePos x="0" y="0"/>
             <wp:positionH relativeFrom="page">
               <wp:posOffset>918844</wp:posOffset>
@@ -9133,7 +9133,7 @@
                     <pic:cNvPicPr/>
                   </pic:nvPicPr>
                   <pic:blipFill>
-                    <a:blip r:embed="rId41" cstate="print"/>
+                    <a:blip r:embed="rId42" cstate="print"/>
                     <a:stretch>
                       <a:fillRect/>
                     </a:stretch>
@@ -9597,10 +9597,10 @@
           <w:u w:val="none"/>
         </w:rPr>
         <w:drawing>
-          <wp:inline distT="0" distB="0" distL="0" distR="0" wp14:anchorId="79D80808" wp14:editId="1FC8D75E">
-            <wp:extent cx="7030501" cy="5586293"/>
-            <wp:effectExtent l="0" t="0" r="0" b="0"/>
-            <wp:docPr id="7" name="Picture 7"/>
+          <wp:inline distT="0" distB="0" distL="0" distR="0" wp14:anchorId="6397DB2E" wp14:editId="3759E6FC">
+            <wp:extent cx="7165077" cy="5288915"/>
+            <wp:effectExtent l="0" t="0" r="0" b="6985"/>
+            <wp:docPr id="29" name="Picture 29"/>
             <wp:cNvGraphicFramePr>
               <a:graphicFrameLocks xmlns:a="http://schemas.openxmlformats.org/drawingml/2006/main" noChangeAspect="1"/>
             </wp:cNvGraphicFramePr>
@@ -9609,222 +9609,6 @@
                 <pic:pic xmlns:pic="http://schemas.openxmlformats.org/drawingml/2006/picture">
                   <pic:nvPicPr>
                     <pic:cNvPr id="0" name="Picture 1"/>
-                    <pic:cNvPicPr>
-                      <a:picLocks noChangeAspect="1" noChangeArrowheads="1"/>
-                    </pic:cNvPicPr>
-                  </pic:nvPicPr>
-                  <pic:blipFill>
-                    <a:blip r:embed="rId42">
-                      <a:extLst>
-                        <a:ext uri="{28A0092B-C50C-407E-A947-70E740481C1C}">
-                          <a14:useLocalDpi xmlns:a14="http://schemas.microsoft.com/office/drawing/2010/main" val="0"/>
-                        </a:ext>
-                      </a:extLst>
-                    </a:blip>
-                    <a:srcRect/>
-                    <a:stretch>
-                      <a:fillRect/>
-                    </a:stretch>
-                  </pic:blipFill>
-                  <pic:spPr bwMode="auto">
-                    <a:xfrm>
-                      <a:off x="0" y="0"/>
-                      <a:ext cx="7051533" cy="5603005"/>
-                    </a:xfrm>
-                    <a:prstGeom prst="rect">
-                      <a:avLst/>
-                    </a:prstGeom>
-                    <a:noFill/>
-                    <a:ln>
-                      <a:noFill/>
-                    </a:ln>
-                  </pic:spPr>
-                </pic:pic>
-              </a:graphicData>
-            </a:graphic>
-          </wp:inline>
-        </w:drawing>
-      </w:r>
-    </w:p>
-    <w:p>
-      <w:pPr>
-        <w:pStyle w:val="BodyText"/>
-        <w:jc w:val="center"/>
-        <w:rPr>
-          <w:rFonts w:ascii="Arial MT"/>
-          <w:b w:val="0"/>
-          <w:sz w:val="20"/>
-          <w:u w:val="none"/>
-        </w:rPr>
-        <w:sectPr>
-          <w:pgSz w:w="11920" w:h="16840"/>
-          <w:pgMar w:top="1760" w:right="0" w:bottom="280" w:left="0" w:header="720" w:footer="720" w:gutter="0"/>
-          <w:cols w:space="720"/>
-        </w:sectPr>
-      </w:pPr>
-    </w:p>
-    <w:p>
-      <w:pPr>
-        <w:spacing w:before="67"/>
-        <w:ind w:left="1416"/>
-        <w:jc w:val="center"/>
-        <w:rPr>
-          <w:rFonts w:ascii="Arial MT"/>
-          <w:sz w:val="30"/>
-        </w:rPr>
-      </w:pPr>
-      <w:r>
-        <w:rPr>
-          <w:sz w:val="30"/>
-        </w:rPr>
-        <w:lastRenderedPageBreak/>
-        <w:t>CC_PRS_</w:t>
-      </w:r>
-      <w:r>
-        <w:rPr>
-          <w:sz w:val="30"/>
-        </w:rPr>
-        <w:t>38-</w:t>
-      </w:r>
-      <w:r>
-        <w:rPr>
-          <w:spacing w:val="-17"/>
-          <w:sz w:val="30"/>
-        </w:rPr>
-        <w:t xml:space="preserve"> </w:t>
-      </w:r>
-      <w:r>
-        <w:rPr>
-          <w:sz w:val="30"/>
-        </w:rPr>
-        <w:t>Manage</w:t>
-      </w:r>
-      <w:r>
-        <w:rPr>
-          <w:spacing w:val="19"/>
-          <w:sz w:val="30"/>
-        </w:rPr>
-        <w:t xml:space="preserve"> </w:t>
-      </w:r>
-      <w:r>
-        <w:rPr>
-          <w:sz w:val="30"/>
-        </w:rPr>
-        <w:t>Complaints</w:t>
-      </w:r>
-      <w:r>
-        <w:rPr>
-          <w:spacing w:val="-18"/>
-          <w:sz w:val="30"/>
-        </w:rPr>
-        <w:t xml:space="preserve"> </w:t>
-      </w:r>
-      <w:r>
-        <w:rPr>
-          <w:rFonts w:ascii="Arial MT"/>
-          <w:sz w:val="30"/>
-        </w:rPr>
-        <w:t>(Done</w:t>
-      </w:r>
-      <w:r>
-        <w:rPr>
-          <w:rFonts w:ascii="Arial MT"/>
-          <w:spacing w:val="-19"/>
-          <w:sz w:val="30"/>
-        </w:rPr>
-        <w:t xml:space="preserve"> </w:t>
-      </w:r>
-      <w:r>
-        <w:rPr>
-          <w:rFonts w:ascii="Arial MT"/>
-          <w:sz w:val="30"/>
-        </w:rPr>
-        <w:t>by:</w:t>
-      </w:r>
-      <w:r>
-        <w:rPr>
-          <w:rFonts w:ascii="Arial MT"/>
-          <w:spacing w:val="-17"/>
-          <w:sz w:val="30"/>
-        </w:rPr>
-        <w:t xml:space="preserve"> </w:t>
-      </w:r>
-      <w:r>
-        <w:rPr>
-          <w:rFonts w:ascii="Arial MT"/>
-          <w:sz w:val="30"/>
-        </w:rPr>
-        <w:t>Kevin</w:t>
-      </w:r>
-      <w:r>
-        <w:rPr>
-          <w:rFonts w:ascii="Arial MT"/>
-          <w:spacing w:val="-18"/>
-          <w:sz w:val="30"/>
-        </w:rPr>
-        <w:t xml:space="preserve"> </w:t>
-      </w:r>
-      <w:proofErr w:type="spellStart"/>
-      <w:r>
-        <w:rPr>
-          <w:rFonts w:ascii="Arial MT"/>
-          <w:spacing w:val="-2"/>
-          <w:sz w:val="30"/>
-        </w:rPr>
-        <w:t>Muho</w:t>
-      </w:r>
-      <w:proofErr w:type="spellEnd"/>
-      <w:r>
-        <w:rPr>
-          <w:rFonts w:ascii="Arial MT"/>
-          <w:spacing w:val="-2"/>
-          <w:sz w:val="30"/>
-        </w:rPr>
-        <w:t>)</w:t>
-      </w:r>
-    </w:p>
-    <w:p>
-      <w:pPr>
-        <w:pStyle w:val="BodyText"/>
-        <w:jc w:val="center"/>
-        <w:rPr>
-          <w:rFonts w:ascii="Arial MT"/>
-          <w:b w:val="0"/>
-          <w:sz w:val="20"/>
-          <w:u w:val="none"/>
-        </w:rPr>
-      </w:pPr>
-    </w:p>
-    <w:p>
-      <w:pPr>
-        <w:pStyle w:val="BodyText"/>
-        <w:spacing w:before="13"/>
-        <w:jc w:val="center"/>
-        <w:rPr>
-          <w:rFonts w:ascii="Arial MT"/>
-          <w:b w:val="0"/>
-          <w:sz w:val="20"/>
-          <w:u w:val="none"/>
-        </w:rPr>
-      </w:pPr>
-      <w:r>
-        <w:rPr>
-          <w:noProof/>
-          <w:u w:val="none"/>
-        </w:rPr>
-        <w:drawing>
-          <wp:inline distT="0" distB="0" distL="0" distR="0" wp14:anchorId="3BB41AD6" wp14:editId="56BC7D6E">
-            <wp:extent cx="7176770" cy="5048410"/>
-            <wp:effectExtent l="0" t="0" r="5080" b="0"/>
-            <wp:docPr id="10" name="Picture 10"/>
-            <wp:cNvGraphicFramePr>
-              <a:graphicFrameLocks xmlns:a="http://schemas.openxmlformats.org/drawingml/2006/main" noChangeAspect="1"/>
-            </wp:cNvGraphicFramePr>
-            <a:graphic xmlns:a="http://schemas.openxmlformats.org/drawingml/2006/main">
-              <a:graphicData uri="http://schemas.openxmlformats.org/drawingml/2006/picture">
-                <pic:pic xmlns:pic="http://schemas.openxmlformats.org/drawingml/2006/picture">
-                  <pic:nvPicPr>
-                    <pic:cNvPr id="0" name="Picture 3"/>
                     <pic:cNvPicPr>
                       <a:picLocks noChangeAspect="1" noChangeArrowheads="1"/>
                     </pic:cNvPicPr>
@@ -9845,7 +9629,7 @@
                   <pic:spPr bwMode="auto">
                     <a:xfrm>
                       <a:off x="0" y="0"/>
-                      <a:ext cx="7203781" cy="5067411"/>
+                      <a:ext cx="7174655" cy="5295985"/>
                     </a:xfrm>
                     <a:prstGeom prst="rect">
                       <a:avLst/>
@@ -9878,11 +9662,13 @@
           <w:cols w:space="720"/>
         </w:sectPr>
       </w:pPr>
-    </w:p>
-    <w:p>
-      <w:pPr>
-        <w:spacing w:before="64"/>
-        <w:ind w:left="237" w:right="558"/>
+      <w:bookmarkStart w:id="4" w:name="_GoBack"/>
+      <w:bookmarkEnd w:id="4"/>
+    </w:p>
+    <w:p>
+      <w:pPr>
+        <w:spacing w:before="67"/>
+        <w:ind w:left="1416"/>
         <w:jc w:val="center"/>
         <w:rPr>
           <w:rFonts w:ascii="Arial MT"/>
@@ -9900,49 +9686,51 @@
         <w:rPr>
           <w:sz w:val="30"/>
         </w:rPr>
-        <w:t>39-</w:t>
-      </w:r>
-      <w:r>
-        <w:rPr>
-          <w:spacing w:val="-13"/>
-          <w:sz w:val="30"/>
-        </w:rPr>
-        <w:t xml:space="preserve"> </w:t>
-      </w:r>
-      <w:r>
-        <w:rPr>
-          <w:sz w:val="30"/>
-        </w:rPr>
-        <w:t>Send</w:t>
-      </w:r>
-      <w:r>
-        <w:rPr>
-          <w:spacing w:val="-12"/>
-          <w:sz w:val="30"/>
-        </w:rPr>
-        <w:t xml:space="preserve"> </w:t>
-      </w:r>
-      <w:r>
-        <w:rPr>
-          <w:sz w:val="30"/>
-        </w:rPr>
-        <w:t>notifications</w:t>
-      </w:r>
-      <w:r>
-        <w:rPr>
-          <w:spacing w:val="-11"/>
-          <w:sz w:val="30"/>
-        </w:rPr>
-        <w:t xml:space="preserve"> </w:t>
-      </w:r>
-      <w:r>
-        <w:rPr>
-          <w:sz w:val="30"/>
-        </w:rPr>
-        <w:t>and</w:t>
-      </w:r>
-      <w:r>
-        <w:rPr>
+        <w:t>38-</w:t>
+      </w:r>
+      <w:r>
+        <w:rPr>
+          <w:spacing w:val="-17"/>
+          <w:sz w:val="30"/>
+        </w:rPr>
+        <w:t xml:space="preserve"> </w:t>
+      </w:r>
+      <w:r>
+        <w:rPr>
+          <w:sz w:val="30"/>
+        </w:rPr>
+        <w:t>Manage</w:t>
+      </w:r>
+      <w:r>
+        <w:rPr>
+          <w:spacing w:val="19"/>
+          <w:sz w:val="30"/>
+        </w:rPr>
+        <w:t xml:space="preserve"> </w:t>
+      </w:r>
+      <w:r>
+        <w:rPr>
+          <w:sz w:val="30"/>
+        </w:rPr>
+        <w:t>Complaints</w:t>
+      </w:r>
+      <w:r>
+        <w:rPr>
+          <w:spacing w:val="-18"/>
+          <w:sz w:val="30"/>
+        </w:rPr>
+        <w:t xml:space="preserve"> </w:t>
+      </w:r>
+      <w:r>
+        <w:rPr>
+          <w:rFonts w:ascii="Arial MT"/>
+          <w:sz w:val="30"/>
+        </w:rPr>
+        <w:t>(Done</w:t>
+      </w:r>
+      <w:r>
+        <w:rPr>
+          <w:rFonts w:ascii="Arial MT"/>
           <w:spacing w:val="-19"/>
           <w:sz w:val="30"/>
         </w:rPr>
@@ -9950,74 +9738,56 @@
       </w:r>
       <w:r>
         <w:rPr>
-          <w:sz w:val="30"/>
-        </w:rPr>
-        <w:t>reminders</w:t>
-      </w:r>
-      <w:r>
-        <w:rPr>
-          <w:spacing w:val="50"/>
-          <w:sz w:val="30"/>
-        </w:rPr>
-        <w:t xml:space="preserve"> </w:t>
-      </w:r>
-      <w:r>
-        <w:rPr>
-          <w:rFonts w:ascii="Arial MT"/>
-          <w:sz w:val="30"/>
-        </w:rPr>
-        <w:t>(Done</w:t>
-      </w:r>
-      <w:r>
-        <w:rPr>
-          <w:rFonts w:ascii="Arial MT"/>
-          <w:spacing w:val="-19"/>
+          <w:rFonts w:ascii="Arial MT"/>
+          <w:sz w:val="30"/>
+        </w:rPr>
+        <w:t>by:</w:t>
+      </w:r>
+      <w:r>
+        <w:rPr>
+          <w:rFonts w:ascii="Arial MT"/>
+          <w:spacing w:val="-17"/>
+          <w:sz w:val="30"/>
+        </w:rPr>
+        <w:t xml:space="preserve"> </w:t>
+      </w:r>
+      <w:r>
+        <w:rPr>
+          <w:rFonts w:ascii="Arial MT"/>
+          <w:sz w:val="30"/>
+        </w:rPr>
+        <w:t>Kevin</w:t>
+      </w:r>
+      <w:r>
+        <w:rPr>
+          <w:rFonts w:ascii="Arial MT"/>
+          <w:spacing w:val="-18"/>
           <w:sz w:val="30"/>
         </w:rPr>
         <w:t xml:space="preserve"> </w:t>
       </w:r>
       <w:proofErr w:type="spellStart"/>
-      <w:proofErr w:type="gramStart"/>
-      <w:r>
-        <w:rPr>
-          <w:rFonts w:ascii="Arial MT"/>
-          <w:sz w:val="30"/>
-        </w:rPr>
-        <w:t>by:Kevin</w:t>
+      <w:r>
+        <w:rPr>
+          <w:rFonts w:ascii="Arial MT"/>
+          <w:spacing w:val="-2"/>
+          <w:sz w:val="30"/>
+        </w:rPr>
+        <w:t>Muho</w:t>
       </w:r>
       <w:proofErr w:type="spellEnd"/>
-      <w:proofErr w:type="gramEnd"/>
-      <w:r>
-        <w:rPr>
-          <w:rFonts w:ascii="Arial MT"/>
-          <w:spacing w:val="-18"/>
-          <w:sz w:val="30"/>
-        </w:rPr>
-        <w:t xml:space="preserve"> </w:t>
-      </w:r>
-      <w:proofErr w:type="spellStart"/>
       <w:r>
         <w:rPr>
           <w:rFonts w:ascii="Arial MT"/>
           <w:spacing w:val="-2"/>
           <w:sz w:val="30"/>
         </w:rPr>
-        <w:t>Muho</w:t>
-      </w:r>
-      <w:proofErr w:type="spellEnd"/>
-      <w:r>
-        <w:rPr>
-          <w:rFonts w:ascii="Arial MT"/>
-          <w:spacing w:val="-2"/>
-          <w:sz w:val="30"/>
-        </w:rPr>
         <w:t>)</w:t>
       </w:r>
     </w:p>
     <w:p>
       <w:pPr>
         <w:pStyle w:val="BodyText"/>
-        <w:spacing w:before="18"/>
         <w:jc w:val="center"/>
         <w:rPr>
           <w:rFonts w:ascii="Arial MT"/>
@@ -10032,10 +9802,18 @@
           <w:u w:val="none"/>
         </w:rPr>
         <w:drawing>
-          <wp:inline distT="0" distB="0" distL="0" distR="0" wp14:anchorId="3DCF2E17" wp14:editId="481BF380">
-            <wp:extent cx="7269096" cy="5478145"/>
-            <wp:effectExtent l="0" t="0" r="8255" b="8255"/>
-            <wp:docPr id="11" name="Picture 11"/>
+          <wp:anchor distT="0" distB="0" distL="114300" distR="114300" simplePos="0" relativeHeight="251658240" behindDoc="0" locked="0" layoutInCell="1" allowOverlap="1" wp14:anchorId="29342A9B" wp14:editId="0C13BC76">
+            <wp:simplePos x="0" y="0"/>
+            <wp:positionH relativeFrom="column">
+              <wp:posOffset>535886</wp:posOffset>
+            </wp:positionH>
+            <wp:positionV relativeFrom="paragraph">
+              <wp:posOffset>267730</wp:posOffset>
+            </wp:positionV>
+            <wp:extent cx="6499654" cy="3590213"/>
+            <wp:effectExtent l="0" t="0" r="0" b="0"/>
+            <wp:wrapTopAndBottom/>
+            <wp:docPr id="28" name="Picture 28"/>
             <wp:cNvGraphicFramePr>
               <a:graphicFrameLocks xmlns:a="http://schemas.openxmlformats.org/drawingml/2006/main" noChangeAspect="1"/>
             </wp:cNvGraphicFramePr>
@@ -10043,7 +9821,7 @@
               <a:graphicData uri="http://schemas.openxmlformats.org/drawingml/2006/picture">
                 <pic:pic xmlns:pic="http://schemas.openxmlformats.org/drawingml/2006/picture">
                   <pic:nvPicPr>
-                    <pic:cNvPr id="0" name="Picture 5"/>
+                    <pic:cNvPr id="0" name="Picture 7"/>
                     <pic:cNvPicPr>
                       <a:picLocks noChangeAspect="1" noChangeArrowheads="1"/>
                     </pic:cNvPicPr>
@@ -10064,7 +9842,7 @@
                   <pic:spPr bwMode="auto">
                     <a:xfrm>
                       <a:off x="0" y="0"/>
-                      <a:ext cx="7289100" cy="5493220"/>
+                      <a:ext cx="6499654" cy="3590213"/>
                     </a:xfrm>
                     <a:prstGeom prst="rect">
                       <a:avLst/>
@@ -10077,161 +9855,50 @@
                 </pic:pic>
               </a:graphicData>
             </a:graphic>
-          </wp:inline>
+            <wp14:sizeRelH relativeFrom="page">
+              <wp14:pctWidth>0</wp14:pctWidth>
+            </wp14:sizeRelH>
+            <wp14:sizeRelV relativeFrom="page">
+              <wp14:pctHeight>0</wp14:pctHeight>
+            </wp14:sizeRelV>
+          </wp:anchor>
         </w:drawing>
       </w:r>
     </w:p>
     <w:p>
       <w:pPr>
         <w:pStyle w:val="BodyText"/>
-        <w:spacing w:before="269"/>
-        <w:jc w:val="center"/>
-        <w:rPr>
-          <w:rFonts w:ascii="Arial MT"/>
-          <w:b w:val="0"/>
-          <w:sz w:val="30"/>
-          <w:u w:val="none"/>
-        </w:rPr>
-      </w:pPr>
-    </w:p>
-    <w:p>
-      <w:pPr>
-        <w:ind w:left="792"/>
-        <w:jc w:val="center"/>
-        <w:rPr>
-          <w:sz w:val="30"/>
-        </w:rPr>
-      </w:pPr>
-    </w:p>
-    <w:p>
-      <w:pPr>
-        <w:ind w:left="792"/>
-        <w:jc w:val="center"/>
-        <w:rPr>
-          <w:sz w:val="30"/>
-        </w:rPr>
-      </w:pPr>
-    </w:p>
-    <w:p>
-      <w:pPr>
-        <w:ind w:left="792"/>
-        <w:jc w:val="center"/>
-        <w:rPr>
-          <w:sz w:val="30"/>
-        </w:rPr>
-      </w:pPr>
-    </w:p>
-    <w:p>
-      <w:pPr>
-        <w:ind w:left="792"/>
-        <w:jc w:val="center"/>
-        <w:rPr>
-          <w:sz w:val="30"/>
-        </w:rPr>
-      </w:pPr>
-    </w:p>
-    <w:p>
-      <w:pPr>
-        <w:ind w:left="792"/>
-        <w:jc w:val="center"/>
-        <w:rPr>
-          <w:sz w:val="30"/>
-        </w:rPr>
-      </w:pPr>
-    </w:p>
-    <w:p>
-      <w:pPr>
-        <w:ind w:left="792"/>
-        <w:jc w:val="center"/>
-        <w:rPr>
-          <w:sz w:val="30"/>
-        </w:rPr>
-      </w:pPr>
-    </w:p>
-    <w:p>
-      <w:pPr>
-        <w:ind w:left="792"/>
-        <w:jc w:val="center"/>
-        <w:rPr>
-          <w:sz w:val="30"/>
-        </w:rPr>
-      </w:pPr>
-    </w:p>
-    <w:p>
-      <w:pPr>
-        <w:ind w:left="792"/>
-        <w:jc w:val="center"/>
-        <w:rPr>
-          <w:sz w:val="30"/>
-        </w:rPr>
-      </w:pPr>
-    </w:p>
-    <w:p>
-      <w:pPr>
-        <w:ind w:left="792"/>
-        <w:jc w:val="center"/>
-        <w:rPr>
-          <w:sz w:val="30"/>
-        </w:rPr>
-      </w:pPr>
-    </w:p>
-    <w:p>
-      <w:pPr>
-        <w:ind w:left="792"/>
-        <w:jc w:val="center"/>
-        <w:rPr>
-          <w:sz w:val="30"/>
-        </w:rPr>
-      </w:pPr>
-    </w:p>
-    <w:p>
-      <w:pPr>
-        <w:ind w:left="792"/>
-        <w:jc w:val="center"/>
-        <w:rPr>
-          <w:sz w:val="30"/>
-        </w:rPr>
-      </w:pPr>
-    </w:p>
-    <w:p>
-      <w:pPr>
-        <w:ind w:left="792"/>
-        <w:jc w:val="center"/>
-        <w:rPr>
-          <w:sz w:val="30"/>
-        </w:rPr>
-      </w:pPr>
-    </w:p>
-    <w:p>
-      <w:pPr>
-        <w:ind w:left="792"/>
-        <w:jc w:val="center"/>
-        <w:rPr>
-          <w:sz w:val="30"/>
-        </w:rPr>
-      </w:pPr>
-    </w:p>
-    <w:p>
-      <w:pPr>
-        <w:ind w:left="792"/>
-        <w:jc w:val="center"/>
-        <w:rPr>
-          <w:sz w:val="30"/>
-        </w:rPr>
-      </w:pPr>
-    </w:p>
-    <w:p>
-      <w:pPr>
-        <w:ind w:left="792"/>
-        <w:jc w:val="center"/>
-        <w:rPr>
-          <w:sz w:val="30"/>
-        </w:rPr>
-      </w:pPr>
-    </w:p>
-    <w:p>
-      <w:pPr>
-        <w:ind w:left="792"/>
+        <w:spacing w:before="13"/>
+        <w:jc w:val="center"/>
+        <w:rPr>
+          <w:rFonts w:ascii="Arial MT"/>
+          <w:b w:val="0"/>
+          <w:sz w:val="20"/>
+          <w:u w:val="none"/>
+        </w:rPr>
+      </w:pPr>
+    </w:p>
+    <w:p>
+      <w:pPr>
+        <w:pStyle w:val="BodyText"/>
+        <w:jc w:val="center"/>
+        <w:rPr>
+          <w:rFonts w:ascii="Arial MT"/>
+          <w:b w:val="0"/>
+          <w:sz w:val="20"/>
+          <w:u w:val="none"/>
+        </w:rPr>
+        <w:sectPr>
+          <w:pgSz w:w="11920" w:h="16840"/>
+          <w:pgMar w:top="1760" w:right="0" w:bottom="280" w:left="0" w:header="720" w:footer="720" w:gutter="0"/>
+          <w:cols w:space="720"/>
+        </w:sectPr>
+      </w:pPr>
+    </w:p>
+    <w:p>
+      <w:pPr>
+        <w:spacing w:before="64"/>
+        <w:ind w:left="237" w:right="558"/>
         <w:jc w:val="center"/>
         <w:rPr>
           <w:rFonts w:ascii="Arial MT"/>
@@ -10249,20 +9916,20 @@
         <w:rPr>
           <w:sz w:val="30"/>
         </w:rPr>
-        <w:t>40-</w:t>
-      </w:r>
-      <w:r>
-        <w:rPr>
-          <w:spacing w:val="-16"/>
-          <w:sz w:val="30"/>
-        </w:rPr>
-        <w:t xml:space="preserve"> </w:t>
-      </w:r>
-      <w:r>
-        <w:rPr>
-          <w:sz w:val="30"/>
-        </w:rPr>
-        <w:t>Maintain</w:t>
+        <w:t>39-</w:t>
+      </w:r>
+      <w:r>
+        <w:rPr>
+          <w:spacing w:val="-13"/>
+          <w:sz w:val="30"/>
+        </w:rPr>
+        <w:t xml:space="preserve"> </w:t>
+      </w:r>
+      <w:r>
+        <w:rPr>
+          <w:sz w:val="30"/>
+        </w:rPr>
+        <w:t>Send</w:t>
       </w:r>
       <w:r>
         <w:rPr>
@@ -10275,50 +9942,11 @@
         <w:rPr>
           <w:sz w:val="30"/>
         </w:rPr>
-        <w:t>Record</w:t>
-      </w:r>
-      <w:r>
-        <w:rPr>
-          <w:spacing w:val="-17"/>
-          <w:sz w:val="30"/>
-        </w:rPr>
-        <w:t xml:space="preserve"> </w:t>
-      </w:r>
-      <w:r>
-        <w:rPr>
-          <w:sz w:val="30"/>
-        </w:rPr>
-        <w:t>of</w:t>
-      </w:r>
-      <w:r>
-        <w:rPr>
-          <w:spacing w:val="-10"/>
-          <w:sz w:val="30"/>
-        </w:rPr>
-        <w:t xml:space="preserve"> </w:t>
-      </w:r>
-      <w:r>
-        <w:rPr>
-          <w:sz w:val="30"/>
-        </w:rPr>
-        <w:t>User</w:t>
-      </w:r>
-      <w:r>
-        <w:rPr>
-          <w:spacing w:val="-17"/>
-          <w:sz w:val="30"/>
-        </w:rPr>
-        <w:t xml:space="preserve"> </w:t>
-      </w:r>
-      <w:r>
-        <w:rPr>
-          <w:sz w:val="30"/>
-        </w:rPr>
-        <w:t>Issues</w:t>
-      </w:r>
-      <w:r>
-        <w:rPr>
-          <w:spacing w:val="-10"/>
+        <w:t>notifications</w:t>
+      </w:r>
+      <w:r>
+        <w:rPr>
+          <w:spacing w:val="-11"/>
           <w:sz w:val="30"/>
         </w:rPr>
         <w:t xml:space="preserve"> </w:t>
@@ -10331,20 +9959,20 @@
       </w:r>
       <w:r>
         <w:rPr>
-          <w:spacing w:val="-12"/>
-          <w:sz w:val="30"/>
-        </w:rPr>
-        <w:t xml:space="preserve"> </w:t>
-      </w:r>
-      <w:r>
-        <w:rPr>
-          <w:sz w:val="30"/>
-        </w:rPr>
-        <w:t>Resolutions</w:t>
-      </w:r>
-      <w:r>
-        <w:rPr>
-          <w:spacing w:val="-17"/>
+          <w:spacing w:val="-19"/>
+          <w:sz w:val="30"/>
+        </w:rPr>
+        <w:t xml:space="preserve"> </w:t>
+      </w:r>
+      <w:r>
+        <w:rPr>
+          <w:sz w:val="30"/>
+        </w:rPr>
+        <w:t>reminders</w:t>
+      </w:r>
+      <w:r>
+        <w:rPr>
+          <w:spacing w:val="50"/>
           <w:sz w:val="30"/>
         </w:rPr>
         <w:t xml:space="preserve"> </w:t>
@@ -10359,7 +9987,7 @@
       <w:r>
         <w:rPr>
           <w:rFonts w:ascii="Arial MT"/>
-          <w:spacing w:val="-18"/>
+          <w:spacing w:val="-19"/>
           <w:sz w:val="30"/>
         </w:rPr>
         <w:t xml:space="preserve"> </w:t>
@@ -10405,6 +10033,7 @@
     <w:p>
       <w:pPr>
         <w:pStyle w:val="BodyText"/>
+        <w:spacing w:before="18"/>
         <w:jc w:val="center"/>
         <w:rPr>
           <w:rFonts w:ascii="Arial MT"/>
@@ -10413,46 +10042,23 @@
           <w:u w:val="none"/>
         </w:rPr>
       </w:pPr>
-    </w:p>
-    <w:p>
-      <w:pPr>
-        <w:pStyle w:val="BodyText"/>
-        <w:spacing w:before="202"/>
-        <w:jc w:val="center"/>
-        <w:rPr>
-          <w:rFonts w:ascii="Arial MT"/>
-          <w:b w:val="0"/>
-          <w:sz w:val="20"/>
-          <w:u w:val="none"/>
-        </w:rPr>
-      </w:pPr>
-    </w:p>
-    <w:p>
-      <w:pPr>
-        <w:pStyle w:val="BodyText"/>
-        <w:jc w:val="center"/>
-        <w:rPr>
-          <w:rFonts w:ascii="Arial MT"/>
-          <w:b w:val="0"/>
-          <w:sz w:val="20"/>
-          <w:u w:val="none"/>
-        </w:rPr>
-        <w:sectPr>
-          <w:pgSz w:w="11920" w:h="16840"/>
-          <w:pgMar w:top="1360" w:right="0" w:bottom="280" w:left="0" w:header="720" w:footer="720" w:gutter="0"/>
-          <w:cols w:space="720"/>
-        </w:sectPr>
-      </w:pPr>
       <w:r>
         <w:rPr>
           <w:noProof/>
-          <w:u w:val="none"/>
         </w:rPr>
         <w:drawing>
-          <wp:inline distT="0" distB="0" distL="0" distR="0" wp14:anchorId="3627E635" wp14:editId="197E356C">
-            <wp:extent cx="7053580" cy="4925465"/>
-            <wp:effectExtent l="0" t="0" r="0" b="8890"/>
-            <wp:docPr id="28" name="Picture 28"/>
+          <wp:anchor distT="0" distB="0" distL="114300" distR="114300" simplePos="0" relativeHeight="251658262" behindDoc="0" locked="0" layoutInCell="1" allowOverlap="1" wp14:anchorId="76037FDB" wp14:editId="5A1D7303">
+            <wp:simplePos x="0" y="0"/>
+            <wp:positionH relativeFrom="column">
+              <wp:posOffset>196043</wp:posOffset>
+            </wp:positionH>
+            <wp:positionV relativeFrom="paragraph">
+              <wp:posOffset>515791</wp:posOffset>
+            </wp:positionV>
+            <wp:extent cx="7150735" cy="3410585"/>
+            <wp:effectExtent l="0" t="0" r="0" b="0"/>
+            <wp:wrapTopAndBottom/>
+            <wp:docPr id="10" name="Picture 10"/>
             <wp:cNvGraphicFramePr>
               <a:graphicFrameLocks xmlns:a="http://schemas.openxmlformats.org/drawingml/2006/main" noChangeAspect="1"/>
             </wp:cNvGraphicFramePr>
@@ -10460,7 +10066,7 @@
               <a:graphicData uri="http://schemas.openxmlformats.org/drawingml/2006/picture">
                 <pic:pic xmlns:pic="http://schemas.openxmlformats.org/drawingml/2006/picture">
                   <pic:nvPicPr>
-                    <pic:cNvPr id="0" name="Picture 1"/>
+                    <pic:cNvPr id="0" name="Picture 3"/>
                     <pic:cNvPicPr>
                       <a:picLocks noChangeAspect="1" noChangeArrowheads="1"/>
                     </pic:cNvPicPr>
@@ -10481,7 +10087,7 @@
                   <pic:spPr bwMode="auto">
                     <a:xfrm>
                       <a:off x="0" y="0"/>
-                      <a:ext cx="7074378" cy="4939988"/>
+                      <a:ext cx="7150735" cy="3410585"/>
                     </a:xfrm>
                     <a:prstGeom prst="rect">
                       <a:avLst/>
@@ -10494,16 +10100,237 @@
                 </pic:pic>
               </a:graphicData>
             </a:graphic>
-          </wp:inline>
+            <wp14:sizeRelH relativeFrom="page">
+              <wp14:pctWidth>0</wp14:pctWidth>
+            </wp14:sizeRelH>
+            <wp14:sizeRelV relativeFrom="page">
+              <wp14:pctHeight>0</wp14:pctHeight>
+            </wp14:sizeRelV>
+          </wp:anchor>
         </w:drawing>
       </w:r>
-      <w:bookmarkStart w:id="4" w:name="_GoBack"/>
-      <w:bookmarkEnd w:id="4"/>
-    </w:p>
-    <w:p>
-      <w:pPr>
-        <w:spacing w:before="64"/>
-        <w:ind w:left="1416"/>
+    </w:p>
+    <w:p>
+      <w:pPr>
+        <w:pStyle w:val="BodyText"/>
+        <w:spacing w:before="269"/>
+        <w:jc w:val="center"/>
+        <w:rPr>
+          <w:rFonts w:ascii="Arial MT"/>
+          <w:b w:val="0"/>
+          <w:sz w:val="30"/>
+          <w:u w:val="none"/>
+        </w:rPr>
+      </w:pPr>
+    </w:p>
+    <w:p>
+      <w:pPr>
+        <w:ind w:left="792"/>
+        <w:jc w:val="center"/>
+        <w:rPr>
+          <w:sz w:val="30"/>
+        </w:rPr>
+      </w:pPr>
+    </w:p>
+    <w:p>
+      <w:pPr>
+        <w:ind w:left="792"/>
+        <w:jc w:val="center"/>
+        <w:rPr>
+          <w:sz w:val="30"/>
+        </w:rPr>
+      </w:pPr>
+    </w:p>
+    <w:p>
+      <w:pPr>
+        <w:ind w:left="792"/>
+        <w:jc w:val="center"/>
+        <w:rPr>
+          <w:sz w:val="30"/>
+        </w:rPr>
+      </w:pPr>
+    </w:p>
+    <w:p>
+      <w:pPr>
+        <w:ind w:left="792"/>
+        <w:jc w:val="center"/>
+        <w:rPr>
+          <w:sz w:val="30"/>
+        </w:rPr>
+      </w:pPr>
+    </w:p>
+    <w:p>
+      <w:pPr>
+        <w:ind w:left="792"/>
+        <w:jc w:val="center"/>
+        <w:rPr>
+          <w:sz w:val="30"/>
+        </w:rPr>
+      </w:pPr>
+    </w:p>
+    <w:p>
+      <w:pPr>
+        <w:ind w:left="792"/>
+        <w:jc w:val="center"/>
+        <w:rPr>
+          <w:sz w:val="30"/>
+        </w:rPr>
+      </w:pPr>
+    </w:p>
+    <w:p>
+      <w:pPr>
+        <w:ind w:left="792"/>
+        <w:jc w:val="center"/>
+        <w:rPr>
+          <w:sz w:val="30"/>
+        </w:rPr>
+      </w:pPr>
+    </w:p>
+    <w:p>
+      <w:pPr>
+        <w:ind w:left="792"/>
+        <w:jc w:val="center"/>
+        <w:rPr>
+          <w:sz w:val="30"/>
+        </w:rPr>
+      </w:pPr>
+    </w:p>
+    <w:p>
+      <w:pPr>
+        <w:ind w:left="792"/>
+        <w:jc w:val="center"/>
+        <w:rPr>
+          <w:sz w:val="30"/>
+        </w:rPr>
+      </w:pPr>
+    </w:p>
+    <w:p>
+      <w:pPr>
+        <w:ind w:left="792"/>
+        <w:jc w:val="center"/>
+        <w:rPr>
+          <w:sz w:val="30"/>
+        </w:rPr>
+      </w:pPr>
+    </w:p>
+    <w:p>
+      <w:pPr>
+        <w:ind w:left="792"/>
+        <w:jc w:val="center"/>
+        <w:rPr>
+          <w:sz w:val="30"/>
+        </w:rPr>
+      </w:pPr>
+    </w:p>
+    <w:p>
+      <w:pPr>
+        <w:ind w:left="792"/>
+        <w:jc w:val="center"/>
+        <w:rPr>
+          <w:sz w:val="30"/>
+        </w:rPr>
+      </w:pPr>
+    </w:p>
+    <w:p>
+      <w:pPr>
+        <w:ind w:left="792"/>
+        <w:jc w:val="center"/>
+        <w:rPr>
+          <w:sz w:val="30"/>
+        </w:rPr>
+      </w:pPr>
+    </w:p>
+    <w:p>
+      <w:pPr>
+        <w:ind w:left="792"/>
+        <w:jc w:val="center"/>
+        <w:rPr>
+          <w:sz w:val="30"/>
+        </w:rPr>
+      </w:pPr>
+    </w:p>
+    <w:p>
+      <w:pPr>
+        <w:ind w:left="792"/>
+        <w:jc w:val="center"/>
+        <w:rPr>
+          <w:sz w:val="30"/>
+        </w:rPr>
+      </w:pPr>
+    </w:p>
+    <w:p>
+      <w:pPr>
+        <w:ind w:left="792"/>
+        <w:jc w:val="center"/>
+        <w:rPr>
+          <w:sz w:val="30"/>
+        </w:rPr>
+      </w:pPr>
+    </w:p>
+    <w:p>
+      <w:pPr>
+        <w:ind w:left="792"/>
+        <w:jc w:val="center"/>
+        <w:rPr>
+          <w:sz w:val="30"/>
+        </w:rPr>
+      </w:pPr>
+    </w:p>
+    <w:p>
+      <w:pPr>
+        <w:ind w:left="792"/>
+        <w:jc w:val="center"/>
+        <w:rPr>
+          <w:sz w:val="30"/>
+        </w:rPr>
+      </w:pPr>
+    </w:p>
+    <w:p>
+      <w:pPr>
+        <w:ind w:left="792"/>
+        <w:jc w:val="center"/>
+        <w:rPr>
+          <w:sz w:val="30"/>
+        </w:rPr>
+      </w:pPr>
+    </w:p>
+    <w:p>
+      <w:pPr>
+        <w:ind w:left="792"/>
+        <w:jc w:val="center"/>
+        <w:rPr>
+          <w:sz w:val="30"/>
+        </w:rPr>
+      </w:pPr>
+    </w:p>
+    <w:p>
+      <w:pPr>
+        <w:ind w:left="792"/>
+        <w:jc w:val="center"/>
+        <w:rPr>
+          <w:sz w:val="30"/>
+        </w:rPr>
+      </w:pPr>
+    </w:p>
+    <w:p>
+      <w:pPr>
+        <w:rPr>
+          <w:sz w:val="30"/>
+        </w:rPr>
+      </w:pPr>
+    </w:p>
+    <w:p>
+      <w:pPr>
+        <w:ind w:left="792"/>
+        <w:jc w:val="center"/>
+        <w:rPr>
+          <w:sz w:val="30"/>
+        </w:rPr>
+      </w:pPr>
+    </w:p>
+    <w:p>
+      <w:pPr>
+        <w:ind w:left="792"/>
         <w:jc w:val="center"/>
         <w:rPr>
           <w:rFonts w:ascii="Arial MT"/>
@@ -10521,52 +10348,117 @@
         <w:rPr>
           <w:sz w:val="30"/>
         </w:rPr>
-        <w:t>41-</w:t>
-      </w:r>
-      <w:r>
-        <w:rPr>
-          <w:spacing w:val="-22"/>
-          <w:sz w:val="30"/>
-        </w:rPr>
-        <w:t xml:space="preserve"> </w:t>
-      </w:r>
-      <w:r>
-        <w:rPr>
-          <w:sz w:val="30"/>
-        </w:rPr>
-        <w:t>Register</w:t>
-      </w:r>
-      <w:r>
-        <w:rPr>
+        <w:t>40-</w:t>
+      </w:r>
+      <w:r>
+        <w:rPr>
+          <w:spacing w:val="-16"/>
+          <w:sz w:val="30"/>
+        </w:rPr>
+        <w:t xml:space="preserve"> </w:t>
+      </w:r>
+      <w:r>
+        <w:rPr>
+          <w:sz w:val="30"/>
+        </w:rPr>
+        <w:t>Maintain</w:t>
+      </w:r>
+      <w:r>
+        <w:rPr>
+          <w:spacing w:val="-12"/>
+          <w:sz w:val="30"/>
+        </w:rPr>
+        <w:t xml:space="preserve"> </w:t>
+      </w:r>
+      <w:r>
+        <w:rPr>
+          <w:sz w:val="30"/>
+        </w:rPr>
+        <w:t>Record</w:t>
+      </w:r>
+      <w:r>
+        <w:rPr>
+          <w:spacing w:val="-17"/>
+          <w:sz w:val="30"/>
+        </w:rPr>
+        <w:t xml:space="preserve"> </w:t>
+      </w:r>
+      <w:r>
+        <w:rPr>
+          <w:sz w:val="30"/>
+        </w:rPr>
+        <w:t>of</w:t>
+      </w:r>
+      <w:r>
+        <w:rPr>
+          <w:spacing w:val="-10"/>
+          <w:sz w:val="30"/>
+        </w:rPr>
+        <w:t xml:space="preserve"> </w:t>
+      </w:r>
+      <w:r>
+        <w:rPr>
+          <w:sz w:val="30"/>
+        </w:rPr>
+        <w:t>User</w:t>
+      </w:r>
+      <w:r>
+        <w:rPr>
+          <w:spacing w:val="-17"/>
+          <w:sz w:val="30"/>
+        </w:rPr>
+        <w:t xml:space="preserve"> </w:t>
+      </w:r>
+      <w:r>
+        <w:rPr>
+          <w:sz w:val="30"/>
+        </w:rPr>
+        <w:t>Issues</w:t>
+      </w:r>
+      <w:r>
+        <w:rPr>
+          <w:spacing w:val="-10"/>
+          <w:sz w:val="30"/>
+        </w:rPr>
+        <w:t xml:space="preserve"> </w:t>
+      </w:r>
+      <w:r>
+        <w:rPr>
+          <w:sz w:val="30"/>
+        </w:rPr>
+        <w:t>and</w:t>
+      </w:r>
+      <w:r>
+        <w:rPr>
+          <w:spacing w:val="-12"/>
+          <w:sz w:val="30"/>
+        </w:rPr>
+        <w:t xml:space="preserve"> </w:t>
+      </w:r>
+      <w:r>
+        <w:rPr>
+          <w:sz w:val="30"/>
+        </w:rPr>
+        <w:t>Resolutions</w:t>
+      </w:r>
+      <w:r>
+        <w:rPr>
+          <w:spacing w:val="-17"/>
+          <w:sz w:val="30"/>
+        </w:rPr>
+        <w:t xml:space="preserve"> </w:t>
+      </w:r>
+      <w:r>
+        <w:rPr>
+          <w:rFonts w:ascii="Arial MT"/>
+          <w:sz w:val="30"/>
+        </w:rPr>
+        <w:t>(Done</w:t>
+      </w:r>
+      <w:r>
+        <w:rPr>
+          <w:rFonts w:ascii="Arial MT"/>
           <w:spacing w:val="-18"/>
-          <w:sz w:val="30"/>
-        </w:rPr>
-        <w:t xml:space="preserve"> </w:t>
-      </w:r>
-      <w:r>
-        <w:rPr>
-          <w:sz w:val="30"/>
-        </w:rPr>
-        <w:t>Account</w:t>
-      </w:r>
-      <w:r>
-        <w:rPr>
-          <w:spacing w:val="-19"/>
-          <w:sz w:val="30"/>
-        </w:rPr>
-        <w:t xml:space="preserve"> </w:t>
-      </w:r>
-      <w:r>
-        <w:rPr>
-          <w:rFonts w:ascii="Arial MT"/>
-          <w:sz w:val="30"/>
-        </w:rPr>
-        <w:t>(Done</w:t>
-      </w:r>
-      <w:r>
-        <w:rPr>
-          <w:rFonts w:ascii="Arial MT"/>
-          <w:spacing w:val="-21"/>
           <w:sz w:val="30"/>
         </w:rPr>
         <w:t xml:space="preserve"> </w:t>
@@ -10585,7 +10477,7 @@
       <w:r>
         <w:rPr>
           <w:rFonts w:ascii="Arial MT"/>
-          <w:spacing w:val="-20"/>
+          <w:spacing w:val="-18"/>
           <w:sz w:val="30"/>
         </w:rPr>
         <w:t xml:space="preserve"> </w:t>
@@ -10624,7 +10516,7 @@
     <w:p>
       <w:pPr>
         <w:pStyle w:val="BodyText"/>
-        <w:spacing w:before="29"/>
+        <w:spacing w:before="202"/>
         <w:jc w:val="center"/>
         <w:rPr>
           <w:rFonts w:ascii="Arial MT"/>
@@ -10639,10 +10531,10 @@
           <w:u w:val="none"/>
         </w:rPr>
         <w:drawing>
-          <wp:inline distT="0" distB="0" distL="0" distR="0" wp14:anchorId="26278DB0" wp14:editId="7D4845E3">
-            <wp:extent cx="7015480" cy="6400800"/>
+          <wp:inline distT="0" distB="0" distL="0" distR="0" wp14:anchorId="12EA10B3" wp14:editId="11CB582F">
+            <wp:extent cx="7068065" cy="4802505"/>
             <wp:effectExtent l="0" t="0" r="0" b="0"/>
-            <wp:docPr id="29" name="Picture 29"/>
+            <wp:docPr id="11" name="Picture 11"/>
             <wp:cNvGraphicFramePr>
               <a:graphicFrameLocks xmlns:a="http://schemas.openxmlformats.org/drawingml/2006/main" noChangeAspect="1"/>
             </wp:cNvGraphicFramePr>
@@ -10650,7 +10542,7 @@
               <a:graphicData uri="http://schemas.openxmlformats.org/drawingml/2006/picture">
                 <pic:pic xmlns:pic="http://schemas.openxmlformats.org/drawingml/2006/picture">
                   <pic:nvPicPr>
-                    <pic:cNvPr id="0" name="Picture 9"/>
+                    <pic:cNvPr id="0" name="Picture 5"/>
                     <pic:cNvPicPr>
                       <a:picLocks noChangeAspect="1" noChangeArrowheads="1"/>
                     </pic:cNvPicPr>
@@ -10671,7 +10563,7 @@
                   <pic:spPr bwMode="auto">
                     <a:xfrm>
                       <a:off x="0" y="0"/>
-                      <a:ext cx="7028510" cy="6412688"/>
+                      <a:ext cx="7074307" cy="4806747"/>
                     </a:xfrm>
                     <a:prstGeom prst="rect">
                       <a:avLst/>
@@ -10695,177 +10587,68 @@
         <w:rPr>
           <w:rFonts w:ascii="Arial MT"/>
           <w:b w:val="0"/>
-          <w:sz w:val="30"/>
-          <w:u w:val="none"/>
-        </w:rPr>
-      </w:pPr>
-    </w:p>
-    <w:p>
-      <w:pPr>
-        <w:pStyle w:val="BodyText"/>
-        <w:spacing w:before="15"/>
-        <w:jc w:val="center"/>
-        <w:rPr>
-          <w:rFonts w:ascii="Arial MT"/>
-          <w:b w:val="0"/>
-          <w:sz w:val="30"/>
-          <w:u w:val="none"/>
-        </w:rPr>
-      </w:pPr>
-    </w:p>
-    <w:p>
-      <w:pPr>
+          <w:sz w:val="20"/>
+          <w:u w:val="none"/>
+        </w:rPr>
+        <w:sectPr>
+          <w:pgSz w:w="11920" w:h="16840"/>
+          <w:pgMar w:top="1360" w:right="0" w:bottom="280" w:left="0" w:header="720" w:footer="720" w:gutter="0"/>
+          <w:cols w:space="720"/>
+        </w:sectPr>
+      </w:pPr>
+    </w:p>
+    <w:p>
+      <w:pPr>
+        <w:spacing w:before="64"/>
         <w:ind w:left="1416"/>
         <w:jc w:val="center"/>
         <w:rPr>
-          <w:sz w:val="30"/>
-        </w:rPr>
-      </w:pPr>
-    </w:p>
-    <w:p>
-      <w:pPr>
-        <w:ind w:left="1416"/>
-        <w:jc w:val="center"/>
-        <w:rPr>
-          <w:sz w:val="30"/>
-        </w:rPr>
-      </w:pPr>
-    </w:p>
-    <w:p>
-      <w:pPr>
-        <w:ind w:left="1416"/>
-        <w:jc w:val="center"/>
-        <w:rPr>
-          <w:sz w:val="30"/>
-        </w:rPr>
-      </w:pPr>
-    </w:p>
-    <w:p>
-      <w:pPr>
-        <w:ind w:left="1416"/>
-        <w:jc w:val="center"/>
-        <w:rPr>
-          <w:sz w:val="30"/>
-        </w:rPr>
-      </w:pPr>
-    </w:p>
-    <w:p>
-      <w:pPr>
-        <w:ind w:left="1416"/>
-        <w:jc w:val="center"/>
-        <w:rPr>
-          <w:sz w:val="30"/>
-        </w:rPr>
-      </w:pPr>
-    </w:p>
-    <w:p>
-      <w:pPr>
-        <w:ind w:left="1416"/>
-        <w:jc w:val="center"/>
-        <w:rPr>
-          <w:sz w:val="30"/>
-        </w:rPr>
-      </w:pPr>
-    </w:p>
-    <w:p>
-      <w:pPr>
-        <w:ind w:left="1416"/>
-        <w:jc w:val="center"/>
-        <w:rPr>
-          <w:sz w:val="30"/>
-        </w:rPr>
-      </w:pPr>
-    </w:p>
-    <w:p>
-      <w:pPr>
-        <w:ind w:left="1416"/>
-        <w:jc w:val="center"/>
-        <w:rPr>
-          <w:sz w:val="30"/>
-        </w:rPr>
-      </w:pPr>
-    </w:p>
-    <w:p>
-      <w:pPr>
-        <w:ind w:left="1416"/>
-        <w:jc w:val="center"/>
-        <w:rPr>
-          <w:sz w:val="30"/>
-        </w:rPr>
-      </w:pPr>
-    </w:p>
-    <w:p>
-      <w:pPr>
-        <w:ind w:left="1416"/>
-        <w:jc w:val="center"/>
-        <w:rPr>
-          <w:sz w:val="30"/>
-        </w:rPr>
-      </w:pPr>
-    </w:p>
-    <w:p>
-      <w:pPr>
-        <w:ind w:left="1416"/>
-        <w:jc w:val="center"/>
-        <w:rPr>
-          <w:rFonts w:ascii="Arial MT"/>
-          <w:sz w:val="30"/>
-        </w:rPr>
-      </w:pPr>
-      <w:r>
-        <w:rPr>
-          <w:sz w:val="30"/>
-        </w:rPr>
+          <w:rFonts w:ascii="Arial MT"/>
+          <w:sz w:val="30"/>
+        </w:rPr>
+      </w:pPr>
+      <w:r>
+        <w:rPr>
+          <w:sz w:val="30"/>
+        </w:rPr>
+        <w:lastRenderedPageBreak/>
         <w:t>CC_PRS_</w:t>
       </w:r>
       <w:r>
         <w:rPr>
           <w:sz w:val="30"/>
         </w:rPr>
-        <w:t>42</w:t>
-      </w:r>
-      <w:r>
-        <w:rPr>
-          <w:spacing w:val="-8"/>
-          <w:sz w:val="30"/>
-        </w:rPr>
-        <w:t xml:space="preserve"> </w:t>
-      </w:r>
-      <w:r>
-        <w:rPr>
-          <w:sz w:val="30"/>
-        </w:rPr>
-        <w:t>-</w:t>
-      </w:r>
-      <w:r>
-        <w:rPr>
-          <w:spacing w:val="-11"/>
-          <w:sz w:val="30"/>
-        </w:rPr>
-        <w:t xml:space="preserve"> </w:t>
-      </w:r>
-      <w:r>
-        <w:rPr>
-          <w:sz w:val="30"/>
-        </w:rPr>
-        <w:t>Log</w:t>
-      </w:r>
-      <w:r>
-        <w:rPr>
-          <w:spacing w:val="-7"/>
-          <w:sz w:val="30"/>
-        </w:rPr>
-        <w:t xml:space="preserve"> </w:t>
-      </w:r>
-      <w:r>
-        <w:rPr>
-          <w:sz w:val="30"/>
-        </w:rPr>
-        <w:t>In</w:t>
-      </w:r>
-      <w:r>
-        <w:rPr>
-          <w:spacing w:val="47"/>
+        <w:t>41-</w:t>
+      </w:r>
+      <w:r>
+        <w:rPr>
+          <w:spacing w:val="-22"/>
+          <w:sz w:val="30"/>
+        </w:rPr>
+        <w:t xml:space="preserve"> </w:t>
+      </w:r>
+      <w:r>
+        <w:rPr>
+          <w:sz w:val="30"/>
+        </w:rPr>
+        <w:t>Register</w:t>
+      </w:r>
+      <w:r>
+        <w:rPr>
+          <w:spacing w:val="-18"/>
+          <w:sz w:val="30"/>
+        </w:rPr>
+        <w:t xml:space="preserve"> </w:t>
+      </w:r>
+      <w:r>
+        <w:rPr>
+          <w:sz w:val="30"/>
+        </w:rPr>
+        <w:t>Account</w:t>
+      </w:r>
+      <w:r>
+        <w:rPr>
+          <w:spacing w:val="-19"/>
           <w:sz w:val="30"/>
         </w:rPr>
         <w:t xml:space="preserve"> </w:t>
@@ -10880,7 +10663,7 @@
       <w:r>
         <w:rPr>
           <w:rFonts w:ascii="Arial MT"/>
-          <w:spacing w:val="-12"/>
+          <w:spacing w:val="-21"/>
           <w:sz w:val="30"/>
         </w:rPr>
         <w:t xml:space="preserve"> </w:t>
@@ -10899,7 +10682,7 @@
       <w:r>
         <w:rPr>
           <w:rFonts w:ascii="Arial MT"/>
-          <w:spacing w:val="-14"/>
+          <w:spacing w:val="-20"/>
           <w:sz w:val="30"/>
         </w:rPr>
         <w:t xml:space="preserve"> </w:t>
@@ -10908,7 +10691,7 @@
       <w:r>
         <w:rPr>
           <w:rFonts w:ascii="Arial MT"/>
-          <w:spacing w:val="-4"/>
+          <w:spacing w:val="-2"/>
           <w:sz w:val="30"/>
         </w:rPr>
         <w:t>Muho</w:t>
@@ -10917,7 +10700,7 @@
       <w:r>
         <w:rPr>
           <w:rFonts w:ascii="Arial MT"/>
-          <w:spacing w:val="-4"/>
+          <w:spacing w:val="-2"/>
           <w:sz w:val="30"/>
         </w:rPr>
         <w:t>)</w:t>
@@ -10926,7 +10709,6 @@
     <w:p>
       <w:pPr>
         <w:pStyle w:val="BodyText"/>
-        <w:spacing w:before="89"/>
         <w:jc w:val="center"/>
         <w:rPr>
           <w:rFonts w:ascii="Arial MT"/>
@@ -10941,10 +10723,10 @@
           <w:u w:val="none"/>
         </w:rPr>
         <w:drawing>
-          <wp:inline distT="0" distB="0" distL="0" distR="0" wp14:anchorId="1263722A" wp14:editId="2B74A739">
-            <wp:extent cx="6777318" cy="3072130"/>
-            <wp:effectExtent l="0" t="0" r="5080" b="0"/>
-            <wp:docPr id="30" name="Picture 30"/>
+          <wp:inline distT="0" distB="0" distL="0" distR="0" wp14:anchorId="21608F86" wp14:editId="1F3D0D4E">
+            <wp:extent cx="7568543" cy="4339676"/>
+            <wp:effectExtent l="0" t="0" r="0" b="3810"/>
+            <wp:docPr id="7" name="Picture 7"/>
             <wp:cNvGraphicFramePr>
               <a:graphicFrameLocks xmlns:a="http://schemas.openxmlformats.org/drawingml/2006/main" noChangeAspect="1"/>
             </wp:cNvGraphicFramePr>
@@ -10952,12 +10734,12 @@
               <a:graphicData uri="http://schemas.openxmlformats.org/drawingml/2006/picture">
                 <pic:pic xmlns:pic="http://schemas.openxmlformats.org/drawingml/2006/picture">
                   <pic:nvPicPr>
-                    <pic:cNvPr id="0" name="Picture 11"/>
+                    <pic:cNvPr id="0" name="Picture 1"/>
                     <pic:cNvPicPr>
                       <a:picLocks noChangeAspect="1" noChangeArrowheads="1"/>
                     </pic:cNvPicPr>
                   </pic:nvPicPr>
-                  <pic:blipFill>
+                  <pic:blipFill rotWithShape="1">
                     <a:blip r:embed="rId47">
                       <a:extLst>
                         <a:ext uri="{28A0092B-C50C-407E-A947-70E740481C1C}">
@@ -10965,15 +10747,13 @@
                         </a:ext>
                       </a:extLst>
                     </a:blip>
-                    <a:srcRect/>
-                    <a:stretch>
-                      <a:fillRect/>
-                    </a:stretch>
+                    <a:srcRect t="7384"/>
+                    <a:stretch/>
                   </pic:blipFill>
                   <pic:spPr bwMode="auto">
                     <a:xfrm>
                       <a:off x="0" y="0"/>
-                      <a:ext cx="6789343" cy="3077581"/>
+                      <a:ext cx="7569200" cy="4340053"/>
                     </a:xfrm>
                     <a:prstGeom prst="rect">
                       <a:avLst/>
@@ -10982,6 +10762,11 @@
                     <a:ln>
                       <a:noFill/>
                     </a:ln>
+                    <a:extLst>
+                      <a:ext uri="{53640926-AAD7-44D8-BBD7-CCE9431645EC}">
+                        <a14:shadowObscured xmlns:a14="http://schemas.microsoft.com/office/drawing/2010/main"/>
+                      </a:ext>
+                    </a:extLst>
                   </pic:spPr>
                 </pic:pic>
               </a:graphicData>
@@ -10992,48 +10777,234 @@
     </w:p>
     <w:p>
       <w:pPr>
-        <w:spacing w:before="128"/>
-        <w:rPr>
-          <w:sz w:val="30"/>
-        </w:rPr>
-      </w:pPr>
-    </w:p>
-    <w:p>
-      <w:pPr>
-        <w:spacing w:before="128"/>
-        <w:rPr>
-          <w:sz w:val="30"/>
-        </w:rPr>
-      </w:pPr>
-    </w:p>
-    <w:p>
-      <w:pPr>
-        <w:spacing w:before="128"/>
-        <w:rPr>
-          <w:sz w:val="30"/>
-        </w:rPr>
-      </w:pPr>
-    </w:p>
-    <w:p>
-      <w:pPr>
-        <w:spacing w:before="128"/>
-        <w:jc w:val="center"/>
-        <w:rPr>
-          <w:rFonts w:ascii="Arial MT" w:hAnsi="Arial MT"/>
-          <w:sz w:val="30"/>
-        </w:rPr>
-      </w:pPr>
-      <w:r>
-        <w:rPr>
-          <w:sz w:val="30"/>
-        </w:rPr>
-        <w:t>CC_PRS_</w:t>
-      </w:r>
-      <w:r>
-        <w:rPr>
-          <w:sz w:val="30"/>
-        </w:rPr>
-        <w:t>43</w:t>
+        <w:pStyle w:val="BodyText"/>
+        <w:spacing w:before="29"/>
+        <w:jc w:val="center"/>
+        <w:rPr>
+          <w:rFonts w:ascii="Arial MT"/>
+          <w:b w:val="0"/>
+          <w:sz w:val="20"/>
+          <w:u w:val="none"/>
+        </w:rPr>
+      </w:pPr>
+    </w:p>
+    <w:p>
+      <w:pPr>
+        <w:pStyle w:val="BodyText"/>
+        <w:jc w:val="center"/>
+        <w:rPr>
+          <w:rFonts w:ascii="Arial MT"/>
+          <w:b w:val="0"/>
+          <w:sz w:val="30"/>
+          <w:u w:val="none"/>
+        </w:rPr>
+      </w:pPr>
+    </w:p>
+    <w:p>
+      <w:pPr>
+        <w:pStyle w:val="BodyText"/>
+        <w:spacing w:before="15"/>
+        <w:jc w:val="center"/>
+        <w:rPr>
+          <w:rFonts w:ascii="Arial MT"/>
+          <w:b w:val="0"/>
+          <w:sz w:val="30"/>
+          <w:u w:val="none"/>
+        </w:rPr>
+      </w:pPr>
+    </w:p>
+    <w:p>
+      <w:pPr>
+        <w:ind w:left="1416"/>
+        <w:jc w:val="center"/>
+        <w:rPr>
+          <w:sz w:val="30"/>
+        </w:rPr>
+      </w:pPr>
+    </w:p>
+    <w:p>
+      <w:pPr>
+        <w:ind w:left="1416"/>
+        <w:jc w:val="center"/>
+        <w:rPr>
+          <w:sz w:val="30"/>
+        </w:rPr>
+      </w:pPr>
+    </w:p>
+    <w:p>
+      <w:pPr>
+        <w:ind w:left="1416"/>
+        <w:jc w:val="center"/>
+        <w:rPr>
+          <w:sz w:val="30"/>
+        </w:rPr>
+      </w:pPr>
+    </w:p>
+    <w:p>
+      <w:pPr>
+        <w:ind w:left="1416"/>
+        <w:jc w:val="center"/>
+        <w:rPr>
+          <w:sz w:val="30"/>
+        </w:rPr>
+      </w:pPr>
+    </w:p>
+    <w:p>
+      <w:pPr>
+        <w:ind w:left="1416"/>
+        <w:jc w:val="center"/>
+        <w:rPr>
+          <w:sz w:val="30"/>
+        </w:rPr>
+      </w:pPr>
+    </w:p>
+    <w:p>
+      <w:pPr>
+        <w:ind w:left="1416"/>
+        <w:jc w:val="center"/>
+        <w:rPr>
+          <w:sz w:val="30"/>
+        </w:rPr>
+      </w:pPr>
+    </w:p>
+    <w:p>
+      <w:pPr>
+        <w:ind w:left="1416"/>
+        <w:jc w:val="center"/>
+        <w:rPr>
+          <w:sz w:val="30"/>
+        </w:rPr>
+      </w:pPr>
+    </w:p>
+    <w:p>
+      <w:pPr>
+        <w:ind w:left="1416"/>
+        <w:jc w:val="center"/>
+        <w:rPr>
+          <w:sz w:val="30"/>
+        </w:rPr>
+      </w:pPr>
+    </w:p>
+    <w:p>
+      <w:pPr>
+        <w:ind w:left="1416"/>
+        <w:jc w:val="center"/>
+        <w:rPr>
+          <w:sz w:val="30"/>
+        </w:rPr>
+      </w:pPr>
+    </w:p>
+    <w:p>
+      <w:pPr>
+        <w:ind w:left="1416"/>
+        <w:jc w:val="center"/>
+        <w:rPr>
+          <w:sz w:val="30"/>
+        </w:rPr>
+      </w:pPr>
+    </w:p>
+    <w:p>
+      <w:pPr>
+        <w:ind w:left="1416"/>
+        <w:jc w:val="center"/>
+        <w:rPr>
+          <w:sz w:val="30"/>
+        </w:rPr>
+      </w:pPr>
+    </w:p>
+    <w:p>
+      <w:pPr>
+        <w:ind w:left="1416"/>
+        <w:jc w:val="center"/>
+        <w:rPr>
+          <w:sz w:val="30"/>
+        </w:rPr>
+      </w:pPr>
+    </w:p>
+    <w:p>
+      <w:pPr>
+        <w:ind w:left="1416"/>
+        <w:jc w:val="center"/>
+        <w:rPr>
+          <w:sz w:val="30"/>
+        </w:rPr>
+      </w:pPr>
+    </w:p>
+    <w:p>
+      <w:pPr>
+        <w:ind w:left="1416"/>
+        <w:jc w:val="center"/>
+        <w:rPr>
+          <w:sz w:val="30"/>
+        </w:rPr>
+      </w:pPr>
+    </w:p>
+    <w:p>
+      <w:pPr>
+        <w:ind w:left="1416"/>
+        <w:jc w:val="center"/>
+        <w:rPr>
+          <w:sz w:val="30"/>
+        </w:rPr>
+      </w:pPr>
+    </w:p>
+    <w:p>
+      <w:pPr>
+        <w:rPr>
+          <w:sz w:val="30"/>
+        </w:rPr>
+      </w:pPr>
+    </w:p>
+    <w:p>
+      <w:pPr>
+        <w:rPr>
+          <w:sz w:val="30"/>
+        </w:rPr>
+      </w:pPr>
+    </w:p>
+    <w:p>
+      <w:pPr>
+        <w:ind w:left="1416"/>
+        <w:jc w:val="center"/>
+        <w:rPr>
+          <w:sz w:val="30"/>
+        </w:rPr>
+      </w:pPr>
+    </w:p>
+    <w:p>
+      <w:pPr>
+        <w:ind w:left="1416"/>
+        <w:jc w:val="center"/>
+        <w:rPr>
+          <w:rFonts w:ascii="Arial MT"/>
+          <w:sz w:val="30"/>
+        </w:rPr>
+      </w:pPr>
+      <w:r>
+        <w:rPr>
+          <w:sz w:val="30"/>
+        </w:rPr>
+        <w:lastRenderedPageBreak/>
+        <w:t>CC_P</w:t>
+      </w:r>
+      <w:r>
+        <w:rPr>
+          <w:sz w:val="30"/>
+          <w:lang w:val="en-DE"/>
+        </w:rPr>
+        <w:t>R</w:t>
+      </w:r>
+      <w:r>
+        <w:rPr>
+          <w:sz w:val="30"/>
+        </w:rPr>
+        <w:t>S_</w:t>
+      </w:r>
+      <w:r>
+        <w:rPr>
+          <w:sz w:val="30"/>
+        </w:rPr>
+        <w:t>42</w:t>
       </w:r>
       <w:r>
         <w:rPr>
@@ -11046,11 +11017,11 @@
         <w:rPr>
           <w:sz w:val="30"/>
         </w:rPr>
-        <w:t>–</w:t>
-      </w:r>
-      <w:r>
-        <w:rPr>
-          <w:spacing w:val="-12"/>
+        <w:t>-</w:t>
+      </w:r>
+      <w:r>
+        <w:rPr>
+          <w:spacing w:val="-11"/>
           <w:sz w:val="30"/>
         </w:rPr>
         <w:t xml:space="preserve"> </w:t>
@@ -11063,16 +11034,16 @@
       </w:r>
       <w:r>
         <w:rPr>
-          <w:spacing w:val="-9"/>
-          <w:sz w:val="30"/>
-        </w:rPr>
-        <w:t xml:space="preserve"> </w:t>
-      </w:r>
-      <w:r>
-        <w:rPr>
-          <w:sz w:val="30"/>
-        </w:rPr>
-        <w:t>Out</w:t>
+          <w:spacing w:val="-7"/>
+          <w:sz w:val="30"/>
+        </w:rPr>
+        <w:t xml:space="preserve"> </w:t>
+      </w:r>
+      <w:r>
+        <w:rPr>
+          <w:sz w:val="30"/>
+        </w:rPr>
+        <w:t>In</w:t>
       </w:r>
       <w:r>
         <w:rPr>
@@ -11083,14 +11054,14 @@
       </w:r>
       <w:r>
         <w:rPr>
-          <w:rFonts w:ascii="Arial MT" w:hAnsi="Arial MT"/>
+          <w:rFonts w:ascii="Arial MT"/>
           <w:sz w:val="30"/>
         </w:rPr>
         <w:t>(Done</w:t>
       </w:r>
       <w:r>
         <w:rPr>
-          <w:rFonts w:ascii="Arial MT" w:hAnsi="Arial MT"/>
+          <w:rFonts w:ascii="Arial MT"/>
           <w:spacing w:val="-12"/>
           <w:sz w:val="30"/>
         </w:rPr>
@@ -11100,7 +11071,7 @@
       <w:proofErr w:type="gramStart"/>
       <w:r>
         <w:rPr>
-          <w:rFonts w:ascii="Arial MT" w:hAnsi="Arial MT"/>
+          <w:rFonts w:ascii="Arial MT"/>
           <w:sz w:val="30"/>
         </w:rPr>
         <w:t>by:Kevin</w:t>
@@ -11109,8 +11080,8 @@
       <w:proofErr w:type="gramEnd"/>
       <w:r>
         <w:rPr>
-          <w:rFonts w:ascii="Arial MT" w:hAnsi="Arial MT"/>
-          <w:spacing w:val="-16"/>
+          <w:rFonts w:ascii="Arial MT"/>
+          <w:spacing w:val="-14"/>
           <w:sz w:val="30"/>
         </w:rPr>
         <w:t xml:space="preserve"> </w:t>
@@ -11118,8 +11089,8 @@
       <w:proofErr w:type="spellStart"/>
       <w:r>
         <w:rPr>
-          <w:rFonts w:ascii="Arial MT" w:hAnsi="Arial MT"/>
-          <w:spacing w:val="-2"/>
+          <w:rFonts w:ascii="Arial MT"/>
+          <w:spacing w:val="-4"/>
           <w:sz w:val="30"/>
         </w:rPr>
         <w:t>Muho</w:t>
@@ -11127,8 +11098,8 @@
       <w:proofErr w:type="spellEnd"/>
       <w:r>
         <w:rPr>
-          <w:rFonts w:ascii="Arial MT" w:hAnsi="Arial MT"/>
-          <w:spacing w:val="-2"/>
+          <w:rFonts w:ascii="Arial MT"/>
+          <w:spacing w:val="-4"/>
           <w:sz w:val="30"/>
         </w:rPr>
         <w:t>)</w:t>
@@ -11137,7 +11108,7 @@
     <w:p>
       <w:pPr>
         <w:pStyle w:val="BodyText"/>
-        <w:spacing w:before="106"/>
+        <w:spacing w:before="89"/>
         <w:jc w:val="center"/>
         <w:rPr>
           <w:rFonts w:ascii="Arial MT"/>
@@ -11152,10 +11123,10 @@
           <w:u w:val="none"/>
         </w:rPr>
         <w:drawing>
-          <wp:inline distT="0" distB="0" distL="0" distR="0" wp14:anchorId="16423B87" wp14:editId="1A60FF62">
-            <wp:extent cx="6953885" cy="3265715"/>
-            <wp:effectExtent l="0" t="0" r="0" b="0"/>
-            <wp:docPr id="50" name="Picture 50"/>
+          <wp:inline distT="0" distB="0" distL="0" distR="0" wp14:anchorId="5127449F" wp14:editId="2AA63C63">
+            <wp:extent cx="7562215" cy="3748044"/>
+            <wp:effectExtent l="0" t="0" r="635" b="5080"/>
+            <wp:docPr id="37" name="Picture 37"/>
             <wp:cNvGraphicFramePr>
               <a:graphicFrameLocks xmlns:a="http://schemas.openxmlformats.org/drawingml/2006/main" noChangeAspect="1"/>
             </wp:cNvGraphicFramePr>
@@ -11163,12 +11134,12 @@
               <a:graphicData uri="http://schemas.openxmlformats.org/drawingml/2006/picture">
                 <pic:pic xmlns:pic="http://schemas.openxmlformats.org/drawingml/2006/picture">
                   <pic:nvPicPr>
-                    <pic:cNvPr id="0" name="Picture 13"/>
+                    <pic:cNvPr id="0" name="Picture 1"/>
                     <pic:cNvPicPr>
                       <a:picLocks noChangeAspect="1" noChangeArrowheads="1"/>
                     </pic:cNvPicPr>
                   </pic:nvPicPr>
-                  <pic:blipFill>
+                  <pic:blipFill rotWithShape="1">
                     <a:blip r:embed="rId48">
                       <a:extLst>
                         <a:ext uri="{28A0092B-C50C-407E-A947-70E740481C1C}">
@@ -11176,15 +11147,13 @@
                         </a:ext>
                       </a:extLst>
                     </a:blip>
-                    <a:srcRect/>
-                    <a:stretch>
-                      <a:fillRect/>
-                    </a:stretch>
+                    <a:srcRect t="10433"/>
+                    <a:stretch/>
                   </pic:blipFill>
                   <pic:spPr bwMode="auto">
                     <a:xfrm>
                       <a:off x="0" y="0"/>
-                      <a:ext cx="6990050" cy="3282699"/>
+                      <a:ext cx="7562215" cy="3748044"/>
                     </a:xfrm>
                     <a:prstGeom prst="rect">
                       <a:avLst/>
@@ -11193,6 +11162,11 @@
                     <a:ln>
                       <a:noFill/>
                     </a:ln>
+                    <a:extLst>
+                      <a:ext uri="{53640926-AAD7-44D8-BBD7-CCE9431645EC}">
+                        <a14:shadowObscured xmlns:a14="http://schemas.microsoft.com/office/drawing/2010/main"/>
+                      </a:ext>
+                    </a:extLst>
                   </pic:spPr>
                 </pic:pic>
               </a:graphicData>
@@ -11200,7 +11174,206 @@
           </wp:inline>
         </w:drawing>
       </w:r>
-      <w:bookmarkEnd w:id="3"/>
+    </w:p>
+    <w:p>
+      <w:pPr>
+        <w:spacing w:before="128"/>
+        <w:jc w:val="center"/>
+        <w:rPr>
+          <w:sz w:val="30"/>
+        </w:rPr>
+      </w:pPr>
+    </w:p>
+    <w:p>
+      <w:pPr>
+        <w:spacing w:before="128"/>
+        <w:jc w:val="center"/>
+        <w:rPr>
+          <w:rFonts w:ascii="Arial MT" w:hAnsi="Arial MT"/>
+          <w:sz w:val="30"/>
+        </w:rPr>
+      </w:pPr>
+      <w:r>
+        <w:rPr>
+          <w:sz w:val="30"/>
+        </w:rPr>
+        <w:t>CC_PRS_</w:t>
+      </w:r>
+      <w:r>
+        <w:rPr>
+          <w:sz w:val="30"/>
+        </w:rPr>
+        <w:t>43</w:t>
+      </w:r>
+      <w:r>
+        <w:rPr>
+          <w:spacing w:val="-8"/>
+          <w:sz w:val="30"/>
+        </w:rPr>
+        <w:t xml:space="preserve"> </w:t>
+      </w:r>
+      <w:r>
+        <w:rPr>
+          <w:sz w:val="30"/>
+        </w:rPr>
+        <w:t>–</w:t>
+      </w:r>
+      <w:r>
+        <w:rPr>
+          <w:spacing w:val="-12"/>
+          <w:sz w:val="30"/>
+        </w:rPr>
+        <w:t xml:space="preserve"> </w:t>
+      </w:r>
+      <w:r>
+        <w:rPr>
+          <w:sz w:val="30"/>
+        </w:rPr>
+        <w:t>Log</w:t>
+      </w:r>
+      <w:r>
+        <w:rPr>
+          <w:spacing w:val="-9"/>
+          <w:sz w:val="30"/>
+        </w:rPr>
+        <w:t xml:space="preserve"> </w:t>
+      </w:r>
+      <w:r>
+        <w:rPr>
+          <w:sz w:val="30"/>
+        </w:rPr>
+        <w:t>Out</w:t>
+      </w:r>
+      <w:r>
+        <w:rPr>
+          <w:spacing w:val="47"/>
+          <w:sz w:val="30"/>
+        </w:rPr>
+        <w:t xml:space="preserve"> </w:t>
+      </w:r>
+      <w:r>
+        <w:rPr>
+          <w:rFonts w:ascii="Arial MT" w:hAnsi="Arial MT"/>
+          <w:sz w:val="30"/>
+        </w:rPr>
+        <w:t>(Done</w:t>
+      </w:r>
+      <w:r>
+        <w:rPr>
+          <w:rFonts w:ascii="Arial MT" w:hAnsi="Arial MT"/>
+          <w:spacing w:val="-12"/>
+          <w:sz w:val="30"/>
+        </w:rPr>
+        <w:t xml:space="preserve"> </w:t>
+      </w:r>
+      <w:proofErr w:type="spellStart"/>
+      <w:proofErr w:type="gramStart"/>
+      <w:r>
+        <w:rPr>
+          <w:rFonts w:ascii="Arial MT" w:hAnsi="Arial MT"/>
+          <w:sz w:val="30"/>
+        </w:rPr>
+        <w:t>by:Kevin</w:t>
+      </w:r>
+      <w:proofErr w:type="spellEnd"/>
+      <w:proofErr w:type="gramEnd"/>
+      <w:r>
+        <w:rPr>
+          <w:rFonts w:ascii="Arial MT" w:hAnsi="Arial MT"/>
+          <w:spacing w:val="-16"/>
+          <w:sz w:val="30"/>
+        </w:rPr>
+        <w:t xml:space="preserve"> </w:t>
+      </w:r>
+      <w:proofErr w:type="spellStart"/>
+      <w:r>
+        <w:rPr>
+          <w:rFonts w:ascii="Arial MT" w:hAnsi="Arial MT"/>
+          <w:spacing w:val="-2"/>
+          <w:sz w:val="30"/>
+        </w:rPr>
+        <w:t>Muho</w:t>
+      </w:r>
+      <w:proofErr w:type="spellEnd"/>
+      <w:r>
+        <w:rPr>
+          <w:rFonts w:ascii="Arial MT" w:hAnsi="Arial MT"/>
+          <w:spacing w:val="-2"/>
+          <w:sz w:val="30"/>
+        </w:rPr>
+        <w:t>)</w:t>
+      </w:r>
+    </w:p>
+    <w:bookmarkEnd w:id="3"/>
+    <w:p>
+      <w:pPr>
+        <w:pStyle w:val="BodyText"/>
+        <w:spacing w:before="106"/>
+        <w:jc w:val="center"/>
+        <w:rPr>
+          <w:rFonts w:ascii="Arial MT"/>
+          <w:b w:val="0"/>
+          <w:sz w:val="20"/>
+          <w:u w:val="none"/>
+        </w:rPr>
+      </w:pPr>
+      <w:r>
+        <w:rPr>
+          <w:noProof/>
+          <w:u w:val="none"/>
+        </w:rPr>
+        <w:drawing>
+          <wp:inline distT="0" distB="0" distL="0" distR="0" wp14:anchorId="06AEE8D6" wp14:editId="4AB5F7E8">
+            <wp:extent cx="7569087" cy="4013079"/>
+            <wp:effectExtent l="0" t="0" r="0" b="6985"/>
+            <wp:docPr id="43" name="Picture 43"/>
+            <wp:cNvGraphicFramePr>
+              <a:graphicFrameLocks xmlns:a="http://schemas.openxmlformats.org/drawingml/2006/main" noChangeAspect="1"/>
+            </wp:cNvGraphicFramePr>
+            <a:graphic xmlns:a="http://schemas.openxmlformats.org/drawingml/2006/main">
+              <a:graphicData uri="http://schemas.openxmlformats.org/drawingml/2006/picture">
+                <pic:pic xmlns:pic="http://schemas.openxmlformats.org/drawingml/2006/picture">
+                  <pic:nvPicPr>
+                    <pic:cNvPr id="0" name="Picture 4"/>
+                    <pic:cNvPicPr>
+                      <a:picLocks noChangeAspect="1" noChangeArrowheads="1"/>
+                    </pic:cNvPicPr>
+                  </pic:nvPicPr>
+                  <pic:blipFill rotWithShape="1">
+                    <a:blip r:embed="rId49">
+                      <a:extLst>
+                        <a:ext uri="{28A0092B-C50C-407E-A947-70E740481C1C}">
+                          <a14:useLocalDpi xmlns:a14="http://schemas.microsoft.com/office/drawing/2010/main" val="0"/>
+                        </a:ext>
+                      </a:extLst>
+                    </a:blip>
+                    <a:srcRect t="12091"/>
+                    <a:stretch/>
+                  </pic:blipFill>
+                  <pic:spPr bwMode="auto">
+                    <a:xfrm>
+                      <a:off x="0" y="0"/>
+                      <a:ext cx="7569200" cy="4013139"/>
+                    </a:xfrm>
+                    <a:prstGeom prst="rect">
+                      <a:avLst/>
+                    </a:prstGeom>
+                    <a:noFill/>
+                    <a:ln>
+                      <a:noFill/>
+                    </a:ln>
+                    <a:extLst>
+                      <a:ext uri="{53640926-AAD7-44D8-BBD7-CCE9431645EC}">
+                        <a14:shadowObscured xmlns:a14="http://schemas.microsoft.com/office/drawing/2010/main"/>
+                      </a:ext>
+                    </a:extLst>
+                  </pic:spPr>
+                </pic:pic>
+              </a:graphicData>
+            </a:graphic>
+          </wp:inline>
+        </w:drawing>
+      </w:r>
     </w:p>
     <w:sectPr>
       <w:pgSz w:w="11920" w:h="16840"/>
@@ -11227,6 +11400,9 @@
       </w:r>
     </w:p>
   </w:endnote>
+  <w:endnote w:type="continuationNotice" w:id="1">
+    <w:p/>
+  </w:endnote>
 </w:endnotes>
 </file>
 
@@ -11246,7 +11422,14 @@
       </w:r>
     </w:p>
   </w:footnote>
+  <w:footnote w:type="continuationNotice" w:id="1">
+    <w:p/>
+  </w:footnote>
 </w:footnotes>
+</file>
+
+<file path=word/numbering.xml><?xml version="1.0" encoding="utf-8"?>
+<w:numbering xmlns:wpc="http://schemas.microsoft.com/office/word/2010/wordprocessingCanvas" xmlns:cx="http://schemas.microsoft.com/office/drawing/2014/chartex" xmlns:cx1="http://schemas.microsoft.com/office/drawing/2015/9/8/chartex" xmlns:cx2="http://schemas.microsoft.com/office/drawing/2015/10/21/chartex" xmlns:cx3="http://schemas.microsoft.com/office/drawing/2016/5/9/chartex" xmlns:cx4="http://schemas.microsoft.com/office/drawing/2016/5/10/chartex" xmlns:cx5="http://schemas.microsoft.com/office/drawing/2016/5/11/chartex" xmlns:cx6="http://schemas.microsoft.com/office/drawing/2016/5/12/chartex" xmlns:cx7="http://schemas.microsoft.com/office/drawing/2016/5/13/chartex" xmlns:cx8="http://schemas.microsoft.com/office/drawing/2016/5/14/chartex" xmlns:mc="http://schemas.openxmlformats.org/markup-compatibility/2006" xmlns:aink="http://schemas.microsoft.com/office/drawing/2016/ink" xmlns:am3d="http://schemas.microsoft.com/office/drawing/2017/model3d" xmlns:o="urn:schemas-microsoft-com:office:office" xmlns:r="http://schemas.openxmlformats.org/officeDocument/2006/relationships" xmlns:m="http://schemas.openxmlformats.org/officeDocument/2006/math" xmlns:v="urn:schemas-microsoft-com:vml" xmlns:wp14="http://schemas.microsoft.com/office/word/2010/wordprocessingDrawing" xmlns:wp="http://schemas.openxmlformats.org/drawingml/2006/wordprocessingDrawing" xmlns:w10="urn:schemas-microsoft-com:office:word" xmlns:w="http://schemas.openxmlformats.org/wordprocessingml/2006/main" xmlns:w14="http://schemas.microsoft.com/office/word/2010/wordml" xmlns:w15="http://schemas.microsoft.com/office/word/2012/wordml" xmlns:w16cid="http://schemas.microsoft.com/office/word/2016/wordml/cid" xmlns:w16se="http://schemas.microsoft.com/office/word/2015/wordml/symex" xmlns:wpg="http://schemas.microsoft.com/office/word/2010/wordprocessingGroup" xmlns:wpi="http://schemas.microsoft.com/office/word/2010/wordprocessingInk" xmlns:wne="http://schemas.microsoft.com/office/word/2006/wordml" xmlns:wps="http://schemas.microsoft.com/office/word/2010/wordprocessingShape" mc:Ignorable="w14 w15 w16se w16cid wp14"/>
 </file>
 
 <file path=word/styles.xml><?xml version="1.0" encoding="utf-8"?>
@@ -11335,7 +11518,7 @@
     <w:lsdException w:name="Closing" w:semiHidden="1" w:unhideWhenUsed="1"/>
     <w:lsdException w:name="Signature" w:semiHidden="1" w:unhideWhenUsed="1"/>
     <w:lsdException w:name="Default Paragraph Font" w:semiHidden="1" w:uiPriority="1" w:unhideWhenUsed="1"/>
-    <w:lsdException w:name="Body Text" w:semiHidden="1" w:unhideWhenUsed="1"/>
+    <w:lsdException w:name="Body Text" w:semiHidden="1" w:uiPriority="1" w:unhideWhenUsed="1" w:qFormat="1"/>
     <w:lsdException w:name="Body Text Indent" w:semiHidden="1" w:unhideWhenUsed="1"/>
     <w:lsdException w:name="List Continue" w:semiHidden="1" w:unhideWhenUsed="1"/>
     <w:lsdException w:name="List Continue 2" w:semiHidden="1" w:unhideWhenUsed="1"/>
@@ -11448,7 +11631,7 @@
     <w:lsdException w:name="Medium Shading 2 Accent 1" w:uiPriority="64"/>
     <w:lsdException w:name="Medium List 1 Accent 1" w:uiPriority="65"/>
     <w:lsdException w:name="Revision" w:semiHidden="1"/>
-    <w:lsdException w:name="List Paragraph" w:uiPriority="34" w:qFormat="1"/>
+    <w:lsdException w:name="List Paragraph" w:uiPriority="1" w:qFormat="1"/>
     <w:lsdException w:name="Quote" w:uiPriority="29" w:qFormat="1"/>
     <w:lsdException w:name="Intense Quote" w:uiPriority="30" w:qFormat="1"/>
     <w:lsdException w:name="Medium List 2 Accent 1" w:uiPriority="66"/>
